--- a/6.2.3.docx
+++ b/6.2.3.docx
@@ -136,29 +136,16 @@
         </w:rPr>
         <w:t xml:space="preserve"> (coded as </w:t>
       </w:r>
-      <w:proofErr w:type="spellStart"/>
-      <w:r>
-        <w:rPr>
-          <w:rFonts w:ascii="Times New Roman" w:eastAsia="Times New Roman" w:hAnsi="Times New Roman" w:cs="Times New Roman"/>
-          <w:kern w:val="0"/>
-          <w:sz w:val="20"/>
-          <w:szCs w:val="20"/>
-          <w:lang w:val="en-GB" w:eastAsia="en-GB"/>
-          <w14:ligatures w14:val="none"/>
-        </w:rPr>
-        <w:t>0x0D</w:t>
-      </w:r>
-      <w:proofErr w:type="spellEnd"/>
-      <w:r>
-        <w:rPr>
-          <w:rFonts w:ascii="Times New Roman" w:eastAsia="Times New Roman" w:hAnsi="Times New Roman" w:cs="Times New Roman"/>
-          <w:kern w:val="0"/>
-          <w:sz w:val="20"/>
-          <w:szCs w:val="20"/>
-          <w:lang w:val="en-GB" w:eastAsia="en-GB"/>
-          <w14:ligatures w14:val="none"/>
-        </w:rPr>
-        <w:t>)</w:t>
+      <w:r>
+        <w:rPr>
+          <w:rFonts w:ascii="Times New Roman" w:eastAsia="Times New Roman" w:hAnsi="Times New Roman" w:cs="Times New Roman"/>
+          <w:kern w:val="0"/>
+          <w:sz w:val="20"/>
+          <w:szCs w:val="20"/>
+          <w:lang w:val="en-GB" w:eastAsia="en-GB"/>
+          <w14:ligatures w14:val="none"/>
+        </w:rPr>
+        <w:t>0x0D)</w:t>
       </w:r>
       <w:r>
         <w:rPr>
@@ -278,7 +265,40 @@
           <w:lang w:val="en-GB" w:eastAsia="en-GB"/>
           <w14:ligatures w14:val="none"/>
         </w:rPr>
-        <w:t xml:space="preserve">Deprecated for all use except </w:t>
+        <w:t xml:space="preserve">Deprecated for all use </w:t>
+      </w:r>
+      <w:r>
+        <w:rPr>
+          <w:rFonts w:ascii="Times New Roman" w:eastAsia="Times New Roman" w:hAnsi="Times New Roman" w:cs="Times New Roman"/>
+          <w:kern w:val="0"/>
+          <w:sz w:val="20"/>
+          <w:szCs w:val="20"/>
+          <w:lang w:val="en-GB" w:eastAsia="en-GB"/>
+          <w14:ligatures w14:val="none"/>
+        </w:rPr>
+        <w:t>a</w:t>
+      </w:r>
+      <w:r>
+        <w:rPr>
+          <w:rFonts w:ascii="Times New Roman" w:eastAsia="Times New Roman" w:hAnsi="Times New Roman" w:cs="Times New Roman"/>
+          <w:kern w:val="0"/>
+          <w:sz w:val="20"/>
+          <w:szCs w:val="20"/>
+          <w:lang w:val="en-GB" w:eastAsia="en-GB"/>
+          <w14:ligatures w14:val="none"/>
+        </w:rPr>
+        <w:t xml:space="preserve">s character set </w:t>
+      </w:r>
+      <w:r>
+        <w:rPr>
+          <w:rFonts w:ascii="Times New Roman" w:eastAsia="Times New Roman" w:hAnsi="Times New Roman" w:cs="Times New Roman"/>
+          <w:kern w:val="0"/>
+          <w:sz w:val="20"/>
+          <w:szCs w:val="20"/>
+          <w:lang w:val="en-GB" w:eastAsia="en-GB"/>
+          <w14:ligatures w14:val="none"/>
+        </w:rPr>
+        <w:t xml:space="preserve">except </w:t>
       </w:r>
       <w:r>
         <w:rPr>
@@ -422,97 +442,6 @@
           <w14:ligatures w14:val="none"/>
         </w:rPr>
         <w:t>an SMS message.</w:t>
-      </w:r>
-      <w:r>
-        <w:rPr>
-          <w:rFonts w:ascii="Times New Roman" w:eastAsia="Times New Roman" w:hAnsi="Times New Roman" w:cs="Times New Roman"/>
-          <w:kern w:val="0"/>
-          <w:sz w:val="20"/>
-          <w:szCs w:val="20"/>
-          <w:lang w:val="en-GB" w:eastAsia="en-GB"/>
-          <w14:ligatures w14:val="none"/>
-        </w:rPr>
-        <w:t xml:space="preserve"> </w:t>
-      </w:r>
-      <w:r>
-        <w:rPr>
-          <w:rFonts w:ascii="Times New Roman" w:eastAsia="Times New Roman" w:hAnsi="Times New Roman" w:cs="Times New Roman"/>
-          <w:b/>
-          <w:bCs/>
-          <w:kern w:val="0"/>
-          <w:sz w:val="20"/>
-          <w:szCs w:val="20"/>
-          <w:lang w:val="en-GB" w:eastAsia="en-GB"/>
-          <w14:ligatures w14:val="none"/>
-        </w:rPr>
-        <w:t>This coding m</w:t>
-      </w:r>
-      <w:r>
-        <w:rPr>
-          <w:rFonts w:ascii="Times New Roman" w:eastAsia="Times New Roman" w:hAnsi="Times New Roman" w:cs="Times New Roman"/>
-          <w:b/>
-          <w:bCs/>
-          <w:kern w:val="0"/>
-          <w:sz w:val="20"/>
-          <w:szCs w:val="20"/>
-          <w:lang w:val="en-GB" w:eastAsia="en-GB"/>
-          <w14:ligatures w14:val="none"/>
-        </w:rPr>
-        <w:t xml:space="preserve">ust not be used for </w:t>
-      </w:r>
-      <w:proofErr w:type="spellStart"/>
-      <w:r>
-        <w:rPr>
-          <w:rFonts w:ascii="Times New Roman" w:eastAsia="Times New Roman" w:hAnsi="Times New Roman" w:cs="Times New Roman"/>
-          <w:b/>
-          <w:bCs/>
-          <w:kern w:val="0"/>
-          <w:sz w:val="20"/>
-          <w:szCs w:val="20"/>
-          <w:lang w:val="en-GB" w:eastAsia="en-GB"/>
-          <w14:ligatures w14:val="none"/>
-        </w:rPr>
-        <w:t>USSD</w:t>
-      </w:r>
-      <w:proofErr w:type="spellEnd"/>
-      <w:r>
-        <w:rPr>
-          <w:rFonts w:ascii="Times New Roman" w:eastAsia="Times New Roman" w:hAnsi="Times New Roman" w:cs="Times New Roman"/>
-          <w:b/>
-          <w:bCs/>
-          <w:kern w:val="0"/>
-          <w:sz w:val="20"/>
-          <w:szCs w:val="20"/>
-          <w:lang w:val="en-GB" w:eastAsia="en-GB"/>
-          <w14:ligatures w14:val="none"/>
-        </w:rPr>
-        <w:t xml:space="preserve"> nor CBS</w:t>
-      </w:r>
-      <w:r>
-        <w:rPr>
-          <w:rFonts w:ascii="Times New Roman" w:eastAsia="Times New Roman" w:hAnsi="Times New Roman" w:cs="Times New Roman"/>
-          <w:b/>
-          <w:bCs/>
-          <w:kern w:val="0"/>
-          <w:sz w:val="20"/>
-          <w:szCs w:val="20"/>
-          <w:lang w:val="en-GB" w:eastAsia="en-GB"/>
-          <w14:ligatures w14:val="none"/>
-        </w:rPr>
-        <w:t>, and should not be used for SMS</w:t>
-      </w:r>
-      <w:r>
-        <w:rPr>
-          <w:rFonts w:ascii="Times New Roman" w:eastAsia="Times New Roman" w:hAnsi="Times New Roman" w:cs="Times New Roman"/>
-          <w:b/>
-          <w:bCs/>
-          <w:kern w:val="0"/>
-          <w:sz w:val="20"/>
-          <w:szCs w:val="20"/>
-          <w:lang w:val="en-GB" w:eastAsia="en-GB"/>
-          <w14:ligatures w14:val="none"/>
-        </w:rPr>
-        <w:t>.</w:t>
       </w:r>
     </w:p>
     <w:p>
@@ -546,9 +475,8 @@
           <w:lang w:val="en-GB" w:eastAsia="en-GB"/>
           <w14:ligatures w14:val="none"/>
         </w:rPr>
-        <w:t xml:space="preserve">When splitting a message text into </w:t>
-      </w:r>
-      <w:proofErr w:type="spellStart"/>
+        <w:t xml:space="preserve">When splitting a message text into submessages (using </w:t>
+      </w:r>
       <w:r>
         <w:rPr>
           <w:rFonts w:ascii="Times New Roman" w:eastAsia="Times New Roman" w:hAnsi="Times New Roman" w:cs="Times New Roman"/>
@@ -560,9 +488,8 @@
           <w:lang w:val="en-GB" w:eastAsia="en-GB"/>
           <w14:ligatures w14:val="none"/>
         </w:rPr>
-        <w:t>submessages</w:t>
-      </w:r>
-      <w:proofErr w:type="spellEnd"/>
+        <w:t>UTF-8</w:t>
+      </w:r>
       <w:r>
         <w:rPr>
           <w:rFonts w:ascii="Times New Roman" w:eastAsia="Times New Roman" w:hAnsi="Times New Roman" w:cs="Times New Roman"/>
@@ -574,7 +501,7 @@
           <w:lang w:val="en-GB" w:eastAsia="en-GB"/>
           <w14:ligatures w14:val="none"/>
         </w:rPr>
-        <w:t xml:space="preserve"> (using </w:t>
+        <w:t xml:space="preserve">), there must be no cut inside of a </w:t>
       </w:r>
       <w:r>
         <w:rPr>
@@ -587,7 +514,7 @@
           <w:lang w:val="en-GB" w:eastAsia="en-GB"/>
           <w14:ligatures w14:val="none"/>
         </w:rPr>
-        <w:t>UTF-8</w:t>
+        <w:t>UTF-8 byte sequence.</w:t>
       </w:r>
       <w:r>
         <w:rPr>
@@ -600,7 +527,7 @@
           <w:lang w:val="en-GB" w:eastAsia="en-GB"/>
           <w14:ligatures w14:val="none"/>
         </w:rPr>
-        <w:t xml:space="preserve">), there must be no cut inside of a </w:t>
+        <w:t xml:space="preserve"> When not used </w:t>
       </w:r>
       <w:r>
         <w:rPr>
@@ -613,7 +540,7 @@
           <w:lang w:val="en-GB" w:eastAsia="en-GB"/>
           <w14:ligatures w14:val="none"/>
         </w:rPr>
-        <w:t>UTF-8 byte sequence.</w:t>
+        <w:t>for characters, the split rule, if any, is user defined.</w:t>
       </w:r>
     </w:p>
     <w:p>
@@ -658,8 +585,9 @@
           <w14:ligatures w14:val="none"/>
         </w:rPr>
         <w:tab/>
-      </w:r>
-      <w:proofErr w:type="spellStart"/>
+        <w:t>UCS2</w:t>
+      </w:r>
+      <w:bookmarkEnd w:id="1"/>
       <w:r>
         <w:rPr>
           <w:rFonts w:ascii="Arial" w:eastAsia="Times New Roman" w:hAnsi="Arial" w:cs="Times New Roman"/>
@@ -669,10 +597,8 @@
           <w:lang w:val="en-GB" w:eastAsia="en-GB"/>
           <w14:ligatures w14:val="none"/>
         </w:rPr>
-        <w:t>UCS2</w:t>
-      </w:r>
-      <w:bookmarkEnd w:id="1"/>
-      <w:proofErr w:type="spellEnd"/>
+        <w:t>/UTF-16BE</w:t>
+      </w:r>
     </w:p>
     <w:p>
       <w:pPr>
@@ -804,31 +730,7 @@
           <w:lang w:val="en-GB" w:eastAsia="en-GB"/>
           <w14:ligatures w14:val="none"/>
         </w:rPr>
-        <w:t>CBS/</w:t>
-      </w:r>
-      <w:proofErr w:type="spellStart"/>
-      <w:r>
-        <w:rPr>
-          <w:rFonts w:ascii="Times New Roman" w:eastAsia="Times New Roman" w:hAnsi="Times New Roman" w:cs="Times New Roman"/>
-          <w:kern w:val="0"/>
-          <w:sz w:val="20"/>
-          <w:szCs w:val="20"/>
-          <w:lang w:val="en-GB" w:eastAsia="en-GB"/>
-          <w14:ligatures w14:val="none"/>
-        </w:rPr>
-        <w:t>USSD</w:t>
-      </w:r>
-      <w:proofErr w:type="spellEnd"/>
-      <w:r>
-        <w:rPr>
-          <w:rFonts w:ascii="Times New Roman" w:eastAsia="Times New Roman" w:hAnsi="Times New Roman" w:cs="Times New Roman"/>
-          <w:kern w:val="0"/>
-          <w:sz w:val="20"/>
-          <w:szCs w:val="20"/>
-          <w:lang w:val="en-GB" w:eastAsia="en-GB"/>
-          <w14:ligatures w14:val="none"/>
-        </w:rPr>
-        <w:t xml:space="preserve"> pad character:</w:t>
+        <w:t>CBS/USSD pad character:</w:t>
       </w:r>
       <w:r>
         <w:rPr>
@@ -841,6 +743,17 @@
         </w:rPr>
         <w:tab/>
         <w:t>CR</w:t>
+      </w:r>
+      <w:r>
+        <w:rPr>
+          <w:rFonts w:ascii="Times New Roman" w:eastAsia="Times New Roman" w:hAnsi="Times New Roman" w:cs="Times New Roman"/>
+          <w:kern w:val="0"/>
+          <w:sz w:val="20"/>
+          <w:szCs w:val="20"/>
+          <w:lang w:val="en-GB" w:eastAsia="en-GB"/>
+          <w14:ligatures w14:val="none"/>
+        </w:rPr>
+        <w:t xml:space="preserve"> (as 16-bit, 0x000D)</w:t>
       </w:r>
     </w:p>
     <w:p>
@@ -907,162 +820,18 @@
           <w:lang w:val="en-GB" w:eastAsia="en-GB"/>
           <w14:ligatures w14:val="none"/>
         </w:rPr>
-        <w:t xml:space="preserve">While this specification refers to </w:t>
-      </w:r>
-      <w:proofErr w:type="spellStart"/>
-      <w:r>
-        <w:rPr>
-          <w:rFonts w:ascii="Times New Roman" w:eastAsia="Times New Roman" w:hAnsi="Times New Roman" w:cs="Times New Roman"/>
-          <w:kern w:val="0"/>
-          <w:sz w:val="20"/>
-          <w:szCs w:val="20"/>
-          <w:lang w:val="en-GB" w:eastAsia="en-GB"/>
-          <w14:ligatures w14:val="none"/>
-        </w:rPr>
-        <w:t>UCS2</w:t>
-      </w:r>
-      <w:proofErr w:type="spellEnd"/>
-      <w:r>
-        <w:rPr>
-          <w:rFonts w:ascii="Times New Roman" w:eastAsia="Times New Roman" w:hAnsi="Times New Roman" w:cs="Times New Roman"/>
-          <w:kern w:val="0"/>
-          <w:sz w:val="20"/>
-          <w:szCs w:val="20"/>
-          <w:lang w:val="en-GB" w:eastAsia="en-GB"/>
-          <w14:ligatures w14:val="none"/>
-        </w:rPr>
-        <w:t xml:space="preserve"> (actually, </w:t>
-      </w:r>
-      <w:proofErr w:type="spellStart"/>
-      <w:r>
-        <w:rPr>
-          <w:rFonts w:ascii="Times New Roman" w:eastAsia="Times New Roman" w:hAnsi="Times New Roman" w:cs="Times New Roman"/>
-          <w:kern w:val="0"/>
-          <w:sz w:val="20"/>
-          <w:szCs w:val="20"/>
-          <w:lang w:val="en-GB" w:eastAsia="en-GB"/>
-          <w14:ligatures w14:val="none"/>
-        </w:rPr>
-        <w:t>UCS2</w:t>
-      </w:r>
-      <w:proofErr w:type="spellEnd"/>
-      <w:r>
-        <w:rPr>
-          <w:rFonts w:ascii="Times New Roman" w:eastAsia="Times New Roman" w:hAnsi="Times New Roman" w:cs="Times New Roman"/>
-          <w:kern w:val="0"/>
-          <w:sz w:val="20"/>
-          <w:szCs w:val="20"/>
-          <w:lang w:val="en-GB" w:eastAsia="en-GB"/>
-          <w14:ligatures w14:val="none"/>
-        </w:rPr>
-        <w:t xml:space="preserve"> big endian), implementations should handle UTF-</w:t>
-      </w:r>
-      <w:proofErr w:type="spellStart"/>
-      <w:r>
-        <w:rPr>
-          <w:rFonts w:ascii="Times New Roman" w:eastAsia="Times New Roman" w:hAnsi="Times New Roman" w:cs="Times New Roman"/>
-          <w:kern w:val="0"/>
-          <w:sz w:val="20"/>
-          <w:szCs w:val="20"/>
-          <w:lang w:val="en-GB" w:eastAsia="en-GB"/>
-          <w14:ligatures w14:val="none"/>
-        </w:rPr>
-        <w:t>16BE</w:t>
-      </w:r>
-      <w:proofErr w:type="spellEnd"/>
-      <w:r>
-        <w:rPr>
-          <w:rFonts w:ascii="Times New Roman" w:eastAsia="Times New Roman" w:hAnsi="Times New Roman" w:cs="Times New Roman"/>
-          <w:kern w:val="0"/>
-          <w:sz w:val="20"/>
-          <w:szCs w:val="20"/>
-          <w:lang w:val="en-GB" w:eastAsia="en-GB"/>
-          <w14:ligatures w14:val="none"/>
-        </w:rPr>
-        <w:t xml:space="preserve">, which extends </w:t>
-      </w:r>
-      <w:proofErr w:type="spellStart"/>
-      <w:r>
-        <w:rPr>
-          <w:rFonts w:ascii="Times New Roman" w:eastAsia="Times New Roman" w:hAnsi="Times New Roman" w:cs="Times New Roman"/>
-          <w:kern w:val="0"/>
-          <w:sz w:val="20"/>
-          <w:szCs w:val="20"/>
-          <w:lang w:val="en-GB" w:eastAsia="en-GB"/>
-          <w14:ligatures w14:val="none"/>
-        </w:rPr>
-        <w:t>UCS2</w:t>
-      </w:r>
-      <w:proofErr w:type="spellEnd"/>
-      <w:r>
-        <w:rPr>
-          <w:rFonts w:ascii="Times New Roman" w:eastAsia="Times New Roman" w:hAnsi="Times New Roman" w:cs="Times New Roman"/>
-          <w:kern w:val="0"/>
-          <w:sz w:val="20"/>
-          <w:szCs w:val="20"/>
-          <w:lang w:val="en-GB" w:eastAsia="en-GB"/>
-          <w14:ligatures w14:val="none"/>
-        </w:rPr>
-        <w:t xml:space="preserve"> (big endian) beyond the BMP (Basic Multilingual Plane) to the 17 (0 to 16) planes of ISO/IEC 10646 while keeping the 16-bit encoding for the BMP (Plane 0).</w:t>
-      </w:r>
-      <w:r>
-        <w:rPr>
-          <w:rFonts w:ascii="Times New Roman" w:eastAsia="Times New Roman" w:hAnsi="Times New Roman" w:cs="Times New Roman"/>
-          <w:kern w:val="0"/>
-          <w:sz w:val="20"/>
-          <w:szCs w:val="20"/>
-          <w:lang w:val="en-GB" w:eastAsia="en-GB"/>
-          <w14:ligatures w14:val="none"/>
-        </w:rPr>
-        <w:t xml:space="preserve"> The </w:t>
-      </w:r>
-      <w:proofErr w:type="spellStart"/>
-      <w:r>
-        <w:rPr>
-          <w:rFonts w:ascii="Times New Roman" w:eastAsia="Times New Roman" w:hAnsi="Times New Roman" w:cs="Times New Roman"/>
-          <w:kern w:val="0"/>
-          <w:sz w:val="20"/>
-          <w:szCs w:val="20"/>
-          <w:lang w:val="en-GB" w:eastAsia="en-GB"/>
-          <w14:ligatures w14:val="none"/>
-        </w:rPr>
-        <w:t>UCS2</w:t>
-      </w:r>
-      <w:proofErr w:type="spellEnd"/>
-      <w:r>
-        <w:rPr>
-          <w:rFonts w:ascii="Times New Roman" w:eastAsia="Times New Roman" w:hAnsi="Times New Roman" w:cs="Times New Roman"/>
-          <w:kern w:val="0"/>
-          <w:sz w:val="20"/>
-          <w:szCs w:val="20"/>
-          <w:lang w:val="en-GB" w:eastAsia="en-GB"/>
-          <w14:ligatures w14:val="none"/>
-        </w:rPr>
-        <w:t>/</w:t>
-      </w:r>
-      <w:proofErr w:type="spellStart"/>
-      <w:r>
-        <w:rPr>
-          <w:rFonts w:ascii="Times New Roman" w:eastAsia="Times New Roman" w:hAnsi="Times New Roman" w:cs="Times New Roman"/>
-          <w:kern w:val="0"/>
-          <w:sz w:val="20"/>
-          <w:szCs w:val="20"/>
-          <w:lang w:val="en-GB" w:eastAsia="en-GB"/>
-          <w14:ligatures w14:val="none"/>
-        </w:rPr>
-        <w:t>UTF16</w:t>
-      </w:r>
-      <w:proofErr w:type="spellEnd"/>
-      <w:r>
-        <w:rPr>
-          <w:rFonts w:ascii="Times New Roman" w:eastAsia="Times New Roman" w:hAnsi="Times New Roman" w:cs="Times New Roman"/>
-          <w:kern w:val="0"/>
-          <w:sz w:val="20"/>
-          <w:szCs w:val="20"/>
-          <w:lang w:val="en-GB" w:eastAsia="en-GB"/>
-          <w14:ligatures w14:val="none"/>
-        </w:rPr>
-        <w:t xml:space="preserve"> should be in NFC (Normal Form C) (Unicode).</w:t>
+        <w:t>While this specification refers to UCS2 (actually, UCS2 big endian), implementations should handle UTF-16BE, which extends UCS2 (big endian) beyond the BMP (Basic Multilingual Plane) to the 17 (0 to 16) planes of ISO/IEC 10646 while keeping the 16-bit encoding for the BMP (Plane 0).</w:t>
+      </w:r>
+      <w:r>
+        <w:rPr>
+          <w:rFonts w:ascii="Times New Roman" w:eastAsia="Times New Roman" w:hAnsi="Times New Roman" w:cs="Times New Roman"/>
+          <w:kern w:val="0"/>
+          <w:sz w:val="20"/>
+          <w:szCs w:val="20"/>
+          <w:lang w:val="en-GB" w:eastAsia="en-GB"/>
+          <w14:ligatures w14:val="none"/>
+        </w:rPr>
+        <w:t xml:space="preserve"> The UCS2/UTF16 should be in NFC (Normal Form C) (Unicode).</w:t>
       </w:r>
     </w:p>
     <w:p>
@@ -1089,9 +858,8 @@
           <w:lang w:val="en-GB" w:eastAsia="en-GB"/>
           <w14:ligatures w14:val="none"/>
         </w:rPr>
-        <w:t xml:space="preserve">When splitting a message text into </w:t>
-      </w:r>
-      <w:proofErr w:type="spellStart"/>
+        <w:t>When splitting a message text into submessages</w:t>
+      </w:r>
       <w:r>
         <w:rPr>
           <w:rFonts w:ascii="Times New Roman" w:eastAsia="Times New Roman" w:hAnsi="Times New Roman" w:cs="Times New Roman"/>
@@ -1103,9 +871,8 @@
           <w:lang w:val="en-GB" w:eastAsia="en-GB"/>
           <w14:ligatures w14:val="none"/>
         </w:rPr>
-        <w:t>submessages</w:t>
-      </w:r>
-      <w:proofErr w:type="spellEnd"/>
+        <w:t xml:space="preserve"> (using this encoding)</w:t>
+      </w:r>
       <w:r>
         <w:rPr>
           <w:rFonts w:ascii="Times New Roman" w:eastAsia="Times New Roman" w:hAnsi="Times New Roman" w:cs="Times New Roman"/>
@@ -1117,7 +884,7 @@
           <w:lang w:val="en-GB" w:eastAsia="en-GB"/>
           <w14:ligatures w14:val="none"/>
         </w:rPr>
-        <w:t xml:space="preserve"> (using this encoding)</w:t>
+        <w:t xml:space="preserve">, there must be no cut </w:t>
       </w:r>
       <w:r>
         <w:rPr>
@@ -1130,7 +897,7 @@
           <w:lang w:val="en-GB" w:eastAsia="en-GB"/>
           <w14:ligatures w14:val="none"/>
         </w:rPr>
-        <w:t xml:space="preserve">, there must be no cut </w:t>
+        <w:t xml:space="preserve">inside of a 16-bit </w:t>
       </w:r>
       <w:r>
         <w:rPr>
@@ -1143,7 +910,7 @@
           <w:lang w:val="en-GB" w:eastAsia="en-GB"/>
           <w14:ligatures w14:val="none"/>
         </w:rPr>
-        <w:t xml:space="preserve">inside of a 16-bit </w:t>
+        <w:t>unit</w:t>
       </w:r>
       <w:r>
         <w:rPr>
@@ -1156,7 +923,7 @@
           <w:lang w:val="en-GB" w:eastAsia="en-GB"/>
           <w14:ligatures w14:val="none"/>
         </w:rPr>
-        <w:t>unit</w:t>
+        <w:t xml:space="preserve"> (if </w:t>
       </w:r>
       <w:r>
         <w:rPr>
@@ -1169,9 +936,8 @@
           <w:lang w:val="en-GB" w:eastAsia="en-GB"/>
           <w14:ligatures w14:val="none"/>
         </w:rPr>
-        <w:t xml:space="preserve"> (if </w:t>
-      </w:r>
-      <w:proofErr w:type="spellStart"/>
+        <w:t>UCS2 is supported)</w:t>
+      </w:r>
       <w:r>
         <w:rPr>
           <w:rFonts w:ascii="Times New Roman" w:eastAsia="Times New Roman" w:hAnsi="Times New Roman" w:cs="Times New Roman"/>
@@ -1183,9 +949,8 @@
           <w:lang w:val="en-GB" w:eastAsia="en-GB"/>
           <w14:ligatures w14:val="none"/>
         </w:rPr>
-        <w:t>UCS2</w:t>
-      </w:r>
-      <w:proofErr w:type="spellEnd"/>
+        <w:t>, nor between “</w:t>
+      </w:r>
       <w:r>
         <w:rPr>
           <w:rFonts w:ascii="Times New Roman" w:eastAsia="Times New Roman" w:hAnsi="Times New Roman" w:cs="Times New Roman"/>
@@ -1197,7 +962,7 @@
           <w:lang w:val="en-GB" w:eastAsia="en-GB"/>
           <w14:ligatures w14:val="none"/>
         </w:rPr>
-        <w:t xml:space="preserve"> is supported)</w:t>
+        <w:t>high</w:t>
       </w:r>
       <w:r>
         <w:rPr>
@@ -1210,7 +975,7 @@
           <w:lang w:val="en-GB" w:eastAsia="en-GB"/>
           <w14:ligatures w14:val="none"/>
         </w:rPr>
-        <w:t>, nor between “</w:t>
+        <w:t>” surrogate</w:t>
       </w:r>
       <w:r>
         <w:rPr>
@@ -1223,7 +988,7 @@
           <w:lang w:val="en-GB" w:eastAsia="en-GB"/>
           <w14:ligatures w14:val="none"/>
         </w:rPr>
-        <w:t>high</w:t>
+        <w:t xml:space="preserve"> and a “</w:t>
       </w:r>
       <w:r>
         <w:rPr>
@@ -1236,7 +1001,7 @@
           <w:lang w:val="en-GB" w:eastAsia="en-GB"/>
           <w14:ligatures w14:val="none"/>
         </w:rPr>
-        <w:t>” surrogate</w:t>
+        <w:t>low</w:t>
       </w:r>
       <w:r>
         <w:rPr>
@@ -1249,7 +1014,7 @@
           <w:lang w:val="en-GB" w:eastAsia="en-GB"/>
           <w14:ligatures w14:val="none"/>
         </w:rPr>
-        <w:t xml:space="preserve"> and a “</w:t>
+        <w:t>” surrogate (the pair e</w:t>
       </w:r>
       <w:r>
         <w:rPr>
@@ -1262,7 +1027,7 @@
           <w:lang w:val="en-GB" w:eastAsia="en-GB"/>
           <w14:ligatures w14:val="none"/>
         </w:rPr>
-        <w:t>low</w:t>
+        <w:t>n</w:t>
       </w:r>
       <w:r>
         <w:rPr>
@@ -1275,7 +1040,7 @@
           <w:lang w:val="en-GB" w:eastAsia="en-GB"/>
           <w14:ligatures w14:val="none"/>
         </w:rPr>
-        <w:t>” surrogate (the pair e</w:t>
+        <w:t xml:space="preserve">codes for a </w:t>
       </w:r>
       <w:r>
         <w:rPr>
@@ -1288,7 +1053,7 @@
           <w:lang w:val="en-GB" w:eastAsia="en-GB"/>
           <w14:ligatures w14:val="none"/>
         </w:rPr>
-        <w:t>n</w:t>
+        <w:t>character in plane 1 to 17</w:t>
       </w:r>
       <w:r>
         <w:rPr>
@@ -1301,7 +1066,7 @@
           <w:lang w:val="en-GB" w:eastAsia="en-GB"/>
           <w14:ligatures w14:val="none"/>
         </w:rPr>
-        <w:t xml:space="preserve">codes for a </w:t>
+        <w:t>; if UTF-16 is supported</w:t>
       </w:r>
       <w:r>
         <w:rPr>
@@ -1314,7 +1079,7 @@
           <w:lang w:val="en-GB" w:eastAsia="en-GB"/>
           <w14:ligatures w14:val="none"/>
         </w:rPr>
-        <w:t>character in plane 1 to 17</w:t>
+        <w:t>).</w:t>
       </w:r>
       <w:r>
         <w:rPr>
@@ -1327,7 +1092,7 @@
           <w:lang w:val="en-GB" w:eastAsia="en-GB"/>
           <w14:ligatures w14:val="none"/>
         </w:rPr>
-        <w:t>; if UTF-16 is supported</w:t>
+        <w:t xml:space="preserve"> (There should be no </w:t>
       </w:r>
       <w:r>
         <w:rPr>
@@ -1340,7 +1105,7 @@
           <w:lang w:val="en-GB" w:eastAsia="en-GB"/>
           <w14:ligatures w14:val="none"/>
         </w:rPr>
-        <w:t>).</w:t>
+        <w:t>surrogate</w:t>
       </w:r>
       <w:r>
         <w:rPr>
@@ -1353,7 +1118,7 @@
           <w:lang w:val="en-GB" w:eastAsia="en-GB"/>
           <w14:ligatures w14:val="none"/>
         </w:rPr>
-        <w:t xml:space="preserve"> (There should be no </w:t>
+        <w:t xml:space="preserve"> not in such </w:t>
       </w:r>
       <w:r>
         <w:rPr>
@@ -1366,7 +1131,7 @@
           <w:lang w:val="en-GB" w:eastAsia="en-GB"/>
           <w14:ligatures w14:val="none"/>
         </w:rPr>
-        <w:t>surrogate</w:t>
+        <w:t xml:space="preserve">a </w:t>
       </w:r>
       <w:r>
         <w:rPr>
@@ -1379,7 +1144,7 @@
           <w:lang w:val="en-GB" w:eastAsia="en-GB"/>
           <w14:ligatures w14:val="none"/>
         </w:rPr>
-        <w:t xml:space="preserve"> not in such </w:t>
+        <w:t>pairs</w:t>
       </w:r>
       <w:r>
         <w:rPr>
@@ -1392,7 +1157,96 @@
           <w:lang w:val="en-GB" w:eastAsia="en-GB"/>
           <w14:ligatures w14:val="none"/>
         </w:rPr>
-        <w:t xml:space="preserve">a </w:t>
+        <w:t>; that would be an encoding error.)</w:t>
+      </w:r>
+    </w:p>
+    <w:p>
+      <w:pPr>
+        <w:rPr>
+          <w:rFonts w:ascii="Times New Roman" w:eastAsia="Times New Roman" w:hAnsi="Times New Roman" w:cs="Times New Roman"/>
+          <w:kern w:val="0"/>
+          <w:sz w:val="20"/>
+          <w:szCs w:val="20"/>
+          <w:lang w:val="en-GB" w:eastAsia="en-GB"/>
+          <w14:ligatures w14:val="none"/>
+        </w:rPr>
+      </w:pPr>
+      <w:r>
+        <w:rPr>
+          <w:rFonts w:ascii="Times New Roman" w:eastAsia="Times New Roman" w:hAnsi="Times New Roman" w:cs="Times New Roman"/>
+          <w:kern w:val="0"/>
+          <w:sz w:val="20"/>
+          <w:szCs w:val="20"/>
+          <w:lang w:val="en-GB" w:eastAsia="en-GB"/>
+          <w14:ligatures w14:val="none"/>
+        </w:rPr>
+        <w:t>UCS2(BE) (UTF-16BE) should not be used for U</w:t>
+      </w:r>
+      <w:r>
+        <w:rPr>
+          <w:rFonts w:ascii="Times New Roman" w:eastAsia="Times New Roman" w:hAnsi="Times New Roman" w:cs="Times New Roman"/>
+          <w:kern w:val="0"/>
+          <w:sz w:val="20"/>
+          <w:szCs w:val="20"/>
+          <w:lang w:val="en-GB" w:eastAsia="en-GB"/>
+          <w14:ligatures w14:val="none"/>
+        </w:rPr>
+        <w:t>SSD</w:t>
+      </w:r>
+      <w:r>
+        <w:rPr>
+          <w:rFonts w:ascii="Times New Roman" w:eastAsia="Times New Roman" w:hAnsi="Times New Roman" w:cs="Times New Roman"/>
+          <w:kern w:val="0"/>
+          <w:sz w:val="20"/>
+          <w:szCs w:val="20"/>
+          <w:lang w:val="en-GB" w:eastAsia="en-GB"/>
+          <w14:ligatures w14:val="none"/>
+        </w:rPr>
+        <w:t xml:space="preserve">; a 7-bit alphabet, preferably 0x00, </w:t>
+      </w:r>
+      <w:r>
+        <w:rPr>
+          <w:rFonts w:ascii="Times New Roman" w:eastAsia="Times New Roman" w:hAnsi="Times New Roman" w:cs="Times New Roman"/>
+          <w:kern w:val="0"/>
+          <w:sz w:val="20"/>
+          <w:szCs w:val="20"/>
+          <w:lang w:val="en-GB" w:eastAsia="en-GB"/>
+          <w14:ligatures w14:val="none"/>
+        </w:rPr>
+        <w:t>should be used</w:t>
+      </w:r>
+      <w:r>
+        <w:rPr>
+          <w:rFonts w:ascii="Times New Roman" w:eastAsia="Times New Roman" w:hAnsi="Times New Roman" w:cs="Times New Roman"/>
+          <w:kern w:val="0"/>
+          <w:sz w:val="20"/>
+          <w:szCs w:val="20"/>
+          <w:lang w:val="en-GB" w:eastAsia="en-GB"/>
+          <w14:ligatures w14:val="none"/>
+        </w:rPr>
+        <w:t>.</w:t>
+      </w:r>
+      <w:r>
+        <w:rPr>
+          <w:rFonts w:ascii="Times New Roman" w:eastAsia="Times New Roman" w:hAnsi="Times New Roman" w:cs="Times New Roman"/>
+          <w:kern w:val="0"/>
+          <w:sz w:val="20"/>
+          <w:szCs w:val="20"/>
+          <w:lang w:val="en-GB" w:eastAsia="en-GB"/>
+          <w14:ligatures w14:val="none"/>
+        </w:rPr>
+        <w:t xml:space="preserve"> (</w:t>
+      </w:r>
+      <w:r>
+        <w:rPr>
+          <w:rFonts w:ascii="Times New Roman" w:eastAsia="Times New Roman" w:hAnsi="Times New Roman" w:cs="Times New Roman"/>
+          <w:kern w:val="0"/>
+          <w:sz w:val="20"/>
+          <w:szCs w:val="20"/>
+          <w:lang w:val="en-GB" w:eastAsia="en-GB"/>
+          <w14:ligatures w14:val="none"/>
+        </w:rPr>
+        <w:t xml:space="preserve">However, </w:t>
       </w:r>
       <w:r>
         <w:rPr>
@@ -1405,7 +1259,18 @@
           <w:lang w:val="en-GB" w:eastAsia="en-GB"/>
           <w14:ligatures w14:val="none"/>
         </w:rPr>
-        <w:t>pairs</w:t>
+        <w:t>*</w:t>
+      </w:r>
+      <w:r>
+        <w:rPr>
+          <w:rFonts w:ascii="Times New Roman" w:eastAsia="Times New Roman" w:hAnsi="Times New Roman" w:cs="Times New Roman"/>
+          <w:kern w:val="0"/>
+          <w:sz w:val="20"/>
+          <w:szCs w:val="20"/>
+          <w:lang w:val="en-GB" w:eastAsia="en-GB"/>
+          <w14:ligatures w14:val="none"/>
+        </w:rPr>
+        <w:t xml:space="preserve">, </w:t>
       </w:r>
       <w:r>
         <w:rPr>
@@ -1418,7 +1283,226 @@
           <w:lang w:val="en-GB" w:eastAsia="en-GB"/>
           <w14:ligatures w14:val="none"/>
         </w:rPr>
-        <w:t>; that would be an encoding error.)</w:t>
+        <w:t>#</w:t>
+      </w:r>
+      <w:r>
+        <w:rPr>
+          <w:rFonts w:ascii="Times New Roman" w:eastAsia="Times New Roman" w:hAnsi="Times New Roman" w:cs="Times New Roman"/>
+          <w:kern w:val="0"/>
+          <w:sz w:val="20"/>
+          <w:szCs w:val="20"/>
+          <w:lang w:val="en-GB" w:eastAsia="en-GB"/>
+          <w14:ligatures w14:val="none"/>
+        </w:rPr>
+        <w:t xml:space="preserve">, </w:t>
+      </w:r>
+      <w:r>
+        <w:rPr>
+          <w:rFonts w:ascii="Times New Roman" w:eastAsia="Times New Roman" w:hAnsi="Times New Roman" w:cs="Times New Roman"/>
+          <w:b/>
+          <w:bCs/>
+          <w:kern w:val="0"/>
+          <w:sz w:val="20"/>
+          <w:szCs w:val="20"/>
+          <w:lang w:val="en-GB" w:eastAsia="en-GB"/>
+          <w14:ligatures w14:val="none"/>
+        </w:rPr>
+        <w:t>+</w:t>
+      </w:r>
+      <w:r>
+        <w:rPr>
+          <w:rFonts w:ascii="Times New Roman" w:eastAsia="Times New Roman" w:hAnsi="Times New Roman" w:cs="Times New Roman"/>
+          <w:kern w:val="0"/>
+          <w:sz w:val="20"/>
+          <w:szCs w:val="20"/>
+          <w:lang w:val="en-GB" w:eastAsia="en-GB"/>
+          <w14:ligatures w14:val="none"/>
+        </w:rPr>
+        <w:t xml:space="preserve">, </w:t>
+      </w:r>
+      <w:r>
+        <w:rPr>
+          <w:rFonts w:ascii="Times New Roman" w:eastAsia="Times New Roman" w:hAnsi="Times New Roman" w:cs="Times New Roman"/>
+          <w:b/>
+          <w:bCs/>
+          <w:kern w:val="0"/>
+          <w:sz w:val="20"/>
+          <w:szCs w:val="20"/>
+          <w:lang w:val="en-GB" w:eastAsia="en-GB"/>
+          <w14:ligatures w14:val="none"/>
+        </w:rPr>
+        <w:t>0</w:t>
+      </w:r>
+      <w:r>
+        <w:rPr>
+          <w:rFonts w:ascii="Times New Roman" w:eastAsia="Times New Roman" w:hAnsi="Times New Roman" w:cs="Times New Roman"/>
+          <w:kern w:val="0"/>
+          <w:sz w:val="20"/>
+          <w:szCs w:val="20"/>
+          <w:lang w:val="en-GB" w:eastAsia="en-GB"/>
+          <w14:ligatures w14:val="none"/>
+        </w:rPr>
+        <w:t>-</w:t>
+      </w:r>
+      <w:r>
+        <w:rPr>
+          <w:rFonts w:ascii="Times New Roman" w:eastAsia="Times New Roman" w:hAnsi="Times New Roman" w:cs="Times New Roman"/>
+          <w:b/>
+          <w:bCs/>
+          <w:kern w:val="0"/>
+          <w:sz w:val="20"/>
+          <w:szCs w:val="20"/>
+          <w:lang w:val="en-GB" w:eastAsia="en-GB"/>
+          <w14:ligatures w14:val="none"/>
+        </w:rPr>
+        <w:t>9</w:t>
+      </w:r>
+      <w:r>
+        <w:rPr>
+          <w:rFonts w:ascii="Times New Roman" w:eastAsia="Times New Roman" w:hAnsi="Times New Roman" w:cs="Times New Roman"/>
+          <w:kern w:val="0"/>
+          <w:sz w:val="20"/>
+          <w:szCs w:val="20"/>
+          <w:lang w:val="en-GB" w:eastAsia="en-GB"/>
+          <w14:ligatures w14:val="none"/>
+        </w:rPr>
+        <w:t xml:space="preserve"> and </w:t>
+      </w:r>
+      <w:r>
+        <w:rPr>
+          <w:rFonts w:ascii="Times New Roman" w:eastAsia="Times New Roman" w:hAnsi="Times New Roman" w:cs="Times New Roman"/>
+          <w:b/>
+          <w:bCs/>
+          <w:kern w:val="0"/>
+          <w:sz w:val="20"/>
+          <w:szCs w:val="20"/>
+          <w:lang w:val="en-GB" w:eastAsia="en-GB"/>
+          <w14:ligatures w14:val="none"/>
+        </w:rPr>
+        <w:t>a</w:t>
+      </w:r>
+      <w:r>
+        <w:rPr>
+          <w:rFonts w:ascii="Times New Roman" w:eastAsia="Times New Roman" w:hAnsi="Times New Roman" w:cs="Times New Roman"/>
+          <w:kern w:val="0"/>
+          <w:sz w:val="20"/>
+          <w:szCs w:val="20"/>
+          <w:lang w:val="en-GB" w:eastAsia="en-GB"/>
+          <w14:ligatures w14:val="none"/>
+        </w:rPr>
+        <w:t>-</w:t>
+      </w:r>
+      <w:r>
+        <w:rPr>
+          <w:rFonts w:ascii="Times New Roman" w:eastAsia="Times New Roman" w:hAnsi="Times New Roman" w:cs="Times New Roman"/>
+          <w:b/>
+          <w:bCs/>
+          <w:kern w:val="0"/>
+          <w:sz w:val="20"/>
+          <w:szCs w:val="20"/>
+          <w:lang w:val="en-GB" w:eastAsia="en-GB"/>
+          <w14:ligatures w14:val="none"/>
+        </w:rPr>
+        <w:t>z</w:t>
+      </w:r>
+      <w:r>
+        <w:rPr>
+          <w:rFonts w:ascii="Times New Roman" w:eastAsia="Times New Roman" w:hAnsi="Times New Roman" w:cs="Times New Roman"/>
+          <w:kern w:val="0"/>
+          <w:sz w:val="20"/>
+          <w:szCs w:val="20"/>
+          <w:lang w:val="en-GB" w:eastAsia="en-GB"/>
+          <w14:ligatures w14:val="none"/>
+        </w:rPr>
+        <w:t xml:space="preserve"> (lowercase</w:t>
+      </w:r>
+      <w:r>
+        <w:rPr>
+          <w:rFonts w:ascii="Times New Roman" w:eastAsia="Times New Roman" w:hAnsi="Times New Roman" w:cs="Times New Roman"/>
+          <w:kern w:val="0"/>
+          <w:sz w:val="20"/>
+          <w:szCs w:val="20"/>
+          <w:lang w:val="en-GB" w:eastAsia="en-GB"/>
+          <w14:ligatures w14:val="none"/>
+        </w:rPr>
+        <w:t>!</w:t>
+      </w:r>
+      <w:r>
+        <w:rPr>
+          <w:rFonts w:ascii="Times New Roman" w:eastAsia="Times New Roman" w:hAnsi="Times New Roman" w:cs="Times New Roman"/>
+          <w:kern w:val="0"/>
+          <w:sz w:val="20"/>
+          <w:szCs w:val="20"/>
+          <w:lang w:val="en-GB" w:eastAsia="en-GB"/>
+          <w14:ligatures w14:val="none"/>
+        </w:rPr>
+        <w:t>)</w:t>
+      </w:r>
+      <w:r>
+        <w:rPr>
+          <w:rFonts w:ascii="Times New Roman" w:eastAsia="Times New Roman" w:hAnsi="Times New Roman" w:cs="Times New Roman"/>
+          <w:kern w:val="0"/>
+          <w:sz w:val="20"/>
+          <w:szCs w:val="20"/>
+          <w:lang w:val="en-GB" w:eastAsia="en-GB"/>
+          <w14:ligatures w14:val="none"/>
+        </w:rPr>
+        <w:t xml:space="preserve"> are encoded the same in all </w:t>
+      </w:r>
+      <w:r>
+        <w:rPr>
+          <w:rFonts w:ascii="Times New Roman" w:eastAsia="Times New Roman" w:hAnsi="Times New Roman" w:cs="Times New Roman"/>
+          <w:kern w:val="0"/>
+          <w:sz w:val="20"/>
+          <w:szCs w:val="20"/>
+          <w:lang w:val="en-GB" w:eastAsia="en-GB"/>
+          <w14:ligatures w14:val="none"/>
+        </w:rPr>
+        <w:t xml:space="preserve">non-deprecated </w:t>
+      </w:r>
+      <w:r>
+        <w:rPr>
+          <w:rFonts w:ascii="Times New Roman" w:eastAsia="Times New Roman" w:hAnsi="Times New Roman" w:cs="Times New Roman"/>
+          <w:kern w:val="0"/>
+          <w:sz w:val="20"/>
+          <w:szCs w:val="20"/>
+          <w:lang w:val="en-GB" w:eastAsia="en-GB"/>
+          <w14:ligatures w14:val="none"/>
+        </w:rPr>
+        <w:t>7-bit alphabets</w:t>
+      </w:r>
+      <w:r>
+        <w:rPr>
+          <w:rFonts w:ascii="Times New Roman" w:eastAsia="Times New Roman" w:hAnsi="Times New Roman" w:cs="Times New Roman"/>
+          <w:kern w:val="0"/>
+          <w:sz w:val="20"/>
+          <w:szCs w:val="20"/>
+          <w:lang w:val="en-GB" w:eastAsia="en-GB"/>
+          <w14:ligatures w14:val="none"/>
+        </w:rPr>
+        <w:t>, in particular for USSD commands, and 2-letter CBS</w:t>
+      </w:r>
+      <w:r>
+        <w:rPr>
+          <w:rFonts w:ascii="Times New Roman" w:eastAsia="Times New Roman" w:hAnsi="Times New Roman" w:cs="Times New Roman"/>
+          <w:kern w:val="0"/>
+          <w:sz w:val="20"/>
+          <w:szCs w:val="20"/>
+          <w:lang w:val="en-GB" w:eastAsia="en-GB"/>
+          <w14:ligatures w14:val="none"/>
+        </w:rPr>
+        <w:t xml:space="preserve"> lowercase language tags</w:t>
+      </w:r>
+      <w:r>
+        <w:rPr>
+          <w:rFonts w:ascii="Times New Roman" w:eastAsia="Times New Roman" w:hAnsi="Times New Roman" w:cs="Times New Roman"/>
+          <w:kern w:val="0"/>
+          <w:sz w:val="20"/>
+          <w:szCs w:val="20"/>
+          <w:lang w:val="en-GB" w:eastAsia="en-GB"/>
+          <w14:ligatures w14:val="none"/>
+        </w:rPr>
+        <w:t>.)</w:t>
       </w:r>
     </w:p>
     <w:p>
@@ -1432,123 +1516,82 @@
           <w14:ligatures w14:val="none"/>
         </w:rPr>
       </w:pPr>
-      <w:proofErr w:type="spellStart"/>
-      <w:r>
-        <w:rPr>
-          <w:rFonts w:ascii="Times New Roman" w:eastAsia="Times New Roman" w:hAnsi="Times New Roman" w:cs="Times New Roman"/>
-          <w:kern w:val="0"/>
-          <w:sz w:val="20"/>
-          <w:szCs w:val="20"/>
-          <w:lang w:val="en-GB" w:eastAsia="en-GB"/>
-          <w14:ligatures w14:val="none"/>
-        </w:rPr>
-        <w:t>UCS2</w:t>
-      </w:r>
-      <w:proofErr w:type="spellEnd"/>
-      <w:r>
-        <w:rPr>
-          <w:rFonts w:ascii="Times New Roman" w:eastAsia="Times New Roman" w:hAnsi="Times New Roman" w:cs="Times New Roman"/>
-          <w:kern w:val="0"/>
-          <w:sz w:val="20"/>
-          <w:szCs w:val="20"/>
-          <w:lang w:val="en-GB" w:eastAsia="en-GB"/>
-          <w14:ligatures w14:val="none"/>
-        </w:rPr>
-        <w:t>(BE) (UTF-</w:t>
-      </w:r>
-      <w:proofErr w:type="spellStart"/>
-      <w:r>
-        <w:rPr>
-          <w:rFonts w:ascii="Times New Roman" w:eastAsia="Times New Roman" w:hAnsi="Times New Roman" w:cs="Times New Roman"/>
-          <w:kern w:val="0"/>
-          <w:sz w:val="20"/>
-          <w:szCs w:val="20"/>
-          <w:lang w:val="en-GB" w:eastAsia="en-GB"/>
-          <w14:ligatures w14:val="none"/>
-        </w:rPr>
-        <w:t>16BE</w:t>
-      </w:r>
-      <w:proofErr w:type="spellEnd"/>
-      <w:r>
-        <w:rPr>
-          <w:rFonts w:ascii="Times New Roman" w:eastAsia="Times New Roman" w:hAnsi="Times New Roman" w:cs="Times New Roman"/>
-          <w:kern w:val="0"/>
-          <w:sz w:val="20"/>
-          <w:szCs w:val="20"/>
-          <w:lang w:val="en-GB" w:eastAsia="en-GB"/>
-          <w14:ligatures w14:val="none"/>
-        </w:rPr>
-        <w:t xml:space="preserve">) should not be used for </w:t>
-      </w:r>
-      <w:proofErr w:type="spellStart"/>
-      <w:r>
-        <w:rPr>
-          <w:rFonts w:ascii="Times New Roman" w:eastAsia="Times New Roman" w:hAnsi="Times New Roman" w:cs="Times New Roman"/>
-          <w:kern w:val="0"/>
-          <w:sz w:val="20"/>
-          <w:szCs w:val="20"/>
-          <w:lang w:val="en-GB" w:eastAsia="en-GB"/>
-          <w14:ligatures w14:val="none"/>
-        </w:rPr>
-        <w:t>U</w:t>
-      </w:r>
-      <w:r>
-        <w:rPr>
-          <w:rFonts w:ascii="Times New Roman" w:eastAsia="Times New Roman" w:hAnsi="Times New Roman" w:cs="Times New Roman"/>
-          <w:kern w:val="0"/>
-          <w:sz w:val="20"/>
-          <w:szCs w:val="20"/>
-          <w:lang w:val="en-GB" w:eastAsia="en-GB"/>
-          <w14:ligatures w14:val="none"/>
-        </w:rPr>
-        <w:t>SSD</w:t>
-      </w:r>
-      <w:proofErr w:type="spellEnd"/>
-      <w:r>
-        <w:rPr>
-          <w:rFonts w:ascii="Times New Roman" w:eastAsia="Times New Roman" w:hAnsi="Times New Roman" w:cs="Times New Roman"/>
-          <w:kern w:val="0"/>
-          <w:sz w:val="20"/>
-          <w:szCs w:val="20"/>
-          <w:lang w:val="en-GB" w:eastAsia="en-GB"/>
-          <w14:ligatures w14:val="none"/>
-        </w:rPr>
-        <w:t xml:space="preserve">; a 7-bit alphabet, preferably </w:t>
-      </w:r>
-      <w:proofErr w:type="spellStart"/>
-      <w:r>
-        <w:rPr>
-          <w:rFonts w:ascii="Times New Roman" w:eastAsia="Times New Roman" w:hAnsi="Times New Roman" w:cs="Times New Roman"/>
-          <w:kern w:val="0"/>
-          <w:sz w:val="20"/>
-          <w:szCs w:val="20"/>
-          <w:lang w:val="en-GB" w:eastAsia="en-GB"/>
-          <w14:ligatures w14:val="none"/>
-        </w:rPr>
-        <w:t>0x00</w:t>
-      </w:r>
-      <w:proofErr w:type="spellEnd"/>
-      <w:r>
-        <w:rPr>
-          <w:rFonts w:ascii="Times New Roman" w:eastAsia="Times New Roman" w:hAnsi="Times New Roman" w:cs="Times New Roman"/>
-          <w:kern w:val="0"/>
-          <w:sz w:val="20"/>
-          <w:szCs w:val="20"/>
-          <w:lang w:val="en-GB" w:eastAsia="en-GB"/>
-          <w14:ligatures w14:val="none"/>
-        </w:rPr>
-        <w:t xml:space="preserve">, </w:t>
-      </w:r>
-      <w:r>
-        <w:rPr>
-          <w:rFonts w:ascii="Times New Roman" w:eastAsia="Times New Roman" w:hAnsi="Times New Roman" w:cs="Times New Roman"/>
-          <w:kern w:val="0"/>
-          <w:sz w:val="20"/>
-          <w:szCs w:val="20"/>
-          <w:lang w:val="en-GB" w:eastAsia="en-GB"/>
-          <w14:ligatures w14:val="none"/>
-        </w:rPr>
-        <w:t>should be used</w:t>
+      <w:r>
+        <w:rPr>
+          <w:rFonts w:ascii="Times New Roman" w:eastAsia="Times New Roman" w:hAnsi="Times New Roman" w:cs="Times New Roman"/>
+          <w:kern w:val="0"/>
+          <w:sz w:val="20"/>
+          <w:szCs w:val="20"/>
+          <w:lang w:val="en-GB" w:eastAsia="en-GB"/>
+          <w14:ligatures w14:val="none"/>
+        </w:rPr>
+        <w:t xml:space="preserve">Note that </w:t>
+      </w:r>
+      <w:r>
+        <w:rPr>
+          <w:rFonts w:ascii="Times New Roman" w:eastAsia="Times New Roman" w:hAnsi="Times New Roman" w:cs="Times New Roman"/>
+          <w:kern w:val="0"/>
+          <w:sz w:val="20"/>
+          <w:szCs w:val="20"/>
+          <w:lang w:val="en-GB" w:eastAsia="en-GB"/>
+          <w14:ligatures w14:val="none"/>
+        </w:rPr>
+        <w:t>for CBS, the 2-letter language tag</w:t>
+      </w:r>
+      <w:r>
+        <w:rPr>
+          <w:rFonts w:ascii="Times New Roman" w:eastAsia="Times New Roman" w:hAnsi="Times New Roman" w:cs="Times New Roman"/>
+          <w:kern w:val="0"/>
+          <w:sz w:val="20"/>
+          <w:szCs w:val="20"/>
+          <w:lang w:val="en-GB" w:eastAsia="en-GB"/>
+          <w14:ligatures w14:val="none"/>
+        </w:rPr>
+        <w:t xml:space="preserve"> prefix for UCS2 </w:t>
+      </w:r>
+      <w:r>
+        <w:rPr>
+          <w:rFonts w:ascii="Times New Roman" w:eastAsia="Times New Roman" w:hAnsi="Times New Roman" w:cs="Times New Roman"/>
+          <w:kern w:val="0"/>
+          <w:sz w:val="20"/>
+          <w:szCs w:val="20"/>
+          <w:lang w:val="en-GB" w:eastAsia="en-GB"/>
+          <w14:ligatures w14:val="none"/>
+        </w:rPr>
+        <w:t xml:space="preserve">encoded </w:t>
+      </w:r>
+      <w:r>
+        <w:rPr>
+          <w:rFonts w:ascii="Times New Roman" w:eastAsia="Times New Roman" w:hAnsi="Times New Roman" w:cs="Times New Roman"/>
+          <w:kern w:val="0"/>
+          <w:sz w:val="20"/>
+          <w:szCs w:val="20"/>
+          <w:lang w:val="en-GB" w:eastAsia="en-GB"/>
+          <w14:ligatures w14:val="none"/>
+        </w:rPr>
+        <w:t>messages are encoded in the 7-bit 0x00 alphabet</w:t>
+      </w:r>
+      <w:r>
+        <w:rPr>
+          <w:rFonts w:ascii="Times New Roman" w:eastAsia="Times New Roman" w:hAnsi="Times New Roman" w:cs="Times New Roman"/>
+          <w:kern w:val="0"/>
+          <w:sz w:val="20"/>
+          <w:szCs w:val="20"/>
+          <w:lang w:val="en-GB" w:eastAsia="en-GB"/>
+          <w14:ligatures w14:val="none"/>
+        </w:rPr>
+        <w:t xml:space="preserve"> in the first two bytes</w:t>
+      </w:r>
+      <w:r>
+        <w:rPr>
+          <w:rFonts w:ascii="Times New Roman" w:eastAsia="Times New Roman" w:hAnsi="Times New Roman" w:cs="Times New Roman"/>
+          <w:kern w:val="0"/>
+          <w:sz w:val="20"/>
+          <w:szCs w:val="20"/>
+          <w:lang w:val="en-GB" w:eastAsia="en-GB"/>
+          <w14:ligatures w14:val="none"/>
+        </w:rPr>
+        <w:t>; it should be lowercase</w:t>
       </w:r>
       <w:r>
         <w:rPr>
@@ -1570,298 +1613,7 @@
           <w:lang w:val="en-GB" w:eastAsia="en-GB"/>
           <w14:ligatures w14:val="none"/>
         </w:rPr>
-        <w:t xml:space="preserve"> (</w:t>
-      </w:r>
-      <w:r>
-        <w:rPr>
-          <w:rFonts w:ascii="Times New Roman" w:eastAsia="Times New Roman" w:hAnsi="Times New Roman" w:cs="Times New Roman"/>
-          <w:kern w:val="0"/>
-          <w:sz w:val="20"/>
-          <w:szCs w:val="20"/>
-          <w:lang w:val="en-GB" w:eastAsia="en-GB"/>
-          <w14:ligatures w14:val="none"/>
-        </w:rPr>
-        <w:t xml:space="preserve">However, </w:t>
-      </w:r>
-      <w:r>
-        <w:rPr>
-          <w:rFonts w:ascii="Times New Roman" w:eastAsia="Times New Roman" w:hAnsi="Times New Roman" w:cs="Times New Roman"/>
-          <w:b/>
-          <w:bCs/>
-          <w:kern w:val="0"/>
-          <w:sz w:val="20"/>
-          <w:szCs w:val="20"/>
-          <w:lang w:val="en-GB" w:eastAsia="en-GB"/>
-          <w14:ligatures w14:val="none"/>
-        </w:rPr>
-        <w:t>*</w:t>
-      </w:r>
-      <w:r>
-        <w:rPr>
-          <w:rFonts w:ascii="Times New Roman" w:eastAsia="Times New Roman" w:hAnsi="Times New Roman" w:cs="Times New Roman"/>
-          <w:kern w:val="0"/>
-          <w:sz w:val="20"/>
-          <w:szCs w:val="20"/>
-          <w:lang w:val="en-GB" w:eastAsia="en-GB"/>
-          <w14:ligatures w14:val="none"/>
-        </w:rPr>
-        <w:t xml:space="preserve">, </w:t>
-      </w:r>
-      <w:r>
-        <w:rPr>
-          <w:rFonts w:ascii="Times New Roman" w:eastAsia="Times New Roman" w:hAnsi="Times New Roman" w:cs="Times New Roman"/>
-          <w:b/>
-          <w:bCs/>
-          <w:kern w:val="0"/>
-          <w:sz w:val="20"/>
-          <w:szCs w:val="20"/>
-          <w:lang w:val="en-GB" w:eastAsia="en-GB"/>
-          <w14:ligatures w14:val="none"/>
-        </w:rPr>
-        <w:t>#</w:t>
-      </w:r>
-      <w:r>
-        <w:rPr>
-          <w:rFonts w:ascii="Times New Roman" w:eastAsia="Times New Roman" w:hAnsi="Times New Roman" w:cs="Times New Roman"/>
-          <w:kern w:val="0"/>
-          <w:sz w:val="20"/>
-          <w:szCs w:val="20"/>
-          <w:lang w:val="en-GB" w:eastAsia="en-GB"/>
-          <w14:ligatures w14:val="none"/>
-        </w:rPr>
-        <w:t xml:space="preserve">, </w:t>
-      </w:r>
-      <w:r>
-        <w:rPr>
-          <w:rFonts w:ascii="Times New Roman" w:eastAsia="Times New Roman" w:hAnsi="Times New Roman" w:cs="Times New Roman"/>
-          <w:b/>
-          <w:bCs/>
-          <w:kern w:val="0"/>
-          <w:sz w:val="20"/>
-          <w:szCs w:val="20"/>
-          <w:lang w:val="en-GB" w:eastAsia="en-GB"/>
-          <w14:ligatures w14:val="none"/>
-        </w:rPr>
-        <w:t>+</w:t>
-      </w:r>
-      <w:r>
-        <w:rPr>
-          <w:rFonts w:ascii="Times New Roman" w:eastAsia="Times New Roman" w:hAnsi="Times New Roman" w:cs="Times New Roman"/>
-          <w:kern w:val="0"/>
-          <w:sz w:val="20"/>
-          <w:szCs w:val="20"/>
-          <w:lang w:val="en-GB" w:eastAsia="en-GB"/>
-          <w14:ligatures w14:val="none"/>
-        </w:rPr>
-        <w:t xml:space="preserve">, </w:t>
-      </w:r>
-      <w:r>
-        <w:rPr>
-          <w:rFonts w:ascii="Times New Roman" w:eastAsia="Times New Roman" w:hAnsi="Times New Roman" w:cs="Times New Roman"/>
-          <w:b/>
-          <w:bCs/>
-          <w:kern w:val="0"/>
-          <w:sz w:val="20"/>
-          <w:szCs w:val="20"/>
-          <w:lang w:val="en-GB" w:eastAsia="en-GB"/>
-          <w14:ligatures w14:val="none"/>
-        </w:rPr>
-        <w:t>0</w:t>
-      </w:r>
-      <w:r>
-        <w:rPr>
-          <w:rFonts w:ascii="Times New Roman" w:eastAsia="Times New Roman" w:hAnsi="Times New Roman" w:cs="Times New Roman"/>
-          <w:kern w:val="0"/>
-          <w:sz w:val="20"/>
-          <w:szCs w:val="20"/>
-          <w:lang w:val="en-GB" w:eastAsia="en-GB"/>
-          <w14:ligatures w14:val="none"/>
-        </w:rPr>
-        <w:t>-</w:t>
-      </w:r>
-      <w:r>
-        <w:rPr>
-          <w:rFonts w:ascii="Times New Roman" w:eastAsia="Times New Roman" w:hAnsi="Times New Roman" w:cs="Times New Roman"/>
-          <w:b/>
-          <w:bCs/>
-          <w:kern w:val="0"/>
-          <w:sz w:val="20"/>
-          <w:szCs w:val="20"/>
-          <w:lang w:val="en-GB" w:eastAsia="en-GB"/>
-          <w14:ligatures w14:val="none"/>
-        </w:rPr>
-        <w:t>9</w:t>
-      </w:r>
-      <w:r>
-        <w:rPr>
-          <w:rFonts w:ascii="Times New Roman" w:eastAsia="Times New Roman" w:hAnsi="Times New Roman" w:cs="Times New Roman"/>
-          <w:kern w:val="0"/>
-          <w:sz w:val="20"/>
-          <w:szCs w:val="20"/>
-          <w:lang w:val="en-GB" w:eastAsia="en-GB"/>
-          <w14:ligatures w14:val="none"/>
-        </w:rPr>
-        <w:t xml:space="preserve"> and </w:t>
-      </w:r>
-      <w:r>
-        <w:rPr>
-          <w:rFonts w:ascii="Times New Roman" w:eastAsia="Times New Roman" w:hAnsi="Times New Roman" w:cs="Times New Roman"/>
-          <w:b/>
-          <w:bCs/>
-          <w:kern w:val="0"/>
-          <w:sz w:val="20"/>
-          <w:szCs w:val="20"/>
-          <w:lang w:val="en-GB" w:eastAsia="en-GB"/>
-          <w14:ligatures w14:val="none"/>
-        </w:rPr>
-        <w:t>a</w:t>
-      </w:r>
-      <w:r>
-        <w:rPr>
-          <w:rFonts w:ascii="Times New Roman" w:eastAsia="Times New Roman" w:hAnsi="Times New Roman" w:cs="Times New Roman"/>
-          <w:kern w:val="0"/>
-          <w:sz w:val="20"/>
-          <w:szCs w:val="20"/>
-          <w:lang w:val="en-GB" w:eastAsia="en-GB"/>
-          <w14:ligatures w14:val="none"/>
-        </w:rPr>
-        <w:t>-</w:t>
-      </w:r>
-      <w:r>
-        <w:rPr>
-          <w:rFonts w:ascii="Times New Roman" w:eastAsia="Times New Roman" w:hAnsi="Times New Roman" w:cs="Times New Roman"/>
-          <w:b/>
-          <w:bCs/>
-          <w:kern w:val="0"/>
-          <w:sz w:val="20"/>
-          <w:szCs w:val="20"/>
-          <w:lang w:val="en-GB" w:eastAsia="en-GB"/>
-          <w14:ligatures w14:val="none"/>
-        </w:rPr>
-        <w:t>z</w:t>
-      </w:r>
-      <w:r>
-        <w:rPr>
-          <w:rFonts w:ascii="Times New Roman" w:eastAsia="Times New Roman" w:hAnsi="Times New Roman" w:cs="Times New Roman"/>
-          <w:kern w:val="0"/>
-          <w:sz w:val="20"/>
-          <w:szCs w:val="20"/>
-          <w:lang w:val="en-GB" w:eastAsia="en-GB"/>
-          <w14:ligatures w14:val="none"/>
-        </w:rPr>
-        <w:t xml:space="preserve"> (lowercase</w:t>
-      </w:r>
-      <w:r>
-        <w:rPr>
-          <w:rFonts w:ascii="Times New Roman" w:eastAsia="Times New Roman" w:hAnsi="Times New Roman" w:cs="Times New Roman"/>
-          <w:kern w:val="0"/>
-          <w:sz w:val="20"/>
-          <w:szCs w:val="20"/>
-          <w:lang w:val="en-GB" w:eastAsia="en-GB"/>
-          <w14:ligatures w14:val="none"/>
-        </w:rPr>
-        <w:t>!</w:t>
-      </w:r>
-      <w:r>
-        <w:rPr>
-          <w:rFonts w:ascii="Times New Roman" w:eastAsia="Times New Roman" w:hAnsi="Times New Roman" w:cs="Times New Roman"/>
-          <w:kern w:val="0"/>
-          <w:sz w:val="20"/>
-          <w:szCs w:val="20"/>
-          <w:lang w:val="en-GB" w:eastAsia="en-GB"/>
-          <w14:ligatures w14:val="none"/>
-        </w:rPr>
-        <w:t>)</w:t>
-      </w:r>
-      <w:r>
-        <w:rPr>
-          <w:rFonts w:ascii="Times New Roman" w:eastAsia="Times New Roman" w:hAnsi="Times New Roman" w:cs="Times New Roman"/>
-          <w:kern w:val="0"/>
-          <w:sz w:val="20"/>
-          <w:szCs w:val="20"/>
-          <w:lang w:val="en-GB" w:eastAsia="en-GB"/>
-          <w14:ligatures w14:val="none"/>
-        </w:rPr>
-        <w:t xml:space="preserve"> are encoded the same in all </w:t>
-      </w:r>
-      <w:r>
-        <w:rPr>
-          <w:rFonts w:ascii="Times New Roman" w:eastAsia="Times New Roman" w:hAnsi="Times New Roman" w:cs="Times New Roman"/>
-          <w:kern w:val="0"/>
-          <w:sz w:val="20"/>
-          <w:szCs w:val="20"/>
-          <w:lang w:val="en-GB" w:eastAsia="en-GB"/>
-          <w14:ligatures w14:val="none"/>
-        </w:rPr>
-        <w:t xml:space="preserve">non-deprecated </w:t>
-      </w:r>
-      <w:r>
-        <w:rPr>
-          <w:rFonts w:ascii="Times New Roman" w:eastAsia="Times New Roman" w:hAnsi="Times New Roman" w:cs="Times New Roman"/>
-          <w:kern w:val="0"/>
-          <w:sz w:val="20"/>
-          <w:szCs w:val="20"/>
-          <w:lang w:val="en-GB" w:eastAsia="en-GB"/>
-          <w14:ligatures w14:val="none"/>
-        </w:rPr>
-        <w:t>7-bit alphabets</w:t>
-      </w:r>
-      <w:r>
-        <w:rPr>
-          <w:rFonts w:ascii="Times New Roman" w:eastAsia="Times New Roman" w:hAnsi="Times New Roman" w:cs="Times New Roman"/>
-          <w:kern w:val="0"/>
-          <w:sz w:val="20"/>
-          <w:szCs w:val="20"/>
-          <w:lang w:val="en-GB" w:eastAsia="en-GB"/>
-          <w14:ligatures w14:val="none"/>
-        </w:rPr>
-        <w:t xml:space="preserve">, in particular for </w:t>
-      </w:r>
-      <w:proofErr w:type="spellStart"/>
-      <w:r>
-        <w:rPr>
-          <w:rFonts w:ascii="Times New Roman" w:eastAsia="Times New Roman" w:hAnsi="Times New Roman" w:cs="Times New Roman"/>
-          <w:kern w:val="0"/>
-          <w:sz w:val="20"/>
-          <w:szCs w:val="20"/>
-          <w:lang w:val="en-GB" w:eastAsia="en-GB"/>
-          <w14:ligatures w14:val="none"/>
-        </w:rPr>
-        <w:t>USSD</w:t>
-      </w:r>
-      <w:proofErr w:type="spellEnd"/>
-      <w:r>
-        <w:rPr>
-          <w:rFonts w:ascii="Times New Roman" w:eastAsia="Times New Roman" w:hAnsi="Times New Roman" w:cs="Times New Roman"/>
-          <w:kern w:val="0"/>
-          <w:sz w:val="20"/>
-          <w:szCs w:val="20"/>
-          <w:lang w:val="en-GB" w:eastAsia="en-GB"/>
-          <w14:ligatures w14:val="none"/>
-        </w:rPr>
-        <w:t xml:space="preserve"> commands, and 2-letter CBS</w:t>
-      </w:r>
-      <w:r>
-        <w:rPr>
-          <w:rFonts w:ascii="Times New Roman" w:eastAsia="Times New Roman" w:hAnsi="Times New Roman" w:cs="Times New Roman"/>
-          <w:kern w:val="0"/>
-          <w:sz w:val="20"/>
-          <w:szCs w:val="20"/>
-          <w:lang w:val="en-GB" w:eastAsia="en-GB"/>
-          <w14:ligatures w14:val="none"/>
-        </w:rPr>
-        <w:t xml:space="preserve"> lowercase language tags</w:t>
-      </w:r>
-      <w:r>
-        <w:rPr>
-          <w:rFonts w:ascii="Times New Roman" w:eastAsia="Times New Roman" w:hAnsi="Times New Roman" w:cs="Times New Roman"/>
-          <w:kern w:val="0"/>
-          <w:sz w:val="20"/>
-          <w:szCs w:val="20"/>
-          <w:lang w:val="en-GB" w:eastAsia="en-GB"/>
-          <w14:ligatures w14:val="none"/>
-        </w:rPr>
-        <w:t>.)</w:t>
+        <w:t xml:space="preserve"> (SMS does not have language tags of any kind.)</w:t>
       </w:r>
     </w:p>
     <w:p>
@@ -1884,143 +1636,172 @@
           <w:lang w:val="en-GB" w:eastAsia="en-GB"/>
           <w14:ligatures w14:val="none"/>
         </w:rPr>
-        <w:t xml:space="preserve">Note that </w:t>
-      </w:r>
-      <w:r>
-        <w:rPr>
-          <w:rFonts w:ascii="Times New Roman" w:eastAsia="Times New Roman" w:hAnsi="Times New Roman" w:cs="Times New Roman"/>
-          <w:kern w:val="0"/>
-          <w:sz w:val="20"/>
-          <w:szCs w:val="20"/>
-          <w:lang w:val="en-GB" w:eastAsia="en-GB"/>
-          <w14:ligatures w14:val="none"/>
-        </w:rPr>
-        <w:t>for CBS, the 2-letter language tag</w:t>
-      </w:r>
-      <w:r>
-        <w:rPr>
-          <w:rFonts w:ascii="Times New Roman" w:eastAsia="Times New Roman" w:hAnsi="Times New Roman" w:cs="Times New Roman"/>
-          <w:kern w:val="0"/>
-          <w:sz w:val="20"/>
-          <w:szCs w:val="20"/>
-          <w:lang w:val="en-GB" w:eastAsia="en-GB"/>
-          <w14:ligatures w14:val="none"/>
-        </w:rPr>
-        <w:t xml:space="preserve"> prefix for </w:t>
-      </w:r>
-      <w:proofErr w:type="spellStart"/>
-      <w:r>
-        <w:rPr>
-          <w:rFonts w:ascii="Times New Roman" w:eastAsia="Times New Roman" w:hAnsi="Times New Roman" w:cs="Times New Roman"/>
-          <w:kern w:val="0"/>
-          <w:sz w:val="20"/>
-          <w:szCs w:val="20"/>
-          <w:lang w:val="en-GB" w:eastAsia="en-GB"/>
-          <w14:ligatures w14:val="none"/>
-        </w:rPr>
-        <w:t>UCS2</w:t>
-      </w:r>
-      <w:proofErr w:type="spellEnd"/>
-      <w:r>
-        <w:rPr>
-          <w:rFonts w:ascii="Times New Roman" w:eastAsia="Times New Roman" w:hAnsi="Times New Roman" w:cs="Times New Roman"/>
-          <w:kern w:val="0"/>
-          <w:sz w:val="20"/>
-          <w:szCs w:val="20"/>
-          <w:lang w:val="en-GB" w:eastAsia="en-GB"/>
-          <w14:ligatures w14:val="none"/>
-        </w:rPr>
-        <w:t xml:space="preserve"> </w:t>
-      </w:r>
-      <w:r>
-        <w:rPr>
-          <w:rFonts w:ascii="Times New Roman" w:eastAsia="Times New Roman" w:hAnsi="Times New Roman" w:cs="Times New Roman"/>
-          <w:kern w:val="0"/>
-          <w:sz w:val="20"/>
-          <w:szCs w:val="20"/>
-          <w:lang w:val="en-GB" w:eastAsia="en-GB"/>
-          <w14:ligatures w14:val="none"/>
-        </w:rPr>
-        <w:t xml:space="preserve">encoded </w:t>
-      </w:r>
-      <w:r>
-        <w:rPr>
-          <w:rFonts w:ascii="Times New Roman" w:eastAsia="Times New Roman" w:hAnsi="Times New Roman" w:cs="Times New Roman"/>
-          <w:kern w:val="0"/>
-          <w:sz w:val="20"/>
-          <w:szCs w:val="20"/>
-          <w:lang w:val="en-GB" w:eastAsia="en-GB"/>
-          <w14:ligatures w14:val="none"/>
-        </w:rPr>
-        <w:t xml:space="preserve">messages are encoded in the 7-bit </w:t>
-      </w:r>
-      <w:proofErr w:type="spellStart"/>
-      <w:r>
-        <w:rPr>
-          <w:rFonts w:ascii="Times New Roman" w:eastAsia="Times New Roman" w:hAnsi="Times New Roman" w:cs="Times New Roman"/>
-          <w:kern w:val="0"/>
-          <w:sz w:val="20"/>
-          <w:szCs w:val="20"/>
-          <w:lang w:val="en-GB" w:eastAsia="en-GB"/>
-          <w14:ligatures w14:val="none"/>
-        </w:rPr>
-        <w:t>0x00</w:t>
-      </w:r>
-      <w:proofErr w:type="spellEnd"/>
-      <w:r>
-        <w:rPr>
-          <w:rFonts w:ascii="Times New Roman" w:eastAsia="Times New Roman" w:hAnsi="Times New Roman" w:cs="Times New Roman"/>
-          <w:kern w:val="0"/>
-          <w:sz w:val="20"/>
-          <w:szCs w:val="20"/>
-          <w:lang w:val="en-GB" w:eastAsia="en-GB"/>
-          <w14:ligatures w14:val="none"/>
-        </w:rPr>
-        <w:t xml:space="preserve"> alphabet</w:t>
-      </w:r>
-      <w:r>
-        <w:rPr>
-          <w:rFonts w:ascii="Times New Roman" w:eastAsia="Times New Roman" w:hAnsi="Times New Roman" w:cs="Times New Roman"/>
-          <w:kern w:val="0"/>
-          <w:sz w:val="20"/>
-          <w:szCs w:val="20"/>
-          <w:lang w:val="en-GB" w:eastAsia="en-GB"/>
-          <w14:ligatures w14:val="none"/>
-        </w:rPr>
-        <w:t xml:space="preserve"> in the first two bytes</w:t>
-      </w:r>
-      <w:r>
-        <w:rPr>
-          <w:rFonts w:ascii="Times New Roman" w:eastAsia="Times New Roman" w:hAnsi="Times New Roman" w:cs="Times New Roman"/>
-          <w:kern w:val="0"/>
-          <w:sz w:val="20"/>
-          <w:szCs w:val="20"/>
-          <w:lang w:val="en-GB" w:eastAsia="en-GB"/>
-          <w14:ligatures w14:val="none"/>
-        </w:rPr>
-        <w:t>; it should be lowercase</w:t>
-      </w:r>
-      <w:r>
-        <w:rPr>
-          <w:rFonts w:ascii="Times New Roman" w:eastAsia="Times New Roman" w:hAnsi="Times New Roman" w:cs="Times New Roman"/>
-          <w:kern w:val="0"/>
-          <w:sz w:val="20"/>
-          <w:szCs w:val="20"/>
-          <w:lang w:val="en-GB" w:eastAsia="en-GB"/>
-          <w14:ligatures w14:val="none"/>
-        </w:rPr>
-        <w:t>.</w:t>
-      </w:r>
-      <w:r>
-        <w:rPr>
-          <w:rFonts w:ascii="Times New Roman" w:eastAsia="Times New Roman" w:hAnsi="Times New Roman" w:cs="Times New Roman"/>
-          <w:kern w:val="0"/>
-          <w:sz w:val="20"/>
-          <w:szCs w:val="20"/>
-          <w:lang w:val="en-GB" w:eastAsia="en-GB"/>
-          <w14:ligatures w14:val="none"/>
-        </w:rPr>
-        <w:t xml:space="preserve"> (SMS does not have language tags of any kind.)</w:t>
+        <w:t>Furthermore, if any of the 7-bit alphabets 0x10</w:t>
+      </w:r>
+      <w:r>
+        <w:rPr>
+          <w:rFonts w:ascii="Times New Roman" w:eastAsia="Times New Roman" w:hAnsi="Times New Roman" w:cs="Times New Roman"/>
+          <w:kern w:val="0"/>
+          <w:sz w:val="20"/>
+          <w:szCs w:val="20"/>
+          <w:lang w:val="en-GB" w:eastAsia="en-GB"/>
+          <w14:ligatures w14:val="none"/>
+        </w:rPr>
+        <w:t xml:space="preserve"> and onwards can be used</w:t>
+      </w:r>
+      <w:r>
+        <w:rPr>
+          <w:rFonts w:ascii="Times New Roman" w:eastAsia="Times New Roman" w:hAnsi="Times New Roman" w:cs="Times New Roman"/>
+          <w:kern w:val="0"/>
+          <w:sz w:val="20"/>
+          <w:szCs w:val="20"/>
+          <w:lang w:val="en-GB" w:eastAsia="en-GB"/>
+          <w14:ligatures w14:val="none"/>
+        </w:rPr>
+        <w:t xml:space="preserve"> for an SMS/CBS message</w:t>
+      </w:r>
+      <w:r>
+        <w:rPr>
+          <w:rFonts w:ascii="Times New Roman" w:eastAsia="Times New Roman" w:hAnsi="Times New Roman" w:cs="Times New Roman"/>
+          <w:kern w:val="0"/>
+          <w:sz w:val="20"/>
+          <w:szCs w:val="20"/>
+          <w:lang w:val="en-GB" w:eastAsia="en-GB"/>
+          <w14:ligatures w14:val="none"/>
+        </w:rPr>
+        <w:t xml:space="preserve">, </w:t>
+      </w:r>
+      <w:r>
+        <w:rPr>
+          <w:rFonts w:ascii="Times New Roman" w:eastAsia="Times New Roman" w:hAnsi="Times New Roman" w:cs="Times New Roman"/>
+          <w:kern w:val="0"/>
+          <w:sz w:val="20"/>
+          <w:szCs w:val="20"/>
+          <w:lang w:val="en-GB" w:eastAsia="en-GB"/>
+          <w14:ligatures w14:val="none"/>
+        </w:rPr>
+        <w:t xml:space="preserve">use of </w:t>
+      </w:r>
+      <w:r>
+        <w:rPr>
+          <w:rFonts w:ascii="Times New Roman" w:eastAsia="Times New Roman" w:hAnsi="Times New Roman" w:cs="Times New Roman"/>
+          <w:kern w:val="0"/>
+          <w:sz w:val="20"/>
+          <w:szCs w:val="20"/>
+          <w:lang w:val="en-GB" w:eastAsia="en-GB"/>
+          <w14:ligatures w14:val="none"/>
+        </w:rPr>
+        <w:t>that 7-bit alphabet is preferred</w:t>
+      </w:r>
+      <w:r>
+        <w:rPr>
+          <w:rFonts w:ascii="Times New Roman" w:eastAsia="Times New Roman" w:hAnsi="Times New Roman" w:cs="Times New Roman"/>
+          <w:kern w:val="0"/>
+          <w:sz w:val="20"/>
+          <w:szCs w:val="20"/>
+          <w:lang w:val="en-GB" w:eastAsia="en-GB"/>
+          <w14:ligatures w14:val="none"/>
+        </w:rPr>
+        <w:t xml:space="preserve">, as that can more than </w:t>
+      </w:r>
+      <w:r>
+        <w:rPr>
+          <w:rFonts w:ascii="Times New Roman" w:eastAsia="Times New Roman" w:hAnsi="Times New Roman" w:cs="Times New Roman"/>
+          <w:kern w:val="0"/>
+          <w:sz w:val="20"/>
+          <w:szCs w:val="20"/>
+          <w:lang w:val="en-GB" w:eastAsia="en-GB"/>
+          <w14:ligatures w14:val="none"/>
+        </w:rPr>
+        <w:t>half the length (in bytes) of the message</w:t>
+      </w:r>
+      <w:r>
+        <w:rPr>
+          <w:rFonts w:ascii="Times New Roman" w:eastAsia="Times New Roman" w:hAnsi="Times New Roman" w:cs="Times New Roman"/>
+          <w:kern w:val="0"/>
+          <w:sz w:val="20"/>
+          <w:szCs w:val="20"/>
+          <w:lang w:val="en-GB" w:eastAsia="en-GB"/>
+          <w14:ligatures w14:val="none"/>
+        </w:rPr>
+        <w:t>, allowing for fewer submessages and</w:t>
+      </w:r>
+      <w:r>
+        <w:rPr>
+          <w:rFonts w:ascii="Times New Roman" w:eastAsia="Times New Roman" w:hAnsi="Times New Roman" w:cs="Times New Roman"/>
+          <w:kern w:val="0"/>
+          <w:sz w:val="20"/>
+          <w:szCs w:val="20"/>
+          <w:lang w:val="en-GB" w:eastAsia="en-GB"/>
+          <w14:ligatures w14:val="none"/>
+        </w:rPr>
+        <w:t xml:space="preserve"> allowing</w:t>
+      </w:r>
+      <w:r>
+        <w:rPr>
+          <w:rFonts w:ascii="Times New Roman" w:eastAsia="Times New Roman" w:hAnsi="Times New Roman" w:cs="Times New Roman"/>
+          <w:kern w:val="0"/>
+          <w:sz w:val="20"/>
+          <w:szCs w:val="20"/>
+          <w:lang w:val="en-GB" w:eastAsia="en-GB"/>
+          <w14:ligatures w14:val="none"/>
+        </w:rPr>
+        <w:t xml:space="preserve"> a longer (</w:t>
+      </w:r>
+      <w:r>
+        <w:rPr>
+          <w:rFonts w:ascii="Times New Roman" w:eastAsia="Times New Roman" w:hAnsi="Times New Roman" w:cs="Times New Roman"/>
+          <w:kern w:val="0"/>
+          <w:sz w:val="20"/>
+          <w:szCs w:val="20"/>
+          <w:lang w:val="en-GB" w:eastAsia="en-GB"/>
+          <w14:ligatures w14:val="none"/>
+        </w:rPr>
+        <w:t>in characters</w:t>
+      </w:r>
+      <w:r>
+        <w:rPr>
+          <w:rFonts w:ascii="Times New Roman" w:eastAsia="Times New Roman" w:hAnsi="Times New Roman" w:cs="Times New Roman"/>
+          <w:kern w:val="0"/>
+          <w:sz w:val="20"/>
+          <w:szCs w:val="20"/>
+          <w:lang w:val="en-GB" w:eastAsia="en-GB"/>
+          <w14:ligatures w14:val="none"/>
+        </w:rPr>
+        <w:t xml:space="preserve">) </w:t>
+      </w:r>
+      <w:r>
+        <w:rPr>
+          <w:rFonts w:ascii="Times New Roman" w:eastAsia="Times New Roman" w:hAnsi="Times New Roman" w:cs="Times New Roman"/>
+          <w:kern w:val="0"/>
+          <w:sz w:val="20"/>
+          <w:szCs w:val="20"/>
+          <w:lang w:val="en-GB" w:eastAsia="en-GB"/>
+          <w14:ligatures w14:val="none"/>
+        </w:rPr>
+        <w:t xml:space="preserve">total </w:t>
+      </w:r>
+      <w:r>
+        <w:rPr>
+          <w:rFonts w:ascii="Times New Roman" w:eastAsia="Times New Roman" w:hAnsi="Times New Roman" w:cs="Times New Roman"/>
+          <w:kern w:val="0"/>
+          <w:sz w:val="20"/>
+          <w:szCs w:val="20"/>
+          <w:lang w:val="en-GB" w:eastAsia="en-GB"/>
+          <w14:ligatures w14:val="none"/>
+        </w:rPr>
+        <w:t>message.</w:t>
+      </w:r>
+      <w:r>
+        <w:rPr>
+          <w:rFonts w:ascii="Times New Roman" w:eastAsia="Times New Roman" w:hAnsi="Times New Roman" w:cs="Times New Roman"/>
+          <w:kern w:val="0"/>
+          <w:sz w:val="20"/>
+          <w:szCs w:val="20"/>
+          <w:lang w:val="en-GB" w:eastAsia="en-GB"/>
+          <w14:ligatures w14:val="none"/>
+        </w:rPr>
+        <w:t xml:space="preserve"> (Note that alphabets 0x00-0x0F are deprecated for SMS/CBS messages.)</w:t>
       </w:r>
     </w:p>
     <w:p>
@@ -2043,255 +1824,6 @@
           <w:lang w:val="en-GB" w:eastAsia="en-GB"/>
           <w14:ligatures w14:val="none"/>
         </w:rPr>
-        <w:t xml:space="preserve">Furthermore, if any of the 7-bit alphabets </w:t>
-      </w:r>
-      <w:proofErr w:type="spellStart"/>
-      <w:r>
-        <w:rPr>
-          <w:rFonts w:ascii="Times New Roman" w:eastAsia="Times New Roman" w:hAnsi="Times New Roman" w:cs="Times New Roman"/>
-          <w:kern w:val="0"/>
-          <w:sz w:val="20"/>
-          <w:szCs w:val="20"/>
-          <w:lang w:val="en-GB" w:eastAsia="en-GB"/>
-          <w14:ligatures w14:val="none"/>
-        </w:rPr>
-        <w:t>0x10</w:t>
-      </w:r>
-      <w:proofErr w:type="spellEnd"/>
-      <w:r>
-        <w:rPr>
-          <w:rFonts w:ascii="Times New Roman" w:eastAsia="Times New Roman" w:hAnsi="Times New Roman" w:cs="Times New Roman"/>
-          <w:kern w:val="0"/>
-          <w:sz w:val="20"/>
-          <w:szCs w:val="20"/>
-          <w:lang w:val="en-GB" w:eastAsia="en-GB"/>
-          <w14:ligatures w14:val="none"/>
-        </w:rPr>
-        <w:t xml:space="preserve"> and onwards can be used</w:t>
-      </w:r>
-      <w:r>
-        <w:rPr>
-          <w:rFonts w:ascii="Times New Roman" w:eastAsia="Times New Roman" w:hAnsi="Times New Roman" w:cs="Times New Roman"/>
-          <w:kern w:val="0"/>
-          <w:sz w:val="20"/>
-          <w:szCs w:val="20"/>
-          <w:lang w:val="en-GB" w:eastAsia="en-GB"/>
-          <w14:ligatures w14:val="none"/>
-        </w:rPr>
-        <w:t xml:space="preserve"> for an SMS/CBS message</w:t>
-      </w:r>
-      <w:r>
-        <w:rPr>
-          <w:rFonts w:ascii="Times New Roman" w:eastAsia="Times New Roman" w:hAnsi="Times New Roman" w:cs="Times New Roman"/>
-          <w:kern w:val="0"/>
-          <w:sz w:val="20"/>
-          <w:szCs w:val="20"/>
-          <w:lang w:val="en-GB" w:eastAsia="en-GB"/>
-          <w14:ligatures w14:val="none"/>
-        </w:rPr>
-        <w:t xml:space="preserve">, </w:t>
-      </w:r>
-      <w:r>
-        <w:rPr>
-          <w:rFonts w:ascii="Times New Roman" w:eastAsia="Times New Roman" w:hAnsi="Times New Roman" w:cs="Times New Roman"/>
-          <w:kern w:val="0"/>
-          <w:sz w:val="20"/>
-          <w:szCs w:val="20"/>
-          <w:lang w:val="en-GB" w:eastAsia="en-GB"/>
-          <w14:ligatures w14:val="none"/>
-        </w:rPr>
-        <w:t xml:space="preserve">use of </w:t>
-      </w:r>
-      <w:r>
-        <w:rPr>
-          <w:rFonts w:ascii="Times New Roman" w:eastAsia="Times New Roman" w:hAnsi="Times New Roman" w:cs="Times New Roman"/>
-          <w:kern w:val="0"/>
-          <w:sz w:val="20"/>
-          <w:szCs w:val="20"/>
-          <w:lang w:val="en-GB" w:eastAsia="en-GB"/>
-          <w14:ligatures w14:val="none"/>
-        </w:rPr>
-        <w:t>that 7-bit alphabet is preferred</w:t>
-      </w:r>
-      <w:r>
-        <w:rPr>
-          <w:rFonts w:ascii="Times New Roman" w:eastAsia="Times New Roman" w:hAnsi="Times New Roman" w:cs="Times New Roman"/>
-          <w:kern w:val="0"/>
-          <w:sz w:val="20"/>
-          <w:szCs w:val="20"/>
-          <w:lang w:val="en-GB" w:eastAsia="en-GB"/>
-          <w14:ligatures w14:val="none"/>
-        </w:rPr>
-        <w:t xml:space="preserve">, as that can more than </w:t>
-      </w:r>
-      <w:r>
-        <w:rPr>
-          <w:rFonts w:ascii="Times New Roman" w:eastAsia="Times New Roman" w:hAnsi="Times New Roman" w:cs="Times New Roman"/>
-          <w:kern w:val="0"/>
-          <w:sz w:val="20"/>
-          <w:szCs w:val="20"/>
-          <w:lang w:val="en-GB" w:eastAsia="en-GB"/>
-          <w14:ligatures w14:val="none"/>
-        </w:rPr>
-        <w:t>half the length (in bytes) of the message</w:t>
-      </w:r>
-      <w:r>
-        <w:rPr>
-          <w:rFonts w:ascii="Times New Roman" w:eastAsia="Times New Roman" w:hAnsi="Times New Roman" w:cs="Times New Roman"/>
-          <w:kern w:val="0"/>
-          <w:sz w:val="20"/>
-          <w:szCs w:val="20"/>
-          <w:lang w:val="en-GB" w:eastAsia="en-GB"/>
-          <w14:ligatures w14:val="none"/>
-        </w:rPr>
-        <w:t xml:space="preserve">, allowing for fewer </w:t>
-      </w:r>
-      <w:proofErr w:type="spellStart"/>
-      <w:r>
-        <w:rPr>
-          <w:rFonts w:ascii="Times New Roman" w:eastAsia="Times New Roman" w:hAnsi="Times New Roman" w:cs="Times New Roman"/>
-          <w:kern w:val="0"/>
-          <w:sz w:val="20"/>
-          <w:szCs w:val="20"/>
-          <w:lang w:val="en-GB" w:eastAsia="en-GB"/>
-          <w14:ligatures w14:val="none"/>
-        </w:rPr>
-        <w:t>submessages</w:t>
-      </w:r>
-      <w:proofErr w:type="spellEnd"/>
-      <w:r>
-        <w:rPr>
-          <w:rFonts w:ascii="Times New Roman" w:eastAsia="Times New Roman" w:hAnsi="Times New Roman" w:cs="Times New Roman"/>
-          <w:kern w:val="0"/>
-          <w:sz w:val="20"/>
-          <w:szCs w:val="20"/>
-          <w:lang w:val="en-GB" w:eastAsia="en-GB"/>
-          <w14:ligatures w14:val="none"/>
-        </w:rPr>
-        <w:t xml:space="preserve"> and</w:t>
-      </w:r>
-      <w:r>
-        <w:rPr>
-          <w:rFonts w:ascii="Times New Roman" w:eastAsia="Times New Roman" w:hAnsi="Times New Roman" w:cs="Times New Roman"/>
-          <w:kern w:val="0"/>
-          <w:sz w:val="20"/>
-          <w:szCs w:val="20"/>
-          <w:lang w:val="en-GB" w:eastAsia="en-GB"/>
-          <w14:ligatures w14:val="none"/>
-        </w:rPr>
-        <w:t xml:space="preserve"> allowing</w:t>
-      </w:r>
-      <w:r>
-        <w:rPr>
-          <w:rFonts w:ascii="Times New Roman" w:eastAsia="Times New Roman" w:hAnsi="Times New Roman" w:cs="Times New Roman"/>
-          <w:kern w:val="0"/>
-          <w:sz w:val="20"/>
-          <w:szCs w:val="20"/>
-          <w:lang w:val="en-GB" w:eastAsia="en-GB"/>
-          <w14:ligatures w14:val="none"/>
-        </w:rPr>
-        <w:t xml:space="preserve"> a longer (</w:t>
-      </w:r>
-      <w:r>
-        <w:rPr>
-          <w:rFonts w:ascii="Times New Roman" w:eastAsia="Times New Roman" w:hAnsi="Times New Roman" w:cs="Times New Roman"/>
-          <w:kern w:val="0"/>
-          <w:sz w:val="20"/>
-          <w:szCs w:val="20"/>
-          <w:lang w:val="en-GB" w:eastAsia="en-GB"/>
-          <w14:ligatures w14:val="none"/>
-        </w:rPr>
-        <w:t>in characters</w:t>
-      </w:r>
-      <w:r>
-        <w:rPr>
-          <w:rFonts w:ascii="Times New Roman" w:eastAsia="Times New Roman" w:hAnsi="Times New Roman" w:cs="Times New Roman"/>
-          <w:kern w:val="0"/>
-          <w:sz w:val="20"/>
-          <w:szCs w:val="20"/>
-          <w:lang w:val="en-GB" w:eastAsia="en-GB"/>
-          <w14:ligatures w14:val="none"/>
-        </w:rPr>
-        <w:t xml:space="preserve">) </w:t>
-      </w:r>
-      <w:r>
-        <w:rPr>
-          <w:rFonts w:ascii="Times New Roman" w:eastAsia="Times New Roman" w:hAnsi="Times New Roman" w:cs="Times New Roman"/>
-          <w:kern w:val="0"/>
-          <w:sz w:val="20"/>
-          <w:szCs w:val="20"/>
-          <w:lang w:val="en-GB" w:eastAsia="en-GB"/>
-          <w14:ligatures w14:val="none"/>
-        </w:rPr>
-        <w:t xml:space="preserve">total </w:t>
-      </w:r>
-      <w:r>
-        <w:rPr>
-          <w:rFonts w:ascii="Times New Roman" w:eastAsia="Times New Roman" w:hAnsi="Times New Roman" w:cs="Times New Roman"/>
-          <w:kern w:val="0"/>
-          <w:sz w:val="20"/>
-          <w:szCs w:val="20"/>
-          <w:lang w:val="en-GB" w:eastAsia="en-GB"/>
-          <w14:ligatures w14:val="none"/>
-        </w:rPr>
-        <w:t>message.</w:t>
-      </w:r>
-      <w:r>
-        <w:rPr>
-          <w:rFonts w:ascii="Times New Roman" w:eastAsia="Times New Roman" w:hAnsi="Times New Roman" w:cs="Times New Roman"/>
-          <w:kern w:val="0"/>
-          <w:sz w:val="20"/>
-          <w:szCs w:val="20"/>
-          <w:lang w:val="en-GB" w:eastAsia="en-GB"/>
-          <w14:ligatures w14:val="none"/>
-        </w:rPr>
-        <w:t xml:space="preserve"> (Note that alphabets </w:t>
-      </w:r>
-      <w:proofErr w:type="spellStart"/>
-      <w:r>
-        <w:rPr>
-          <w:rFonts w:ascii="Times New Roman" w:eastAsia="Times New Roman" w:hAnsi="Times New Roman" w:cs="Times New Roman"/>
-          <w:kern w:val="0"/>
-          <w:sz w:val="20"/>
-          <w:szCs w:val="20"/>
-          <w:lang w:val="en-GB" w:eastAsia="en-GB"/>
-          <w14:ligatures w14:val="none"/>
-        </w:rPr>
-        <w:t>0x00-0x0F</w:t>
-      </w:r>
-      <w:proofErr w:type="spellEnd"/>
-      <w:r>
-        <w:rPr>
-          <w:rFonts w:ascii="Times New Roman" w:eastAsia="Times New Roman" w:hAnsi="Times New Roman" w:cs="Times New Roman"/>
-          <w:kern w:val="0"/>
-          <w:sz w:val="20"/>
-          <w:szCs w:val="20"/>
-          <w:lang w:val="en-GB" w:eastAsia="en-GB"/>
-          <w14:ligatures w14:val="none"/>
-        </w:rPr>
-        <w:t xml:space="preserve"> are deprecated for SMS/CBS messages.)</w:t>
-      </w:r>
-    </w:p>
-    <w:p>
-      <w:pPr>
-        <w:rPr>
-          <w:rFonts w:ascii="Times New Roman" w:eastAsia="Times New Roman" w:hAnsi="Times New Roman" w:cs="Times New Roman"/>
-          <w:kern w:val="0"/>
-          <w:sz w:val="20"/>
-          <w:szCs w:val="20"/>
-          <w:lang w:val="en-GB" w:eastAsia="en-GB"/>
-          <w14:ligatures w14:val="none"/>
-        </w:rPr>
-      </w:pPr>
-      <w:r>
-        <w:rPr>
-          <w:rFonts w:ascii="Times New Roman" w:eastAsia="Times New Roman" w:hAnsi="Times New Roman" w:cs="Times New Roman"/>
-          <w:kern w:val="0"/>
-          <w:sz w:val="20"/>
-          <w:szCs w:val="20"/>
-          <w:lang w:val="en-GB" w:eastAsia="en-GB"/>
-          <w14:ligatures w14:val="none"/>
-        </w:rPr>
         <w:t xml:space="preserve">For messages originally encoded in </w:t>
       </w:r>
       <w:r>
@@ -2380,31 +1912,7 @@
           <w:lang w:val="en-GB" w:eastAsia="en-GB"/>
           <w14:ligatures w14:val="none"/>
         </w:rPr>
-        <w:t xml:space="preserve"> receiving a </w:t>
-      </w:r>
-      <w:proofErr w:type="spellStart"/>
-      <w:r>
-        <w:rPr>
-          <w:rFonts w:ascii="Times New Roman" w:eastAsia="Times New Roman" w:hAnsi="Times New Roman" w:cs="Times New Roman"/>
-          <w:kern w:val="0"/>
-          <w:sz w:val="20"/>
-          <w:szCs w:val="20"/>
-          <w:lang w:val="en-GB" w:eastAsia="en-GB"/>
-          <w14:ligatures w14:val="none"/>
-        </w:rPr>
-        <w:t>UCS2</w:t>
-      </w:r>
-      <w:proofErr w:type="spellEnd"/>
-      <w:r>
-        <w:rPr>
-          <w:rFonts w:ascii="Times New Roman" w:eastAsia="Times New Roman" w:hAnsi="Times New Roman" w:cs="Times New Roman"/>
-          <w:kern w:val="0"/>
-          <w:sz w:val="20"/>
-          <w:szCs w:val="20"/>
-          <w:lang w:val="en-GB" w:eastAsia="en-GB"/>
-          <w14:ligatures w14:val="none"/>
-        </w:rPr>
-        <w:t xml:space="preserve"> SMS/CBS message</w:t>
+        <w:t xml:space="preserve"> receiving a UCS2 SMS/CBS message</w:t>
       </w:r>
       <w:r>
         <w:rPr>
@@ -2434,7 +1942,6 @@
           <w14:ligatures w14:val="none"/>
         </w:rPr>
       </w:pPr>
-      <w:proofErr w:type="spellStart"/>
       <w:r>
         <w:rPr>
           <w:rFonts w:ascii="Times New Roman" w:eastAsia="Times New Roman" w:hAnsi="Times New Roman" w:cs="Times New Roman"/>
@@ -2446,7 +1953,6 @@
         </w:rPr>
         <w:t>U+0000-U+0008</w:t>
       </w:r>
-      <w:proofErr w:type="spellEnd"/>
       <w:r>
         <w:rPr>
           <w:rFonts w:ascii="Times New Roman" w:eastAsia="Times New Roman" w:hAnsi="Times New Roman" w:cs="Times New Roman"/>
@@ -2458,7 +1964,6 @@
         </w:rPr>
         <w:t xml:space="preserve">, </w:t>
       </w:r>
-      <w:proofErr w:type="spellStart"/>
       <w:r>
         <w:rPr>
           <w:rFonts w:ascii="Times New Roman" w:eastAsia="Times New Roman" w:hAnsi="Times New Roman" w:cs="Times New Roman"/>
@@ -2503,19 +2008,72 @@
         </w:rPr>
         <w:t>001F</w:t>
       </w:r>
-      <w:proofErr w:type="spellEnd"/>
-      <w:r>
-        <w:rPr>
-          <w:rFonts w:ascii="Times New Roman" w:eastAsia="Times New Roman" w:hAnsi="Times New Roman" w:cs="Times New Roman"/>
-          <w:kern w:val="0"/>
-          <w:sz w:val="20"/>
-          <w:szCs w:val="20"/>
-          <w:lang w:val="en-GB" w:eastAsia="en-GB"/>
-          <w14:ligatures w14:val="none"/>
-        </w:rPr>
-        <w:t xml:space="preserve">, </w:t>
-      </w:r>
-      <w:proofErr w:type="spellStart"/>
+      <w:r>
+        <w:rPr>
+          <w:rFonts w:ascii="Times New Roman" w:eastAsia="Times New Roman" w:hAnsi="Times New Roman" w:cs="Times New Roman"/>
+          <w:kern w:val="0"/>
+          <w:sz w:val="20"/>
+          <w:szCs w:val="20"/>
+          <w:lang w:val="en-GB" w:eastAsia="en-GB"/>
+          <w14:ligatures w14:val="none"/>
+        </w:rPr>
+        <w:t>, U+</w:t>
+      </w:r>
+      <w:r>
+        <w:rPr>
+          <w:rFonts w:ascii="Times New Roman" w:eastAsia="Times New Roman" w:hAnsi="Times New Roman" w:cs="Times New Roman"/>
+          <w:kern w:val="0"/>
+          <w:sz w:val="20"/>
+          <w:szCs w:val="20"/>
+          <w:lang w:val="en-GB" w:eastAsia="en-GB"/>
+          <w14:ligatures w14:val="none"/>
+        </w:rPr>
+        <w:t>007F</w:t>
+      </w:r>
+      <w:r>
+        <w:rPr>
+          <w:rFonts w:ascii="Times New Roman" w:eastAsia="Times New Roman" w:hAnsi="Times New Roman" w:cs="Times New Roman"/>
+          <w:kern w:val="0"/>
+          <w:sz w:val="20"/>
+          <w:szCs w:val="20"/>
+          <w:lang w:val="en-GB" w:eastAsia="en-GB"/>
+          <w14:ligatures w14:val="none"/>
+        </w:rPr>
+        <w:t>-U+009A</w:t>
+      </w:r>
+      <w:r>
+        <w:rPr>
+          <w:rFonts w:ascii="Times New Roman" w:eastAsia="Times New Roman" w:hAnsi="Times New Roman" w:cs="Times New Roman"/>
+          <w:kern w:val="0"/>
+          <w:sz w:val="20"/>
+          <w:szCs w:val="20"/>
+          <w:lang w:val="en-GB" w:eastAsia="en-GB"/>
+          <w14:ligatures w14:val="none"/>
+        </w:rPr>
+        <w:t>, U+</w:t>
+      </w:r>
+      <w:r>
+        <w:rPr>
+          <w:rFonts w:ascii="Times New Roman" w:eastAsia="Times New Roman" w:hAnsi="Times New Roman" w:cs="Times New Roman"/>
+          <w:kern w:val="0"/>
+          <w:sz w:val="20"/>
+          <w:szCs w:val="20"/>
+          <w:lang w:val="en-GB" w:eastAsia="en-GB"/>
+          <w14:ligatures w14:val="none"/>
+        </w:rPr>
+        <w:t>009C</w:t>
+      </w:r>
+      <w:r>
+        <w:rPr>
+          <w:rFonts w:ascii="Times New Roman" w:eastAsia="Times New Roman" w:hAnsi="Times New Roman" w:cs="Times New Roman"/>
+          <w:kern w:val="0"/>
+          <w:sz w:val="20"/>
+          <w:szCs w:val="20"/>
+          <w:lang w:val="en-GB" w:eastAsia="en-GB"/>
+          <w14:ligatures w14:val="none"/>
+        </w:rPr>
+        <w:t>-</w:t>
+      </w:r>
       <w:r>
         <w:rPr>
           <w:rFonts w:ascii="Times New Roman" w:eastAsia="Times New Roman" w:hAnsi="Times New Roman" w:cs="Times New Roman"/>
@@ -2536,32 +2094,30 @@
           <w:lang w:val="en-GB" w:eastAsia="en-GB"/>
           <w14:ligatures w14:val="none"/>
         </w:rPr>
-        <w:t>007F</w:t>
-      </w:r>
-      <w:r>
-        <w:rPr>
-          <w:rFonts w:ascii="Times New Roman" w:eastAsia="Times New Roman" w:hAnsi="Times New Roman" w:cs="Times New Roman"/>
-          <w:kern w:val="0"/>
-          <w:sz w:val="20"/>
-          <w:szCs w:val="20"/>
-          <w:lang w:val="en-GB" w:eastAsia="en-GB"/>
-          <w14:ligatures w14:val="none"/>
-        </w:rPr>
-        <w:t>-U+009A</w:t>
-      </w:r>
-      <w:proofErr w:type="spellEnd"/>
-      <w:r>
-        <w:rPr>
-          <w:rFonts w:ascii="Times New Roman" w:eastAsia="Times New Roman" w:hAnsi="Times New Roman" w:cs="Times New Roman"/>
-          <w:kern w:val="0"/>
-          <w:sz w:val="20"/>
-          <w:szCs w:val="20"/>
-          <w:lang w:val="en-GB" w:eastAsia="en-GB"/>
-          <w14:ligatures w14:val="none"/>
-        </w:rPr>
-        <w:t xml:space="preserve">, </w:t>
-      </w:r>
-      <w:proofErr w:type="spellStart"/>
+        <w:t>00A0</w:t>
+      </w:r>
+      <w:r>
+        <w:rPr>
+          <w:rFonts w:ascii="Times New Roman" w:eastAsia="Times New Roman" w:hAnsi="Times New Roman" w:cs="Times New Roman"/>
+          <w:kern w:val="0"/>
+          <w:sz w:val="20"/>
+          <w:szCs w:val="20"/>
+          <w:lang w:val="en-GB" w:eastAsia="en-GB"/>
+          <w14:ligatures w14:val="none"/>
+        </w:rPr>
+        <w:t xml:space="preserve">: </w:t>
+      </w:r>
+      <w:r>
+        <w:rPr>
+          <w:rFonts w:ascii="Times New Roman" w:eastAsia="Times New Roman" w:hAnsi="Times New Roman" w:cs="Times New Roman"/>
+          <w:kern w:val="0"/>
+          <w:sz w:val="20"/>
+          <w:szCs w:val="20"/>
+          <w:lang w:val="en-GB" w:eastAsia="en-GB"/>
+          <w14:ligatures w14:val="none"/>
+        </w:rPr>
+        <w:t xml:space="preserve">map to </w:t>
+      </w:r>
       <w:r>
         <w:rPr>
           <w:rFonts w:ascii="Times New Roman" w:eastAsia="Times New Roman" w:hAnsi="Times New Roman" w:cs="Times New Roman"/>
@@ -2582,88 +2138,8 @@
           <w:lang w:val="en-GB" w:eastAsia="en-GB"/>
           <w14:ligatures w14:val="none"/>
         </w:rPr>
-        <w:t>009C</w:t>
-      </w:r>
-      <w:r>
-        <w:rPr>
-          <w:rFonts w:ascii="Times New Roman" w:eastAsia="Times New Roman" w:hAnsi="Times New Roman" w:cs="Times New Roman"/>
-          <w:kern w:val="0"/>
-          <w:sz w:val="20"/>
-          <w:szCs w:val="20"/>
-          <w:lang w:val="en-GB" w:eastAsia="en-GB"/>
-          <w14:ligatures w14:val="none"/>
-        </w:rPr>
-        <w:t>-</w:t>
-      </w:r>
-      <w:r>
-        <w:rPr>
-          <w:rFonts w:ascii="Times New Roman" w:eastAsia="Times New Roman" w:hAnsi="Times New Roman" w:cs="Times New Roman"/>
-          <w:kern w:val="0"/>
-          <w:sz w:val="20"/>
-          <w:szCs w:val="20"/>
-          <w:lang w:val="en-GB" w:eastAsia="en-GB"/>
-          <w14:ligatures w14:val="none"/>
-        </w:rPr>
-        <w:t>U+</w:t>
-      </w:r>
-      <w:r>
-        <w:rPr>
-          <w:rFonts w:ascii="Times New Roman" w:eastAsia="Times New Roman" w:hAnsi="Times New Roman" w:cs="Times New Roman"/>
-          <w:kern w:val="0"/>
-          <w:sz w:val="20"/>
-          <w:szCs w:val="20"/>
-          <w:lang w:val="en-GB" w:eastAsia="en-GB"/>
-          <w14:ligatures w14:val="none"/>
-        </w:rPr>
-        <w:t>00A0</w:t>
-      </w:r>
-      <w:proofErr w:type="spellEnd"/>
-      <w:r>
-        <w:rPr>
-          <w:rFonts w:ascii="Times New Roman" w:eastAsia="Times New Roman" w:hAnsi="Times New Roman" w:cs="Times New Roman"/>
-          <w:kern w:val="0"/>
-          <w:sz w:val="20"/>
-          <w:szCs w:val="20"/>
-          <w:lang w:val="en-GB" w:eastAsia="en-GB"/>
-          <w14:ligatures w14:val="none"/>
-        </w:rPr>
-        <w:t xml:space="preserve">: </w:t>
-      </w:r>
-      <w:r>
-        <w:rPr>
-          <w:rFonts w:ascii="Times New Roman" w:eastAsia="Times New Roman" w:hAnsi="Times New Roman" w:cs="Times New Roman"/>
-          <w:kern w:val="0"/>
-          <w:sz w:val="20"/>
-          <w:szCs w:val="20"/>
-          <w:lang w:val="en-GB" w:eastAsia="en-GB"/>
-          <w14:ligatures w14:val="none"/>
-        </w:rPr>
-        <w:t xml:space="preserve">map to </w:t>
-      </w:r>
-      <w:proofErr w:type="spellStart"/>
-      <w:r>
-        <w:rPr>
-          <w:rFonts w:ascii="Times New Roman" w:eastAsia="Times New Roman" w:hAnsi="Times New Roman" w:cs="Times New Roman"/>
-          <w:kern w:val="0"/>
-          <w:sz w:val="20"/>
-          <w:szCs w:val="20"/>
-          <w:lang w:val="en-GB" w:eastAsia="en-GB"/>
-          <w14:ligatures w14:val="none"/>
-        </w:rPr>
-        <w:t>U+</w:t>
-      </w:r>
-      <w:r>
-        <w:rPr>
-          <w:rFonts w:ascii="Times New Roman" w:eastAsia="Times New Roman" w:hAnsi="Times New Roman" w:cs="Times New Roman"/>
-          <w:kern w:val="0"/>
-          <w:sz w:val="20"/>
-          <w:szCs w:val="20"/>
-          <w:lang w:val="en-GB" w:eastAsia="en-GB"/>
-          <w14:ligatures w14:val="none"/>
-        </w:rPr>
         <w:t>FFFD</w:t>
       </w:r>
-      <w:proofErr w:type="spellEnd"/>
       <w:r>
         <w:rPr>
           <w:rFonts w:ascii="Times New Roman" w:eastAsia="Times New Roman" w:hAnsi="Times New Roman" w:cs="Times New Roman"/>
@@ -2692,7 +2168,6 @@
           <w14:ligatures w14:val="none"/>
         </w:rPr>
       </w:pPr>
-      <w:proofErr w:type="spellStart"/>
       <w:r>
         <w:rPr>
           <w:rFonts w:ascii="Times New Roman" w:eastAsia="Times New Roman" w:hAnsi="Times New Roman" w:cs="Times New Roman"/>
@@ -2715,7 +2190,6 @@
         </w:rPr>
         <w:t>0009</w:t>
       </w:r>
-      <w:proofErr w:type="spellEnd"/>
       <w:r>
         <w:rPr>
           <w:rFonts w:ascii="Times New Roman" w:eastAsia="Times New Roman" w:hAnsi="Times New Roman" w:cs="Times New Roman"/>
@@ -2738,29 +2212,137 @@
         </w:rPr>
         <w:t xml:space="preserve">map to </w:t>
       </w:r>
-      <w:proofErr w:type="spellStart"/>
-      <w:r>
-        <w:rPr>
-          <w:rFonts w:ascii="Times New Roman" w:eastAsia="Times New Roman" w:hAnsi="Times New Roman" w:cs="Times New Roman"/>
-          <w:kern w:val="0"/>
-          <w:sz w:val="20"/>
-          <w:szCs w:val="20"/>
-          <w:lang w:val="en-GB" w:eastAsia="en-GB"/>
-          <w14:ligatures w14:val="none"/>
-        </w:rPr>
-        <w:t>U+0020</w:t>
-      </w:r>
-      <w:proofErr w:type="spellEnd"/>
-      <w:r>
-        <w:rPr>
-          <w:rFonts w:ascii="Times New Roman" w:eastAsia="Times New Roman" w:hAnsi="Times New Roman" w:cs="Times New Roman"/>
-          <w:kern w:val="0"/>
-          <w:sz w:val="20"/>
-          <w:szCs w:val="20"/>
-          <w:lang w:val="en-GB" w:eastAsia="en-GB"/>
-          <w14:ligatures w14:val="none"/>
-        </w:rPr>
-        <w:t>.</w:t>
+      <w:r>
+        <w:rPr>
+          <w:rFonts w:ascii="Times New Roman" w:eastAsia="Times New Roman" w:hAnsi="Times New Roman" w:cs="Times New Roman"/>
+          <w:kern w:val="0"/>
+          <w:sz w:val="20"/>
+          <w:szCs w:val="20"/>
+          <w:lang w:val="en-GB" w:eastAsia="en-GB"/>
+          <w14:ligatures w14:val="none"/>
+        </w:rPr>
+        <w:t>U+0020.</w:t>
+      </w:r>
+      <w:r>
+        <w:rPr>
+          <w:rFonts w:ascii="Times New Roman" w:eastAsia="Times New Roman" w:hAnsi="Times New Roman" w:cs="Times New Roman"/>
+          <w:kern w:val="0"/>
+          <w:sz w:val="20"/>
+          <w:szCs w:val="20"/>
+          <w:lang w:val="en-GB" w:eastAsia="en-GB"/>
+          <w14:ligatures w14:val="none"/>
+        </w:rPr>
+        <w:t xml:space="preserve"> U</w:t>
+      </w:r>
+      <w:r>
+        <w:rPr>
+          <w:rFonts w:ascii="Times New Roman" w:eastAsia="Times New Roman" w:hAnsi="Times New Roman" w:cs="Times New Roman"/>
+          <w:kern w:val="0"/>
+          <w:sz w:val="20"/>
+          <w:szCs w:val="20"/>
+          <w:lang w:val="en-GB" w:eastAsia="en-GB"/>
+          <w14:ligatures w14:val="none"/>
+        </w:rPr>
+        <w:t>+</w:t>
+      </w:r>
+      <w:r>
+        <w:rPr>
+          <w:rFonts w:ascii="Times New Roman" w:eastAsia="Times New Roman" w:hAnsi="Times New Roman" w:cs="Times New Roman"/>
+          <w:kern w:val="0"/>
+          <w:sz w:val="20"/>
+          <w:szCs w:val="20"/>
+          <w:lang w:val="en-GB" w:eastAsia="en-GB"/>
+          <w14:ligatures w14:val="none"/>
+        </w:rPr>
+        <w:t>0</w:t>
+      </w:r>
+      <w:r>
+        <w:rPr>
+          <w:rFonts w:ascii="Times New Roman" w:eastAsia="Times New Roman" w:hAnsi="Times New Roman" w:cs="Times New Roman"/>
+          <w:kern w:val="0"/>
+          <w:sz w:val="20"/>
+          <w:szCs w:val="20"/>
+          <w:lang w:val="en-GB" w:eastAsia="en-GB"/>
+          <w14:ligatures w14:val="none"/>
+        </w:rPr>
+        <w:t>00B</w:t>
+      </w:r>
+      <w:r>
+        <w:rPr>
+          <w:rFonts w:ascii="Times New Roman" w:eastAsia="Times New Roman" w:hAnsi="Times New Roman" w:cs="Times New Roman"/>
+          <w:kern w:val="0"/>
+          <w:sz w:val="20"/>
+          <w:szCs w:val="20"/>
+          <w:lang w:val="en-GB" w:eastAsia="en-GB"/>
+          <w14:ligatures w14:val="none"/>
+        </w:rPr>
+        <w:t>, U+</w:t>
+      </w:r>
+      <w:r>
+        <w:rPr>
+          <w:rFonts w:ascii="Times New Roman" w:eastAsia="Times New Roman" w:hAnsi="Times New Roman" w:cs="Times New Roman"/>
+          <w:kern w:val="0"/>
+          <w:sz w:val="20"/>
+          <w:szCs w:val="20"/>
+          <w:lang w:val="en-GB" w:eastAsia="en-GB"/>
+          <w14:ligatures w14:val="none"/>
+        </w:rPr>
+        <w:t>2028</w:t>
+      </w:r>
+      <w:r>
+        <w:rPr>
+          <w:rFonts w:ascii="Times New Roman" w:eastAsia="Times New Roman" w:hAnsi="Times New Roman" w:cs="Times New Roman"/>
+          <w:kern w:val="0"/>
+          <w:sz w:val="20"/>
+          <w:szCs w:val="20"/>
+          <w:lang w:val="en-GB" w:eastAsia="en-GB"/>
+          <w14:ligatures w14:val="none"/>
+        </w:rPr>
+        <w:t>-U+</w:t>
+      </w:r>
+      <w:r>
+        <w:rPr>
+          <w:rFonts w:ascii="Times New Roman" w:eastAsia="Times New Roman" w:hAnsi="Times New Roman" w:cs="Times New Roman"/>
+          <w:kern w:val="0"/>
+          <w:sz w:val="20"/>
+          <w:szCs w:val="20"/>
+          <w:lang w:val="en-GB" w:eastAsia="en-GB"/>
+          <w14:ligatures w14:val="none"/>
+        </w:rPr>
+        <w:t>2029</w:t>
+      </w:r>
+      <w:r>
+        <w:rPr>
+          <w:rFonts w:ascii="Times New Roman" w:eastAsia="Times New Roman" w:hAnsi="Times New Roman" w:cs="Times New Roman"/>
+          <w:kern w:val="0"/>
+          <w:sz w:val="20"/>
+          <w:szCs w:val="20"/>
+          <w:lang w:val="en-GB" w:eastAsia="en-GB"/>
+          <w14:ligatures w14:val="none"/>
+        </w:rPr>
+        <w:t xml:space="preserve">: </w:t>
+      </w:r>
+      <w:r>
+        <w:rPr>
+          <w:rFonts w:ascii="Times New Roman" w:eastAsia="Times New Roman" w:hAnsi="Times New Roman" w:cs="Times New Roman"/>
+          <w:kern w:val="0"/>
+          <w:sz w:val="20"/>
+          <w:szCs w:val="20"/>
+          <w:lang w:val="en-GB" w:eastAsia="en-GB"/>
+          <w14:ligatures w14:val="none"/>
+        </w:rPr>
+        <w:t xml:space="preserve">map to </w:t>
+      </w:r>
+      <w:r>
+        <w:rPr>
+          <w:rFonts w:ascii="Times New Roman" w:eastAsia="Times New Roman" w:hAnsi="Times New Roman" w:cs="Times New Roman"/>
+          <w:kern w:val="0"/>
+          <w:sz w:val="20"/>
+          <w:szCs w:val="20"/>
+          <w:lang w:val="en-GB" w:eastAsia="en-GB"/>
+          <w14:ligatures w14:val="none"/>
+        </w:rPr>
+        <w:t>U+000A.</w:t>
       </w:r>
       <w:r>
         <w:rPr>
@@ -2773,166 +2355,6 @@
         </w:rPr>
         <w:t xml:space="preserve"> </w:t>
       </w:r>
-      <w:proofErr w:type="spellStart"/>
-      <w:r>
-        <w:rPr>
-          <w:rFonts w:ascii="Times New Roman" w:eastAsia="Times New Roman" w:hAnsi="Times New Roman" w:cs="Times New Roman"/>
-          <w:kern w:val="0"/>
-          <w:sz w:val="20"/>
-          <w:szCs w:val="20"/>
-          <w:lang w:val="en-GB" w:eastAsia="en-GB"/>
-          <w14:ligatures w14:val="none"/>
-        </w:rPr>
-        <w:t>U</w:t>
-      </w:r>
-      <w:r>
-        <w:rPr>
-          <w:rFonts w:ascii="Times New Roman" w:eastAsia="Times New Roman" w:hAnsi="Times New Roman" w:cs="Times New Roman"/>
-          <w:kern w:val="0"/>
-          <w:sz w:val="20"/>
-          <w:szCs w:val="20"/>
-          <w:lang w:val="en-GB" w:eastAsia="en-GB"/>
-          <w14:ligatures w14:val="none"/>
-        </w:rPr>
-        <w:t>+</w:t>
-      </w:r>
-      <w:r>
-        <w:rPr>
-          <w:rFonts w:ascii="Times New Roman" w:eastAsia="Times New Roman" w:hAnsi="Times New Roman" w:cs="Times New Roman"/>
-          <w:kern w:val="0"/>
-          <w:sz w:val="20"/>
-          <w:szCs w:val="20"/>
-          <w:lang w:val="en-GB" w:eastAsia="en-GB"/>
-          <w14:ligatures w14:val="none"/>
-        </w:rPr>
-        <w:t>0</w:t>
-      </w:r>
-      <w:r>
-        <w:rPr>
-          <w:rFonts w:ascii="Times New Roman" w:eastAsia="Times New Roman" w:hAnsi="Times New Roman" w:cs="Times New Roman"/>
-          <w:kern w:val="0"/>
-          <w:sz w:val="20"/>
-          <w:szCs w:val="20"/>
-          <w:lang w:val="en-GB" w:eastAsia="en-GB"/>
-          <w14:ligatures w14:val="none"/>
-        </w:rPr>
-        <w:t>00B</w:t>
-      </w:r>
-      <w:proofErr w:type="spellEnd"/>
-      <w:r>
-        <w:rPr>
-          <w:rFonts w:ascii="Times New Roman" w:eastAsia="Times New Roman" w:hAnsi="Times New Roman" w:cs="Times New Roman"/>
-          <w:kern w:val="0"/>
-          <w:sz w:val="20"/>
-          <w:szCs w:val="20"/>
-          <w:lang w:val="en-GB" w:eastAsia="en-GB"/>
-          <w14:ligatures w14:val="none"/>
-        </w:rPr>
-        <w:t xml:space="preserve">, </w:t>
-      </w:r>
-      <w:proofErr w:type="spellStart"/>
-      <w:r>
-        <w:rPr>
-          <w:rFonts w:ascii="Times New Roman" w:eastAsia="Times New Roman" w:hAnsi="Times New Roman" w:cs="Times New Roman"/>
-          <w:kern w:val="0"/>
-          <w:sz w:val="20"/>
-          <w:szCs w:val="20"/>
-          <w:lang w:val="en-GB" w:eastAsia="en-GB"/>
-          <w14:ligatures w14:val="none"/>
-        </w:rPr>
-        <w:t>U+</w:t>
-      </w:r>
-      <w:r>
-        <w:rPr>
-          <w:rFonts w:ascii="Times New Roman" w:eastAsia="Times New Roman" w:hAnsi="Times New Roman" w:cs="Times New Roman"/>
-          <w:kern w:val="0"/>
-          <w:sz w:val="20"/>
-          <w:szCs w:val="20"/>
-          <w:lang w:val="en-GB" w:eastAsia="en-GB"/>
-          <w14:ligatures w14:val="none"/>
-        </w:rPr>
-        <w:t>2028</w:t>
-      </w:r>
-      <w:r>
-        <w:rPr>
-          <w:rFonts w:ascii="Times New Roman" w:eastAsia="Times New Roman" w:hAnsi="Times New Roman" w:cs="Times New Roman"/>
-          <w:kern w:val="0"/>
-          <w:sz w:val="20"/>
-          <w:szCs w:val="20"/>
-          <w:lang w:val="en-GB" w:eastAsia="en-GB"/>
-          <w14:ligatures w14:val="none"/>
-        </w:rPr>
-        <w:t>-U+</w:t>
-      </w:r>
-      <w:r>
-        <w:rPr>
-          <w:rFonts w:ascii="Times New Roman" w:eastAsia="Times New Roman" w:hAnsi="Times New Roman" w:cs="Times New Roman"/>
-          <w:kern w:val="0"/>
-          <w:sz w:val="20"/>
-          <w:szCs w:val="20"/>
-          <w:lang w:val="en-GB" w:eastAsia="en-GB"/>
-          <w14:ligatures w14:val="none"/>
-        </w:rPr>
-        <w:t>2029</w:t>
-      </w:r>
-      <w:proofErr w:type="spellEnd"/>
-      <w:r>
-        <w:rPr>
-          <w:rFonts w:ascii="Times New Roman" w:eastAsia="Times New Roman" w:hAnsi="Times New Roman" w:cs="Times New Roman"/>
-          <w:kern w:val="0"/>
-          <w:sz w:val="20"/>
-          <w:szCs w:val="20"/>
-          <w:lang w:val="en-GB" w:eastAsia="en-GB"/>
-          <w14:ligatures w14:val="none"/>
-        </w:rPr>
-        <w:t xml:space="preserve">: </w:t>
-      </w:r>
-      <w:r>
-        <w:rPr>
-          <w:rFonts w:ascii="Times New Roman" w:eastAsia="Times New Roman" w:hAnsi="Times New Roman" w:cs="Times New Roman"/>
-          <w:kern w:val="0"/>
-          <w:sz w:val="20"/>
-          <w:szCs w:val="20"/>
-          <w:lang w:val="en-GB" w:eastAsia="en-GB"/>
-          <w14:ligatures w14:val="none"/>
-        </w:rPr>
-        <w:t xml:space="preserve">map to </w:t>
-      </w:r>
-      <w:proofErr w:type="spellStart"/>
-      <w:r>
-        <w:rPr>
-          <w:rFonts w:ascii="Times New Roman" w:eastAsia="Times New Roman" w:hAnsi="Times New Roman" w:cs="Times New Roman"/>
-          <w:kern w:val="0"/>
-          <w:sz w:val="20"/>
-          <w:szCs w:val="20"/>
-          <w:lang w:val="en-GB" w:eastAsia="en-GB"/>
-          <w14:ligatures w14:val="none"/>
-        </w:rPr>
-        <w:t>U+000A</w:t>
-      </w:r>
-      <w:proofErr w:type="spellEnd"/>
-      <w:r>
-        <w:rPr>
-          <w:rFonts w:ascii="Times New Roman" w:eastAsia="Times New Roman" w:hAnsi="Times New Roman" w:cs="Times New Roman"/>
-          <w:kern w:val="0"/>
-          <w:sz w:val="20"/>
-          <w:szCs w:val="20"/>
-          <w:lang w:val="en-GB" w:eastAsia="en-GB"/>
-          <w14:ligatures w14:val="none"/>
-        </w:rPr>
-        <w:t>.</w:t>
-      </w:r>
-      <w:r>
-        <w:rPr>
-          <w:rFonts w:ascii="Times New Roman" w:eastAsia="Times New Roman" w:hAnsi="Times New Roman" w:cs="Times New Roman"/>
-          <w:kern w:val="0"/>
-          <w:sz w:val="20"/>
-          <w:szCs w:val="20"/>
-          <w:lang w:val="en-GB" w:eastAsia="en-GB"/>
-          <w14:ligatures w14:val="none"/>
-        </w:rPr>
-        <w:t xml:space="preserve"> </w:t>
-      </w:r>
       <w:r>
         <w:rPr>
           <w:rFonts w:ascii="Times New Roman" w:eastAsia="Times New Roman" w:hAnsi="Times New Roman" w:cs="Times New Roman"/>
@@ -2944,29 +2366,16 @@
         </w:rPr>
         <w:t xml:space="preserve">U+061C: map to </w:t>
       </w:r>
-      <w:proofErr w:type="spellStart"/>
-      <w:r>
-        <w:rPr>
-          <w:rFonts w:ascii="Times New Roman" w:eastAsia="Times New Roman" w:hAnsi="Times New Roman" w:cs="Times New Roman"/>
-          <w:kern w:val="0"/>
-          <w:sz w:val="20"/>
-          <w:szCs w:val="20"/>
-          <w:lang w:val="en-GB" w:eastAsia="en-GB"/>
-          <w14:ligatures w14:val="none"/>
-        </w:rPr>
-        <w:t>U+200F</w:t>
-      </w:r>
-      <w:proofErr w:type="spellEnd"/>
-      <w:r>
-        <w:rPr>
-          <w:rFonts w:ascii="Times New Roman" w:eastAsia="Times New Roman" w:hAnsi="Times New Roman" w:cs="Times New Roman"/>
-          <w:kern w:val="0"/>
-          <w:sz w:val="20"/>
-          <w:szCs w:val="20"/>
-          <w:lang w:val="en-GB" w:eastAsia="en-GB"/>
-          <w14:ligatures w14:val="none"/>
-        </w:rPr>
-        <w:t>.</w:t>
+      <w:r>
+        <w:rPr>
+          <w:rFonts w:ascii="Times New Roman" w:eastAsia="Times New Roman" w:hAnsi="Times New Roman" w:cs="Times New Roman"/>
+          <w:kern w:val="0"/>
+          <w:sz w:val="20"/>
+          <w:szCs w:val="20"/>
+          <w:lang w:val="en-GB" w:eastAsia="en-GB"/>
+          <w14:ligatures w14:val="none"/>
+        </w:rPr>
+        <w:t>U+200F.</w:t>
       </w:r>
     </w:p>
     <w:p>
@@ -2985,7 +2394,6 @@
           <w14:ligatures w14:val="none"/>
         </w:rPr>
       </w:pPr>
-      <w:proofErr w:type="spellStart"/>
       <w:r>
         <w:rPr>
           <w:rFonts w:ascii="Times New Roman" w:eastAsia="Times New Roman" w:hAnsi="Times New Roman" w:cs="Times New Roman"/>
@@ -3030,29 +2438,16 @@
         </w:rPr>
         <w:t>200B</w:t>
       </w:r>
-      <w:proofErr w:type="spellEnd"/>
-      <w:r>
-        <w:rPr>
-          <w:rFonts w:ascii="Times New Roman" w:eastAsia="Times New Roman" w:hAnsi="Times New Roman" w:cs="Times New Roman"/>
-          <w:kern w:val="0"/>
-          <w:sz w:val="20"/>
-          <w:szCs w:val="20"/>
-          <w:lang w:val="en-GB" w:eastAsia="en-GB"/>
-          <w14:ligatures w14:val="none"/>
-        </w:rPr>
-        <w:t xml:space="preserve">: map to </w:t>
-      </w:r>
-      <w:proofErr w:type="spellStart"/>
-      <w:r>
-        <w:rPr>
-          <w:rFonts w:ascii="Times New Roman" w:eastAsia="Times New Roman" w:hAnsi="Times New Roman" w:cs="Times New Roman"/>
-          <w:kern w:val="0"/>
-          <w:sz w:val="20"/>
-          <w:szCs w:val="20"/>
-          <w:lang w:val="en-GB" w:eastAsia="en-GB"/>
-          <w14:ligatures w14:val="none"/>
-        </w:rPr>
-        <w:t>U+</w:t>
+      <w:r>
+        <w:rPr>
+          <w:rFonts w:ascii="Times New Roman" w:eastAsia="Times New Roman" w:hAnsi="Times New Roman" w:cs="Times New Roman"/>
+          <w:kern w:val="0"/>
+          <w:sz w:val="20"/>
+          <w:szCs w:val="20"/>
+          <w:lang w:val="en-GB" w:eastAsia="en-GB"/>
+          <w14:ligatures w14:val="none"/>
+        </w:rPr>
+        <w:t>: map to U+</w:t>
       </w:r>
       <w:r>
         <w:rPr>
@@ -3065,7 +2460,6 @@
         </w:rPr>
         <w:t>FFFD</w:t>
       </w:r>
-      <w:proofErr w:type="spellEnd"/>
       <w:r>
         <w:rPr>
           <w:rFonts w:ascii="Times New Roman" w:eastAsia="Times New Roman" w:hAnsi="Times New Roman" w:cs="Times New Roman"/>
@@ -3086,19 +2480,7 @@
           <w:lang w:val="en-GB" w:eastAsia="en-GB"/>
           <w14:ligatures w14:val="none"/>
         </w:rPr>
-        <w:t xml:space="preserve"> </w:t>
-      </w:r>
-      <w:proofErr w:type="spellStart"/>
-      <w:r>
-        <w:rPr>
-          <w:rFonts w:ascii="Times New Roman" w:eastAsia="Times New Roman" w:hAnsi="Times New Roman" w:cs="Times New Roman"/>
-          <w:kern w:val="0"/>
-          <w:sz w:val="20"/>
-          <w:szCs w:val="20"/>
-          <w:lang w:val="en-GB" w:eastAsia="en-GB"/>
-          <w14:ligatures w14:val="none"/>
-        </w:rPr>
-        <w:t>U+</w:t>
+        <w:t xml:space="preserve"> U+</w:t>
       </w:r>
       <w:r>
         <w:rPr>
@@ -3111,7 +2493,6 @@
         </w:rPr>
         <w:t>200C</w:t>
       </w:r>
-      <w:proofErr w:type="spellEnd"/>
       <w:r>
         <w:rPr>
           <w:rFonts w:ascii="Times New Roman" w:eastAsia="Times New Roman" w:hAnsi="Times New Roman" w:cs="Times New Roman"/>
@@ -3132,19 +2513,7 @@
           <w:lang w:val="en-GB" w:eastAsia="en-GB"/>
           <w14:ligatures w14:val="none"/>
         </w:rPr>
-        <w:t xml:space="preserve">map to </w:t>
-      </w:r>
-      <w:proofErr w:type="spellStart"/>
-      <w:r>
-        <w:rPr>
-          <w:rFonts w:ascii="Times New Roman" w:eastAsia="Times New Roman" w:hAnsi="Times New Roman" w:cs="Times New Roman"/>
-          <w:kern w:val="0"/>
-          <w:sz w:val="20"/>
-          <w:szCs w:val="20"/>
-          <w:lang w:val="en-GB" w:eastAsia="en-GB"/>
-          <w14:ligatures w14:val="none"/>
-        </w:rPr>
-        <w:t>U+</w:t>
+        <w:t>map to U+</w:t>
       </w:r>
       <w:r>
         <w:rPr>
@@ -3157,29 +2526,16 @@
         </w:rPr>
         <w:t>00B7</w:t>
       </w:r>
-      <w:proofErr w:type="spellEnd"/>
-      <w:r>
-        <w:rPr>
-          <w:rFonts w:ascii="Times New Roman" w:eastAsia="Times New Roman" w:hAnsi="Times New Roman" w:cs="Times New Roman"/>
-          <w:kern w:val="0"/>
-          <w:sz w:val="20"/>
-          <w:szCs w:val="20"/>
-          <w:lang w:val="en-GB" w:eastAsia="en-GB"/>
-          <w14:ligatures w14:val="none"/>
-        </w:rPr>
-        <w:t xml:space="preserve"> (use middle dot as non-joiner). </w:t>
-      </w:r>
-      <w:proofErr w:type="spellStart"/>
-      <w:r>
-        <w:rPr>
-          <w:rFonts w:ascii="Times New Roman" w:eastAsia="Times New Roman" w:hAnsi="Times New Roman" w:cs="Times New Roman"/>
-          <w:kern w:val="0"/>
-          <w:sz w:val="20"/>
-          <w:szCs w:val="20"/>
-          <w:lang w:val="en-GB" w:eastAsia="en-GB"/>
-          <w14:ligatures w14:val="none"/>
-        </w:rPr>
-        <w:t>U+</w:t>
+      <w:r>
+        <w:rPr>
+          <w:rFonts w:ascii="Times New Roman" w:eastAsia="Times New Roman" w:hAnsi="Times New Roman" w:cs="Times New Roman"/>
+          <w:kern w:val="0"/>
+          <w:sz w:val="20"/>
+          <w:szCs w:val="20"/>
+          <w:lang w:val="en-GB" w:eastAsia="en-GB"/>
+          <w14:ligatures w14:val="none"/>
+        </w:rPr>
+        <w:t xml:space="preserve"> (use middle dot as non-joiner). U+</w:t>
       </w:r>
       <w:r>
         <w:rPr>
@@ -3192,7 +2548,6 @@
         </w:rPr>
         <w:t>200D</w:t>
       </w:r>
-      <w:proofErr w:type="spellEnd"/>
       <w:r>
         <w:rPr>
           <w:rFonts w:ascii="Times New Roman" w:eastAsia="Times New Roman" w:hAnsi="Times New Roman" w:cs="Times New Roman"/>
@@ -3213,19 +2568,7 @@
           <w:lang w:val="en-GB" w:eastAsia="en-GB"/>
           <w14:ligatures w14:val="none"/>
         </w:rPr>
-        <w:t xml:space="preserve"> map to </w:t>
-      </w:r>
-      <w:proofErr w:type="spellStart"/>
-      <w:r>
-        <w:rPr>
-          <w:rFonts w:ascii="Times New Roman" w:eastAsia="Times New Roman" w:hAnsi="Times New Roman" w:cs="Times New Roman"/>
-          <w:kern w:val="0"/>
-          <w:sz w:val="20"/>
-          <w:szCs w:val="20"/>
-          <w:lang w:val="en-GB" w:eastAsia="en-GB"/>
-          <w14:ligatures w14:val="none"/>
-        </w:rPr>
-        <w:t>U+</w:t>
+        <w:t xml:space="preserve"> map to U+</w:t>
       </w:r>
       <w:r>
         <w:rPr>
@@ -3238,41 +2581,16 @@
         </w:rPr>
         <w:t>0640</w:t>
       </w:r>
-      <w:proofErr w:type="spellEnd"/>
-      <w:r>
-        <w:rPr>
-          <w:rFonts w:ascii="Times New Roman" w:eastAsia="Times New Roman" w:hAnsi="Times New Roman" w:cs="Times New Roman"/>
-          <w:kern w:val="0"/>
-          <w:sz w:val="20"/>
-          <w:szCs w:val="20"/>
-          <w:lang w:val="en-GB" w:eastAsia="en-GB"/>
-          <w14:ligatures w14:val="none"/>
-        </w:rPr>
-        <w:t xml:space="preserve"> (use </w:t>
-      </w:r>
-      <w:proofErr w:type="spellStart"/>
-      <w:r>
-        <w:rPr>
-          <w:rFonts w:ascii="Times New Roman" w:eastAsia="Times New Roman" w:hAnsi="Times New Roman" w:cs="Times New Roman"/>
-          <w:kern w:val="0"/>
-          <w:sz w:val="20"/>
-          <w:szCs w:val="20"/>
-          <w:lang w:val="en-GB" w:eastAsia="en-GB"/>
-          <w14:ligatures w14:val="none"/>
-        </w:rPr>
-        <w:t>kashida</w:t>
-      </w:r>
-      <w:proofErr w:type="spellEnd"/>
-      <w:r>
-        <w:rPr>
-          <w:rFonts w:ascii="Times New Roman" w:eastAsia="Times New Roman" w:hAnsi="Times New Roman" w:cs="Times New Roman"/>
-          <w:kern w:val="0"/>
-          <w:sz w:val="20"/>
-          <w:szCs w:val="20"/>
-          <w:lang w:val="en-GB" w:eastAsia="en-GB"/>
-          <w14:ligatures w14:val="none"/>
-        </w:rPr>
-        <w:t xml:space="preserve"> as joiner).</w:t>
+      <w:r>
+        <w:rPr>
+          <w:rFonts w:ascii="Times New Roman" w:eastAsia="Times New Roman" w:hAnsi="Times New Roman" w:cs="Times New Roman"/>
+          <w:kern w:val="0"/>
+          <w:sz w:val="20"/>
+          <w:szCs w:val="20"/>
+          <w:lang w:val="en-GB" w:eastAsia="en-GB"/>
+          <w14:ligatures w14:val="none"/>
+        </w:rPr>
+        <w:t xml:space="preserve"> (use kashida as joiner).</w:t>
       </w:r>
     </w:p>
     <w:p>
@@ -3291,7 +2609,6 @@
           <w14:ligatures w14:val="none"/>
         </w:rPr>
       </w:pPr>
-      <w:proofErr w:type="spellStart"/>
       <w:r>
         <w:rPr>
           <w:rFonts w:ascii="Times New Roman" w:eastAsia="Times New Roman" w:hAnsi="Times New Roman" w:cs="Times New Roman"/>
@@ -3347,7 +2664,6 @@
         </w:rPr>
         <w:t>E</w:t>
       </w:r>
-      <w:proofErr w:type="spellEnd"/>
       <w:r>
         <w:rPr>
           <w:rFonts w:ascii="Times New Roman" w:eastAsia="Times New Roman" w:hAnsi="Times New Roman" w:cs="Times New Roman"/>
@@ -3359,7 +2675,6 @@
         </w:rPr>
         <w:t xml:space="preserve">, </w:t>
       </w:r>
-      <w:proofErr w:type="spellStart"/>
       <w:r>
         <w:rPr>
           <w:rFonts w:ascii="Times New Roman" w:eastAsia="Times New Roman" w:hAnsi="Times New Roman" w:cs="Times New Roman"/>
@@ -3415,7 +2730,6 @@
         </w:rPr>
         <w:t>F</w:t>
       </w:r>
-      <w:proofErr w:type="spellEnd"/>
       <w:r>
         <w:rPr>
           <w:rFonts w:ascii="Times New Roman" w:eastAsia="Times New Roman" w:hAnsi="Times New Roman" w:cs="Times New Roman"/>
@@ -3427,7 +2741,6 @@
         </w:rPr>
         <w:t xml:space="preserve">, </w:t>
       </w:r>
-      <w:proofErr w:type="spellStart"/>
       <w:r>
         <w:rPr>
           <w:rFonts w:ascii="Times New Roman" w:eastAsia="Times New Roman" w:hAnsi="Times New Roman" w:cs="Times New Roman"/>
@@ -3472,7 +2785,6 @@
         </w:rPr>
         <w:t>F8FF</w:t>
       </w:r>
-      <w:proofErr w:type="spellEnd"/>
       <w:r>
         <w:rPr>
           <w:rFonts w:ascii="Times New Roman" w:eastAsia="Times New Roman" w:hAnsi="Times New Roman" w:cs="Times New Roman"/>
@@ -3484,7 +2796,6 @@
         </w:rPr>
         <w:t xml:space="preserve">, </w:t>
       </w:r>
-      <w:proofErr w:type="spellStart"/>
       <w:r>
         <w:rPr>
           <w:rFonts w:ascii="Times New Roman" w:eastAsia="Times New Roman" w:hAnsi="Times New Roman" w:cs="Times New Roman"/>
@@ -3540,7 +2851,28 @@
         </w:rPr>
         <w:t>FDEF</w:t>
       </w:r>
-      <w:proofErr w:type="spellEnd"/>
+      <w:r>
+        <w:rPr>
+          <w:rFonts w:ascii="Times New Roman" w:eastAsia="Times New Roman" w:hAnsi="Times New Roman" w:cs="Times New Roman"/>
+          <w:kern w:val="0"/>
+          <w:sz w:val="20"/>
+          <w:szCs w:val="20"/>
+          <w:lang w:val="en-GB" w:eastAsia="en-GB"/>
+          <w14:ligatures w14:val="none"/>
+        </w:rPr>
+        <w:t>, U+</w:t>
+      </w:r>
+      <w:r>
+        <w:rPr>
+          <w:rFonts w:ascii="Times New Roman" w:eastAsia="Times New Roman" w:hAnsi="Times New Roman" w:cs="Times New Roman"/>
+          <w:kern w:val="0"/>
+          <w:sz w:val="20"/>
+          <w:szCs w:val="20"/>
+          <w:lang w:val="en-GB" w:eastAsia="en-GB"/>
+          <w14:ligatures w14:val="none"/>
+        </w:rPr>
+        <w:t>FEFF</w:t>
+      </w:r>
       <w:r>
         <w:rPr>
           <w:rFonts w:ascii="Times New Roman" w:eastAsia="Times New Roman" w:hAnsi="Times New Roman" w:cs="Times New Roman"/>
@@ -3552,7 +2884,6 @@
         </w:rPr>
         <w:t xml:space="preserve">, </w:t>
       </w:r>
-      <w:proofErr w:type="spellStart"/>
       <w:r>
         <w:rPr>
           <w:rFonts w:ascii="Times New Roman" w:eastAsia="Times New Roman" w:hAnsi="Times New Roman" w:cs="Times New Roman"/>
@@ -3573,9 +2904,8 @@
           <w:lang w:val="en-GB" w:eastAsia="en-GB"/>
           <w14:ligatures w14:val="none"/>
         </w:rPr>
-        <w:t>FEFF</w:t>
-      </w:r>
-      <w:proofErr w:type="spellEnd"/>
+        <w:t>FFFC</w:t>
+      </w:r>
       <w:r>
         <w:rPr>
           <w:rFonts w:ascii="Times New Roman" w:eastAsia="Times New Roman" w:hAnsi="Times New Roman" w:cs="Times New Roman"/>
@@ -3587,42 +2917,6 @@
         </w:rPr>
         <w:t xml:space="preserve">, </w:t>
       </w:r>
-      <w:proofErr w:type="spellStart"/>
-      <w:r>
-        <w:rPr>
-          <w:rFonts w:ascii="Times New Roman" w:eastAsia="Times New Roman" w:hAnsi="Times New Roman" w:cs="Times New Roman"/>
-          <w:kern w:val="0"/>
-          <w:sz w:val="20"/>
-          <w:szCs w:val="20"/>
-          <w:lang w:val="en-GB" w:eastAsia="en-GB"/>
-          <w14:ligatures w14:val="none"/>
-        </w:rPr>
-        <w:t>U+</w:t>
-      </w:r>
-      <w:r>
-        <w:rPr>
-          <w:rFonts w:ascii="Times New Roman" w:eastAsia="Times New Roman" w:hAnsi="Times New Roman" w:cs="Times New Roman"/>
-          <w:kern w:val="0"/>
-          <w:sz w:val="20"/>
-          <w:szCs w:val="20"/>
-          <w:lang w:val="en-GB" w:eastAsia="en-GB"/>
-          <w14:ligatures w14:val="none"/>
-        </w:rPr>
-        <w:t>FFFC</w:t>
-      </w:r>
-      <w:proofErr w:type="spellEnd"/>
-      <w:r>
-        <w:rPr>
-          <w:rFonts w:ascii="Times New Roman" w:eastAsia="Times New Roman" w:hAnsi="Times New Roman" w:cs="Times New Roman"/>
-          <w:kern w:val="0"/>
-          <w:sz w:val="20"/>
-          <w:szCs w:val="20"/>
-          <w:lang w:val="en-GB" w:eastAsia="en-GB"/>
-          <w14:ligatures w14:val="none"/>
-        </w:rPr>
-        <w:t xml:space="preserve">, </w:t>
-      </w:r>
-      <w:proofErr w:type="spellStart"/>
       <w:r>
         <w:rPr>
           <w:rFonts w:ascii="Times New Roman" w:eastAsia="Times New Roman" w:hAnsi="Times New Roman" w:cs="Times New Roman"/>
@@ -3667,7 +2961,6 @@
         </w:rPr>
         <w:t>FFFF</w:t>
       </w:r>
-      <w:proofErr w:type="spellEnd"/>
       <w:r>
         <w:rPr>
           <w:rFonts w:ascii="Times New Roman" w:eastAsia="Times New Roman" w:hAnsi="Times New Roman" w:cs="Times New Roman"/>
@@ -3746,19 +3039,7 @@
           <w:lang w:val="en-GB" w:eastAsia="en-GB"/>
           <w14:ligatures w14:val="none"/>
         </w:rPr>
-        <w:t xml:space="preserve">: map </w:t>
-      </w:r>
-      <w:proofErr w:type="spellStart"/>
-      <w:r>
-        <w:rPr>
-          <w:rFonts w:ascii="Times New Roman" w:eastAsia="Times New Roman" w:hAnsi="Times New Roman" w:cs="Times New Roman"/>
-          <w:kern w:val="0"/>
-          <w:sz w:val="20"/>
-          <w:szCs w:val="20"/>
-          <w:lang w:val="en-GB" w:eastAsia="en-GB"/>
-          <w14:ligatures w14:val="none"/>
-        </w:rPr>
-        <w:t>toU+</w:t>
+        <w:t>: map toU+</w:t>
       </w:r>
       <w:r>
         <w:rPr>
@@ -3771,7 +3052,6 @@
         </w:rPr>
         <w:t>FFFD</w:t>
       </w:r>
-      <w:proofErr w:type="spellEnd"/>
       <w:r>
         <w:rPr>
           <w:rFonts w:ascii="Times New Roman" w:eastAsia="Times New Roman" w:hAnsi="Times New Roman" w:cs="Times New Roman"/>
@@ -4656,55 +3936,7 @@
           <w:lang w:val="en-GB" w:eastAsia="en-GB"/>
           <w14:ligatures w14:val="none"/>
         </w:rPr>
-        <w:t>to upon reception of a message in Latin (</w:t>
-      </w:r>
-      <w:proofErr w:type="spellStart"/>
-      <w:r>
-        <w:rPr>
-          <w:rFonts w:ascii="Times New Roman" w:eastAsia="Times New Roman" w:hAnsi="Times New Roman" w:cs="Times New Roman"/>
-          <w:kern w:val="0"/>
-          <w:sz w:val="20"/>
-          <w:szCs w:val="20"/>
-          <w:lang w:val="en-GB" w:eastAsia="en-GB"/>
-          <w14:ligatures w14:val="none"/>
-        </w:rPr>
-        <w:t>0x10</w:t>
-      </w:r>
-      <w:proofErr w:type="spellEnd"/>
-      <w:r>
-        <w:rPr>
-          <w:rFonts w:ascii="Times New Roman" w:eastAsia="Times New Roman" w:hAnsi="Times New Roman" w:cs="Times New Roman"/>
-          <w:kern w:val="0"/>
-          <w:sz w:val="20"/>
-          <w:szCs w:val="20"/>
-          <w:lang w:val="en-GB" w:eastAsia="en-GB"/>
-          <w14:ligatures w14:val="none"/>
-        </w:rPr>
-        <w:t>) or Greek (</w:t>
-      </w:r>
-      <w:proofErr w:type="spellStart"/>
-      <w:r>
-        <w:rPr>
-          <w:rFonts w:ascii="Times New Roman" w:eastAsia="Times New Roman" w:hAnsi="Times New Roman" w:cs="Times New Roman"/>
-          <w:kern w:val="0"/>
-          <w:sz w:val="20"/>
-          <w:szCs w:val="20"/>
-          <w:lang w:val="en-GB" w:eastAsia="en-GB"/>
-          <w14:ligatures w14:val="none"/>
-        </w:rPr>
-        <w:t>0x11</w:t>
-      </w:r>
-      <w:proofErr w:type="spellEnd"/>
-      <w:r>
-        <w:rPr>
-          <w:rFonts w:ascii="Times New Roman" w:eastAsia="Times New Roman" w:hAnsi="Times New Roman" w:cs="Times New Roman"/>
-          <w:kern w:val="0"/>
-          <w:sz w:val="20"/>
-          <w:szCs w:val="20"/>
-          <w:lang w:val="en-GB" w:eastAsia="en-GB"/>
-          <w14:ligatures w14:val="none"/>
-        </w:rPr>
-        <w:t xml:space="preserve">) </w:t>
+        <w:t xml:space="preserve">to upon reception of a message in Latin (0x10) or Greek (0x11) </w:t>
       </w:r>
       <w:r>
         <w:rPr>

--- a/6.2.3.docx
+++ b/6.2.3.docx
@@ -23,8 +23,7 @@
           <w14:ligatures w14:val="none"/>
         </w:rPr>
       </w:pPr>
-      <w:bookmarkStart w:id="0" w:name="_Toc114820867"/>
-      <w:bookmarkStart w:id="1" w:name="_Toc114820868"/>
+      <w:bookmarkStart w:id="0" w:name="_Toc114820868"/>
       <w:r>
         <w:rPr>
           <w:rFonts w:ascii="Arial" w:eastAsia="Times New Roman" w:hAnsi="Arial" w:cs="Times New Roman"/>
@@ -34,7 +33,7 @@
           <w:lang w:val="en-GB" w:eastAsia="en-GB"/>
           <w14:ligatures w14:val="none"/>
         </w:rPr>
-        <w:t>6.2.2</w:t>
+        <w:t>6.2.3</w:t>
       </w:r>
       <w:r>
         <w:rPr>
@@ -46,515 +45,22 @@
           <w14:ligatures w14:val="none"/>
         </w:rPr>
         <w:tab/>
-        <w:t>8 bit data</w:t>
+      </w:r>
+      <w:proofErr w:type="spellStart"/>
+      <w:r>
+        <w:rPr>
+          <w:rFonts w:ascii="Arial" w:eastAsia="Times New Roman" w:hAnsi="Arial" w:cs="Times New Roman"/>
+          <w:kern w:val="0"/>
+          <w:sz w:val="28"/>
+          <w:szCs w:val="20"/>
+          <w:lang w:val="en-GB" w:eastAsia="en-GB"/>
+          <w14:ligatures w14:val="none"/>
+        </w:rPr>
+        <w:t>UCS2</w:t>
       </w:r>
       <w:bookmarkEnd w:id="0"/>
-    </w:p>
-    <w:p>
-      <w:pPr>
-        <w:tabs>
-          <w:tab w:val="left" w:pos="2552"/>
-        </w:tabs>
-        <w:overflowPunct w:val="0"/>
-        <w:autoSpaceDE w:val="0"/>
-        <w:autoSpaceDN w:val="0"/>
-        <w:adjustRightInd w:val="0"/>
-        <w:spacing w:after="180" w:line="240" w:lineRule="auto"/>
-        <w:textAlignment w:val="baseline"/>
-        <w:rPr>
-          <w:rFonts w:ascii="Times New Roman" w:eastAsia="Times New Roman" w:hAnsi="Times New Roman" w:cs="Times New Roman"/>
-          <w:kern w:val="0"/>
-          <w:sz w:val="20"/>
-          <w:szCs w:val="20"/>
-          <w:lang w:val="en-GB" w:eastAsia="en-GB"/>
-          <w14:ligatures w14:val="none"/>
-        </w:rPr>
-      </w:pPr>
-      <w:r>
-        <w:rPr>
-          <w:rFonts w:ascii="Times New Roman" w:eastAsia="Times New Roman" w:hAnsi="Times New Roman" w:cs="Times New Roman"/>
-          <w:kern w:val="0"/>
-          <w:sz w:val="20"/>
-          <w:szCs w:val="20"/>
-          <w:lang w:val="en-GB" w:eastAsia="en-GB"/>
-          <w14:ligatures w14:val="none"/>
-        </w:rPr>
-        <w:t>8 bit data is user defined</w:t>
-      </w:r>
-    </w:p>
-    <w:p>
-      <w:pPr>
-        <w:tabs>
-          <w:tab w:val="left" w:pos="2552"/>
-        </w:tabs>
-        <w:overflowPunct w:val="0"/>
-        <w:autoSpaceDE w:val="0"/>
-        <w:autoSpaceDN w:val="0"/>
-        <w:adjustRightInd w:val="0"/>
-        <w:spacing w:after="180" w:line="240" w:lineRule="auto"/>
-        <w:textAlignment w:val="baseline"/>
-        <w:rPr>
-          <w:rFonts w:ascii="Times New Roman" w:eastAsia="Times New Roman" w:hAnsi="Times New Roman" w:cs="Times New Roman"/>
-          <w:kern w:val="0"/>
-          <w:sz w:val="20"/>
-          <w:szCs w:val="20"/>
-          <w:lang w:val="en-GB" w:eastAsia="en-GB"/>
-          <w14:ligatures w14:val="none"/>
-        </w:rPr>
-      </w:pPr>
-      <w:r>
-        <w:rPr>
-          <w:rFonts w:ascii="Times New Roman" w:eastAsia="Times New Roman" w:hAnsi="Times New Roman" w:cs="Times New Roman"/>
-          <w:kern w:val="0"/>
-          <w:sz w:val="20"/>
-          <w:szCs w:val="20"/>
-          <w:lang w:val="en-GB" w:eastAsia="en-GB"/>
-          <w14:ligatures w14:val="none"/>
-        </w:rPr>
-        <w:t>Padding:</w:t>
-      </w:r>
-      <w:r>
-        <w:rPr>
-          <w:rFonts w:ascii="Times New Roman" w:eastAsia="Times New Roman" w:hAnsi="Times New Roman" w:cs="Times New Roman"/>
-          <w:kern w:val="0"/>
-          <w:sz w:val="20"/>
-          <w:szCs w:val="20"/>
-          <w:lang w:val="en-GB" w:eastAsia="en-GB"/>
-          <w14:ligatures w14:val="none"/>
-        </w:rPr>
-        <w:tab/>
-        <w:t>CR</w:t>
-      </w:r>
-      <w:r>
-        <w:rPr>
-          <w:rFonts w:ascii="Times New Roman" w:eastAsia="Times New Roman" w:hAnsi="Times New Roman" w:cs="Times New Roman"/>
-          <w:kern w:val="0"/>
-          <w:sz w:val="20"/>
-          <w:szCs w:val="20"/>
-          <w:lang w:val="en-GB" w:eastAsia="en-GB"/>
-          <w14:ligatures w14:val="none"/>
-        </w:rPr>
-        <w:t xml:space="preserve"> (coded as </w:t>
-      </w:r>
-      <w:r>
-        <w:rPr>
-          <w:rFonts w:ascii="Times New Roman" w:eastAsia="Times New Roman" w:hAnsi="Times New Roman" w:cs="Times New Roman"/>
-          <w:kern w:val="0"/>
-          <w:sz w:val="20"/>
-          <w:szCs w:val="20"/>
-          <w:lang w:val="en-GB" w:eastAsia="en-GB"/>
-          <w14:ligatures w14:val="none"/>
-        </w:rPr>
-        <w:t>0x0D)</w:t>
-      </w:r>
-      <w:r>
-        <w:rPr>
-          <w:rFonts w:ascii="Times New Roman" w:eastAsia="Times New Roman" w:hAnsi="Times New Roman" w:cs="Times New Roman"/>
-          <w:kern w:val="0"/>
-          <w:sz w:val="20"/>
-          <w:szCs w:val="20"/>
-          <w:lang w:val="en-GB" w:eastAsia="en-GB"/>
-          <w14:ligatures w14:val="none"/>
-        </w:rPr>
-        <w:t xml:space="preserve"> in the case of an 8 bit character set</w:t>
-      </w:r>
-    </w:p>
-    <w:p>
-      <w:pPr>
-        <w:tabs>
-          <w:tab w:val="left" w:pos="2552"/>
-        </w:tabs>
-        <w:overflowPunct w:val="0"/>
-        <w:autoSpaceDE w:val="0"/>
-        <w:autoSpaceDN w:val="0"/>
-        <w:adjustRightInd w:val="0"/>
-        <w:spacing w:after="180" w:line="240" w:lineRule="auto"/>
-        <w:textAlignment w:val="baseline"/>
-        <w:rPr>
-          <w:rFonts w:ascii="Times New Roman" w:eastAsia="Times New Roman" w:hAnsi="Times New Roman" w:cs="Times New Roman"/>
-          <w:kern w:val="0"/>
-          <w:sz w:val="20"/>
-          <w:szCs w:val="20"/>
-          <w:lang w:val="en-GB" w:eastAsia="en-GB"/>
-          <w14:ligatures w14:val="none"/>
-        </w:rPr>
-      </w:pPr>
-      <w:r>
-        <w:rPr>
-          <w:rFonts w:ascii="Times New Roman" w:eastAsia="Times New Roman" w:hAnsi="Times New Roman" w:cs="Times New Roman"/>
-          <w:kern w:val="0"/>
-          <w:sz w:val="20"/>
-          <w:szCs w:val="20"/>
-          <w:lang w:val="en-GB" w:eastAsia="en-GB"/>
-          <w14:ligatures w14:val="none"/>
-        </w:rPr>
-        <w:tab/>
-        <w:t>Otherwise - user defined</w:t>
-      </w:r>
-    </w:p>
-    <w:p>
-      <w:pPr>
-        <w:tabs>
-          <w:tab w:val="left" w:pos="2552"/>
-        </w:tabs>
-        <w:overflowPunct w:val="0"/>
-        <w:autoSpaceDE w:val="0"/>
-        <w:autoSpaceDN w:val="0"/>
-        <w:adjustRightInd w:val="0"/>
-        <w:spacing w:after="180" w:line="240" w:lineRule="auto"/>
-        <w:textAlignment w:val="baseline"/>
-        <w:rPr>
-          <w:rFonts w:ascii="Times New Roman" w:eastAsia="Times New Roman" w:hAnsi="Times New Roman" w:cs="Times New Roman"/>
-          <w:kern w:val="0"/>
-          <w:sz w:val="20"/>
-          <w:szCs w:val="20"/>
-          <w:lang w:val="en-GB" w:eastAsia="en-GB"/>
-          <w14:ligatures w14:val="none"/>
-        </w:rPr>
-      </w:pPr>
-      <w:r>
-        <w:rPr>
-          <w:rFonts w:ascii="Times New Roman" w:eastAsia="Times New Roman" w:hAnsi="Times New Roman" w:cs="Times New Roman"/>
-          <w:kern w:val="0"/>
-          <w:sz w:val="20"/>
-          <w:szCs w:val="20"/>
-          <w:lang w:val="en-GB" w:eastAsia="en-GB"/>
-          <w14:ligatures w14:val="none"/>
-        </w:rPr>
-        <w:t>Character table:</w:t>
-      </w:r>
-      <w:r>
-        <w:rPr>
-          <w:rFonts w:ascii="Times New Roman" w:eastAsia="Times New Roman" w:hAnsi="Times New Roman" w:cs="Times New Roman"/>
-          <w:kern w:val="0"/>
-          <w:sz w:val="20"/>
-          <w:szCs w:val="20"/>
-          <w:lang w:val="en-GB" w:eastAsia="en-GB"/>
-          <w14:ligatures w14:val="none"/>
-        </w:rPr>
-        <w:tab/>
-        <w:t>User Specific</w:t>
-      </w:r>
-    </w:p>
-    <w:p>
-      <w:pPr>
-        <w:tabs>
-          <w:tab w:val="left" w:pos="2552"/>
-        </w:tabs>
-        <w:overflowPunct w:val="0"/>
-        <w:autoSpaceDE w:val="0"/>
-        <w:autoSpaceDN w:val="0"/>
-        <w:adjustRightInd w:val="0"/>
-        <w:spacing w:after="180" w:line="240" w:lineRule="auto"/>
-        <w:textAlignment w:val="baseline"/>
-        <w:rPr>
-          <w:rFonts w:ascii="Times New Roman" w:eastAsia="Times New Roman" w:hAnsi="Times New Roman" w:cs="Times New Roman"/>
-          <w:kern w:val="0"/>
-          <w:sz w:val="20"/>
-          <w:szCs w:val="20"/>
-          <w:lang w:val="en-GB" w:eastAsia="en-GB"/>
-          <w14:ligatures w14:val="none"/>
-        </w:rPr>
-      </w:pPr>
-      <w:r>
-        <w:rPr>
-          <w:rFonts w:ascii="Times New Roman" w:eastAsia="Times New Roman" w:hAnsi="Times New Roman" w:cs="Times New Roman"/>
-          <w:kern w:val="0"/>
-          <w:sz w:val="20"/>
-          <w:szCs w:val="20"/>
-          <w:lang w:val="en-GB" w:eastAsia="en-GB"/>
-          <w14:ligatures w14:val="none"/>
-        </w:rPr>
-        <w:t xml:space="preserve">Deprecated for all use </w:t>
-      </w:r>
-      <w:r>
-        <w:rPr>
-          <w:rFonts w:ascii="Times New Roman" w:eastAsia="Times New Roman" w:hAnsi="Times New Roman" w:cs="Times New Roman"/>
-          <w:kern w:val="0"/>
-          <w:sz w:val="20"/>
-          <w:szCs w:val="20"/>
-          <w:lang w:val="en-GB" w:eastAsia="en-GB"/>
-          <w14:ligatures w14:val="none"/>
-        </w:rPr>
-        <w:t>a</w:t>
-      </w:r>
-      <w:r>
-        <w:rPr>
-          <w:rFonts w:ascii="Times New Roman" w:eastAsia="Times New Roman" w:hAnsi="Times New Roman" w:cs="Times New Roman"/>
-          <w:kern w:val="0"/>
-          <w:sz w:val="20"/>
-          <w:szCs w:val="20"/>
-          <w:lang w:val="en-GB" w:eastAsia="en-GB"/>
-          <w14:ligatures w14:val="none"/>
-        </w:rPr>
-        <w:t xml:space="preserve">s character set </w:t>
-      </w:r>
-      <w:r>
-        <w:rPr>
-          <w:rFonts w:ascii="Times New Roman" w:eastAsia="Times New Roman" w:hAnsi="Times New Roman" w:cs="Times New Roman"/>
-          <w:kern w:val="0"/>
-          <w:sz w:val="20"/>
-          <w:szCs w:val="20"/>
-          <w:lang w:val="en-GB" w:eastAsia="en-GB"/>
-          <w14:ligatures w14:val="none"/>
-        </w:rPr>
-        <w:t xml:space="preserve">except </w:t>
-      </w:r>
-      <w:r>
-        <w:rPr>
-          <w:rFonts w:ascii="Times New Roman" w:eastAsia="Times New Roman" w:hAnsi="Times New Roman" w:cs="Times New Roman"/>
-          <w:kern w:val="0"/>
-          <w:sz w:val="20"/>
-          <w:szCs w:val="20"/>
-          <w:lang w:val="en-GB" w:eastAsia="en-GB"/>
-          <w14:ligatures w14:val="none"/>
-        </w:rPr>
-        <w:t xml:space="preserve">for </w:t>
-      </w:r>
-      <w:r>
-        <w:rPr>
-          <w:rFonts w:ascii="Times New Roman" w:eastAsia="Times New Roman" w:hAnsi="Times New Roman" w:cs="Times New Roman"/>
-          <w:kern w:val="0"/>
-          <w:sz w:val="20"/>
-          <w:szCs w:val="20"/>
-          <w:lang w:val="en-GB" w:eastAsia="en-GB"/>
-          <w14:ligatures w14:val="none"/>
-        </w:rPr>
-        <w:t>UTF-8</w:t>
-      </w:r>
-      <w:r>
-        <w:rPr>
-          <w:rFonts w:ascii="Times New Roman" w:eastAsia="Times New Roman" w:hAnsi="Times New Roman" w:cs="Times New Roman"/>
-          <w:kern w:val="0"/>
-          <w:sz w:val="20"/>
-          <w:szCs w:val="20"/>
-          <w:lang w:val="en-GB" w:eastAsia="en-GB"/>
-          <w14:ligatures w14:val="none"/>
-        </w:rPr>
-        <w:t xml:space="preserve"> (</w:t>
-      </w:r>
-      <w:r>
-        <w:rPr>
-          <w:rFonts w:ascii="Times New Roman" w:eastAsia="Times New Roman" w:hAnsi="Times New Roman" w:cs="Times New Roman"/>
-          <w:kern w:val="0"/>
-          <w:sz w:val="20"/>
-          <w:szCs w:val="20"/>
-          <w:lang w:val="en-GB" w:eastAsia="en-GB"/>
-          <w14:ligatures w14:val="none"/>
-        </w:rPr>
-        <w:t>ISO/IEC 10646 [10]</w:t>
-      </w:r>
-      <w:r>
-        <w:rPr>
-          <w:rFonts w:ascii="Times New Roman" w:eastAsia="Times New Roman" w:hAnsi="Times New Roman" w:cs="Times New Roman"/>
-          <w:kern w:val="0"/>
-          <w:sz w:val="20"/>
-          <w:szCs w:val="20"/>
-          <w:lang w:val="en-GB" w:eastAsia="en-GB"/>
-          <w14:ligatures w14:val="none"/>
-        </w:rPr>
-        <w:t>)</w:t>
-      </w:r>
-      <w:r>
-        <w:rPr>
-          <w:rFonts w:ascii="Times New Roman" w:eastAsia="Times New Roman" w:hAnsi="Times New Roman" w:cs="Times New Roman"/>
-          <w:kern w:val="0"/>
-          <w:sz w:val="20"/>
-          <w:szCs w:val="20"/>
-          <w:lang w:val="en-GB" w:eastAsia="en-GB"/>
-          <w14:ligatures w14:val="none"/>
-        </w:rPr>
-        <w:t>. The UTF-8 text should be</w:t>
-      </w:r>
-      <w:r>
-        <w:rPr>
-          <w:rFonts w:ascii="Times New Roman" w:eastAsia="Times New Roman" w:hAnsi="Times New Roman" w:cs="Times New Roman"/>
-          <w:kern w:val="0"/>
-          <w:sz w:val="20"/>
-          <w:szCs w:val="20"/>
-          <w:lang w:val="en-GB" w:eastAsia="en-GB"/>
-          <w14:ligatures w14:val="none"/>
-        </w:rPr>
-        <w:t xml:space="preserve"> in NFC (Normal Form C)</w:t>
-      </w:r>
-      <w:r>
-        <w:rPr>
-          <w:rFonts w:ascii="Times New Roman" w:eastAsia="Times New Roman" w:hAnsi="Times New Roman" w:cs="Times New Roman"/>
-          <w:kern w:val="0"/>
-          <w:sz w:val="20"/>
-          <w:szCs w:val="20"/>
-          <w:lang w:val="en-GB" w:eastAsia="en-GB"/>
-          <w14:ligatures w14:val="none"/>
-        </w:rPr>
-        <w:t xml:space="preserve"> (Unicode)</w:t>
-      </w:r>
-      <w:r>
-        <w:rPr>
-          <w:rFonts w:ascii="Times New Roman" w:eastAsia="Times New Roman" w:hAnsi="Times New Roman" w:cs="Times New Roman"/>
-          <w:kern w:val="0"/>
-          <w:sz w:val="20"/>
-          <w:szCs w:val="20"/>
-          <w:lang w:val="en-GB" w:eastAsia="en-GB"/>
-          <w14:ligatures w14:val="none"/>
-        </w:rPr>
-        <w:t>. For UTF-8, the mappings i</w:t>
-      </w:r>
-      <w:r>
-        <w:rPr>
-          <w:rFonts w:ascii="Times New Roman" w:eastAsia="Times New Roman" w:hAnsi="Times New Roman" w:cs="Times New Roman"/>
-          <w:kern w:val="0"/>
-          <w:sz w:val="20"/>
-          <w:szCs w:val="20"/>
-          <w:lang w:val="en-GB" w:eastAsia="en-GB"/>
-          <w14:ligatures w14:val="none"/>
-        </w:rPr>
-        <w:t xml:space="preserve">n </w:t>
-      </w:r>
-      <w:r>
-        <w:rPr>
-          <w:rFonts w:ascii="Times New Roman" w:eastAsia="Times New Roman" w:hAnsi="Times New Roman" w:cs="Times New Roman"/>
-          <w:kern w:val="0"/>
-          <w:sz w:val="20"/>
-          <w:szCs w:val="20"/>
-          <w:lang w:val="en-GB" w:eastAsia="en-GB"/>
-          <w14:ligatures w14:val="none"/>
-        </w:rPr>
-        <w:t xml:space="preserve">subclause </w:t>
-      </w:r>
-      <w:r>
-        <w:rPr>
-          <w:rFonts w:ascii="Times New Roman" w:eastAsia="Times New Roman" w:hAnsi="Times New Roman" w:cs="Times New Roman"/>
-          <w:kern w:val="0"/>
-          <w:sz w:val="20"/>
-          <w:szCs w:val="20"/>
-          <w:lang w:val="en-GB" w:eastAsia="en-GB"/>
-          <w14:ligatures w14:val="none"/>
-        </w:rPr>
-        <w:t xml:space="preserve">6.2.3 apply when sending as well as receiving </w:t>
-      </w:r>
-      <w:r>
-        <w:rPr>
-          <w:rFonts w:ascii="Times New Roman" w:eastAsia="Times New Roman" w:hAnsi="Times New Roman" w:cs="Times New Roman"/>
-          <w:kern w:val="0"/>
-          <w:sz w:val="20"/>
-          <w:szCs w:val="20"/>
-          <w:lang w:val="en-GB" w:eastAsia="en-GB"/>
-          <w14:ligatures w14:val="none"/>
-        </w:rPr>
-        <w:t>an SMS message.</w:t>
-      </w:r>
-    </w:p>
-    <w:p>
-      <w:pPr>
-        <w:tabs>
-          <w:tab w:val="left" w:pos="2552"/>
-        </w:tabs>
-        <w:overflowPunct w:val="0"/>
-        <w:autoSpaceDE w:val="0"/>
-        <w:autoSpaceDN w:val="0"/>
-        <w:adjustRightInd w:val="0"/>
-        <w:spacing w:after="180" w:line="240" w:lineRule="auto"/>
-        <w:textAlignment w:val="baseline"/>
-        <w:rPr>
-          <w:rFonts w:ascii="Times New Roman" w:eastAsia="Times New Roman" w:hAnsi="Times New Roman" w:cs="Times New Roman"/>
-          <w:kern w:val="0"/>
-          <w:sz w:val="20"/>
-          <w:szCs w:val="20"/>
-          <w:lang w:val="en-GB" w:eastAsia="en-GB"/>
-          <w14:ligatures w14:val="none"/>
-        </w:rPr>
-      </w:pPr>
-      <w:r>
-        <w:rPr>
-          <w:rFonts w:ascii="Times New Roman" w:eastAsia="Times New Roman" w:hAnsi="Times New Roman" w:cs="Times New Roman"/>
-          <w:b/>
-          <w:bCs/>
-          <w:kern w:val="0"/>
-          <w:sz w:val="20"/>
-          <w:szCs w:val="20"/>
-          <w:lang w:val="en-GB" w:eastAsia="en-GB"/>
-          <w14:ligatures w14:val="none"/>
-        </w:rPr>
-        <w:t xml:space="preserve">When splitting a message text into submessages (using </w:t>
-      </w:r>
-      <w:r>
-        <w:rPr>
-          <w:rFonts w:ascii="Times New Roman" w:eastAsia="Times New Roman" w:hAnsi="Times New Roman" w:cs="Times New Roman"/>
-          <w:b/>
-          <w:bCs/>
-          <w:kern w:val="0"/>
-          <w:sz w:val="20"/>
-          <w:szCs w:val="20"/>
-          <w:lang w:val="en-GB" w:eastAsia="en-GB"/>
-          <w14:ligatures w14:val="none"/>
-        </w:rPr>
-        <w:t>UTF-8</w:t>
-      </w:r>
-      <w:r>
-        <w:rPr>
-          <w:rFonts w:ascii="Times New Roman" w:eastAsia="Times New Roman" w:hAnsi="Times New Roman" w:cs="Times New Roman"/>
-          <w:b/>
-          <w:bCs/>
-          <w:kern w:val="0"/>
-          <w:sz w:val="20"/>
-          <w:szCs w:val="20"/>
-          <w:lang w:val="en-GB" w:eastAsia="en-GB"/>
-          <w14:ligatures w14:val="none"/>
-        </w:rPr>
-        <w:t xml:space="preserve">), there must be no cut inside of a </w:t>
-      </w:r>
-      <w:r>
-        <w:rPr>
-          <w:rFonts w:ascii="Times New Roman" w:eastAsia="Times New Roman" w:hAnsi="Times New Roman" w:cs="Times New Roman"/>
-          <w:b/>
-          <w:bCs/>
-          <w:kern w:val="0"/>
-          <w:sz w:val="20"/>
-          <w:szCs w:val="20"/>
-          <w:lang w:val="en-GB" w:eastAsia="en-GB"/>
-          <w14:ligatures w14:val="none"/>
-        </w:rPr>
-        <w:t>UTF-8 byte sequence.</w:t>
-      </w:r>
-      <w:r>
-        <w:rPr>
-          <w:rFonts w:ascii="Times New Roman" w:eastAsia="Times New Roman" w:hAnsi="Times New Roman" w:cs="Times New Roman"/>
-          <w:b/>
-          <w:bCs/>
-          <w:kern w:val="0"/>
-          <w:sz w:val="20"/>
-          <w:szCs w:val="20"/>
-          <w:lang w:val="en-GB" w:eastAsia="en-GB"/>
-          <w14:ligatures w14:val="none"/>
-        </w:rPr>
-        <w:t xml:space="preserve"> When not used </w:t>
-      </w:r>
-      <w:r>
-        <w:rPr>
-          <w:rFonts w:ascii="Times New Roman" w:eastAsia="Times New Roman" w:hAnsi="Times New Roman" w:cs="Times New Roman"/>
-          <w:b/>
-          <w:bCs/>
-          <w:kern w:val="0"/>
-          <w:sz w:val="20"/>
-          <w:szCs w:val="20"/>
-          <w:lang w:val="en-GB" w:eastAsia="en-GB"/>
-          <w14:ligatures w14:val="none"/>
-        </w:rPr>
-        <w:t>for characters, the split rule, if any, is user defined.</w:t>
-      </w:r>
-    </w:p>
-    <w:p>
-      <w:pPr>
-        <w:keepNext/>
-        <w:keepLines/>
-        <w:overflowPunct w:val="0"/>
-        <w:autoSpaceDE w:val="0"/>
-        <w:autoSpaceDN w:val="0"/>
-        <w:adjustRightInd w:val="0"/>
-        <w:spacing w:before="120" w:after="180" w:line="240" w:lineRule="auto"/>
-        <w:ind w:left="1134" w:hanging="1134"/>
-        <w:textAlignment w:val="baseline"/>
-        <w:outlineLvl w:val="2"/>
+      <w:proofErr w:type="spellEnd"/>
+      <w:r>
         <w:rPr>
           <w:rFonts w:ascii="Arial" w:eastAsia="Times New Roman" w:hAnsi="Arial" w:cs="Times New Roman"/>
           <w:kern w:val="0"/>
@@ -563,7 +69,8 @@
           <w:lang w:val="en-GB" w:eastAsia="en-GB"/>
           <w14:ligatures w14:val="none"/>
         </w:rPr>
-      </w:pPr>
+        <w:t>(BE)</w:t>
+      </w:r>
       <w:r>
         <w:rPr>
           <w:rFonts w:ascii="Arial" w:eastAsia="Times New Roman" w:hAnsi="Arial" w:cs="Times New Roman"/>
@@ -573,8 +80,9 @@
           <w:lang w:val="en-GB" w:eastAsia="en-GB"/>
           <w14:ligatures w14:val="none"/>
         </w:rPr>
-        <w:t>6.2.3</w:t>
-      </w:r>
+        <w:t>/UTF-</w:t>
+      </w:r>
+      <w:proofErr w:type="spellStart"/>
       <w:r>
         <w:rPr>
           <w:rFonts w:ascii="Arial" w:eastAsia="Times New Roman" w:hAnsi="Arial" w:cs="Times New Roman"/>
@@ -584,21 +92,9 @@
           <w:lang w:val="en-GB" w:eastAsia="en-GB"/>
           <w14:ligatures w14:val="none"/>
         </w:rPr>
-        <w:tab/>
-        <w:t>UCS2</w:t>
-      </w:r>
-      <w:bookmarkEnd w:id="1"/>
-      <w:r>
-        <w:rPr>
-          <w:rFonts w:ascii="Arial" w:eastAsia="Times New Roman" w:hAnsi="Arial" w:cs="Times New Roman"/>
-          <w:kern w:val="0"/>
-          <w:sz w:val="28"/>
-          <w:szCs w:val="20"/>
-          <w:lang w:val="en-GB" w:eastAsia="en-GB"/>
-          <w14:ligatures w14:val="none"/>
-        </w:rPr>
-        <w:t>/UTF-16BE</w:t>
-      </w:r>
+        <w:t>16BE</w:t>
+      </w:r>
+      <w:proofErr w:type="spellEnd"/>
     </w:p>
     <w:p>
       <w:pPr>
@@ -653,7 +149,17 @@
           <w:lang w:val="en-GB" w:eastAsia="en-GB"/>
           <w14:ligatures w14:val="none"/>
         </w:rPr>
-        <w:br/>
+        <w:t xml:space="preserve"> </w:t>
+      </w:r>
+      <w:r>
+        <w:rPr>
+          <w:rFonts w:ascii="Times New Roman" w:eastAsia="Times New Roman" w:hAnsi="Times New Roman" w:cs="Times New Roman"/>
+          <w:kern w:val="0"/>
+          <w:sz w:val="20"/>
+          <w:szCs w:val="20"/>
+          <w:lang w:val="en-GB" w:eastAsia="en-GB"/>
+          <w14:ligatures w14:val="none"/>
+        </w:rPr>
         <w:t>(bits per code unit</w:t>
       </w:r>
       <w:r>
@@ -698,7 +204,29 @@
           <w:lang w:val="en-GB" w:eastAsia="en-GB"/>
           <w14:ligatures w14:val="none"/>
         </w:rPr>
-        <w:t xml:space="preserve"> 2 16-bit code units)</w:t>
+        <w:t xml:space="preserve"> 2 16-bit code units</w:t>
+      </w:r>
+      <w:r>
+        <w:rPr>
+          <w:rFonts w:ascii="Times New Roman" w:eastAsia="Times New Roman" w:hAnsi="Times New Roman" w:cs="Times New Roman"/>
+          <w:kern w:val="0"/>
+          <w:sz w:val="20"/>
+          <w:szCs w:val="20"/>
+          <w:lang w:val="en-GB" w:eastAsia="en-GB"/>
+          <w14:ligatures w14:val="none"/>
+        </w:rPr>
+        <w:t>; the byte (and bit) order is big-endian, a.k.a. network byte order</w:t>
+      </w:r>
+      <w:r>
+        <w:rPr>
+          <w:rFonts w:ascii="Times New Roman" w:eastAsia="Times New Roman" w:hAnsi="Times New Roman" w:cs="Times New Roman"/>
+          <w:kern w:val="0"/>
+          <w:sz w:val="20"/>
+          <w:szCs w:val="20"/>
+          <w:lang w:val="en-GB" w:eastAsia="en-GB"/>
+          <w14:ligatures w14:val="none"/>
+        </w:rPr>
+        <w:t>)</w:t>
       </w:r>
     </w:p>
     <w:p>
@@ -730,7 +258,31 @@
           <w:lang w:val="en-GB" w:eastAsia="en-GB"/>
           <w14:ligatures w14:val="none"/>
         </w:rPr>
-        <w:t>CBS/USSD pad character:</w:t>
+        <w:t>CBS/</w:t>
+      </w:r>
+      <w:proofErr w:type="spellStart"/>
+      <w:r>
+        <w:rPr>
+          <w:rFonts w:ascii="Times New Roman" w:eastAsia="Times New Roman" w:hAnsi="Times New Roman" w:cs="Times New Roman"/>
+          <w:kern w:val="0"/>
+          <w:sz w:val="20"/>
+          <w:szCs w:val="20"/>
+          <w:lang w:val="en-GB" w:eastAsia="en-GB"/>
+          <w14:ligatures w14:val="none"/>
+        </w:rPr>
+        <w:t>USSD</w:t>
+      </w:r>
+      <w:proofErr w:type="spellEnd"/>
+      <w:r>
+        <w:rPr>
+          <w:rFonts w:ascii="Times New Roman" w:eastAsia="Times New Roman" w:hAnsi="Times New Roman" w:cs="Times New Roman"/>
+          <w:kern w:val="0"/>
+          <w:sz w:val="20"/>
+          <w:szCs w:val="20"/>
+          <w:lang w:val="en-GB" w:eastAsia="en-GB"/>
+          <w14:ligatures w14:val="none"/>
+        </w:rPr>
+        <w:t xml:space="preserve"> pad character:</w:t>
       </w:r>
       <w:r>
         <w:rPr>
@@ -753,7 +305,31 @@
           <w:lang w:val="en-GB" w:eastAsia="en-GB"/>
           <w14:ligatures w14:val="none"/>
         </w:rPr>
-        <w:t xml:space="preserve"> (as 16-bit, 0x000D)</w:t>
+        <w:t xml:space="preserve"> (as 16-bit, </w:t>
+      </w:r>
+      <w:proofErr w:type="spellStart"/>
+      <w:r>
+        <w:rPr>
+          <w:rFonts w:ascii="Times New Roman" w:eastAsia="Times New Roman" w:hAnsi="Times New Roman" w:cs="Times New Roman"/>
+          <w:kern w:val="0"/>
+          <w:sz w:val="20"/>
+          <w:szCs w:val="20"/>
+          <w:lang w:val="en-GB" w:eastAsia="en-GB"/>
+          <w14:ligatures w14:val="none"/>
+        </w:rPr>
+        <w:t>0x000D</w:t>
+      </w:r>
+      <w:proofErr w:type="spellEnd"/>
+      <w:r>
+        <w:rPr>
+          <w:rFonts w:ascii="Times New Roman" w:eastAsia="Times New Roman" w:hAnsi="Times New Roman" w:cs="Times New Roman"/>
+          <w:kern w:val="0"/>
+          <w:sz w:val="20"/>
+          <w:szCs w:val="20"/>
+          <w:lang w:val="en-GB" w:eastAsia="en-GB"/>
+          <w14:ligatures w14:val="none"/>
+        </w:rPr>
+        <w:t>)</w:t>
       </w:r>
     </w:p>
     <w:p>
@@ -811,35 +387,11 @@
           <w14:ligatures w14:val="none"/>
         </w:rPr>
       </w:pPr>
-      <w:r>
-        <w:rPr>
-          <w:rFonts w:ascii="Times New Roman" w:eastAsia="Times New Roman" w:hAnsi="Times New Roman" w:cs="Times New Roman"/>
-          <w:kern w:val="0"/>
-          <w:sz w:val="20"/>
-          <w:szCs w:val="20"/>
-          <w:lang w:val="en-GB" w:eastAsia="en-GB"/>
-          <w14:ligatures w14:val="none"/>
-        </w:rPr>
-        <w:t>While this specification refers to UCS2 (actually, UCS2 big endian), implementations should handle UTF-16BE, which extends UCS2 (big endian) beyond the BMP (Basic Multilingual Plane) to the 17 (0 to 16) planes of ISO/IEC 10646 while keeping the 16-bit encoding for the BMP (Plane 0).</w:t>
-      </w:r>
-      <w:r>
-        <w:rPr>
-          <w:rFonts w:ascii="Times New Roman" w:eastAsia="Times New Roman" w:hAnsi="Times New Roman" w:cs="Times New Roman"/>
-          <w:kern w:val="0"/>
-          <w:sz w:val="20"/>
-          <w:szCs w:val="20"/>
-          <w:lang w:val="en-GB" w:eastAsia="en-GB"/>
-          <w14:ligatures w14:val="none"/>
-        </w:rPr>
-        <w:t xml:space="preserve"> The UCS2/UTF16 should be in NFC (Normal Form C) (Unicode).</w:t>
-      </w:r>
     </w:p>
     <w:p>
       <w:pPr>
         <w:rPr>
           <w:rFonts w:ascii="Times New Roman" w:eastAsia="Times New Roman" w:hAnsi="Times New Roman" w:cs="Times New Roman"/>
-          <w:b/>
-          <w:bCs/>
           <w:kern w:val="0"/>
           <w:sz w:val="20"/>
           <w:szCs w:val="20"/>
@@ -850,407 +402,122 @@
       <w:r>
         <w:rPr>
           <w:rFonts w:ascii="Times New Roman" w:eastAsia="Times New Roman" w:hAnsi="Times New Roman" w:cs="Times New Roman"/>
-          <w:b/>
-          <w:bCs/>
-          <w:kern w:val="0"/>
-          <w:sz w:val="20"/>
-          <w:szCs w:val="20"/>
-          <w:lang w:val="en-GB" w:eastAsia="en-GB"/>
-          <w14:ligatures w14:val="none"/>
-        </w:rPr>
-        <w:t>When splitting a message text into submessages</w:t>
-      </w:r>
-      <w:r>
-        <w:rPr>
-          <w:rFonts w:ascii="Times New Roman" w:eastAsia="Times New Roman" w:hAnsi="Times New Roman" w:cs="Times New Roman"/>
-          <w:b/>
-          <w:bCs/>
-          <w:kern w:val="0"/>
-          <w:sz w:val="20"/>
-          <w:szCs w:val="20"/>
-          <w:lang w:val="en-GB" w:eastAsia="en-GB"/>
-          <w14:ligatures w14:val="none"/>
-        </w:rPr>
-        <w:t xml:space="preserve"> (using this encoding)</w:t>
-      </w:r>
-      <w:r>
-        <w:rPr>
-          <w:rFonts w:ascii="Times New Roman" w:eastAsia="Times New Roman" w:hAnsi="Times New Roman" w:cs="Times New Roman"/>
-          <w:b/>
-          <w:bCs/>
-          <w:kern w:val="0"/>
-          <w:sz w:val="20"/>
-          <w:szCs w:val="20"/>
-          <w:lang w:val="en-GB" w:eastAsia="en-GB"/>
-          <w14:ligatures w14:val="none"/>
-        </w:rPr>
-        <w:t xml:space="preserve">, there must be no cut </w:t>
-      </w:r>
-      <w:r>
-        <w:rPr>
-          <w:rFonts w:ascii="Times New Roman" w:eastAsia="Times New Roman" w:hAnsi="Times New Roman" w:cs="Times New Roman"/>
-          <w:b/>
-          <w:bCs/>
-          <w:kern w:val="0"/>
-          <w:sz w:val="20"/>
-          <w:szCs w:val="20"/>
-          <w:lang w:val="en-GB" w:eastAsia="en-GB"/>
-          <w14:ligatures w14:val="none"/>
-        </w:rPr>
-        <w:t xml:space="preserve">inside of a 16-bit </w:t>
-      </w:r>
-      <w:r>
-        <w:rPr>
-          <w:rFonts w:ascii="Times New Roman" w:eastAsia="Times New Roman" w:hAnsi="Times New Roman" w:cs="Times New Roman"/>
-          <w:b/>
-          <w:bCs/>
-          <w:kern w:val="0"/>
-          <w:sz w:val="20"/>
-          <w:szCs w:val="20"/>
-          <w:lang w:val="en-GB" w:eastAsia="en-GB"/>
-          <w14:ligatures w14:val="none"/>
-        </w:rPr>
-        <w:t>unit</w:t>
-      </w:r>
-      <w:r>
-        <w:rPr>
-          <w:rFonts w:ascii="Times New Roman" w:eastAsia="Times New Roman" w:hAnsi="Times New Roman" w:cs="Times New Roman"/>
-          <w:b/>
-          <w:bCs/>
-          <w:kern w:val="0"/>
-          <w:sz w:val="20"/>
-          <w:szCs w:val="20"/>
-          <w:lang w:val="en-GB" w:eastAsia="en-GB"/>
-          <w14:ligatures w14:val="none"/>
-        </w:rPr>
-        <w:t xml:space="preserve"> (if </w:t>
-      </w:r>
-      <w:r>
-        <w:rPr>
-          <w:rFonts w:ascii="Times New Roman" w:eastAsia="Times New Roman" w:hAnsi="Times New Roman" w:cs="Times New Roman"/>
-          <w:b/>
-          <w:bCs/>
-          <w:kern w:val="0"/>
-          <w:sz w:val="20"/>
-          <w:szCs w:val="20"/>
-          <w:lang w:val="en-GB" w:eastAsia="en-GB"/>
-          <w14:ligatures w14:val="none"/>
-        </w:rPr>
-        <w:t>UCS2 is supported)</w:t>
-      </w:r>
-      <w:r>
-        <w:rPr>
-          <w:rFonts w:ascii="Times New Roman" w:eastAsia="Times New Roman" w:hAnsi="Times New Roman" w:cs="Times New Roman"/>
-          <w:b/>
-          <w:bCs/>
-          <w:kern w:val="0"/>
-          <w:sz w:val="20"/>
-          <w:szCs w:val="20"/>
-          <w:lang w:val="en-GB" w:eastAsia="en-GB"/>
-          <w14:ligatures w14:val="none"/>
-        </w:rPr>
-        <w:t>, nor between “</w:t>
-      </w:r>
-      <w:r>
-        <w:rPr>
-          <w:rFonts w:ascii="Times New Roman" w:eastAsia="Times New Roman" w:hAnsi="Times New Roman" w:cs="Times New Roman"/>
-          <w:b/>
-          <w:bCs/>
-          <w:kern w:val="0"/>
-          <w:sz w:val="20"/>
-          <w:szCs w:val="20"/>
-          <w:lang w:val="en-GB" w:eastAsia="en-GB"/>
-          <w14:ligatures w14:val="none"/>
-        </w:rPr>
-        <w:t>high</w:t>
-      </w:r>
-      <w:r>
-        <w:rPr>
-          <w:rFonts w:ascii="Times New Roman" w:eastAsia="Times New Roman" w:hAnsi="Times New Roman" w:cs="Times New Roman"/>
-          <w:b/>
-          <w:bCs/>
-          <w:kern w:val="0"/>
-          <w:sz w:val="20"/>
-          <w:szCs w:val="20"/>
-          <w:lang w:val="en-GB" w:eastAsia="en-GB"/>
-          <w14:ligatures w14:val="none"/>
-        </w:rPr>
-        <w:t>” surrogate</w:t>
-      </w:r>
-      <w:r>
-        <w:rPr>
-          <w:rFonts w:ascii="Times New Roman" w:eastAsia="Times New Roman" w:hAnsi="Times New Roman" w:cs="Times New Roman"/>
-          <w:b/>
-          <w:bCs/>
-          <w:kern w:val="0"/>
-          <w:sz w:val="20"/>
-          <w:szCs w:val="20"/>
-          <w:lang w:val="en-GB" w:eastAsia="en-GB"/>
-          <w14:ligatures w14:val="none"/>
-        </w:rPr>
-        <w:t xml:space="preserve"> and a “</w:t>
-      </w:r>
-      <w:r>
-        <w:rPr>
-          <w:rFonts w:ascii="Times New Roman" w:eastAsia="Times New Roman" w:hAnsi="Times New Roman" w:cs="Times New Roman"/>
-          <w:b/>
-          <w:bCs/>
-          <w:kern w:val="0"/>
-          <w:sz w:val="20"/>
-          <w:szCs w:val="20"/>
-          <w:lang w:val="en-GB" w:eastAsia="en-GB"/>
-          <w14:ligatures w14:val="none"/>
-        </w:rPr>
-        <w:t>low</w:t>
-      </w:r>
-      <w:r>
-        <w:rPr>
-          <w:rFonts w:ascii="Times New Roman" w:eastAsia="Times New Roman" w:hAnsi="Times New Roman" w:cs="Times New Roman"/>
-          <w:b/>
-          <w:bCs/>
-          <w:kern w:val="0"/>
-          <w:sz w:val="20"/>
-          <w:szCs w:val="20"/>
-          <w:lang w:val="en-GB" w:eastAsia="en-GB"/>
-          <w14:ligatures w14:val="none"/>
-        </w:rPr>
-        <w:t>” surrogate (the pair e</w:t>
-      </w:r>
-      <w:r>
-        <w:rPr>
-          <w:rFonts w:ascii="Times New Roman" w:eastAsia="Times New Roman" w:hAnsi="Times New Roman" w:cs="Times New Roman"/>
-          <w:b/>
-          <w:bCs/>
-          <w:kern w:val="0"/>
-          <w:sz w:val="20"/>
-          <w:szCs w:val="20"/>
-          <w:lang w:val="en-GB" w:eastAsia="en-GB"/>
-          <w14:ligatures w14:val="none"/>
-        </w:rPr>
-        <w:t>n</w:t>
-      </w:r>
-      <w:r>
-        <w:rPr>
-          <w:rFonts w:ascii="Times New Roman" w:eastAsia="Times New Roman" w:hAnsi="Times New Roman" w:cs="Times New Roman"/>
-          <w:b/>
-          <w:bCs/>
-          <w:kern w:val="0"/>
-          <w:sz w:val="20"/>
-          <w:szCs w:val="20"/>
-          <w:lang w:val="en-GB" w:eastAsia="en-GB"/>
-          <w14:ligatures w14:val="none"/>
-        </w:rPr>
-        <w:t xml:space="preserve">codes for a </w:t>
-      </w:r>
-      <w:r>
-        <w:rPr>
-          <w:rFonts w:ascii="Times New Roman" w:eastAsia="Times New Roman" w:hAnsi="Times New Roman" w:cs="Times New Roman"/>
-          <w:b/>
-          <w:bCs/>
-          <w:kern w:val="0"/>
-          <w:sz w:val="20"/>
-          <w:szCs w:val="20"/>
-          <w:lang w:val="en-GB" w:eastAsia="en-GB"/>
-          <w14:ligatures w14:val="none"/>
-        </w:rPr>
-        <w:t>character in plane 1 to 17</w:t>
-      </w:r>
-      <w:r>
-        <w:rPr>
-          <w:rFonts w:ascii="Times New Roman" w:eastAsia="Times New Roman" w:hAnsi="Times New Roman" w:cs="Times New Roman"/>
-          <w:b/>
-          <w:bCs/>
-          <w:kern w:val="0"/>
-          <w:sz w:val="20"/>
-          <w:szCs w:val="20"/>
-          <w:lang w:val="en-GB" w:eastAsia="en-GB"/>
-          <w14:ligatures w14:val="none"/>
-        </w:rPr>
-        <w:t>; if UTF-16 is supported</w:t>
-      </w:r>
-      <w:r>
-        <w:rPr>
-          <w:rFonts w:ascii="Times New Roman" w:eastAsia="Times New Roman" w:hAnsi="Times New Roman" w:cs="Times New Roman"/>
-          <w:b/>
-          <w:bCs/>
-          <w:kern w:val="0"/>
-          <w:sz w:val="20"/>
-          <w:szCs w:val="20"/>
-          <w:lang w:val="en-GB" w:eastAsia="en-GB"/>
-          <w14:ligatures w14:val="none"/>
-        </w:rPr>
-        <w:t>).</w:t>
-      </w:r>
-      <w:r>
-        <w:rPr>
-          <w:rFonts w:ascii="Times New Roman" w:eastAsia="Times New Roman" w:hAnsi="Times New Roman" w:cs="Times New Roman"/>
-          <w:b/>
-          <w:bCs/>
-          <w:kern w:val="0"/>
-          <w:sz w:val="20"/>
-          <w:szCs w:val="20"/>
-          <w:lang w:val="en-GB" w:eastAsia="en-GB"/>
-          <w14:ligatures w14:val="none"/>
-        </w:rPr>
-        <w:t xml:space="preserve"> (There should be no </w:t>
-      </w:r>
-      <w:r>
-        <w:rPr>
-          <w:rFonts w:ascii="Times New Roman" w:eastAsia="Times New Roman" w:hAnsi="Times New Roman" w:cs="Times New Roman"/>
-          <w:b/>
-          <w:bCs/>
-          <w:kern w:val="0"/>
-          <w:sz w:val="20"/>
-          <w:szCs w:val="20"/>
-          <w:lang w:val="en-GB" w:eastAsia="en-GB"/>
-          <w14:ligatures w14:val="none"/>
-        </w:rPr>
-        <w:t>surrogate</w:t>
-      </w:r>
-      <w:r>
-        <w:rPr>
-          <w:rFonts w:ascii="Times New Roman" w:eastAsia="Times New Roman" w:hAnsi="Times New Roman" w:cs="Times New Roman"/>
-          <w:b/>
-          <w:bCs/>
-          <w:kern w:val="0"/>
-          <w:sz w:val="20"/>
-          <w:szCs w:val="20"/>
-          <w:lang w:val="en-GB" w:eastAsia="en-GB"/>
-          <w14:ligatures w14:val="none"/>
-        </w:rPr>
-        <w:t xml:space="preserve"> not in such </w:t>
-      </w:r>
-      <w:r>
-        <w:rPr>
-          <w:rFonts w:ascii="Times New Roman" w:eastAsia="Times New Roman" w:hAnsi="Times New Roman" w:cs="Times New Roman"/>
-          <w:b/>
-          <w:bCs/>
-          <w:kern w:val="0"/>
-          <w:sz w:val="20"/>
-          <w:szCs w:val="20"/>
-          <w:lang w:val="en-GB" w:eastAsia="en-GB"/>
-          <w14:ligatures w14:val="none"/>
-        </w:rPr>
-        <w:t xml:space="preserve">a </w:t>
-      </w:r>
-      <w:r>
-        <w:rPr>
-          <w:rFonts w:ascii="Times New Roman" w:eastAsia="Times New Roman" w:hAnsi="Times New Roman" w:cs="Times New Roman"/>
-          <w:b/>
-          <w:bCs/>
-          <w:kern w:val="0"/>
-          <w:sz w:val="20"/>
-          <w:szCs w:val="20"/>
-          <w:lang w:val="en-GB" w:eastAsia="en-GB"/>
-          <w14:ligatures w14:val="none"/>
-        </w:rPr>
-        <w:t>pairs</w:t>
-      </w:r>
-      <w:r>
-        <w:rPr>
-          <w:rFonts w:ascii="Times New Roman" w:eastAsia="Times New Roman" w:hAnsi="Times New Roman" w:cs="Times New Roman"/>
-          <w:b/>
-          <w:bCs/>
-          <w:kern w:val="0"/>
-          <w:sz w:val="20"/>
-          <w:szCs w:val="20"/>
-          <w:lang w:val="en-GB" w:eastAsia="en-GB"/>
-          <w14:ligatures w14:val="none"/>
-        </w:rPr>
-        <w:t>; that would be an encoding error.)</w:t>
+          <w:kern w:val="0"/>
+          <w:sz w:val="20"/>
+          <w:szCs w:val="20"/>
+          <w:lang w:val="en-GB" w:eastAsia="en-GB"/>
+          <w14:ligatures w14:val="none"/>
+        </w:rPr>
+        <w:t>UTF-</w:t>
+      </w:r>
+      <w:proofErr w:type="spellStart"/>
+      <w:r>
+        <w:rPr>
+          <w:rFonts w:ascii="Times New Roman" w:eastAsia="Times New Roman" w:hAnsi="Times New Roman" w:cs="Times New Roman"/>
+          <w:kern w:val="0"/>
+          <w:sz w:val="20"/>
+          <w:szCs w:val="20"/>
+          <w:lang w:val="en-GB" w:eastAsia="en-GB"/>
+          <w14:ligatures w14:val="none"/>
+        </w:rPr>
+        <w:t>16</w:t>
+      </w:r>
+      <w:r>
+        <w:rPr>
+          <w:rFonts w:ascii="Times New Roman" w:eastAsia="Times New Roman" w:hAnsi="Times New Roman" w:cs="Times New Roman"/>
+          <w:kern w:val="0"/>
+          <w:sz w:val="20"/>
+          <w:szCs w:val="20"/>
+          <w:lang w:val="en-GB" w:eastAsia="en-GB"/>
+          <w14:ligatures w14:val="none"/>
+        </w:rPr>
+        <w:t>BE</w:t>
+      </w:r>
+      <w:proofErr w:type="spellEnd"/>
+      <w:r>
+        <w:rPr>
+          <w:rFonts w:ascii="Times New Roman" w:eastAsia="Times New Roman" w:hAnsi="Times New Roman" w:cs="Times New Roman"/>
+          <w:kern w:val="0"/>
+          <w:sz w:val="20"/>
+          <w:szCs w:val="20"/>
+          <w:lang w:val="en-GB" w:eastAsia="en-GB"/>
+          <w14:ligatures w14:val="none"/>
+        </w:rPr>
+        <w:t xml:space="preserve"> is an extension of </w:t>
+      </w:r>
+      <w:proofErr w:type="spellStart"/>
+      <w:r>
+        <w:rPr>
+          <w:rFonts w:ascii="Times New Roman" w:eastAsia="Times New Roman" w:hAnsi="Times New Roman" w:cs="Times New Roman"/>
+          <w:kern w:val="0"/>
+          <w:sz w:val="20"/>
+          <w:szCs w:val="20"/>
+          <w:lang w:val="en-GB" w:eastAsia="en-GB"/>
+          <w14:ligatures w14:val="none"/>
+        </w:rPr>
+        <w:t>UCS2</w:t>
+      </w:r>
+      <w:proofErr w:type="spellEnd"/>
+      <w:r>
+        <w:rPr>
+          <w:rFonts w:ascii="Times New Roman" w:eastAsia="Times New Roman" w:hAnsi="Times New Roman" w:cs="Times New Roman"/>
+          <w:kern w:val="0"/>
+          <w:sz w:val="20"/>
+          <w:szCs w:val="20"/>
+          <w:lang w:val="en-GB" w:eastAsia="en-GB"/>
+          <w14:ligatures w14:val="none"/>
+        </w:rPr>
+        <w:t>(BE)</w:t>
+      </w:r>
+      <w:r>
+        <w:rPr>
+          <w:rFonts w:ascii="Times New Roman" w:eastAsia="Times New Roman" w:hAnsi="Times New Roman" w:cs="Times New Roman"/>
+          <w:kern w:val="0"/>
+          <w:sz w:val="20"/>
+          <w:szCs w:val="20"/>
+          <w:lang w:val="en-GB" w:eastAsia="en-GB"/>
+          <w14:ligatures w14:val="none"/>
+        </w:rPr>
+        <w:t>, plane 0,</w:t>
+      </w:r>
+      <w:r>
+        <w:rPr>
+          <w:rFonts w:ascii="Times New Roman" w:eastAsia="Times New Roman" w:hAnsi="Times New Roman" w:cs="Times New Roman"/>
+          <w:kern w:val="0"/>
+          <w:sz w:val="20"/>
+          <w:szCs w:val="20"/>
+          <w:lang w:val="en-GB" w:eastAsia="en-GB"/>
+          <w14:ligatures w14:val="none"/>
+        </w:rPr>
+        <w:t xml:space="preserve"> that allows for</w:t>
+      </w:r>
+      <w:r>
+        <w:rPr>
+          <w:rFonts w:ascii="Times New Roman" w:eastAsia="Times New Roman" w:hAnsi="Times New Roman" w:cs="Times New Roman"/>
+          <w:kern w:val="0"/>
+          <w:sz w:val="20"/>
+          <w:szCs w:val="20"/>
+          <w:lang w:val="en-GB" w:eastAsia="en-GB"/>
+          <w14:ligatures w14:val="none"/>
+        </w:rPr>
+        <w:t xml:space="preserve"> representing characters in “planes” 1-16</w:t>
+      </w:r>
+      <w:r>
+        <w:rPr>
+          <w:rFonts w:ascii="Times New Roman" w:eastAsia="Times New Roman" w:hAnsi="Times New Roman" w:cs="Times New Roman"/>
+          <w:kern w:val="0"/>
+          <w:sz w:val="20"/>
+          <w:szCs w:val="20"/>
+          <w:lang w:val="en-GB" w:eastAsia="en-GB"/>
+          <w14:ligatures w14:val="none"/>
+        </w:rPr>
+        <w:t>.</w:t>
       </w:r>
     </w:p>
     <w:p>
       <w:pPr>
         <w:rPr>
           <w:rFonts w:ascii="Times New Roman" w:eastAsia="Times New Roman" w:hAnsi="Times New Roman" w:cs="Times New Roman"/>
-          <w:kern w:val="0"/>
-          <w:sz w:val="20"/>
-          <w:szCs w:val="20"/>
-          <w:lang w:val="en-GB" w:eastAsia="en-GB"/>
-          <w14:ligatures w14:val="none"/>
-        </w:rPr>
-      </w:pPr>
-      <w:r>
-        <w:rPr>
-          <w:rFonts w:ascii="Times New Roman" w:eastAsia="Times New Roman" w:hAnsi="Times New Roman" w:cs="Times New Roman"/>
-          <w:kern w:val="0"/>
-          <w:sz w:val="20"/>
-          <w:szCs w:val="20"/>
-          <w:lang w:val="en-GB" w:eastAsia="en-GB"/>
-          <w14:ligatures w14:val="none"/>
-        </w:rPr>
-        <w:t>UCS2(BE) (UTF-16BE) should not be used for U</w:t>
-      </w:r>
-      <w:r>
-        <w:rPr>
-          <w:rFonts w:ascii="Times New Roman" w:eastAsia="Times New Roman" w:hAnsi="Times New Roman" w:cs="Times New Roman"/>
-          <w:kern w:val="0"/>
-          <w:sz w:val="20"/>
-          <w:szCs w:val="20"/>
-          <w:lang w:val="en-GB" w:eastAsia="en-GB"/>
-          <w14:ligatures w14:val="none"/>
-        </w:rPr>
-        <w:t>SSD</w:t>
-      </w:r>
-      <w:r>
-        <w:rPr>
-          <w:rFonts w:ascii="Times New Roman" w:eastAsia="Times New Roman" w:hAnsi="Times New Roman" w:cs="Times New Roman"/>
-          <w:kern w:val="0"/>
-          <w:sz w:val="20"/>
-          <w:szCs w:val="20"/>
-          <w:lang w:val="en-GB" w:eastAsia="en-GB"/>
-          <w14:ligatures w14:val="none"/>
-        </w:rPr>
-        <w:t xml:space="preserve">; a 7-bit alphabet, preferably 0x00, </w:t>
-      </w:r>
-      <w:r>
-        <w:rPr>
-          <w:rFonts w:ascii="Times New Roman" w:eastAsia="Times New Roman" w:hAnsi="Times New Roman" w:cs="Times New Roman"/>
-          <w:kern w:val="0"/>
-          <w:sz w:val="20"/>
-          <w:szCs w:val="20"/>
-          <w:lang w:val="en-GB" w:eastAsia="en-GB"/>
-          <w14:ligatures w14:val="none"/>
-        </w:rPr>
-        <w:t>should be used</w:t>
-      </w:r>
-      <w:r>
-        <w:rPr>
-          <w:rFonts w:ascii="Times New Roman" w:eastAsia="Times New Roman" w:hAnsi="Times New Roman" w:cs="Times New Roman"/>
-          <w:kern w:val="0"/>
-          <w:sz w:val="20"/>
-          <w:szCs w:val="20"/>
-          <w:lang w:val="en-GB" w:eastAsia="en-GB"/>
-          <w14:ligatures w14:val="none"/>
-        </w:rPr>
-        <w:t>.</w:t>
-      </w:r>
-      <w:r>
-        <w:rPr>
-          <w:rFonts w:ascii="Times New Roman" w:eastAsia="Times New Roman" w:hAnsi="Times New Roman" w:cs="Times New Roman"/>
-          <w:kern w:val="0"/>
-          <w:sz w:val="20"/>
-          <w:szCs w:val="20"/>
-          <w:lang w:val="en-GB" w:eastAsia="en-GB"/>
-          <w14:ligatures w14:val="none"/>
-        </w:rPr>
-        <w:t xml:space="preserve"> (</w:t>
-      </w:r>
-      <w:r>
-        <w:rPr>
-          <w:rFonts w:ascii="Times New Roman" w:eastAsia="Times New Roman" w:hAnsi="Times New Roman" w:cs="Times New Roman"/>
-          <w:kern w:val="0"/>
-          <w:sz w:val="20"/>
-          <w:szCs w:val="20"/>
-          <w:lang w:val="en-GB" w:eastAsia="en-GB"/>
-          <w14:ligatures w14:val="none"/>
-        </w:rPr>
-        <w:t xml:space="preserve">However, </w:t>
-      </w:r>
-      <w:r>
-        <w:rPr>
-          <w:rFonts w:ascii="Times New Roman" w:eastAsia="Times New Roman" w:hAnsi="Times New Roman" w:cs="Times New Roman"/>
           <w:b/>
           <w:bCs/>
           <w:kern w:val="0"/>
@@ -1259,19 +526,7 @@
           <w:lang w:val="en-GB" w:eastAsia="en-GB"/>
           <w14:ligatures w14:val="none"/>
         </w:rPr>
-        <w:t>*</w:t>
-      </w:r>
-      <w:r>
-        <w:rPr>
-          <w:rFonts w:ascii="Times New Roman" w:eastAsia="Times New Roman" w:hAnsi="Times New Roman" w:cs="Times New Roman"/>
-          <w:kern w:val="0"/>
-          <w:sz w:val="20"/>
-          <w:szCs w:val="20"/>
-          <w:lang w:val="en-GB" w:eastAsia="en-GB"/>
-          <w14:ligatures w14:val="none"/>
-        </w:rPr>
-        <w:t xml:space="preserve">, </w:t>
-      </w:r>
+      </w:pPr>
       <w:r>
         <w:rPr>
           <w:rFonts w:ascii="Times New Roman" w:eastAsia="Times New Roman" w:hAnsi="Times New Roman" w:cs="Times New Roman"/>
@@ -1283,19 +538,9 @@
           <w:lang w:val="en-GB" w:eastAsia="en-GB"/>
           <w14:ligatures w14:val="none"/>
         </w:rPr>
-        <w:t>#</w:t>
-      </w:r>
-      <w:r>
-        <w:rPr>
-          <w:rFonts w:ascii="Times New Roman" w:eastAsia="Times New Roman" w:hAnsi="Times New Roman" w:cs="Times New Roman"/>
-          <w:kern w:val="0"/>
-          <w:sz w:val="20"/>
-          <w:szCs w:val="20"/>
-          <w:lang w:val="en-GB" w:eastAsia="en-GB"/>
-          <w14:ligatures w14:val="none"/>
-        </w:rPr>
-        <w:t xml:space="preserve">, </w:t>
-      </w:r>
+        <w:t xml:space="preserve">When splitting a message text into </w:t>
+      </w:r>
+      <w:proofErr w:type="spellStart"/>
       <w:r>
         <w:rPr>
           <w:rFonts w:ascii="Times New Roman" w:eastAsia="Times New Roman" w:hAnsi="Times New Roman" w:cs="Times New Roman"/>
@@ -1307,19 +552,9 @@
           <w:lang w:val="en-GB" w:eastAsia="en-GB"/>
           <w14:ligatures w14:val="none"/>
         </w:rPr>
-        <w:t>+</w:t>
-      </w:r>
-      <w:r>
-        <w:rPr>
-          <w:rFonts w:ascii="Times New Roman" w:eastAsia="Times New Roman" w:hAnsi="Times New Roman" w:cs="Times New Roman"/>
-          <w:kern w:val="0"/>
-          <w:sz w:val="20"/>
-          <w:szCs w:val="20"/>
-          <w:lang w:val="en-GB" w:eastAsia="en-GB"/>
-          <w14:ligatures w14:val="none"/>
-        </w:rPr>
-        <w:t xml:space="preserve">, </w:t>
-      </w:r>
+        <w:t>submessages</w:t>
+      </w:r>
+      <w:proofErr w:type="spellEnd"/>
       <w:r>
         <w:rPr>
           <w:rFonts w:ascii="Times New Roman" w:eastAsia="Times New Roman" w:hAnsi="Times New Roman" w:cs="Times New Roman"/>
@@ -1331,18 +566,7 @@
           <w:lang w:val="en-GB" w:eastAsia="en-GB"/>
           <w14:ligatures w14:val="none"/>
         </w:rPr>
-        <w:t>0</w:t>
-      </w:r>
-      <w:r>
-        <w:rPr>
-          <w:rFonts w:ascii="Times New Roman" w:eastAsia="Times New Roman" w:hAnsi="Times New Roman" w:cs="Times New Roman"/>
-          <w:kern w:val="0"/>
-          <w:sz w:val="20"/>
-          <w:szCs w:val="20"/>
-          <w:lang w:val="en-GB" w:eastAsia="en-GB"/>
-          <w14:ligatures w14:val="none"/>
-        </w:rPr>
-        <w:t>-</w:t>
+        <w:t xml:space="preserve"> (using this encoding)</w:t>
       </w:r>
       <w:r>
         <w:rPr>
@@ -1355,18 +579,7 @@
           <w:lang w:val="en-GB" w:eastAsia="en-GB"/>
           <w14:ligatures w14:val="none"/>
         </w:rPr>
-        <w:t>9</w:t>
-      </w:r>
-      <w:r>
-        <w:rPr>
-          <w:rFonts w:ascii="Times New Roman" w:eastAsia="Times New Roman" w:hAnsi="Times New Roman" w:cs="Times New Roman"/>
-          <w:kern w:val="0"/>
-          <w:sz w:val="20"/>
-          <w:szCs w:val="20"/>
-          <w:lang w:val="en-GB" w:eastAsia="en-GB"/>
-          <w14:ligatures w14:val="none"/>
-        </w:rPr>
-        <w:t xml:space="preserve"> and </w:t>
+        <w:t xml:space="preserve">, there must be no cut </w:t>
       </w:r>
       <w:r>
         <w:rPr>
@@ -1379,18 +592,7 @@
           <w:lang w:val="en-GB" w:eastAsia="en-GB"/>
           <w14:ligatures w14:val="none"/>
         </w:rPr>
-        <w:t>a</w:t>
-      </w:r>
-      <w:r>
-        <w:rPr>
-          <w:rFonts w:ascii="Times New Roman" w:eastAsia="Times New Roman" w:hAnsi="Times New Roman" w:cs="Times New Roman"/>
-          <w:kern w:val="0"/>
-          <w:sz w:val="20"/>
-          <w:szCs w:val="20"/>
-          <w:lang w:val="en-GB" w:eastAsia="en-GB"/>
-          <w14:ligatures w14:val="none"/>
-        </w:rPr>
-        <w:t>-</w:t>
+        <w:t xml:space="preserve">inside of a 16-bit </w:t>
       </w:r>
       <w:r>
         <w:rPr>
@@ -1403,33 +605,121 @@
           <w:lang w:val="en-GB" w:eastAsia="en-GB"/>
           <w14:ligatures w14:val="none"/>
         </w:rPr>
-        <w:t>z</w:t>
-      </w:r>
-      <w:r>
-        <w:rPr>
-          <w:rFonts w:ascii="Times New Roman" w:eastAsia="Times New Roman" w:hAnsi="Times New Roman" w:cs="Times New Roman"/>
-          <w:kern w:val="0"/>
-          <w:sz w:val="20"/>
-          <w:szCs w:val="20"/>
-          <w:lang w:val="en-GB" w:eastAsia="en-GB"/>
-          <w14:ligatures w14:val="none"/>
-        </w:rPr>
-        <w:t xml:space="preserve"> (lowercase</w:t>
-      </w:r>
-      <w:r>
-        <w:rPr>
-          <w:rFonts w:ascii="Times New Roman" w:eastAsia="Times New Roman" w:hAnsi="Times New Roman" w:cs="Times New Roman"/>
-          <w:kern w:val="0"/>
-          <w:sz w:val="20"/>
-          <w:szCs w:val="20"/>
-          <w:lang w:val="en-GB" w:eastAsia="en-GB"/>
-          <w14:ligatures w14:val="none"/>
-        </w:rPr>
-        <w:t>!</w:t>
-      </w:r>
-      <w:r>
-        <w:rPr>
-          <w:rFonts w:ascii="Times New Roman" w:eastAsia="Times New Roman" w:hAnsi="Times New Roman" w:cs="Times New Roman"/>
+        <w:t>unit</w:t>
+      </w:r>
+      <w:r>
+        <w:rPr>
+          <w:rFonts w:ascii="Times New Roman" w:eastAsia="Times New Roman" w:hAnsi="Times New Roman" w:cs="Times New Roman"/>
+          <w:b/>
+          <w:bCs/>
+          <w:kern w:val="0"/>
+          <w:sz w:val="20"/>
+          <w:szCs w:val="20"/>
+          <w:lang w:val="en-GB" w:eastAsia="en-GB"/>
+          <w14:ligatures w14:val="none"/>
+        </w:rPr>
+        <w:t xml:space="preserve"> (if </w:t>
+      </w:r>
+      <w:proofErr w:type="spellStart"/>
+      <w:r>
+        <w:rPr>
+          <w:rFonts w:ascii="Times New Roman" w:eastAsia="Times New Roman" w:hAnsi="Times New Roman" w:cs="Times New Roman"/>
+          <w:b/>
+          <w:bCs/>
+          <w:kern w:val="0"/>
+          <w:sz w:val="20"/>
+          <w:szCs w:val="20"/>
+          <w:lang w:val="en-GB" w:eastAsia="en-GB"/>
+          <w14:ligatures w14:val="none"/>
+        </w:rPr>
+        <w:t>UCS2</w:t>
+      </w:r>
+      <w:proofErr w:type="spellEnd"/>
+      <w:r>
+        <w:rPr>
+          <w:rFonts w:ascii="Times New Roman" w:eastAsia="Times New Roman" w:hAnsi="Times New Roman" w:cs="Times New Roman"/>
+          <w:b/>
+          <w:bCs/>
+          <w:kern w:val="0"/>
+          <w:sz w:val="20"/>
+          <w:szCs w:val="20"/>
+          <w:lang w:val="en-GB" w:eastAsia="en-GB"/>
+          <w14:ligatures w14:val="none"/>
+        </w:rPr>
+        <w:t xml:space="preserve"> is supported</w:t>
+      </w:r>
+      <w:r>
+        <w:rPr>
+          <w:rFonts w:ascii="Times New Roman" w:eastAsia="Times New Roman" w:hAnsi="Times New Roman" w:cs="Times New Roman"/>
+          <w:b/>
+          <w:bCs/>
+          <w:kern w:val="0"/>
+          <w:sz w:val="20"/>
+          <w:szCs w:val="20"/>
+          <w:lang w:val="en-GB" w:eastAsia="en-GB"/>
+          <w14:ligatures w14:val="none"/>
+        </w:rPr>
+        <w:t xml:space="preserve">; </w:t>
+      </w:r>
+      <w:r>
+        <w:rPr>
+          <w:rFonts w:ascii="Times New Roman" w:eastAsia="Times New Roman" w:hAnsi="Times New Roman" w:cs="Times New Roman"/>
+          <w:b/>
+          <w:bCs/>
+          <w:kern w:val="0"/>
+          <w:sz w:val="20"/>
+          <w:szCs w:val="20"/>
+          <w:lang w:val="en-GB" w:eastAsia="en-GB"/>
+          <w14:ligatures w14:val="none"/>
+        </w:rPr>
+        <w:t xml:space="preserve">since the max number of message bytes is even for </w:t>
+      </w:r>
+      <w:r>
+        <w:rPr>
+          <w:rFonts w:ascii="Times New Roman" w:eastAsia="Times New Roman" w:hAnsi="Times New Roman" w:cs="Times New Roman"/>
+          <w:b/>
+          <w:bCs/>
+          <w:kern w:val="0"/>
+          <w:sz w:val="20"/>
+          <w:szCs w:val="20"/>
+          <w:lang w:val="en-GB" w:eastAsia="en-GB"/>
+          <w14:ligatures w14:val="none"/>
+        </w:rPr>
+        <w:t xml:space="preserve">each </w:t>
+      </w:r>
+      <w:proofErr w:type="spellStart"/>
+      <w:r>
+        <w:rPr>
+          <w:rFonts w:ascii="Times New Roman" w:eastAsia="Times New Roman" w:hAnsi="Times New Roman" w:cs="Times New Roman"/>
+          <w:b/>
+          <w:bCs/>
+          <w:kern w:val="0"/>
+          <w:sz w:val="20"/>
+          <w:szCs w:val="20"/>
+          <w:lang w:val="en-GB" w:eastAsia="en-GB"/>
+          <w14:ligatures w14:val="none"/>
+        </w:rPr>
+        <w:t>submessage</w:t>
+      </w:r>
+      <w:proofErr w:type="spellEnd"/>
+      <w:r>
+        <w:rPr>
+          <w:rFonts w:ascii="Times New Roman" w:eastAsia="Times New Roman" w:hAnsi="Times New Roman" w:cs="Times New Roman"/>
+          <w:b/>
+          <w:bCs/>
+          <w:kern w:val="0"/>
+          <w:sz w:val="20"/>
+          <w:szCs w:val="20"/>
+          <w:lang w:val="en-GB" w:eastAsia="en-GB"/>
+          <w14:ligatures w14:val="none"/>
+        </w:rPr>
+        <w:t xml:space="preserve"> both for SMS and CBS, this will not happen</w:t>
+      </w:r>
+      <w:r>
+        <w:rPr>
+          <w:rFonts w:ascii="Times New Roman" w:eastAsia="Times New Roman" w:hAnsi="Times New Roman" w:cs="Times New Roman"/>
+          <w:b/>
+          <w:bCs/>
           <w:kern w:val="0"/>
           <w:sz w:val="20"/>
           <w:szCs w:val="20"/>
@@ -1441,68 +731,288 @@
       <w:r>
         <w:rPr>
           <w:rFonts w:ascii="Times New Roman" w:eastAsia="Times New Roman" w:hAnsi="Times New Roman" w:cs="Times New Roman"/>
-          <w:kern w:val="0"/>
-          <w:sz w:val="20"/>
-          <w:szCs w:val="20"/>
-          <w:lang w:val="en-GB" w:eastAsia="en-GB"/>
-          <w14:ligatures w14:val="none"/>
-        </w:rPr>
-        <w:t xml:space="preserve"> are encoded the same in all </w:t>
-      </w:r>
-      <w:r>
-        <w:rPr>
-          <w:rFonts w:ascii="Times New Roman" w:eastAsia="Times New Roman" w:hAnsi="Times New Roman" w:cs="Times New Roman"/>
-          <w:kern w:val="0"/>
-          <w:sz w:val="20"/>
-          <w:szCs w:val="20"/>
-          <w:lang w:val="en-GB" w:eastAsia="en-GB"/>
-          <w14:ligatures w14:val="none"/>
-        </w:rPr>
-        <w:t xml:space="preserve">non-deprecated </w:t>
-      </w:r>
-      <w:r>
-        <w:rPr>
-          <w:rFonts w:ascii="Times New Roman" w:eastAsia="Times New Roman" w:hAnsi="Times New Roman" w:cs="Times New Roman"/>
-          <w:kern w:val="0"/>
-          <w:sz w:val="20"/>
-          <w:szCs w:val="20"/>
-          <w:lang w:val="en-GB" w:eastAsia="en-GB"/>
-          <w14:ligatures w14:val="none"/>
-        </w:rPr>
-        <w:t>7-bit alphabets</w:t>
-      </w:r>
-      <w:r>
-        <w:rPr>
-          <w:rFonts w:ascii="Times New Roman" w:eastAsia="Times New Roman" w:hAnsi="Times New Roman" w:cs="Times New Roman"/>
-          <w:kern w:val="0"/>
-          <w:sz w:val="20"/>
-          <w:szCs w:val="20"/>
-          <w:lang w:val="en-GB" w:eastAsia="en-GB"/>
-          <w14:ligatures w14:val="none"/>
-        </w:rPr>
-        <w:t>, in particular for USSD commands, and 2-letter CBS</w:t>
-      </w:r>
-      <w:r>
-        <w:rPr>
-          <w:rFonts w:ascii="Times New Roman" w:eastAsia="Times New Roman" w:hAnsi="Times New Roman" w:cs="Times New Roman"/>
-          <w:kern w:val="0"/>
-          <w:sz w:val="20"/>
-          <w:szCs w:val="20"/>
-          <w:lang w:val="en-GB" w:eastAsia="en-GB"/>
-          <w14:ligatures w14:val="none"/>
-        </w:rPr>
-        <w:t xml:space="preserve"> lowercase language tags</w:t>
-      </w:r>
-      <w:r>
-        <w:rPr>
-          <w:rFonts w:ascii="Times New Roman" w:eastAsia="Times New Roman" w:hAnsi="Times New Roman" w:cs="Times New Roman"/>
-          <w:kern w:val="0"/>
-          <w:sz w:val="20"/>
-          <w:szCs w:val="20"/>
-          <w:lang w:val="en-GB" w:eastAsia="en-GB"/>
-          <w14:ligatures w14:val="none"/>
-        </w:rPr>
-        <w:t>.)</w:t>
+          <w:b/>
+          <w:bCs/>
+          <w:kern w:val="0"/>
+          <w:sz w:val="20"/>
+          <w:szCs w:val="20"/>
+          <w:lang w:val="en-GB" w:eastAsia="en-GB"/>
+          <w14:ligatures w14:val="none"/>
+        </w:rPr>
+        <w:t>, nor between “</w:t>
+      </w:r>
+      <w:r>
+        <w:rPr>
+          <w:rFonts w:ascii="Times New Roman" w:eastAsia="Times New Roman" w:hAnsi="Times New Roman" w:cs="Times New Roman"/>
+          <w:b/>
+          <w:bCs/>
+          <w:kern w:val="0"/>
+          <w:sz w:val="20"/>
+          <w:szCs w:val="20"/>
+          <w:lang w:val="en-GB" w:eastAsia="en-GB"/>
+          <w14:ligatures w14:val="none"/>
+        </w:rPr>
+        <w:t>high</w:t>
+      </w:r>
+      <w:r>
+        <w:rPr>
+          <w:rFonts w:ascii="Times New Roman" w:eastAsia="Times New Roman" w:hAnsi="Times New Roman" w:cs="Times New Roman"/>
+          <w:b/>
+          <w:bCs/>
+          <w:kern w:val="0"/>
+          <w:sz w:val="20"/>
+          <w:szCs w:val="20"/>
+          <w:lang w:val="en-GB" w:eastAsia="en-GB"/>
+          <w14:ligatures w14:val="none"/>
+        </w:rPr>
+        <w:t xml:space="preserve"> surrogate</w:t>
+      </w:r>
+      <w:r>
+        <w:rPr>
+          <w:rFonts w:ascii="Times New Roman" w:eastAsia="Times New Roman" w:hAnsi="Times New Roman" w:cs="Times New Roman"/>
+          <w:b/>
+          <w:bCs/>
+          <w:kern w:val="0"/>
+          <w:sz w:val="20"/>
+          <w:szCs w:val="20"/>
+          <w:lang w:val="en-GB" w:eastAsia="en-GB"/>
+          <w14:ligatures w14:val="none"/>
+        </w:rPr>
+        <w:t>”</w:t>
+      </w:r>
+      <w:r>
+        <w:rPr>
+          <w:rFonts w:ascii="Times New Roman" w:eastAsia="Times New Roman" w:hAnsi="Times New Roman" w:cs="Times New Roman"/>
+          <w:b/>
+          <w:bCs/>
+          <w:kern w:val="0"/>
+          <w:sz w:val="20"/>
+          <w:szCs w:val="20"/>
+          <w:lang w:val="en-GB" w:eastAsia="en-GB"/>
+          <w14:ligatures w14:val="none"/>
+        </w:rPr>
+        <w:t xml:space="preserve"> and a “</w:t>
+      </w:r>
+      <w:r>
+        <w:rPr>
+          <w:rFonts w:ascii="Times New Roman" w:eastAsia="Times New Roman" w:hAnsi="Times New Roman" w:cs="Times New Roman"/>
+          <w:b/>
+          <w:bCs/>
+          <w:kern w:val="0"/>
+          <w:sz w:val="20"/>
+          <w:szCs w:val="20"/>
+          <w:lang w:val="en-GB" w:eastAsia="en-GB"/>
+          <w14:ligatures w14:val="none"/>
+        </w:rPr>
+        <w:t>low</w:t>
+      </w:r>
+      <w:r>
+        <w:rPr>
+          <w:rFonts w:ascii="Times New Roman" w:eastAsia="Times New Roman" w:hAnsi="Times New Roman" w:cs="Times New Roman"/>
+          <w:b/>
+          <w:bCs/>
+          <w:kern w:val="0"/>
+          <w:sz w:val="20"/>
+          <w:szCs w:val="20"/>
+          <w:lang w:val="en-GB" w:eastAsia="en-GB"/>
+          <w14:ligatures w14:val="none"/>
+        </w:rPr>
+        <w:t xml:space="preserve"> surrogate</w:t>
+      </w:r>
+      <w:r>
+        <w:rPr>
+          <w:rFonts w:ascii="Times New Roman" w:eastAsia="Times New Roman" w:hAnsi="Times New Roman" w:cs="Times New Roman"/>
+          <w:b/>
+          <w:bCs/>
+          <w:kern w:val="0"/>
+          <w:sz w:val="20"/>
+          <w:szCs w:val="20"/>
+          <w:lang w:val="en-GB" w:eastAsia="en-GB"/>
+          <w14:ligatures w14:val="none"/>
+        </w:rPr>
+        <w:t>”</w:t>
+      </w:r>
+      <w:r>
+        <w:rPr>
+          <w:rFonts w:ascii="Times New Roman" w:eastAsia="Times New Roman" w:hAnsi="Times New Roman" w:cs="Times New Roman"/>
+          <w:b/>
+          <w:bCs/>
+          <w:kern w:val="0"/>
+          <w:sz w:val="20"/>
+          <w:szCs w:val="20"/>
+          <w:lang w:val="en-GB" w:eastAsia="en-GB"/>
+          <w14:ligatures w14:val="none"/>
+        </w:rPr>
+        <w:t xml:space="preserve"> (the pair e</w:t>
+      </w:r>
+      <w:r>
+        <w:rPr>
+          <w:rFonts w:ascii="Times New Roman" w:eastAsia="Times New Roman" w:hAnsi="Times New Roman" w:cs="Times New Roman"/>
+          <w:b/>
+          <w:bCs/>
+          <w:kern w:val="0"/>
+          <w:sz w:val="20"/>
+          <w:szCs w:val="20"/>
+          <w:lang w:val="en-GB" w:eastAsia="en-GB"/>
+          <w14:ligatures w14:val="none"/>
+        </w:rPr>
+        <w:t>n</w:t>
+      </w:r>
+      <w:r>
+        <w:rPr>
+          <w:rFonts w:ascii="Times New Roman" w:eastAsia="Times New Roman" w:hAnsi="Times New Roman" w:cs="Times New Roman"/>
+          <w:b/>
+          <w:bCs/>
+          <w:kern w:val="0"/>
+          <w:sz w:val="20"/>
+          <w:szCs w:val="20"/>
+          <w:lang w:val="en-GB" w:eastAsia="en-GB"/>
+          <w14:ligatures w14:val="none"/>
+        </w:rPr>
+        <w:t xml:space="preserve">codes for a </w:t>
+      </w:r>
+      <w:r>
+        <w:rPr>
+          <w:rFonts w:ascii="Times New Roman" w:eastAsia="Times New Roman" w:hAnsi="Times New Roman" w:cs="Times New Roman"/>
+          <w:b/>
+          <w:bCs/>
+          <w:kern w:val="0"/>
+          <w:sz w:val="20"/>
+          <w:szCs w:val="20"/>
+          <w:lang w:val="en-GB" w:eastAsia="en-GB"/>
+          <w14:ligatures w14:val="none"/>
+        </w:rPr>
+        <w:t>character in plane 1 to 17</w:t>
+      </w:r>
+      <w:r>
+        <w:rPr>
+          <w:rFonts w:ascii="Times New Roman" w:eastAsia="Times New Roman" w:hAnsi="Times New Roman" w:cs="Times New Roman"/>
+          <w:b/>
+          <w:bCs/>
+          <w:kern w:val="0"/>
+          <w:sz w:val="20"/>
+          <w:szCs w:val="20"/>
+          <w:lang w:val="en-GB" w:eastAsia="en-GB"/>
+          <w14:ligatures w14:val="none"/>
+        </w:rPr>
+        <w:t>; if UTF-16 is supported</w:t>
+      </w:r>
+      <w:r>
+        <w:rPr>
+          <w:rFonts w:ascii="Times New Roman" w:eastAsia="Times New Roman" w:hAnsi="Times New Roman" w:cs="Times New Roman"/>
+          <w:b/>
+          <w:bCs/>
+          <w:kern w:val="0"/>
+          <w:sz w:val="20"/>
+          <w:szCs w:val="20"/>
+          <w:lang w:val="en-GB" w:eastAsia="en-GB"/>
+          <w14:ligatures w14:val="none"/>
+        </w:rPr>
+        <w:t>).</w:t>
+      </w:r>
+      <w:r>
+        <w:rPr>
+          <w:rFonts w:ascii="Times New Roman" w:eastAsia="Times New Roman" w:hAnsi="Times New Roman" w:cs="Times New Roman"/>
+          <w:b/>
+          <w:bCs/>
+          <w:kern w:val="0"/>
+          <w:sz w:val="20"/>
+          <w:szCs w:val="20"/>
+          <w:lang w:val="en-GB" w:eastAsia="en-GB"/>
+          <w14:ligatures w14:val="none"/>
+        </w:rPr>
+        <w:t xml:space="preserve"> (There should be no </w:t>
+      </w:r>
+      <w:r>
+        <w:rPr>
+          <w:rFonts w:ascii="Times New Roman" w:eastAsia="Times New Roman" w:hAnsi="Times New Roman" w:cs="Times New Roman"/>
+          <w:b/>
+          <w:bCs/>
+          <w:kern w:val="0"/>
+          <w:sz w:val="20"/>
+          <w:szCs w:val="20"/>
+          <w:lang w:val="en-GB" w:eastAsia="en-GB"/>
+          <w14:ligatures w14:val="none"/>
+        </w:rPr>
+        <w:t>“</w:t>
+      </w:r>
+      <w:r>
+        <w:rPr>
+          <w:rFonts w:ascii="Times New Roman" w:eastAsia="Times New Roman" w:hAnsi="Times New Roman" w:cs="Times New Roman"/>
+          <w:b/>
+          <w:bCs/>
+          <w:kern w:val="0"/>
+          <w:sz w:val="20"/>
+          <w:szCs w:val="20"/>
+          <w:lang w:val="en-GB" w:eastAsia="en-GB"/>
+          <w14:ligatures w14:val="none"/>
+        </w:rPr>
+        <w:t>surrogate</w:t>
+      </w:r>
+      <w:r>
+        <w:rPr>
+          <w:rFonts w:ascii="Times New Roman" w:eastAsia="Times New Roman" w:hAnsi="Times New Roman" w:cs="Times New Roman"/>
+          <w:b/>
+          <w:bCs/>
+          <w:kern w:val="0"/>
+          <w:sz w:val="20"/>
+          <w:szCs w:val="20"/>
+          <w:lang w:val="en-GB" w:eastAsia="en-GB"/>
+          <w14:ligatures w14:val="none"/>
+        </w:rPr>
+        <w:t>”</w:t>
+      </w:r>
+      <w:r>
+        <w:rPr>
+          <w:rFonts w:ascii="Times New Roman" w:eastAsia="Times New Roman" w:hAnsi="Times New Roman" w:cs="Times New Roman"/>
+          <w:b/>
+          <w:bCs/>
+          <w:kern w:val="0"/>
+          <w:sz w:val="20"/>
+          <w:szCs w:val="20"/>
+          <w:lang w:val="en-GB" w:eastAsia="en-GB"/>
+          <w14:ligatures w14:val="none"/>
+        </w:rPr>
+        <w:t xml:space="preserve"> not in such </w:t>
+      </w:r>
+      <w:r>
+        <w:rPr>
+          <w:rFonts w:ascii="Times New Roman" w:eastAsia="Times New Roman" w:hAnsi="Times New Roman" w:cs="Times New Roman"/>
+          <w:b/>
+          <w:bCs/>
+          <w:kern w:val="0"/>
+          <w:sz w:val="20"/>
+          <w:szCs w:val="20"/>
+          <w:lang w:val="en-GB" w:eastAsia="en-GB"/>
+          <w14:ligatures w14:val="none"/>
+        </w:rPr>
+        <w:t xml:space="preserve">a </w:t>
+      </w:r>
+      <w:r>
+        <w:rPr>
+          <w:rFonts w:ascii="Times New Roman" w:eastAsia="Times New Roman" w:hAnsi="Times New Roman" w:cs="Times New Roman"/>
+          <w:b/>
+          <w:bCs/>
+          <w:kern w:val="0"/>
+          <w:sz w:val="20"/>
+          <w:szCs w:val="20"/>
+          <w:lang w:val="en-GB" w:eastAsia="en-GB"/>
+          <w14:ligatures w14:val="none"/>
+        </w:rPr>
+        <w:t>pairs</w:t>
+      </w:r>
+      <w:r>
+        <w:rPr>
+          <w:rFonts w:ascii="Times New Roman" w:eastAsia="Times New Roman" w:hAnsi="Times New Roman" w:cs="Times New Roman"/>
+          <w:b/>
+          <w:bCs/>
+          <w:kern w:val="0"/>
+          <w:sz w:val="20"/>
+          <w:szCs w:val="20"/>
+          <w:lang w:val="en-GB" w:eastAsia="en-GB"/>
+          <w14:ligatures w14:val="none"/>
+        </w:rPr>
+        <w:t>; that would be an encoding error.)</w:t>
       </w:r>
     </w:p>
     <w:p>
@@ -1536,18 +1046,88 @@
           <w:lang w:val="en-GB" w:eastAsia="en-GB"/>
           <w14:ligatures w14:val="none"/>
         </w:rPr>
-        <w:t>for CBS, the 2-letter language tag</w:t>
-      </w:r>
-      <w:r>
-        <w:rPr>
-          <w:rFonts w:ascii="Times New Roman" w:eastAsia="Times New Roman" w:hAnsi="Times New Roman" w:cs="Times New Roman"/>
-          <w:kern w:val="0"/>
-          <w:sz w:val="20"/>
-          <w:szCs w:val="20"/>
-          <w:lang w:val="en-GB" w:eastAsia="en-GB"/>
-          <w14:ligatures w14:val="none"/>
-        </w:rPr>
-        <w:t xml:space="preserve"> prefix for UCS2 </w:t>
+        <w:t xml:space="preserve">for CBS, </w:t>
+      </w:r>
+      <w:r>
+        <w:rPr>
+          <w:rFonts w:ascii="Times New Roman" w:eastAsia="Times New Roman" w:hAnsi="Times New Roman" w:cs="Times New Roman"/>
+          <w:kern w:val="0"/>
+          <w:sz w:val="20"/>
+          <w:szCs w:val="20"/>
+          <w:lang w:val="en-GB" w:eastAsia="en-GB"/>
+          <w14:ligatures w14:val="none"/>
+        </w:rPr>
+        <w:t>a</w:t>
+      </w:r>
+      <w:r>
+        <w:rPr>
+          <w:rFonts w:ascii="Times New Roman" w:eastAsia="Times New Roman" w:hAnsi="Times New Roman" w:cs="Times New Roman"/>
+          <w:kern w:val="0"/>
+          <w:sz w:val="20"/>
+          <w:szCs w:val="20"/>
+          <w:lang w:val="en-GB" w:eastAsia="en-GB"/>
+          <w14:ligatures w14:val="none"/>
+        </w:rPr>
+        <w:t xml:space="preserve"> 2-letter language tag</w:t>
+      </w:r>
+      <w:r>
+        <w:rPr>
+          <w:rFonts w:ascii="Times New Roman" w:eastAsia="Times New Roman" w:hAnsi="Times New Roman" w:cs="Times New Roman"/>
+          <w:kern w:val="0"/>
+          <w:sz w:val="20"/>
+          <w:szCs w:val="20"/>
+          <w:lang w:val="en-GB" w:eastAsia="en-GB"/>
+          <w14:ligatures w14:val="none"/>
+        </w:rPr>
+        <w:t xml:space="preserve"> prefix for </w:t>
+      </w:r>
+      <w:proofErr w:type="spellStart"/>
+      <w:r>
+        <w:rPr>
+          <w:rFonts w:ascii="Times New Roman" w:eastAsia="Times New Roman" w:hAnsi="Times New Roman" w:cs="Times New Roman"/>
+          <w:kern w:val="0"/>
+          <w:sz w:val="20"/>
+          <w:szCs w:val="20"/>
+          <w:lang w:val="en-GB" w:eastAsia="en-GB"/>
+          <w14:ligatures w14:val="none"/>
+        </w:rPr>
+        <w:t>UCS2</w:t>
+      </w:r>
+      <w:proofErr w:type="spellEnd"/>
+      <w:r>
+        <w:rPr>
+          <w:rFonts w:ascii="Times New Roman" w:eastAsia="Times New Roman" w:hAnsi="Times New Roman" w:cs="Times New Roman"/>
+          <w:kern w:val="0"/>
+          <w:sz w:val="20"/>
+          <w:szCs w:val="20"/>
+          <w:lang w:val="en-GB" w:eastAsia="en-GB"/>
+          <w14:ligatures w14:val="none"/>
+        </w:rPr>
+        <w:t>/UTF-</w:t>
+      </w:r>
+      <w:proofErr w:type="spellStart"/>
+      <w:r>
+        <w:rPr>
+          <w:rFonts w:ascii="Times New Roman" w:eastAsia="Times New Roman" w:hAnsi="Times New Roman" w:cs="Times New Roman"/>
+          <w:kern w:val="0"/>
+          <w:sz w:val="20"/>
+          <w:szCs w:val="20"/>
+          <w:lang w:val="en-GB" w:eastAsia="en-GB"/>
+          <w14:ligatures w14:val="none"/>
+        </w:rPr>
+        <w:t>16BE</w:t>
+      </w:r>
+      <w:proofErr w:type="spellEnd"/>
+      <w:r>
+        <w:rPr>
+          <w:rFonts w:ascii="Times New Roman" w:eastAsia="Times New Roman" w:hAnsi="Times New Roman" w:cs="Times New Roman"/>
+          <w:kern w:val="0"/>
+          <w:sz w:val="20"/>
+          <w:szCs w:val="20"/>
+          <w:lang w:val="en-GB" w:eastAsia="en-GB"/>
+          <w14:ligatures w14:val="none"/>
+        </w:rPr>
+        <w:t xml:space="preserve"> </w:t>
       </w:r>
       <w:r>
         <w:rPr>
@@ -1569,7 +1149,53 @@
           <w:lang w:val="en-GB" w:eastAsia="en-GB"/>
           <w14:ligatures w14:val="none"/>
         </w:rPr>
-        <w:t>messages are encoded in the 7-bit 0x00 alphabet</w:t>
+        <w:t xml:space="preserve">messages are encoded in the </w:t>
+      </w:r>
+      <w:r>
+        <w:rPr>
+          <w:rFonts w:ascii="Times New Roman" w:eastAsia="Times New Roman" w:hAnsi="Times New Roman" w:cs="Times New Roman"/>
+          <w:kern w:val="0"/>
+          <w:sz w:val="20"/>
+          <w:szCs w:val="20"/>
+          <w:lang w:val="en-GB" w:eastAsia="en-GB"/>
+          <w14:ligatures w14:val="none"/>
+        </w:rPr>
+        <w:br/>
+      </w:r>
+      <w:r>
+        <w:rPr>
+          <w:rFonts w:ascii="Times New Roman" w:eastAsia="Times New Roman" w:hAnsi="Times New Roman" w:cs="Times New Roman"/>
+          <w:kern w:val="0"/>
+          <w:sz w:val="20"/>
+          <w:szCs w:val="20"/>
+          <w:lang w:val="en-GB" w:eastAsia="en-GB"/>
+          <w14:ligatures w14:val="none"/>
+        </w:rPr>
+        <w:t xml:space="preserve">7-bit </w:t>
+      </w:r>
+      <w:proofErr w:type="spellStart"/>
+      <w:r>
+        <w:rPr>
+          <w:rFonts w:ascii="Times New Roman" w:eastAsia="Times New Roman" w:hAnsi="Times New Roman" w:cs="Times New Roman"/>
+          <w:kern w:val="0"/>
+          <w:sz w:val="20"/>
+          <w:szCs w:val="20"/>
+          <w:lang w:val="en-GB" w:eastAsia="en-GB"/>
+          <w14:ligatures w14:val="none"/>
+        </w:rPr>
+        <w:t>0x00</w:t>
+      </w:r>
+      <w:proofErr w:type="spellEnd"/>
+      <w:r>
+        <w:rPr>
+          <w:rFonts w:ascii="Times New Roman" w:eastAsia="Times New Roman" w:hAnsi="Times New Roman" w:cs="Times New Roman"/>
+          <w:kern w:val="0"/>
+          <w:sz w:val="20"/>
+          <w:szCs w:val="20"/>
+          <w:lang w:val="en-GB" w:eastAsia="en-GB"/>
+          <w14:ligatures w14:val="none"/>
+        </w:rPr>
+        <w:t xml:space="preserve"> alphabet</w:t>
       </w:r>
       <w:r>
         <w:rPr>
@@ -1603,17 +1229,6 @@
           <w14:ligatures w14:val="none"/>
         </w:rPr>
         <w:t>.</w:t>
-      </w:r>
-      <w:r>
-        <w:rPr>
-          <w:rFonts w:ascii="Times New Roman" w:eastAsia="Times New Roman" w:hAnsi="Times New Roman" w:cs="Times New Roman"/>
-          <w:kern w:val="0"/>
-          <w:sz w:val="20"/>
-          <w:szCs w:val="20"/>
-          <w:lang w:val="en-GB" w:eastAsia="en-GB"/>
-          <w14:ligatures w14:val="none"/>
-        </w:rPr>
-        <w:t xml:space="preserve"> (SMS does not have language tags of any kind.)</w:t>
       </w:r>
     </w:p>
     <w:p>
@@ -1636,8 +1251,21 @@
           <w:lang w:val="en-GB" w:eastAsia="en-GB"/>
           <w14:ligatures w14:val="none"/>
         </w:rPr>
-        <w:t>Furthermore, if any of the 7-bit alphabets 0x10</w:t>
-      </w:r>
+        <w:t xml:space="preserve">Furthermore, if any of the 7-bit alphabets </w:t>
+      </w:r>
+      <w:proofErr w:type="spellStart"/>
+      <w:r>
+        <w:rPr>
+          <w:rFonts w:ascii="Times New Roman" w:eastAsia="Times New Roman" w:hAnsi="Times New Roman" w:cs="Times New Roman"/>
+          <w:kern w:val="0"/>
+          <w:sz w:val="20"/>
+          <w:szCs w:val="20"/>
+          <w:lang w:val="en-GB" w:eastAsia="en-GB"/>
+          <w14:ligatures w14:val="none"/>
+        </w:rPr>
+        <w:t>0x10</w:t>
+      </w:r>
+      <w:proofErr w:type="spellEnd"/>
       <w:r>
         <w:rPr>
           <w:rFonts w:ascii="Times New Roman" w:eastAsia="Times New Roman" w:hAnsi="Times New Roman" w:cs="Times New Roman"/>
@@ -1724,7 +1352,31 @@
           <w:lang w:val="en-GB" w:eastAsia="en-GB"/>
           <w14:ligatures w14:val="none"/>
         </w:rPr>
-        <w:t>, allowing for fewer submessages and</w:t>
+        <w:t xml:space="preserve">, allowing for fewer </w:t>
+      </w:r>
+      <w:proofErr w:type="spellStart"/>
+      <w:r>
+        <w:rPr>
+          <w:rFonts w:ascii="Times New Roman" w:eastAsia="Times New Roman" w:hAnsi="Times New Roman" w:cs="Times New Roman"/>
+          <w:kern w:val="0"/>
+          <w:sz w:val="20"/>
+          <w:szCs w:val="20"/>
+          <w:lang w:val="en-GB" w:eastAsia="en-GB"/>
+          <w14:ligatures w14:val="none"/>
+        </w:rPr>
+        <w:t>submessages</w:t>
+      </w:r>
+      <w:proofErr w:type="spellEnd"/>
+      <w:r>
+        <w:rPr>
+          <w:rFonts w:ascii="Times New Roman" w:eastAsia="Times New Roman" w:hAnsi="Times New Roman" w:cs="Times New Roman"/>
+          <w:kern w:val="0"/>
+          <w:sz w:val="20"/>
+          <w:szCs w:val="20"/>
+          <w:lang w:val="en-GB" w:eastAsia="en-GB"/>
+          <w14:ligatures w14:val="none"/>
+        </w:rPr>
+        <w:t xml:space="preserve"> and</w:t>
       </w:r>
       <w:r>
         <w:rPr>
@@ -1801,7 +1453,31 @@
           <w:lang w:val="en-GB" w:eastAsia="en-GB"/>
           <w14:ligatures w14:val="none"/>
         </w:rPr>
-        <w:t xml:space="preserve"> (Note that alphabets 0x00-0x0F are deprecated for SMS/CBS messages.)</w:t>
+        <w:t xml:space="preserve"> (Note that alphabets </w:t>
+      </w:r>
+      <w:proofErr w:type="spellStart"/>
+      <w:r>
+        <w:rPr>
+          <w:rFonts w:ascii="Times New Roman" w:eastAsia="Times New Roman" w:hAnsi="Times New Roman" w:cs="Times New Roman"/>
+          <w:kern w:val="0"/>
+          <w:sz w:val="20"/>
+          <w:szCs w:val="20"/>
+          <w:lang w:val="en-GB" w:eastAsia="en-GB"/>
+          <w14:ligatures w14:val="none"/>
+        </w:rPr>
+        <w:t>0x00-0x0F</w:t>
+      </w:r>
+      <w:proofErr w:type="spellEnd"/>
+      <w:r>
+        <w:rPr>
+          <w:rFonts w:ascii="Times New Roman" w:eastAsia="Times New Roman" w:hAnsi="Times New Roman" w:cs="Times New Roman"/>
+          <w:kern w:val="0"/>
+          <w:sz w:val="20"/>
+          <w:szCs w:val="20"/>
+          <w:lang w:val="en-GB" w:eastAsia="en-GB"/>
+          <w14:ligatures w14:val="none"/>
+        </w:rPr>
+        <w:t xml:space="preserve"> are deprecated for SMS/CBS messages.)</w:t>
       </w:r>
     </w:p>
     <w:p>
@@ -1912,7 +1588,31 @@
           <w:lang w:val="en-GB" w:eastAsia="en-GB"/>
           <w14:ligatures w14:val="none"/>
         </w:rPr>
-        <w:t xml:space="preserve"> receiving a UCS2 SMS/CBS message</w:t>
+        <w:t xml:space="preserve"> receiving a </w:t>
+      </w:r>
+      <w:proofErr w:type="spellStart"/>
+      <w:r>
+        <w:rPr>
+          <w:rFonts w:ascii="Times New Roman" w:eastAsia="Times New Roman" w:hAnsi="Times New Roman" w:cs="Times New Roman"/>
+          <w:kern w:val="0"/>
+          <w:sz w:val="20"/>
+          <w:szCs w:val="20"/>
+          <w:lang w:val="en-GB" w:eastAsia="en-GB"/>
+          <w14:ligatures w14:val="none"/>
+        </w:rPr>
+        <w:t>UCS2</w:t>
+      </w:r>
+      <w:proofErr w:type="spellEnd"/>
+      <w:r>
+        <w:rPr>
+          <w:rFonts w:ascii="Times New Roman" w:eastAsia="Times New Roman" w:hAnsi="Times New Roman" w:cs="Times New Roman"/>
+          <w:kern w:val="0"/>
+          <w:sz w:val="20"/>
+          <w:szCs w:val="20"/>
+          <w:lang w:val="en-GB" w:eastAsia="en-GB"/>
+          <w14:ligatures w14:val="none"/>
+        </w:rPr>
+        <w:t xml:space="preserve"> SMS/CBS message</w:t>
       </w:r>
       <w:r>
         <w:rPr>
@@ -1942,6 +1642,7 @@
           <w14:ligatures w14:val="none"/>
         </w:rPr>
       </w:pPr>
+      <w:proofErr w:type="spellStart"/>
       <w:r>
         <w:rPr>
           <w:rFonts w:ascii="Times New Roman" w:eastAsia="Times New Roman" w:hAnsi="Times New Roman" w:cs="Times New Roman"/>
@@ -1953,6 +1654,7 @@
         </w:rPr>
         <w:t>U+0000-U+0008</w:t>
       </w:r>
+      <w:proofErr w:type="spellEnd"/>
       <w:r>
         <w:rPr>
           <w:rFonts w:ascii="Times New Roman" w:eastAsia="Times New Roman" w:hAnsi="Times New Roman" w:cs="Times New Roman"/>
@@ -1964,6 +1666,7 @@
         </w:rPr>
         <w:t xml:space="preserve">, </w:t>
       </w:r>
+      <w:proofErr w:type="spellStart"/>
       <w:r>
         <w:rPr>
           <w:rFonts w:ascii="Times New Roman" w:eastAsia="Times New Roman" w:hAnsi="Times New Roman" w:cs="Times New Roman"/>
@@ -2008,16 +1711,29 @@
         </w:rPr>
         <w:t>001F</w:t>
       </w:r>
-      <w:r>
-        <w:rPr>
-          <w:rFonts w:ascii="Times New Roman" w:eastAsia="Times New Roman" w:hAnsi="Times New Roman" w:cs="Times New Roman"/>
-          <w:kern w:val="0"/>
-          <w:sz w:val="20"/>
-          <w:szCs w:val="20"/>
-          <w:lang w:val="en-GB" w:eastAsia="en-GB"/>
-          <w14:ligatures w14:val="none"/>
-        </w:rPr>
-        <w:t>, U+</w:t>
+      <w:proofErr w:type="spellEnd"/>
+      <w:r>
+        <w:rPr>
+          <w:rFonts w:ascii="Times New Roman" w:eastAsia="Times New Roman" w:hAnsi="Times New Roman" w:cs="Times New Roman"/>
+          <w:kern w:val="0"/>
+          <w:sz w:val="20"/>
+          <w:szCs w:val="20"/>
+          <w:lang w:val="en-GB" w:eastAsia="en-GB"/>
+          <w14:ligatures w14:val="none"/>
+        </w:rPr>
+        <w:t xml:space="preserve">, </w:t>
+      </w:r>
+      <w:proofErr w:type="spellStart"/>
+      <w:r>
+        <w:rPr>
+          <w:rFonts w:ascii="Times New Roman" w:eastAsia="Times New Roman" w:hAnsi="Times New Roman" w:cs="Times New Roman"/>
+          <w:kern w:val="0"/>
+          <w:sz w:val="20"/>
+          <w:szCs w:val="20"/>
+          <w:lang w:val="en-GB" w:eastAsia="en-GB"/>
+          <w14:ligatures w14:val="none"/>
+        </w:rPr>
+        <w:t>U+</w:t>
       </w:r>
       <w:r>
         <w:rPr>
@@ -2041,16 +1757,29 @@
         </w:rPr>
         <w:t>-U+009A</w:t>
       </w:r>
-      <w:r>
-        <w:rPr>
-          <w:rFonts w:ascii="Times New Roman" w:eastAsia="Times New Roman" w:hAnsi="Times New Roman" w:cs="Times New Roman"/>
-          <w:kern w:val="0"/>
-          <w:sz w:val="20"/>
-          <w:szCs w:val="20"/>
-          <w:lang w:val="en-GB" w:eastAsia="en-GB"/>
-          <w14:ligatures w14:val="none"/>
-        </w:rPr>
-        <w:t>, U+</w:t>
+      <w:proofErr w:type="spellEnd"/>
+      <w:r>
+        <w:rPr>
+          <w:rFonts w:ascii="Times New Roman" w:eastAsia="Times New Roman" w:hAnsi="Times New Roman" w:cs="Times New Roman"/>
+          <w:kern w:val="0"/>
+          <w:sz w:val="20"/>
+          <w:szCs w:val="20"/>
+          <w:lang w:val="en-GB" w:eastAsia="en-GB"/>
+          <w14:ligatures w14:val="none"/>
+        </w:rPr>
+        <w:t xml:space="preserve">, </w:t>
+      </w:r>
+      <w:proofErr w:type="spellStart"/>
+      <w:r>
+        <w:rPr>
+          <w:rFonts w:ascii="Times New Roman" w:eastAsia="Times New Roman" w:hAnsi="Times New Roman" w:cs="Times New Roman"/>
+          <w:kern w:val="0"/>
+          <w:sz w:val="20"/>
+          <w:szCs w:val="20"/>
+          <w:lang w:val="en-GB" w:eastAsia="en-GB"/>
+          <w14:ligatures w14:val="none"/>
+        </w:rPr>
+        <w:t>U+</w:t>
       </w:r>
       <w:r>
         <w:rPr>
@@ -2096,6 +1825,7 @@
         </w:rPr>
         <w:t>00A0</w:t>
       </w:r>
+      <w:proofErr w:type="spellEnd"/>
       <w:r>
         <w:rPr>
           <w:rFonts w:ascii="Times New Roman" w:eastAsia="Times New Roman" w:hAnsi="Times New Roman" w:cs="Times New Roman"/>
@@ -2118,6 +1848,7 @@
         </w:rPr>
         <w:t xml:space="preserve">map to </w:t>
       </w:r>
+      <w:proofErr w:type="spellStart"/>
       <w:r>
         <w:rPr>
           <w:rFonts w:ascii="Times New Roman" w:eastAsia="Times New Roman" w:hAnsi="Times New Roman" w:cs="Times New Roman"/>
@@ -2140,6 +1871,7 @@
         </w:rPr>
         <w:t>FFFD</w:t>
       </w:r>
+      <w:proofErr w:type="spellEnd"/>
       <w:r>
         <w:rPr>
           <w:rFonts w:ascii="Times New Roman" w:eastAsia="Times New Roman" w:hAnsi="Times New Roman" w:cs="Times New Roman"/>
@@ -2168,6 +1900,7 @@
           <w14:ligatures w14:val="none"/>
         </w:rPr>
       </w:pPr>
+      <w:proofErr w:type="spellStart"/>
       <w:r>
         <w:rPr>
           <w:rFonts w:ascii="Times New Roman" w:eastAsia="Times New Roman" w:hAnsi="Times New Roman" w:cs="Times New Roman"/>
@@ -2190,6 +1923,7 @@
         </w:rPr>
         <w:t>0009</w:t>
       </w:r>
+      <w:proofErr w:type="spellEnd"/>
       <w:r>
         <w:rPr>
           <w:rFonts w:ascii="Times New Roman" w:eastAsia="Times New Roman" w:hAnsi="Times New Roman" w:cs="Times New Roman"/>
@@ -2212,27 +1946,52 @@
         </w:rPr>
         <w:t xml:space="preserve">map to </w:t>
       </w:r>
-      <w:r>
-        <w:rPr>
-          <w:rFonts w:ascii="Times New Roman" w:eastAsia="Times New Roman" w:hAnsi="Times New Roman" w:cs="Times New Roman"/>
-          <w:kern w:val="0"/>
-          <w:sz w:val="20"/>
-          <w:szCs w:val="20"/>
-          <w:lang w:val="en-GB" w:eastAsia="en-GB"/>
-          <w14:ligatures w14:val="none"/>
-        </w:rPr>
-        <w:t>U+0020.</w:t>
-      </w:r>
-      <w:r>
-        <w:rPr>
-          <w:rFonts w:ascii="Times New Roman" w:eastAsia="Times New Roman" w:hAnsi="Times New Roman" w:cs="Times New Roman"/>
-          <w:kern w:val="0"/>
-          <w:sz w:val="20"/>
-          <w:szCs w:val="20"/>
-          <w:lang w:val="en-GB" w:eastAsia="en-GB"/>
-          <w14:ligatures w14:val="none"/>
-        </w:rPr>
-        <w:t xml:space="preserve"> U</w:t>
+      <w:proofErr w:type="spellStart"/>
+      <w:r>
+        <w:rPr>
+          <w:rFonts w:ascii="Times New Roman" w:eastAsia="Times New Roman" w:hAnsi="Times New Roman" w:cs="Times New Roman"/>
+          <w:kern w:val="0"/>
+          <w:sz w:val="20"/>
+          <w:szCs w:val="20"/>
+          <w:lang w:val="en-GB" w:eastAsia="en-GB"/>
+          <w14:ligatures w14:val="none"/>
+        </w:rPr>
+        <w:t>U+0020</w:t>
+      </w:r>
+      <w:proofErr w:type="spellEnd"/>
+      <w:r>
+        <w:rPr>
+          <w:rFonts w:ascii="Times New Roman" w:eastAsia="Times New Roman" w:hAnsi="Times New Roman" w:cs="Times New Roman"/>
+          <w:kern w:val="0"/>
+          <w:sz w:val="20"/>
+          <w:szCs w:val="20"/>
+          <w:lang w:val="en-GB" w:eastAsia="en-GB"/>
+          <w14:ligatures w14:val="none"/>
+        </w:rPr>
+        <w:t>.</w:t>
+      </w:r>
+      <w:r>
+        <w:rPr>
+          <w:rFonts w:ascii="Times New Roman" w:eastAsia="Times New Roman" w:hAnsi="Times New Roman" w:cs="Times New Roman"/>
+          <w:kern w:val="0"/>
+          <w:sz w:val="20"/>
+          <w:szCs w:val="20"/>
+          <w:lang w:val="en-GB" w:eastAsia="en-GB"/>
+          <w14:ligatures w14:val="none"/>
+        </w:rPr>
+        <w:t xml:space="preserve"> </w:t>
+      </w:r>
+      <w:proofErr w:type="spellStart"/>
+      <w:r>
+        <w:rPr>
+          <w:rFonts w:ascii="Times New Roman" w:eastAsia="Times New Roman" w:hAnsi="Times New Roman" w:cs="Times New Roman"/>
+          <w:kern w:val="0"/>
+          <w:sz w:val="20"/>
+          <w:szCs w:val="20"/>
+          <w:lang w:val="en-GB" w:eastAsia="en-GB"/>
+          <w14:ligatures w14:val="none"/>
+        </w:rPr>
+        <w:t>U</w:t>
       </w:r>
       <w:r>
         <w:rPr>
@@ -2267,16 +2026,29 @@
         </w:rPr>
         <w:t>00B</w:t>
       </w:r>
-      <w:r>
-        <w:rPr>
-          <w:rFonts w:ascii="Times New Roman" w:eastAsia="Times New Roman" w:hAnsi="Times New Roman" w:cs="Times New Roman"/>
-          <w:kern w:val="0"/>
-          <w:sz w:val="20"/>
-          <w:szCs w:val="20"/>
-          <w:lang w:val="en-GB" w:eastAsia="en-GB"/>
-          <w14:ligatures w14:val="none"/>
-        </w:rPr>
-        <w:t>, U+</w:t>
+      <w:proofErr w:type="spellEnd"/>
+      <w:r>
+        <w:rPr>
+          <w:rFonts w:ascii="Times New Roman" w:eastAsia="Times New Roman" w:hAnsi="Times New Roman" w:cs="Times New Roman"/>
+          <w:kern w:val="0"/>
+          <w:sz w:val="20"/>
+          <w:szCs w:val="20"/>
+          <w:lang w:val="en-GB" w:eastAsia="en-GB"/>
+          <w14:ligatures w14:val="none"/>
+        </w:rPr>
+        <w:t xml:space="preserve">, </w:t>
+      </w:r>
+      <w:proofErr w:type="spellStart"/>
+      <w:r>
+        <w:rPr>
+          <w:rFonts w:ascii="Times New Roman" w:eastAsia="Times New Roman" w:hAnsi="Times New Roman" w:cs="Times New Roman"/>
+          <w:kern w:val="0"/>
+          <w:sz w:val="20"/>
+          <w:szCs w:val="20"/>
+          <w:lang w:val="en-GB" w:eastAsia="en-GB"/>
+          <w14:ligatures w14:val="none"/>
+        </w:rPr>
+        <w:t>U+</w:t>
       </w:r>
       <w:r>
         <w:rPr>
@@ -2311,6 +2083,7 @@
         </w:rPr>
         <w:t>2029</w:t>
       </w:r>
+      <w:proofErr w:type="spellEnd"/>
       <w:r>
         <w:rPr>
           <w:rFonts w:ascii="Times New Roman" w:eastAsia="Times New Roman" w:hAnsi="Times New Roman" w:cs="Times New Roman"/>
@@ -2333,16 +2106,29 @@
         </w:rPr>
         <w:t xml:space="preserve">map to </w:t>
       </w:r>
-      <w:r>
-        <w:rPr>
-          <w:rFonts w:ascii="Times New Roman" w:eastAsia="Times New Roman" w:hAnsi="Times New Roman" w:cs="Times New Roman"/>
-          <w:kern w:val="0"/>
-          <w:sz w:val="20"/>
-          <w:szCs w:val="20"/>
-          <w:lang w:val="en-GB" w:eastAsia="en-GB"/>
-          <w14:ligatures w14:val="none"/>
-        </w:rPr>
-        <w:t>U+000A.</w:t>
+      <w:proofErr w:type="spellStart"/>
+      <w:r>
+        <w:rPr>
+          <w:rFonts w:ascii="Times New Roman" w:eastAsia="Times New Roman" w:hAnsi="Times New Roman" w:cs="Times New Roman"/>
+          <w:kern w:val="0"/>
+          <w:sz w:val="20"/>
+          <w:szCs w:val="20"/>
+          <w:lang w:val="en-GB" w:eastAsia="en-GB"/>
+          <w14:ligatures w14:val="none"/>
+        </w:rPr>
+        <w:t>U+000A</w:t>
+      </w:r>
+      <w:proofErr w:type="spellEnd"/>
+      <w:r>
+        <w:rPr>
+          <w:rFonts w:ascii="Times New Roman" w:eastAsia="Times New Roman" w:hAnsi="Times New Roman" w:cs="Times New Roman"/>
+          <w:kern w:val="0"/>
+          <w:sz w:val="20"/>
+          <w:szCs w:val="20"/>
+          <w:lang w:val="en-GB" w:eastAsia="en-GB"/>
+          <w14:ligatures w14:val="none"/>
+        </w:rPr>
+        <w:t>.</w:t>
       </w:r>
       <w:r>
         <w:rPr>
@@ -2355,27 +2141,53 @@
         </w:rPr>
         <w:t xml:space="preserve"> </w:t>
       </w:r>
-      <w:r>
-        <w:rPr>
-          <w:rFonts w:ascii="Times New Roman" w:eastAsia="Times New Roman" w:hAnsi="Times New Roman" w:cs="Times New Roman"/>
-          <w:kern w:val="0"/>
-          <w:sz w:val="20"/>
-          <w:szCs w:val="20"/>
-          <w:lang w:val="en-GB" w:eastAsia="en-GB"/>
-          <w14:ligatures w14:val="none"/>
-        </w:rPr>
-        <w:t xml:space="preserve">U+061C: map to </w:t>
-      </w:r>
-      <w:r>
-        <w:rPr>
-          <w:rFonts w:ascii="Times New Roman" w:eastAsia="Times New Roman" w:hAnsi="Times New Roman" w:cs="Times New Roman"/>
-          <w:kern w:val="0"/>
-          <w:sz w:val="20"/>
-          <w:szCs w:val="20"/>
-          <w:lang w:val="en-GB" w:eastAsia="en-GB"/>
-          <w14:ligatures w14:val="none"/>
-        </w:rPr>
-        <w:t>U+200F.</w:t>
+      <w:proofErr w:type="spellStart"/>
+      <w:r>
+        <w:rPr>
+          <w:rFonts w:ascii="Times New Roman" w:eastAsia="Times New Roman" w:hAnsi="Times New Roman" w:cs="Times New Roman"/>
+          <w:kern w:val="0"/>
+          <w:sz w:val="20"/>
+          <w:szCs w:val="20"/>
+          <w:lang w:val="en-GB" w:eastAsia="en-GB"/>
+          <w14:ligatures w14:val="none"/>
+        </w:rPr>
+        <w:t>U+061C</w:t>
+      </w:r>
+      <w:proofErr w:type="spellEnd"/>
+      <w:r>
+        <w:rPr>
+          <w:rFonts w:ascii="Times New Roman" w:eastAsia="Times New Roman" w:hAnsi="Times New Roman" w:cs="Times New Roman"/>
+          <w:kern w:val="0"/>
+          <w:sz w:val="20"/>
+          <w:szCs w:val="20"/>
+          <w:lang w:val="en-GB" w:eastAsia="en-GB"/>
+          <w14:ligatures w14:val="none"/>
+        </w:rPr>
+        <w:t xml:space="preserve">: map to </w:t>
+      </w:r>
+      <w:proofErr w:type="spellStart"/>
+      <w:r>
+        <w:rPr>
+          <w:rFonts w:ascii="Times New Roman" w:eastAsia="Times New Roman" w:hAnsi="Times New Roman" w:cs="Times New Roman"/>
+          <w:kern w:val="0"/>
+          <w:sz w:val="20"/>
+          <w:szCs w:val="20"/>
+          <w:lang w:val="en-GB" w:eastAsia="en-GB"/>
+          <w14:ligatures w14:val="none"/>
+        </w:rPr>
+        <w:t>U+200F</w:t>
+      </w:r>
+      <w:proofErr w:type="spellEnd"/>
+      <w:r>
+        <w:rPr>
+          <w:rFonts w:ascii="Times New Roman" w:eastAsia="Times New Roman" w:hAnsi="Times New Roman" w:cs="Times New Roman"/>
+          <w:kern w:val="0"/>
+          <w:sz w:val="20"/>
+          <w:szCs w:val="20"/>
+          <w:lang w:val="en-GB" w:eastAsia="en-GB"/>
+          <w14:ligatures w14:val="none"/>
+        </w:rPr>
+        <w:t>.</w:t>
       </w:r>
     </w:p>
     <w:p>
@@ -2394,6 +2206,7 @@
           <w14:ligatures w14:val="none"/>
         </w:rPr>
       </w:pPr>
+      <w:proofErr w:type="spellStart"/>
       <w:r>
         <w:rPr>
           <w:rFonts w:ascii="Times New Roman" w:eastAsia="Times New Roman" w:hAnsi="Times New Roman" w:cs="Times New Roman"/>
@@ -2438,16 +2251,29 @@
         </w:rPr>
         <w:t>200B</w:t>
       </w:r>
-      <w:r>
-        <w:rPr>
-          <w:rFonts w:ascii="Times New Roman" w:eastAsia="Times New Roman" w:hAnsi="Times New Roman" w:cs="Times New Roman"/>
-          <w:kern w:val="0"/>
-          <w:sz w:val="20"/>
-          <w:szCs w:val="20"/>
-          <w:lang w:val="en-GB" w:eastAsia="en-GB"/>
-          <w14:ligatures w14:val="none"/>
-        </w:rPr>
-        <w:t>: map to U+</w:t>
+      <w:proofErr w:type="spellEnd"/>
+      <w:r>
+        <w:rPr>
+          <w:rFonts w:ascii="Times New Roman" w:eastAsia="Times New Roman" w:hAnsi="Times New Roman" w:cs="Times New Roman"/>
+          <w:kern w:val="0"/>
+          <w:sz w:val="20"/>
+          <w:szCs w:val="20"/>
+          <w:lang w:val="en-GB" w:eastAsia="en-GB"/>
+          <w14:ligatures w14:val="none"/>
+        </w:rPr>
+        <w:t xml:space="preserve">: map to </w:t>
+      </w:r>
+      <w:proofErr w:type="spellStart"/>
+      <w:r>
+        <w:rPr>
+          <w:rFonts w:ascii="Times New Roman" w:eastAsia="Times New Roman" w:hAnsi="Times New Roman" w:cs="Times New Roman"/>
+          <w:kern w:val="0"/>
+          <w:sz w:val="20"/>
+          <w:szCs w:val="20"/>
+          <w:lang w:val="en-GB" w:eastAsia="en-GB"/>
+          <w14:ligatures w14:val="none"/>
+        </w:rPr>
+        <w:t>U+</w:t>
       </w:r>
       <w:r>
         <w:rPr>
@@ -2460,6 +2286,7 @@
         </w:rPr>
         <w:t>FFFD</w:t>
       </w:r>
+      <w:proofErr w:type="spellEnd"/>
       <w:r>
         <w:rPr>
           <w:rFonts w:ascii="Times New Roman" w:eastAsia="Times New Roman" w:hAnsi="Times New Roman" w:cs="Times New Roman"/>
@@ -2470,127 +2297,6 @@
           <w14:ligatures w14:val="none"/>
         </w:rPr>
         <w:t>.</w:t>
-      </w:r>
-      <w:r>
-        <w:rPr>
-          <w:rFonts w:ascii="Times New Roman" w:eastAsia="Times New Roman" w:hAnsi="Times New Roman" w:cs="Times New Roman"/>
-          <w:kern w:val="0"/>
-          <w:sz w:val="20"/>
-          <w:szCs w:val="20"/>
-          <w:lang w:val="en-GB" w:eastAsia="en-GB"/>
-          <w14:ligatures w14:val="none"/>
-        </w:rPr>
-        <w:t xml:space="preserve"> U+</w:t>
-      </w:r>
-      <w:r>
-        <w:rPr>
-          <w:rFonts w:ascii="Times New Roman" w:eastAsia="Times New Roman" w:hAnsi="Times New Roman" w:cs="Times New Roman"/>
-          <w:kern w:val="0"/>
-          <w:sz w:val="20"/>
-          <w:szCs w:val="20"/>
-          <w:lang w:val="en-GB" w:eastAsia="en-GB"/>
-          <w14:ligatures w14:val="none"/>
-        </w:rPr>
-        <w:t>200C</w:t>
-      </w:r>
-      <w:r>
-        <w:rPr>
-          <w:rFonts w:ascii="Times New Roman" w:eastAsia="Times New Roman" w:hAnsi="Times New Roman" w:cs="Times New Roman"/>
-          <w:kern w:val="0"/>
-          <w:sz w:val="20"/>
-          <w:szCs w:val="20"/>
-          <w:lang w:val="en-GB" w:eastAsia="en-GB"/>
-          <w14:ligatures w14:val="none"/>
-        </w:rPr>
-        <w:t xml:space="preserve">: </w:t>
-      </w:r>
-      <w:r>
-        <w:rPr>
-          <w:rFonts w:ascii="Times New Roman" w:eastAsia="Times New Roman" w:hAnsi="Times New Roman" w:cs="Times New Roman"/>
-          <w:kern w:val="0"/>
-          <w:sz w:val="20"/>
-          <w:szCs w:val="20"/>
-          <w:lang w:val="en-GB" w:eastAsia="en-GB"/>
-          <w14:ligatures w14:val="none"/>
-        </w:rPr>
-        <w:t>map to U+</w:t>
-      </w:r>
-      <w:r>
-        <w:rPr>
-          <w:rFonts w:ascii="Times New Roman" w:eastAsia="Times New Roman" w:hAnsi="Times New Roman" w:cs="Times New Roman"/>
-          <w:kern w:val="0"/>
-          <w:sz w:val="20"/>
-          <w:szCs w:val="20"/>
-          <w:lang w:val="en-GB" w:eastAsia="en-GB"/>
-          <w14:ligatures w14:val="none"/>
-        </w:rPr>
-        <w:t>00B7</w:t>
-      </w:r>
-      <w:r>
-        <w:rPr>
-          <w:rFonts w:ascii="Times New Roman" w:eastAsia="Times New Roman" w:hAnsi="Times New Roman" w:cs="Times New Roman"/>
-          <w:kern w:val="0"/>
-          <w:sz w:val="20"/>
-          <w:szCs w:val="20"/>
-          <w:lang w:val="en-GB" w:eastAsia="en-GB"/>
-          <w14:ligatures w14:val="none"/>
-        </w:rPr>
-        <w:t xml:space="preserve"> (use middle dot as non-joiner). U+</w:t>
-      </w:r>
-      <w:r>
-        <w:rPr>
-          <w:rFonts w:ascii="Times New Roman" w:eastAsia="Times New Roman" w:hAnsi="Times New Roman" w:cs="Times New Roman"/>
-          <w:kern w:val="0"/>
-          <w:sz w:val="20"/>
-          <w:szCs w:val="20"/>
-          <w:lang w:val="en-GB" w:eastAsia="en-GB"/>
-          <w14:ligatures w14:val="none"/>
-        </w:rPr>
-        <w:t>200D</w:t>
-      </w:r>
-      <w:r>
-        <w:rPr>
-          <w:rFonts w:ascii="Times New Roman" w:eastAsia="Times New Roman" w:hAnsi="Times New Roman" w:cs="Times New Roman"/>
-          <w:kern w:val="0"/>
-          <w:sz w:val="20"/>
-          <w:szCs w:val="20"/>
-          <w:lang w:val="en-GB" w:eastAsia="en-GB"/>
-          <w14:ligatures w14:val="none"/>
-        </w:rPr>
-        <w:t>:</w:t>
-      </w:r>
-      <w:r>
-        <w:rPr>
-          <w:rFonts w:ascii="Times New Roman" w:eastAsia="Times New Roman" w:hAnsi="Times New Roman" w:cs="Times New Roman"/>
-          <w:kern w:val="0"/>
-          <w:sz w:val="20"/>
-          <w:szCs w:val="20"/>
-          <w:lang w:val="en-GB" w:eastAsia="en-GB"/>
-          <w14:ligatures w14:val="none"/>
-        </w:rPr>
-        <w:t xml:space="preserve"> map to U+</w:t>
-      </w:r>
-      <w:r>
-        <w:rPr>
-          <w:rFonts w:ascii="Times New Roman" w:eastAsia="Times New Roman" w:hAnsi="Times New Roman" w:cs="Times New Roman"/>
-          <w:kern w:val="0"/>
-          <w:sz w:val="20"/>
-          <w:szCs w:val="20"/>
-          <w:lang w:val="en-GB" w:eastAsia="en-GB"/>
-          <w14:ligatures w14:val="none"/>
-        </w:rPr>
-        <w:t>0640</w:t>
-      </w:r>
-      <w:r>
-        <w:rPr>
-          <w:rFonts w:ascii="Times New Roman" w:eastAsia="Times New Roman" w:hAnsi="Times New Roman" w:cs="Times New Roman"/>
-          <w:kern w:val="0"/>
-          <w:sz w:val="20"/>
-          <w:szCs w:val="20"/>
-          <w:lang w:val="en-GB" w:eastAsia="en-GB"/>
-          <w14:ligatures w14:val="none"/>
-        </w:rPr>
-        <w:t xml:space="preserve"> (use kashida as joiner).</w:t>
       </w:r>
     </w:p>
     <w:p>
@@ -2618,6 +2324,29 @@
           <w:lang w:val="en-GB" w:eastAsia="en-GB"/>
           <w14:ligatures w14:val="none"/>
         </w:rPr>
+        <w:t xml:space="preserve">If in the immediate vicinity of an </w:t>
+      </w:r>
+      <w:r>
+        <w:rPr>
+          <w:rFonts w:ascii="Times New Roman" w:eastAsia="Times New Roman" w:hAnsi="Times New Roman" w:cs="Times New Roman"/>
+          <w:kern w:val="0"/>
+          <w:sz w:val="20"/>
+          <w:szCs w:val="20"/>
+          <w:lang w:val="en-GB" w:eastAsia="en-GB"/>
+          <w14:ligatures w14:val="none"/>
+        </w:rPr>
+        <w:t xml:space="preserve">Arabic letter: </w:t>
+      </w:r>
+      <w:proofErr w:type="spellStart"/>
+      <w:r>
+        <w:rPr>
+          <w:rFonts w:ascii="Times New Roman" w:eastAsia="Times New Roman" w:hAnsi="Times New Roman" w:cs="Times New Roman"/>
+          <w:kern w:val="0"/>
+          <w:sz w:val="20"/>
+          <w:szCs w:val="20"/>
+          <w:lang w:val="en-GB" w:eastAsia="en-GB"/>
+          <w14:ligatures w14:val="none"/>
+        </w:rPr>
         <w:t>U+</w:t>
       </w:r>
       <w:r>
@@ -2629,52 +2358,32 @@
           <w:lang w:val="en-GB" w:eastAsia="en-GB"/>
           <w14:ligatures w14:val="none"/>
         </w:rPr>
-        <w:t>202A</w:t>
-      </w:r>
-      <w:r>
-        <w:rPr>
-          <w:rFonts w:ascii="Times New Roman" w:eastAsia="Times New Roman" w:hAnsi="Times New Roman" w:cs="Times New Roman"/>
-          <w:kern w:val="0"/>
-          <w:sz w:val="20"/>
-          <w:szCs w:val="20"/>
-          <w:lang w:val="en-GB" w:eastAsia="en-GB"/>
-          <w14:ligatures w14:val="none"/>
-        </w:rPr>
-        <w:t>-U+</w:t>
-      </w:r>
-      <w:r>
-        <w:rPr>
-          <w:rFonts w:ascii="Times New Roman" w:eastAsia="Times New Roman" w:hAnsi="Times New Roman" w:cs="Times New Roman"/>
-          <w:kern w:val="0"/>
-          <w:sz w:val="20"/>
-          <w:szCs w:val="20"/>
-          <w:lang w:val="en-GB" w:eastAsia="en-GB"/>
-          <w14:ligatures w14:val="none"/>
-        </w:rPr>
-        <w:t>202</w:t>
-      </w:r>
-      <w:r>
-        <w:rPr>
-          <w:rFonts w:ascii="Times New Roman" w:eastAsia="Times New Roman" w:hAnsi="Times New Roman" w:cs="Times New Roman"/>
-          <w:kern w:val="0"/>
-          <w:sz w:val="20"/>
-          <w:szCs w:val="20"/>
-          <w:lang w:val="en-GB" w:eastAsia="en-GB"/>
-          <w14:ligatures w14:val="none"/>
-        </w:rPr>
-        <w:t>E</w:t>
-      </w:r>
-      <w:r>
-        <w:rPr>
-          <w:rFonts w:ascii="Times New Roman" w:eastAsia="Times New Roman" w:hAnsi="Times New Roman" w:cs="Times New Roman"/>
-          <w:kern w:val="0"/>
-          <w:sz w:val="20"/>
-          <w:szCs w:val="20"/>
-          <w:lang w:val="en-GB" w:eastAsia="en-GB"/>
-          <w14:ligatures w14:val="none"/>
-        </w:rPr>
-        <w:t xml:space="preserve">, </w:t>
-      </w:r>
+        <w:t>200C</w:t>
+      </w:r>
+      <w:proofErr w:type="spellEnd"/>
+      <w:r>
+        <w:rPr>
+          <w:rFonts w:ascii="Times New Roman" w:eastAsia="Times New Roman" w:hAnsi="Times New Roman" w:cs="Times New Roman"/>
+          <w:kern w:val="0"/>
+          <w:sz w:val="20"/>
+          <w:szCs w:val="20"/>
+          <w:lang w:val="en-GB" w:eastAsia="en-GB"/>
+          <w14:ligatures w14:val="none"/>
+        </w:rPr>
+        <w:t xml:space="preserve">: </w:t>
+      </w:r>
+      <w:r>
+        <w:rPr>
+          <w:rFonts w:ascii="Times New Roman" w:eastAsia="Times New Roman" w:hAnsi="Times New Roman" w:cs="Times New Roman"/>
+          <w:kern w:val="0"/>
+          <w:sz w:val="20"/>
+          <w:szCs w:val="20"/>
+          <w:lang w:val="en-GB" w:eastAsia="en-GB"/>
+          <w14:ligatures w14:val="none"/>
+        </w:rPr>
+        <w:t xml:space="preserve">map to </w:t>
+      </w:r>
+      <w:proofErr w:type="spellStart"/>
       <w:r>
         <w:rPr>
           <w:rFonts w:ascii="Times New Roman" w:eastAsia="Times New Roman" w:hAnsi="Times New Roman" w:cs="Times New Roman"/>
@@ -2695,52 +2404,21 @@
           <w:lang w:val="en-GB" w:eastAsia="en-GB"/>
           <w14:ligatures w14:val="none"/>
         </w:rPr>
-        <w:t>205F</w:t>
-      </w:r>
-      <w:r>
-        <w:rPr>
-          <w:rFonts w:ascii="Times New Roman" w:eastAsia="Times New Roman" w:hAnsi="Times New Roman" w:cs="Times New Roman"/>
-          <w:kern w:val="0"/>
-          <w:sz w:val="20"/>
-          <w:szCs w:val="20"/>
-          <w:lang w:val="en-GB" w:eastAsia="en-GB"/>
-          <w14:ligatures w14:val="none"/>
-        </w:rPr>
-        <w:t>-U+</w:t>
-      </w:r>
-      <w:r>
-        <w:rPr>
-          <w:rFonts w:ascii="Times New Roman" w:eastAsia="Times New Roman" w:hAnsi="Times New Roman" w:cs="Times New Roman"/>
-          <w:kern w:val="0"/>
-          <w:sz w:val="20"/>
-          <w:szCs w:val="20"/>
-          <w:lang w:val="en-GB" w:eastAsia="en-GB"/>
-          <w14:ligatures w14:val="none"/>
-        </w:rPr>
-        <w:t>206</w:t>
-      </w:r>
-      <w:r>
-        <w:rPr>
-          <w:rFonts w:ascii="Times New Roman" w:eastAsia="Times New Roman" w:hAnsi="Times New Roman" w:cs="Times New Roman"/>
-          <w:kern w:val="0"/>
-          <w:sz w:val="20"/>
-          <w:szCs w:val="20"/>
-          <w:lang w:val="en-GB" w:eastAsia="en-GB"/>
-          <w14:ligatures w14:val="none"/>
-        </w:rPr>
-        <w:t>F</w:t>
-      </w:r>
-      <w:r>
-        <w:rPr>
-          <w:rFonts w:ascii="Times New Roman" w:eastAsia="Times New Roman" w:hAnsi="Times New Roman" w:cs="Times New Roman"/>
-          <w:kern w:val="0"/>
-          <w:sz w:val="20"/>
-          <w:szCs w:val="20"/>
-          <w:lang w:val="en-GB" w:eastAsia="en-GB"/>
-          <w14:ligatures w14:val="none"/>
-        </w:rPr>
-        <w:t xml:space="preserve">, </w:t>
-      </w:r>
+        <w:t>00B7</w:t>
+      </w:r>
+      <w:proofErr w:type="spellEnd"/>
+      <w:r>
+        <w:rPr>
+          <w:rFonts w:ascii="Times New Roman" w:eastAsia="Times New Roman" w:hAnsi="Times New Roman" w:cs="Times New Roman"/>
+          <w:kern w:val="0"/>
+          <w:sz w:val="20"/>
+          <w:szCs w:val="20"/>
+          <w:lang w:val="en-GB" w:eastAsia="en-GB"/>
+          <w14:ligatures w14:val="none"/>
+        </w:rPr>
+        <w:t xml:space="preserve"> (use middle dot as non-joiner). </w:t>
+      </w:r>
+      <w:proofErr w:type="spellStart"/>
       <w:r>
         <w:rPr>
           <w:rFonts w:ascii="Times New Roman" w:eastAsia="Times New Roman" w:hAnsi="Times New Roman" w:cs="Times New Roman"/>
@@ -2761,41 +2439,32 @@
           <w:lang w:val="en-GB" w:eastAsia="en-GB"/>
           <w14:ligatures w14:val="none"/>
         </w:rPr>
-        <w:t>D800</w:t>
-      </w:r>
-      <w:r>
-        <w:rPr>
-          <w:rFonts w:ascii="Times New Roman" w:eastAsia="Times New Roman" w:hAnsi="Times New Roman" w:cs="Times New Roman"/>
-          <w:kern w:val="0"/>
-          <w:sz w:val="20"/>
-          <w:szCs w:val="20"/>
-          <w:lang w:val="en-GB" w:eastAsia="en-GB"/>
-          <w14:ligatures w14:val="none"/>
-        </w:rPr>
-        <w:t>-U+</w:t>
-      </w:r>
-      <w:r>
-        <w:rPr>
-          <w:rFonts w:ascii="Times New Roman" w:eastAsia="Times New Roman" w:hAnsi="Times New Roman" w:cs="Times New Roman"/>
-          <w:kern w:val="0"/>
-          <w:sz w:val="20"/>
-          <w:szCs w:val="20"/>
-          <w:lang w:val="en-GB" w:eastAsia="en-GB"/>
-          <w14:ligatures w14:val="none"/>
-        </w:rPr>
-        <w:t>F8FF</w:t>
-      </w:r>
-      <w:r>
-        <w:rPr>
-          <w:rFonts w:ascii="Times New Roman" w:eastAsia="Times New Roman" w:hAnsi="Times New Roman" w:cs="Times New Roman"/>
-          <w:kern w:val="0"/>
-          <w:sz w:val="20"/>
-          <w:szCs w:val="20"/>
-          <w:lang w:val="en-GB" w:eastAsia="en-GB"/>
-          <w14:ligatures w14:val="none"/>
-        </w:rPr>
-        <w:t xml:space="preserve">, </w:t>
-      </w:r>
+        <w:t>200D</w:t>
+      </w:r>
+      <w:proofErr w:type="spellEnd"/>
+      <w:r>
+        <w:rPr>
+          <w:rFonts w:ascii="Times New Roman" w:eastAsia="Times New Roman" w:hAnsi="Times New Roman" w:cs="Times New Roman"/>
+          <w:kern w:val="0"/>
+          <w:sz w:val="20"/>
+          <w:szCs w:val="20"/>
+          <w:lang w:val="en-GB" w:eastAsia="en-GB"/>
+          <w14:ligatures w14:val="none"/>
+        </w:rPr>
+        <w:t>:</w:t>
+      </w:r>
+      <w:r>
+        <w:rPr>
+          <w:rFonts w:ascii="Times New Roman" w:eastAsia="Times New Roman" w:hAnsi="Times New Roman" w:cs="Times New Roman"/>
+          <w:kern w:val="0"/>
+          <w:sz w:val="20"/>
+          <w:szCs w:val="20"/>
+          <w:lang w:val="en-GB" w:eastAsia="en-GB"/>
+          <w14:ligatures w14:val="none"/>
+        </w:rPr>
+        <w:t xml:space="preserve"> map to </w:t>
+      </w:r>
+      <w:proofErr w:type="spellStart"/>
       <w:r>
         <w:rPr>
           <w:rFonts w:ascii="Times New Roman" w:eastAsia="Times New Roman" w:hAnsi="Times New Roman" w:cs="Times New Roman"/>
@@ -2816,241 +2485,170 @@
           <w:lang w:val="en-GB" w:eastAsia="en-GB"/>
           <w14:ligatures w14:val="none"/>
         </w:rPr>
-        <w:t>FDD0</w:t>
-      </w:r>
-      <w:r>
-        <w:rPr>
-          <w:rFonts w:ascii="Times New Roman" w:eastAsia="Times New Roman" w:hAnsi="Times New Roman" w:cs="Times New Roman"/>
-          <w:kern w:val="0"/>
-          <w:sz w:val="20"/>
-          <w:szCs w:val="20"/>
-          <w:lang w:val="en-GB" w:eastAsia="en-GB"/>
-          <w14:ligatures w14:val="none"/>
-        </w:rPr>
-        <w:t>-</w:t>
-      </w:r>
-      <w:r>
-        <w:rPr>
-          <w:rFonts w:ascii="Times New Roman" w:eastAsia="Times New Roman" w:hAnsi="Times New Roman" w:cs="Times New Roman"/>
-          <w:kern w:val="0"/>
-          <w:sz w:val="20"/>
-          <w:szCs w:val="20"/>
-          <w:lang w:val="en-GB" w:eastAsia="en-GB"/>
-          <w14:ligatures w14:val="none"/>
-        </w:rPr>
-        <w:t>U+</w:t>
-      </w:r>
-      <w:r>
-        <w:rPr>
-          <w:rFonts w:ascii="Times New Roman" w:eastAsia="Times New Roman" w:hAnsi="Times New Roman" w:cs="Times New Roman"/>
-          <w:kern w:val="0"/>
-          <w:sz w:val="20"/>
-          <w:szCs w:val="20"/>
-          <w:lang w:val="en-GB" w:eastAsia="en-GB"/>
-          <w14:ligatures w14:val="none"/>
-        </w:rPr>
-        <w:t>FDEF</w:t>
-      </w:r>
-      <w:r>
-        <w:rPr>
-          <w:rFonts w:ascii="Times New Roman" w:eastAsia="Times New Roman" w:hAnsi="Times New Roman" w:cs="Times New Roman"/>
-          <w:kern w:val="0"/>
-          <w:sz w:val="20"/>
-          <w:szCs w:val="20"/>
-          <w:lang w:val="en-GB" w:eastAsia="en-GB"/>
-          <w14:ligatures w14:val="none"/>
-        </w:rPr>
-        <w:t>, U+</w:t>
-      </w:r>
-      <w:r>
-        <w:rPr>
-          <w:rFonts w:ascii="Times New Roman" w:eastAsia="Times New Roman" w:hAnsi="Times New Roman" w:cs="Times New Roman"/>
-          <w:kern w:val="0"/>
-          <w:sz w:val="20"/>
-          <w:szCs w:val="20"/>
-          <w:lang w:val="en-GB" w:eastAsia="en-GB"/>
-          <w14:ligatures w14:val="none"/>
-        </w:rPr>
-        <w:t>FEFF</w:t>
-      </w:r>
-      <w:r>
-        <w:rPr>
-          <w:rFonts w:ascii="Times New Roman" w:eastAsia="Times New Roman" w:hAnsi="Times New Roman" w:cs="Times New Roman"/>
-          <w:kern w:val="0"/>
-          <w:sz w:val="20"/>
-          <w:szCs w:val="20"/>
-          <w:lang w:val="en-GB" w:eastAsia="en-GB"/>
-          <w14:ligatures w14:val="none"/>
-        </w:rPr>
-        <w:t xml:space="preserve">, </w:t>
-      </w:r>
-      <w:r>
-        <w:rPr>
-          <w:rFonts w:ascii="Times New Roman" w:eastAsia="Times New Roman" w:hAnsi="Times New Roman" w:cs="Times New Roman"/>
-          <w:kern w:val="0"/>
-          <w:sz w:val="20"/>
-          <w:szCs w:val="20"/>
-          <w:lang w:val="en-GB" w:eastAsia="en-GB"/>
-          <w14:ligatures w14:val="none"/>
-        </w:rPr>
-        <w:t>U+</w:t>
-      </w:r>
-      <w:r>
-        <w:rPr>
-          <w:rFonts w:ascii="Times New Roman" w:eastAsia="Times New Roman" w:hAnsi="Times New Roman" w:cs="Times New Roman"/>
-          <w:kern w:val="0"/>
-          <w:sz w:val="20"/>
-          <w:szCs w:val="20"/>
-          <w:lang w:val="en-GB" w:eastAsia="en-GB"/>
-          <w14:ligatures w14:val="none"/>
-        </w:rPr>
-        <w:t>FFFC</w:t>
-      </w:r>
-      <w:r>
-        <w:rPr>
-          <w:rFonts w:ascii="Times New Roman" w:eastAsia="Times New Roman" w:hAnsi="Times New Roman" w:cs="Times New Roman"/>
-          <w:kern w:val="0"/>
-          <w:sz w:val="20"/>
-          <w:szCs w:val="20"/>
-          <w:lang w:val="en-GB" w:eastAsia="en-GB"/>
-          <w14:ligatures w14:val="none"/>
-        </w:rPr>
-        <w:t xml:space="preserve">, </w:t>
-      </w:r>
-      <w:r>
-        <w:rPr>
-          <w:rFonts w:ascii="Times New Roman" w:eastAsia="Times New Roman" w:hAnsi="Times New Roman" w:cs="Times New Roman"/>
-          <w:kern w:val="0"/>
-          <w:sz w:val="20"/>
-          <w:szCs w:val="20"/>
-          <w:lang w:val="en-GB" w:eastAsia="en-GB"/>
-          <w14:ligatures w14:val="none"/>
-        </w:rPr>
-        <w:t>U+x</w:t>
-      </w:r>
-      <w:r>
-        <w:rPr>
-          <w:rFonts w:ascii="Times New Roman" w:eastAsia="Times New Roman" w:hAnsi="Times New Roman" w:cs="Times New Roman"/>
-          <w:kern w:val="0"/>
-          <w:sz w:val="20"/>
-          <w:szCs w:val="20"/>
-          <w:lang w:val="en-GB" w:eastAsia="en-GB"/>
-          <w14:ligatures w14:val="none"/>
-        </w:rPr>
-        <w:t>FFFE</w:t>
-      </w:r>
-      <w:r>
-        <w:rPr>
-          <w:rFonts w:ascii="Times New Roman" w:eastAsia="Times New Roman" w:hAnsi="Times New Roman" w:cs="Times New Roman"/>
-          <w:kern w:val="0"/>
-          <w:sz w:val="20"/>
-          <w:szCs w:val="20"/>
-          <w:lang w:val="en-GB" w:eastAsia="en-GB"/>
-          <w14:ligatures w14:val="none"/>
-        </w:rPr>
-        <w:t>-U+x</w:t>
-      </w:r>
-      <w:r>
-        <w:rPr>
-          <w:rFonts w:ascii="Times New Roman" w:eastAsia="Times New Roman" w:hAnsi="Times New Roman" w:cs="Times New Roman"/>
-          <w:kern w:val="0"/>
-          <w:sz w:val="20"/>
-          <w:szCs w:val="20"/>
-          <w:lang w:val="en-GB" w:eastAsia="en-GB"/>
-          <w14:ligatures w14:val="none"/>
-        </w:rPr>
-        <w:t>FFFF</w:t>
-      </w:r>
-      <w:r>
-        <w:rPr>
-          <w:rFonts w:ascii="Times New Roman" w:eastAsia="Times New Roman" w:hAnsi="Times New Roman" w:cs="Times New Roman"/>
-          <w:kern w:val="0"/>
-          <w:sz w:val="20"/>
-          <w:szCs w:val="20"/>
-          <w:lang w:val="en-GB" w:eastAsia="en-GB"/>
-          <w14:ligatures w14:val="none"/>
-        </w:rPr>
-        <w:t xml:space="preserve"> (where </w:t>
-      </w:r>
-      <w:r>
-        <w:rPr>
-          <w:rFonts w:ascii="Times New Roman" w:eastAsia="Times New Roman" w:hAnsi="Times New Roman" w:cs="Times New Roman"/>
-          <w:i/>
-          <w:iCs/>
-          <w:kern w:val="0"/>
-          <w:sz w:val="20"/>
-          <w:szCs w:val="20"/>
-          <w:lang w:val="en-GB" w:eastAsia="en-GB"/>
-          <w14:ligatures w14:val="none"/>
-        </w:rPr>
-        <w:t>x</w:t>
-      </w:r>
-      <w:r>
-        <w:rPr>
-          <w:rFonts w:ascii="Times New Roman" w:eastAsia="Times New Roman" w:hAnsi="Times New Roman" w:cs="Times New Roman"/>
-          <w:kern w:val="0"/>
-          <w:sz w:val="20"/>
-          <w:szCs w:val="20"/>
-          <w:lang w:val="en-GB" w:eastAsia="en-GB"/>
-          <w14:ligatures w14:val="none"/>
-        </w:rPr>
-        <w:t xml:space="preserve"> is in {0, </w:t>
-      </w:r>
-      <w:r>
-        <w:rPr>
-          <w:rFonts w:ascii="Times New Roman" w:eastAsia="Times New Roman" w:hAnsi="Times New Roman" w:cs="Times New Roman"/>
-          <w:kern w:val="0"/>
-          <w:sz w:val="20"/>
-          <w:szCs w:val="20"/>
-          <w:lang w:val="en-GB" w:eastAsia="en-GB"/>
-          <w14:ligatures w14:val="none"/>
-        </w:rPr>
-        <w:t>…, 10</w:t>
-      </w:r>
-      <w:r>
-        <w:rPr>
-          <w:rFonts w:ascii="Times New Roman" w:eastAsia="Times New Roman" w:hAnsi="Times New Roman" w:cs="Times New Roman"/>
-          <w:kern w:val="0"/>
-          <w:sz w:val="20"/>
-          <w:szCs w:val="20"/>
-          <w:vertAlign w:val="subscript"/>
-          <w:lang w:val="en-GB" w:eastAsia="en-GB"/>
-          <w14:ligatures w14:val="none"/>
-        </w:rPr>
-        <w:t>16</w:t>
-      </w:r>
-      <w:r>
-        <w:rPr>
-          <w:rFonts w:ascii="Times New Roman" w:eastAsia="Times New Roman" w:hAnsi="Times New Roman" w:cs="Times New Roman"/>
-          <w:kern w:val="0"/>
-          <w:sz w:val="20"/>
-          <w:szCs w:val="20"/>
-          <w:lang w:val="en-GB" w:eastAsia="en-GB"/>
-          <w14:ligatures w14:val="none"/>
-        </w:rPr>
-        <w:t>}</w:t>
-      </w:r>
-      <w:r>
-        <w:rPr>
-          <w:rFonts w:ascii="Times New Roman" w:eastAsia="Times New Roman" w:hAnsi="Times New Roman" w:cs="Times New Roman"/>
-          <w:kern w:val="0"/>
-          <w:sz w:val="20"/>
-          <w:szCs w:val="20"/>
-          <w:lang w:val="en-GB" w:eastAsia="en-GB"/>
-          <w14:ligatures w14:val="none"/>
-        </w:rPr>
-        <w:t>: map toU+</w:t>
-      </w:r>
-      <w:r>
-        <w:rPr>
-          <w:rFonts w:ascii="Times New Roman" w:eastAsia="Times New Roman" w:hAnsi="Times New Roman" w:cs="Times New Roman"/>
-          <w:kern w:val="0"/>
-          <w:sz w:val="20"/>
-          <w:szCs w:val="20"/>
-          <w:lang w:val="en-GB" w:eastAsia="en-GB"/>
-          <w14:ligatures w14:val="none"/>
-        </w:rPr>
-        <w:t>FFFD</w:t>
+        <w:t>0640</w:t>
+      </w:r>
+      <w:proofErr w:type="spellEnd"/>
+      <w:r>
+        <w:rPr>
+          <w:rFonts w:ascii="Times New Roman" w:eastAsia="Times New Roman" w:hAnsi="Times New Roman" w:cs="Times New Roman"/>
+          <w:kern w:val="0"/>
+          <w:sz w:val="20"/>
+          <w:szCs w:val="20"/>
+          <w:lang w:val="en-GB" w:eastAsia="en-GB"/>
+          <w14:ligatures w14:val="none"/>
+        </w:rPr>
+        <w:t xml:space="preserve"> (use </w:t>
+      </w:r>
+      <w:proofErr w:type="spellStart"/>
+      <w:r>
+        <w:rPr>
+          <w:rFonts w:ascii="Times New Roman" w:eastAsia="Times New Roman" w:hAnsi="Times New Roman" w:cs="Times New Roman"/>
+          <w:kern w:val="0"/>
+          <w:sz w:val="20"/>
+          <w:szCs w:val="20"/>
+          <w:lang w:val="en-GB" w:eastAsia="en-GB"/>
+          <w14:ligatures w14:val="none"/>
+        </w:rPr>
+        <w:t>kashida</w:t>
+      </w:r>
+      <w:proofErr w:type="spellEnd"/>
+      <w:r>
+        <w:rPr>
+          <w:rFonts w:ascii="Times New Roman" w:eastAsia="Times New Roman" w:hAnsi="Times New Roman" w:cs="Times New Roman"/>
+          <w:kern w:val="0"/>
+          <w:sz w:val="20"/>
+          <w:szCs w:val="20"/>
+          <w:lang w:val="en-GB" w:eastAsia="en-GB"/>
+          <w14:ligatures w14:val="none"/>
+        </w:rPr>
+        <w:t xml:space="preserve"> as joiner).</w:t>
+      </w:r>
+      <w:r>
+        <w:rPr>
+          <w:rFonts w:ascii="Times New Roman" w:eastAsia="Times New Roman" w:hAnsi="Times New Roman" w:cs="Times New Roman"/>
+          <w:kern w:val="0"/>
+          <w:sz w:val="20"/>
+          <w:szCs w:val="20"/>
+          <w:lang w:val="en-GB" w:eastAsia="en-GB"/>
+          <w14:ligatures w14:val="none"/>
+        </w:rPr>
+        <w:t xml:space="preserve"> Note that </w:t>
+      </w:r>
+      <w:proofErr w:type="spellStart"/>
+      <w:r>
+        <w:rPr>
+          <w:rFonts w:ascii="Times New Roman" w:eastAsia="Times New Roman" w:hAnsi="Times New Roman" w:cs="Times New Roman"/>
+          <w:kern w:val="0"/>
+          <w:sz w:val="20"/>
+          <w:szCs w:val="20"/>
+          <w:lang w:val="en-GB" w:eastAsia="en-GB"/>
+          <w14:ligatures w14:val="none"/>
+        </w:rPr>
+        <w:t>U+200</w:t>
+      </w:r>
+      <w:r>
+        <w:rPr>
+          <w:rFonts w:ascii="Times New Roman" w:eastAsia="Times New Roman" w:hAnsi="Times New Roman" w:cs="Times New Roman"/>
+          <w:kern w:val="0"/>
+          <w:sz w:val="20"/>
+          <w:szCs w:val="20"/>
+          <w:lang w:val="en-GB" w:eastAsia="en-GB"/>
+          <w14:ligatures w14:val="none"/>
+        </w:rPr>
+        <w:t>D</w:t>
+      </w:r>
+      <w:proofErr w:type="spellEnd"/>
+      <w:r>
+        <w:rPr>
+          <w:rFonts w:ascii="Times New Roman" w:eastAsia="Times New Roman" w:hAnsi="Times New Roman" w:cs="Times New Roman"/>
+          <w:kern w:val="0"/>
+          <w:sz w:val="20"/>
+          <w:szCs w:val="20"/>
+          <w:lang w:val="en-GB" w:eastAsia="en-GB"/>
+          <w14:ligatures w14:val="none"/>
+        </w:rPr>
+        <w:t xml:space="preserve"> and </w:t>
+      </w:r>
+      <w:proofErr w:type="spellStart"/>
+      <w:r>
+        <w:rPr>
+          <w:rFonts w:ascii="Times New Roman" w:eastAsia="Times New Roman" w:hAnsi="Times New Roman" w:cs="Times New Roman"/>
+          <w:kern w:val="0"/>
+          <w:sz w:val="20"/>
+          <w:szCs w:val="20"/>
+          <w:lang w:val="en-GB" w:eastAsia="en-GB"/>
+          <w14:ligatures w14:val="none"/>
+        </w:rPr>
+        <w:t>U+200C</w:t>
+      </w:r>
+      <w:proofErr w:type="spellEnd"/>
+      <w:r>
+        <w:rPr>
+          <w:rFonts w:ascii="Times New Roman" w:eastAsia="Times New Roman" w:hAnsi="Times New Roman" w:cs="Times New Roman"/>
+          <w:kern w:val="0"/>
+          <w:sz w:val="20"/>
+          <w:szCs w:val="20"/>
+          <w:lang w:val="en-GB" w:eastAsia="en-GB"/>
+          <w14:ligatures w14:val="none"/>
+        </w:rPr>
+        <w:t xml:space="preserve"> have special handling </w:t>
+      </w:r>
+      <w:r>
+        <w:rPr>
+          <w:rFonts w:ascii="Times New Roman" w:eastAsia="Times New Roman" w:hAnsi="Times New Roman" w:cs="Times New Roman"/>
+          <w:kern w:val="0"/>
+          <w:sz w:val="20"/>
+          <w:szCs w:val="20"/>
+          <w:lang w:val="en-GB" w:eastAsia="en-GB"/>
+          <w14:ligatures w14:val="none"/>
+        </w:rPr>
+        <w:t>for several Indic scripts</w:t>
+      </w:r>
+      <w:r>
+        <w:rPr>
+          <w:rFonts w:ascii="Times New Roman" w:eastAsia="Times New Roman" w:hAnsi="Times New Roman" w:cs="Times New Roman"/>
+          <w:kern w:val="0"/>
+          <w:sz w:val="20"/>
+          <w:szCs w:val="20"/>
+          <w:lang w:val="en-GB" w:eastAsia="en-GB"/>
+          <w14:ligatures w14:val="none"/>
+        </w:rPr>
+        <w:t xml:space="preserve">, including </w:t>
+      </w:r>
+      <w:r>
+        <w:rPr>
+          <w:rFonts w:ascii="Times New Roman" w:eastAsia="Times New Roman" w:hAnsi="Times New Roman" w:cs="Times New Roman"/>
+          <w:kern w:val="0"/>
+          <w:sz w:val="20"/>
+          <w:szCs w:val="20"/>
+          <w:lang w:val="en-GB" w:eastAsia="en-GB"/>
+          <w14:ligatures w14:val="none"/>
+        </w:rPr>
+        <w:t xml:space="preserve">when converting to 7-bit alphabets (see section </w:t>
+      </w:r>
+      <w:proofErr w:type="spellStart"/>
+      <w:r>
+        <w:rPr>
+          <w:rFonts w:ascii="Times New Roman" w:eastAsia="Times New Roman" w:hAnsi="Times New Roman" w:cs="Times New Roman"/>
+          <w:kern w:val="0"/>
+          <w:sz w:val="20"/>
+          <w:szCs w:val="20"/>
+          <w:lang w:val="en-GB" w:eastAsia="en-GB"/>
+          <w14:ligatures w14:val="none"/>
+        </w:rPr>
+        <w:t>A.4</w:t>
+      </w:r>
+      <w:proofErr w:type="spellEnd"/>
+      <w:r>
+        <w:rPr>
+          <w:rFonts w:ascii="Times New Roman" w:eastAsia="Times New Roman" w:hAnsi="Times New Roman" w:cs="Times New Roman"/>
+          <w:kern w:val="0"/>
+          <w:sz w:val="20"/>
+          <w:szCs w:val="20"/>
+          <w:lang w:val="en-GB" w:eastAsia="en-GB"/>
+          <w14:ligatures w14:val="none"/>
+        </w:rPr>
+        <w:t>)</w:t>
       </w:r>
       <w:r>
         <w:rPr>
@@ -3066,6 +2664,11 @@
     </w:p>
     <w:p>
       <w:pPr>
+        <w:pStyle w:val="Liststycke"/>
+        <w:numPr>
+          <w:ilvl w:val="0"/>
+          <w:numId w:val="4"/>
+        </w:numPr>
         <w:rPr>
           <w:rFonts w:ascii="Times New Roman" w:eastAsia="Times New Roman" w:hAnsi="Times New Roman" w:cs="Times New Roman"/>
           <w:kern w:val="0"/>
@@ -3075,28 +2678,393 @@
           <w14:ligatures w14:val="none"/>
         </w:rPr>
       </w:pPr>
-      <w:r>
-        <w:rPr>
-          <w:rFonts w:ascii="Times New Roman" w:eastAsia="Times New Roman" w:hAnsi="Times New Roman" w:cs="Times New Roman"/>
-          <w:kern w:val="0"/>
-          <w:sz w:val="20"/>
-          <w:szCs w:val="20"/>
-          <w:lang w:val="en-GB" w:eastAsia="en-GB"/>
-          <w14:ligatures w14:val="none"/>
-        </w:rPr>
-        <w:lastRenderedPageBreak/>
-        <w:t>In case there are any bidi RTL characters in the message</w:t>
-      </w:r>
-      <w:r>
-        <w:rPr>
-          <w:rFonts w:ascii="Times New Roman" w:eastAsia="Times New Roman" w:hAnsi="Times New Roman" w:cs="Times New Roman"/>
-          <w:kern w:val="0"/>
-          <w:sz w:val="20"/>
-          <w:szCs w:val="20"/>
-          <w:lang w:val="en-GB" w:eastAsia="en-GB"/>
-          <w14:ligatures w14:val="none"/>
-        </w:rPr>
-        <w:t xml:space="preserve">, a </w:t>
+      <w:proofErr w:type="spellStart"/>
+      <w:r>
+        <w:rPr>
+          <w:rFonts w:ascii="Times New Roman" w:eastAsia="Times New Roman" w:hAnsi="Times New Roman" w:cs="Times New Roman"/>
+          <w:kern w:val="0"/>
+          <w:sz w:val="20"/>
+          <w:szCs w:val="20"/>
+          <w:lang w:val="en-GB" w:eastAsia="en-GB"/>
+          <w14:ligatures w14:val="none"/>
+        </w:rPr>
+        <w:t>U+</w:t>
+      </w:r>
+      <w:r>
+        <w:rPr>
+          <w:rFonts w:ascii="Times New Roman" w:eastAsia="Times New Roman" w:hAnsi="Times New Roman" w:cs="Times New Roman"/>
+          <w:kern w:val="0"/>
+          <w:sz w:val="20"/>
+          <w:szCs w:val="20"/>
+          <w:lang w:val="en-GB" w:eastAsia="en-GB"/>
+          <w14:ligatures w14:val="none"/>
+        </w:rPr>
+        <w:t>202A</w:t>
+      </w:r>
+      <w:r>
+        <w:rPr>
+          <w:rFonts w:ascii="Times New Roman" w:eastAsia="Times New Roman" w:hAnsi="Times New Roman" w:cs="Times New Roman"/>
+          <w:kern w:val="0"/>
+          <w:sz w:val="20"/>
+          <w:szCs w:val="20"/>
+          <w:lang w:val="en-GB" w:eastAsia="en-GB"/>
+          <w14:ligatures w14:val="none"/>
+        </w:rPr>
+        <w:t>-U+</w:t>
+      </w:r>
+      <w:r>
+        <w:rPr>
+          <w:rFonts w:ascii="Times New Roman" w:eastAsia="Times New Roman" w:hAnsi="Times New Roman" w:cs="Times New Roman"/>
+          <w:kern w:val="0"/>
+          <w:sz w:val="20"/>
+          <w:szCs w:val="20"/>
+          <w:lang w:val="en-GB" w:eastAsia="en-GB"/>
+          <w14:ligatures w14:val="none"/>
+        </w:rPr>
+        <w:t>202</w:t>
+      </w:r>
+      <w:r>
+        <w:rPr>
+          <w:rFonts w:ascii="Times New Roman" w:eastAsia="Times New Roman" w:hAnsi="Times New Roman" w:cs="Times New Roman"/>
+          <w:kern w:val="0"/>
+          <w:sz w:val="20"/>
+          <w:szCs w:val="20"/>
+          <w:lang w:val="en-GB" w:eastAsia="en-GB"/>
+          <w14:ligatures w14:val="none"/>
+        </w:rPr>
+        <w:t>E</w:t>
+      </w:r>
+      <w:proofErr w:type="spellEnd"/>
+      <w:r>
+        <w:rPr>
+          <w:rFonts w:ascii="Times New Roman" w:eastAsia="Times New Roman" w:hAnsi="Times New Roman" w:cs="Times New Roman"/>
+          <w:kern w:val="0"/>
+          <w:sz w:val="20"/>
+          <w:szCs w:val="20"/>
+          <w:lang w:val="en-GB" w:eastAsia="en-GB"/>
+          <w14:ligatures w14:val="none"/>
+        </w:rPr>
+        <w:t xml:space="preserve">, </w:t>
+      </w:r>
+      <w:proofErr w:type="spellStart"/>
+      <w:r>
+        <w:rPr>
+          <w:rFonts w:ascii="Times New Roman" w:eastAsia="Times New Roman" w:hAnsi="Times New Roman" w:cs="Times New Roman"/>
+          <w:kern w:val="0"/>
+          <w:sz w:val="20"/>
+          <w:szCs w:val="20"/>
+          <w:lang w:val="en-GB" w:eastAsia="en-GB"/>
+          <w14:ligatures w14:val="none"/>
+        </w:rPr>
+        <w:t>U+</w:t>
+      </w:r>
+      <w:r>
+        <w:rPr>
+          <w:rFonts w:ascii="Times New Roman" w:eastAsia="Times New Roman" w:hAnsi="Times New Roman" w:cs="Times New Roman"/>
+          <w:kern w:val="0"/>
+          <w:sz w:val="20"/>
+          <w:szCs w:val="20"/>
+          <w:lang w:val="en-GB" w:eastAsia="en-GB"/>
+          <w14:ligatures w14:val="none"/>
+        </w:rPr>
+        <w:t>205F</w:t>
+      </w:r>
+      <w:r>
+        <w:rPr>
+          <w:rFonts w:ascii="Times New Roman" w:eastAsia="Times New Roman" w:hAnsi="Times New Roman" w:cs="Times New Roman"/>
+          <w:kern w:val="0"/>
+          <w:sz w:val="20"/>
+          <w:szCs w:val="20"/>
+          <w:lang w:val="en-GB" w:eastAsia="en-GB"/>
+          <w14:ligatures w14:val="none"/>
+        </w:rPr>
+        <w:t>-U+</w:t>
+      </w:r>
+      <w:r>
+        <w:rPr>
+          <w:rFonts w:ascii="Times New Roman" w:eastAsia="Times New Roman" w:hAnsi="Times New Roman" w:cs="Times New Roman"/>
+          <w:kern w:val="0"/>
+          <w:sz w:val="20"/>
+          <w:szCs w:val="20"/>
+          <w:lang w:val="en-GB" w:eastAsia="en-GB"/>
+          <w14:ligatures w14:val="none"/>
+        </w:rPr>
+        <w:t>206</w:t>
+      </w:r>
+      <w:r>
+        <w:rPr>
+          <w:rFonts w:ascii="Times New Roman" w:eastAsia="Times New Roman" w:hAnsi="Times New Roman" w:cs="Times New Roman"/>
+          <w:kern w:val="0"/>
+          <w:sz w:val="20"/>
+          <w:szCs w:val="20"/>
+          <w:lang w:val="en-GB" w:eastAsia="en-GB"/>
+          <w14:ligatures w14:val="none"/>
+        </w:rPr>
+        <w:t>F</w:t>
+      </w:r>
+      <w:proofErr w:type="spellEnd"/>
+      <w:r>
+        <w:rPr>
+          <w:rFonts w:ascii="Times New Roman" w:eastAsia="Times New Roman" w:hAnsi="Times New Roman" w:cs="Times New Roman"/>
+          <w:kern w:val="0"/>
+          <w:sz w:val="20"/>
+          <w:szCs w:val="20"/>
+          <w:lang w:val="en-GB" w:eastAsia="en-GB"/>
+          <w14:ligatures w14:val="none"/>
+        </w:rPr>
+        <w:t xml:space="preserve">, </w:t>
+      </w:r>
+      <w:proofErr w:type="spellStart"/>
+      <w:r>
+        <w:rPr>
+          <w:rFonts w:ascii="Times New Roman" w:eastAsia="Times New Roman" w:hAnsi="Times New Roman" w:cs="Times New Roman"/>
+          <w:kern w:val="0"/>
+          <w:sz w:val="20"/>
+          <w:szCs w:val="20"/>
+          <w:lang w:val="en-GB" w:eastAsia="en-GB"/>
+          <w14:ligatures w14:val="none"/>
+        </w:rPr>
+        <w:t>U+</w:t>
+      </w:r>
+      <w:r>
+        <w:rPr>
+          <w:rFonts w:ascii="Times New Roman" w:eastAsia="Times New Roman" w:hAnsi="Times New Roman" w:cs="Times New Roman"/>
+          <w:kern w:val="0"/>
+          <w:sz w:val="20"/>
+          <w:szCs w:val="20"/>
+          <w:lang w:val="en-GB" w:eastAsia="en-GB"/>
+          <w14:ligatures w14:val="none"/>
+        </w:rPr>
+        <w:t>D800</w:t>
+      </w:r>
+      <w:r>
+        <w:rPr>
+          <w:rFonts w:ascii="Times New Roman" w:eastAsia="Times New Roman" w:hAnsi="Times New Roman" w:cs="Times New Roman"/>
+          <w:kern w:val="0"/>
+          <w:sz w:val="20"/>
+          <w:szCs w:val="20"/>
+          <w:lang w:val="en-GB" w:eastAsia="en-GB"/>
+          <w14:ligatures w14:val="none"/>
+        </w:rPr>
+        <w:t>-U+</w:t>
+      </w:r>
+      <w:r>
+        <w:rPr>
+          <w:rFonts w:ascii="Times New Roman" w:eastAsia="Times New Roman" w:hAnsi="Times New Roman" w:cs="Times New Roman"/>
+          <w:kern w:val="0"/>
+          <w:sz w:val="20"/>
+          <w:szCs w:val="20"/>
+          <w:lang w:val="en-GB" w:eastAsia="en-GB"/>
+          <w14:ligatures w14:val="none"/>
+        </w:rPr>
+        <w:t>F8FF</w:t>
+      </w:r>
+      <w:proofErr w:type="spellEnd"/>
+      <w:r>
+        <w:rPr>
+          <w:rFonts w:ascii="Times New Roman" w:eastAsia="Times New Roman" w:hAnsi="Times New Roman" w:cs="Times New Roman"/>
+          <w:kern w:val="0"/>
+          <w:sz w:val="20"/>
+          <w:szCs w:val="20"/>
+          <w:lang w:val="en-GB" w:eastAsia="en-GB"/>
+          <w14:ligatures w14:val="none"/>
+        </w:rPr>
+        <w:t xml:space="preserve">, </w:t>
+      </w:r>
+      <w:proofErr w:type="spellStart"/>
+      <w:r>
+        <w:rPr>
+          <w:rFonts w:ascii="Times New Roman" w:eastAsia="Times New Roman" w:hAnsi="Times New Roman" w:cs="Times New Roman"/>
+          <w:kern w:val="0"/>
+          <w:sz w:val="20"/>
+          <w:szCs w:val="20"/>
+          <w:lang w:val="en-GB" w:eastAsia="en-GB"/>
+          <w14:ligatures w14:val="none"/>
+        </w:rPr>
+        <w:t>U+</w:t>
+      </w:r>
+      <w:r>
+        <w:rPr>
+          <w:rFonts w:ascii="Times New Roman" w:eastAsia="Times New Roman" w:hAnsi="Times New Roman" w:cs="Times New Roman"/>
+          <w:kern w:val="0"/>
+          <w:sz w:val="20"/>
+          <w:szCs w:val="20"/>
+          <w:lang w:val="en-GB" w:eastAsia="en-GB"/>
+          <w14:ligatures w14:val="none"/>
+        </w:rPr>
+        <w:t>FDD0</w:t>
+      </w:r>
+      <w:r>
+        <w:rPr>
+          <w:rFonts w:ascii="Times New Roman" w:eastAsia="Times New Roman" w:hAnsi="Times New Roman" w:cs="Times New Roman"/>
+          <w:kern w:val="0"/>
+          <w:sz w:val="20"/>
+          <w:szCs w:val="20"/>
+          <w:lang w:val="en-GB" w:eastAsia="en-GB"/>
+          <w14:ligatures w14:val="none"/>
+        </w:rPr>
+        <w:t>-</w:t>
+      </w:r>
+      <w:r>
+        <w:rPr>
+          <w:rFonts w:ascii="Times New Roman" w:eastAsia="Times New Roman" w:hAnsi="Times New Roman" w:cs="Times New Roman"/>
+          <w:kern w:val="0"/>
+          <w:sz w:val="20"/>
+          <w:szCs w:val="20"/>
+          <w:lang w:val="en-GB" w:eastAsia="en-GB"/>
+          <w14:ligatures w14:val="none"/>
+        </w:rPr>
+        <w:t>U+</w:t>
+      </w:r>
+      <w:r>
+        <w:rPr>
+          <w:rFonts w:ascii="Times New Roman" w:eastAsia="Times New Roman" w:hAnsi="Times New Roman" w:cs="Times New Roman"/>
+          <w:kern w:val="0"/>
+          <w:sz w:val="20"/>
+          <w:szCs w:val="20"/>
+          <w:lang w:val="en-GB" w:eastAsia="en-GB"/>
+          <w14:ligatures w14:val="none"/>
+        </w:rPr>
+        <w:t>FDEF</w:t>
+      </w:r>
+      <w:proofErr w:type="spellEnd"/>
+      <w:r>
+        <w:rPr>
+          <w:rFonts w:ascii="Times New Roman" w:eastAsia="Times New Roman" w:hAnsi="Times New Roman" w:cs="Times New Roman"/>
+          <w:kern w:val="0"/>
+          <w:sz w:val="20"/>
+          <w:szCs w:val="20"/>
+          <w:lang w:val="en-GB" w:eastAsia="en-GB"/>
+          <w14:ligatures w14:val="none"/>
+        </w:rPr>
+        <w:t xml:space="preserve">, </w:t>
+      </w:r>
+      <w:proofErr w:type="spellStart"/>
+      <w:r>
+        <w:rPr>
+          <w:rFonts w:ascii="Times New Roman" w:eastAsia="Times New Roman" w:hAnsi="Times New Roman" w:cs="Times New Roman"/>
+          <w:kern w:val="0"/>
+          <w:sz w:val="20"/>
+          <w:szCs w:val="20"/>
+          <w:lang w:val="en-GB" w:eastAsia="en-GB"/>
+          <w14:ligatures w14:val="none"/>
+        </w:rPr>
+        <w:t>U+</w:t>
+      </w:r>
+      <w:r>
+        <w:rPr>
+          <w:rFonts w:ascii="Times New Roman" w:eastAsia="Times New Roman" w:hAnsi="Times New Roman" w:cs="Times New Roman"/>
+          <w:kern w:val="0"/>
+          <w:sz w:val="20"/>
+          <w:szCs w:val="20"/>
+          <w:lang w:val="en-GB" w:eastAsia="en-GB"/>
+          <w14:ligatures w14:val="none"/>
+        </w:rPr>
+        <w:t>FEFF</w:t>
+      </w:r>
+      <w:proofErr w:type="spellEnd"/>
+      <w:r>
+        <w:rPr>
+          <w:rFonts w:ascii="Times New Roman" w:eastAsia="Times New Roman" w:hAnsi="Times New Roman" w:cs="Times New Roman"/>
+          <w:kern w:val="0"/>
+          <w:sz w:val="20"/>
+          <w:szCs w:val="20"/>
+          <w:lang w:val="en-GB" w:eastAsia="en-GB"/>
+          <w14:ligatures w14:val="none"/>
+        </w:rPr>
+        <w:t xml:space="preserve">, </w:t>
+      </w:r>
+      <w:proofErr w:type="spellStart"/>
+      <w:r>
+        <w:rPr>
+          <w:rFonts w:ascii="Times New Roman" w:eastAsia="Times New Roman" w:hAnsi="Times New Roman" w:cs="Times New Roman"/>
+          <w:kern w:val="0"/>
+          <w:sz w:val="20"/>
+          <w:szCs w:val="20"/>
+          <w:lang w:val="en-GB" w:eastAsia="en-GB"/>
+          <w14:ligatures w14:val="none"/>
+        </w:rPr>
+        <w:t>U+</w:t>
+      </w:r>
+      <w:r>
+        <w:rPr>
+          <w:rFonts w:ascii="Times New Roman" w:eastAsia="Times New Roman" w:hAnsi="Times New Roman" w:cs="Times New Roman"/>
+          <w:kern w:val="0"/>
+          <w:sz w:val="20"/>
+          <w:szCs w:val="20"/>
+          <w:lang w:val="en-GB" w:eastAsia="en-GB"/>
+          <w14:ligatures w14:val="none"/>
+        </w:rPr>
+        <w:t>FFFC</w:t>
+      </w:r>
+      <w:proofErr w:type="spellEnd"/>
+      <w:r>
+        <w:rPr>
+          <w:rFonts w:ascii="Times New Roman" w:eastAsia="Times New Roman" w:hAnsi="Times New Roman" w:cs="Times New Roman"/>
+          <w:kern w:val="0"/>
+          <w:sz w:val="20"/>
+          <w:szCs w:val="20"/>
+          <w:lang w:val="en-GB" w:eastAsia="en-GB"/>
+          <w14:ligatures w14:val="none"/>
+        </w:rPr>
+        <w:t xml:space="preserve">, </w:t>
+      </w:r>
+      <w:proofErr w:type="spellStart"/>
+      <w:r>
+        <w:rPr>
+          <w:rFonts w:ascii="Times New Roman" w:eastAsia="Times New Roman" w:hAnsi="Times New Roman" w:cs="Times New Roman"/>
+          <w:kern w:val="0"/>
+          <w:sz w:val="20"/>
+          <w:szCs w:val="20"/>
+          <w:lang w:val="en-GB" w:eastAsia="en-GB"/>
+          <w14:ligatures w14:val="none"/>
+        </w:rPr>
+        <w:t>U+x</w:t>
+      </w:r>
+      <w:r>
+        <w:rPr>
+          <w:rFonts w:ascii="Times New Roman" w:eastAsia="Times New Roman" w:hAnsi="Times New Roman" w:cs="Times New Roman"/>
+          <w:kern w:val="0"/>
+          <w:sz w:val="20"/>
+          <w:szCs w:val="20"/>
+          <w:lang w:val="en-GB" w:eastAsia="en-GB"/>
+          <w14:ligatures w14:val="none"/>
+        </w:rPr>
+        <w:t>FFFE</w:t>
+      </w:r>
+      <w:r>
+        <w:rPr>
+          <w:rFonts w:ascii="Times New Roman" w:eastAsia="Times New Roman" w:hAnsi="Times New Roman" w:cs="Times New Roman"/>
+          <w:kern w:val="0"/>
+          <w:sz w:val="20"/>
+          <w:szCs w:val="20"/>
+          <w:lang w:val="en-GB" w:eastAsia="en-GB"/>
+          <w14:ligatures w14:val="none"/>
+        </w:rPr>
+        <w:t>-U+x</w:t>
+      </w:r>
+      <w:r>
+        <w:rPr>
+          <w:rFonts w:ascii="Times New Roman" w:eastAsia="Times New Roman" w:hAnsi="Times New Roman" w:cs="Times New Roman"/>
+          <w:kern w:val="0"/>
+          <w:sz w:val="20"/>
+          <w:szCs w:val="20"/>
+          <w:lang w:val="en-GB" w:eastAsia="en-GB"/>
+          <w14:ligatures w14:val="none"/>
+        </w:rPr>
+        <w:t>FFFF</w:t>
+      </w:r>
+      <w:proofErr w:type="spellEnd"/>
+      <w:r>
+        <w:rPr>
+          <w:rFonts w:ascii="Times New Roman" w:eastAsia="Times New Roman" w:hAnsi="Times New Roman" w:cs="Times New Roman"/>
+          <w:kern w:val="0"/>
+          <w:sz w:val="20"/>
+          <w:szCs w:val="20"/>
+          <w:lang w:val="en-GB" w:eastAsia="en-GB"/>
+          <w14:ligatures w14:val="none"/>
+        </w:rPr>
+        <w:t xml:space="preserve"> (where </w:t>
       </w:r>
       <w:r>
         <w:rPr>
@@ -3109,503 +3077,88 @@
           <w:lang w:val="en-GB" w:eastAsia="en-GB"/>
           <w14:ligatures w14:val="none"/>
         </w:rPr>
-        <w:t>simplified</w:t>
-      </w:r>
-      <w:r>
-        <w:rPr>
-          <w:rFonts w:ascii="Times New Roman" w:eastAsia="Times New Roman" w:hAnsi="Times New Roman" w:cs="Times New Roman"/>
-          <w:kern w:val="0"/>
-          <w:sz w:val="20"/>
-          <w:szCs w:val="20"/>
-          <w:lang w:val="en-GB" w:eastAsia="en-GB"/>
-          <w14:ligatures w14:val="none"/>
-        </w:rPr>
-        <w:t xml:space="preserve"> Unicode bidi algorithm should be used before display of the message. </w:t>
-      </w:r>
-      <w:r>
-        <w:rPr>
-          <w:rFonts w:ascii="Times New Roman" w:eastAsia="Times New Roman" w:hAnsi="Times New Roman" w:cs="Times New Roman"/>
-          <w:kern w:val="0"/>
-          <w:sz w:val="20"/>
-          <w:szCs w:val="20"/>
-          <w:lang w:val="en-GB" w:eastAsia="en-GB"/>
-          <w14:ligatures w14:val="none"/>
-        </w:rPr>
-        <w:t xml:space="preserve">Bidi AL </w:t>
-      </w:r>
-      <w:r>
-        <w:rPr>
-          <w:rFonts w:ascii="Times New Roman" w:eastAsia="Times New Roman" w:hAnsi="Times New Roman" w:cs="Times New Roman"/>
-          <w:kern w:val="0"/>
-          <w:sz w:val="20"/>
-          <w:szCs w:val="20"/>
-          <w:lang w:val="en-GB" w:eastAsia="en-GB"/>
-          <w14:ligatures w14:val="none"/>
-        </w:rPr>
-        <w:t>is</w:t>
-      </w:r>
-      <w:r>
-        <w:rPr>
-          <w:rFonts w:ascii="Times New Roman" w:eastAsia="Times New Roman" w:hAnsi="Times New Roman" w:cs="Times New Roman"/>
-          <w:kern w:val="0"/>
-          <w:sz w:val="20"/>
-          <w:szCs w:val="20"/>
-          <w:lang w:val="en-GB" w:eastAsia="en-GB"/>
-          <w14:ligatures w14:val="none"/>
-        </w:rPr>
-        <w:t xml:space="preserve"> handled as bidi R, except </w:t>
-      </w:r>
-      <w:r>
-        <w:rPr>
-          <w:rFonts w:ascii="Times New Roman" w:eastAsia="Times New Roman" w:hAnsi="Times New Roman" w:cs="Times New Roman"/>
-          <w:kern w:val="0"/>
-          <w:sz w:val="20"/>
-          <w:szCs w:val="20"/>
-          <w:lang w:val="en-GB" w:eastAsia="en-GB"/>
-          <w14:ligatures w14:val="none"/>
-        </w:rPr>
-        <w:t>Arabic</w:t>
-      </w:r>
-      <w:r>
-        <w:rPr>
-          <w:rFonts w:ascii="Times New Roman" w:eastAsia="Times New Roman" w:hAnsi="Times New Roman" w:cs="Times New Roman"/>
-          <w:kern w:val="0"/>
-          <w:sz w:val="20"/>
-          <w:szCs w:val="20"/>
-          <w:lang w:val="en-GB" w:eastAsia="en-GB"/>
-          <w14:ligatures w14:val="none"/>
-        </w:rPr>
-        <w:t xml:space="preserve"> punctuation which is handled as ON;</w:t>
-      </w:r>
-      <w:r>
-        <w:rPr>
-          <w:rFonts w:ascii="Times New Roman" w:eastAsia="Times New Roman" w:hAnsi="Times New Roman" w:cs="Times New Roman"/>
-          <w:kern w:val="0"/>
-          <w:sz w:val="20"/>
-          <w:szCs w:val="20"/>
-          <w:lang w:val="en-GB" w:eastAsia="en-GB"/>
-          <w14:ligatures w14:val="none"/>
-        </w:rPr>
-        <w:t xml:space="preserve"> </w:t>
-      </w:r>
-      <w:r>
-        <w:rPr>
-          <w:rFonts w:ascii="Times New Roman" w:eastAsia="Times New Roman" w:hAnsi="Times New Roman" w:cs="Times New Roman"/>
-          <w:kern w:val="0"/>
-          <w:sz w:val="20"/>
-          <w:szCs w:val="20"/>
-          <w:lang w:val="en-GB" w:eastAsia="en-GB"/>
-          <w14:ligatures w14:val="none"/>
-        </w:rPr>
-        <w:t xml:space="preserve">all bidi EN and AN handled as </w:t>
-      </w:r>
-      <w:r>
-        <w:rPr>
-          <w:rFonts w:ascii="Times New Roman" w:eastAsia="Times New Roman" w:hAnsi="Times New Roman" w:cs="Times New Roman"/>
-          <w:kern w:val="0"/>
-          <w:sz w:val="20"/>
-          <w:szCs w:val="20"/>
-          <w:lang w:val="en-GB" w:eastAsia="en-GB"/>
-          <w14:ligatures w14:val="none"/>
-        </w:rPr>
-        <w:t xml:space="preserve">bidi </w:t>
-      </w:r>
-      <w:r>
-        <w:rPr>
-          <w:rFonts w:ascii="Times New Roman" w:eastAsia="Times New Roman" w:hAnsi="Times New Roman" w:cs="Times New Roman"/>
-          <w:kern w:val="0"/>
-          <w:sz w:val="20"/>
-          <w:szCs w:val="20"/>
-          <w:lang w:val="en-GB" w:eastAsia="en-GB"/>
-          <w14:ligatures w14:val="none"/>
-        </w:rPr>
-        <w:t xml:space="preserve">L; all </w:t>
-      </w:r>
-      <w:r>
-        <w:rPr>
-          <w:rFonts w:ascii="Times New Roman" w:eastAsia="Times New Roman" w:hAnsi="Times New Roman" w:cs="Times New Roman"/>
-          <w:kern w:val="0"/>
-          <w:sz w:val="20"/>
-          <w:szCs w:val="20"/>
-          <w:lang w:val="en-GB" w:eastAsia="en-GB"/>
-          <w14:ligatures w14:val="none"/>
-        </w:rPr>
-        <w:t xml:space="preserve">bidi </w:t>
-      </w:r>
-      <w:r>
-        <w:rPr>
-          <w:rFonts w:ascii="Times New Roman" w:eastAsia="Times New Roman" w:hAnsi="Times New Roman" w:cs="Times New Roman"/>
-          <w:kern w:val="0"/>
-          <w:sz w:val="20"/>
-          <w:szCs w:val="20"/>
-          <w:lang w:val="en-GB" w:eastAsia="en-GB"/>
-          <w14:ligatures w14:val="none"/>
-        </w:rPr>
-        <w:t xml:space="preserve">ET, ES, CS handled as </w:t>
-      </w:r>
-      <w:r>
-        <w:rPr>
-          <w:rFonts w:ascii="Times New Roman" w:eastAsia="Times New Roman" w:hAnsi="Times New Roman" w:cs="Times New Roman"/>
-          <w:kern w:val="0"/>
-          <w:sz w:val="20"/>
-          <w:szCs w:val="20"/>
-          <w:lang w:val="en-GB" w:eastAsia="en-GB"/>
-          <w14:ligatures w14:val="none"/>
-        </w:rPr>
-        <w:t xml:space="preserve">bidi </w:t>
-      </w:r>
-      <w:r>
-        <w:rPr>
-          <w:rFonts w:ascii="Times New Roman" w:eastAsia="Times New Roman" w:hAnsi="Times New Roman" w:cs="Times New Roman"/>
-          <w:kern w:val="0"/>
-          <w:sz w:val="20"/>
-          <w:szCs w:val="20"/>
-          <w:lang w:val="en-GB" w:eastAsia="en-GB"/>
-          <w14:ligatures w14:val="none"/>
-        </w:rPr>
-        <w:t>ON</w:t>
-      </w:r>
-      <w:r>
-        <w:rPr>
-          <w:rFonts w:ascii="Times New Roman" w:eastAsia="Times New Roman" w:hAnsi="Times New Roman" w:cs="Times New Roman"/>
-          <w:kern w:val="0"/>
-          <w:sz w:val="20"/>
-          <w:szCs w:val="20"/>
-          <w:lang w:val="en-GB" w:eastAsia="en-GB"/>
-          <w14:ligatures w14:val="none"/>
-        </w:rPr>
-        <w:t>.</w:t>
-      </w:r>
-      <w:r>
-        <w:rPr>
-          <w:rFonts w:ascii="Times New Roman" w:eastAsia="Times New Roman" w:hAnsi="Times New Roman" w:cs="Times New Roman"/>
-          <w:kern w:val="0"/>
-          <w:sz w:val="20"/>
-          <w:szCs w:val="20"/>
-          <w:lang w:val="en-GB" w:eastAsia="en-GB"/>
-          <w14:ligatures w14:val="none"/>
-        </w:rPr>
-        <w:t xml:space="preserve"> Furthermore, the</w:t>
-      </w:r>
-      <w:r>
-        <w:rPr>
-          <w:rFonts w:ascii="Times New Roman" w:eastAsia="Times New Roman" w:hAnsi="Times New Roman" w:cs="Times New Roman"/>
-          <w:kern w:val="0"/>
-          <w:sz w:val="20"/>
-          <w:szCs w:val="20"/>
-          <w:lang w:val="en-GB" w:eastAsia="en-GB"/>
-          <w14:ligatures w14:val="none"/>
-        </w:rPr>
-        <w:t xml:space="preserve"> '</w:t>
-      </w:r>
-      <w:r>
-        <w:rPr>
-          <w:rFonts w:ascii="Times New Roman" w:eastAsia="Times New Roman" w:hAnsi="Times New Roman" w:cs="Times New Roman"/>
-          <w:kern w:val="0"/>
-          <w:sz w:val="20"/>
-          <w:szCs w:val="20"/>
-          <w:lang w:val="en-GB" w:eastAsia="en-GB"/>
-          <w14:ligatures w14:val="none"/>
-        </w:rPr>
-        <w:t>p</w:t>
-      </w:r>
-      <w:r>
-        <w:rPr>
-          <w:rFonts w:ascii="Times New Roman" w:eastAsia="Times New Roman" w:hAnsi="Times New Roman" w:cs="Times New Roman"/>
-          <w:kern w:val="0"/>
-          <w:sz w:val="20"/>
-          <w:szCs w:val="20"/>
-          <w:lang w:val="en-GB" w:eastAsia="en-GB"/>
-          <w14:ligatures w14:val="none"/>
-        </w:rPr>
-        <w:t>aragraph direction' is always LTR for SMS/CBS</w:t>
-      </w:r>
-      <w:r>
-        <w:rPr>
-          <w:rFonts w:ascii="Times New Roman" w:eastAsia="Times New Roman" w:hAnsi="Times New Roman" w:cs="Times New Roman"/>
-          <w:kern w:val="0"/>
-          <w:sz w:val="20"/>
-          <w:szCs w:val="20"/>
-          <w:lang w:val="en-GB" w:eastAsia="en-GB"/>
-          <w14:ligatures w14:val="none"/>
-        </w:rPr>
-        <w:t xml:space="preserve"> messages</w:t>
-      </w:r>
-      <w:r>
-        <w:rPr>
-          <w:rFonts w:ascii="Times New Roman" w:eastAsia="Times New Roman" w:hAnsi="Times New Roman" w:cs="Times New Roman"/>
-          <w:kern w:val="0"/>
-          <w:sz w:val="20"/>
-          <w:szCs w:val="20"/>
-          <w:lang w:val="en-GB" w:eastAsia="en-GB"/>
-          <w14:ligatures w14:val="none"/>
-        </w:rPr>
-        <w:t xml:space="preserve">. </w:t>
-      </w:r>
-      <w:r>
-        <w:rPr>
-          <w:rFonts w:ascii="Times New Roman" w:eastAsia="Times New Roman" w:hAnsi="Times New Roman" w:cs="Times New Roman"/>
-          <w:kern w:val="0"/>
-          <w:sz w:val="20"/>
-          <w:szCs w:val="20"/>
-          <w:lang w:val="en-GB" w:eastAsia="en-GB"/>
-          <w14:ligatures w14:val="none"/>
-        </w:rPr>
-        <w:t>Note</w:t>
-      </w:r>
-      <w:r>
-        <w:rPr>
-          <w:rFonts w:ascii="Times New Roman" w:eastAsia="Times New Roman" w:hAnsi="Times New Roman" w:cs="Times New Roman"/>
-          <w:kern w:val="0"/>
-          <w:sz w:val="20"/>
-          <w:szCs w:val="20"/>
-          <w:lang w:val="en-GB" w:eastAsia="en-GB"/>
-          <w14:ligatures w14:val="none"/>
-        </w:rPr>
-        <w:t xml:space="preserve"> also</w:t>
-      </w:r>
-      <w:r>
-        <w:rPr>
-          <w:rFonts w:ascii="Times New Roman" w:eastAsia="Times New Roman" w:hAnsi="Times New Roman" w:cs="Times New Roman"/>
-          <w:kern w:val="0"/>
-          <w:sz w:val="20"/>
-          <w:szCs w:val="20"/>
-          <w:lang w:val="en-GB" w:eastAsia="en-GB"/>
-          <w14:ligatures w14:val="none"/>
-        </w:rPr>
-        <w:t xml:space="preserve"> that t</w:t>
-      </w:r>
-      <w:r>
-        <w:rPr>
-          <w:rFonts w:ascii="Times New Roman" w:eastAsia="Times New Roman" w:hAnsi="Times New Roman" w:cs="Times New Roman"/>
-          <w:kern w:val="0"/>
-          <w:sz w:val="20"/>
-          <w:szCs w:val="20"/>
-          <w:lang w:val="en-GB" w:eastAsia="en-GB"/>
-          <w14:ligatures w14:val="none"/>
-        </w:rPr>
-        <w:t>here are no nestable bidi controls in SMS/CBS</w:t>
-      </w:r>
-      <w:r>
-        <w:rPr>
-          <w:rFonts w:ascii="Times New Roman" w:eastAsia="Times New Roman" w:hAnsi="Times New Roman" w:cs="Times New Roman"/>
-          <w:kern w:val="0"/>
-          <w:sz w:val="20"/>
-          <w:szCs w:val="20"/>
-          <w:lang w:val="en-GB" w:eastAsia="en-GB"/>
-          <w14:ligatures w14:val="none"/>
-        </w:rPr>
-        <w:t xml:space="preserve"> (or they are not interpreted</w:t>
-      </w:r>
-      <w:r>
-        <w:rPr>
-          <w:rFonts w:ascii="Times New Roman" w:eastAsia="Times New Roman" w:hAnsi="Times New Roman" w:cs="Times New Roman"/>
-          <w:kern w:val="0"/>
-          <w:sz w:val="20"/>
-          <w:szCs w:val="20"/>
-          <w:lang w:val="en-GB" w:eastAsia="en-GB"/>
-          <w14:ligatures w14:val="none"/>
-        </w:rPr>
-        <w:t xml:space="preserve"> in the simplified bidi algorithm</w:t>
-      </w:r>
-      <w:r>
-        <w:rPr>
-          <w:rFonts w:ascii="Times New Roman" w:eastAsia="Times New Roman" w:hAnsi="Times New Roman" w:cs="Times New Roman"/>
-          <w:kern w:val="0"/>
-          <w:sz w:val="20"/>
-          <w:szCs w:val="20"/>
-          <w:lang w:val="en-GB" w:eastAsia="en-GB"/>
-          <w14:ligatures w14:val="none"/>
-        </w:rPr>
-        <w:t xml:space="preserve">, in case the mappings above have not </w:t>
-      </w:r>
-      <w:r>
-        <w:rPr>
-          <w:rFonts w:ascii="Times New Roman" w:eastAsia="Times New Roman" w:hAnsi="Times New Roman" w:cs="Times New Roman"/>
-          <w:kern w:val="0"/>
-          <w:sz w:val="20"/>
-          <w:szCs w:val="20"/>
-          <w:lang w:val="en-GB" w:eastAsia="en-GB"/>
-          <w14:ligatures w14:val="none"/>
-        </w:rPr>
-        <w:t xml:space="preserve">been </w:t>
-      </w:r>
-      <w:r>
-        <w:rPr>
-          <w:rFonts w:ascii="Times New Roman" w:eastAsia="Times New Roman" w:hAnsi="Times New Roman" w:cs="Times New Roman"/>
-          <w:kern w:val="0"/>
-          <w:sz w:val="20"/>
-          <w:szCs w:val="20"/>
-          <w:lang w:val="en-GB" w:eastAsia="en-GB"/>
-          <w14:ligatures w14:val="none"/>
-        </w:rPr>
-        <w:t>applied)</w:t>
-      </w:r>
-      <w:r>
-        <w:rPr>
-          <w:rFonts w:ascii="Times New Roman" w:eastAsia="Times New Roman" w:hAnsi="Times New Roman" w:cs="Times New Roman"/>
-          <w:kern w:val="0"/>
-          <w:sz w:val="20"/>
-          <w:szCs w:val="20"/>
-          <w:lang w:val="en-GB" w:eastAsia="en-GB"/>
-          <w14:ligatures w14:val="none"/>
-        </w:rPr>
-        <w:t>.</w:t>
-      </w:r>
-      <w:r>
-        <w:rPr>
-          <w:rFonts w:ascii="Times New Roman" w:eastAsia="Times New Roman" w:hAnsi="Times New Roman" w:cs="Times New Roman"/>
-          <w:kern w:val="0"/>
-          <w:sz w:val="20"/>
-          <w:szCs w:val="20"/>
-          <w:lang w:val="en-GB" w:eastAsia="en-GB"/>
-          <w14:ligatures w14:val="none"/>
-        </w:rPr>
-        <w:t xml:space="preserve"> Furthermore, </w:t>
-      </w:r>
-      <w:r>
-        <w:rPr>
-          <w:rFonts w:ascii="Times New Roman" w:eastAsia="Times New Roman" w:hAnsi="Times New Roman" w:cs="Times New Roman"/>
-          <w:kern w:val="0"/>
-          <w:sz w:val="20"/>
-          <w:szCs w:val="20"/>
-          <w:lang w:val="en-GB" w:eastAsia="en-GB"/>
-          <w14:ligatures w14:val="none"/>
-        </w:rPr>
-        <w:t>Arabic is a ‘cursive’ script and Arabic characters t</w:t>
-      </w:r>
-      <w:r>
-        <w:rPr>
-          <w:rFonts w:ascii="Times New Roman" w:eastAsia="Times New Roman" w:hAnsi="Times New Roman" w:cs="Times New Roman"/>
-          <w:kern w:val="0"/>
-          <w:sz w:val="20"/>
-          <w:szCs w:val="20"/>
-          <w:lang w:val="en-GB" w:eastAsia="en-GB"/>
-          <w14:ligatures w14:val="none"/>
-        </w:rPr>
-        <w:t>hus should be cursive shaped</w:t>
-      </w:r>
-      <w:r>
-        <w:rPr>
-          <w:rFonts w:ascii="Times New Roman" w:eastAsia="Times New Roman" w:hAnsi="Times New Roman" w:cs="Times New Roman"/>
-          <w:kern w:val="0"/>
-          <w:sz w:val="20"/>
-          <w:szCs w:val="20"/>
-          <w:lang w:val="en-GB" w:eastAsia="en-GB"/>
-          <w14:ligatures w14:val="none"/>
-        </w:rPr>
-        <w:t xml:space="preserve"> (initial, medial, final, isolated forms)</w:t>
-      </w:r>
-      <w:r>
-        <w:rPr>
-          <w:rFonts w:ascii="Times New Roman" w:eastAsia="Times New Roman" w:hAnsi="Times New Roman" w:cs="Times New Roman"/>
-          <w:kern w:val="0"/>
-          <w:sz w:val="20"/>
-          <w:szCs w:val="20"/>
-          <w:lang w:val="en-GB" w:eastAsia="en-GB"/>
-          <w14:ligatures w14:val="none"/>
-        </w:rPr>
-        <w:t xml:space="preserve">, and both Arabic and Hebrew may have </w:t>
-      </w:r>
-      <w:r>
-        <w:rPr>
-          <w:rFonts w:ascii="Times New Roman" w:eastAsia="Times New Roman" w:hAnsi="Times New Roman" w:cs="Times New Roman"/>
-          <w:kern w:val="0"/>
-          <w:sz w:val="20"/>
-          <w:szCs w:val="20"/>
-          <w:lang w:val="en-GB" w:eastAsia="en-GB"/>
-          <w14:ligatures w14:val="none"/>
-        </w:rPr>
-        <w:t>(certain) combining characters applied.</w:t>
-      </w:r>
-      <w:r>
-        <w:rPr>
-          <w:rFonts w:ascii="Times New Roman" w:eastAsia="Times New Roman" w:hAnsi="Times New Roman" w:cs="Times New Roman"/>
-          <w:kern w:val="0"/>
-          <w:sz w:val="20"/>
-          <w:szCs w:val="20"/>
-          <w:lang w:val="en-GB" w:eastAsia="en-GB"/>
-          <w14:ligatures w14:val="none"/>
-        </w:rPr>
-        <w:t xml:space="preserve"> </w:t>
-      </w:r>
-      <w:r>
-        <w:rPr>
-          <w:rFonts w:ascii="Times New Roman" w:eastAsia="Times New Roman" w:hAnsi="Times New Roman" w:cs="Times New Roman"/>
-          <w:kern w:val="0"/>
-          <w:sz w:val="20"/>
-          <w:szCs w:val="20"/>
-          <w:lang w:val="en-GB" w:eastAsia="en-GB"/>
-          <w14:ligatures w14:val="none"/>
-        </w:rPr>
-        <w:t>Bidi mirroring</w:t>
-      </w:r>
-      <w:r>
-        <w:rPr>
-          <w:rFonts w:ascii="Times New Roman" w:eastAsia="Times New Roman" w:hAnsi="Times New Roman" w:cs="Times New Roman"/>
-          <w:kern w:val="0"/>
-          <w:sz w:val="20"/>
-          <w:szCs w:val="20"/>
-          <w:lang w:val="en-GB" w:eastAsia="en-GB"/>
-          <w14:ligatures w14:val="none"/>
-        </w:rPr>
-        <w:t xml:space="preserve"> (when displaying RTL </w:t>
-      </w:r>
-      <w:r>
-        <w:rPr>
-          <w:rFonts w:ascii="Times New Roman" w:eastAsia="Times New Roman" w:hAnsi="Times New Roman" w:cs="Times New Roman"/>
-          <w:kern w:val="0"/>
-          <w:sz w:val="20"/>
-          <w:szCs w:val="20"/>
-          <w:lang w:val="en-GB" w:eastAsia="en-GB"/>
-          <w14:ligatures w14:val="none"/>
-        </w:rPr>
-        <w:t xml:space="preserve">text </w:t>
-      </w:r>
-      <w:r>
-        <w:rPr>
-          <w:rFonts w:ascii="Times New Roman" w:eastAsia="Times New Roman" w:hAnsi="Times New Roman" w:cs="Times New Roman"/>
-          <w:kern w:val="0"/>
-          <w:sz w:val="20"/>
-          <w:szCs w:val="20"/>
-          <w:lang w:val="en-GB" w:eastAsia="en-GB"/>
-          <w14:ligatures w14:val="none"/>
-        </w:rPr>
-        <w:t>sections</w:t>
-      </w:r>
-      <w:r>
-        <w:rPr>
-          <w:rFonts w:ascii="Times New Roman" w:eastAsia="Times New Roman" w:hAnsi="Times New Roman" w:cs="Times New Roman"/>
-          <w:kern w:val="0"/>
-          <w:sz w:val="20"/>
-          <w:szCs w:val="20"/>
-          <w:lang w:val="en-GB" w:eastAsia="en-GB"/>
-          <w14:ligatures w14:val="none"/>
-        </w:rPr>
-        <w:t>)</w:t>
-      </w:r>
-      <w:r>
-        <w:rPr>
-          <w:rFonts w:ascii="Times New Roman" w:eastAsia="Times New Roman" w:hAnsi="Times New Roman" w:cs="Times New Roman"/>
-          <w:kern w:val="0"/>
-          <w:sz w:val="20"/>
-          <w:szCs w:val="20"/>
-          <w:lang w:val="en-GB" w:eastAsia="en-GB"/>
-          <w14:ligatures w14:val="none"/>
-        </w:rPr>
-        <w:t xml:space="preserve"> applies, but only those that can be done via using the data in BidiMirroring.txt</w:t>
-      </w:r>
-      <w:r>
-        <w:rPr>
-          <w:rFonts w:ascii="Times New Roman" w:eastAsia="Times New Roman" w:hAnsi="Times New Roman" w:cs="Times New Roman"/>
-          <w:kern w:val="0"/>
-          <w:sz w:val="20"/>
-          <w:szCs w:val="20"/>
-          <w:lang w:val="en-GB" w:eastAsia="en-GB"/>
-          <w14:ligatures w14:val="none"/>
-        </w:rPr>
-        <w:t xml:space="preserve"> (Unicode)</w:t>
-      </w:r>
+        <w:t>x</w:t>
+      </w:r>
+      <w:r>
+        <w:rPr>
+          <w:rFonts w:ascii="Times New Roman" w:eastAsia="Times New Roman" w:hAnsi="Times New Roman" w:cs="Times New Roman"/>
+          <w:kern w:val="0"/>
+          <w:sz w:val="20"/>
+          <w:szCs w:val="20"/>
+          <w:lang w:val="en-GB" w:eastAsia="en-GB"/>
+          <w14:ligatures w14:val="none"/>
+        </w:rPr>
+        <w:t xml:space="preserve"> is in {0, </w:t>
+      </w:r>
+      <w:r>
+        <w:rPr>
+          <w:rFonts w:ascii="Times New Roman" w:eastAsia="Times New Roman" w:hAnsi="Times New Roman" w:cs="Times New Roman"/>
+          <w:kern w:val="0"/>
+          <w:sz w:val="20"/>
+          <w:szCs w:val="20"/>
+          <w:lang w:val="en-GB" w:eastAsia="en-GB"/>
+          <w14:ligatures w14:val="none"/>
+        </w:rPr>
+        <w:t>…, 10</w:t>
+      </w:r>
+      <w:r>
+        <w:rPr>
+          <w:rFonts w:ascii="Times New Roman" w:eastAsia="Times New Roman" w:hAnsi="Times New Roman" w:cs="Times New Roman"/>
+          <w:kern w:val="0"/>
+          <w:sz w:val="20"/>
+          <w:szCs w:val="20"/>
+          <w:vertAlign w:val="subscript"/>
+          <w:lang w:val="en-GB" w:eastAsia="en-GB"/>
+          <w14:ligatures w14:val="none"/>
+        </w:rPr>
+        <w:t>16</w:t>
+      </w:r>
+      <w:r>
+        <w:rPr>
+          <w:rFonts w:ascii="Times New Roman" w:eastAsia="Times New Roman" w:hAnsi="Times New Roman" w:cs="Times New Roman"/>
+          <w:kern w:val="0"/>
+          <w:sz w:val="20"/>
+          <w:szCs w:val="20"/>
+          <w:lang w:val="en-GB" w:eastAsia="en-GB"/>
+          <w14:ligatures w14:val="none"/>
+        </w:rPr>
+        <w:t>}</w:t>
+      </w:r>
+      <w:r>
+        <w:rPr>
+          <w:rFonts w:ascii="Times New Roman" w:eastAsia="Times New Roman" w:hAnsi="Times New Roman" w:cs="Times New Roman"/>
+          <w:kern w:val="0"/>
+          <w:sz w:val="20"/>
+          <w:szCs w:val="20"/>
+          <w:lang w:val="en-GB" w:eastAsia="en-GB"/>
+          <w14:ligatures w14:val="none"/>
+        </w:rPr>
+        <w:t xml:space="preserve">: map </w:t>
+      </w:r>
+      <w:proofErr w:type="spellStart"/>
+      <w:r>
+        <w:rPr>
+          <w:rFonts w:ascii="Times New Roman" w:eastAsia="Times New Roman" w:hAnsi="Times New Roman" w:cs="Times New Roman"/>
+          <w:kern w:val="0"/>
+          <w:sz w:val="20"/>
+          <w:szCs w:val="20"/>
+          <w:lang w:val="en-GB" w:eastAsia="en-GB"/>
+          <w14:ligatures w14:val="none"/>
+        </w:rPr>
+        <w:t>toU+</w:t>
+      </w:r>
+      <w:r>
+        <w:rPr>
+          <w:rFonts w:ascii="Times New Roman" w:eastAsia="Times New Roman" w:hAnsi="Times New Roman" w:cs="Times New Roman"/>
+          <w:kern w:val="0"/>
+          <w:sz w:val="20"/>
+          <w:szCs w:val="20"/>
+          <w:lang w:val="en-GB" w:eastAsia="en-GB"/>
+          <w14:ligatures w14:val="none"/>
+        </w:rPr>
+        <w:t>FFFD</w:t>
+      </w:r>
+      <w:proofErr w:type="spellEnd"/>
       <w:r>
         <w:rPr>
           <w:rFonts w:ascii="Times New Roman" w:eastAsia="Times New Roman" w:hAnsi="Times New Roman" w:cs="Times New Roman"/>
@@ -3638,73 +3191,251 @@
           <w:lang w:val="en-GB" w:eastAsia="en-GB"/>
           <w14:ligatures w14:val="none"/>
         </w:rPr>
-        <w:t>Brahmic (Indic) scripts</w:t>
-      </w:r>
-      <w:r>
-        <w:rPr>
-          <w:rFonts w:ascii="Times New Roman" w:eastAsia="Times New Roman" w:hAnsi="Times New Roman" w:cs="Times New Roman"/>
-          <w:kern w:val="0"/>
-          <w:sz w:val="20"/>
-          <w:szCs w:val="20"/>
-          <w:lang w:val="en-GB" w:eastAsia="en-GB"/>
-          <w14:ligatures w14:val="none"/>
-        </w:rPr>
-        <w:t xml:space="preserve"> (if supported) also should be</w:t>
-      </w:r>
-      <w:r>
-        <w:rPr>
-          <w:rFonts w:ascii="Times New Roman" w:eastAsia="Times New Roman" w:hAnsi="Times New Roman" w:cs="Times New Roman"/>
-          <w:kern w:val="0"/>
-          <w:sz w:val="20"/>
-          <w:szCs w:val="20"/>
-          <w:lang w:val="en-GB" w:eastAsia="en-GB"/>
-          <w14:ligatures w14:val="none"/>
-        </w:rPr>
-        <w:t xml:space="preserve"> handled specially for rendering; the de</w:t>
-      </w:r>
-      <w:r>
-        <w:rPr>
-          <w:rFonts w:ascii="Times New Roman" w:eastAsia="Times New Roman" w:hAnsi="Times New Roman" w:cs="Times New Roman"/>
-          <w:kern w:val="0"/>
-          <w:sz w:val="20"/>
-          <w:szCs w:val="20"/>
-          <w:lang w:val="en-GB" w:eastAsia="en-GB"/>
-          <w14:ligatures w14:val="none"/>
-        </w:rPr>
-        <w:t>t</w:t>
-      </w:r>
-      <w:r>
-        <w:rPr>
-          <w:rFonts w:ascii="Times New Roman" w:eastAsia="Times New Roman" w:hAnsi="Times New Roman" w:cs="Times New Roman"/>
-          <w:kern w:val="0"/>
-          <w:sz w:val="20"/>
-          <w:szCs w:val="20"/>
-          <w:lang w:val="en-GB" w:eastAsia="en-GB"/>
-          <w14:ligatures w14:val="none"/>
-        </w:rPr>
-        <w:t xml:space="preserve">ails of which </w:t>
-      </w:r>
-      <w:r>
-        <w:rPr>
-          <w:rFonts w:ascii="Times New Roman" w:eastAsia="Times New Roman" w:hAnsi="Times New Roman" w:cs="Times New Roman"/>
-          <w:kern w:val="0"/>
-          <w:sz w:val="20"/>
-          <w:szCs w:val="20"/>
-          <w:lang w:val="en-GB" w:eastAsia="en-GB"/>
-          <w14:ligatures w14:val="none"/>
-        </w:rPr>
-        <w:t xml:space="preserve">are </w:t>
-      </w:r>
-      <w:r>
-        <w:rPr>
-          <w:rFonts w:ascii="Times New Roman" w:eastAsia="Times New Roman" w:hAnsi="Times New Roman" w:cs="Times New Roman"/>
-          <w:kern w:val="0"/>
-          <w:sz w:val="20"/>
-          <w:szCs w:val="20"/>
-          <w:lang w:val="en-GB" w:eastAsia="en-GB"/>
-          <w14:ligatures w14:val="none"/>
-        </w:rPr>
-        <w:t>beyond the scope of this standard</w:t>
+        <w:t>In case there are any bidi RTL characters in the message</w:t>
+      </w:r>
+      <w:r>
+        <w:rPr>
+          <w:rFonts w:ascii="Times New Roman" w:eastAsia="Times New Roman" w:hAnsi="Times New Roman" w:cs="Times New Roman"/>
+          <w:kern w:val="0"/>
+          <w:sz w:val="20"/>
+          <w:szCs w:val="20"/>
+          <w:lang w:val="en-GB" w:eastAsia="en-GB"/>
+          <w14:ligatures w14:val="none"/>
+        </w:rPr>
+        <w:t xml:space="preserve">, a </w:t>
+      </w:r>
+      <w:r>
+        <w:rPr>
+          <w:rFonts w:ascii="Times New Roman" w:eastAsia="Times New Roman" w:hAnsi="Times New Roman" w:cs="Times New Roman"/>
+          <w:i/>
+          <w:iCs/>
+          <w:kern w:val="0"/>
+          <w:sz w:val="20"/>
+          <w:szCs w:val="20"/>
+          <w:lang w:val="en-GB" w:eastAsia="en-GB"/>
+          <w14:ligatures w14:val="none"/>
+        </w:rPr>
+        <w:t>simplified</w:t>
+      </w:r>
+      <w:r>
+        <w:rPr>
+          <w:rFonts w:ascii="Times New Roman" w:eastAsia="Times New Roman" w:hAnsi="Times New Roman" w:cs="Times New Roman"/>
+          <w:kern w:val="0"/>
+          <w:sz w:val="20"/>
+          <w:szCs w:val="20"/>
+          <w:lang w:val="en-GB" w:eastAsia="en-GB"/>
+          <w14:ligatures w14:val="none"/>
+        </w:rPr>
+        <w:t xml:space="preserve"> Unicode bidi algorithm should be used before display of the message. </w:t>
+      </w:r>
+      <w:r>
+        <w:rPr>
+          <w:rFonts w:ascii="Times New Roman" w:eastAsia="Times New Roman" w:hAnsi="Times New Roman" w:cs="Times New Roman"/>
+          <w:kern w:val="0"/>
+          <w:sz w:val="20"/>
+          <w:szCs w:val="20"/>
+          <w:lang w:val="en-GB" w:eastAsia="en-GB"/>
+          <w14:ligatures w14:val="none"/>
+        </w:rPr>
+        <w:t xml:space="preserve">Bidi AL </w:t>
+      </w:r>
+      <w:r>
+        <w:rPr>
+          <w:rFonts w:ascii="Times New Roman" w:eastAsia="Times New Roman" w:hAnsi="Times New Roman" w:cs="Times New Roman"/>
+          <w:kern w:val="0"/>
+          <w:sz w:val="20"/>
+          <w:szCs w:val="20"/>
+          <w:lang w:val="en-GB" w:eastAsia="en-GB"/>
+          <w14:ligatures w14:val="none"/>
+        </w:rPr>
+        <w:t>is</w:t>
+      </w:r>
+      <w:r>
+        <w:rPr>
+          <w:rFonts w:ascii="Times New Roman" w:eastAsia="Times New Roman" w:hAnsi="Times New Roman" w:cs="Times New Roman"/>
+          <w:kern w:val="0"/>
+          <w:sz w:val="20"/>
+          <w:szCs w:val="20"/>
+          <w:lang w:val="en-GB" w:eastAsia="en-GB"/>
+          <w14:ligatures w14:val="none"/>
+        </w:rPr>
+        <w:t xml:space="preserve"> handled as bidi R, except </w:t>
+      </w:r>
+      <w:r>
+        <w:rPr>
+          <w:rFonts w:ascii="Times New Roman" w:eastAsia="Times New Roman" w:hAnsi="Times New Roman" w:cs="Times New Roman"/>
+          <w:kern w:val="0"/>
+          <w:sz w:val="20"/>
+          <w:szCs w:val="20"/>
+          <w:lang w:val="en-GB" w:eastAsia="en-GB"/>
+          <w14:ligatures w14:val="none"/>
+        </w:rPr>
+        <w:t>Arabic</w:t>
+      </w:r>
+      <w:r>
+        <w:rPr>
+          <w:rFonts w:ascii="Times New Roman" w:eastAsia="Times New Roman" w:hAnsi="Times New Roman" w:cs="Times New Roman"/>
+          <w:kern w:val="0"/>
+          <w:sz w:val="20"/>
+          <w:szCs w:val="20"/>
+          <w:lang w:val="en-GB" w:eastAsia="en-GB"/>
+          <w14:ligatures w14:val="none"/>
+        </w:rPr>
+        <w:t xml:space="preserve"> punctuation which is handled as ON;</w:t>
+      </w:r>
+      <w:r>
+        <w:rPr>
+          <w:rFonts w:ascii="Times New Roman" w:eastAsia="Times New Roman" w:hAnsi="Times New Roman" w:cs="Times New Roman"/>
+          <w:kern w:val="0"/>
+          <w:sz w:val="20"/>
+          <w:szCs w:val="20"/>
+          <w:lang w:val="en-GB" w:eastAsia="en-GB"/>
+          <w14:ligatures w14:val="none"/>
+        </w:rPr>
+        <w:t xml:space="preserve"> </w:t>
+      </w:r>
+      <w:r>
+        <w:rPr>
+          <w:rFonts w:ascii="Times New Roman" w:eastAsia="Times New Roman" w:hAnsi="Times New Roman" w:cs="Times New Roman"/>
+          <w:kern w:val="0"/>
+          <w:sz w:val="20"/>
+          <w:szCs w:val="20"/>
+          <w:lang w:val="en-GB" w:eastAsia="en-GB"/>
+          <w14:ligatures w14:val="none"/>
+        </w:rPr>
+        <w:t xml:space="preserve">all bidi EN and AN handled as </w:t>
+      </w:r>
+      <w:r>
+        <w:rPr>
+          <w:rFonts w:ascii="Times New Roman" w:eastAsia="Times New Roman" w:hAnsi="Times New Roman" w:cs="Times New Roman"/>
+          <w:kern w:val="0"/>
+          <w:sz w:val="20"/>
+          <w:szCs w:val="20"/>
+          <w:lang w:val="en-GB" w:eastAsia="en-GB"/>
+          <w14:ligatures w14:val="none"/>
+        </w:rPr>
+        <w:t xml:space="preserve">bidi </w:t>
+      </w:r>
+      <w:r>
+        <w:rPr>
+          <w:rFonts w:ascii="Times New Roman" w:eastAsia="Times New Roman" w:hAnsi="Times New Roman" w:cs="Times New Roman"/>
+          <w:kern w:val="0"/>
+          <w:sz w:val="20"/>
+          <w:szCs w:val="20"/>
+          <w:lang w:val="en-GB" w:eastAsia="en-GB"/>
+          <w14:ligatures w14:val="none"/>
+        </w:rPr>
+        <w:t xml:space="preserve">L; all </w:t>
+      </w:r>
+      <w:r>
+        <w:rPr>
+          <w:rFonts w:ascii="Times New Roman" w:eastAsia="Times New Roman" w:hAnsi="Times New Roman" w:cs="Times New Roman"/>
+          <w:kern w:val="0"/>
+          <w:sz w:val="20"/>
+          <w:szCs w:val="20"/>
+          <w:lang w:val="en-GB" w:eastAsia="en-GB"/>
+          <w14:ligatures w14:val="none"/>
+        </w:rPr>
+        <w:t xml:space="preserve">bidi </w:t>
+      </w:r>
+      <w:r>
+        <w:rPr>
+          <w:rFonts w:ascii="Times New Roman" w:eastAsia="Times New Roman" w:hAnsi="Times New Roman" w:cs="Times New Roman"/>
+          <w:kern w:val="0"/>
+          <w:sz w:val="20"/>
+          <w:szCs w:val="20"/>
+          <w:lang w:val="en-GB" w:eastAsia="en-GB"/>
+          <w14:ligatures w14:val="none"/>
+        </w:rPr>
+        <w:t xml:space="preserve">ET, ES, CS handled as </w:t>
+      </w:r>
+      <w:r>
+        <w:rPr>
+          <w:rFonts w:ascii="Times New Roman" w:eastAsia="Times New Roman" w:hAnsi="Times New Roman" w:cs="Times New Roman"/>
+          <w:kern w:val="0"/>
+          <w:sz w:val="20"/>
+          <w:szCs w:val="20"/>
+          <w:lang w:val="en-GB" w:eastAsia="en-GB"/>
+          <w14:ligatures w14:val="none"/>
+        </w:rPr>
+        <w:t xml:space="preserve">bidi </w:t>
+      </w:r>
+      <w:r>
+        <w:rPr>
+          <w:rFonts w:ascii="Times New Roman" w:eastAsia="Times New Roman" w:hAnsi="Times New Roman" w:cs="Times New Roman"/>
+          <w:kern w:val="0"/>
+          <w:sz w:val="20"/>
+          <w:szCs w:val="20"/>
+          <w:lang w:val="en-GB" w:eastAsia="en-GB"/>
+          <w14:ligatures w14:val="none"/>
+        </w:rPr>
+        <w:t>ON</w:t>
+      </w:r>
+      <w:r>
+        <w:rPr>
+          <w:rFonts w:ascii="Times New Roman" w:eastAsia="Times New Roman" w:hAnsi="Times New Roman" w:cs="Times New Roman"/>
+          <w:kern w:val="0"/>
+          <w:sz w:val="20"/>
+          <w:szCs w:val="20"/>
+          <w:lang w:val="en-GB" w:eastAsia="en-GB"/>
+          <w14:ligatures w14:val="none"/>
+        </w:rPr>
+        <w:t>.</w:t>
+      </w:r>
+      <w:r>
+        <w:rPr>
+          <w:rFonts w:ascii="Times New Roman" w:eastAsia="Times New Roman" w:hAnsi="Times New Roman" w:cs="Times New Roman"/>
+          <w:kern w:val="0"/>
+          <w:sz w:val="20"/>
+          <w:szCs w:val="20"/>
+          <w:lang w:val="en-GB" w:eastAsia="en-GB"/>
+          <w14:ligatures w14:val="none"/>
+        </w:rPr>
+        <w:t xml:space="preserve"> Furthermore, the</w:t>
+      </w:r>
+      <w:r>
+        <w:rPr>
+          <w:rFonts w:ascii="Times New Roman" w:eastAsia="Times New Roman" w:hAnsi="Times New Roman" w:cs="Times New Roman"/>
+          <w:kern w:val="0"/>
+          <w:sz w:val="20"/>
+          <w:szCs w:val="20"/>
+          <w:lang w:val="en-GB" w:eastAsia="en-GB"/>
+          <w14:ligatures w14:val="none"/>
+        </w:rPr>
+        <w:t xml:space="preserve"> '</w:t>
+      </w:r>
+      <w:r>
+        <w:rPr>
+          <w:rFonts w:ascii="Times New Roman" w:eastAsia="Times New Roman" w:hAnsi="Times New Roman" w:cs="Times New Roman"/>
+          <w:kern w:val="0"/>
+          <w:sz w:val="20"/>
+          <w:szCs w:val="20"/>
+          <w:lang w:val="en-GB" w:eastAsia="en-GB"/>
+          <w14:ligatures w14:val="none"/>
+        </w:rPr>
+        <w:t>p</w:t>
+      </w:r>
+      <w:r>
+        <w:rPr>
+          <w:rFonts w:ascii="Times New Roman" w:eastAsia="Times New Roman" w:hAnsi="Times New Roman" w:cs="Times New Roman"/>
+          <w:kern w:val="0"/>
+          <w:sz w:val="20"/>
+          <w:szCs w:val="20"/>
+          <w:lang w:val="en-GB" w:eastAsia="en-GB"/>
+          <w14:ligatures w14:val="none"/>
+        </w:rPr>
+        <w:t>aragraph direction' is always LTR for SMS/CBS</w:t>
+      </w:r>
+      <w:r>
+        <w:rPr>
+          <w:rFonts w:ascii="Times New Roman" w:eastAsia="Times New Roman" w:hAnsi="Times New Roman" w:cs="Times New Roman"/>
+          <w:kern w:val="0"/>
+          <w:sz w:val="20"/>
+          <w:szCs w:val="20"/>
+          <w:lang w:val="en-GB" w:eastAsia="en-GB"/>
+          <w14:ligatures w14:val="none"/>
+        </w:rPr>
+        <w:t xml:space="preserve"> messages</w:t>
       </w:r>
       <w:r>
         <w:rPr>
@@ -3726,40 +3457,271 @@
           <w:lang w:val="en-GB" w:eastAsia="en-GB"/>
           <w14:ligatures w14:val="none"/>
         </w:rPr>
-        <w:t xml:space="preserve">Further, while most ‘emoji’ characters are </w:t>
-      </w:r>
-      <w:r>
-        <w:rPr>
-          <w:rFonts w:ascii="Times New Roman" w:eastAsia="Times New Roman" w:hAnsi="Times New Roman" w:cs="Times New Roman"/>
-          <w:kern w:val="0"/>
-          <w:sz w:val="20"/>
-          <w:szCs w:val="20"/>
-          <w:lang w:val="en-GB" w:eastAsia="en-GB"/>
-          <w14:ligatures w14:val="none"/>
-        </w:rPr>
-        <w:t xml:space="preserve">isolated small coloured drawings, many emoji are </w:t>
-      </w:r>
-      <w:r>
-        <w:rPr>
-          <w:rFonts w:ascii="Times New Roman" w:eastAsia="Times New Roman" w:hAnsi="Times New Roman" w:cs="Times New Roman"/>
-          <w:kern w:val="0"/>
-          <w:sz w:val="20"/>
-          <w:szCs w:val="20"/>
-          <w:lang w:val="en-GB" w:eastAsia="en-GB"/>
-          <w14:ligatures w14:val="none"/>
-        </w:rPr>
-        <w:t xml:space="preserve">made from ‘emoji sequences’, multiple emoji characters </w:t>
-      </w:r>
-      <w:r>
-        <w:rPr>
-          <w:rFonts w:ascii="Times New Roman" w:eastAsia="Times New Roman" w:hAnsi="Times New Roman" w:cs="Times New Roman"/>
-          <w:kern w:val="0"/>
-          <w:sz w:val="20"/>
-          <w:szCs w:val="20"/>
-          <w:lang w:val="en-GB" w:eastAsia="en-GB"/>
-          <w14:ligatures w14:val="none"/>
-        </w:rPr>
-        <w:t>creating one emoji to display.</w:t>
+        <w:t>Note</w:t>
+      </w:r>
+      <w:r>
+        <w:rPr>
+          <w:rFonts w:ascii="Times New Roman" w:eastAsia="Times New Roman" w:hAnsi="Times New Roman" w:cs="Times New Roman"/>
+          <w:kern w:val="0"/>
+          <w:sz w:val="20"/>
+          <w:szCs w:val="20"/>
+          <w:lang w:val="en-GB" w:eastAsia="en-GB"/>
+          <w14:ligatures w14:val="none"/>
+        </w:rPr>
+        <w:t xml:space="preserve"> also</w:t>
+      </w:r>
+      <w:r>
+        <w:rPr>
+          <w:rFonts w:ascii="Times New Roman" w:eastAsia="Times New Roman" w:hAnsi="Times New Roman" w:cs="Times New Roman"/>
+          <w:kern w:val="0"/>
+          <w:sz w:val="20"/>
+          <w:szCs w:val="20"/>
+          <w:lang w:val="en-GB" w:eastAsia="en-GB"/>
+          <w14:ligatures w14:val="none"/>
+        </w:rPr>
+        <w:t xml:space="preserve"> that t</w:t>
+      </w:r>
+      <w:r>
+        <w:rPr>
+          <w:rFonts w:ascii="Times New Roman" w:eastAsia="Times New Roman" w:hAnsi="Times New Roman" w:cs="Times New Roman"/>
+          <w:kern w:val="0"/>
+          <w:sz w:val="20"/>
+          <w:szCs w:val="20"/>
+          <w:lang w:val="en-GB" w:eastAsia="en-GB"/>
+          <w14:ligatures w14:val="none"/>
+        </w:rPr>
+        <w:t>here are no nestable bidi controls in SMS/CBS</w:t>
+      </w:r>
+      <w:r>
+        <w:rPr>
+          <w:rFonts w:ascii="Times New Roman" w:eastAsia="Times New Roman" w:hAnsi="Times New Roman" w:cs="Times New Roman"/>
+          <w:kern w:val="0"/>
+          <w:sz w:val="20"/>
+          <w:szCs w:val="20"/>
+          <w:lang w:val="en-GB" w:eastAsia="en-GB"/>
+          <w14:ligatures w14:val="none"/>
+        </w:rPr>
+        <w:t xml:space="preserve"> (or they are not interpreted</w:t>
+      </w:r>
+      <w:r>
+        <w:rPr>
+          <w:rFonts w:ascii="Times New Roman" w:eastAsia="Times New Roman" w:hAnsi="Times New Roman" w:cs="Times New Roman"/>
+          <w:kern w:val="0"/>
+          <w:sz w:val="20"/>
+          <w:szCs w:val="20"/>
+          <w:lang w:val="en-GB" w:eastAsia="en-GB"/>
+          <w14:ligatures w14:val="none"/>
+        </w:rPr>
+        <w:t xml:space="preserve"> in the simplified bidi algorithm</w:t>
+      </w:r>
+      <w:r>
+        <w:rPr>
+          <w:rFonts w:ascii="Times New Roman" w:eastAsia="Times New Roman" w:hAnsi="Times New Roman" w:cs="Times New Roman"/>
+          <w:kern w:val="0"/>
+          <w:sz w:val="20"/>
+          <w:szCs w:val="20"/>
+          <w:lang w:val="en-GB" w:eastAsia="en-GB"/>
+          <w14:ligatures w14:val="none"/>
+        </w:rPr>
+        <w:t xml:space="preserve">, in case the mappings above have not </w:t>
+      </w:r>
+      <w:r>
+        <w:rPr>
+          <w:rFonts w:ascii="Times New Roman" w:eastAsia="Times New Roman" w:hAnsi="Times New Roman" w:cs="Times New Roman"/>
+          <w:kern w:val="0"/>
+          <w:sz w:val="20"/>
+          <w:szCs w:val="20"/>
+          <w:lang w:val="en-GB" w:eastAsia="en-GB"/>
+          <w14:ligatures w14:val="none"/>
+        </w:rPr>
+        <w:t xml:space="preserve">been </w:t>
+      </w:r>
+      <w:r>
+        <w:rPr>
+          <w:rFonts w:ascii="Times New Roman" w:eastAsia="Times New Roman" w:hAnsi="Times New Roman" w:cs="Times New Roman"/>
+          <w:kern w:val="0"/>
+          <w:sz w:val="20"/>
+          <w:szCs w:val="20"/>
+          <w:lang w:val="en-GB" w:eastAsia="en-GB"/>
+          <w14:ligatures w14:val="none"/>
+        </w:rPr>
+        <w:t>applied)</w:t>
+      </w:r>
+      <w:r>
+        <w:rPr>
+          <w:rFonts w:ascii="Times New Roman" w:eastAsia="Times New Roman" w:hAnsi="Times New Roman" w:cs="Times New Roman"/>
+          <w:kern w:val="0"/>
+          <w:sz w:val="20"/>
+          <w:szCs w:val="20"/>
+          <w:lang w:val="en-GB" w:eastAsia="en-GB"/>
+          <w14:ligatures w14:val="none"/>
+        </w:rPr>
+        <w:t>.</w:t>
+      </w:r>
+      <w:r>
+        <w:rPr>
+          <w:rFonts w:ascii="Times New Roman" w:eastAsia="Times New Roman" w:hAnsi="Times New Roman" w:cs="Times New Roman"/>
+          <w:kern w:val="0"/>
+          <w:sz w:val="20"/>
+          <w:szCs w:val="20"/>
+          <w:lang w:val="en-GB" w:eastAsia="en-GB"/>
+          <w14:ligatures w14:val="none"/>
+        </w:rPr>
+        <w:t xml:space="preserve"> Furthermore, </w:t>
+      </w:r>
+      <w:r>
+        <w:rPr>
+          <w:rFonts w:ascii="Times New Roman" w:eastAsia="Times New Roman" w:hAnsi="Times New Roman" w:cs="Times New Roman"/>
+          <w:kern w:val="0"/>
+          <w:sz w:val="20"/>
+          <w:szCs w:val="20"/>
+          <w:lang w:val="en-GB" w:eastAsia="en-GB"/>
+          <w14:ligatures w14:val="none"/>
+        </w:rPr>
+        <w:t>Arabic is a ‘cursive’ script and Arabic characters t</w:t>
+      </w:r>
+      <w:r>
+        <w:rPr>
+          <w:rFonts w:ascii="Times New Roman" w:eastAsia="Times New Roman" w:hAnsi="Times New Roman" w:cs="Times New Roman"/>
+          <w:kern w:val="0"/>
+          <w:sz w:val="20"/>
+          <w:szCs w:val="20"/>
+          <w:lang w:val="en-GB" w:eastAsia="en-GB"/>
+          <w14:ligatures w14:val="none"/>
+        </w:rPr>
+        <w:t>hus should be cursive shaped</w:t>
+      </w:r>
+      <w:r>
+        <w:rPr>
+          <w:rFonts w:ascii="Times New Roman" w:eastAsia="Times New Roman" w:hAnsi="Times New Roman" w:cs="Times New Roman"/>
+          <w:kern w:val="0"/>
+          <w:sz w:val="20"/>
+          <w:szCs w:val="20"/>
+          <w:lang w:val="en-GB" w:eastAsia="en-GB"/>
+          <w14:ligatures w14:val="none"/>
+        </w:rPr>
+        <w:t xml:space="preserve"> (initial, medial, final, isolated forms)</w:t>
+      </w:r>
+      <w:r>
+        <w:rPr>
+          <w:rFonts w:ascii="Times New Roman" w:eastAsia="Times New Roman" w:hAnsi="Times New Roman" w:cs="Times New Roman"/>
+          <w:kern w:val="0"/>
+          <w:sz w:val="20"/>
+          <w:szCs w:val="20"/>
+          <w:lang w:val="en-GB" w:eastAsia="en-GB"/>
+          <w14:ligatures w14:val="none"/>
+        </w:rPr>
+        <w:t xml:space="preserve">, and both Arabic and Hebrew may have </w:t>
+      </w:r>
+      <w:r>
+        <w:rPr>
+          <w:rFonts w:ascii="Times New Roman" w:eastAsia="Times New Roman" w:hAnsi="Times New Roman" w:cs="Times New Roman"/>
+          <w:kern w:val="0"/>
+          <w:sz w:val="20"/>
+          <w:szCs w:val="20"/>
+          <w:lang w:val="en-GB" w:eastAsia="en-GB"/>
+          <w14:ligatures w14:val="none"/>
+        </w:rPr>
+        <w:t>(certain) combining characters applied.</w:t>
+      </w:r>
+      <w:r>
+        <w:rPr>
+          <w:rFonts w:ascii="Times New Roman" w:eastAsia="Times New Roman" w:hAnsi="Times New Roman" w:cs="Times New Roman"/>
+          <w:kern w:val="0"/>
+          <w:sz w:val="20"/>
+          <w:szCs w:val="20"/>
+          <w:lang w:val="en-GB" w:eastAsia="en-GB"/>
+          <w14:ligatures w14:val="none"/>
+        </w:rPr>
+        <w:t xml:space="preserve"> </w:t>
+      </w:r>
+      <w:r>
+        <w:rPr>
+          <w:rFonts w:ascii="Times New Roman" w:eastAsia="Times New Roman" w:hAnsi="Times New Roman" w:cs="Times New Roman"/>
+          <w:kern w:val="0"/>
+          <w:sz w:val="20"/>
+          <w:szCs w:val="20"/>
+          <w:lang w:val="en-GB" w:eastAsia="en-GB"/>
+          <w14:ligatures w14:val="none"/>
+        </w:rPr>
+        <w:t>Bidi mirroring</w:t>
+      </w:r>
+      <w:r>
+        <w:rPr>
+          <w:rFonts w:ascii="Times New Roman" w:eastAsia="Times New Roman" w:hAnsi="Times New Roman" w:cs="Times New Roman"/>
+          <w:kern w:val="0"/>
+          <w:sz w:val="20"/>
+          <w:szCs w:val="20"/>
+          <w:lang w:val="en-GB" w:eastAsia="en-GB"/>
+          <w14:ligatures w14:val="none"/>
+        </w:rPr>
+        <w:t xml:space="preserve"> (when displaying RTL </w:t>
+      </w:r>
+      <w:r>
+        <w:rPr>
+          <w:rFonts w:ascii="Times New Roman" w:eastAsia="Times New Roman" w:hAnsi="Times New Roman" w:cs="Times New Roman"/>
+          <w:kern w:val="0"/>
+          <w:sz w:val="20"/>
+          <w:szCs w:val="20"/>
+          <w:lang w:val="en-GB" w:eastAsia="en-GB"/>
+          <w14:ligatures w14:val="none"/>
+        </w:rPr>
+        <w:t xml:space="preserve">text </w:t>
+      </w:r>
+      <w:r>
+        <w:rPr>
+          <w:rFonts w:ascii="Times New Roman" w:eastAsia="Times New Roman" w:hAnsi="Times New Roman" w:cs="Times New Roman"/>
+          <w:kern w:val="0"/>
+          <w:sz w:val="20"/>
+          <w:szCs w:val="20"/>
+          <w:lang w:val="en-GB" w:eastAsia="en-GB"/>
+          <w14:ligatures w14:val="none"/>
+        </w:rPr>
+        <w:t>sections</w:t>
+      </w:r>
+      <w:r>
+        <w:rPr>
+          <w:rFonts w:ascii="Times New Roman" w:eastAsia="Times New Roman" w:hAnsi="Times New Roman" w:cs="Times New Roman"/>
+          <w:kern w:val="0"/>
+          <w:sz w:val="20"/>
+          <w:szCs w:val="20"/>
+          <w:lang w:val="en-GB" w:eastAsia="en-GB"/>
+          <w14:ligatures w14:val="none"/>
+        </w:rPr>
+        <w:t>)</w:t>
+      </w:r>
+      <w:r>
+        <w:rPr>
+          <w:rFonts w:ascii="Times New Roman" w:eastAsia="Times New Roman" w:hAnsi="Times New Roman" w:cs="Times New Roman"/>
+          <w:kern w:val="0"/>
+          <w:sz w:val="20"/>
+          <w:szCs w:val="20"/>
+          <w:lang w:val="en-GB" w:eastAsia="en-GB"/>
+          <w14:ligatures w14:val="none"/>
+        </w:rPr>
+        <w:t xml:space="preserve"> applies, but only those that can be done via using the data in BidiMirroring.txt</w:t>
+      </w:r>
+      <w:r>
+        <w:rPr>
+          <w:rFonts w:ascii="Times New Roman" w:eastAsia="Times New Roman" w:hAnsi="Times New Roman" w:cs="Times New Roman"/>
+          <w:kern w:val="0"/>
+          <w:sz w:val="20"/>
+          <w:szCs w:val="20"/>
+          <w:lang w:val="en-GB" w:eastAsia="en-GB"/>
+          <w14:ligatures w14:val="none"/>
+        </w:rPr>
+        <w:t xml:space="preserve"> (Unicode)</w:t>
+      </w:r>
+      <w:r>
+        <w:rPr>
+          <w:rFonts w:ascii="Times New Roman" w:eastAsia="Times New Roman" w:hAnsi="Times New Roman" w:cs="Times New Roman"/>
+          <w:kern w:val="0"/>
+          <w:sz w:val="20"/>
+          <w:szCs w:val="20"/>
+          <w:lang w:val="en-GB" w:eastAsia="en-GB"/>
+          <w14:ligatures w14:val="none"/>
+        </w:rPr>
+        <w:t>.</w:t>
       </w:r>
     </w:p>
     <w:p>
@@ -3782,6 +3744,150 @@
           <w:lang w:val="en-GB" w:eastAsia="en-GB"/>
           <w14:ligatures w14:val="none"/>
         </w:rPr>
+        <w:t>Brahmic (Indic) scripts</w:t>
+      </w:r>
+      <w:r>
+        <w:rPr>
+          <w:rFonts w:ascii="Times New Roman" w:eastAsia="Times New Roman" w:hAnsi="Times New Roman" w:cs="Times New Roman"/>
+          <w:kern w:val="0"/>
+          <w:sz w:val="20"/>
+          <w:szCs w:val="20"/>
+          <w:lang w:val="en-GB" w:eastAsia="en-GB"/>
+          <w14:ligatures w14:val="none"/>
+        </w:rPr>
+        <w:t xml:space="preserve"> (if supported) also should be</w:t>
+      </w:r>
+      <w:r>
+        <w:rPr>
+          <w:rFonts w:ascii="Times New Roman" w:eastAsia="Times New Roman" w:hAnsi="Times New Roman" w:cs="Times New Roman"/>
+          <w:kern w:val="0"/>
+          <w:sz w:val="20"/>
+          <w:szCs w:val="20"/>
+          <w:lang w:val="en-GB" w:eastAsia="en-GB"/>
+          <w14:ligatures w14:val="none"/>
+        </w:rPr>
+        <w:t xml:space="preserve"> handled specially for rendering; the de</w:t>
+      </w:r>
+      <w:r>
+        <w:rPr>
+          <w:rFonts w:ascii="Times New Roman" w:eastAsia="Times New Roman" w:hAnsi="Times New Roman" w:cs="Times New Roman"/>
+          <w:kern w:val="0"/>
+          <w:sz w:val="20"/>
+          <w:szCs w:val="20"/>
+          <w:lang w:val="en-GB" w:eastAsia="en-GB"/>
+          <w14:ligatures w14:val="none"/>
+        </w:rPr>
+        <w:t>t</w:t>
+      </w:r>
+      <w:r>
+        <w:rPr>
+          <w:rFonts w:ascii="Times New Roman" w:eastAsia="Times New Roman" w:hAnsi="Times New Roman" w:cs="Times New Roman"/>
+          <w:kern w:val="0"/>
+          <w:sz w:val="20"/>
+          <w:szCs w:val="20"/>
+          <w:lang w:val="en-GB" w:eastAsia="en-GB"/>
+          <w14:ligatures w14:val="none"/>
+        </w:rPr>
+        <w:t xml:space="preserve">ails of which </w:t>
+      </w:r>
+      <w:r>
+        <w:rPr>
+          <w:rFonts w:ascii="Times New Roman" w:eastAsia="Times New Roman" w:hAnsi="Times New Roman" w:cs="Times New Roman"/>
+          <w:kern w:val="0"/>
+          <w:sz w:val="20"/>
+          <w:szCs w:val="20"/>
+          <w:lang w:val="en-GB" w:eastAsia="en-GB"/>
+          <w14:ligatures w14:val="none"/>
+        </w:rPr>
+        <w:t xml:space="preserve">are </w:t>
+      </w:r>
+      <w:r>
+        <w:rPr>
+          <w:rFonts w:ascii="Times New Roman" w:eastAsia="Times New Roman" w:hAnsi="Times New Roman" w:cs="Times New Roman"/>
+          <w:kern w:val="0"/>
+          <w:sz w:val="20"/>
+          <w:szCs w:val="20"/>
+          <w:lang w:val="en-GB" w:eastAsia="en-GB"/>
+          <w14:ligatures w14:val="none"/>
+        </w:rPr>
+        <w:t>beyond the scope of this standard</w:t>
+      </w:r>
+      <w:r>
+        <w:rPr>
+          <w:rFonts w:ascii="Times New Roman" w:eastAsia="Times New Roman" w:hAnsi="Times New Roman" w:cs="Times New Roman"/>
+          <w:kern w:val="0"/>
+          <w:sz w:val="20"/>
+          <w:szCs w:val="20"/>
+          <w:lang w:val="en-GB" w:eastAsia="en-GB"/>
+          <w14:ligatures w14:val="none"/>
+        </w:rPr>
+        <w:t xml:space="preserve">. </w:t>
+      </w:r>
+      <w:r>
+        <w:rPr>
+          <w:rFonts w:ascii="Times New Roman" w:eastAsia="Times New Roman" w:hAnsi="Times New Roman" w:cs="Times New Roman"/>
+          <w:kern w:val="0"/>
+          <w:sz w:val="20"/>
+          <w:szCs w:val="20"/>
+          <w:lang w:val="en-GB" w:eastAsia="en-GB"/>
+          <w14:ligatures w14:val="none"/>
+        </w:rPr>
+        <w:t xml:space="preserve">Further, while most ‘emoji’ characters are </w:t>
+      </w:r>
+      <w:r>
+        <w:rPr>
+          <w:rFonts w:ascii="Times New Roman" w:eastAsia="Times New Roman" w:hAnsi="Times New Roman" w:cs="Times New Roman"/>
+          <w:kern w:val="0"/>
+          <w:sz w:val="20"/>
+          <w:szCs w:val="20"/>
+          <w:lang w:val="en-GB" w:eastAsia="en-GB"/>
+          <w14:ligatures w14:val="none"/>
+        </w:rPr>
+        <w:t xml:space="preserve">isolated small coloured drawings, many emoji are </w:t>
+      </w:r>
+      <w:r>
+        <w:rPr>
+          <w:rFonts w:ascii="Times New Roman" w:eastAsia="Times New Roman" w:hAnsi="Times New Roman" w:cs="Times New Roman"/>
+          <w:kern w:val="0"/>
+          <w:sz w:val="20"/>
+          <w:szCs w:val="20"/>
+          <w:lang w:val="en-GB" w:eastAsia="en-GB"/>
+          <w14:ligatures w14:val="none"/>
+        </w:rPr>
+        <w:t xml:space="preserve">made from ‘emoji sequences’, multiple emoji characters </w:t>
+      </w:r>
+      <w:r>
+        <w:rPr>
+          <w:rFonts w:ascii="Times New Roman" w:eastAsia="Times New Roman" w:hAnsi="Times New Roman" w:cs="Times New Roman"/>
+          <w:kern w:val="0"/>
+          <w:sz w:val="20"/>
+          <w:szCs w:val="20"/>
+          <w:lang w:val="en-GB" w:eastAsia="en-GB"/>
+          <w14:ligatures w14:val="none"/>
+        </w:rPr>
+        <w:t>creating one emoji to display.</w:t>
+      </w:r>
+    </w:p>
+    <w:p>
+      <w:pPr>
+        <w:rPr>
+          <w:rFonts w:ascii="Times New Roman" w:eastAsia="Times New Roman" w:hAnsi="Times New Roman" w:cs="Times New Roman"/>
+          <w:kern w:val="0"/>
+          <w:sz w:val="20"/>
+          <w:szCs w:val="20"/>
+          <w:lang w:val="en-GB" w:eastAsia="en-GB"/>
+          <w14:ligatures w14:val="none"/>
+        </w:rPr>
+      </w:pPr>
+      <w:r>
+        <w:rPr>
+          <w:rFonts w:ascii="Times New Roman" w:eastAsia="Times New Roman" w:hAnsi="Times New Roman" w:cs="Times New Roman"/>
+          <w:kern w:val="0"/>
+          <w:sz w:val="20"/>
+          <w:szCs w:val="20"/>
+          <w:lang w:val="en-GB" w:eastAsia="en-GB"/>
+          <w14:ligatures w14:val="none"/>
+        </w:rPr>
         <w:t xml:space="preserve">For the Latin (“default”) and </w:t>
       </w:r>
       <w:r>
@@ -3914,7 +4020,19 @@
           <w:lang w:val="en-GB" w:eastAsia="en-GB"/>
           <w14:ligatures w14:val="none"/>
         </w:rPr>
-        <w:t xml:space="preserve"> combining characters in the 7-bit alphabet for Greek).</w:t>
+        <w:t xml:space="preserve"> combining characters </w:t>
+      </w:r>
+      <w:r>
+        <w:rPr>
+          <w:rFonts w:ascii="Times New Roman" w:eastAsia="Times New Roman" w:hAnsi="Times New Roman" w:cs="Times New Roman"/>
+          <w:kern w:val="0"/>
+          <w:sz w:val="20"/>
+          <w:szCs w:val="20"/>
+          <w:lang w:val="en-GB" w:eastAsia="en-GB"/>
+          <w14:ligatures w14:val="none"/>
+        </w:rPr>
+        <w:lastRenderedPageBreak/>
+        <w:t>in the 7-bit alphabet for Greek).</w:t>
       </w:r>
       <w:r>
         <w:rPr>
@@ -3936,7 +4054,55 @@
           <w:lang w:val="en-GB" w:eastAsia="en-GB"/>
           <w14:ligatures w14:val="none"/>
         </w:rPr>
-        <w:t xml:space="preserve">to upon reception of a message in Latin (0x10) or Greek (0x11) </w:t>
+        <w:t>to upon reception of a message in Latin (</w:t>
+      </w:r>
+      <w:proofErr w:type="spellStart"/>
+      <w:r>
+        <w:rPr>
+          <w:rFonts w:ascii="Times New Roman" w:eastAsia="Times New Roman" w:hAnsi="Times New Roman" w:cs="Times New Roman"/>
+          <w:kern w:val="0"/>
+          <w:sz w:val="20"/>
+          <w:szCs w:val="20"/>
+          <w:lang w:val="en-GB" w:eastAsia="en-GB"/>
+          <w14:ligatures w14:val="none"/>
+        </w:rPr>
+        <w:t>0x10</w:t>
+      </w:r>
+      <w:proofErr w:type="spellEnd"/>
+      <w:r>
+        <w:rPr>
+          <w:rFonts w:ascii="Times New Roman" w:eastAsia="Times New Roman" w:hAnsi="Times New Roman" w:cs="Times New Roman"/>
+          <w:kern w:val="0"/>
+          <w:sz w:val="20"/>
+          <w:szCs w:val="20"/>
+          <w:lang w:val="en-GB" w:eastAsia="en-GB"/>
+          <w14:ligatures w14:val="none"/>
+        </w:rPr>
+        <w:t>) or Greek (</w:t>
+      </w:r>
+      <w:proofErr w:type="spellStart"/>
+      <w:r>
+        <w:rPr>
+          <w:rFonts w:ascii="Times New Roman" w:eastAsia="Times New Roman" w:hAnsi="Times New Roman" w:cs="Times New Roman"/>
+          <w:kern w:val="0"/>
+          <w:sz w:val="20"/>
+          <w:szCs w:val="20"/>
+          <w:lang w:val="en-GB" w:eastAsia="en-GB"/>
+          <w14:ligatures w14:val="none"/>
+        </w:rPr>
+        <w:t>0x11</w:t>
+      </w:r>
+      <w:proofErr w:type="spellEnd"/>
+      <w:r>
+        <w:rPr>
+          <w:rFonts w:ascii="Times New Roman" w:eastAsia="Times New Roman" w:hAnsi="Times New Roman" w:cs="Times New Roman"/>
+          <w:kern w:val="0"/>
+          <w:sz w:val="20"/>
+          <w:szCs w:val="20"/>
+          <w:lang w:val="en-GB" w:eastAsia="en-GB"/>
+          <w14:ligatures w14:val="none"/>
+        </w:rPr>
+        <w:t xml:space="preserve">) </w:t>
       </w:r>
       <w:r>
         <w:rPr>

--- a/6.2.3.docx
+++ b/6.2.3.docx
@@ -69,45 +69,11 @@
           <w:lang w:val="en-GB" w:eastAsia="en-GB"/>
           <w14:ligatures w14:val="none"/>
         </w:rPr>
-        <w:t>(BE)</w:t>
-      </w:r>
-      <w:r>
-        <w:rPr>
-          <w:rFonts w:ascii="Arial" w:eastAsia="Times New Roman" w:hAnsi="Arial" w:cs="Times New Roman"/>
-          <w:kern w:val="0"/>
-          <w:sz w:val="28"/>
-          <w:szCs w:val="20"/>
-          <w:lang w:val="en-GB" w:eastAsia="en-GB"/>
-          <w14:ligatures w14:val="none"/>
-        </w:rPr>
-        <w:t>/UTF-</w:t>
-      </w:r>
-      <w:proofErr w:type="spellStart"/>
-      <w:r>
-        <w:rPr>
-          <w:rFonts w:ascii="Arial" w:eastAsia="Times New Roman" w:hAnsi="Arial" w:cs="Times New Roman"/>
-          <w:kern w:val="0"/>
-          <w:sz w:val="28"/>
-          <w:szCs w:val="20"/>
-          <w:lang w:val="en-GB" w:eastAsia="en-GB"/>
-          <w14:ligatures w14:val="none"/>
-        </w:rPr>
-        <w:t>16BE</w:t>
-      </w:r>
-      <w:proofErr w:type="spellEnd"/>
+        <w:t>/UTF-16</w:t>
+      </w:r>
     </w:p>
     <w:p>
       <w:pPr>
-        <w:tabs>
-          <w:tab w:val="left" w:pos="2552"/>
-        </w:tabs>
-        <w:overflowPunct w:val="0"/>
-        <w:autoSpaceDE w:val="0"/>
-        <w:autoSpaceDN w:val="0"/>
-        <w:adjustRightInd w:val="0"/>
-        <w:spacing w:after="180" w:line="240" w:lineRule="auto"/>
-        <w:ind w:left="2550" w:hanging="2550"/>
-        <w:textAlignment w:val="baseline"/>
         <w:rPr>
           <w:rFonts w:ascii="Times New Roman" w:eastAsia="Times New Roman" w:hAnsi="Times New Roman" w:cs="Times New Roman"/>
           <w:kern w:val="0"/>
@@ -126,18 +92,28 @@
           <w:lang w:val="en-GB" w:eastAsia="en-GB"/>
           <w14:ligatures w14:val="none"/>
         </w:rPr>
-        <w:t>Bits per character:</w:t>
-      </w:r>
-      <w:r>
-        <w:rPr>
-          <w:rFonts w:ascii="Times New Roman" w:eastAsia="Times New Roman" w:hAnsi="Times New Roman" w:cs="Times New Roman"/>
-          <w:kern w:val="0"/>
-          <w:sz w:val="20"/>
-          <w:szCs w:val="20"/>
-          <w:lang w:val="en-GB" w:eastAsia="en-GB"/>
-          <w14:ligatures w14:val="none"/>
-        </w:rPr>
-        <w:tab/>
+        <w:t xml:space="preserve">16-bit character data. </w:t>
+      </w:r>
+      <w:r>
+        <w:rPr>
+          <w:rFonts w:ascii="Times New Roman" w:eastAsia="Times New Roman" w:hAnsi="Times New Roman" w:cs="Times New Roman"/>
+          <w:kern w:val="0"/>
+          <w:sz w:val="20"/>
+          <w:szCs w:val="20"/>
+          <w:lang w:val="en-GB" w:eastAsia="en-GB"/>
+          <w14:ligatures w14:val="none"/>
+        </w:rPr>
+        <w:t xml:space="preserve">Each </w:t>
+      </w:r>
+      <w:r>
+        <w:rPr>
+          <w:rFonts w:ascii="Times New Roman" w:eastAsia="Times New Roman" w:hAnsi="Times New Roman" w:cs="Times New Roman"/>
+          <w:kern w:val="0"/>
+          <w:sz w:val="20"/>
+          <w:szCs w:val="20"/>
+          <w:lang w:val="en-GB" w:eastAsia="en-GB"/>
+          <w14:ligatures w14:val="none"/>
+        </w:rPr>
         <w:t>16</w:t>
       </w:r>
       <w:r>
@@ -149,6 +125,220 @@
           <w:lang w:val="en-GB" w:eastAsia="en-GB"/>
           <w14:ligatures w14:val="none"/>
         </w:rPr>
+        <w:t xml:space="preserve">-bit unit is transmitted </w:t>
+      </w:r>
+      <w:r>
+        <w:rPr>
+          <w:rFonts w:ascii="Times New Roman" w:eastAsia="Times New Roman" w:hAnsi="Times New Roman" w:cs="Times New Roman"/>
+          <w:kern w:val="0"/>
+          <w:sz w:val="20"/>
+          <w:szCs w:val="20"/>
+          <w:highlight w:val="yellow"/>
+          <w:lang w:val="en-GB" w:eastAsia="en-GB"/>
+          <w14:ligatures w14:val="none"/>
+        </w:rPr>
+        <w:t xml:space="preserve">with the </w:t>
+      </w:r>
+      <w:proofErr w:type="spellStart"/>
+      <w:r>
+        <w:rPr>
+          <w:rFonts w:ascii="Times New Roman" w:eastAsia="Times New Roman" w:hAnsi="Times New Roman" w:cs="Times New Roman"/>
+          <w:i/>
+          <w:iCs/>
+          <w:kern w:val="0"/>
+          <w:sz w:val="20"/>
+          <w:szCs w:val="20"/>
+          <w:highlight w:val="yellow"/>
+          <w:lang w:val="en-GB" w:eastAsia="en-GB"/>
+          <w14:ligatures w14:val="none"/>
+        </w:rPr>
+        <w:t>b</w:t>
+      </w:r>
+      <w:r>
+        <w:rPr>
+          <w:rFonts w:ascii="Times New Roman" w:eastAsia="Times New Roman" w:hAnsi="Times New Roman" w:cs="Times New Roman"/>
+          <w:i/>
+          <w:iCs/>
+          <w:kern w:val="0"/>
+          <w:sz w:val="20"/>
+          <w:szCs w:val="20"/>
+          <w:highlight w:val="yellow"/>
+          <w:lang w:val="en-GB" w:eastAsia="en-GB"/>
+          <w14:ligatures w14:val="none"/>
+        </w:rPr>
+        <w:t>1</w:t>
+      </w:r>
+      <w:proofErr w:type="spellEnd"/>
+      <w:r>
+        <w:rPr>
+          <w:rFonts w:ascii="Times New Roman" w:eastAsia="Times New Roman" w:hAnsi="Times New Roman" w:cs="Times New Roman"/>
+          <w:kern w:val="0"/>
+          <w:sz w:val="20"/>
+          <w:szCs w:val="20"/>
+          <w:highlight w:val="yellow"/>
+          <w:lang w:val="en-GB" w:eastAsia="en-GB"/>
+          <w14:ligatures w14:val="none"/>
+        </w:rPr>
+        <w:t xml:space="preserve"> “first”, up to </w:t>
+      </w:r>
+      <w:proofErr w:type="spellStart"/>
+      <w:r>
+        <w:rPr>
+          <w:rFonts w:ascii="Times New Roman" w:eastAsia="Times New Roman" w:hAnsi="Times New Roman" w:cs="Times New Roman"/>
+          <w:i/>
+          <w:iCs/>
+          <w:kern w:val="0"/>
+          <w:sz w:val="20"/>
+          <w:szCs w:val="20"/>
+          <w:highlight w:val="yellow"/>
+          <w:lang w:val="en-GB" w:eastAsia="en-GB"/>
+          <w14:ligatures w14:val="none"/>
+        </w:rPr>
+        <w:t>b</w:t>
+      </w:r>
+      <w:r>
+        <w:rPr>
+          <w:rFonts w:ascii="Times New Roman" w:eastAsia="Times New Roman" w:hAnsi="Times New Roman" w:cs="Times New Roman"/>
+          <w:i/>
+          <w:iCs/>
+          <w:kern w:val="0"/>
+          <w:sz w:val="20"/>
+          <w:szCs w:val="20"/>
+          <w:highlight w:val="yellow"/>
+          <w:lang w:val="en-GB" w:eastAsia="en-GB"/>
+          <w14:ligatures w14:val="none"/>
+        </w:rPr>
+        <w:t>16</w:t>
+      </w:r>
+      <w:proofErr w:type="spellEnd"/>
+      <w:r>
+        <w:rPr>
+          <w:rFonts w:ascii="Times New Roman" w:eastAsia="Times New Roman" w:hAnsi="Times New Roman" w:cs="Times New Roman"/>
+          <w:kern w:val="0"/>
+          <w:sz w:val="20"/>
+          <w:szCs w:val="20"/>
+          <w:highlight w:val="yellow"/>
+          <w:lang w:val="en-GB" w:eastAsia="en-GB"/>
+          <w14:ligatures w14:val="none"/>
+        </w:rPr>
+        <w:t xml:space="preserve"> “last”</w:t>
+      </w:r>
+      <w:r>
+        <w:rPr>
+          <w:rFonts w:ascii="Times New Roman" w:eastAsia="Times New Roman" w:hAnsi="Times New Roman" w:cs="Times New Roman"/>
+          <w:kern w:val="0"/>
+          <w:sz w:val="20"/>
+          <w:szCs w:val="20"/>
+          <w:lang w:val="en-GB" w:eastAsia="en-GB"/>
+          <w14:ligatures w14:val="none"/>
+        </w:rPr>
+        <w:t>. (NOTE: at a lower protocol level: in 16-</w:t>
+      </w:r>
+      <w:proofErr w:type="spellStart"/>
+      <w:r>
+        <w:rPr>
+          <w:rFonts w:ascii="Times New Roman" w:eastAsia="Times New Roman" w:hAnsi="Times New Roman" w:cs="Times New Roman"/>
+          <w:kern w:val="0"/>
+          <w:sz w:val="20"/>
+          <w:szCs w:val="20"/>
+          <w:lang w:val="en-GB" w:eastAsia="en-GB"/>
+          <w14:ligatures w14:val="none"/>
+        </w:rPr>
+        <w:t>QAM</w:t>
+      </w:r>
+      <w:proofErr w:type="spellEnd"/>
+      <w:r>
+        <w:rPr>
+          <w:rFonts w:ascii="Times New Roman" w:eastAsia="Times New Roman" w:hAnsi="Times New Roman" w:cs="Times New Roman"/>
+          <w:kern w:val="0"/>
+          <w:sz w:val="20"/>
+          <w:szCs w:val="20"/>
+          <w:lang w:val="en-GB" w:eastAsia="en-GB"/>
+          <w14:ligatures w14:val="none"/>
+        </w:rPr>
+        <w:t xml:space="preserve"> 4 bits are sent in parallel, 64-</w:t>
+      </w:r>
+      <w:proofErr w:type="spellStart"/>
+      <w:r>
+        <w:rPr>
+          <w:rFonts w:ascii="Times New Roman" w:eastAsia="Times New Roman" w:hAnsi="Times New Roman" w:cs="Times New Roman"/>
+          <w:kern w:val="0"/>
+          <w:sz w:val="20"/>
+          <w:szCs w:val="20"/>
+          <w:lang w:val="en-GB" w:eastAsia="en-GB"/>
+          <w14:ligatures w14:val="none"/>
+        </w:rPr>
+        <w:t>QAM</w:t>
+      </w:r>
+      <w:proofErr w:type="spellEnd"/>
+      <w:r>
+        <w:rPr>
+          <w:rFonts w:ascii="Times New Roman" w:eastAsia="Times New Roman" w:hAnsi="Times New Roman" w:cs="Times New Roman"/>
+          <w:kern w:val="0"/>
+          <w:sz w:val="20"/>
+          <w:szCs w:val="20"/>
+          <w:lang w:val="en-GB" w:eastAsia="en-GB"/>
+          <w14:ligatures w14:val="none"/>
+        </w:rPr>
+        <w:t>: 6 bits in parallel, 256-</w:t>
+      </w:r>
+      <w:proofErr w:type="spellStart"/>
+      <w:r>
+        <w:rPr>
+          <w:rFonts w:ascii="Times New Roman" w:eastAsia="Times New Roman" w:hAnsi="Times New Roman" w:cs="Times New Roman"/>
+          <w:kern w:val="0"/>
+          <w:sz w:val="20"/>
+          <w:szCs w:val="20"/>
+          <w:lang w:val="en-GB" w:eastAsia="en-GB"/>
+          <w14:ligatures w14:val="none"/>
+        </w:rPr>
+        <w:t>QAM</w:t>
+      </w:r>
+      <w:proofErr w:type="spellEnd"/>
+      <w:r>
+        <w:rPr>
+          <w:rFonts w:ascii="Times New Roman" w:eastAsia="Times New Roman" w:hAnsi="Times New Roman" w:cs="Times New Roman"/>
+          <w:kern w:val="0"/>
+          <w:sz w:val="20"/>
+          <w:szCs w:val="20"/>
+          <w:lang w:val="en-GB" w:eastAsia="en-GB"/>
+          <w14:ligatures w14:val="none"/>
+        </w:rPr>
+        <w:t>: 8 bits in parallel, 1025-</w:t>
+      </w:r>
+      <w:proofErr w:type="spellStart"/>
+      <w:r>
+        <w:rPr>
+          <w:rFonts w:ascii="Times New Roman" w:eastAsia="Times New Roman" w:hAnsi="Times New Roman" w:cs="Times New Roman"/>
+          <w:kern w:val="0"/>
+          <w:sz w:val="20"/>
+          <w:szCs w:val="20"/>
+          <w:lang w:val="en-GB" w:eastAsia="en-GB"/>
+          <w14:ligatures w14:val="none"/>
+        </w:rPr>
+        <w:t>QAM</w:t>
+      </w:r>
+      <w:proofErr w:type="spellEnd"/>
+      <w:r>
+        <w:rPr>
+          <w:rFonts w:ascii="Times New Roman" w:eastAsia="Times New Roman" w:hAnsi="Times New Roman" w:cs="Times New Roman"/>
+          <w:kern w:val="0"/>
+          <w:sz w:val="20"/>
+          <w:szCs w:val="20"/>
+          <w:lang w:val="en-GB" w:eastAsia="en-GB"/>
+          <w14:ligatures w14:val="none"/>
+        </w:rPr>
+        <w:t>: 10 bits in parallel.)</w:t>
+      </w:r>
+      <w:r>
+        <w:rPr>
+          <w:rFonts w:ascii="Times New Roman" w:eastAsia="Times New Roman" w:hAnsi="Times New Roman" w:cs="Times New Roman"/>
+          <w:kern w:val="0"/>
+          <w:sz w:val="20"/>
+          <w:szCs w:val="20"/>
+          <w:lang w:val="en-GB" w:eastAsia="en-GB"/>
+          <w14:ligatures w14:val="none"/>
+        </w:rPr>
         <w:t xml:space="preserve"> </w:t>
       </w:r>
       <w:r>
@@ -157,80 +347,128 @@
           <w:kern w:val="0"/>
           <w:sz w:val="20"/>
           <w:szCs w:val="20"/>
-          <w:lang w:val="en-GB" w:eastAsia="en-GB"/>
-          <w14:ligatures w14:val="none"/>
-        </w:rPr>
-        <w:t>(bits per code unit</w:t>
-      </w:r>
-      <w:r>
-        <w:rPr>
-          <w:rFonts w:ascii="Times New Roman" w:eastAsia="Times New Roman" w:hAnsi="Times New Roman" w:cs="Times New Roman"/>
-          <w:kern w:val="0"/>
-          <w:sz w:val="20"/>
-          <w:szCs w:val="20"/>
-          <w:lang w:val="en-GB" w:eastAsia="en-GB"/>
-          <w14:ligatures w14:val="none"/>
-        </w:rPr>
-        <w:t xml:space="preserve">; </w:t>
-      </w:r>
-      <w:r>
-        <w:rPr>
-          <w:rFonts w:ascii="Times New Roman" w:eastAsia="Times New Roman" w:hAnsi="Times New Roman" w:cs="Times New Roman"/>
-          <w:kern w:val="0"/>
-          <w:sz w:val="20"/>
-          <w:szCs w:val="20"/>
-          <w:lang w:val="en-GB" w:eastAsia="en-GB"/>
-          <w14:ligatures w14:val="none"/>
-        </w:rPr>
-        <w:t xml:space="preserve">a </w:t>
-      </w:r>
-      <w:r>
-        <w:rPr>
-          <w:rFonts w:ascii="Times New Roman" w:eastAsia="Times New Roman" w:hAnsi="Times New Roman" w:cs="Times New Roman"/>
-          <w:kern w:val="0"/>
-          <w:sz w:val="20"/>
-          <w:szCs w:val="20"/>
-          <w:lang w:val="en-GB" w:eastAsia="en-GB"/>
-          <w14:ligatures w14:val="none"/>
-        </w:rPr>
-        <w:t>character in planes 1-17 are coded by</w:t>
-      </w:r>
-      <w:r>
-        <w:rPr>
-          <w:rFonts w:ascii="Times New Roman" w:eastAsia="Times New Roman" w:hAnsi="Times New Roman" w:cs="Times New Roman"/>
-          <w:kern w:val="0"/>
-          <w:sz w:val="20"/>
-          <w:szCs w:val="20"/>
-          <w:lang w:val="en-GB" w:eastAsia="en-GB"/>
-          <w14:ligatures w14:val="none"/>
-        </w:rPr>
-        <w:t xml:space="preserve"> 2 16-bit code units</w:t>
-      </w:r>
-      <w:r>
-        <w:rPr>
-          <w:rFonts w:ascii="Times New Roman" w:eastAsia="Times New Roman" w:hAnsi="Times New Roman" w:cs="Times New Roman"/>
-          <w:kern w:val="0"/>
-          <w:sz w:val="20"/>
-          <w:szCs w:val="20"/>
-          <w:lang w:val="en-GB" w:eastAsia="en-GB"/>
-          <w14:ligatures w14:val="none"/>
-        </w:rPr>
-        <w:t>; the byte (and bit) order is big-endian, a.k.a. network byte order</w:t>
-      </w:r>
-      <w:r>
-        <w:rPr>
-          <w:rFonts w:ascii="Times New Roman" w:eastAsia="Times New Roman" w:hAnsi="Times New Roman" w:cs="Times New Roman"/>
-          <w:kern w:val="0"/>
-          <w:sz w:val="20"/>
-          <w:szCs w:val="20"/>
-          <w:lang w:val="en-GB" w:eastAsia="en-GB"/>
-          <w14:ligatures w14:val="none"/>
-        </w:rPr>
-        <w:t>)</w:t>
+          <w:highlight w:val="yellow"/>
+          <w:lang w:val="en-GB" w:eastAsia="en-GB"/>
+          <w14:ligatures w14:val="none"/>
+        </w:rPr>
+        <w:t>T</w:t>
+      </w:r>
+      <w:r>
+        <w:rPr>
+          <w:rFonts w:ascii="Times New Roman" w:eastAsia="Times New Roman" w:hAnsi="Times New Roman" w:cs="Times New Roman"/>
+          <w:kern w:val="0"/>
+          <w:sz w:val="20"/>
+          <w:szCs w:val="20"/>
+          <w:highlight w:val="yellow"/>
+          <w:lang w:val="en-GB" w:eastAsia="en-GB"/>
+          <w14:ligatures w14:val="none"/>
+        </w:rPr>
+        <w:t>hough nominally big-endian, it is bit-wise</w:t>
+      </w:r>
+      <w:r>
+        <w:rPr>
+          <w:rFonts w:ascii="Times New Roman" w:eastAsia="Times New Roman" w:hAnsi="Times New Roman" w:cs="Times New Roman"/>
+          <w:kern w:val="0"/>
+          <w:sz w:val="20"/>
+          <w:szCs w:val="20"/>
+          <w:highlight w:val="yellow"/>
+          <w:lang w:val="en-GB" w:eastAsia="en-GB"/>
+          <w14:ligatures w14:val="none"/>
+        </w:rPr>
+        <w:t xml:space="preserve"> little endian</w:t>
+      </w:r>
+      <w:r>
+        <w:rPr>
+          <w:rFonts w:ascii="Times New Roman" w:eastAsia="Times New Roman" w:hAnsi="Times New Roman" w:cs="Times New Roman"/>
+          <w:kern w:val="0"/>
+          <w:sz w:val="20"/>
+          <w:szCs w:val="20"/>
+          <w:highlight w:val="yellow"/>
+          <w:lang w:val="en-GB" w:eastAsia="en-GB"/>
+          <w14:ligatures w14:val="none"/>
+        </w:rPr>
+        <w:t xml:space="preserve"> (so if each octet is ‘reversed’ individually</w:t>
+      </w:r>
+      <w:r>
+        <w:rPr>
+          <w:rFonts w:ascii="Times New Roman" w:eastAsia="Times New Roman" w:hAnsi="Times New Roman" w:cs="Times New Roman"/>
+          <w:kern w:val="0"/>
+          <w:sz w:val="20"/>
+          <w:szCs w:val="20"/>
+          <w:highlight w:val="yellow"/>
+          <w:lang w:val="en-GB" w:eastAsia="en-GB"/>
+          <w14:ligatures w14:val="none"/>
+        </w:rPr>
+        <w:t xml:space="preserve"> (instead of reversing 16-bit units)</w:t>
+      </w:r>
+      <w:r>
+        <w:rPr>
+          <w:rFonts w:ascii="Times New Roman" w:eastAsia="Times New Roman" w:hAnsi="Times New Roman" w:cs="Times New Roman"/>
+          <w:kern w:val="0"/>
+          <w:sz w:val="20"/>
+          <w:szCs w:val="20"/>
+          <w:highlight w:val="yellow"/>
+          <w:lang w:val="en-GB" w:eastAsia="en-GB"/>
+          <w14:ligatures w14:val="none"/>
+        </w:rPr>
+        <w:t>, the encoding is little-endian</w:t>
+      </w:r>
+      <w:r>
+        <w:rPr>
+          <w:rFonts w:ascii="Times New Roman" w:eastAsia="Times New Roman" w:hAnsi="Times New Roman" w:cs="Times New Roman"/>
+          <w:kern w:val="0"/>
+          <w:sz w:val="20"/>
+          <w:szCs w:val="20"/>
+          <w:highlight w:val="yellow"/>
+          <w:lang w:val="en-GB" w:eastAsia="en-GB"/>
+          <w14:ligatures w14:val="none"/>
+        </w:rPr>
+        <w:t xml:space="preserve"> </w:t>
+      </w:r>
+      <w:r>
+        <w:rPr>
+          <w:rFonts w:ascii="Times New Roman" w:eastAsia="Times New Roman" w:hAnsi="Times New Roman" w:cs="Times New Roman"/>
+          <w:kern w:val="0"/>
+          <w:sz w:val="20"/>
+          <w:szCs w:val="20"/>
+          <w:highlight w:val="yellow"/>
+          <w:lang w:val="en-GB" w:eastAsia="en-GB"/>
+          <w14:ligatures w14:val="none"/>
+        </w:rPr>
+        <w:t>octet</w:t>
+      </w:r>
+      <w:r>
+        <w:rPr>
+          <w:rFonts w:ascii="Times New Roman" w:eastAsia="Times New Roman" w:hAnsi="Times New Roman" w:cs="Times New Roman"/>
+          <w:kern w:val="0"/>
+          <w:sz w:val="20"/>
+          <w:szCs w:val="20"/>
+          <w:highlight w:val="yellow"/>
+          <w:lang w:val="en-GB" w:eastAsia="en-GB"/>
+          <w14:ligatures w14:val="none"/>
+        </w:rPr>
+        <w:t>-wise…)</w:t>
+      </w:r>
+      <w:r>
+        <w:rPr>
+          <w:rFonts w:ascii="Times New Roman" w:eastAsia="Times New Roman" w:hAnsi="Times New Roman" w:cs="Times New Roman"/>
+          <w:kern w:val="0"/>
+          <w:sz w:val="20"/>
+          <w:szCs w:val="20"/>
+          <w:highlight w:val="yellow"/>
+          <w:lang w:val="en-GB" w:eastAsia="en-GB"/>
+          <w14:ligatures w14:val="none"/>
+        </w:rPr>
+        <w:t>.</w:t>
       </w:r>
     </w:p>
     <w:p>
       <w:pPr>
+        <w:pStyle w:val="Liststycke"/>
+        <w:numPr>
+          <w:ilvl w:val="0"/>
+          <w:numId w:val="5"/>
+        </w:numPr>
         <w:tabs>
           <w:tab w:val="left" w:pos="2552"/>
         </w:tabs>
@@ -258,31 +496,7 @@
           <w:lang w:val="en-GB" w:eastAsia="en-GB"/>
           <w14:ligatures w14:val="none"/>
         </w:rPr>
-        <w:t>CBS/</w:t>
-      </w:r>
-      <w:proofErr w:type="spellStart"/>
-      <w:r>
-        <w:rPr>
-          <w:rFonts w:ascii="Times New Roman" w:eastAsia="Times New Roman" w:hAnsi="Times New Roman" w:cs="Times New Roman"/>
-          <w:kern w:val="0"/>
-          <w:sz w:val="20"/>
-          <w:szCs w:val="20"/>
-          <w:lang w:val="en-GB" w:eastAsia="en-GB"/>
-          <w14:ligatures w14:val="none"/>
-        </w:rPr>
-        <w:t>USSD</w:t>
-      </w:r>
-      <w:proofErr w:type="spellEnd"/>
-      <w:r>
-        <w:rPr>
-          <w:rFonts w:ascii="Times New Roman" w:eastAsia="Times New Roman" w:hAnsi="Times New Roman" w:cs="Times New Roman"/>
-          <w:kern w:val="0"/>
-          <w:sz w:val="20"/>
-          <w:szCs w:val="20"/>
-          <w:lang w:val="en-GB" w:eastAsia="en-GB"/>
-          <w14:ligatures w14:val="none"/>
-        </w:rPr>
-        <w:t xml:space="preserve"> pad character:</w:t>
+        <w:t>Bits per character:</w:t>
       </w:r>
       <w:r>
         <w:rPr>
@@ -294,32 +508,180 @@
           <w14:ligatures w14:val="none"/>
         </w:rPr>
         <w:tab/>
-        <w:t>CR</w:t>
-      </w:r>
-      <w:r>
-        <w:rPr>
-          <w:rFonts w:ascii="Times New Roman" w:eastAsia="Times New Roman" w:hAnsi="Times New Roman" w:cs="Times New Roman"/>
-          <w:kern w:val="0"/>
-          <w:sz w:val="20"/>
-          <w:szCs w:val="20"/>
-          <w:lang w:val="en-GB" w:eastAsia="en-GB"/>
-          <w14:ligatures w14:val="none"/>
-        </w:rPr>
-        <w:t xml:space="preserve"> (as 16-bit, </w:t>
-      </w:r>
-      <w:proofErr w:type="spellStart"/>
-      <w:r>
-        <w:rPr>
-          <w:rFonts w:ascii="Times New Roman" w:eastAsia="Times New Roman" w:hAnsi="Times New Roman" w:cs="Times New Roman"/>
-          <w:kern w:val="0"/>
-          <w:sz w:val="20"/>
-          <w:szCs w:val="20"/>
-          <w:lang w:val="en-GB" w:eastAsia="en-GB"/>
-          <w14:ligatures w14:val="none"/>
-        </w:rPr>
-        <w:t>0x000D</w:t>
-      </w:r>
-      <w:proofErr w:type="spellEnd"/>
+        <w:t>16</w:t>
+      </w:r>
+      <w:r>
+        <w:rPr>
+          <w:rFonts w:ascii="Times New Roman" w:eastAsia="Times New Roman" w:hAnsi="Times New Roman" w:cs="Times New Roman"/>
+          <w:kern w:val="0"/>
+          <w:sz w:val="20"/>
+          <w:szCs w:val="20"/>
+          <w:lang w:val="en-GB" w:eastAsia="en-GB"/>
+          <w14:ligatures w14:val="none"/>
+        </w:rPr>
+        <w:t xml:space="preserve"> </w:t>
+      </w:r>
+      <w:r>
+        <w:rPr>
+          <w:rFonts w:ascii="Times New Roman" w:eastAsia="Times New Roman" w:hAnsi="Times New Roman" w:cs="Times New Roman"/>
+          <w:kern w:val="0"/>
+          <w:sz w:val="20"/>
+          <w:szCs w:val="20"/>
+          <w:lang w:val="en-GB" w:eastAsia="en-GB"/>
+          <w14:ligatures w14:val="none"/>
+        </w:rPr>
+        <w:t>(bits per code unit</w:t>
+      </w:r>
+      <w:r>
+        <w:rPr>
+          <w:rFonts w:ascii="Times New Roman" w:eastAsia="Times New Roman" w:hAnsi="Times New Roman" w:cs="Times New Roman"/>
+          <w:kern w:val="0"/>
+          <w:sz w:val="20"/>
+          <w:szCs w:val="20"/>
+          <w:lang w:val="en-GB" w:eastAsia="en-GB"/>
+          <w14:ligatures w14:val="none"/>
+        </w:rPr>
+        <w:t xml:space="preserve">; </w:t>
+      </w:r>
+      <w:r>
+        <w:rPr>
+          <w:rFonts w:ascii="Times New Roman" w:eastAsia="Times New Roman" w:hAnsi="Times New Roman" w:cs="Times New Roman"/>
+          <w:kern w:val="0"/>
+          <w:sz w:val="20"/>
+          <w:szCs w:val="20"/>
+          <w:lang w:val="en-GB" w:eastAsia="en-GB"/>
+          <w14:ligatures w14:val="none"/>
+        </w:rPr>
+        <w:t xml:space="preserve">a </w:t>
+      </w:r>
+      <w:r>
+        <w:rPr>
+          <w:rFonts w:ascii="Times New Roman" w:eastAsia="Times New Roman" w:hAnsi="Times New Roman" w:cs="Times New Roman"/>
+          <w:kern w:val="0"/>
+          <w:sz w:val="20"/>
+          <w:szCs w:val="20"/>
+          <w:lang w:val="en-GB" w:eastAsia="en-GB"/>
+          <w14:ligatures w14:val="none"/>
+        </w:rPr>
+        <w:t>character in planes 1-17 are coded by</w:t>
+      </w:r>
+      <w:r>
+        <w:rPr>
+          <w:rFonts w:ascii="Times New Roman" w:eastAsia="Times New Roman" w:hAnsi="Times New Roman" w:cs="Times New Roman"/>
+          <w:kern w:val="0"/>
+          <w:sz w:val="20"/>
+          <w:szCs w:val="20"/>
+          <w:lang w:val="en-GB" w:eastAsia="en-GB"/>
+          <w14:ligatures w14:val="none"/>
+        </w:rPr>
+        <w:t xml:space="preserve"> 2 16-bit code</w:t>
+      </w:r>
+      <w:r>
+        <w:rPr>
+          <w:rFonts w:ascii="Times New Roman" w:eastAsia="Times New Roman" w:hAnsi="Times New Roman" w:cs="Times New Roman"/>
+          <w:kern w:val="0"/>
+          <w:sz w:val="20"/>
+          <w:szCs w:val="20"/>
+          <w:lang w:val="en-GB" w:eastAsia="en-GB"/>
+          <w14:ligatures w14:val="none"/>
+        </w:rPr>
+        <w:br/>
+        <w:t xml:space="preserve">                                     </w:t>
+      </w:r>
+      <w:r>
+        <w:rPr>
+          <w:rFonts w:ascii="Times New Roman" w:eastAsia="Times New Roman" w:hAnsi="Times New Roman" w:cs="Times New Roman"/>
+          <w:kern w:val="0"/>
+          <w:sz w:val="20"/>
+          <w:szCs w:val="20"/>
+          <w:lang w:val="en-GB" w:eastAsia="en-GB"/>
+          <w14:ligatures w14:val="none"/>
+        </w:rPr>
+        <w:t>units</w:t>
+      </w:r>
+      <w:r>
+        <w:rPr>
+          <w:rFonts w:ascii="Times New Roman" w:eastAsia="Times New Roman" w:hAnsi="Times New Roman" w:cs="Times New Roman"/>
+          <w:kern w:val="0"/>
+          <w:sz w:val="20"/>
+          <w:szCs w:val="20"/>
+          <w:lang w:val="en-GB" w:eastAsia="en-GB"/>
+          <w14:ligatures w14:val="none"/>
+        </w:rPr>
+        <w:t xml:space="preserve">; </w:t>
+      </w:r>
+      <w:r>
+        <w:rPr>
+          <w:rFonts w:ascii="Times New Roman" w:eastAsia="Times New Roman" w:hAnsi="Times New Roman" w:cs="Times New Roman"/>
+          <w:kern w:val="0"/>
+          <w:sz w:val="20"/>
+          <w:szCs w:val="20"/>
+          <w:highlight w:val="yellow"/>
+          <w:lang w:val="en-GB" w:eastAsia="en-GB"/>
+          <w14:ligatures w14:val="none"/>
+        </w:rPr>
+        <w:t>the byte order is big-endian</w:t>
+      </w:r>
+      <w:r>
+        <w:rPr>
+          <w:rFonts w:ascii="Times New Roman" w:eastAsia="Times New Roman" w:hAnsi="Times New Roman" w:cs="Times New Roman"/>
+          <w:kern w:val="0"/>
+          <w:sz w:val="20"/>
+          <w:szCs w:val="20"/>
+          <w:highlight w:val="yellow"/>
+          <w:lang w:val="en-GB" w:eastAsia="en-GB"/>
+          <w14:ligatures w14:val="none"/>
+        </w:rPr>
+        <w:t xml:space="preserve"> if 16-bit units ‘reversed’</w:t>
+      </w:r>
+      <w:r>
+        <w:rPr>
+          <w:rFonts w:ascii="Times New Roman" w:eastAsia="Times New Roman" w:hAnsi="Times New Roman" w:cs="Times New Roman"/>
+          <w:kern w:val="0"/>
+          <w:sz w:val="20"/>
+          <w:szCs w:val="20"/>
+          <w:highlight w:val="yellow"/>
+          <w:lang w:val="en-GB" w:eastAsia="en-GB"/>
+          <w14:ligatures w14:val="none"/>
+        </w:rPr>
+        <w:t>, little-endian if</w:t>
+      </w:r>
+      <w:r>
+        <w:rPr>
+          <w:rFonts w:ascii="Times New Roman" w:eastAsia="Times New Roman" w:hAnsi="Times New Roman" w:cs="Times New Roman"/>
+          <w:kern w:val="0"/>
+          <w:sz w:val="20"/>
+          <w:szCs w:val="20"/>
+          <w:highlight w:val="yellow"/>
+          <w:lang w:val="en-GB" w:eastAsia="en-GB"/>
+          <w14:ligatures w14:val="none"/>
+        </w:rPr>
+        <w:br/>
+        <w:t xml:space="preserve">                                     </w:t>
+      </w:r>
+      <w:r>
+        <w:rPr>
+          <w:rFonts w:ascii="Times New Roman" w:eastAsia="Times New Roman" w:hAnsi="Times New Roman" w:cs="Times New Roman"/>
+          <w:kern w:val="0"/>
+          <w:sz w:val="20"/>
+          <w:szCs w:val="20"/>
+          <w:highlight w:val="yellow"/>
+          <w:lang w:val="en-GB" w:eastAsia="en-GB"/>
+          <w14:ligatures w14:val="none"/>
+        </w:rPr>
+        <w:t>8-bit units ‘reversed</w:t>
+      </w:r>
+      <w:r>
+        <w:rPr>
+          <w:rFonts w:ascii="Times New Roman" w:eastAsia="Times New Roman" w:hAnsi="Times New Roman" w:cs="Times New Roman"/>
+          <w:kern w:val="0"/>
+          <w:sz w:val="20"/>
+          <w:szCs w:val="20"/>
+          <w:lang w:val="en-GB" w:eastAsia="en-GB"/>
+          <w14:ligatures w14:val="none"/>
+        </w:rPr>
+        <w:t>’</w:t>
+      </w:r>
       <w:r>
         <w:rPr>
           <w:rFonts w:ascii="Times New Roman" w:eastAsia="Times New Roman" w:hAnsi="Times New Roman" w:cs="Times New Roman"/>
@@ -334,6 +696,11 @@
     </w:p>
     <w:p>
       <w:pPr>
+        <w:pStyle w:val="Liststycke"/>
+        <w:numPr>
+          <w:ilvl w:val="0"/>
+          <w:numId w:val="5"/>
+        </w:numPr>
         <w:tabs>
           <w:tab w:val="left" w:pos="2552"/>
         </w:tabs>
@@ -361,7 +728,18 @@
           <w:lang w:val="en-GB" w:eastAsia="en-GB"/>
           <w14:ligatures w14:val="none"/>
         </w:rPr>
-        <w:t>Character table:</w:t>
+        <w:t>P</w:t>
+      </w:r>
+      <w:r>
+        <w:rPr>
+          <w:rFonts w:ascii="Times New Roman" w:eastAsia="Times New Roman" w:hAnsi="Times New Roman" w:cs="Times New Roman"/>
+          <w:kern w:val="0"/>
+          <w:sz w:val="20"/>
+          <w:szCs w:val="20"/>
+          <w:lang w:val="en-GB" w:eastAsia="en-GB"/>
+          <w14:ligatures w14:val="none"/>
+        </w:rPr>
+        <w:t>ad character:</w:t>
       </w:r>
       <w:r>
         <w:rPr>
@@ -373,11 +751,82 @@
           <w14:ligatures w14:val="none"/>
         </w:rPr>
         <w:tab/>
-        <w:t>ISO/IEC 10646 [10]</w:t>
+        <w:t>CR</w:t>
+      </w:r>
+      <w:r>
+        <w:rPr>
+          <w:rFonts w:ascii="Times New Roman" w:eastAsia="Times New Roman" w:hAnsi="Times New Roman" w:cs="Times New Roman"/>
+          <w:kern w:val="0"/>
+          <w:sz w:val="20"/>
+          <w:szCs w:val="20"/>
+          <w:lang w:val="en-GB" w:eastAsia="en-GB"/>
+          <w14:ligatures w14:val="none"/>
+        </w:rPr>
+        <w:t xml:space="preserve"> (as </w:t>
+      </w:r>
+      <w:proofErr w:type="spellStart"/>
+      <w:r>
+        <w:rPr>
+          <w:rFonts w:ascii="Times New Roman" w:eastAsia="Times New Roman" w:hAnsi="Times New Roman" w:cs="Times New Roman"/>
+          <w:kern w:val="0"/>
+          <w:sz w:val="20"/>
+          <w:szCs w:val="20"/>
+          <w:lang w:val="en-GB" w:eastAsia="en-GB"/>
+          <w14:ligatures w14:val="none"/>
+        </w:rPr>
+        <w:t>0x000D</w:t>
+      </w:r>
+      <w:proofErr w:type="spellEnd"/>
+      <w:r>
+        <w:rPr>
+          <w:rFonts w:ascii="Times New Roman" w:eastAsia="Times New Roman" w:hAnsi="Times New Roman" w:cs="Times New Roman"/>
+          <w:kern w:val="0"/>
+          <w:sz w:val="20"/>
+          <w:szCs w:val="20"/>
+          <w:lang w:val="en-GB" w:eastAsia="en-GB"/>
+          <w14:ligatures w14:val="none"/>
+        </w:rPr>
+        <w:t xml:space="preserve"> in 16</w:t>
+      </w:r>
+      <w:r>
+        <w:rPr>
+          <w:rFonts w:ascii="Times New Roman" w:eastAsia="Times New Roman" w:hAnsi="Times New Roman" w:cs="Times New Roman"/>
+          <w:kern w:val="0"/>
+          <w:sz w:val="20"/>
+          <w:szCs w:val="20"/>
+          <w:lang w:val="en-GB" w:eastAsia="en-GB"/>
+          <w14:ligatures w14:val="none"/>
+        </w:rPr>
+        <w:t xml:space="preserve"> bits</w:t>
+      </w:r>
+      <w:r>
+        <w:rPr>
+          <w:rFonts w:ascii="Times New Roman" w:eastAsia="Times New Roman" w:hAnsi="Times New Roman" w:cs="Times New Roman"/>
+          <w:kern w:val="0"/>
+          <w:sz w:val="20"/>
+          <w:szCs w:val="20"/>
+          <w:lang w:val="en-GB" w:eastAsia="en-GB"/>
+          <w14:ligatures w14:val="none"/>
+        </w:rPr>
+        <w:t>)</w:t>
       </w:r>
     </w:p>
     <w:p>
       <w:pPr>
+        <w:pStyle w:val="Liststycke"/>
+        <w:numPr>
+          <w:ilvl w:val="0"/>
+          <w:numId w:val="5"/>
+        </w:numPr>
+        <w:tabs>
+          <w:tab w:val="left" w:pos="2552"/>
+        </w:tabs>
+        <w:overflowPunct w:val="0"/>
+        <w:autoSpaceDE w:val="0"/>
+        <w:autoSpaceDN w:val="0"/>
+        <w:adjustRightInd w:val="0"/>
+        <w:spacing w:after="180" w:line="240" w:lineRule="auto"/>
+        <w:textAlignment w:val="baseline"/>
         <w:rPr>
           <w:rFonts w:ascii="Times New Roman" w:eastAsia="Times New Roman" w:hAnsi="Times New Roman" w:cs="Times New Roman"/>
           <w:kern w:val="0"/>
@@ -387,6 +836,119 @@
           <w14:ligatures w14:val="none"/>
         </w:rPr>
       </w:pPr>
+      <w:r>
+        <w:rPr>
+          <w:rFonts w:ascii="Times New Roman" w:eastAsia="Times New Roman" w:hAnsi="Times New Roman" w:cs="Times New Roman"/>
+          <w:kern w:val="0"/>
+          <w:sz w:val="20"/>
+          <w:szCs w:val="20"/>
+          <w:lang w:val="en-GB" w:eastAsia="en-GB"/>
+          <w14:ligatures w14:val="none"/>
+        </w:rPr>
+        <w:t>Character table:</w:t>
+      </w:r>
+      <w:r>
+        <w:rPr>
+          <w:rFonts w:ascii="Times New Roman" w:eastAsia="Times New Roman" w:hAnsi="Times New Roman" w:cs="Times New Roman"/>
+          <w:kern w:val="0"/>
+          <w:sz w:val="20"/>
+          <w:szCs w:val="20"/>
+          <w:lang w:val="en-GB" w:eastAsia="en-GB"/>
+          <w14:ligatures w14:val="none"/>
+        </w:rPr>
+        <w:tab/>
+        <w:t>ISO/IEC 10646 [10]</w:t>
+      </w:r>
+      <w:r>
+        <w:rPr>
+          <w:rFonts w:ascii="Times New Roman" w:eastAsia="Times New Roman" w:hAnsi="Times New Roman" w:cs="Times New Roman"/>
+          <w:kern w:val="0"/>
+          <w:sz w:val="20"/>
+          <w:szCs w:val="20"/>
+          <w:lang w:val="en-GB" w:eastAsia="en-GB"/>
+          <w14:ligatures w14:val="none"/>
+        </w:rPr>
+        <w:t xml:space="preserve">; </w:t>
+      </w:r>
+      <w:r>
+        <w:rPr>
+          <w:rFonts w:ascii="Times New Roman" w:eastAsia="Times New Roman" w:hAnsi="Times New Roman" w:cs="Times New Roman"/>
+          <w:kern w:val="0"/>
+          <w:sz w:val="20"/>
+          <w:szCs w:val="20"/>
+          <w:lang w:val="en-GB" w:eastAsia="en-GB"/>
+          <w14:ligatures w14:val="none"/>
+        </w:rPr>
+        <w:t>UTF-</w:t>
+      </w:r>
+      <w:r>
+        <w:rPr>
+          <w:rFonts w:ascii="Times New Roman" w:eastAsia="Times New Roman" w:hAnsi="Times New Roman" w:cs="Times New Roman"/>
+          <w:kern w:val="0"/>
+          <w:sz w:val="20"/>
+          <w:szCs w:val="20"/>
+          <w:lang w:val="en-GB" w:eastAsia="en-GB"/>
+          <w14:ligatures w14:val="none"/>
+        </w:rPr>
+        <w:t>16</w:t>
+      </w:r>
+      <w:r>
+        <w:rPr>
+          <w:rFonts w:ascii="Times New Roman" w:eastAsia="Times New Roman" w:hAnsi="Times New Roman" w:cs="Times New Roman"/>
+          <w:kern w:val="0"/>
+          <w:sz w:val="20"/>
+          <w:szCs w:val="20"/>
+          <w:lang w:val="en-GB" w:eastAsia="en-GB"/>
+          <w14:ligatures w14:val="none"/>
+        </w:rPr>
+        <w:t xml:space="preserve">, 1 to </w:t>
+      </w:r>
+      <w:r>
+        <w:rPr>
+          <w:rFonts w:ascii="Times New Roman" w:eastAsia="Times New Roman" w:hAnsi="Times New Roman" w:cs="Times New Roman"/>
+          <w:kern w:val="0"/>
+          <w:sz w:val="20"/>
+          <w:szCs w:val="20"/>
+          <w:lang w:val="en-GB" w:eastAsia="en-GB"/>
+          <w14:ligatures w14:val="none"/>
+        </w:rPr>
+        <w:t>2</w:t>
+      </w:r>
+      <w:r>
+        <w:rPr>
+          <w:rFonts w:ascii="Times New Roman" w:eastAsia="Times New Roman" w:hAnsi="Times New Roman" w:cs="Times New Roman"/>
+          <w:kern w:val="0"/>
+          <w:sz w:val="20"/>
+          <w:szCs w:val="20"/>
+          <w:lang w:val="en-GB" w:eastAsia="en-GB"/>
+          <w14:ligatures w14:val="none"/>
+        </w:rPr>
+        <w:t xml:space="preserve"> </w:t>
+      </w:r>
+      <w:proofErr w:type="spellStart"/>
+      <w:r>
+        <w:rPr>
+          <w:rFonts w:ascii="Times New Roman" w:eastAsia="Times New Roman" w:hAnsi="Times New Roman" w:cs="Times New Roman"/>
+          <w:kern w:val="0"/>
+          <w:sz w:val="20"/>
+          <w:szCs w:val="20"/>
+          <w:lang w:val="en-GB" w:eastAsia="en-GB"/>
+          <w14:ligatures w14:val="none"/>
+        </w:rPr>
+        <w:t>hexadecets</w:t>
+      </w:r>
+      <w:proofErr w:type="spellEnd"/>
+      <w:r>
+        <w:rPr>
+          <w:rFonts w:ascii="Times New Roman" w:eastAsia="Times New Roman" w:hAnsi="Times New Roman" w:cs="Times New Roman"/>
+          <w:kern w:val="0"/>
+          <w:sz w:val="20"/>
+          <w:szCs w:val="20"/>
+          <w:lang w:val="en-GB" w:eastAsia="en-GB"/>
+          <w14:ligatures w14:val="none"/>
+        </w:rPr>
+        <w:t xml:space="preserve"> per character</w:t>
+      </w:r>
     </w:p>
     <w:p>
       <w:pPr>
@@ -408,7 +970,18 @@
           <w:lang w:val="en-GB" w:eastAsia="en-GB"/>
           <w14:ligatures w14:val="none"/>
         </w:rPr>
-        <w:t>UTF-</w:t>
+        <w:t>UTF-16</w:t>
+      </w:r>
+      <w:r>
+        <w:rPr>
+          <w:rFonts w:ascii="Times New Roman" w:eastAsia="Times New Roman" w:hAnsi="Times New Roman" w:cs="Times New Roman"/>
+          <w:kern w:val="0"/>
+          <w:sz w:val="20"/>
+          <w:szCs w:val="20"/>
+          <w:lang w:val="en-GB" w:eastAsia="en-GB"/>
+          <w14:ligatures w14:val="none"/>
+        </w:rPr>
+        <w:t xml:space="preserve"> is an extension of </w:t>
       </w:r>
       <w:proofErr w:type="spellStart"/>
       <w:r>
@@ -420,18 +993,7 @@
           <w:lang w:val="en-GB" w:eastAsia="en-GB"/>
           <w14:ligatures w14:val="none"/>
         </w:rPr>
-        <w:t>16</w:t>
-      </w:r>
-      <w:r>
-        <w:rPr>
-          <w:rFonts w:ascii="Times New Roman" w:eastAsia="Times New Roman" w:hAnsi="Times New Roman" w:cs="Times New Roman"/>
-          <w:kern w:val="0"/>
-          <w:sz w:val="20"/>
-          <w:szCs w:val="20"/>
-          <w:lang w:val="en-GB" w:eastAsia="en-GB"/>
-          <w14:ligatures w14:val="none"/>
-        </w:rPr>
-        <w:t>BE</w:t>
+        <w:t>UCS2</w:t>
       </w:r>
       <w:proofErr w:type="spellEnd"/>
       <w:r>
@@ -443,41 +1005,6 @@
           <w:lang w:val="en-GB" w:eastAsia="en-GB"/>
           <w14:ligatures w14:val="none"/>
         </w:rPr>
-        <w:t xml:space="preserve"> is an extension of </w:t>
-      </w:r>
-      <w:proofErr w:type="spellStart"/>
-      <w:r>
-        <w:rPr>
-          <w:rFonts w:ascii="Times New Roman" w:eastAsia="Times New Roman" w:hAnsi="Times New Roman" w:cs="Times New Roman"/>
-          <w:kern w:val="0"/>
-          <w:sz w:val="20"/>
-          <w:szCs w:val="20"/>
-          <w:lang w:val="en-GB" w:eastAsia="en-GB"/>
-          <w14:ligatures w14:val="none"/>
-        </w:rPr>
-        <w:t>UCS2</w:t>
-      </w:r>
-      <w:proofErr w:type="spellEnd"/>
-      <w:r>
-        <w:rPr>
-          <w:rFonts w:ascii="Times New Roman" w:eastAsia="Times New Roman" w:hAnsi="Times New Roman" w:cs="Times New Roman"/>
-          <w:kern w:val="0"/>
-          <w:sz w:val="20"/>
-          <w:szCs w:val="20"/>
-          <w:lang w:val="en-GB" w:eastAsia="en-GB"/>
-          <w14:ligatures w14:val="none"/>
-        </w:rPr>
-        <w:t>(BE)</w:t>
-      </w:r>
-      <w:r>
-        <w:rPr>
-          <w:rFonts w:ascii="Times New Roman" w:eastAsia="Times New Roman" w:hAnsi="Times New Roman" w:cs="Times New Roman"/>
-          <w:kern w:val="0"/>
-          <w:sz w:val="20"/>
-          <w:szCs w:val="20"/>
-          <w:lang w:val="en-GB" w:eastAsia="en-GB"/>
-          <w14:ligatures w14:val="none"/>
-        </w:rPr>
         <w:t>, plane 0,</w:t>
       </w:r>
       <w:r>
@@ -500,7 +1027,7 @@
           <w:lang w:val="en-GB" w:eastAsia="en-GB"/>
           <w14:ligatures w14:val="none"/>
         </w:rPr>
-        <w:t xml:space="preserve"> representing characters in “planes” 1-16</w:t>
+        <w:t xml:space="preserve"> representing characters in planes 1-16</w:t>
       </w:r>
       <w:r>
         <w:rPr>
@@ -988,6 +1515,7 @@
         </w:rPr>
         <w:t xml:space="preserve">a </w:t>
       </w:r>
+      <w:proofErr w:type="gramStart"/>
       <w:r>
         <w:rPr>
           <w:rFonts w:ascii="Times New Roman" w:eastAsia="Times New Roman" w:hAnsi="Times New Roman" w:cs="Times New Roman"/>
@@ -1001,6 +1529,7 @@
         </w:rPr>
         <w:t>pairs</w:t>
       </w:r>
+      <w:proofErr w:type="gramEnd"/>
       <w:r>
         <w:rPr>
           <w:rFonts w:ascii="Times New Roman" w:eastAsia="Times New Roman" w:hAnsi="Times New Roman" w:cs="Times New Roman"/>
@@ -1103,21 +1632,8 @@
           <w:lang w:val="en-GB" w:eastAsia="en-GB"/>
           <w14:ligatures w14:val="none"/>
         </w:rPr>
-        <w:t>/UTF-</w:t>
-      </w:r>
-      <w:proofErr w:type="spellStart"/>
-      <w:r>
-        <w:rPr>
-          <w:rFonts w:ascii="Times New Roman" w:eastAsia="Times New Roman" w:hAnsi="Times New Roman" w:cs="Times New Roman"/>
-          <w:kern w:val="0"/>
-          <w:sz w:val="20"/>
-          <w:szCs w:val="20"/>
-          <w:lang w:val="en-GB" w:eastAsia="en-GB"/>
-          <w14:ligatures w14:val="none"/>
-        </w:rPr>
-        <w:t>16BE</w:t>
-      </w:r>
-      <w:proofErr w:type="spellEnd"/>
+        <w:t>/UTF-16</w:t>
+      </w:r>
       <w:r>
         <w:rPr>
           <w:rFonts w:ascii="Times New Roman" w:eastAsia="Times New Roman" w:hAnsi="Times New Roman" w:cs="Times New Roman"/>
@@ -3843,7 +4359,31 @@
           <w:lang w:val="en-GB" w:eastAsia="en-GB"/>
           <w14:ligatures w14:val="none"/>
         </w:rPr>
-        <w:t xml:space="preserve">isolated small coloured drawings, many emoji are </w:t>
+        <w:t xml:space="preserve">isolated </w:t>
+      </w:r>
+      <w:proofErr w:type="gramStart"/>
+      <w:r>
+        <w:rPr>
+          <w:rFonts w:ascii="Times New Roman" w:eastAsia="Times New Roman" w:hAnsi="Times New Roman" w:cs="Times New Roman"/>
+          <w:kern w:val="0"/>
+          <w:sz w:val="20"/>
+          <w:szCs w:val="20"/>
+          <w:lang w:val="en-GB" w:eastAsia="en-GB"/>
+          <w14:ligatures w14:val="none"/>
+        </w:rPr>
+        <w:t>small coloured</w:t>
+      </w:r>
+      <w:proofErr w:type="gramEnd"/>
+      <w:r>
+        <w:rPr>
+          <w:rFonts w:ascii="Times New Roman" w:eastAsia="Times New Roman" w:hAnsi="Times New Roman" w:cs="Times New Roman"/>
+          <w:kern w:val="0"/>
+          <w:sz w:val="20"/>
+          <w:szCs w:val="20"/>
+          <w:lang w:val="en-GB" w:eastAsia="en-GB"/>
+          <w14:ligatures w14:val="none"/>
+        </w:rPr>
+        <w:t xml:space="preserve"> drawings, many emoji are </w:t>
       </w:r>
       <w:r>
         <w:rPr>
@@ -3888,18 +4428,65 @@
           <w:lang w:val="en-GB" w:eastAsia="en-GB"/>
           <w14:ligatures w14:val="none"/>
         </w:rPr>
-        <w:t xml:space="preserve">For the Latin (“default”) and </w:t>
-      </w:r>
-      <w:r>
-        <w:rPr>
-          <w:rFonts w:ascii="Times New Roman" w:eastAsia="Times New Roman" w:hAnsi="Times New Roman" w:cs="Times New Roman"/>
-          <w:kern w:val="0"/>
-          <w:sz w:val="20"/>
-          <w:szCs w:val="20"/>
-          <w:lang w:val="en-GB" w:eastAsia="en-GB"/>
-          <w14:ligatures w14:val="none"/>
-        </w:rPr>
-        <w:t xml:space="preserve">Greek scripts, most text </w:t>
+        <w:lastRenderedPageBreak/>
+        <w:t xml:space="preserve">For the Latin </w:t>
+      </w:r>
+      <w:r>
+        <w:rPr>
+          <w:rFonts w:ascii="Times New Roman" w:eastAsia="Times New Roman" w:hAnsi="Times New Roman" w:cs="Times New Roman"/>
+          <w:kern w:val="0"/>
+          <w:sz w:val="20"/>
+          <w:szCs w:val="20"/>
+          <w:lang w:val="en-GB" w:eastAsia="en-GB"/>
+          <w14:ligatures w14:val="none"/>
+        </w:rPr>
+        <w:t>script</w:t>
+      </w:r>
+      <w:r>
+        <w:rPr>
+          <w:rFonts w:ascii="Times New Roman" w:eastAsia="Times New Roman" w:hAnsi="Times New Roman" w:cs="Times New Roman"/>
+          <w:kern w:val="0"/>
+          <w:sz w:val="20"/>
+          <w:szCs w:val="20"/>
+          <w:lang w:val="en-GB" w:eastAsia="en-GB"/>
+          <w14:ligatures w14:val="none"/>
+        </w:rPr>
+        <w:t xml:space="preserve"> alphabet (“European”, identifier </w:t>
+      </w:r>
+      <w:proofErr w:type="spellStart"/>
+      <w:r>
+        <w:rPr>
+          <w:rFonts w:ascii="Times New Roman" w:eastAsia="Times New Roman" w:hAnsi="Times New Roman" w:cs="Times New Roman"/>
+          <w:kern w:val="0"/>
+          <w:sz w:val="20"/>
+          <w:szCs w:val="20"/>
+          <w:lang w:val="en-GB" w:eastAsia="en-GB"/>
+          <w14:ligatures w14:val="none"/>
+        </w:rPr>
+        <w:t>0x10</w:t>
+      </w:r>
+      <w:proofErr w:type="spellEnd"/>
+      <w:r>
+        <w:rPr>
+          <w:rFonts w:ascii="Times New Roman" w:eastAsia="Times New Roman" w:hAnsi="Times New Roman" w:cs="Times New Roman"/>
+          <w:kern w:val="0"/>
+          <w:sz w:val="20"/>
+          <w:szCs w:val="20"/>
+          <w:lang w:val="en-GB" w:eastAsia="en-GB"/>
+          <w14:ligatures w14:val="none"/>
+        </w:rPr>
+        <w:t>)</w:t>
+      </w:r>
+      <w:r>
+        <w:rPr>
+          <w:rFonts w:ascii="Times New Roman" w:eastAsia="Times New Roman" w:hAnsi="Times New Roman" w:cs="Times New Roman"/>
+          <w:kern w:val="0"/>
+          <w:sz w:val="20"/>
+          <w:szCs w:val="20"/>
+          <w:lang w:val="en-GB" w:eastAsia="en-GB"/>
+          <w14:ligatures w14:val="none"/>
+        </w:rPr>
+        <w:t xml:space="preserve"> most text </w:t>
       </w:r>
       <w:r>
         <w:rPr>
@@ -3921,29 +4508,189 @@
           <w:lang w:val="en-GB" w:eastAsia="en-GB"/>
           <w14:ligatures w14:val="none"/>
         </w:rPr>
-        <w:t xml:space="preserve">“precomposed” letters. However, to be able to </w:t>
-      </w:r>
-      <w:r>
-        <w:rPr>
-          <w:rFonts w:ascii="Times New Roman" w:eastAsia="Times New Roman" w:hAnsi="Times New Roman" w:cs="Times New Roman"/>
-          <w:kern w:val="0"/>
-          <w:sz w:val="20"/>
-          <w:szCs w:val="20"/>
-          <w:lang w:val="en-GB" w:eastAsia="en-GB"/>
-          <w14:ligatures w14:val="none"/>
-        </w:rPr>
-        <w:t xml:space="preserve">fit these into one 7-bit alphabet each, we rely </w:t>
-      </w:r>
-      <w:r>
-        <w:rPr>
-          <w:rFonts w:ascii="Times New Roman" w:eastAsia="Times New Roman" w:hAnsi="Times New Roman" w:cs="Times New Roman"/>
-          <w:kern w:val="0"/>
-          <w:sz w:val="20"/>
-          <w:szCs w:val="20"/>
-          <w:lang w:val="en-GB" w:eastAsia="en-GB"/>
-          <w14:ligatures w14:val="none"/>
-        </w:rPr>
-        <w:t>combining characters, in particular for East European languages</w:t>
+        <w:t>“precomposed” letters</w:t>
+      </w:r>
+      <w:r>
+        <w:rPr>
+          <w:rFonts w:ascii="Times New Roman" w:eastAsia="Times New Roman" w:hAnsi="Times New Roman" w:cs="Times New Roman"/>
+          <w:kern w:val="0"/>
+          <w:sz w:val="20"/>
+          <w:szCs w:val="20"/>
+          <w:lang w:val="en-GB" w:eastAsia="en-GB"/>
+          <w14:ligatures w14:val="none"/>
+        </w:rPr>
+        <w:t xml:space="preserve"> in ISO/IEC 10646 (UCS)</w:t>
+      </w:r>
+      <w:r>
+        <w:rPr>
+          <w:rFonts w:ascii="Times New Roman" w:eastAsia="Times New Roman" w:hAnsi="Times New Roman" w:cs="Times New Roman"/>
+          <w:kern w:val="0"/>
+          <w:sz w:val="20"/>
+          <w:szCs w:val="20"/>
+          <w:lang w:val="en-GB" w:eastAsia="en-GB"/>
+          <w14:ligatures w14:val="none"/>
+        </w:rPr>
+        <w:t xml:space="preserve">. However, to be able to </w:t>
+      </w:r>
+      <w:r>
+        <w:rPr>
+          <w:rFonts w:ascii="Times New Roman" w:eastAsia="Times New Roman" w:hAnsi="Times New Roman" w:cs="Times New Roman"/>
+          <w:kern w:val="0"/>
+          <w:sz w:val="20"/>
+          <w:szCs w:val="20"/>
+          <w:lang w:val="en-GB" w:eastAsia="en-GB"/>
+          <w14:ligatures w14:val="none"/>
+        </w:rPr>
+        <w:t xml:space="preserve">fit </w:t>
+      </w:r>
+      <w:r>
+        <w:rPr>
+          <w:rFonts w:ascii="Times New Roman" w:eastAsia="Times New Roman" w:hAnsi="Times New Roman" w:cs="Times New Roman"/>
+          <w:kern w:val="0"/>
+          <w:sz w:val="20"/>
+          <w:szCs w:val="20"/>
+          <w:lang w:val="en-GB" w:eastAsia="en-GB"/>
+          <w14:ligatures w14:val="none"/>
+        </w:rPr>
+        <w:t xml:space="preserve">the Latin characters for </w:t>
+      </w:r>
+      <w:r>
+        <w:rPr>
+          <w:rFonts w:ascii="Times New Roman" w:eastAsia="Times New Roman" w:hAnsi="Times New Roman" w:cs="Times New Roman"/>
+          <w:kern w:val="0"/>
+          <w:sz w:val="20"/>
+          <w:szCs w:val="20"/>
+          <w:lang w:val="en-GB" w:eastAsia="en-GB"/>
+          <w14:ligatures w14:val="none"/>
+        </w:rPr>
+        <w:t xml:space="preserve">these </w:t>
+      </w:r>
+      <w:r>
+        <w:rPr>
+          <w:rFonts w:ascii="Times New Roman" w:eastAsia="Times New Roman" w:hAnsi="Times New Roman" w:cs="Times New Roman"/>
+          <w:kern w:val="0"/>
+          <w:sz w:val="20"/>
+          <w:szCs w:val="20"/>
+          <w:lang w:val="en-GB" w:eastAsia="en-GB"/>
+          <w14:ligatures w14:val="none"/>
+        </w:rPr>
+        <w:t xml:space="preserve">languages </w:t>
+      </w:r>
+      <w:r>
+        <w:rPr>
+          <w:rFonts w:ascii="Times New Roman" w:eastAsia="Times New Roman" w:hAnsi="Times New Roman" w:cs="Times New Roman"/>
+          <w:kern w:val="0"/>
+          <w:sz w:val="20"/>
+          <w:szCs w:val="20"/>
+          <w:lang w:val="en-GB" w:eastAsia="en-GB"/>
+          <w14:ligatures w14:val="none"/>
+        </w:rPr>
+        <w:t xml:space="preserve">into one 7-bit alphabet </w:t>
+      </w:r>
+      <w:r>
+        <w:rPr>
+          <w:rFonts w:ascii="Times New Roman" w:eastAsia="Times New Roman" w:hAnsi="Times New Roman" w:cs="Times New Roman"/>
+          <w:kern w:val="0"/>
+          <w:sz w:val="20"/>
+          <w:szCs w:val="20"/>
+          <w:lang w:val="en-GB" w:eastAsia="en-GB"/>
+          <w14:ligatures w14:val="none"/>
+        </w:rPr>
+        <w:t xml:space="preserve">(7-bit alphabet identifier </w:t>
+      </w:r>
+      <w:proofErr w:type="spellStart"/>
+      <w:r>
+        <w:rPr>
+          <w:rFonts w:ascii="Times New Roman" w:eastAsia="Times New Roman" w:hAnsi="Times New Roman" w:cs="Times New Roman"/>
+          <w:kern w:val="0"/>
+          <w:sz w:val="20"/>
+          <w:szCs w:val="20"/>
+          <w:lang w:val="en-GB" w:eastAsia="en-GB"/>
+          <w14:ligatures w14:val="none"/>
+        </w:rPr>
+        <w:t>0x10</w:t>
+      </w:r>
+      <w:proofErr w:type="spellEnd"/>
+      <w:r>
+        <w:rPr>
+          <w:rFonts w:ascii="Times New Roman" w:eastAsia="Times New Roman" w:hAnsi="Times New Roman" w:cs="Times New Roman"/>
+          <w:kern w:val="0"/>
+          <w:sz w:val="20"/>
+          <w:szCs w:val="20"/>
+          <w:lang w:val="en-GB" w:eastAsia="en-GB"/>
+          <w14:ligatures w14:val="none"/>
+        </w:rPr>
+        <w:t>)</w:t>
+      </w:r>
+      <w:r>
+        <w:rPr>
+          <w:rFonts w:ascii="Times New Roman" w:eastAsia="Times New Roman" w:hAnsi="Times New Roman" w:cs="Times New Roman"/>
+          <w:kern w:val="0"/>
+          <w:sz w:val="20"/>
+          <w:szCs w:val="20"/>
+          <w:lang w:val="en-GB" w:eastAsia="en-GB"/>
+          <w14:ligatures w14:val="none"/>
+        </w:rPr>
+        <w:t xml:space="preserve">, we </w:t>
+      </w:r>
+      <w:proofErr w:type="gramStart"/>
+      <w:r>
+        <w:rPr>
+          <w:rFonts w:ascii="Times New Roman" w:eastAsia="Times New Roman" w:hAnsi="Times New Roman" w:cs="Times New Roman"/>
+          <w:kern w:val="0"/>
+          <w:sz w:val="20"/>
+          <w:szCs w:val="20"/>
+          <w:lang w:val="en-GB" w:eastAsia="en-GB"/>
+          <w14:ligatures w14:val="none"/>
+        </w:rPr>
+        <w:t>rely</w:t>
+      </w:r>
+      <w:proofErr w:type="gramEnd"/>
+      <w:r>
+        <w:rPr>
+          <w:rFonts w:ascii="Times New Roman" w:eastAsia="Times New Roman" w:hAnsi="Times New Roman" w:cs="Times New Roman"/>
+          <w:kern w:val="0"/>
+          <w:sz w:val="20"/>
+          <w:szCs w:val="20"/>
+          <w:lang w:val="en-GB" w:eastAsia="en-GB"/>
+          <w14:ligatures w14:val="none"/>
+        </w:rPr>
+        <w:t xml:space="preserve"> </w:t>
+      </w:r>
+      <w:r>
+        <w:rPr>
+          <w:rFonts w:ascii="Times New Roman" w:eastAsia="Times New Roman" w:hAnsi="Times New Roman" w:cs="Times New Roman"/>
+          <w:kern w:val="0"/>
+          <w:sz w:val="20"/>
+          <w:szCs w:val="20"/>
+          <w:lang w:val="en-GB" w:eastAsia="en-GB"/>
+          <w14:ligatures w14:val="none"/>
+        </w:rPr>
+        <w:t xml:space="preserve">combining characters, </w:t>
+      </w:r>
+      <w:proofErr w:type="gramStart"/>
+      <w:r>
+        <w:rPr>
+          <w:rFonts w:ascii="Times New Roman" w:eastAsia="Times New Roman" w:hAnsi="Times New Roman" w:cs="Times New Roman"/>
+          <w:kern w:val="0"/>
+          <w:sz w:val="20"/>
+          <w:szCs w:val="20"/>
+          <w:lang w:val="en-GB" w:eastAsia="en-GB"/>
+          <w14:ligatures w14:val="none"/>
+        </w:rPr>
+        <w:t>in particular for</w:t>
+      </w:r>
+      <w:proofErr w:type="gramEnd"/>
+      <w:r>
+        <w:rPr>
+          <w:rFonts w:ascii="Times New Roman" w:eastAsia="Times New Roman" w:hAnsi="Times New Roman" w:cs="Times New Roman"/>
+          <w:kern w:val="0"/>
+          <w:sz w:val="20"/>
+          <w:szCs w:val="20"/>
+          <w:lang w:val="en-GB" w:eastAsia="en-GB"/>
+          <w14:ligatures w14:val="none"/>
+        </w:rPr>
+        <w:t xml:space="preserve"> East European languages</w:t>
       </w:r>
       <w:r>
         <w:rPr>
@@ -3965,29 +4712,42 @@
           <w:lang w:val="en-GB" w:eastAsia="en-GB"/>
           <w14:ligatures w14:val="none"/>
         </w:rPr>
-        <w:t xml:space="preserve"> </w:t>
-      </w:r>
-      <w:r>
-        <w:rPr>
-          <w:rFonts w:ascii="Times New Roman" w:eastAsia="Times New Roman" w:hAnsi="Times New Roman" w:cs="Times New Roman"/>
-          <w:kern w:val="0"/>
-          <w:sz w:val="20"/>
-          <w:szCs w:val="20"/>
-          <w:lang w:val="en-GB" w:eastAsia="en-GB"/>
-          <w14:ligatures w14:val="none"/>
-        </w:rPr>
-        <w:t>as well as</w:t>
-      </w:r>
-      <w:r>
-        <w:rPr>
-          <w:rFonts w:ascii="Times New Roman" w:eastAsia="Times New Roman" w:hAnsi="Times New Roman" w:cs="Times New Roman"/>
-          <w:kern w:val="0"/>
-          <w:sz w:val="20"/>
-          <w:szCs w:val="20"/>
-          <w:lang w:val="en-GB" w:eastAsia="en-GB"/>
-          <w14:ligatures w14:val="none"/>
-        </w:rPr>
-        <w:t xml:space="preserve"> polytonic Greek (modern Greek orthography is monotonic Greek, </w:t>
+        <w:t xml:space="preserve">. </w:t>
+      </w:r>
+      <w:proofErr w:type="gramStart"/>
+      <w:r>
+        <w:rPr>
+          <w:rFonts w:ascii="Times New Roman" w:eastAsia="Times New Roman" w:hAnsi="Times New Roman" w:cs="Times New Roman"/>
+          <w:kern w:val="0"/>
+          <w:sz w:val="20"/>
+          <w:szCs w:val="20"/>
+          <w:lang w:val="en-GB" w:eastAsia="en-GB"/>
+          <w14:ligatures w14:val="none"/>
+        </w:rPr>
+        <w:t>Similarly</w:t>
+      </w:r>
+      <w:proofErr w:type="gramEnd"/>
+      <w:r>
+        <w:rPr>
+          <w:rFonts w:ascii="Times New Roman" w:eastAsia="Times New Roman" w:hAnsi="Times New Roman" w:cs="Times New Roman"/>
+          <w:kern w:val="0"/>
+          <w:sz w:val="20"/>
+          <w:szCs w:val="20"/>
+          <w:lang w:val="en-GB" w:eastAsia="en-GB"/>
+          <w14:ligatures w14:val="none"/>
+        </w:rPr>
+        <w:t xml:space="preserve"> for </w:t>
+      </w:r>
+      <w:r>
+        <w:rPr>
+          <w:rFonts w:ascii="Times New Roman" w:eastAsia="Times New Roman" w:hAnsi="Times New Roman" w:cs="Times New Roman"/>
+          <w:kern w:val="0"/>
+          <w:sz w:val="20"/>
+          <w:szCs w:val="20"/>
+          <w:lang w:val="en-GB" w:eastAsia="en-GB"/>
+          <w14:ligatures w14:val="none"/>
+        </w:rPr>
+        <w:t xml:space="preserve">polytonic Greek (modern Greek orthography is monotonic Greek, </w:t>
       </w:r>
       <w:r>
         <w:rPr>
@@ -4020,19 +4780,42 @@
           <w:lang w:val="en-GB" w:eastAsia="en-GB"/>
           <w14:ligatures w14:val="none"/>
         </w:rPr>
-        <w:t xml:space="preserve"> combining characters </w:t>
-      </w:r>
-      <w:r>
-        <w:rPr>
-          <w:rFonts w:ascii="Times New Roman" w:eastAsia="Times New Roman" w:hAnsi="Times New Roman" w:cs="Times New Roman"/>
-          <w:kern w:val="0"/>
-          <w:sz w:val="20"/>
-          <w:szCs w:val="20"/>
-          <w:lang w:val="en-GB" w:eastAsia="en-GB"/>
-          <w14:ligatures w14:val="none"/>
-        </w:rPr>
-        <w:lastRenderedPageBreak/>
-        <w:t>in the 7-bit alphabet for Greek).</w:t>
+        <w:t xml:space="preserve"> combining characters in the 7-bit alphabet for Greek</w:t>
+      </w:r>
+      <w:r>
+        <w:rPr>
+          <w:rFonts w:ascii="Times New Roman" w:eastAsia="Times New Roman" w:hAnsi="Times New Roman" w:cs="Times New Roman"/>
+          <w:kern w:val="0"/>
+          <w:sz w:val="20"/>
+          <w:szCs w:val="20"/>
+          <w:lang w:val="en-GB" w:eastAsia="en-GB"/>
+          <w14:ligatures w14:val="none"/>
+        </w:rPr>
+        <w:t xml:space="preserve">, identifier </w:t>
+      </w:r>
+      <w:proofErr w:type="spellStart"/>
+      <w:r>
+        <w:rPr>
+          <w:rFonts w:ascii="Times New Roman" w:eastAsia="Times New Roman" w:hAnsi="Times New Roman" w:cs="Times New Roman"/>
+          <w:kern w:val="0"/>
+          <w:sz w:val="20"/>
+          <w:szCs w:val="20"/>
+          <w:lang w:val="en-GB" w:eastAsia="en-GB"/>
+          <w14:ligatures w14:val="none"/>
+        </w:rPr>
+        <w:t>0x11</w:t>
+      </w:r>
+      <w:proofErr w:type="spellEnd"/>
+      <w:r>
+        <w:rPr>
+          <w:rFonts w:ascii="Times New Roman" w:eastAsia="Times New Roman" w:hAnsi="Times New Roman" w:cs="Times New Roman"/>
+          <w:kern w:val="0"/>
+          <w:sz w:val="20"/>
+          <w:szCs w:val="20"/>
+          <w:lang w:val="en-GB" w:eastAsia="en-GB"/>
+          <w14:ligatures w14:val="none"/>
+        </w:rPr>
+        <w:t>).</w:t>
       </w:r>
       <w:r>
         <w:rPr>
@@ -4113,18 +4896,62 @@
           <w:lang w:val="en-GB" w:eastAsia="en-GB"/>
           <w14:ligatures w14:val="none"/>
         </w:rPr>
-        <w:t>7-bit alphabet, is to first convert to Unicode/10646</w:t>
-      </w:r>
-      <w:r>
-        <w:rPr>
-          <w:rFonts w:ascii="Times New Roman" w:eastAsia="Times New Roman" w:hAnsi="Times New Roman" w:cs="Times New Roman"/>
-          <w:kern w:val="0"/>
-          <w:sz w:val="20"/>
-          <w:szCs w:val="20"/>
-          <w:lang w:val="en-GB" w:eastAsia="en-GB"/>
-          <w14:ligatures w14:val="none"/>
-        </w:rPr>
-        <w:t xml:space="preserve"> and then apply Normal Form C</w:t>
+        <w:t xml:space="preserve">7-bit alphabet, is to first convert to </w:t>
+      </w:r>
+      <w:r>
+        <w:rPr>
+          <w:rFonts w:ascii="Times New Roman" w:eastAsia="Times New Roman" w:hAnsi="Times New Roman" w:cs="Times New Roman"/>
+          <w:kern w:val="0"/>
+          <w:sz w:val="20"/>
+          <w:szCs w:val="20"/>
+          <w:lang w:val="en-GB" w:eastAsia="en-GB"/>
+          <w14:ligatures w14:val="none"/>
+        </w:rPr>
+        <w:t xml:space="preserve">ISO/IEC </w:t>
+      </w:r>
+      <w:r>
+        <w:rPr>
+          <w:rFonts w:ascii="Times New Roman" w:eastAsia="Times New Roman" w:hAnsi="Times New Roman" w:cs="Times New Roman"/>
+          <w:kern w:val="0"/>
+          <w:sz w:val="20"/>
+          <w:szCs w:val="20"/>
+          <w:lang w:val="en-GB" w:eastAsia="en-GB"/>
+          <w14:ligatures w14:val="none"/>
+        </w:rPr>
+        <w:t>10646</w:t>
+      </w:r>
+      <w:r>
+        <w:rPr>
+          <w:rFonts w:ascii="Times New Roman" w:eastAsia="Times New Roman" w:hAnsi="Times New Roman" w:cs="Times New Roman"/>
+          <w:kern w:val="0"/>
+          <w:sz w:val="20"/>
+          <w:szCs w:val="20"/>
+          <w:lang w:val="en-GB" w:eastAsia="en-GB"/>
+          <w14:ligatures w14:val="none"/>
+        </w:rPr>
+        <w:t xml:space="preserve"> and then apply </w:t>
+      </w:r>
+      <w:r>
+        <w:rPr>
+          <w:rFonts w:ascii="Times New Roman" w:eastAsia="Times New Roman" w:hAnsi="Times New Roman" w:cs="Times New Roman"/>
+          <w:kern w:val="0"/>
+          <w:sz w:val="20"/>
+          <w:szCs w:val="20"/>
+          <w:lang w:val="en-GB" w:eastAsia="en-GB"/>
+          <w14:ligatures w14:val="none"/>
+        </w:rPr>
+        <w:t xml:space="preserve">the Unicode </w:t>
+      </w:r>
+      <w:r>
+        <w:rPr>
+          <w:rFonts w:ascii="Times New Roman" w:eastAsia="Times New Roman" w:hAnsi="Times New Roman" w:cs="Times New Roman"/>
+          <w:kern w:val="0"/>
+          <w:sz w:val="20"/>
+          <w:szCs w:val="20"/>
+          <w:lang w:val="en-GB" w:eastAsia="en-GB"/>
+          <w14:ligatures w14:val="none"/>
+        </w:rPr>
+        <w:t>Normal Form C</w:t>
       </w:r>
       <w:r>
         <w:rPr>
@@ -4308,6 +5135,119 @@
     </w:lvl>
   </w:abstractNum>
   <w:abstractNum w:abstractNumId="1" w15:restartNumberingAfterBreak="0">
+    <w:nsid w:val="1C9366B4"/>
+    <w:multiLevelType w:val="hybridMultilevel"/>
+    <w:tmpl w:val="9D0EBA06"/>
+    <w:lvl w:ilvl="0" w:tplc="041D0001">
+      <w:start w:val="1"/>
+      <w:numFmt w:val="bullet"/>
+      <w:lvlText w:val=""/>
+      <w:lvlJc w:val="left"/>
+      <w:pPr>
+        <w:ind w:left="720" w:hanging="360"/>
+      </w:pPr>
+      <w:rPr>
+        <w:rFonts w:ascii="Symbol" w:hAnsi="Symbol" w:hint="default"/>
+      </w:rPr>
+    </w:lvl>
+    <w:lvl w:ilvl="1" w:tplc="041D0003" w:tentative="1">
+      <w:start w:val="1"/>
+      <w:numFmt w:val="bullet"/>
+      <w:lvlText w:val="o"/>
+      <w:lvlJc w:val="left"/>
+      <w:pPr>
+        <w:ind w:left="1440" w:hanging="360"/>
+      </w:pPr>
+      <w:rPr>
+        <w:rFonts w:ascii="Courier New" w:hAnsi="Courier New" w:cs="Courier New" w:hint="default"/>
+      </w:rPr>
+    </w:lvl>
+    <w:lvl w:ilvl="2" w:tplc="041D0005" w:tentative="1">
+      <w:start w:val="1"/>
+      <w:numFmt w:val="bullet"/>
+      <w:lvlText w:val=""/>
+      <w:lvlJc w:val="left"/>
+      <w:pPr>
+        <w:ind w:left="2160" w:hanging="360"/>
+      </w:pPr>
+      <w:rPr>
+        <w:rFonts w:ascii="Wingdings" w:hAnsi="Wingdings" w:hint="default"/>
+      </w:rPr>
+    </w:lvl>
+    <w:lvl w:ilvl="3" w:tplc="041D0001" w:tentative="1">
+      <w:start w:val="1"/>
+      <w:numFmt w:val="bullet"/>
+      <w:lvlText w:val=""/>
+      <w:lvlJc w:val="left"/>
+      <w:pPr>
+        <w:ind w:left="2880" w:hanging="360"/>
+      </w:pPr>
+      <w:rPr>
+        <w:rFonts w:ascii="Symbol" w:hAnsi="Symbol" w:hint="default"/>
+      </w:rPr>
+    </w:lvl>
+    <w:lvl w:ilvl="4" w:tplc="041D0003" w:tentative="1">
+      <w:start w:val="1"/>
+      <w:numFmt w:val="bullet"/>
+      <w:lvlText w:val="o"/>
+      <w:lvlJc w:val="left"/>
+      <w:pPr>
+        <w:ind w:left="3600" w:hanging="360"/>
+      </w:pPr>
+      <w:rPr>
+        <w:rFonts w:ascii="Courier New" w:hAnsi="Courier New" w:cs="Courier New" w:hint="default"/>
+      </w:rPr>
+    </w:lvl>
+    <w:lvl w:ilvl="5" w:tplc="041D0005" w:tentative="1">
+      <w:start w:val="1"/>
+      <w:numFmt w:val="bullet"/>
+      <w:lvlText w:val=""/>
+      <w:lvlJc w:val="left"/>
+      <w:pPr>
+        <w:ind w:left="4320" w:hanging="360"/>
+      </w:pPr>
+      <w:rPr>
+        <w:rFonts w:ascii="Wingdings" w:hAnsi="Wingdings" w:hint="default"/>
+      </w:rPr>
+    </w:lvl>
+    <w:lvl w:ilvl="6" w:tplc="041D0001" w:tentative="1">
+      <w:start w:val="1"/>
+      <w:numFmt w:val="bullet"/>
+      <w:lvlText w:val=""/>
+      <w:lvlJc w:val="left"/>
+      <w:pPr>
+        <w:ind w:left="5040" w:hanging="360"/>
+      </w:pPr>
+      <w:rPr>
+        <w:rFonts w:ascii="Symbol" w:hAnsi="Symbol" w:hint="default"/>
+      </w:rPr>
+    </w:lvl>
+    <w:lvl w:ilvl="7" w:tplc="041D0003" w:tentative="1">
+      <w:start w:val="1"/>
+      <w:numFmt w:val="bullet"/>
+      <w:lvlText w:val="o"/>
+      <w:lvlJc w:val="left"/>
+      <w:pPr>
+        <w:ind w:left="5760" w:hanging="360"/>
+      </w:pPr>
+      <w:rPr>
+        <w:rFonts w:ascii="Courier New" w:hAnsi="Courier New" w:cs="Courier New" w:hint="default"/>
+      </w:rPr>
+    </w:lvl>
+    <w:lvl w:ilvl="8" w:tplc="041D0005" w:tentative="1">
+      <w:start w:val="1"/>
+      <w:numFmt w:val="bullet"/>
+      <w:lvlText w:val=""/>
+      <w:lvlJc w:val="left"/>
+      <w:pPr>
+        <w:ind w:left="6480" w:hanging="360"/>
+      </w:pPr>
+      <w:rPr>
+        <w:rFonts w:ascii="Wingdings" w:hAnsi="Wingdings" w:hint="default"/>
+      </w:rPr>
+    </w:lvl>
+  </w:abstractNum>
+  <w:abstractNum w:abstractNumId="2" w15:restartNumberingAfterBreak="0">
     <w:nsid w:val="430E1F6C"/>
     <w:multiLevelType w:val="hybridMultilevel"/>
     <w:tmpl w:val="3DE4C184"/>
@@ -4420,7 +5360,7 @@
       </w:rPr>
     </w:lvl>
   </w:abstractNum>
-  <w:abstractNum w:abstractNumId="2" w15:restartNumberingAfterBreak="0">
+  <w:abstractNum w:abstractNumId="3" w15:restartNumberingAfterBreak="0">
     <w:nsid w:val="4B2476B0"/>
     <w:multiLevelType w:val="hybridMultilevel"/>
     <w:tmpl w:val="CB94A18E"/>
@@ -4533,7 +5473,7 @@
       </w:rPr>
     </w:lvl>
   </w:abstractNum>
-  <w:abstractNum w:abstractNumId="3" w15:restartNumberingAfterBreak="0">
+  <w:abstractNum w:abstractNumId="4" w15:restartNumberingAfterBreak="0">
     <w:nsid w:val="53400343"/>
     <w:multiLevelType w:val="hybridMultilevel"/>
     <w:tmpl w:val="9DC65596"/>
@@ -4647,16 +5587,19 @@
     </w:lvl>
   </w:abstractNum>
   <w:num w:numId="1" w16cid:durableId="305622839">
-    <w:abstractNumId w:val="3"/>
+    <w:abstractNumId w:val="4"/>
   </w:num>
   <w:num w:numId="2" w16cid:durableId="2064712009">
     <w:abstractNumId w:val="0"/>
   </w:num>
   <w:num w:numId="3" w16cid:durableId="1197505605">
-    <w:abstractNumId w:val="1"/>
+    <w:abstractNumId w:val="2"/>
   </w:num>
   <w:num w:numId="4" w16cid:durableId="190538663">
-    <w:abstractNumId w:val="2"/>
+    <w:abstractNumId w:val="3"/>
+  </w:num>
+  <w:num w:numId="5" w16cid:durableId="1462068551">
+    <w:abstractNumId w:val="1"/>
   </w:num>
 </w:numbering>
 </file>

--- a/6.2.3.docx
+++ b/6.2.3.docx
@@ -1,6 +1,6 @@
 
 <file path=word/document.xml><?xml version="1.0" encoding="utf-8"?>
-<w:document xmlns:wpc="http://schemas.microsoft.com/office/word/2010/wordprocessingCanvas" xmlns:cx="http://schemas.microsoft.com/office/drawing/2014/chartex" xmlns:cx1="http://schemas.microsoft.com/office/drawing/2015/9/8/chartex" xmlns:cx2="http://schemas.microsoft.com/office/drawing/2015/10/21/chartex" xmlns:cx3="http://schemas.microsoft.com/office/drawing/2016/5/9/chartex" xmlns:cx4="http://schemas.microsoft.com/office/drawing/2016/5/10/chartex" xmlns:cx5="http://schemas.microsoft.com/office/drawing/2016/5/11/chartex" xmlns:cx6="http://schemas.microsoft.com/office/drawing/2016/5/12/chartex" xmlns:cx7="http://schemas.microsoft.com/office/drawing/2016/5/13/chartex" xmlns:cx8="http://schemas.microsoft.com/office/drawing/2016/5/14/chartex" xmlns:mc="http://schemas.openxmlformats.org/markup-compatibility/2006" xmlns:aink="http://schemas.microsoft.com/office/drawing/2016/ink" xmlns:am3d="http://schemas.microsoft.com/office/drawing/2017/model3d" xmlns:o="urn:schemas-microsoft-com:office:office" xmlns:oel="http://schemas.microsoft.com/office/2019/extlst" xmlns:r="http://schemas.openxmlformats.org/officeDocument/2006/relationships" xmlns:m="http://schemas.openxmlformats.org/officeDocument/2006/math" xmlns:v="urn:schemas-microsoft-com:vml" xmlns:wp14="http://schemas.microsoft.com/office/word/2010/wordprocessingDrawing" xmlns:wp="http://schemas.openxmlformats.org/drawingml/2006/wordprocessingDrawing" xmlns:w10="urn:schemas-microsoft-com:office:word" xmlns:w="http://schemas.openxmlformats.org/wordprocessingml/2006/main" xmlns:w14="http://schemas.microsoft.com/office/word/2010/wordml" xmlns:w15="http://schemas.microsoft.com/office/word/2012/wordml" xmlns:w16cex="http://schemas.microsoft.com/office/word/2018/wordml/cex" xmlns:w16cid="http://schemas.microsoft.com/office/word/2016/wordml/cid" xmlns:w16="http://schemas.microsoft.com/office/word/2018/wordml" xmlns:w16du="http://schemas.microsoft.com/office/word/2023/wordml/word16du" xmlns:w16sdtdh="http://schemas.microsoft.com/office/word/2020/wordml/sdtdatahash" xmlns:w16sdtfl="http://schemas.microsoft.com/office/word/2024/wordml/sdtformatlock" xmlns:w16se="http://schemas.microsoft.com/office/word/2015/wordml/symex" xmlns:wpg="http://schemas.microsoft.com/office/word/2010/wordprocessingGroup" xmlns:wpi="http://schemas.microsoft.com/office/word/2010/wordprocessingInk" xmlns:wne="http://schemas.microsoft.com/office/word/2006/wordml" xmlns:wps="http://schemas.microsoft.com/office/word/2010/wordprocessingShape" mc:Ignorable="w14 w15 w16se w16cid w16 w16cex w16sdtdh w16sdtfl w16du wp14">
+<w:document xmlns:wpc="http://schemas.microsoft.com/office/word/2010/wordprocessingCanvas" xmlns:cx="http://schemas.microsoft.com/office/drawing/2014/chartex" xmlns:cx1="http://schemas.microsoft.com/office/drawing/2015/9/8/chartex" xmlns:cx2="http://schemas.microsoft.com/office/drawing/2015/10/21/chartex" xmlns:cx3="http://schemas.microsoft.com/office/drawing/2016/5/9/chartex" xmlns:cx4="http://schemas.microsoft.com/office/drawing/2016/5/10/chartex" xmlns:cx5="http://schemas.microsoft.com/office/drawing/2016/5/11/chartex" xmlns:cx6="http://schemas.microsoft.com/office/drawing/2016/5/12/chartex" xmlns:cx7="http://schemas.microsoft.com/office/drawing/2016/5/13/chartex" xmlns:cx8="http://schemas.microsoft.com/office/drawing/2016/5/14/chartex" xmlns:mc="http://schemas.openxmlformats.org/markup-compatibility/2006" xmlns:aink="http://schemas.microsoft.com/office/drawing/2016/ink" xmlns:am3d="http://schemas.microsoft.com/office/drawing/2017/model3d" xmlns:o="urn:schemas-microsoft-com:office:office" xmlns:oel="http://schemas.microsoft.com/office/2019/extlst" xmlns:r="http://schemas.openxmlformats.org/officeDocument/2006/relationships" xmlns:m="http://schemas.openxmlformats.org/officeDocument/2006/math" xmlns:v="urn:schemas-microsoft-com:vml" xmlns:wp14="http://schemas.microsoft.com/office/word/2010/wordprocessingDrawing" xmlns:wp="http://schemas.openxmlformats.org/drawingml/2006/wordprocessingDrawing" xmlns:w10="urn:schemas-microsoft-com:office:word" xmlns:w="http://schemas.openxmlformats.org/wordprocessingml/2006/main" xmlns:w14="http://schemas.microsoft.com/office/word/2010/wordml" xmlns:w15="http://schemas.microsoft.com/office/word/2012/wordml" xmlns:w16cei="http://schemas.microsoft.com/office/word/2026/wordml/cei" xmlns:w16cex="http://schemas.microsoft.com/office/word/2018/wordml/cex" xmlns:w16cid="http://schemas.microsoft.com/office/word/2016/wordml/cid" xmlns:w16="http://schemas.microsoft.com/office/word/2018/wordml" xmlns:w16du="http://schemas.microsoft.com/office/word/2023/wordml/word16du" xmlns:w16sdtdh="http://schemas.microsoft.com/office/word/2020/wordml/sdtdatahash" xmlns:w16sdtfl="http://schemas.microsoft.com/office/word/2024/wordml/sdtformatlock" xmlns:w16se="http://schemas.microsoft.com/office/word/2015/wordml/symex" xmlns:wpg="http://schemas.microsoft.com/office/word/2010/wordprocessingGroup" xmlns:wpi="http://schemas.microsoft.com/office/word/2010/wordprocessingInk" xmlns:wne="http://schemas.microsoft.com/office/word/2006/wordml" xmlns:wps="http://schemas.microsoft.com/office/word/2010/wordprocessingShape" mc:Ignorable="w14 w15 w16se w16cid w16 w16cex w16sdtdh w16sdtfl w16du wp14">
   <w:body>
     <w:p>
       <w:pPr>
@@ -45,21 +45,9 @@
           <w14:ligatures w14:val="none"/>
         </w:rPr>
         <w:tab/>
-      </w:r>
-      <w:proofErr w:type="spellStart"/>
-      <w:r>
-        <w:rPr>
-          <w:rFonts w:ascii="Arial" w:eastAsia="Times New Roman" w:hAnsi="Arial" w:cs="Times New Roman"/>
-          <w:kern w:val="0"/>
-          <w:sz w:val="28"/>
-          <w:szCs w:val="20"/>
-          <w:lang w:val="en-GB" w:eastAsia="en-GB"/>
-          <w14:ligatures w14:val="none"/>
-        </w:rPr>
         <w:t>UCS2</w:t>
       </w:r>
       <w:bookmarkEnd w:id="0"/>
-      <w:proofErr w:type="spellEnd"/>
       <w:r>
         <w:rPr>
           <w:rFonts w:ascii="Arial" w:eastAsia="Times New Roman" w:hAnsi="Arial" w:cs="Times New Roman"/>
@@ -103,29 +91,7 @@
           <w:lang w:val="en-GB" w:eastAsia="en-GB"/>
           <w14:ligatures w14:val="none"/>
         </w:rPr>
-        <w:t xml:space="preserve">Each </w:t>
-      </w:r>
-      <w:r>
-        <w:rPr>
-          <w:rFonts w:ascii="Times New Roman" w:eastAsia="Times New Roman" w:hAnsi="Times New Roman" w:cs="Times New Roman"/>
-          <w:kern w:val="0"/>
-          <w:sz w:val="20"/>
-          <w:szCs w:val="20"/>
-          <w:lang w:val="en-GB" w:eastAsia="en-GB"/>
-          <w14:ligatures w14:val="none"/>
-        </w:rPr>
-        <w:t>16</w:t>
-      </w:r>
-      <w:r>
-        <w:rPr>
-          <w:rFonts w:ascii="Times New Roman" w:eastAsia="Times New Roman" w:hAnsi="Times New Roman" w:cs="Times New Roman"/>
-          <w:kern w:val="0"/>
-          <w:sz w:val="20"/>
-          <w:szCs w:val="20"/>
-          <w:lang w:val="en-GB" w:eastAsia="en-GB"/>
-          <w14:ligatures w14:val="none"/>
-        </w:rPr>
-        <w:t xml:space="preserve">-bit unit is transmitted </w:t>
+        <w:t xml:space="preserve">Each 16-bit unit is transmitted </w:t>
       </w:r>
       <w:r>
         <w:rPr>
@@ -139,7 +105,6 @@
         </w:rPr>
         <w:t xml:space="preserve">with the </w:t>
       </w:r>
-      <w:proofErr w:type="spellStart"/>
       <w:r>
         <w:rPr>
           <w:rFonts w:ascii="Times New Roman" w:eastAsia="Times New Roman" w:hAnsi="Times New Roman" w:cs="Times New Roman"/>
@@ -168,7 +133,6 @@
         </w:rPr>
         <w:t>1</w:t>
       </w:r>
-      <w:proofErr w:type="spellEnd"/>
       <w:r>
         <w:rPr>
           <w:rFonts w:ascii="Times New Roman" w:eastAsia="Times New Roman" w:hAnsi="Times New Roman" w:cs="Times New Roman"/>
@@ -181,7 +145,6 @@
         </w:rPr>
         <w:t xml:space="preserve"> “first”, up to </w:t>
       </w:r>
-      <w:proofErr w:type="spellStart"/>
       <w:r>
         <w:rPr>
           <w:rFonts w:ascii="Times New Roman" w:eastAsia="Times New Roman" w:hAnsi="Times New Roman" w:cs="Times New Roman"/>
@@ -210,7 +173,6 @@
         </w:rPr>
         <w:t>16</w:t>
       </w:r>
-      <w:proofErr w:type="spellEnd"/>
       <w:r>
         <w:rPr>
           <w:rFonts w:ascii="Times New Roman" w:eastAsia="Times New Roman" w:hAnsi="Times New Roman" w:cs="Times New Roman"/>
@@ -232,103 +194,7 @@
           <w:lang w:val="en-GB" w:eastAsia="en-GB"/>
           <w14:ligatures w14:val="none"/>
         </w:rPr>
-        <w:t>. (NOTE: at a lower protocol level: in 16-</w:t>
-      </w:r>
-      <w:proofErr w:type="spellStart"/>
-      <w:r>
-        <w:rPr>
-          <w:rFonts w:ascii="Times New Roman" w:eastAsia="Times New Roman" w:hAnsi="Times New Roman" w:cs="Times New Roman"/>
-          <w:kern w:val="0"/>
-          <w:sz w:val="20"/>
-          <w:szCs w:val="20"/>
-          <w:lang w:val="en-GB" w:eastAsia="en-GB"/>
-          <w14:ligatures w14:val="none"/>
-        </w:rPr>
-        <w:t>QAM</w:t>
-      </w:r>
-      <w:proofErr w:type="spellEnd"/>
-      <w:r>
-        <w:rPr>
-          <w:rFonts w:ascii="Times New Roman" w:eastAsia="Times New Roman" w:hAnsi="Times New Roman" w:cs="Times New Roman"/>
-          <w:kern w:val="0"/>
-          <w:sz w:val="20"/>
-          <w:szCs w:val="20"/>
-          <w:lang w:val="en-GB" w:eastAsia="en-GB"/>
-          <w14:ligatures w14:val="none"/>
-        </w:rPr>
-        <w:t xml:space="preserve"> 4 bits are sent in parallel, 64-</w:t>
-      </w:r>
-      <w:proofErr w:type="spellStart"/>
-      <w:r>
-        <w:rPr>
-          <w:rFonts w:ascii="Times New Roman" w:eastAsia="Times New Roman" w:hAnsi="Times New Roman" w:cs="Times New Roman"/>
-          <w:kern w:val="0"/>
-          <w:sz w:val="20"/>
-          <w:szCs w:val="20"/>
-          <w:lang w:val="en-GB" w:eastAsia="en-GB"/>
-          <w14:ligatures w14:val="none"/>
-        </w:rPr>
-        <w:t>QAM</w:t>
-      </w:r>
-      <w:proofErr w:type="spellEnd"/>
-      <w:r>
-        <w:rPr>
-          <w:rFonts w:ascii="Times New Roman" w:eastAsia="Times New Roman" w:hAnsi="Times New Roman" w:cs="Times New Roman"/>
-          <w:kern w:val="0"/>
-          <w:sz w:val="20"/>
-          <w:szCs w:val="20"/>
-          <w:lang w:val="en-GB" w:eastAsia="en-GB"/>
-          <w14:ligatures w14:val="none"/>
-        </w:rPr>
-        <w:t>: 6 bits in parallel, 256-</w:t>
-      </w:r>
-      <w:proofErr w:type="spellStart"/>
-      <w:r>
-        <w:rPr>
-          <w:rFonts w:ascii="Times New Roman" w:eastAsia="Times New Roman" w:hAnsi="Times New Roman" w:cs="Times New Roman"/>
-          <w:kern w:val="0"/>
-          <w:sz w:val="20"/>
-          <w:szCs w:val="20"/>
-          <w:lang w:val="en-GB" w:eastAsia="en-GB"/>
-          <w14:ligatures w14:val="none"/>
-        </w:rPr>
-        <w:t>QAM</w:t>
-      </w:r>
-      <w:proofErr w:type="spellEnd"/>
-      <w:r>
-        <w:rPr>
-          <w:rFonts w:ascii="Times New Roman" w:eastAsia="Times New Roman" w:hAnsi="Times New Roman" w:cs="Times New Roman"/>
-          <w:kern w:val="0"/>
-          <w:sz w:val="20"/>
-          <w:szCs w:val="20"/>
-          <w:lang w:val="en-GB" w:eastAsia="en-GB"/>
-          <w14:ligatures w14:val="none"/>
-        </w:rPr>
-        <w:t>: 8 bits in parallel, 1025-</w:t>
-      </w:r>
-      <w:proofErr w:type="spellStart"/>
-      <w:r>
-        <w:rPr>
-          <w:rFonts w:ascii="Times New Roman" w:eastAsia="Times New Roman" w:hAnsi="Times New Roman" w:cs="Times New Roman"/>
-          <w:kern w:val="0"/>
-          <w:sz w:val="20"/>
-          <w:szCs w:val="20"/>
-          <w:lang w:val="en-GB" w:eastAsia="en-GB"/>
-          <w14:ligatures w14:val="none"/>
-        </w:rPr>
-        <w:t>QAM</w:t>
-      </w:r>
-      <w:proofErr w:type="spellEnd"/>
-      <w:r>
-        <w:rPr>
-          <w:rFonts w:ascii="Times New Roman" w:eastAsia="Times New Roman" w:hAnsi="Times New Roman" w:cs="Times New Roman"/>
-          <w:kern w:val="0"/>
-          <w:sz w:val="20"/>
-          <w:szCs w:val="20"/>
-          <w:lang w:val="en-GB" w:eastAsia="en-GB"/>
-          <w14:ligatures w14:val="none"/>
-        </w:rPr>
-        <w:t>: 10 bits in parallel.)</w:t>
+        <w:t>. (NOTE: at a lower protocol level: in 16-QAM 4 bits are sent in parallel, 64-QAM: 6 bits in parallel, 256-QAM: 8 bits in parallel, 1025-QAM: 10 bits in parallel.)</w:t>
       </w:r>
       <w:r>
         <w:rPr>
@@ -762,21 +628,8 @@
           <w:lang w:val="en-GB" w:eastAsia="en-GB"/>
           <w14:ligatures w14:val="none"/>
         </w:rPr>
-        <w:t xml:space="preserve"> (as </w:t>
-      </w:r>
-      <w:proofErr w:type="spellStart"/>
-      <w:r>
-        <w:rPr>
-          <w:rFonts w:ascii="Times New Roman" w:eastAsia="Times New Roman" w:hAnsi="Times New Roman" w:cs="Times New Roman"/>
-          <w:kern w:val="0"/>
-          <w:sz w:val="20"/>
-          <w:szCs w:val="20"/>
-          <w:lang w:val="en-GB" w:eastAsia="en-GB"/>
-          <w14:ligatures w14:val="none"/>
-        </w:rPr>
-        <w:t>0x000D</w:t>
-      </w:r>
-      <w:proofErr w:type="spellEnd"/>
+        <w:t xml:space="preserve"> (as 0x000D</w:t>
+      </w:r>
       <w:r>
         <w:rPr>
           <w:rFonts w:ascii="Times New Roman" w:eastAsia="Times New Roman" w:hAnsi="Times New Roman" w:cs="Times New Roman"/>
@@ -868,40 +721,7 @@
           <w:lang w:val="en-GB" w:eastAsia="en-GB"/>
           <w14:ligatures w14:val="none"/>
         </w:rPr>
-        <w:t xml:space="preserve">; </w:t>
-      </w:r>
-      <w:r>
-        <w:rPr>
-          <w:rFonts w:ascii="Times New Roman" w:eastAsia="Times New Roman" w:hAnsi="Times New Roman" w:cs="Times New Roman"/>
-          <w:kern w:val="0"/>
-          <w:sz w:val="20"/>
-          <w:szCs w:val="20"/>
-          <w:lang w:val="en-GB" w:eastAsia="en-GB"/>
-          <w14:ligatures w14:val="none"/>
-        </w:rPr>
-        <w:t>UTF-</w:t>
-      </w:r>
-      <w:r>
-        <w:rPr>
-          <w:rFonts w:ascii="Times New Roman" w:eastAsia="Times New Roman" w:hAnsi="Times New Roman" w:cs="Times New Roman"/>
-          <w:kern w:val="0"/>
-          <w:sz w:val="20"/>
-          <w:szCs w:val="20"/>
-          <w:lang w:val="en-GB" w:eastAsia="en-GB"/>
-          <w14:ligatures w14:val="none"/>
-        </w:rPr>
-        <w:t>16</w:t>
-      </w:r>
-      <w:r>
-        <w:rPr>
-          <w:rFonts w:ascii="Times New Roman" w:eastAsia="Times New Roman" w:hAnsi="Times New Roman" w:cs="Times New Roman"/>
-          <w:kern w:val="0"/>
-          <w:sz w:val="20"/>
-          <w:szCs w:val="20"/>
-          <w:lang w:val="en-GB" w:eastAsia="en-GB"/>
-          <w14:ligatures w14:val="none"/>
-        </w:rPr>
-        <w:t xml:space="preserve">, 1 to </w:t>
+        <w:t xml:space="preserve">; UTF-16, 1 to </w:t>
       </w:r>
       <w:r>
         <w:rPr>
@@ -925,7 +745,6 @@
         </w:rPr>
         <w:t xml:space="preserve"> </w:t>
       </w:r>
-      <w:proofErr w:type="spellStart"/>
       <w:r>
         <w:rPr>
           <w:rFonts w:ascii="Times New Roman" w:eastAsia="Times New Roman" w:hAnsi="Times New Roman" w:cs="Times New Roman"/>
@@ -937,7 +756,6 @@
         </w:rPr>
         <w:t>hexadecets</w:t>
       </w:r>
-      <w:proofErr w:type="spellEnd"/>
       <w:r>
         <w:rPr>
           <w:rFonts w:ascii="Times New Roman" w:eastAsia="Times New Roman" w:hAnsi="Times New Roman" w:cs="Times New Roman"/>
@@ -981,21 +799,8 @@
           <w:lang w:val="en-GB" w:eastAsia="en-GB"/>
           <w14:ligatures w14:val="none"/>
         </w:rPr>
-        <w:t xml:space="preserve"> is an extension of </w:t>
-      </w:r>
-      <w:proofErr w:type="spellStart"/>
-      <w:r>
-        <w:rPr>
-          <w:rFonts w:ascii="Times New Roman" w:eastAsia="Times New Roman" w:hAnsi="Times New Roman" w:cs="Times New Roman"/>
-          <w:kern w:val="0"/>
-          <w:sz w:val="20"/>
-          <w:szCs w:val="20"/>
-          <w:lang w:val="en-GB" w:eastAsia="en-GB"/>
-          <w14:ligatures w14:val="none"/>
-        </w:rPr>
-        <w:t>UCS2</w:t>
-      </w:r>
-      <w:proofErr w:type="spellEnd"/>
+        <w:t xml:space="preserve"> is an extension of UCS2</w:t>
+      </w:r>
       <w:r>
         <w:rPr>
           <w:rFonts w:ascii="Times New Roman" w:eastAsia="Times New Roman" w:hAnsi="Times New Roman" w:cs="Times New Roman"/>
@@ -1065,9 +870,8 @@
           <w:lang w:val="en-GB" w:eastAsia="en-GB"/>
           <w14:ligatures w14:val="none"/>
         </w:rPr>
-        <w:t xml:space="preserve">When splitting a message text into </w:t>
-      </w:r>
-      <w:proofErr w:type="spellStart"/>
+        <w:t>When splitting a message text into submessages</w:t>
+      </w:r>
       <w:r>
         <w:rPr>
           <w:rFonts w:ascii="Times New Roman" w:eastAsia="Times New Roman" w:hAnsi="Times New Roman" w:cs="Times New Roman"/>
@@ -1079,9 +883,8 @@
           <w:lang w:val="en-GB" w:eastAsia="en-GB"/>
           <w14:ligatures w14:val="none"/>
         </w:rPr>
-        <w:t>submessages</w:t>
-      </w:r>
-      <w:proofErr w:type="spellEnd"/>
+        <w:t xml:space="preserve"> (using this encoding)</w:t>
+      </w:r>
       <w:r>
         <w:rPr>
           <w:rFonts w:ascii="Times New Roman" w:eastAsia="Times New Roman" w:hAnsi="Times New Roman" w:cs="Times New Roman"/>
@@ -1093,7 +896,7 @@
           <w:lang w:val="en-GB" w:eastAsia="en-GB"/>
           <w14:ligatures w14:val="none"/>
         </w:rPr>
-        <w:t xml:space="preserve"> (using this encoding)</w:t>
+        <w:t xml:space="preserve">, there must be no cut </w:t>
       </w:r>
       <w:r>
         <w:rPr>
@@ -1106,7 +909,7 @@
           <w:lang w:val="en-GB" w:eastAsia="en-GB"/>
           <w14:ligatures w14:val="none"/>
         </w:rPr>
-        <w:t xml:space="preserve">, there must be no cut </w:t>
+        <w:t xml:space="preserve">inside of a 16-bit </w:t>
       </w:r>
       <w:r>
         <w:rPr>
@@ -1119,7 +922,7 @@
           <w:lang w:val="en-GB" w:eastAsia="en-GB"/>
           <w14:ligatures w14:val="none"/>
         </w:rPr>
-        <w:t xml:space="preserve">inside of a 16-bit </w:t>
+        <w:t>unit</w:t>
       </w:r>
       <w:r>
         <w:rPr>
@@ -1132,7 +935,7 @@
           <w:lang w:val="en-GB" w:eastAsia="en-GB"/>
           <w14:ligatures w14:val="none"/>
         </w:rPr>
-        <w:t>unit</w:t>
+        <w:t xml:space="preserve"> (if </w:t>
       </w:r>
       <w:r>
         <w:rPr>
@@ -1145,9 +948,8 @@
           <w:lang w:val="en-GB" w:eastAsia="en-GB"/>
           <w14:ligatures w14:val="none"/>
         </w:rPr>
-        <w:t xml:space="preserve"> (if </w:t>
-      </w:r>
-      <w:proofErr w:type="spellStart"/>
+        <w:t>UCS2 is supported</w:t>
+      </w:r>
       <w:r>
         <w:rPr>
           <w:rFonts w:ascii="Times New Roman" w:eastAsia="Times New Roman" w:hAnsi="Times New Roman" w:cs="Times New Roman"/>
@@ -1159,9 +961,8 @@
           <w:lang w:val="en-GB" w:eastAsia="en-GB"/>
           <w14:ligatures w14:val="none"/>
         </w:rPr>
-        <w:t>UCS2</w:t>
-      </w:r>
-      <w:proofErr w:type="spellEnd"/>
+        <w:t xml:space="preserve">; </w:t>
+      </w:r>
       <w:r>
         <w:rPr>
           <w:rFonts w:ascii="Times New Roman" w:eastAsia="Times New Roman" w:hAnsi="Times New Roman" w:cs="Times New Roman"/>
@@ -1173,7 +974,7 @@
           <w:lang w:val="en-GB" w:eastAsia="en-GB"/>
           <w14:ligatures w14:val="none"/>
         </w:rPr>
-        <w:t xml:space="preserve"> is supported</w:t>
+        <w:t xml:space="preserve">since the max number of message bytes is even for </w:t>
       </w:r>
       <w:r>
         <w:rPr>
@@ -1186,7 +987,7 @@
           <w:lang w:val="en-GB" w:eastAsia="en-GB"/>
           <w14:ligatures w14:val="none"/>
         </w:rPr>
-        <w:t xml:space="preserve">; </w:t>
+        <w:t>each submessage both for SMS and CBS, this will not happen</w:t>
       </w:r>
       <w:r>
         <w:rPr>
@@ -1199,7 +1000,7 @@
           <w:lang w:val="en-GB" w:eastAsia="en-GB"/>
           <w14:ligatures w14:val="none"/>
         </w:rPr>
-        <w:t xml:space="preserve">since the max number of message bytes is even for </w:t>
+        <w:t>)</w:t>
       </w:r>
       <w:r>
         <w:rPr>
@@ -1212,9 +1013,8 @@
           <w:lang w:val="en-GB" w:eastAsia="en-GB"/>
           <w14:ligatures w14:val="none"/>
         </w:rPr>
-        <w:t xml:space="preserve">each </w:t>
-      </w:r>
-      <w:proofErr w:type="spellStart"/>
+        <w:t>, nor between “</w:t>
+      </w:r>
       <w:r>
         <w:rPr>
           <w:rFonts w:ascii="Times New Roman" w:eastAsia="Times New Roman" w:hAnsi="Times New Roman" w:cs="Times New Roman"/>
@@ -1226,9 +1026,8 @@
           <w:lang w:val="en-GB" w:eastAsia="en-GB"/>
           <w14:ligatures w14:val="none"/>
         </w:rPr>
-        <w:t>submessage</w:t>
-      </w:r>
-      <w:proofErr w:type="spellEnd"/>
+        <w:t>high</w:t>
+      </w:r>
       <w:r>
         <w:rPr>
           <w:rFonts w:ascii="Times New Roman" w:eastAsia="Times New Roman" w:hAnsi="Times New Roman" w:cs="Times New Roman"/>
@@ -1240,7 +1039,7 @@
           <w:lang w:val="en-GB" w:eastAsia="en-GB"/>
           <w14:ligatures w14:val="none"/>
         </w:rPr>
-        <w:t xml:space="preserve"> both for SMS and CBS, this will not happen</w:t>
+        <w:t xml:space="preserve"> surrogate</w:t>
       </w:r>
       <w:r>
         <w:rPr>
@@ -1253,7 +1052,7 @@
           <w:lang w:val="en-GB" w:eastAsia="en-GB"/>
           <w14:ligatures w14:val="none"/>
         </w:rPr>
-        <w:t>)</w:t>
+        <w:t>”</w:t>
       </w:r>
       <w:r>
         <w:rPr>
@@ -1266,7 +1065,7 @@
           <w:lang w:val="en-GB" w:eastAsia="en-GB"/>
           <w14:ligatures w14:val="none"/>
         </w:rPr>
-        <w:t>, nor between “</w:t>
+        <w:t xml:space="preserve"> and a “</w:t>
       </w:r>
       <w:r>
         <w:rPr>
@@ -1279,7 +1078,7 @@
           <w:lang w:val="en-GB" w:eastAsia="en-GB"/>
           <w14:ligatures w14:val="none"/>
         </w:rPr>
-        <w:t>high</w:t>
+        <w:t>low</w:t>
       </w:r>
       <w:r>
         <w:rPr>
@@ -1318,7 +1117,7 @@
           <w:lang w:val="en-GB" w:eastAsia="en-GB"/>
           <w14:ligatures w14:val="none"/>
         </w:rPr>
-        <w:t xml:space="preserve"> and a “</w:t>
+        <w:t xml:space="preserve"> (the pair e</w:t>
       </w:r>
       <w:r>
         <w:rPr>
@@ -1331,7 +1130,7 @@
           <w:lang w:val="en-GB" w:eastAsia="en-GB"/>
           <w14:ligatures w14:val="none"/>
         </w:rPr>
-        <w:t>low</w:t>
+        <w:t>n</w:t>
       </w:r>
       <w:r>
         <w:rPr>
@@ -1344,7 +1143,7 @@
           <w:lang w:val="en-GB" w:eastAsia="en-GB"/>
           <w14:ligatures w14:val="none"/>
         </w:rPr>
-        <w:t xml:space="preserve"> surrogate</w:t>
+        <w:t xml:space="preserve">codes for a </w:t>
       </w:r>
       <w:r>
         <w:rPr>
@@ -1357,7 +1156,7 @@
           <w:lang w:val="en-GB" w:eastAsia="en-GB"/>
           <w14:ligatures w14:val="none"/>
         </w:rPr>
-        <w:t>”</w:t>
+        <w:t>character in plane 1 to 17</w:t>
       </w:r>
       <w:r>
         <w:rPr>
@@ -1370,7 +1169,7 @@
           <w:lang w:val="en-GB" w:eastAsia="en-GB"/>
           <w14:ligatures w14:val="none"/>
         </w:rPr>
-        <w:t xml:space="preserve"> (the pair e</w:t>
+        <w:t>; if UTF-16 is supported</w:t>
       </w:r>
       <w:r>
         <w:rPr>
@@ -1383,7 +1182,7 @@
           <w:lang w:val="en-GB" w:eastAsia="en-GB"/>
           <w14:ligatures w14:val="none"/>
         </w:rPr>
-        <w:t>n</w:t>
+        <w:t>).</w:t>
       </w:r>
       <w:r>
         <w:rPr>
@@ -1396,7 +1195,7 @@
           <w:lang w:val="en-GB" w:eastAsia="en-GB"/>
           <w14:ligatures w14:val="none"/>
         </w:rPr>
-        <w:t xml:space="preserve">codes for a </w:t>
+        <w:t xml:space="preserve"> (There should be no </w:t>
       </w:r>
       <w:r>
         <w:rPr>
@@ -1409,7 +1208,7 @@
           <w:lang w:val="en-GB" w:eastAsia="en-GB"/>
           <w14:ligatures w14:val="none"/>
         </w:rPr>
-        <w:t>character in plane 1 to 17</w:t>
+        <w:t>“</w:t>
       </w:r>
       <w:r>
         <w:rPr>
@@ -1422,7 +1221,7 @@
           <w:lang w:val="en-GB" w:eastAsia="en-GB"/>
           <w14:ligatures w14:val="none"/>
         </w:rPr>
-        <w:t>; if UTF-16 is supported</w:t>
+        <w:t>surrogate</w:t>
       </w:r>
       <w:r>
         <w:rPr>
@@ -1435,7 +1234,7 @@
           <w:lang w:val="en-GB" w:eastAsia="en-GB"/>
           <w14:ligatures w14:val="none"/>
         </w:rPr>
-        <w:t>).</w:t>
+        <w:t>”</w:t>
       </w:r>
       <w:r>
         <w:rPr>
@@ -1448,7 +1247,7 @@
           <w:lang w:val="en-GB" w:eastAsia="en-GB"/>
           <w14:ligatures w14:val="none"/>
         </w:rPr>
-        <w:t xml:space="preserve"> (There should be no </w:t>
+        <w:t xml:space="preserve"> not in such </w:t>
       </w:r>
       <w:r>
         <w:rPr>
@@ -1461,7 +1260,7 @@
           <w:lang w:val="en-GB" w:eastAsia="en-GB"/>
           <w14:ligatures w14:val="none"/>
         </w:rPr>
-        <w:t>“</w:t>
+        <w:t xml:space="preserve">a </w:t>
       </w:r>
       <w:r>
         <w:rPr>
@@ -1474,62 +1273,8 @@
           <w:lang w:val="en-GB" w:eastAsia="en-GB"/>
           <w14:ligatures w14:val="none"/>
         </w:rPr>
-        <w:t>surrogate</w:t>
-      </w:r>
-      <w:r>
-        <w:rPr>
-          <w:rFonts w:ascii="Times New Roman" w:eastAsia="Times New Roman" w:hAnsi="Times New Roman" w:cs="Times New Roman"/>
-          <w:b/>
-          <w:bCs/>
-          <w:kern w:val="0"/>
-          <w:sz w:val="20"/>
-          <w:szCs w:val="20"/>
-          <w:lang w:val="en-GB" w:eastAsia="en-GB"/>
-          <w14:ligatures w14:val="none"/>
-        </w:rPr>
-        <w:t>”</w:t>
-      </w:r>
-      <w:r>
-        <w:rPr>
-          <w:rFonts w:ascii="Times New Roman" w:eastAsia="Times New Roman" w:hAnsi="Times New Roman" w:cs="Times New Roman"/>
-          <w:b/>
-          <w:bCs/>
-          <w:kern w:val="0"/>
-          <w:sz w:val="20"/>
-          <w:szCs w:val="20"/>
-          <w:lang w:val="en-GB" w:eastAsia="en-GB"/>
-          <w14:ligatures w14:val="none"/>
-        </w:rPr>
-        <w:t xml:space="preserve"> not in such </w:t>
-      </w:r>
-      <w:r>
-        <w:rPr>
-          <w:rFonts w:ascii="Times New Roman" w:eastAsia="Times New Roman" w:hAnsi="Times New Roman" w:cs="Times New Roman"/>
-          <w:b/>
-          <w:bCs/>
-          <w:kern w:val="0"/>
-          <w:sz w:val="20"/>
-          <w:szCs w:val="20"/>
-          <w:lang w:val="en-GB" w:eastAsia="en-GB"/>
-          <w14:ligatures w14:val="none"/>
-        </w:rPr>
-        <w:t xml:space="preserve">a </w:t>
-      </w:r>
-      <w:proofErr w:type="gramStart"/>
-      <w:r>
-        <w:rPr>
-          <w:rFonts w:ascii="Times New Roman" w:eastAsia="Times New Roman" w:hAnsi="Times New Roman" w:cs="Times New Roman"/>
-          <w:b/>
-          <w:bCs/>
-          <w:kern w:val="0"/>
-          <w:sz w:val="20"/>
-          <w:szCs w:val="20"/>
-          <w:lang w:val="en-GB" w:eastAsia="en-GB"/>
-          <w14:ligatures w14:val="none"/>
-        </w:rPr>
         <w:t>pairs</w:t>
       </w:r>
-      <w:proofErr w:type="gramEnd"/>
       <w:r>
         <w:rPr>
           <w:rFonts w:ascii="Times New Roman" w:eastAsia="Times New Roman" w:hAnsi="Times New Roman" w:cs="Times New Roman"/>
@@ -1608,21 +1353,8 @@
           <w:lang w:val="en-GB" w:eastAsia="en-GB"/>
           <w14:ligatures w14:val="none"/>
         </w:rPr>
-        <w:t xml:space="preserve"> prefix for </w:t>
-      </w:r>
-      <w:proofErr w:type="spellStart"/>
-      <w:r>
-        <w:rPr>
-          <w:rFonts w:ascii="Times New Roman" w:eastAsia="Times New Roman" w:hAnsi="Times New Roman" w:cs="Times New Roman"/>
-          <w:kern w:val="0"/>
-          <w:sz w:val="20"/>
-          <w:szCs w:val="20"/>
-          <w:lang w:val="en-GB" w:eastAsia="en-GB"/>
-          <w14:ligatures w14:val="none"/>
-        </w:rPr>
-        <w:t>UCS2</w:t>
-      </w:r>
-      <w:proofErr w:type="spellEnd"/>
+        <w:t xml:space="preserve"> prefix for UCS2</w:t>
+      </w:r>
       <w:r>
         <w:rPr>
           <w:rFonts w:ascii="Times New Roman" w:eastAsia="Times New Roman" w:hAnsi="Times New Roman" w:cs="Times New Roman"/>
@@ -1687,31 +1419,7 @@
           <w:lang w:val="en-GB" w:eastAsia="en-GB"/>
           <w14:ligatures w14:val="none"/>
         </w:rPr>
-        <w:t xml:space="preserve">7-bit </w:t>
-      </w:r>
-      <w:proofErr w:type="spellStart"/>
-      <w:r>
-        <w:rPr>
-          <w:rFonts w:ascii="Times New Roman" w:eastAsia="Times New Roman" w:hAnsi="Times New Roman" w:cs="Times New Roman"/>
-          <w:kern w:val="0"/>
-          <w:sz w:val="20"/>
-          <w:szCs w:val="20"/>
-          <w:lang w:val="en-GB" w:eastAsia="en-GB"/>
-          <w14:ligatures w14:val="none"/>
-        </w:rPr>
-        <w:t>0x00</w:t>
-      </w:r>
-      <w:proofErr w:type="spellEnd"/>
-      <w:r>
-        <w:rPr>
-          <w:rFonts w:ascii="Times New Roman" w:eastAsia="Times New Roman" w:hAnsi="Times New Roman" w:cs="Times New Roman"/>
-          <w:kern w:val="0"/>
-          <w:sz w:val="20"/>
-          <w:szCs w:val="20"/>
-          <w:lang w:val="en-GB" w:eastAsia="en-GB"/>
-          <w14:ligatures w14:val="none"/>
-        </w:rPr>
-        <w:t xml:space="preserve"> alphabet</w:t>
+        <w:t>7-bit 0x00 alphabet</w:t>
       </w:r>
       <w:r>
         <w:rPr>
@@ -1767,21 +1475,8 @@
           <w:lang w:val="en-GB" w:eastAsia="en-GB"/>
           <w14:ligatures w14:val="none"/>
         </w:rPr>
-        <w:t xml:space="preserve">Furthermore, if any of the 7-bit alphabets </w:t>
-      </w:r>
-      <w:proofErr w:type="spellStart"/>
-      <w:r>
-        <w:rPr>
-          <w:rFonts w:ascii="Times New Roman" w:eastAsia="Times New Roman" w:hAnsi="Times New Roman" w:cs="Times New Roman"/>
-          <w:kern w:val="0"/>
-          <w:sz w:val="20"/>
-          <w:szCs w:val="20"/>
-          <w:lang w:val="en-GB" w:eastAsia="en-GB"/>
-          <w14:ligatures w14:val="none"/>
-        </w:rPr>
-        <w:t>0x10</w:t>
-      </w:r>
-      <w:proofErr w:type="spellEnd"/>
+        <w:t>Furthermore, if any of the 7-bit alphabets 0x10</w:t>
+      </w:r>
       <w:r>
         <w:rPr>
           <w:rFonts w:ascii="Times New Roman" w:eastAsia="Times New Roman" w:hAnsi="Times New Roman" w:cs="Times New Roman"/>
@@ -1868,31 +1563,7 @@
           <w:lang w:val="en-GB" w:eastAsia="en-GB"/>
           <w14:ligatures w14:val="none"/>
         </w:rPr>
-        <w:t xml:space="preserve">, allowing for fewer </w:t>
-      </w:r>
-      <w:proofErr w:type="spellStart"/>
-      <w:r>
-        <w:rPr>
-          <w:rFonts w:ascii="Times New Roman" w:eastAsia="Times New Roman" w:hAnsi="Times New Roman" w:cs="Times New Roman"/>
-          <w:kern w:val="0"/>
-          <w:sz w:val="20"/>
-          <w:szCs w:val="20"/>
-          <w:lang w:val="en-GB" w:eastAsia="en-GB"/>
-          <w14:ligatures w14:val="none"/>
-        </w:rPr>
-        <w:t>submessages</w:t>
-      </w:r>
-      <w:proofErr w:type="spellEnd"/>
-      <w:r>
-        <w:rPr>
-          <w:rFonts w:ascii="Times New Roman" w:eastAsia="Times New Roman" w:hAnsi="Times New Roman" w:cs="Times New Roman"/>
-          <w:kern w:val="0"/>
-          <w:sz w:val="20"/>
-          <w:szCs w:val="20"/>
-          <w:lang w:val="en-GB" w:eastAsia="en-GB"/>
-          <w14:ligatures w14:val="none"/>
-        </w:rPr>
-        <w:t xml:space="preserve"> and</w:t>
+        <w:t>, allowing for fewer submessages and</w:t>
       </w:r>
       <w:r>
         <w:rPr>
@@ -1969,39 +1640,25 @@
           <w:lang w:val="en-GB" w:eastAsia="en-GB"/>
           <w14:ligatures w14:val="none"/>
         </w:rPr>
-        <w:t xml:space="preserve"> (Note that alphabets </w:t>
-      </w:r>
-      <w:proofErr w:type="spellStart"/>
-      <w:r>
-        <w:rPr>
-          <w:rFonts w:ascii="Times New Roman" w:eastAsia="Times New Roman" w:hAnsi="Times New Roman" w:cs="Times New Roman"/>
-          <w:kern w:val="0"/>
-          <w:sz w:val="20"/>
-          <w:szCs w:val="20"/>
-          <w:lang w:val="en-GB" w:eastAsia="en-GB"/>
-          <w14:ligatures w14:val="none"/>
-        </w:rPr>
-        <w:t>0x00-0x0F</w:t>
-      </w:r>
-      <w:proofErr w:type="spellEnd"/>
-      <w:r>
-        <w:rPr>
-          <w:rFonts w:ascii="Times New Roman" w:eastAsia="Times New Roman" w:hAnsi="Times New Roman" w:cs="Times New Roman"/>
-          <w:kern w:val="0"/>
-          <w:sz w:val="20"/>
-          <w:szCs w:val="20"/>
-          <w:lang w:val="en-GB" w:eastAsia="en-GB"/>
-          <w14:ligatures w14:val="none"/>
-        </w:rPr>
-        <w:t xml:space="preserve"> are deprecated for SMS/CBS messages.)</w:t>
+        <w:t xml:space="preserve"> (Note that alphabets 0x00-0x0F are deprecated for SMS/CBS messages.)</w:t>
       </w:r>
     </w:p>
     <w:p>
       <w:pPr>
-        <w:rPr>
-          <w:rFonts w:ascii="Times New Roman" w:eastAsia="Times New Roman" w:hAnsi="Times New Roman" w:cs="Times New Roman"/>
-          <w:kern w:val="0"/>
-          <w:sz w:val="20"/>
+        <w:pStyle w:val="Rubrik4"/>
+        <w:overflowPunct w:val="0"/>
+        <w:autoSpaceDE w:val="0"/>
+        <w:autoSpaceDN w:val="0"/>
+        <w:adjustRightInd w:val="0"/>
+        <w:spacing w:before="120" w:after="180" w:line="240" w:lineRule="auto"/>
+        <w:ind w:left="1418" w:hanging="1418"/>
+        <w:textAlignment w:val="baseline"/>
+        <w:rPr>
+          <w:rFonts w:ascii="Arial" w:eastAsia="Times New Roman" w:hAnsi="Arial" w:cs="Times New Roman"/>
+          <w:i w:val="0"/>
+          <w:iCs w:val="0"/>
+          <w:color w:val="auto"/>
+          <w:kern w:val="0"/>
           <w:szCs w:val="20"/>
           <w:lang w:val="en-GB" w:eastAsia="en-GB"/>
           <w14:ligatures w14:val="none"/>
@@ -2009,6 +1666,44 @@
       </w:pPr>
       <w:r>
         <w:rPr>
+          <w:rFonts w:ascii="Arial" w:eastAsia="Times New Roman" w:hAnsi="Arial" w:cs="Times New Roman"/>
+          <w:i w:val="0"/>
+          <w:iCs w:val="0"/>
+          <w:color w:val="auto"/>
+          <w:kern w:val="0"/>
+          <w:szCs w:val="20"/>
+          <w:lang w:val="en-GB" w:eastAsia="en-GB"/>
+          <w14:ligatures w14:val="none"/>
+        </w:rPr>
+        <w:t xml:space="preserve">6.2.3.1 </w:t>
+      </w:r>
+      <w:r>
+        <w:rPr>
+          <w:rFonts w:ascii="Arial" w:eastAsia="Times New Roman" w:hAnsi="Arial" w:cs="Times New Roman"/>
+          <w:i w:val="0"/>
+          <w:iCs w:val="0"/>
+          <w:color w:val="auto"/>
+          <w:kern w:val="0"/>
+          <w:szCs w:val="20"/>
+          <w:lang w:val="en-GB" w:eastAsia="en-GB"/>
+          <w14:ligatures w14:val="none"/>
+        </w:rPr>
+        <w:t>UCS to UCS mapping</w:t>
+      </w:r>
+    </w:p>
+    <w:p>
+      <w:pPr>
+        <w:rPr>
+          <w:rFonts w:ascii="Times New Roman" w:eastAsia="Times New Roman" w:hAnsi="Times New Roman" w:cs="Times New Roman"/>
+          <w:kern w:val="0"/>
+          <w:sz w:val="20"/>
+          <w:szCs w:val="20"/>
+          <w:lang w:val="en-GB" w:eastAsia="en-GB"/>
+          <w14:ligatures w14:val="none"/>
+        </w:rPr>
+      </w:pPr>
+      <w:r>
+        <w:rPr>
           <w:rFonts w:ascii="Times New Roman" w:eastAsia="Times New Roman" w:hAnsi="Times New Roman" w:cs="Times New Roman"/>
           <w:kern w:val="0"/>
           <w:sz w:val="20"/>
@@ -2104,31 +1799,7 @@
           <w:lang w:val="en-GB" w:eastAsia="en-GB"/>
           <w14:ligatures w14:val="none"/>
         </w:rPr>
-        <w:t xml:space="preserve"> receiving a </w:t>
-      </w:r>
-      <w:proofErr w:type="spellStart"/>
-      <w:r>
-        <w:rPr>
-          <w:rFonts w:ascii="Times New Roman" w:eastAsia="Times New Roman" w:hAnsi="Times New Roman" w:cs="Times New Roman"/>
-          <w:kern w:val="0"/>
-          <w:sz w:val="20"/>
-          <w:szCs w:val="20"/>
-          <w:lang w:val="en-GB" w:eastAsia="en-GB"/>
-          <w14:ligatures w14:val="none"/>
-        </w:rPr>
-        <w:t>UCS2</w:t>
-      </w:r>
-      <w:proofErr w:type="spellEnd"/>
-      <w:r>
-        <w:rPr>
-          <w:rFonts w:ascii="Times New Roman" w:eastAsia="Times New Roman" w:hAnsi="Times New Roman" w:cs="Times New Roman"/>
-          <w:kern w:val="0"/>
-          <w:sz w:val="20"/>
-          <w:szCs w:val="20"/>
-          <w:lang w:val="en-GB" w:eastAsia="en-GB"/>
-          <w14:ligatures w14:val="none"/>
-        </w:rPr>
-        <w:t xml:space="preserve"> SMS/CBS message</w:t>
+        <w:t xml:space="preserve"> receiving a UCS2 SMS/CBS message</w:t>
       </w:r>
       <w:r>
         <w:rPr>
@@ -2158,7 +1829,6 @@
           <w14:ligatures w14:val="none"/>
         </w:rPr>
       </w:pPr>
-      <w:proofErr w:type="spellStart"/>
       <w:r>
         <w:rPr>
           <w:rFonts w:ascii="Times New Roman" w:eastAsia="Times New Roman" w:hAnsi="Times New Roman" w:cs="Times New Roman"/>
@@ -2170,7 +1840,6 @@
         </w:rPr>
         <w:t>U+0000-U+0008</w:t>
       </w:r>
-      <w:proofErr w:type="spellEnd"/>
       <w:r>
         <w:rPr>
           <w:rFonts w:ascii="Times New Roman" w:eastAsia="Times New Roman" w:hAnsi="Times New Roman" w:cs="Times New Roman"/>
@@ -2182,7 +1851,6 @@
         </w:rPr>
         <w:t xml:space="preserve">, </w:t>
       </w:r>
-      <w:proofErr w:type="spellStart"/>
       <w:r>
         <w:rPr>
           <w:rFonts w:ascii="Times New Roman" w:eastAsia="Times New Roman" w:hAnsi="Times New Roman" w:cs="Times New Roman"/>
@@ -2227,19 +1895,72 @@
         </w:rPr>
         <w:t>001F</w:t>
       </w:r>
-      <w:proofErr w:type="spellEnd"/>
-      <w:r>
-        <w:rPr>
-          <w:rFonts w:ascii="Times New Roman" w:eastAsia="Times New Roman" w:hAnsi="Times New Roman" w:cs="Times New Roman"/>
-          <w:kern w:val="0"/>
-          <w:sz w:val="20"/>
-          <w:szCs w:val="20"/>
-          <w:lang w:val="en-GB" w:eastAsia="en-GB"/>
-          <w14:ligatures w14:val="none"/>
-        </w:rPr>
-        <w:t xml:space="preserve">, </w:t>
-      </w:r>
-      <w:proofErr w:type="spellStart"/>
+      <w:r>
+        <w:rPr>
+          <w:rFonts w:ascii="Times New Roman" w:eastAsia="Times New Roman" w:hAnsi="Times New Roman" w:cs="Times New Roman"/>
+          <w:kern w:val="0"/>
+          <w:sz w:val="20"/>
+          <w:szCs w:val="20"/>
+          <w:lang w:val="en-GB" w:eastAsia="en-GB"/>
+          <w14:ligatures w14:val="none"/>
+        </w:rPr>
+        <w:t>, U+</w:t>
+      </w:r>
+      <w:r>
+        <w:rPr>
+          <w:rFonts w:ascii="Times New Roman" w:eastAsia="Times New Roman" w:hAnsi="Times New Roman" w:cs="Times New Roman"/>
+          <w:kern w:val="0"/>
+          <w:sz w:val="20"/>
+          <w:szCs w:val="20"/>
+          <w:lang w:val="en-GB" w:eastAsia="en-GB"/>
+          <w14:ligatures w14:val="none"/>
+        </w:rPr>
+        <w:t>007F</w:t>
+      </w:r>
+      <w:r>
+        <w:rPr>
+          <w:rFonts w:ascii="Times New Roman" w:eastAsia="Times New Roman" w:hAnsi="Times New Roman" w:cs="Times New Roman"/>
+          <w:kern w:val="0"/>
+          <w:sz w:val="20"/>
+          <w:szCs w:val="20"/>
+          <w:lang w:val="en-GB" w:eastAsia="en-GB"/>
+          <w14:ligatures w14:val="none"/>
+        </w:rPr>
+        <w:t>-U+009A</w:t>
+      </w:r>
+      <w:r>
+        <w:rPr>
+          <w:rFonts w:ascii="Times New Roman" w:eastAsia="Times New Roman" w:hAnsi="Times New Roman" w:cs="Times New Roman"/>
+          <w:kern w:val="0"/>
+          <w:sz w:val="20"/>
+          <w:szCs w:val="20"/>
+          <w:lang w:val="en-GB" w:eastAsia="en-GB"/>
+          <w14:ligatures w14:val="none"/>
+        </w:rPr>
+        <w:t>, U+</w:t>
+      </w:r>
+      <w:r>
+        <w:rPr>
+          <w:rFonts w:ascii="Times New Roman" w:eastAsia="Times New Roman" w:hAnsi="Times New Roman" w:cs="Times New Roman"/>
+          <w:kern w:val="0"/>
+          <w:sz w:val="20"/>
+          <w:szCs w:val="20"/>
+          <w:lang w:val="en-GB" w:eastAsia="en-GB"/>
+          <w14:ligatures w14:val="none"/>
+        </w:rPr>
+        <w:t>009C</w:t>
+      </w:r>
+      <w:r>
+        <w:rPr>
+          <w:rFonts w:ascii="Times New Roman" w:eastAsia="Times New Roman" w:hAnsi="Times New Roman" w:cs="Times New Roman"/>
+          <w:kern w:val="0"/>
+          <w:sz w:val="20"/>
+          <w:szCs w:val="20"/>
+          <w:lang w:val="en-GB" w:eastAsia="en-GB"/>
+          <w14:ligatures w14:val="none"/>
+        </w:rPr>
+        <w:t>-</w:t>
+      </w:r>
       <w:r>
         <w:rPr>
           <w:rFonts w:ascii="Times New Roman" w:eastAsia="Times New Roman" w:hAnsi="Times New Roman" w:cs="Times New Roman"/>
@@ -2260,32 +1981,30 @@
           <w:lang w:val="en-GB" w:eastAsia="en-GB"/>
           <w14:ligatures w14:val="none"/>
         </w:rPr>
-        <w:t>007F</w:t>
-      </w:r>
-      <w:r>
-        <w:rPr>
-          <w:rFonts w:ascii="Times New Roman" w:eastAsia="Times New Roman" w:hAnsi="Times New Roman" w:cs="Times New Roman"/>
-          <w:kern w:val="0"/>
-          <w:sz w:val="20"/>
-          <w:szCs w:val="20"/>
-          <w:lang w:val="en-GB" w:eastAsia="en-GB"/>
-          <w14:ligatures w14:val="none"/>
-        </w:rPr>
-        <w:t>-U+009A</w:t>
-      </w:r>
-      <w:proofErr w:type="spellEnd"/>
-      <w:r>
-        <w:rPr>
-          <w:rFonts w:ascii="Times New Roman" w:eastAsia="Times New Roman" w:hAnsi="Times New Roman" w:cs="Times New Roman"/>
-          <w:kern w:val="0"/>
-          <w:sz w:val="20"/>
-          <w:szCs w:val="20"/>
-          <w:lang w:val="en-GB" w:eastAsia="en-GB"/>
-          <w14:ligatures w14:val="none"/>
-        </w:rPr>
-        <w:t xml:space="preserve">, </w:t>
-      </w:r>
-      <w:proofErr w:type="spellStart"/>
+        <w:t>00A0</w:t>
+      </w:r>
+      <w:r>
+        <w:rPr>
+          <w:rFonts w:ascii="Times New Roman" w:eastAsia="Times New Roman" w:hAnsi="Times New Roman" w:cs="Times New Roman"/>
+          <w:kern w:val="0"/>
+          <w:sz w:val="20"/>
+          <w:szCs w:val="20"/>
+          <w:lang w:val="en-GB" w:eastAsia="en-GB"/>
+          <w14:ligatures w14:val="none"/>
+        </w:rPr>
+        <w:t xml:space="preserve">: </w:t>
+      </w:r>
+      <w:r>
+        <w:rPr>
+          <w:rFonts w:ascii="Times New Roman" w:eastAsia="Times New Roman" w:hAnsi="Times New Roman" w:cs="Times New Roman"/>
+          <w:kern w:val="0"/>
+          <w:sz w:val="20"/>
+          <w:szCs w:val="20"/>
+          <w:lang w:val="en-GB" w:eastAsia="en-GB"/>
+          <w14:ligatures w14:val="none"/>
+        </w:rPr>
+        <w:t xml:space="preserve">map to </w:t>
+      </w:r>
       <w:r>
         <w:rPr>
           <w:rFonts w:ascii="Times New Roman" w:eastAsia="Times New Roman" w:hAnsi="Times New Roman" w:cs="Times New Roman"/>
@@ -2306,88 +2025,8 @@
           <w:lang w:val="en-GB" w:eastAsia="en-GB"/>
           <w14:ligatures w14:val="none"/>
         </w:rPr>
-        <w:t>009C</w:t>
-      </w:r>
-      <w:r>
-        <w:rPr>
-          <w:rFonts w:ascii="Times New Roman" w:eastAsia="Times New Roman" w:hAnsi="Times New Roman" w:cs="Times New Roman"/>
-          <w:kern w:val="0"/>
-          <w:sz w:val="20"/>
-          <w:szCs w:val="20"/>
-          <w:lang w:val="en-GB" w:eastAsia="en-GB"/>
-          <w14:ligatures w14:val="none"/>
-        </w:rPr>
-        <w:t>-</w:t>
-      </w:r>
-      <w:r>
-        <w:rPr>
-          <w:rFonts w:ascii="Times New Roman" w:eastAsia="Times New Roman" w:hAnsi="Times New Roman" w:cs="Times New Roman"/>
-          <w:kern w:val="0"/>
-          <w:sz w:val="20"/>
-          <w:szCs w:val="20"/>
-          <w:lang w:val="en-GB" w:eastAsia="en-GB"/>
-          <w14:ligatures w14:val="none"/>
-        </w:rPr>
-        <w:t>U+</w:t>
-      </w:r>
-      <w:r>
-        <w:rPr>
-          <w:rFonts w:ascii="Times New Roman" w:eastAsia="Times New Roman" w:hAnsi="Times New Roman" w:cs="Times New Roman"/>
-          <w:kern w:val="0"/>
-          <w:sz w:val="20"/>
-          <w:szCs w:val="20"/>
-          <w:lang w:val="en-GB" w:eastAsia="en-GB"/>
-          <w14:ligatures w14:val="none"/>
-        </w:rPr>
-        <w:t>00A0</w:t>
-      </w:r>
-      <w:proofErr w:type="spellEnd"/>
-      <w:r>
-        <w:rPr>
-          <w:rFonts w:ascii="Times New Roman" w:eastAsia="Times New Roman" w:hAnsi="Times New Roman" w:cs="Times New Roman"/>
-          <w:kern w:val="0"/>
-          <w:sz w:val="20"/>
-          <w:szCs w:val="20"/>
-          <w:lang w:val="en-GB" w:eastAsia="en-GB"/>
-          <w14:ligatures w14:val="none"/>
-        </w:rPr>
-        <w:t xml:space="preserve">: </w:t>
-      </w:r>
-      <w:r>
-        <w:rPr>
-          <w:rFonts w:ascii="Times New Roman" w:eastAsia="Times New Roman" w:hAnsi="Times New Roman" w:cs="Times New Roman"/>
-          <w:kern w:val="0"/>
-          <w:sz w:val="20"/>
-          <w:szCs w:val="20"/>
-          <w:lang w:val="en-GB" w:eastAsia="en-GB"/>
-          <w14:ligatures w14:val="none"/>
-        </w:rPr>
-        <w:t xml:space="preserve">map to </w:t>
-      </w:r>
-      <w:proofErr w:type="spellStart"/>
-      <w:r>
-        <w:rPr>
-          <w:rFonts w:ascii="Times New Roman" w:eastAsia="Times New Roman" w:hAnsi="Times New Roman" w:cs="Times New Roman"/>
-          <w:kern w:val="0"/>
-          <w:sz w:val="20"/>
-          <w:szCs w:val="20"/>
-          <w:lang w:val="en-GB" w:eastAsia="en-GB"/>
-          <w14:ligatures w14:val="none"/>
-        </w:rPr>
-        <w:t>U+</w:t>
-      </w:r>
-      <w:r>
-        <w:rPr>
-          <w:rFonts w:ascii="Times New Roman" w:eastAsia="Times New Roman" w:hAnsi="Times New Roman" w:cs="Times New Roman"/>
-          <w:kern w:val="0"/>
-          <w:sz w:val="20"/>
-          <w:szCs w:val="20"/>
-          <w:lang w:val="en-GB" w:eastAsia="en-GB"/>
-          <w14:ligatures w14:val="none"/>
-        </w:rPr>
         <w:t>FFFD</w:t>
       </w:r>
-      <w:proofErr w:type="spellEnd"/>
       <w:r>
         <w:rPr>
           <w:rFonts w:ascii="Times New Roman" w:eastAsia="Times New Roman" w:hAnsi="Times New Roman" w:cs="Times New Roman"/>
@@ -2416,7 +2055,6 @@
           <w14:ligatures w14:val="none"/>
         </w:rPr>
       </w:pPr>
-      <w:proofErr w:type="spellStart"/>
       <w:r>
         <w:rPr>
           <w:rFonts w:ascii="Times New Roman" w:eastAsia="Times New Roman" w:hAnsi="Times New Roman" w:cs="Times New Roman"/>
@@ -2439,7 +2077,6 @@
         </w:rPr>
         <w:t>0009</w:t>
       </w:r>
-      <w:proofErr w:type="spellEnd"/>
       <w:r>
         <w:rPr>
           <w:rFonts w:ascii="Times New Roman" w:eastAsia="Times New Roman" w:hAnsi="Times New Roman" w:cs="Times New Roman"/>
@@ -2462,29 +2099,137 @@
         </w:rPr>
         <w:t xml:space="preserve">map to </w:t>
       </w:r>
-      <w:proofErr w:type="spellStart"/>
-      <w:r>
-        <w:rPr>
-          <w:rFonts w:ascii="Times New Roman" w:eastAsia="Times New Roman" w:hAnsi="Times New Roman" w:cs="Times New Roman"/>
-          <w:kern w:val="0"/>
-          <w:sz w:val="20"/>
-          <w:szCs w:val="20"/>
-          <w:lang w:val="en-GB" w:eastAsia="en-GB"/>
-          <w14:ligatures w14:val="none"/>
-        </w:rPr>
-        <w:t>U+0020</w:t>
-      </w:r>
-      <w:proofErr w:type="spellEnd"/>
-      <w:r>
-        <w:rPr>
-          <w:rFonts w:ascii="Times New Roman" w:eastAsia="Times New Roman" w:hAnsi="Times New Roman" w:cs="Times New Roman"/>
-          <w:kern w:val="0"/>
-          <w:sz w:val="20"/>
-          <w:szCs w:val="20"/>
-          <w:lang w:val="en-GB" w:eastAsia="en-GB"/>
-          <w14:ligatures w14:val="none"/>
-        </w:rPr>
-        <w:t>.</w:t>
+      <w:r>
+        <w:rPr>
+          <w:rFonts w:ascii="Times New Roman" w:eastAsia="Times New Roman" w:hAnsi="Times New Roman" w:cs="Times New Roman"/>
+          <w:kern w:val="0"/>
+          <w:sz w:val="20"/>
+          <w:szCs w:val="20"/>
+          <w:lang w:val="en-GB" w:eastAsia="en-GB"/>
+          <w14:ligatures w14:val="none"/>
+        </w:rPr>
+        <w:t>U+0020.</w:t>
+      </w:r>
+      <w:r>
+        <w:rPr>
+          <w:rFonts w:ascii="Times New Roman" w:eastAsia="Times New Roman" w:hAnsi="Times New Roman" w:cs="Times New Roman"/>
+          <w:kern w:val="0"/>
+          <w:sz w:val="20"/>
+          <w:szCs w:val="20"/>
+          <w:lang w:val="en-GB" w:eastAsia="en-GB"/>
+          <w14:ligatures w14:val="none"/>
+        </w:rPr>
+        <w:t xml:space="preserve"> U</w:t>
+      </w:r>
+      <w:r>
+        <w:rPr>
+          <w:rFonts w:ascii="Times New Roman" w:eastAsia="Times New Roman" w:hAnsi="Times New Roman" w:cs="Times New Roman"/>
+          <w:kern w:val="0"/>
+          <w:sz w:val="20"/>
+          <w:szCs w:val="20"/>
+          <w:lang w:val="en-GB" w:eastAsia="en-GB"/>
+          <w14:ligatures w14:val="none"/>
+        </w:rPr>
+        <w:t>+</w:t>
+      </w:r>
+      <w:r>
+        <w:rPr>
+          <w:rFonts w:ascii="Times New Roman" w:eastAsia="Times New Roman" w:hAnsi="Times New Roman" w:cs="Times New Roman"/>
+          <w:kern w:val="0"/>
+          <w:sz w:val="20"/>
+          <w:szCs w:val="20"/>
+          <w:lang w:val="en-GB" w:eastAsia="en-GB"/>
+          <w14:ligatures w14:val="none"/>
+        </w:rPr>
+        <w:t>0</w:t>
+      </w:r>
+      <w:r>
+        <w:rPr>
+          <w:rFonts w:ascii="Times New Roman" w:eastAsia="Times New Roman" w:hAnsi="Times New Roman" w:cs="Times New Roman"/>
+          <w:kern w:val="0"/>
+          <w:sz w:val="20"/>
+          <w:szCs w:val="20"/>
+          <w:lang w:val="en-GB" w:eastAsia="en-GB"/>
+          <w14:ligatures w14:val="none"/>
+        </w:rPr>
+        <w:t>00B</w:t>
+      </w:r>
+      <w:r>
+        <w:rPr>
+          <w:rFonts w:ascii="Times New Roman" w:eastAsia="Times New Roman" w:hAnsi="Times New Roman" w:cs="Times New Roman"/>
+          <w:kern w:val="0"/>
+          <w:sz w:val="20"/>
+          <w:szCs w:val="20"/>
+          <w:lang w:val="en-GB" w:eastAsia="en-GB"/>
+          <w14:ligatures w14:val="none"/>
+        </w:rPr>
+        <w:t>, U+</w:t>
+      </w:r>
+      <w:r>
+        <w:rPr>
+          <w:rFonts w:ascii="Times New Roman" w:eastAsia="Times New Roman" w:hAnsi="Times New Roman" w:cs="Times New Roman"/>
+          <w:kern w:val="0"/>
+          <w:sz w:val="20"/>
+          <w:szCs w:val="20"/>
+          <w:lang w:val="en-GB" w:eastAsia="en-GB"/>
+          <w14:ligatures w14:val="none"/>
+        </w:rPr>
+        <w:t>2028</w:t>
+      </w:r>
+      <w:r>
+        <w:rPr>
+          <w:rFonts w:ascii="Times New Roman" w:eastAsia="Times New Roman" w:hAnsi="Times New Roman" w:cs="Times New Roman"/>
+          <w:kern w:val="0"/>
+          <w:sz w:val="20"/>
+          <w:szCs w:val="20"/>
+          <w:lang w:val="en-GB" w:eastAsia="en-GB"/>
+          <w14:ligatures w14:val="none"/>
+        </w:rPr>
+        <w:t>-U+</w:t>
+      </w:r>
+      <w:r>
+        <w:rPr>
+          <w:rFonts w:ascii="Times New Roman" w:eastAsia="Times New Roman" w:hAnsi="Times New Roman" w:cs="Times New Roman"/>
+          <w:kern w:val="0"/>
+          <w:sz w:val="20"/>
+          <w:szCs w:val="20"/>
+          <w:lang w:val="en-GB" w:eastAsia="en-GB"/>
+          <w14:ligatures w14:val="none"/>
+        </w:rPr>
+        <w:t>2029</w:t>
+      </w:r>
+      <w:r>
+        <w:rPr>
+          <w:rFonts w:ascii="Times New Roman" w:eastAsia="Times New Roman" w:hAnsi="Times New Roman" w:cs="Times New Roman"/>
+          <w:kern w:val="0"/>
+          <w:sz w:val="20"/>
+          <w:szCs w:val="20"/>
+          <w:lang w:val="en-GB" w:eastAsia="en-GB"/>
+          <w14:ligatures w14:val="none"/>
+        </w:rPr>
+        <w:t xml:space="preserve">: </w:t>
+      </w:r>
+      <w:r>
+        <w:rPr>
+          <w:rFonts w:ascii="Times New Roman" w:eastAsia="Times New Roman" w:hAnsi="Times New Roman" w:cs="Times New Roman"/>
+          <w:kern w:val="0"/>
+          <w:sz w:val="20"/>
+          <w:szCs w:val="20"/>
+          <w:lang w:val="en-GB" w:eastAsia="en-GB"/>
+          <w14:ligatures w14:val="none"/>
+        </w:rPr>
+        <w:t xml:space="preserve">map to </w:t>
+      </w:r>
+      <w:r>
+        <w:rPr>
+          <w:rFonts w:ascii="Times New Roman" w:eastAsia="Times New Roman" w:hAnsi="Times New Roman" w:cs="Times New Roman"/>
+          <w:kern w:val="0"/>
+          <w:sz w:val="20"/>
+          <w:szCs w:val="20"/>
+          <w:lang w:val="en-GB" w:eastAsia="en-GB"/>
+          <w14:ligatures w14:val="none"/>
+        </w:rPr>
+        <w:t>U+000A.</w:t>
       </w:r>
       <w:r>
         <w:rPr>
@@ -2497,213 +2242,27 @@
         </w:rPr>
         <w:t xml:space="preserve"> </w:t>
       </w:r>
-      <w:proofErr w:type="spellStart"/>
-      <w:r>
-        <w:rPr>
-          <w:rFonts w:ascii="Times New Roman" w:eastAsia="Times New Roman" w:hAnsi="Times New Roman" w:cs="Times New Roman"/>
-          <w:kern w:val="0"/>
-          <w:sz w:val="20"/>
-          <w:szCs w:val="20"/>
-          <w:lang w:val="en-GB" w:eastAsia="en-GB"/>
-          <w14:ligatures w14:val="none"/>
-        </w:rPr>
-        <w:t>U</w:t>
-      </w:r>
-      <w:r>
-        <w:rPr>
-          <w:rFonts w:ascii="Times New Roman" w:eastAsia="Times New Roman" w:hAnsi="Times New Roman" w:cs="Times New Roman"/>
-          <w:kern w:val="0"/>
-          <w:sz w:val="20"/>
-          <w:szCs w:val="20"/>
-          <w:lang w:val="en-GB" w:eastAsia="en-GB"/>
-          <w14:ligatures w14:val="none"/>
-        </w:rPr>
-        <w:t>+</w:t>
-      </w:r>
-      <w:r>
-        <w:rPr>
-          <w:rFonts w:ascii="Times New Roman" w:eastAsia="Times New Roman" w:hAnsi="Times New Roman" w:cs="Times New Roman"/>
-          <w:kern w:val="0"/>
-          <w:sz w:val="20"/>
-          <w:szCs w:val="20"/>
-          <w:lang w:val="en-GB" w:eastAsia="en-GB"/>
-          <w14:ligatures w14:val="none"/>
-        </w:rPr>
-        <w:t>0</w:t>
-      </w:r>
-      <w:r>
-        <w:rPr>
-          <w:rFonts w:ascii="Times New Roman" w:eastAsia="Times New Roman" w:hAnsi="Times New Roman" w:cs="Times New Roman"/>
-          <w:kern w:val="0"/>
-          <w:sz w:val="20"/>
-          <w:szCs w:val="20"/>
-          <w:lang w:val="en-GB" w:eastAsia="en-GB"/>
-          <w14:ligatures w14:val="none"/>
-        </w:rPr>
-        <w:t>00B</w:t>
-      </w:r>
-      <w:proofErr w:type="spellEnd"/>
-      <w:r>
-        <w:rPr>
-          <w:rFonts w:ascii="Times New Roman" w:eastAsia="Times New Roman" w:hAnsi="Times New Roman" w:cs="Times New Roman"/>
-          <w:kern w:val="0"/>
-          <w:sz w:val="20"/>
-          <w:szCs w:val="20"/>
-          <w:lang w:val="en-GB" w:eastAsia="en-GB"/>
-          <w14:ligatures w14:val="none"/>
-        </w:rPr>
-        <w:t xml:space="preserve">, </w:t>
-      </w:r>
-      <w:proofErr w:type="spellStart"/>
-      <w:r>
-        <w:rPr>
-          <w:rFonts w:ascii="Times New Roman" w:eastAsia="Times New Roman" w:hAnsi="Times New Roman" w:cs="Times New Roman"/>
-          <w:kern w:val="0"/>
-          <w:sz w:val="20"/>
-          <w:szCs w:val="20"/>
-          <w:lang w:val="en-GB" w:eastAsia="en-GB"/>
-          <w14:ligatures w14:val="none"/>
-        </w:rPr>
-        <w:t>U+</w:t>
-      </w:r>
-      <w:r>
-        <w:rPr>
-          <w:rFonts w:ascii="Times New Roman" w:eastAsia="Times New Roman" w:hAnsi="Times New Roman" w:cs="Times New Roman"/>
-          <w:kern w:val="0"/>
-          <w:sz w:val="20"/>
-          <w:szCs w:val="20"/>
-          <w:lang w:val="en-GB" w:eastAsia="en-GB"/>
-          <w14:ligatures w14:val="none"/>
-        </w:rPr>
-        <w:t>2028</w:t>
-      </w:r>
-      <w:r>
-        <w:rPr>
-          <w:rFonts w:ascii="Times New Roman" w:eastAsia="Times New Roman" w:hAnsi="Times New Roman" w:cs="Times New Roman"/>
-          <w:kern w:val="0"/>
-          <w:sz w:val="20"/>
-          <w:szCs w:val="20"/>
-          <w:lang w:val="en-GB" w:eastAsia="en-GB"/>
-          <w14:ligatures w14:val="none"/>
-        </w:rPr>
-        <w:t>-U+</w:t>
-      </w:r>
-      <w:r>
-        <w:rPr>
-          <w:rFonts w:ascii="Times New Roman" w:eastAsia="Times New Roman" w:hAnsi="Times New Roman" w:cs="Times New Roman"/>
-          <w:kern w:val="0"/>
-          <w:sz w:val="20"/>
-          <w:szCs w:val="20"/>
-          <w:lang w:val="en-GB" w:eastAsia="en-GB"/>
-          <w14:ligatures w14:val="none"/>
-        </w:rPr>
-        <w:t>2029</w:t>
-      </w:r>
-      <w:proofErr w:type="spellEnd"/>
-      <w:r>
-        <w:rPr>
-          <w:rFonts w:ascii="Times New Roman" w:eastAsia="Times New Roman" w:hAnsi="Times New Roman" w:cs="Times New Roman"/>
-          <w:kern w:val="0"/>
-          <w:sz w:val="20"/>
-          <w:szCs w:val="20"/>
-          <w:lang w:val="en-GB" w:eastAsia="en-GB"/>
-          <w14:ligatures w14:val="none"/>
-        </w:rPr>
-        <w:t xml:space="preserve">: </w:t>
-      </w:r>
-      <w:r>
-        <w:rPr>
-          <w:rFonts w:ascii="Times New Roman" w:eastAsia="Times New Roman" w:hAnsi="Times New Roman" w:cs="Times New Roman"/>
-          <w:kern w:val="0"/>
-          <w:sz w:val="20"/>
-          <w:szCs w:val="20"/>
-          <w:lang w:val="en-GB" w:eastAsia="en-GB"/>
-          <w14:ligatures w14:val="none"/>
-        </w:rPr>
-        <w:t xml:space="preserve">map to </w:t>
-      </w:r>
-      <w:proofErr w:type="spellStart"/>
-      <w:r>
-        <w:rPr>
-          <w:rFonts w:ascii="Times New Roman" w:eastAsia="Times New Roman" w:hAnsi="Times New Roman" w:cs="Times New Roman"/>
-          <w:kern w:val="0"/>
-          <w:sz w:val="20"/>
-          <w:szCs w:val="20"/>
-          <w:lang w:val="en-GB" w:eastAsia="en-GB"/>
-          <w14:ligatures w14:val="none"/>
-        </w:rPr>
-        <w:t>U+000A</w:t>
-      </w:r>
-      <w:proofErr w:type="spellEnd"/>
-      <w:r>
-        <w:rPr>
-          <w:rFonts w:ascii="Times New Roman" w:eastAsia="Times New Roman" w:hAnsi="Times New Roman" w:cs="Times New Roman"/>
-          <w:kern w:val="0"/>
-          <w:sz w:val="20"/>
-          <w:szCs w:val="20"/>
-          <w:lang w:val="en-GB" w:eastAsia="en-GB"/>
-          <w14:ligatures w14:val="none"/>
-        </w:rPr>
-        <w:t>.</w:t>
-      </w:r>
-      <w:r>
-        <w:rPr>
-          <w:rFonts w:ascii="Times New Roman" w:eastAsia="Times New Roman" w:hAnsi="Times New Roman" w:cs="Times New Roman"/>
-          <w:kern w:val="0"/>
-          <w:sz w:val="20"/>
-          <w:szCs w:val="20"/>
-          <w:lang w:val="en-GB" w:eastAsia="en-GB"/>
-          <w14:ligatures w14:val="none"/>
-        </w:rPr>
-        <w:t xml:space="preserve"> </w:t>
-      </w:r>
-      <w:proofErr w:type="spellStart"/>
-      <w:r>
-        <w:rPr>
-          <w:rFonts w:ascii="Times New Roman" w:eastAsia="Times New Roman" w:hAnsi="Times New Roman" w:cs="Times New Roman"/>
-          <w:kern w:val="0"/>
-          <w:sz w:val="20"/>
-          <w:szCs w:val="20"/>
-          <w:lang w:val="en-GB" w:eastAsia="en-GB"/>
-          <w14:ligatures w14:val="none"/>
-        </w:rPr>
-        <w:t>U+061C</w:t>
-      </w:r>
-      <w:proofErr w:type="spellEnd"/>
-      <w:r>
-        <w:rPr>
-          <w:rFonts w:ascii="Times New Roman" w:eastAsia="Times New Roman" w:hAnsi="Times New Roman" w:cs="Times New Roman"/>
-          <w:kern w:val="0"/>
-          <w:sz w:val="20"/>
-          <w:szCs w:val="20"/>
-          <w:lang w:val="en-GB" w:eastAsia="en-GB"/>
-          <w14:ligatures w14:val="none"/>
-        </w:rPr>
-        <w:t xml:space="preserve">: map to </w:t>
-      </w:r>
-      <w:proofErr w:type="spellStart"/>
-      <w:r>
-        <w:rPr>
-          <w:rFonts w:ascii="Times New Roman" w:eastAsia="Times New Roman" w:hAnsi="Times New Roman" w:cs="Times New Roman"/>
-          <w:kern w:val="0"/>
-          <w:sz w:val="20"/>
-          <w:szCs w:val="20"/>
-          <w:lang w:val="en-GB" w:eastAsia="en-GB"/>
-          <w14:ligatures w14:val="none"/>
-        </w:rPr>
-        <w:t>U+200F</w:t>
-      </w:r>
-      <w:proofErr w:type="spellEnd"/>
-      <w:r>
-        <w:rPr>
-          <w:rFonts w:ascii="Times New Roman" w:eastAsia="Times New Roman" w:hAnsi="Times New Roman" w:cs="Times New Roman"/>
-          <w:kern w:val="0"/>
-          <w:sz w:val="20"/>
-          <w:szCs w:val="20"/>
-          <w:lang w:val="en-GB" w:eastAsia="en-GB"/>
-          <w14:ligatures w14:val="none"/>
-        </w:rPr>
-        <w:t>.</w:t>
+      <w:r>
+        <w:rPr>
+          <w:rFonts w:ascii="Times New Roman" w:eastAsia="Times New Roman" w:hAnsi="Times New Roman" w:cs="Times New Roman"/>
+          <w:kern w:val="0"/>
+          <w:sz w:val="20"/>
+          <w:szCs w:val="20"/>
+          <w:lang w:val="en-GB" w:eastAsia="en-GB"/>
+          <w14:ligatures w14:val="none"/>
+        </w:rPr>
+        <w:t xml:space="preserve">U+061C: map to </w:t>
+      </w:r>
+      <w:r>
+        <w:rPr>
+          <w:rFonts w:ascii="Times New Roman" w:eastAsia="Times New Roman" w:hAnsi="Times New Roman" w:cs="Times New Roman"/>
+          <w:kern w:val="0"/>
+          <w:sz w:val="20"/>
+          <w:szCs w:val="20"/>
+          <w:lang w:val="en-GB" w:eastAsia="en-GB"/>
+          <w14:ligatures w14:val="none"/>
+        </w:rPr>
+        <w:t>U+200F.</w:t>
       </w:r>
     </w:p>
     <w:p>
@@ -2722,7 +2281,6 @@
           <w14:ligatures w14:val="none"/>
         </w:rPr>
       </w:pPr>
-      <w:proofErr w:type="spellStart"/>
       <w:r>
         <w:rPr>
           <w:rFonts w:ascii="Times New Roman" w:eastAsia="Times New Roman" w:hAnsi="Times New Roman" w:cs="Times New Roman"/>
@@ -2767,29 +2325,16 @@
         </w:rPr>
         <w:t>200B</w:t>
       </w:r>
-      <w:proofErr w:type="spellEnd"/>
-      <w:r>
-        <w:rPr>
-          <w:rFonts w:ascii="Times New Roman" w:eastAsia="Times New Roman" w:hAnsi="Times New Roman" w:cs="Times New Roman"/>
-          <w:kern w:val="0"/>
-          <w:sz w:val="20"/>
-          <w:szCs w:val="20"/>
-          <w:lang w:val="en-GB" w:eastAsia="en-GB"/>
-          <w14:ligatures w14:val="none"/>
-        </w:rPr>
-        <w:t xml:space="preserve">: map to </w:t>
-      </w:r>
-      <w:proofErr w:type="spellStart"/>
-      <w:r>
-        <w:rPr>
-          <w:rFonts w:ascii="Times New Roman" w:eastAsia="Times New Roman" w:hAnsi="Times New Roman" w:cs="Times New Roman"/>
-          <w:kern w:val="0"/>
-          <w:sz w:val="20"/>
-          <w:szCs w:val="20"/>
-          <w:lang w:val="en-GB" w:eastAsia="en-GB"/>
-          <w14:ligatures w14:val="none"/>
-        </w:rPr>
-        <w:t>U+</w:t>
+      <w:r>
+        <w:rPr>
+          <w:rFonts w:ascii="Times New Roman" w:eastAsia="Times New Roman" w:hAnsi="Times New Roman" w:cs="Times New Roman"/>
+          <w:kern w:val="0"/>
+          <w:sz w:val="20"/>
+          <w:szCs w:val="20"/>
+          <w:lang w:val="en-GB" w:eastAsia="en-GB"/>
+          <w14:ligatures w14:val="none"/>
+        </w:rPr>
+        <w:t>: map to U+</w:t>
       </w:r>
       <w:r>
         <w:rPr>
@@ -2802,7 +2347,6 @@
         </w:rPr>
         <w:t>FFFD</w:t>
       </w:r>
-      <w:proofErr w:type="spellEnd"/>
       <w:r>
         <w:rPr>
           <w:rFonts w:ascii="Times New Roman" w:eastAsia="Times New Roman" w:hAnsi="Times New Roman" w:cs="Times New Roman"/>
@@ -2853,7 +2397,6 @@
         </w:rPr>
         <w:t xml:space="preserve">Arabic letter: </w:t>
       </w:r>
-      <w:proofErr w:type="spellStart"/>
       <w:r>
         <w:rPr>
           <w:rFonts w:ascii="Times New Roman" w:eastAsia="Times New Roman" w:hAnsi="Times New Roman" w:cs="Times New Roman"/>
@@ -2876,7 +2419,6 @@
         </w:rPr>
         <w:t>200C</w:t>
       </w:r>
-      <w:proofErr w:type="spellEnd"/>
       <w:r>
         <w:rPr>
           <w:rFonts w:ascii="Times New Roman" w:eastAsia="Times New Roman" w:hAnsi="Times New Roman" w:cs="Times New Roman"/>
@@ -2897,19 +2439,7 @@
           <w:lang w:val="en-GB" w:eastAsia="en-GB"/>
           <w14:ligatures w14:val="none"/>
         </w:rPr>
-        <w:t xml:space="preserve">map to </w:t>
-      </w:r>
-      <w:proofErr w:type="spellStart"/>
-      <w:r>
-        <w:rPr>
-          <w:rFonts w:ascii="Times New Roman" w:eastAsia="Times New Roman" w:hAnsi="Times New Roman" w:cs="Times New Roman"/>
-          <w:kern w:val="0"/>
-          <w:sz w:val="20"/>
-          <w:szCs w:val="20"/>
-          <w:lang w:val="en-GB" w:eastAsia="en-GB"/>
-          <w14:ligatures w14:val="none"/>
-        </w:rPr>
-        <w:t>U+</w:t>
+        <w:t>map to U+</w:t>
       </w:r>
       <w:r>
         <w:rPr>
@@ -2922,29 +2452,16 @@
         </w:rPr>
         <w:t>00B7</w:t>
       </w:r>
-      <w:proofErr w:type="spellEnd"/>
-      <w:r>
-        <w:rPr>
-          <w:rFonts w:ascii="Times New Roman" w:eastAsia="Times New Roman" w:hAnsi="Times New Roman" w:cs="Times New Roman"/>
-          <w:kern w:val="0"/>
-          <w:sz w:val="20"/>
-          <w:szCs w:val="20"/>
-          <w:lang w:val="en-GB" w:eastAsia="en-GB"/>
-          <w14:ligatures w14:val="none"/>
-        </w:rPr>
-        <w:t xml:space="preserve"> (use middle dot as non-joiner). </w:t>
-      </w:r>
-      <w:proofErr w:type="spellStart"/>
-      <w:r>
-        <w:rPr>
-          <w:rFonts w:ascii="Times New Roman" w:eastAsia="Times New Roman" w:hAnsi="Times New Roman" w:cs="Times New Roman"/>
-          <w:kern w:val="0"/>
-          <w:sz w:val="20"/>
-          <w:szCs w:val="20"/>
-          <w:lang w:val="en-GB" w:eastAsia="en-GB"/>
-          <w14:ligatures w14:val="none"/>
-        </w:rPr>
-        <w:t>U+</w:t>
+      <w:r>
+        <w:rPr>
+          <w:rFonts w:ascii="Times New Roman" w:eastAsia="Times New Roman" w:hAnsi="Times New Roman" w:cs="Times New Roman"/>
+          <w:kern w:val="0"/>
+          <w:sz w:val="20"/>
+          <w:szCs w:val="20"/>
+          <w:lang w:val="en-GB" w:eastAsia="en-GB"/>
+          <w14:ligatures w14:val="none"/>
+        </w:rPr>
+        <w:t xml:space="preserve"> (use middle dot as non-joiner). U+</w:t>
       </w:r>
       <w:r>
         <w:rPr>
@@ -2957,7 +2474,6 @@
         </w:rPr>
         <w:t>200D</w:t>
       </w:r>
-      <w:proofErr w:type="spellEnd"/>
       <w:r>
         <w:rPr>
           <w:rFonts w:ascii="Times New Roman" w:eastAsia="Times New Roman" w:hAnsi="Times New Roman" w:cs="Times New Roman"/>
@@ -2978,19 +2494,7 @@
           <w:lang w:val="en-GB" w:eastAsia="en-GB"/>
           <w14:ligatures w14:val="none"/>
         </w:rPr>
-        <w:t xml:space="preserve"> map to </w:t>
-      </w:r>
-      <w:proofErr w:type="spellStart"/>
-      <w:r>
-        <w:rPr>
-          <w:rFonts w:ascii="Times New Roman" w:eastAsia="Times New Roman" w:hAnsi="Times New Roman" w:cs="Times New Roman"/>
-          <w:kern w:val="0"/>
-          <w:sz w:val="20"/>
-          <w:szCs w:val="20"/>
-          <w:lang w:val="en-GB" w:eastAsia="en-GB"/>
-          <w14:ligatures w14:val="none"/>
-        </w:rPr>
-        <w:t>U+</w:t>
+        <w:t xml:space="preserve"> map to U+</w:t>
       </w:r>
       <w:r>
         <w:rPr>
@@ -3003,64 +2507,27 @@
         </w:rPr>
         <w:t>0640</w:t>
       </w:r>
-      <w:proofErr w:type="spellEnd"/>
-      <w:r>
-        <w:rPr>
-          <w:rFonts w:ascii="Times New Roman" w:eastAsia="Times New Roman" w:hAnsi="Times New Roman" w:cs="Times New Roman"/>
-          <w:kern w:val="0"/>
-          <w:sz w:val="20"/>
-          <w:szCs w:val="20"/>
-          <w:lang w:val="en-GB" w:eastAsia="en-GB"/>
-          <w14:ligatures w14:val="none"/>
-        </w:rPr>
-        <w:t xml:space="preserve"> (use </w:t>
-      </w:r>
-      <w:proofErr w:type="spellStart"/>
-      <w:r>
-        <w:rPr>
-          <w:rFonts w:ascii="Times New Roman" w:eastAsia="Times New Roman" w:hAnsi="Times New Roman" w:cs="Times New Roman"/>
-          <w:kern w:val="0"/>
-          <w:sz w:val="20"/>
-          <w:szCs w:val="20"/>
-          <w:lang w:val="en-GB" w:eastAsia="en-GB"/>
-          <w14:ligatures w14:val="none"/>
-        </w:rPr>
-        <w:t>kashida</w:t>
-      </w:r>
-      <w:proofErr w:type="spellEnd"/>
-      <w:r>
-        <w:rPr>
-          <w:rFonts w:ascii="Times New Roman" w:eastAsia="Times New Roman" w:hAnsi="Times New Roman" w:cs="Times New Roman"/>
-          <w:kern w:val="0"/>
-          <w:sz w:val="20"/>
-          <w:szCs w:val="20"/>
-          <w:lang w:val="en-GB" w:eastAsia="en-GB"/>
-          <w14:ligatures w14:val="none"/>
-        </w:rPr>
-        <w:t xml:space="preserve"> as joiner).</w:t>
-      </w:r>
-      <w:r>
-        <w:rPr>
-          <w:rFonts w:ascii="Times New Roman" w:eastAsia="Times New Roman" w:hAnsi="Times New Roman" w:cs="Times New Roman"/>
-          <w:kern w:val="0"/>
-          <w:sz w:val="20"/>
-          <w:szCs w:val="20"/>
-          <w:lang w:val="en-GB" w:eastAsia="en-GB"/>
-          <w14:ligatures w14:val="none"/>
-        </w:rPr>
-        <w:t xml:space="preserve"> Note that </w:t>
-      </w:r>
-      <w:proofErr w:type="spellStart"/>
-      <w:r>
-        <w:rPr>
-          <w:rFonts w:ascii="Times New Roman" w:eastAsia="Times New Roman" w:hAnsi="Times New Roman" w:cs="Times New Roman"/>
-          <w:kern w:val="0"/>
-          <w:sz w:val="20"/>
-          <w:szCs w:val="20"/>
-          <w:lang w:val="en-GB" w:eastAsia="en-GB"/>
-          <w14:ligatures w14:val="none"/>
-        </w:rPr>
-        <w:t>U+200</w:t>
+      <w:r>
+        <w:rPr>
+          <w:rFonts w:ascii="Times New Roman" w:eastAsia="Times New Roman" w:hAnsi="Times New Roman" w:cs="Times New Roman"/>
+          <w:kern w:val="0"/>
+          <w:sz w:val="20"/>
+          <w:szCs w:val="20"/>
+          <w:lang w:val="en-GB" w:eastAsia="en-GB"/>
+          <w14:ligatures w14:val="none"/>
+        </w:rPr>
+        <w:t xml:space="preserve"> (use kashida as joiner).</w:t>
+      </w:r>
+      <w:r>
+        <w:rPr>
+          <w:rFonts w:ascii="Times New Roman" w:eastAsia="Times New Roman" w:hAnsi="Times New Roman" w:cs="Times New Roman"/>
+          <w:kern w:val="0"/>
+          <w:sz w:val="20"/>
+          <w:szCs w:val="20"/>
+          <w:lang w:val="en-GB" w:eastAsia="en-GB"/>
+          <w14:ligatures w14:val="none"/>
+        </w:rPr>
+        <w:t xml:space="preserve"> Note that U+200</w:t>
       </w:r>
       <w:r>
         <w:rPr>
@@ -3073,31 +2540,17 @@
         </w:rPr>
         <w:t>D</w:t>
       </w:r>
-      <w:proofErr w:type="spellEnd"/>
-      <w:r>
-        <w:rPr>
-          <w:rFonts w:ascii="Times New Roman" w:eastAsia="Times New Roman" w:hAnsi="Times New Roman" w:cs="Times New Roman"/>
-          <w:kern w:val="0"/>
-          <w:sz w:val="20"/>
-          <w:szCs w:val="20"/>
-          <w:lang w:val="en-GB" w:eastAsia="en-GB"/>
-          <w14:ligatures w14:val="none"/>
-        </w:rPr>
-        <w:t xml:space="preserve"> and </w:t>
-      </w:r>
-      <w:proofErr w:type="spellStart"/>
-      <w:r>
-        <w:rPr>
-          <w:rFonts w:ascii="Times New Roman" w:eastAsia="Times New Roman" w:hAnsi="Times New Roman" w:cs="Times New Roman"/>
-          <w:kern w:val="0"/>
-          <w:sz w:val="20"/>
-          <w:szCs w:val="20"/>
-          <w:lang w:val="en-GB" w:eastAsia="en-GB"/>
-          <w14:ligatures w14:val="none"/>
-        </w:rPr>
-        <w:t>U+200C</w:t>
-      </w:r>
-      <w:proofErr w:type="spellEnd"/>
+      <w:r>
+        <w:rPr>
+          <w:rFonts w:ascii="Times New Roman" w:eastAsia="Times New Roman" w:hAnsi="Times New Roman" w:cs="Times New Roman"/>
+          <w:kern w:val="0"/>
+          <w:sz w:val="20"/>
+          <w:szCs w:val="20"/>
+          <w:lang w:val="en-GB" w:eastAsia="en-GB"/>
+          <w14:ligatures w14:val="none"/>
+        </w:rPr>
+        <w:t xml:space="preserve"> and U+200C</w:t>
+      </w:r>
       <w:r>
         <w:rPr>
           <w:rFonts w:ascii="Times New Roman" w:eastAsia="Times New Roman" w:hAnsi="Times New Roman" w:cs="Times New Roman"/>
@@ -3140,31 +2593,7 @@
           <w:lang w:val="en-GB" w:eastAsia="en-GB"/>
           <w14:ligatures w14:val="none"/>
         </w:rPr>
-        <w:t xml:space="preserve">when converting to 7-bit alphabets (see section </w:t>
-      </w:r>
-      <w:proofErr w:type="spellStart"/>
-      <w:r>
-        <w:rPr>
-          <w:rFonts w:ascii="Times New Roman" w:eastAsia="Times New Roman" w:hAnsi="Times New Roman" w:cs="Times New Roman"/>
-          <w:kern w:val="0"/>
-          <w:sz w:val="20"/>
-          <w:szCs w:val="20"/>
-          <w:lang w:val="en-GB" w:eastAsia="en-GB"/>
-          <w14:ligatures w14:val="none"/>
-        </w:rPr>
-        <w:t>A.4</w:t>
-      </w:r>
-      <w:proofErr w:type="spellEnd"/>
-      <w:r>
-        <w:rPr>
-          <w:rFonts w:ascii="Times New Roman" w:eastAsia="Times New Roman" w:hAnsi="Times New Roman" w:cs="Times New Roman"/>
-          <w:kern w:val="0"/>
-          <w:sz w:val="20"/>
-          <w:szCs w:val="20"/>
-          <w:lang w:val="en-GB" w:eastAsia="en-GB"/>
-          <w14:ligatures w14:val="none"/>
-        </w:rPr>
-        <w:t>)</w:t>
+        <w:t>when converting to 7-bit alphabets (see section A.4)</w:t>
       </w:r>
       <w:r>
         <w:rPr>
@@ -3194,7 +2623,6 @@
           <w14:ligatures w14:val="none"/>
         </w:rPr>
       </w:pPr>
-      <w:proofErr w:type="spellStart"/>
       <w:r>
         <w:rPr>
           <w:rFonts w:ascii="Times New Roman" w:eastAsia="Times New Roman" w:hAnsi="Times New Roman" w:cs="Times New Roman"/>
@@ -3250,7 +2678,6 @@
         </w:rPr>
         <w:t>E</w:t>
       </w:r>
-      <w:proofErr w:type="spellEnd"/>
       <w:r>
         <w:rPr>
           <w:rFonts w:ascii="Times New Roman" w:eastAsia="Times New Roman" w:hAnsi="Times New Roman" w:cs="Times New Roman"/>
@@ -3262,7 +2689,6 @@
         </w:rPr>
         <w:t xml:space="preserve">, </w:t>
       </w:r>
-      <w:proofErr w:type="spellStart"/>
       <w:r>
         <w:rPr>
           <w:rFonts w:ascii="Times New Roman" w:eastAsia="Times New Roman" w:hAnsi="Times New Roman" w:cs="Times New Roman"/>
@@ -3318,7 +2744,6 @@
         </w:rPr>
         <w:t>F</w:t>
       </w:r>
-      <w:proofErr w:type="spellEnd"/>
       <w:r>
         <w:rPr>
           <w:rFonts w:ascii="Times New Roman" w:eastAsia="Times New Roman" w:hAnsi="Times New Roman" w:cs="Times New Roman"/>
@@ -3330,7 +2755,6 @@
         </w:rPr>
         <w:t xml:space="preserve">, </w:t>
       </w:r>
-      <w:proofErr w:type="spellStart"/>
       <w:r>
         <w:rPr>
           <w:rFonts w:ascii="Times New Roman" w:eastAsia="Times New Roman" w:hAnsi="Times New Roman" w:cs="Times New Roman"/>
@@ -3375,7 +2799,6 @@
         </w:rPr>
         <w:t>F8FF</w:t>
       </w:r>
-      <w:proofErr w:type="spellEnd"/>
       <w:r>
         <w:rPr>
           <w:rFonts w:ascii="Times New Roman" w:eastAsia="Times New Roman" w:hAnsi="Times New Roman" w:cs="Times New Roman"/>
@@ -3387,7 +2810,6 @@
         </w:rPr>
         <w:t xml:space="preserve">, </w:t>
       </w:r>
-      <w:proofErr w:type="spellStart"/>
       <w:r>
         <w:rPr>
           <w:rFonts w:ascii="Times New Roman" w:eastAsia="Times New Roman" w:hAnsi="Times New Roman" w:cs="Times New Roman"/>
@@ -3443,7 +2865,28 @@
         </w:rPr>
         <w:t>FDEF</w:t>
       </w:r>
-      <w:proofErr w:type="spellEnd"/>
+      <w:r>
+        <w:rPr>
+          <w:rFonts w:ascii="Times New Roman" w:eastAsia="Times New Roman" w:hAnsi="Times New Roman" w:cs="Times New Roman"/>
+          <w:kern w:val="0"/>
+          <w:sz w:val="20"/>
+          <w:szCs w:val="20"/>
+          <w:lang w:val="en-GB" w:eastAsia="en-GB"/>
+          <w14:ligatures w14:val="none"/>
+        </w:rPr>
+        <w:t>, U+</w:t>
+      </w:r>
+      <w:r>
+        <w:rPr>
+          <w:rFonts w:ascii="Times New Roman" w:eastAsia="Times New Roman" w:hAnsi="Times New Roman" w:cs="Times New Roman"/>
+          <w:kern w:val="0"/>
+          <w:sz w:val="20"/>
+          <w:szCs w:val="20"/>
+          <w:lang w:val="en-GB" w:eastAsia="en-GB"/>
+          <w14:ligatures w14:val="none"/>
+        </w:rPr>
+        <w:t>FEFF</w:t>
+      </w:r>
       <w:r>
         <w:rPr>
           <w:rFonts w:ascii="Times New Roman" w:eastAsia="Times New Roman" w:hAnsi="Times New Roman" w:cs="Times New Roman"/>
@@ -3455,7 +2898,6 @@
         </w:rPr>
         <w:t xml:space="preserve">, </w:t>
       </w:r>
-      <w:proofErr w:type="spellStart"/>
       <w:r>
         <w:rPr>
           <w:rFonts w:ascii="Times New Roman" w:eastAsia="Times New Roman" w:hAnsi="Times New Roman" w:cs="Times New Roman"/>
@@ -3476,9 +2918,8 @@
           <w:lang w:val="en-GB" w:eastAsia="en-GB"/>
           <w14:ligatures w14:val="none"/>
         </w:rPr>
-        <w:t>FEFF</w:t>
-      </w:r>
-      <w:proofErr w:type="spellEnd"/>
+        <w:t>FFFC</w:t>
+      </w:r>
       <w:r>
         <w:rPr>
           <w:rFonts w:ascii="Times New Roman" w:eastAsia="Times New Roman" w:hAnsi="Times New Roman" w:cs="Times New Roman"/>
@@ -3490,42 +2931,6 @@
         </w:rPr>
         <w:t xml:space="preserve">, </w:t>
       </w:r>
-      <w:proofErr w:type="spellStart"/>
-      <w:r>
-        <w:rPr>
-          <w:rFonts w:ascii="Times New Roman" w:eastAsia="Times New Roman" w:hAnsi="Times New Roman" w:cs="Times New Roman"/>
-          <w:kern w:val="0"/>
-          <w:sz w:val="20"/>
-          <w:szCs w:val="20"/>
-          <w:lang w:val="en-GB" w:eastAsia="en-GB"/>
-          <w14:ligatures w14:val="none"/>
-        </w:rPr>
-        <w:t>U+</w:t>
-      </w:r>
-      <w:r>
-        <w:rPr>
-          <w:rFonts w:ascii="Times New Roman" w:eastAsia="Times New Roman" w:hAnsi="Times New Roman" w:cs="Times New Roman"/>
-          <w:kern w:val="0"/>
-          <w:sz w:val="20"/>
-          <w:szCs w:val="20"/>
-          <w:lang w:val="en-GB" w:eastAsia="en-GB"/>
-          <w14:ligatures w14:val="none"/>
-        </w:rPr>
-        <w:t>FFFC</w:t>
-      </w:r>
-      <w:proofErr w:type="spellEnd"/>
-      <w:r>
-        <w:rPr>
-          <w:rFonts w:ascii="Times New Roman" w:eastAsia="Times New Roman" w:hAnsi="Times New Roman" w:cs="Times New Roman"/>
-          <w:kern w:val="0"/>
-          <w:sz w:val="20"/>
-          <w:szCs w:val="20"/>
-          <w:lang w:val="en-GB" w:eastAsia="en-GB"/>
-          <w14:ligatures w14:val="none"/>
-        </w:rPr>
-        <w:t xml:space="preserve">, </w:t>
-      </w:r>
-      <w:proofErr w:type="spellStart"/>
       <w:r>
         <w:rPr>
           <w:rFonts w:ascii="Times New Roman" w:eastAsia="Times New Roman" w:hAnsi="Times New Roman" w:cs="Times New Roman"/>
@@ -3570,7 +2975,6 @@
         </w:rPr>
         <w:t>FFFF</w:t>
       </w:r>
-      <w:proofErr w:type="spellEnd"/>
       <w:r>
         <w:rPr>
           <w:rFonts w:ascii="Times New Roman" w:eastAsia="Times New Roman" w:hAnsi="Times New Roman" w:cs="Times New Roman"/>
@@ -3649,19 +3053,7 @@
           <w:lang w:val="en-GB" w:eastAsia="en-GB"/>
           <w14:ligatures w14:val="none"/>
         </w:rPr>
-        <w:t xml:space="preserve">: map </w:t>
-      </w:r>
-      <w:proofErr w:type="spellStart"/>
-      <w:r>
-        <w:rPr>
-          <w:rFonts w:ascii="Times New Roman" w:eastAsia="Times New Roman" w:hAnsi="Times New Roman" w:cs="Times New Roman"/>
-          <w:kern w:val="0"/>
-          <w:sz w:val="20"/>
-          <w:szCs w:val="20"/>
-          <w:lang w:val="en-GB" w:eastAsia="en-GB"/>
-          <w14:ligatures w14:val="none"/>
-        </w:rPr>
-        <w:t>toU+</w:t>
+        <w:t>: map toU+</w:t>
       </w:r>
       <w:r>
         <w:rPr>
@@ -3674,7 +3066,6 @@
         </w:rPr>
         <w:t>FFFD</w:t>
       </w:r>
-      <w:proofErr w:type="spellEnd"/>
       <w:r>
         <w:rPr>
           <w:rFonts w:ascii="Times New Roman" w:eastAsia="Times New Roman" w:hAnsi="Times New Roman" w:cs="Times New Roman"/>
@@ -3689,10 +3080,20 @@
     </w:p>
     <w:p>
       <w:pPr>
-        <w:rPr>
-          <w:rFonts w:ascii="Times New Roman" w:eastAsia="Times New Roman" w:hAnsi="Times New Roman" w:cs="Times New Roman"/>
-          <w:kern w:val="0"/>
-          <w:sz w:val="20"/>
+        <w:pStyle w:val="Rubrik4"/>
+        <w:overflowPunct w:val="0"/>
+        <w:autoSpaceDE w:val="0"/>
+        <w:autoSpaceDN w:val="0"/>
+        <w:adjustRightInd w:val="0"/>
+        <w:spacing w:before="120" w:after="180" w:line="240" w:lineRule="auto"/>
+        <w:ind w:left="1418" w:hanging="1418"/>
+        <w:textAlignment w:val="baseline"/>
+        <w:rPr>
+          <w:rFonts w:ascii="Arial" w:eastAsia="Times New Roman" w:hAnsi="Arial" w:cs="Times New Roman"/>
+          <w:i w:val="0"/>
+          <w:iCs w:val="0"/>
+          <w:color w:val="auto"/>
+          <w:kern w:val="0"/>
           <w:szCs w:val="20"/>
           <w:lang w:val="en-GB" w:eastAsia="en-GB"/>
           <w14:ligatures w14:val="none"/>
@@ -3700,544 +3101,29 @@
       </w:pPr>
       <w:r>
         <w:rPr>
-          <w:rFonts w:ascii="Times New Roman" w:eastAsia="Times New Roman" w:hAnsi="Times New Roman" w:cs="Times New Roman"/>
-          <w:kern w:val="0"/>
-          <w:sz w:val="20"/>
-          <w:szCs w:val="20"/>
-          <w:lang w:val="en-GB" w:eastAsia="en-GB"/>
-          <w14:ligatures w14:val="none"/>
-        </w:rPr>
-        <w:t>In case there are any bidi RTL characters in the message</w:t>
-      </w:r>
-      <w:r>
-        <w:rPr>
-          <w:rFonts w:ascii="Times New Roman" w:eastAsia="Times New Roman" w:hAnsi="Times New Roman" w:cs="Times New Roman"/>
-          <w:kern w:val="0"/>
-          <w:sz w:val="20"/>
-          <w:szCs w:val="20"/>
-          <w:lang w:val="en-GB" w:eastAsia="en-GB"/>
-          <w14:ligatures w14:val="none"/>
-        </w:rPr>
-        <w:t xml:space="preserve">, a </w:t>
-      </w:r>
-      <w:r>
-        <w:rPr>
-          <w:rFonts w:ascii="Times New Roman" w:eastAsia="Times New Roman" w:hAnsi="Times New Roman" w:cs="Times New Roman"/>
-          <w:i/>
-          <w:iCs/>
-          <w:kern w:val="0"/>
-          <w:sz w:val="20"/>
-          <w:szCs w:val="20"/>
-          <w:lang w:val="en-GB" w:eastAsia="en-GB"/>
-          <w14:ligatures w14:val="none"/>
-        </w:rPr>
-        <w:t>simplified</w:t>
-      </w:r>
-      <w:r>
-        <w:rPr>
-          <w:rFonts w:ascii="Times New Roman" w:eastAsia="Times New Roman" w:hAnsi="Times New Roman" w:cs="Times New Roman"/>
-          <w:kern w:val="0"/>
-          <w:sz w:val="20"/>
-          <w:szCs w:val="20"/>
-          <w:lang w:val="en-GB" w:eastAsia="en-GB"/>
-          <w14:ligatures w14:val="none"/>
-        </w:rPr>
-        <w:t xml:space="preserve"> Unicode bidi algorithm should be used before display of the message. </w:t>
-      </w:r>
-      <w:r>
-        <w:rPr>
-          <w:rFonts w:ascii="Times New Roman" w:eastAsia="Times New Roman" w:hAnsi="Times New Roman" w:cs="Times New Roman"/>
-          <w:kern w:val="0"/>
-          <w:sz w:val="20"/>
-          <w:szCs w:val="20"/>
-          <w:lang w:val="en-GB" w:eastAsia="en-GB"/>
-          <w14:ligatures w14:val="none"/>
-        </w:rPr>
-        <w:t xml:space="preserve">Bidi AL </w:t>
-      </w:r>
-      <w:r>
-        <w:rPr>
-          <w:rFonts w:ascii="Times New Roman" w:eastAsia="Times New Roman" w:hAnsi="Times New Roman" w:cs="Times New Roman"/>
-          <w:kern w:val="0"/>
-          <w:sz w:val="20"/>
-          <w:szCs w:val="20"/>
-          <w:lang w:val="en-GB" w:eastAsia="en-GB"/>
-          <w14:ligatures w14:val="none"/>
-        </w:rPr>
-        <w:t>is</w:t>
-      </w:r>
-      <w:r>
-        <w:rPr>
-          <w:rFonts w:ascii="Times New Roman" w:eastAsia="Times New Roman" w:hAnsi="Times New Roman" w:cs="Times New Roman"/>
-          <w:kern w:val="0"/>
-          <w:sz w:val="20"/>
-          <w:szCs w:val="20"/>
-          <w:lang w:val="en-GB" w:eastAsia="en-GB"/>
-          <w14:ligatures w14:val="none"/>
-        </w:rPr>
-        <w:t xml:space="preserve"> handled as bidi R, except </w:t>
-      </w:r>
-      <w:r>
-        <w:rPr>
-          <w:rFonts w:ascii="Times New Roman" w:eastAsia="Times New Roman" w:hAnsi="Times New Roman" w:cs="Times New Roman"/>
-          <w:kern w:val="0"/>
-          <w:sz w:val="20"/>
-          <w:szCs w:val="20"/>
-          <w:lang w:val="en-GB" w:eastAsia="en-GB"/>
-          <w14:ligatures w14:val="none"/>
-        </w:rPr>
-        <w:t>Arabic</w:t>
-      </w:r>
-      <w:r>
-        <w:rPr>
-          <w:rFonts w:ascii="Times New Roman" w:eastAsia="Times New Roman" w:hAnsi="Times New Roman" w:cs="Times New Roman"/>
-          <w:kern w:val="0"/>
-          <w:sz w:val="20"/>
-          <w:szCs w:val="20"/>
-          <w:lang w:val="en-GB" w:eastAsia="en-GB"/>
-          <w14:ligatures w14:val="none"/>
-        </w:rPr>
-        <w:t xml:space="preserve"> punctuation which is handled as ON;</w:t>
-      </w:r>
-      <w:r>
-        <w:rPr>
-          <w:rFonts w:ascii="Times New Roman" w:eastAsia="Times New Roman" w:hAnsi="Times New Roman" w:cs="Times New Roman"/>
-          <w:kern w:val="0"/>
-          <w:sz w:val="20"/>
-          <w:szCs w:val="20"/>
-          <w:lang w:val="en-GB" w:eastAsia="en-GB"/>
-          <w14:ligatures w14:val="none"/>
-        </w:rPr>
-        <w:t xml:space="preserve"> </w:t>
-      </w:r>
-      <w:r>
-        <w:rPr>
-          <w:rFonts w:ascii="Times New Roman" w:eastAsia="Times New Roman" w:hAnsi="Times New Roman" w:cs="Times New Roman"/>
-          <w:kern w:val="0"/>
-          <w:sz w:val="20"/>
-          <w:szCs w:val="20"/>
-          <w:lang w:val="en-GB" w:eastAsia="en-GB"/>
-          <w14:ligatures w14:val="none"/>
-        </w:rPr>
-        <w:t xml:space="preserve">all bidi EN and AN handled as </w:t>
-      </w:r>
-      <w:r>
-        <w:rPr>
-          <w:rFonts w:ascii="Times New Roman" w:eastAsia="Times New Roman" w:hAnsi="Times New Roman" w:cs="Times New Roman"/>
-          <w:kern w:val="0"/>
-          <w:sz w:val="20"/>
-          <w:szCs w:val="20"/>
-          <w:lang w:val="en-GB" w:eastAsia="en-GB"/>
-          <w14:ligatures w14:val="none"/>
-        </w:rPr>
-        <w:t xml:space="preserve">bidi </w:t>
-      </w:r>
-      <w:r>
-        <w:rPr>
-          <w:rFonts w:ascii="Times New Roman" w:eastAsia="Times New Roman" w:hAnsi="Times New Roman" w:cs="Times New Roman"/>
-          <w:kern w:val="0"/>
-          <w:sz w:val="20"/>
-          <w:szCs w:val="20"/>
-          <w:lang w:val="en-GB" w:eastAsia="en-GB"/>
-          <w14:ligatures w14:val="none"/>
-        </w:rPr>
-        <w:t xml:space="preserve">L; all </w:t>
-      </w:r>
-      <w:r>
-        <w:rPr>
-          <w:rFonts w:ascii="Times New Roman" w:eastAsia="Times New Roman" w:hAnsi="Times New Roman" w:cs="Times New Roman"/>
-          <w:kern w:val="0"/>
-          <w:sz w:val="20"/>
-          <w:szCs w:val="20"/>
-          <w:lang w:val="en-GB" w:eastAsia="en-GB"/>
-          <w14:ligatures w14:val="none"/>
-        </w:rPr>
-        <w:t xml:space="preserve">bidi </w:t>
-      </w:r>
-      <w:r>
-        <w:rPr>
-          <w:rFonts w:ascii="Times New Roman" w:eastAsia="Times New Roman" w:hAnsi="Times New Roman" w:cs="Times New Roman"/>
-          <w:kern w:val="0"/>
-          <w:sz w:val="20"/>
-          <w:szCs w:val="20"/>
-          <w:lang w:val="en-GB" w:eastAsia="en-GB"/>
-          <w14:ligatures w14:val="none"/>
-        </w:rPr>
-        <w:t xml:space="preserve">ET, ES, CS handled as </w:t>
-      </w:r>
-      <w:r>
-        <w:rPr>
-          <w:rFonts w:ascii="Times New Roman" w:eastAsia="Times New Roman" w:hAnsi="Times New Roman" w:cs="Times New Roman"/>
-          <w:kern w:val="0"/>
-          <w:sz w:val="20"/>
-          <w:szCs w:val="20"/>
-          <w:lang w:val="en-GB" w:eastAsia="en-GB"/>
-          <w14:ligatures w14:val="none"/>
-        </w:rPr>
-        <w:t xml:space="preserve">bidi </w:t>
-      </w:r>
-      <w:r>
-        <w:rPr>
-          <w:rFonts w:ascii="Times New Roman" w:eastAsia="Times New Roman" w:hAnsi="Times New Roman" w:cs="Times New Roman"/>
-          <w:kern w:val="0"/>
-          <w:sz w:val="20"/>
-          <w:szCs w:val="20"/>
-          <w:lang w:val="en-GB" w:eastAsia="en-GB"/>
-          <w14:ligatures w14:val="none"/>
-        </w:rPr>
-        <w:t>ON</w:t>
-      </w:r>
-      <w:r>
-        <w:rPr>
-          <w:rFonts w:ascii="Times New Roman" w:eastAsia="Times New Roman" w:hAnsi="Times New Roman" w:cs="Times New Roman"/>
-          <w:kern w:val="0"/>
-          <w:sz w:val="20"/>
-          <w:szCs w:val="20"/>
-          <w:lang w:val="en-GB" w:eastAsia="en-GB"/>
-          <w14:ligatures w14:val="none"/>
-        </w:rPr>
-        <w:t>.</w:t>
-      </w:r>
-      <w:r>
-        <w:rPr>
-          <w:rFonts w:ascii="Times New Roman" w:eastAsia="Times New Roman" w:hAnsi="Times New Roman" w:cs="Times New Roman"/>
-          <w:kern w:val="0"/>
-          <w:sz w:val="20"/>
-          <w:szCs w:val="20"/>
-          <w:lang w:val="en-GB" w:eastAsia="en-GB"/>
-          <w14:ligatures w14:val="none"/>
-        </w:rPr>
-        <w:t xml:space="preserve"> Furthermore, the</w:t>
-      </w:r>
-      <w:r>
-        <w:rPr>
-          <w:rFonts w:ascii="Times New Roman" w:eastAsia="Times New Roman" w:hAnsi="Times New Roman" w:cs="Times New Roman"/>
-          <w:kern w:val="0"/>
-          <w:sz w:val="20"/>
-          <w:szCs w:val="20"/>
-          <w:lang w:val="en-GB" w:eastAsia="en-GB"/>
-          <w14:ligatures w14:val="none"/>
-        </w:rPr>
-        <w:t xml:space="preserve"> '</w:t>
-      </w:r>
-      <w:r>
-        <w:rPr>
-          <w:rFonts w:ascii="Times New Roman" w:eastAsia="Times New Roman" w:hAnsi="Times New Roman" w:cs="Times New Roman"/>
-          <w:kern w:val="0"/>
-          <w:sz w:val="20"/>
-          <w:szCs w:val="20"/>
-          <w:lang w:val="en-GB" w:eastAsia="en-GB"/>
-          <w14:ligatures w14:val="none"/>
-        </w:rPr>
-        <w:t>p</w:t>
-      </w:r>
-      <w:r>
-        <w:rPr>
-          <w:rFonts w:ascii="Times New Roman" w:eastAsia="Times New Roman" w:hAnsi="Times New Roman" w:cs="Times New Roman"/>
-          <w:kern w:val="0"/>
-          <w:sz w:val="20"/>
-          <w:szCs w:val="20"/>
-          <w:lang w:val="en-GB" w:eastAsia="en-GB"/>
-          <w14:ligatures w14:val="none"/>
-        </w:rPr>
-        <w:t>aragraph direction' is always LTR for SMS/CBS</w:t>
-      </w:r>
-      <w:r>
-        <w:rPr>
-          <w:rFonts w:ascii="Times New Roman" w:eastAsia="Times New Roman" w:hAnsi="Times New Roman" w:cs="Times New Roman"/>
-          <w:kern w:val="0"/>
-          <w:sz w:val="20"/>
-          <w:szCs w:val="20"/>
-          <w:lang w:val="en-GB" w:eastAsia="en-GB"/>
-          <w14:ligatures w14:val="none"/>
-        </w:rPr>
-        <w:t xml:space="preserve"> messages</w:t>
-      </w:r>
-      <w:r>
-        <w:rPr>
-          <w:rFonts w:ascii="Times New Roman" w:eastAsia="Times New Roman" w:hAnsi="Times New Roman" w:cs="Times New Roman"/>
-          <w:kern w:val="0"/>
-          <w:sz w:val="20"/>
-          <w:szCs w:val="20"/>
-          <w:lang w:val="en-GB" w:eastAsia="en-GB"/>
-          <w14:ligatures w14:val="none"/>
-        </w:rPr>
-        <w:t xml:space="preserve">. </w:t>
-      </w:r>
-      <w:r>
-        <w:rPr>
-          <w:rFonts w:ascii="Times New Roman" w:eastAsia="Times New Roman" w:hAnsi="Times New Roman" w:cs="Times New Roman"/>
-          <w:kern w:val="0"/>
-          <w:sz w:val="20"/>
-          <w:szCs w:val="20"/>
-          <w:lang w:val="en-GB" w:eastAsia="en-GB"/>
-          <w14:ligatures w14:val="none"/>
-        </w:rPr>
-        <w:t>Note</w:t>
-      </w:r>
-      <w:r>
-        <w:rPr>
-          <w:rFonts w:ascii="Times New Roman" w:eastAsia="Times New Roman" w:hAnsi="Times New Roman" w:cs="Times New Roman"/>
-          <w:kern w:val="0"/>
-          <w:sz w:val="20"/>
-          <w:szCs w:val="20"/>
-          <w:lang w:val="en-GB" w:eastAsia="en-GB"/>
-          <w14:ligatures w14:val="none"/>
-        </w:rPr>
-        <w:t xml:space="preserve"> also</w:t>
-      </w:r>
-      <w:r>
-        <w:rPr>
-          <w:rFonts w:ascii="Times New Roman" w:eastAsia="Times New Roman" w:hAnsi="Times New Roman" w:cs="Times New Roman"/>
-          <w:kern w:val="0"/>
-          <w:sz w:val="20"/>
-          <w:szCs w:val="20"/>
-          <w:lang w:val="en-GB" w:eastAsia="en-GB"/>
-          <w14:ligatures w14:val="none"/>
-        </w:rPr>
-        <w:t xml:space="preserve"> that t</w:t>
-      </w:r>
-      <w:r>
-        <w:rPr>
-          <w:rFonts w:ascii="Times New Roman" w:eastAsia="Times New Roman" w:hAnsi="Times New Roman" w:cs="Times New Roman"/>
-          <w:kern w:val="0"/>
-          <w:sz w:val="20"/>
-          <w:szCs w:val="20"/>
-          <w:lang w:val="en-GB" w:eastAsia="en-GB"/>
-          <w14:ligatures w14:val="none"/>
-        </w:rPr>
-        <w:t>here are no nestable bidi controls in SMS/CBS</w:t>
-      </w:r>
-      <w:r>
-        <w:rPr>
-          <w:rFonts w:ascii="Times New Roman" w:eastAsia="Times New Roman" w:hAnsi="Times New Roman" w:cs="Times New Roman"/>
-          <w:kern w:val="0"/>
-          <w:sz w:val="20"/>
-          <w:szCs w:val="20"/>
-          <w:lang w:val="en-GB" w:eastAsia="en-GB"/>
-          <w14:ligatures w14:val="none"/>
-        </w:rPr>
-        <w:t xml:space="preserve"> (or they are not interpreted</w:t>
-      </w:r>
-      <w:r>
-        <w:rPr>
-          <w:rFonts w:ascii="Times New Roman" w:eastAsia="Times New Roman" w:hAnsi="Times New Roman" w:cs="Times New Roman"/>
-          <w:kern w:val="0"/>
-          <w:sz w:val="20"/>
-          <w:szCs w:val="20"/>
-          <w:lang w:val="en-GB" w:eastAsia="en-GB"/>
-          <w14:ligatures w14:val="none"/>
-        </w:rPr>
-        <w:t xml:space="preserve"> in the simplified bidi algorithm</w:t>
-      </w:r>
-      <w:r>
-        <w:rPr>
-          <w:rFonts w:ascii="Times New Roman" w:eastAsia="Times New Roman" w:hAnsi="Times New Roman" w:cs="Times New Roman"/>
-          <w:kern w:val="0"/>
-          <w:sz w:val="20"/>
-          <w:szCs w:val="20"/>
-          <w:lang w:val="en-GB" w:eastAsia="en-GB"/>
-          <w14:ligatures w14:val="none"/>
-        </w:rPr>
-        <w:t xml:space="preserve">, in case the mappings above have not </w:t>
-      </w:r>
-      <w:r>
-        <w:rPr>
-          <w:rFonts w:ascii="Times New Roman" w:eastAsia="Times New Roman" w:hAnsi="Times New Roman" w:cs="Times New Roman"/>
-          <w:kern w:val="0"/>
-          <w:sz w:val="20"/>
-          <w:szCs w:val="20"/>
-          <w:lang w:val="en-GB" w:eastAsia="en-GB"/>
-          <w14:ligatures w14:val="none"/>
-        </w:rPr>
-        <w:t xml:space="preserve">been </w:t>
-      </w:r>
-      <w:r>
-        <w:rPr>
-          <w:rFonts w:ascii="Times New Roman" w:eastAsia="Times New Roman" w:hAnsi="Times New Roman" w:cs="Times New Roman"/>
-          <w:kern w:val="0"/>
-          <w:sz w:val="20"/>
-          <w:szCs w:val="20"/>
-          <w:lang w:val="en-GB" w:eastAsia="en-GB"/>
-          <w14:ligatures w14:val="none"/>
-        </w:rPr>
-        <w:t>applied)</w:t>
-      </w:r>
-      <w:r>
-        <w:rPr>
-          <w:rFonts w:ascii="Times New Roman" w:eastAsia="Times New Roman" w:hAnsi="Times New Roman" w:cs="Times New Roman"/>
-          <w:kern w:val="0"/>
-          <w:sz w:val="20"/>
-          <w:szCs w:val="20"/>
-          <w:lang w:val="en-GB" w:eastAsia="en-GB"/>
-          <w14:ligatures w14:val="none"/>
-        </w:rPr>
-        <w:t>.</w:t>
-      </w:r>
-      <w:r>
-        <w:rPr>
-          <w:rFonts w:ascii="Times New Roman" w:eastAsia="Times New Roman" w:hAnsi="Times New Roman" w:cs="Times New Roman"/>
-          <w:kern w:val="0"/>
-          <w:sz w:val="20"/>
-          <w:szCs w:val="20"/>
-          <w:lang w:val="en-GB" w:eastAsia="en-GB"/>
-          <w14:ligatures w14:val="none"/>
-        </w:rPr>
-        <w:t xml:space="preserve"> Furthermore, </w:t>
-      </w:r>
-      <w:r>
-        <w:rPr>
-          <w:rFonts w:ascii="Times New Roman" w:eastAsia="Times New Roman" w:hAnsi="Times New Roman" w:cs="Times New Roman"/>
-          <w:kern w:val="0"/>
-          <w:sz w:val="20"/>
-          <w:szCs w:val="20"/>
-          <w:lang w:val="en-GB" w:eastAsia="en-GB"/>
-          <w14:ligatures w14:val="none"/>
-        </w:rPr>
-        <w:t>Arabic is a ‘cursive’ script and Arabic characters t</w:t>
-      </w:r>
-      <w:r>
-        <w:rPr>
-          <w:rFonts w:ascii="Times New Roman" w:eastAsia="Times New Roman" w:hAnsi="Times New Roman" w:cs="Times New Roman"/>
-          <w:kern w:val="0"/>
-          <w:sz w:val="20"/>
-          <w:szCs w:val="20"/>
-          <w:lang w:val="en-GB" w:eastAsia="en-GB"/>
-          <w14:ligatures w14:val="none"/>
-        </w:rPr>
-        <w:t>hus should be cursive shaped</w:t>
-      </w:r>
-      <w:r>
-        <w:rPr>
-          <w:rFonts w:ascii="Times New Roman" w:eastAsia="Times New Roman" w:hAnsi="Times New Roman" w:cs="Times New Roman"/>
-          <w:kern w:val="0"/>
-          <w:sz w:val="20"/>
-          <w:szCs w:val="20"/>
-          <w:lang w:val="en-GB" w:eastAsia="en-GB"/>
-          <w14:ligatures w14:val="none"/>
-        </w:rPr>
-        <w:t xml:space="preserve"> (initial, medial, final, isolated forms)</w:t>
-      </w:r>
-      <w:r>
-        <w:rPr>
-          <w:rFonts w:ascii="Times New Roman" w:eastAsia="Times New Roman" w:hAnsi="Times New Roman" w:cs="Times New Roman"/>
-          <w:kern w:val="0"/>
-          <w:sz w:val="20"/>
-          <w:szCs w:val="20"/>
-          <w:lang w:val="en-GB" w:eastAsia="en-GB"/>
-          <w14:ligatures w14:val="none"/>
-        </w:rPr>
-        <w:t xml:space="preserve">, and both Arabic and Hebrew may have </w:t>
-      </w:r>
-      <w:r>
-        <w:rPr>
-          <w:rFonts w:ascii="Times New Roman" w:eastAsia="Times New Roman" w:hAnsi="Times New Roman" w:cs="Times New Roman"/>
-          <w:kern w:val="0"/>
-          <w:sz w:val="20"/>
-          <w:szCs w:val="20"/>
-          <w:lang w:val="en-GB" w:eastAsia="en-GB"/>
-          <w14:ligatures w14:val="none"/>
-        </w:rPr>
-        <w:t>(certain) combining characters applied.</w:t>
-      </w:r>
-      <w:r>
-        <w:rPr>
-          <w:rFonts w:ascii="Times New Roman" w:eastAsia="Times New Roman" w:hAnsi="Times New Roman" w:cs="Times New Roman"/>
-          <w:kern w:val="0"/>
-          <w:sz w:val="20"/>
-          <w:szCs w:val="20"/>
-          <w:lang w:val="en-GB" w:eastAsia="en-GB"/>
-          <w14:ligatures w14:val="none"/>
-        </w:rPr>
-        <w:t xml:space="preserve"> </w:t>
-      </w:r>
-      <w:r>
-        <w:rPr>
-          <w:rFonts w:ascii="Times New Roman" w:eastAsia="Times New Roman" w:hAnsi="Times New Roman" w:cs="Times New Roman"/>
-          <w:kern w:val="0"/>
-          <w:sz w:val="20"/>
-          <w:szCs w:val="20"/>
-          <w:lang w:val="en-GB" w:eastAsia="en-GB"/>
-          <w14:ligatures w14:val="none"/>
-        </w:rPr>
-        <w:t>Bidi mirroring</w:t>
-      </w:r>
-      <w:r>
-        <w:rPr>
-          <w:rFonts w:ascii="Times New Roman" w:eastAsia="Times New Roman" w:hAnsi="Times New Roman" w:cs="Times New Roman"/>
-          <w:kern w:val="0"/>
-          <w:sz w:val="20"/>
-          <w:szCs w:val="20"/>
-          <w:lang w:val="en-GB" w:eastAsia="en-GB"/>
-          <w14:ligatures w14:val="none"/>
-        </w:rPr>
-        <w:t xml:space="preserve"> (when displaying RTL </w:t>
-      </w:r>
-      <w:r>
-        <w:rPr>
-          <w:rFonts w:ascii="Times New Roman" w:eastAsia="Times New Roman" w:hAnsi="Times New Roman" w:cs="Times New Roman"/>
-          <w:kern w:val="0"/>
-          <w:sz w:val="20"/>
-          <w:szCs w:val="20"/>
-          <w:lang w:val="en-GB" w:eastAsia="en-GB"/>
-          <w14:ligatures w14:val="none"/>
-        </w:rPr>
-        <w:t xml:space="preserve">text </w:t>
-      </w:r>
-      <w:r>
-        <w:rPr>
-          <w:rFonts w:ascii="Times New Roman" w:eastAsia="Times New Roman" w:hAnsi="Times New Roman" w:cs="Times New Roman"/>
-          <w:kern w:val="0"/>
-          <w:sz w:val="20"/>
-          <w:szCs w:val="20"/>
-          <w:lang w:val="en-GB" w:eastAsia="en-GB"/>
-          <w14:ligatures w14:val="none"/>
-        </w:rPr>
-        <w:t>sections</w:t>
-      </w:r>
-      <w:r>
-        <w:rPr>
-          <w:rFonts w:ascii="Times New Roman" w:eastAsia="Times New Roman" w:hAnsi="Times New Roman" w:cs="Times New Roman"/>
-          <w:kern w:val="0"/>
-          <w:sz w:val="20"/>
-          <w:szCs w:val="20"/>
-          <w:lang w:val="en-GB" w:eastAsia="en-GB"/>
-          <w14:ligatures w14:val="none"/>
-        </w:rPr>
-        <w:t>)</w:t>
-      </w:r>
-      <w:r>
-        <w:rPr>
-          <w:rFonts w:ascii="Times New Roman" w:eastAsia="Times New Roman" w:hAnsi="Times New Roman" w:cs="Times New Roman"/>
-          <w:kern w:val="0"/>
-          <w:sz w:val="20"/>
-          <w:szCs w:val="20"/>
-          <w:lang w:val="en-GB" w:eastAsia="en-GB"/>
-          <w14:ligatures w14:val="none"/>
-        </w:rPr>
-        <w:t xml:space="preserve"> applies, but only those that can be done via using the data in BidiMirroring.txt</w:t>
-      </w:r>
-      <w:r>
-        <w:rPr>
-          <w:rFonts w:ascii="Times New Roman" w:eastAsia="Times New Roman" w:hAnsi="Times New Roman" w:cs="Times New Roman"/>
-          <w:kern w:val="0"/>
-          <w:sz w:val="20"/>
-          <w:szCs w:val="20"/>
-          <w:lang w:val="en-GB" w:eastAsia="en-GB"/>
-          <w14:ligatures w14:val="none"/>
-        </w:rPr>
-        <w:t xml:space="preserve"> (Unicode)</w:t>
-      </w:r>
-      <w:r>
-        <w:rPr>
-          <w:rFonts w:ascii="Times New Roman" w:eastAsia="Times New Roman" w:hAnsi="Times New Roman" w:cs="Times New Roman"/>
-          <w:kern w:val="0"/>
-          <w:sz w:val="20"/>
-          <w:szCs w:val="20"/>
-          <w:lang w:val="en-GB" w:eastAsia="en-GB"/>
-          <w14:ligatures w14:val="none"/>
-        </w:rPr>
-        <w:t>.</w:t>
+          <w:rFonts w:ascii="Arial" w:eastAsia="Times New Roman" w:hAnsi="Arial" w:cs="Times New Roman"/>
+          <w:i w:val="0"/>
+          <w:iCs w:val="0"/>
+          <w:color w:val="auto"/>
+          <w:kern w:val="0"/>
+          <w:szCs w:val="20"/>
+          <w:lang w:val="en-GB" w:eastAsia="en-GB"/>
+          <w14:ligatures w14:val="none"/>
+        </w:rPr>
+        <w:t xml:space="preserve">6.2.3.2 </w:t>
+      </w:r>
+      <w:r>
+        <w:rPr>
+          <w:rFonts w:ascii="Arial" w:eastAsia="Times New Roman" w:hAnsi="Arial" w:cs="Times New Roman"/>
+          <w:i w:val="0"/>
+          <w:iCs w:val="0"/>
+          <w:color w:val="auto"/>
+          <w:kern w:val="0"/>
+          <w:szCs w:val="20"/>
+          <w:lang w:val="en-GB" w:eastAsia="en-GB"/>
+          <w14:ligatures w14:val="none"/>
+        </w:rPr>
+        <w:t>Bidirectional scripts</w:t>
       </w:r>
     </w:p>
     <w:p>
@@ -4260,152 +3146,207 @@
           <w:lang w:val="en-GB" w:eastAsia="en-GB"/>
           <w14:ligatures w14:val="none"/>
         </w:rPr>
-        <w:t>Brahmic (Indic) scripts</w:t>
-      </w:r>
-      <w:r>
-        <w:rPr>
-          <w:rFonts w:ascii="Times New Roman" w:eastAsia="Times New Roman" w:hAnsi="Times New Roman" w:cs="Times New Roman"/>
-          <w:kern w:val="0"/>
-          <w:sz w:val="20"/>
-          <w:szCs w:val="20"/>
-          <w:lang w:val="en-GB" w:eastAsia="en-GB"/>
-          <w14:ligatures w14:val="none"/>
-        </w:rPr>
-        <w:t xml:space="preserve"> (if supported) also should be</w:t>
-      </w:r>
-      <w:r>
-        <w:rPr>
-          <w:rFonts w:ascii="Times New Roman" w:eastAsia="Times New Roman" w:hAnsi="Times New Roman" w:cs="Times New Roman"/>
-          <w:kern w:val="0"/>
-          <w:sz w:val="20"/>
-          <w:szCs w:val="20"/>
-          <w:lang w:val="en-GB" w:eastAsia="en-GB"/>
-          <w14:ligatures w14:val="none"/>
-        </w:rPr>
-        <w:t xml:space="preserve"> handled specially for rendering; the de</w:t>
-      </w:r>
-      <w:r>
-        <w:rPr>
-          <w:rFonts w:ascii="Times New Roman" w:eastAsia="Times New Roman" w:hAnsi="Times New Roman" w:cs="Times New Roman"/>
-          <w:kern w:val="0"/>
-          <w:sz w:val="20"/>
-          <w:szCs w:val="20"/>
-          <w:lang w:val="en-GB" w:eastAsia="en-GB"/>
-          <w14:ligatures w14:val="none"/>
-        </w:rPr>
-        <w:t>t</w:t>
-      </w:r>
-      <w:r>
-        <w:rPr>
-          <w:rFonts w:ascii="Times New Roman" w:eastAsia="Times New Roman" w:hAnsi="Times New Roman" w:cs="Times New Roman"/>
-          <w:kern w:val="0"/>
-          <w:sz w:val="20"/>
-          <w:szCs w:val="20"/>
-          <w:lang w:val="en-GB" w:eastAsia="en-GB"/>
-          <w14:ligatures w14:val="none"/>
-        </w:rPr>
-        <w:t xml:space="preserve">ails of which </w:t>
-      </w:r>
-      <w:r>
-        <w:rPr>
-          <w:rFonts w:ascii="Times New Roman" w:eastAsia="Times New Roman" w:hAnsi="Times New Roman" w:cs="Times New Roman"/>
-          <w:kern w:val="0"/>
-          <w:sz w:val="20"/>
-          <w:szCs w:val="20"/>
-          <w:lang w:val="en-GB" w:eastAsia="en-GB"/>
-          <w14:ligatures w14:val="none"/>
-        </w:rPr>
-        <w:t xml:space="preserve">are </w:t>
-      </w:r>
-      <w:r>
-        <w:rPr>
-          <w:rFonts w:ascii="Times New Roman" w:eastAsia="Times New Roman" w:hAnsi="Times New Roman" w:cs="Times New Roman"/>
-          <w:kern w:val="0"/>
-          <w:sz w:val="20"/>
-          <w:szCs w:val="20"/>
-          <w:lang w:val="en-GB" w:eastAsia="en-GB"/>
-          <w14:ligatures w14:val="none"/>
-        </w:rPr>
-        <w:t>beyond the scope of this standard</w:t>
-      </w:r>
-      <w:r>
-        <w:rPr>
-          <w:rFonts w:ascii="Times New Roman" w:eastAsia="Times New Roman" w:hAnsi="Times New Roman" w:cs="Times New Roman"/>
-          <w:kern w:val="0"/>
-          <w:sz w:val="20"/>
-          <w:szCs w:val="20"/>
-          <w:lang w:val="en-GB" w:eastAsia="en-GB"/>
-          <w14:ligatures w14:val="none"/>
-        </w:rPr>
-        <w:t xml:space="preserve">. </w:t>
-      </w:r>
-      <w:r>
-        <w:rPr>
-          <w:rFonts w:ascii="Times New Roman" w:eastAsia="Times New Roman" w:hAnsi="Times New Roman" w:cs="Times New Roman"/>
-          <w:kern w:val="0"/>
-          <w:sz w:val="20"/>
-          <w:szCs w:val="20"/>
-          <w:lang w:val="en-GB" w:eastAsia="en-GB"/>
-          <w14:ligatures w14:val="none"/>
-        </w:rPr>
-        <w:t xml:space="preserve">Further, while most ‘emoji’ characters are </w:t>
-      </w:r>
-      <w:r>
-        <w:rPr>
-          <w:rFonts w:ascii="Times New Roman" w:eastAsia="Times New Roman" w:hAnsi="Times New Roman" w:cs="Times New Roman"/>
-          <w:kern w:val="0"/>
-          <w:sz w:val="20"/>
-          <w:szCs w:val="20"/>
-          <w:lang w:val="en-GB" w:eastAsia="en-GB"/>
-          <w14:ligatures w14:val="none"/>
-        </w:rPr>
-        <w:t xml:space="preserve">isolated </w:t>
-      </w:r>
-      <w:proofErr w:type="gramStart"/>
-      <w:r>
-        <w:rPr>
-          <w:rFonts w:ascii="Times New Roman" w:eastAsia="Times New Roman" w:hAnsi="Times New Roman" w:cs="Times New Roman"/>
-          <w:kern w:val="0"/>
-          <w:sz w:val="20"/>
-          <w:szCs w:val="20"/>
-          <w:lang w:val="en-GB" w:eastAsia="en-GB"/>
-          <w14:ligatures w14:val="none"/>
-        </w:rPr>
-        <w:t>small coloured</w:t>
-      </w:r>
-      <w:proofErr w:type="gramEnd"/>
-      <w:r>
-        <w:rPr>
-          <w:rFonts w:ascii="Times New Roman" w:eastAsia="Times New Roman" w:hAnsi="Times New Roman" w:cs="Times New Roman"/>
-          <w:kern w:val="0"/>
-          <w:sz w:val="20"/>
-          <w:szCs w:val="20"/>
-          <w:lang w:val="en-GB" w:eastAsia="en-GB"/>
-          <w14:ligatures w14:val="none"/>
-        </w:rPr>
-        <w:t xml:space="preserve"> drawings, many emoji are </w:t>
-      </w:r>
-      <w:r>
-        <w:rPr>
-          <w:rFonts w:ascii="Times New Roman" w:eastAsia="Times New Roman" w:hAnsi="Times New Roman" w:cs="Times New Roman"/>
-          <w:kern w:val="0"/>
-          <w:sz w:val="20"/>
-          <w:szCs w:val="20"/>
-          <w:lang w:val="en-GB" w:eastAsia="en-GB"/>
-          <w14:ligatures w14:val="none"/>
-        </w:rPr>
-        <w:t xml:space="preserve">made from ‘emoji sequences’, multiple emoji characters </w:t>
-      </w:r>
-      <w:r>
-        <w:rPr>
-          <w:rFonts w:ascii="Times New Roman" w:eastAsia="Times New Roman" w:hAnsi="Times New Roman" w:cs="Times New Roman"/>
-          <w:kern w:val="0"/>
-          <w:sz w:val="20"/>
-          <w:szCs w:val="20"/>
-          <w:lang w:val="en-GB" w:eastAsia="en-GB"/>
-          <w14:ligatures w14:val="none"/>
-        </w:rPr>
-        <w:t>creating one emoji to display.</w:t>
+        <w:t>In case there are any bidi RTL characters in the message</w:t>
+      </w:r>
+      <w:r>
+        <w:rPr>
+          <w:rFonts w:ascii="Times New Roman" w:eastAsia="Times New Roman" w:hAnsi="Times New Roman" w:cs="Times New Roman"/>
+          <w:kern w:val="0"/>
+          <w:sz w:val="20"/>
+          <w:szCs w:val="20"/>
+          <w:lang w:val="en-GB" w:eastAsia="en-GB"/>
+          <w14:ligatures w14:val="none"/>
+        </w:rPr>
+        <w:t xml:space="preserve">, a </w:t>
+      </w:r>
+      <w:r>
+        <w:rPr>
+          <w:rFonts w:ascii="Times New Roman" w:eastAsia="Times New Roman" w:hAnsi="Times New Roman" w:cs="Times New Roman"/>
+          <w:i/>
+          <w:iCs/>
+          <w:kern w:val="0"/>
+          <w:sz w:val="20"/>
+          <w:szCs w:val="20"/>
+          <w:lang w:val="en-GB" w:eastAsia="en-GB"/>
+          <w14:ligatures w14:val="none"/>
+        </w:rPr>
+        <w:t>simplified</w:t>
+      </w:r>
+      <w:r>
+        <w:rPr>
+          <w:rFonts w:ascii="Times New Roman" w:eastAsia="Times New Roman" w:hAnsi="Times New Roman" w:cs="Times New Roman"/>
+          <w:kern w:val="0"/>
+          <w:sz w:val="20"/>
+          <w:szCs w:val="20"/>
+          <w:lang w:val="en-GB" w:eastAsia="en-GB"/>
+          <w14:ligatures w14:val="none"/>
+        </w:rPr>
+        <w:t xml:space="preserve"> Unicode bidi algorithm should be used before display of the message. </w:t>
+      </w:r>
+      <w:r>
+        <w:rPr>
+          <w:rFonts w:ascii="Times New Roman" w:eastAsia="Times New Roman" w:hAnsi="Times New Roman" w:cs="Times New Roman"/>
+          <w:kern w:val="0"/>
+          <w:sz w:val="20"/>
+          <w:szCs w:val="20"/>
+          <w:lang w:val="en-GB" w:eastAsia="en-GB"/>
+          <w14:ligatures w14:val="none"/>
+        </w:rPr>
+        <w:t xml:space="preserve">Bidi AL </w:t>
+      </w:r>
+      <w:r>
+        <w:rPr>
+          <w:rFonts w:ascii="Times New Roman" w:eastAsia="Times New Roman" w:hAnsi="Times New Roman" w:cs="Times New Roman"/>
+          <w:kern w:val="0"/>
+          <w:sz w:val="20"/>
+          <w:szCs w:val="20"/>
+          <w:lang w:val="en-GB" w:eastAsia="en-GB"/>
+          <w14:ligatures w14:val="none"/>
+        </w:rPr>
+        <w:t>is</w:t>
+      </w:r>
+      <w:r>
+        <w:rPr>
+          <w:rFonts w:ascii="Times New Roman" w:eastAsia="Times New Roman" w:hAnsi="Times New Roman" w:cs="Times New Roman"/>
+          <w:kern w:val="0"/>
+          <w:sz w:val="20"/>
+          <w:szCs w:val="20"/>
+          <w:lang w:val="en-GB" w:eastAsia="en-GB"/>
+          <w14:ligatures w14:val="none"/>
+        </w:rPr>
+        <w:t xml:space="preserve"> handled as bidi R, except </w:t>
+      </w:r>
+      <w:r>
+        <w:rPr>
+          <w:rFonts w:ascii="Times New Roman" w:eastAsia="Times New Roman" w:hAnsi="Times New Roman" w:cs="Times New Roman"/>
+          <w:kern w:val="0"/>
+          <w:sz w:val="20"/>
+          <w:szCs w:val="20"/>
+          <w:lang w:val="en-GB" w:eastAsia="en-GB"/>
+          <w14:ligatures w14:val="none"/>
+        </w:rPr>
+        <w:t>Arabic</w:t>
+      </w:r>
+      <w:r>
+        <w:rPr>
+          <w:rFonts w:ascii="Times New Roman" w:eastAsia="Times New Roman" w:hAnsi="Times New Roman" w:cs="Times New Roman"/>
+          <w:kern w:val="0"/>
+          <w:sz w:val="20"/>
+          <w:szCs w:val="20"/>
+          <w:lang w:val="en-GB" w:eastAsia="en-GB"/>
+          <w14:ligatures w14:val="none"/>
+        </w:rPr>
+        <w:t xml:space="preserve"> punctuation which is handled as ON;</w:t>
+      </w:r>
+      <w:r>
+        <w:rPr>
+          <w:rFonts w:ascii="Times New Roman" w:eastAsia="Times New Roman" w:hAnsi="Times New Roman" w:cs="Times New Roman"/>
+          <w:kern w:val="0"/>
+          <w:sz w:val="20"/>
+          <w:szCs w:val="20"/>
+          <w:lang w:val="en-GB" w:eastAsia="en-GB"/>
+          <w14:ligatures w14:val="none"/>
+        </w:rPr>
+        <w:t xml:space="preserve"> </w:t>
+      </w:r>
+      <w:r>
+        <w:rPr>
+          <w:rFonts w:ascii="Times New Roman" w:eastAsia="Times New Roman" w:hAnsi="Times New Roman" w:cs="Times New Roman"/>
+          <w:kern w:val="0"/>
+          <w:sz w:val="20"/>
+          <w:szCs w:val="20"/>
+          <w:lang w:val="en-GB" w:eastAsia="en-GB"/>
+          <w14:ligatures w14:val="none"/>
+        </w:rPr>
+        <w:t xml:space="preserve">all bidi EN and AN handled as </w:t>
+      </w:r>
+      <w:r>
+        <w:rPr>
+          <w:rFonts w:ascii="Times New Roman" w:eastAsia="Times New Roman" w:hAnsi="Times New Roman" w:cs="Times New Roman"/>
+          <w:kern w:val="0"/>
+          <w:sz w:val="20"/>
+          <w:szCs w:val="20"/>
+          <w:lang w:val="en-GB" w:eastAsia="en-GB"/>
+          <w14:ligatures w14:val="none"/>
+        </w:rPr>
+        <w:t xml:space="preserve">bidi </w:t>
+      </w:r>
+      <w:r>
+        <w:rPr>
+          <w:rFonts w:ascii="Times New Roman" w:eastAsia="Times New Roman" w:hAnsi="Times New Roman" w:cs="Times New Roman"/>
+          <w:kern w:val="0"/>
+          <w:sz w:val="20"/>
+          <w:szCs w:val="20"/>
+          <w:lang w:val="en-GB" w:eastAsia="en-GB"/>
+          <w14:ligatures w14:val="none"/>
+        </w:rPr>
+        <w:t xml:space="preserve">L; all </w:t>
+      </w:r>
+      <w:r>
+        <w:rPr>
+          <w:rFonts w:ascii="Times New Roman" w:eastAsia="Times New Roman" w:hAnsi="Times New Roman" w:cs="Times New Roman"/>
+          <w:kern w:val="0"/>
+          <w:sz w:val="20"/>
+          <w:szCs w:val="20"/>
+          <w:lang w:val="en-GB" w:eastAsia="en-GB"/>
+          <w14:ligatures w14:val="none"/>
+        </w:rPr>
+        <w:t xml:space="preserve">bidi </w:t>
+      </w:r>
+      <w:r>
+        <w:rPr>
+          <w:rFonts w:ascii="Times New Roman" w:eastAsia="Times New Roman" w:hAnsi="Times New Roman" w:cs="Times New Roman"/>
+          <w:kern w:val="0"/>
+          <w:sz w:val="20"/>
+          <w:szCs w:val="20"/>
+          <w:lang w:val="en-GB" w:eastAsia="en-GB"/>
+          <w14:ligatures w14:val="none"/>
+        </w:rPr>
+        <w:t xml:space="preserve">ET, ES, CS handled as </w:t>
+      </w:r>
+      <w:r>
+        <w:rPr>
+          <w:rFonts w:ascii="Times New Roman" w:eastAsia="Times New Roman" w:hAnsi="Times New Roman" w:cs="Times New Roman"/>
+          <w:kern w:val="0"/>
+          <w:sz w:val="20"/>
+          <w:szCs w:val="20"/>
+          <w:lang w:val="en-GB" w:eastAsia="en-GB"/>
+          <w14:ligatures w14:val="none"/>
+        </w:rPr>
+        <w:t xml:space="preserve">bidi </w:t>
+      </w:r>
+      <w:r>
+        <w:rPr>
+          <w:rFonts w:ascii="Times New Roman" w:eastAsia="Times New Roman" w:hAnsi="Times New Roman" w:cs="Times New Roman"/>
+          <w:kern w:val="0"/>
+          <w:sz w:val="20"/>
+          <w:szCs w:val="20"/>
+          <w:lang w:val="en-GB" w:eastAsia="en-GB"/>
+          <w14:ligatures w14:val="none"/>
+        </w:rPr>
+        <w:t>ON</w:t>
+      </w:r>
+      <w:r>
+        <w:rPr>
+          <w:rFonts w:ascii="Times New Roman" w:eastAsia="Times New Roman" w:hAnsi="Times New Roman" w:cs="Times New Roman"/>
+          <w:kern w:val="0"/>
+          <w:sz w:val="20"/>
+          <w:szCs w:val="20"/>
+          <w:lang w:val="en-GB" w:eastAsia="en-GB"/>
+          <w14:ligatures w14:val="none"/>
+        </w:rPr>
+        <w:t>.</w:t>
+      </w:r>
+      <w:r>
+        <w:rPr>
+          <w:rFonts w:ascii="Times New Roman" w:eastAsia="Times New Roman" w:hAnsi="Times New Roman" w:cs="Times New Roman"/>
+          <w:kern w:val="0"/>
+          <w:sz w:val="20"/>
+          <w:szCs w:val="20"/>
+          <w:lang w:val="en-GB" w:eastAsia="en-GB"/>
+          <w14:ligatures w14:val="none"/>
+        </w:rPr>
+        <w:t xml:space="preserve"> This is not limited to SMS/CBS.</w:t>
       </w:r>
     </w:p>
     <w:p>
@@ -4428,7 +3369,830 @@
           <w:lang w:val="en-GB" w:eastAsia="en-GB"/>
           <w14:ligatures w14:val="none"/>
         </w:rPr>
+        <w:t>Also, t</w:t>
+      </w:r>
+      <w:r>
+        <w:rPr>
+          <w:rFonts w:ascii="Times New Roman" w:eastAsia="Times New Roman" w:hAnsi="Times New Roman" w:cs="Times New Roman"/>
+          <w:kern w:val="0"/>
+          <w:sz w:val="20"/>
+          <w:szCs w:val="20"/>
+          <w:lang w:val="en-GB" w:eastAsia="en-GB"/>
+          <w14:ligatures w14:val="none"/>
+        </w:rPr>
+        <w:t>he</w:t>
+      </w:r>
+      <w:r>
+        <w:rPr>
+          <w:rFonts w:ascii="Times New Roman" w:eastAsia="Times New Roman" w:hAnsi="Times New Roman" w:cs="Times New Roman"/>
+          <w:kern w:val="0"/>
+          <w:sz w:val="20"/>
+          <w:szCs w:val="20"/>
+          <w:lang w:val="en-GB" w:eastAsia="en-GB"/>
+          <w14:ligatures w14:val="none"/>
+        </w:rPr>
+        <w:t xml:space="preserve"> '</w:t>
+      </w:r>
+      <w:r>
+        <w:rPr>
+          <w:rFonts w:ascii="Times New Roman" w:eastAsia="Times New Roman" w:hAnsi="Times New Roman" w:cs="Times New Roman"/>
+          <w:kern w:val="0"/>
+          <w:sz w:val="20"/>
+          <w:szCs w:val="20"/>
+          <w:lang w:val="en-GB" w:eastAsia="en-GB"/>
+          <w14:ligatures w14:val="none"/>
+        </w:rPr>
+        <w:t>p</w:t>
+      </w:r>
+      <w:r>
+        <w:rPr>
+          <w:rFonts w:ascii="Times New Roman" w:eastAsia="Times New Roman" w:hAnsi="Times New Roman" w:cs="Times New Roman"/>
+          <w:kern w:val="0"/>
+          <w:sz w:val="20"/>
+          <w:szCs w:val="20"/>
+          <w:lang w:val="en-GB" w:eastAsia="en-GB"/>
+          <w14:ligatures w14:val="none"/>
+        </w:rPr>
+        <w:t>aragraph direction' is always LTR for SMS/CBS</w:t>
+      </w:r>
+      <w:r>
+        <w:rPr>
+          <w:rFonts w:ascii="Times New Roman" w:eastAsia="Times New Roman" w:hAnsi="Times New Roman" w:cs="Times New Roman"/>
+          <w:kern w:val="0"/>
+          <w:sz w:val="20"/>
+          <w:szCs w:val="20"/>
+          <w:lang w:val="en-GB" w:eastAsia="en-GB"/>
+          <w14:ligatures w14:val="none"/>
+        </w:rPr>
+        <w:t xml:space="preserve"> messages</w:t>
+      </w:r>
+      <w:r>
+        <w:rPr>
+          <w:rFonts w:ascii="Times New Roman" w:eastAsia="Times New Roman" w:hAnsi="Times New Roman" w:cs="Times New Roman"/>
+          <w:kern w:val="0"/>
+          <w:sz w:val="20"/>
+          <w:szCs w:val="20"/>
+          <w:lang w:val="en-GB" w:eastAsia="en-GB"/>
+          <w14:ligatures w14:val="none"/>
+        </w:rPr>
+        <w:t xml:space="preserve">. </w:t>
+      </w:r>
+      <w:r>
+        <w:rPr>
+          <w:rFonts w:ascii="Times New Roman" w:eastAsia="Times New Roman" w:hAnsi="Times New Roman" w:cs="Times New Roman"/>
+          <w:kern w:val="0"/>
+          <w:sz w:val="20"/>
+          <w:szCs w:val="20"/>
+          <w:lang w:val="en-GB" w:eastAsia="en-GB"/>
+          <w14:ligatures w14:val="none"/>
+        </w:rPr>
+        <w:t>Note</w:t>
+      </w:r>
+      <w:r>
+        <w:rPr>
+          <w:rFonts w:ascii="Times New Roman" w:eastAsia="Times New Roman" w:hAnsi="Times New Roman" w:cs="Times New Roman"/>
+          <w:kern w:val="0"/>
+          <w:sz w:val="20"/>
+          <w:szCs w:val="20"/>
+          <w:lang w:val="en-GB" w:eastAsia="en-GB"/>
+          <w14:ligatures w14:val="none"/>
+        </w:rPr>
+        <w:t xml:space="preserve"> also</w:t>
+      </w:r>
+      <w:r>
+        <w:rPr>
+          <w:rFonts w:ascii="Times New Roman" w:eastAsia="Times New Roman" w:hAnsi="Times New Roman" w:cs="Times New Roman"/>
+          <w:kern w:val="0"/>
+          <w:sz w:val="20"/>
+          <w:szCs w:val="20"/>
+          <w:lang w:val="en-GB" w:eastAsia="en-GB"/>
+          <w14:ligatures w14:val="none"/>
+        </w:rPr>
+        <w:t xml:space="preserve"> that t</w:t>
+      </w:r>
+      <w:r>
+        <w:rPr>
+          <w:rFonts w:ascii="Times New Roman" w:eastAsia="Times New Roman" w:hAnsi="Times New Roman" w:cs="Times New Roman"/>
+          <w:kern w:val="0"/>
+          <w:sz w:val="20"/>
+          <w:szCs w:val="20"/>
+          <w:lang w:val="en-GB" w:eastAsia="en-GB"/>
+          <w14:ligatures w14:val="none"/>
+        </w:rPr>
+        <w:t>here are no nestable bidi controls in SMS/CBS</w:t>
+      </w:r>
+      <w:r>
+        <w:rPr>
+          <w:rFonts w:ascii="Times New Roman" w:eastAsia="Times New Roman" w:hAnsi="Times New Roman" w:cs="Times New Roman"/>
+          <w:kern w:val="0"/>
+          <w:sz w:val="20"/>
+          <w:szCs w:val="20"/>
+          <w:lang w:val="en-GB" w:eastAsia="en-GB"/>
+          <w14:ligatures w14:val="none"/>
+        </w:rPr>
+        <w:t xml:space="preserve"> (or they are not interpreted</w:t>
+      </w:r>
+      <w:r>
+        <w:rPr>
+          <w:rFonts w:ascii="Times New Roman" w:eastAsia="Times New Roman" w:hAnsi="Times New Roman" w:cs="Times New Roman"/>
+          <w:kern w:val="0"/>
+          <w:sz w:val="20"/>
+          <w:szCs w:val="20"/>
+          <w:lang w:val="en-GB" w:eastAsia="en-GB"/>
+          <w14:ligatures w14:val="none"/>
+        </w:rPr>
+        <w:t xml:space="preserve"> in the simplified bidi algorithm</w:t>
+      </w:r>
+      <w:r>
+        <w:rPr>
+          <w:rFonts w:ascii="Times New Roman" w:eastAsia="Times New Roman" w:hAnsi="Times New Roman" w:cs="Times New Roman"/>
+          <w:kern w:val="0"/>
+          <w:sz w:val="20"/>
+          <w:szCs w:val="20"/>
+          <w:lang w:val="en-GB" w:eastAsia="en-GB"/>
+          <w14:ligatures w14:val="none"/>
+        </w:rPr>
+        <w:t xml:space="preserve">, in case the mappings above have not </w:t>
+      </w:r>
+      <w:r>
+        <w:rPr>
+          <w:rFonts w:ascii="Times New Roman" w:eastAsia="Times New Roman" w:hAnsi="Times New Roman" w:cs="Times New Roman"/>
+          <w:kern w:val="0"/>
+          <w:sz w:val="20"/>
+          <w:szCs w:val="20"/>
+          <w:lang w:val="en-GB" w:eastAsia="en-GB"/>
+          <w14:ligatures w14:val="none"/>
+        </w:rPr>
+        <w:t xml:space="preserve">been </w:t>
+      </w:r>
+      <w:r>
+        <w:rPr>
+          <w:rFonts w:ascii="Times New Roman" w:eastAsia="Times New Roman" w:hAnsi="Times New Roman" w:cs="Times New Roman"/>
+          <w:kern w:val="0"/>
+          <w:sz w:val="20"/>
+          <w:szCs w:val="20"/>
+          <w:lang w:val="en-GB" w:eastAsia="en-GB"/>
+          <w14:ligatures w14:val="none"/>
+        </w:rPr>
+        <w:t>applied)</w:t>
+      </w:r>
+      <w:r>
+        <w:rPr>
+          <w:rFonts w:ascii="Times New Roman" w:eastAsia="Times New Roman" w:hAnsi="Times New Roman" w:cs="Times New Roman"/>
+          <w:kern w:val="0"/>
+          <w:sz w:val="20"/>
+          <w:szCs w:val="20"/>
+          <w:lang w:val="en-GB" w:eastAsia="en-GB"/>
+          <w14:ligatures w14:val="none"/>
+        </w:rPr>
+        <w:t>;</w:t>
+      </w:r>
+      <w:r>
+        <w:rPr>
+          <w:rFonts w:ascii="Times New Roman" w:eastAsia="Times New Roman" w:hAnsi="Times New Roman" w:cs="Times New Roman"/>
+          <w:kern w:val="0"/>
+          <w:sz w:val="20"/>
+          <w:szCs w:val="20"/>
+          <w:lang w:val="en-GB" w:eastAsia="en-GB"/>
+          <w14:ligatures w14:val="none"/>
+        </w:rPr>
+        <w:t xml:space="preserve"> for SMS/CBS</w:t>
+      </w:r>
+      <w:r>
+        <w:rPr>
+          <w:rFonts w:ascii="Times New Roman" w:eastAsia="Times New Roman" w:hAnsi="Times New Roman" w:cs="Times New Roman"/>
+          <w:kern w:val="0"/>
+          <w:sz w:val="20"/>
+          <w:szCs w:val="20"/>
+          <w:lang w:val="en-GB" w:eastAsia="en-GB"/>
+          <w14:ligatures w14:val="none"/>
+        </w:rPr>
+        <w:t xml:space="preserve"> bidi controls </w:t>
+      </w:r>
+      <w:r>
+        <w:rPr>
+          <w:rFonts w:ascii="Times New Roman" w:eastAsia="Times New Roman" w:hAnsi="Times New Roman" w:cs="Times New Roman"/>
+          <w:kern w:val="0"/>
+          <w:sz w:val="20"/>
+          <w:szCs w:val="20"/>
+          <w:lang w:val="en-GB" w:eastAsia="en-GB"/>
+          <w14:ligatures w14:val="none"/>
+        </w:rPr>
+        <w:t xml:space="preserve">should </w:t>
+      </w:r>
+      <w:r>
+        <w:rPr>
+          <w:rFonts w:ascii="Times New Roman" w:eastAsia="Times New Roman" w:hAnsi="Times New Roman" w:cs="Times New Roman"/>
+          <w:kern w:val="0"/>
+          <w:sz w:val="20"/>
+          <w:szCs w:val="20"/>
+          <w:lang w:val="en-GB" w:eastAsia="en-GB"/>
+          <w14:ligatures w14:val="none"/>
+        </w:rPr>
+        <w:t>be</w:t>
+      </w:r>
+      <w:r>
+        <w:rPr>
+          <w:rFonts w:ascii="Times New Roman" w:eastAsia="Times New Roman" w:hAnsi="Times New Roman" w:cs="Times New Roman"/>
+          <w:kern w:val="0"/>
+          <w:sz w:val="20"/>
+          <w:szCs w:val="20"/>
+          <w:lang w:val="en-GB" w:eastAsia="en-GB"/>
+          <w14:ligatures w14:val="none"/>
+        </w:rPr>
+        <w:t xml:space="preserve"> mapped to </w:t>
+      </w:r>
+      <w:r>
+        <w:rPr>
+          <w:rFonts w:ascii="Times New Roman" w:eastAsia="Times New Roman" w:hAnsi="Times New Roman" w:cs="Times New Roman"/>
+          <w:kern w:val="0"/>
+          <w:sz w:val="20"/>
+          <w:szCs w:val="20"/>
+          <w:lang w:val="en-GB" w:eastAsia="en-GB"/>
+          <w14:ligatures w14:val="none"/>
+        </w:rPr>
+        <w:t>U+</w:t>
+      </w:r>
+      <w:r>
+        <w:rPr>
+          <w:rFonts w:ascii="Times New Roman" w:eastAsia="Times New Roman" w:hAnsi="Times New Roman" w:cs="Times New Roman"/>
+          <w:kern w:val="0"/>
+          <w:sz w:val="20"/>
+          <w:szCs w:val="20"/>
+          <w:lang w:val="en-GB" w:eastAsia="en-GB"/>
+          <w14:ligatures w14:val="none"/>
+        </w:rPr>
+        <w:t>FFFD</w:t>
+      </w:r>
+      <w:r>
+        <w:rPr>
+          <w:rFonts w:ascii="Times New Roman" w:eastAsia="Times New Roman" w:hAnsi="Times New Roman" w:cs="Times New Roman"/>
+          <w:kern w:val="0"/>
+          <w:sz w:val="20"/>
+          <w:szCs w:val="20"/>
+          <w:lang w:val="en-GB" w:eastAsia="en-GB"/>
+          <w14:ligatures w14:val="none"/>
+        </w:rPr>
+        <w:t xml:space="preserve"> (see </w:t>
+      </w:r>
+      <w:r>
+        <w:rPr>
+          <w:rFonts w:ascii="Times New Roman" w:eastAsia="Times New Roman" w:hAnsi="Times New Roman" w:cs="Times New Roman"/>
+          <w:kern w:val="0"/>
+          <w:sz w:val="20"/>
+          <w:szCs w:val="20"/>
+          <w:lang w:val="en-GB" w:eastAsia="en-GB"/>
+          <w14:ligatures w14:val="none"/>
+        </w:rPr>
+        <w:t>6.2.3.1</w:t>
+      </w:r>
+      <w:r>
+        <w:rPr>
+          <w:rFonts w:ascii="Times New Roman" w:eastAsia="Times New Roman" w:hAnsi="Times New Roman" w:cs="Times New Roman"/>
+          <w:kern w:val="0"/>
+          <w:sz w:val="20"/>
+          <w:szCs w:val="20"/>
+          <w:lang w:val="en-GB" w:eastAsia="en-GB"/>
+          <w14:ligatures w14:val="none"/>
+        </w:rPr>
+        <w:t>).</w:t>
+      </w:r>
+    </w:p>
+    <w:p>
+      <w:pPr>
+        <w:rPr>
+          <w:rFonts w:ascii="Times New Roman" w:eastAsia="Times New Roman" w:hAnsi="Times New Roman" w:cs="Times New Roman"/>
+          <w:kern w:val="0"/>
+          <w:sz w:val="20"/>
+          <w:szCs w:val="20"/>
+          <w:lang w:val="en-GB" w:eastAsia="en-GB"/>
+          <w14:ligatures w14:val="none"/>
+        </w:rPr>
+      </w:pPr>
+      <w:r>
+        <w:rPr>
+          <w:rFonts w:ascii="Times New Roman" w:eastAsia="Times New Roman" w:hAnsi="Times New Roman" w:cs="Times New Roman"/>
+          <w:kern w:val="0"/>
+          <w:sz w:val="20"/>
+          <w:szCs w:val="20"/>
+          <w:lang w:val="en-GB" w:eastAsia="en-GB"/>
+          <w14:ligatures w14:val="none"/>
+        </w:rPr>
+        <w:t xml:space="preserve">Furthermore, </w:t>
+      </w:r>
+      <w:r>
+        <w:rPr>
+          <w:rFonts w:ascii="Times New Roman" w:eastAsia="Times New Roman" w:hAnsi="Times New Roman" w:cs="Times New Roman"/>
+          <w:kern w:val="0"/>
+          <w:sz w:val="20"/>
+          <w:szCs w:val="20"/>
+          <w:lang w:val="en-GB" w:eastAsia="en-GB"/>
+          <w14:ligatures w14:val="none"/>
+        </w:rPr>
+        <w:t>Arabic is a ‘cursive’ script and Arabic characters t</w:t>
+      </w:r>
+      <w:r>
+        <w:rPr>
+          <w:rFonts w:ascii="Times New Roman" w:eastAsia="Times New Roman" w:hAnsi="Times New Roman" w:cs="Times New Roman"/>
+          <w:kern w:val="0"/>
+          <w:sz w:val="20"/>
+          <w:szCs w:val="20"/>
+          <w:lang w:val="en-GB" w:eastAsia="en-GB"/>
+          <w14:ligatures w14:val="none"/>
+        </w:rPr>
+        <w:t>hus should be cursive shaped</w:t>
+      </w:r>
+      <w:r>
+        <w:rPr>
+          <w:rFonts w:ascii="Times New Roman" w:eastAsia="Times New Roman" w:hAnsi="Times New Roman" w:cs="Times New Roman"/>
+          <w:kern w:val="0"/>
+          <w:sz w:val="20"/>
+          <w:szCs w:val="20"/>
+          <w:lang w:val="en-GB" w:eastAsia="en-GB"/>
+          <w14:ligatures w14:val="none"/>
+        </w:rPr>
+        <w:t xml:space="preserve"> (initial, medial, final, isolated forms)</w:t>
+      </w:r>
+      <w:r>
+        <w:rPr>
+          <w:rFonts w:ascii="Times New Roman" w:eastAsia="Times New Roman" w:hAnsi="Times New Roman" w:cs="Times New Roman"/>
+          <w:kern w:val="0"/>
+          <w:sz w:val="20"/>
+          <w:szCs w:val="20"/>
+          <w:lang w:val="en-GB" w:eastAsia="en-GB"/>
+          <w14:ligatures w14:val="none"/>
+        </w:rPr>
+        <w:t>.</w:t>
+      </w:r>
+      <w:r>
+        <w:rPr>
+          <w:rFonts w:ascii="Times New Roman" w:eastAsia="Times New Roman" w:hAnsi="Times New Roman" w:cs="Times New Roman"/>
+          <w:kern w:val="0"/>
+          <w:sz w:val="20"/>
+          <w:szCs w:val="20"/>
+          <w:lang w:val="en-GB" w:eastAsia="en-GB"/>
+          <w14:ligatures w14:val="none"/>
+        </w:rPr>
+        <w:t xml:space="preserve"> </w:t>
+      </w:r>
+      <w:r>
+        <w:rPr>
+          <w:rFonts w:ascii="Times New Roman" w:eastAsia="Times New Roman" w:hAnsi="Times New Roman" w:cs="Times New Roman"/>
+          <w:kern w:val="0"/>
+          <w:sz w:val="20"/>
+          <w:szCs w:val="20"/>
+          <w:lang w:val="en-GB" w:eastAsia="en-GB"/>
+          <w14:ligatures w14:val="none"/>
+        </w:rPr>
+        <w:t>Both</w:t>
+      </w:r>
+      <w:r>
+        <w:rPr>
+          <w:rFonts w:ascii="Times New Roman" w:eastAsia="Times New Roman" w:hAnsi="Times New Roman" w:cs="Times New Roman"/>
+          <w:kern w:val="0"/>
+          <w:sz w:val="20"/>
+          <w:szCs w:val="20"/>
+          <w:lang w:val="en-GB" w:eastAsia="en-GB"/>
+          <w14:ligatures w14:val="none"/>
+        </w:rPr>
+        <w:t xml:space="preserve"> Arabic and Hebrew may have </w:t>
+      </w:r>
+      <w:r>
+        <w:rPr>
+          <w:rFonts w:ascii="Times New Roman" w:eastAsia="Times New Roman" w:hAnsi="Times New Roman" w:cs="Times New Roman"/>
+          <w:kern w:val="0"/>
+          <w:sz w:val="20"/>
+          <w:szCs w:val="20"/>
+          <w:lang w:val="en-GB" w:eastAsia="en-GB"/>
+          <w14:ligatures w14:val="none"/>
+        </w:rPr>
+        <w:t>(certain) combining characters applied</w:t>
+      </w:r>
+      <w:r>
+        <w:rPr>
+          <w:rFonts w:ascii="Times New Roman" w:eastAsia="Times New Roman" w:hAnsi="Times New Roman" w:cs="Times New Roman"/>
+          <w:kern w:val="0"/>
+          <w:sz w:val="20"/>
+          <w:szCs w:val="20"/>
+          <w:lang w:val="en-GB" w:eastAsia="en-GB"/>
+          <w14:ligatures w14:val="none"/>
+        </w:rPr>
+        <w:t xml:space="preserve"> (like for other scripts as well)</w:t>
+      </w:r>
+      <w:r>
+        <w:rPr>
+          <w:rFonts w:ascii="Times New Roman" w:eastAsia="Times New Roman" w:hAnsi="Times New Roman" w:cs="Times New Roman"/>
+          <w:kern w:val="0"/>
+          <w:sz w:val="20"/>
+          <w:szCs w:val="20"/>
+          <w:lang w:val="en-GB" w:eastAsia="en-GB"/>
+          <w14:ligatures w14:val="none"/>
+        </w:rPr>
+        <w:t>.</w:t>
+      </w:r>
+      <w:r>
+        <w:rPr>
+          <w:rFonts w:ascii="Times New Roman" w:eastAsia="Times New Roman" w:hAnsi="Times New Roman" w:cs="Times New Roman"/>
+          <w:kern w:val="0"/>
+          <w:sz w:val="20"/>
+          <w:szCs w:val="20"/>
+          <w:lang w:val="en-GB" w:eastAsia="en-GB"/>
+          <w14:ligatures w14:val="none"/>
+        </w:rPr>
+        <w:t xml:space="preserve"> </w:t>
+      </w:r>
+      <w:r>
+        <w:rPr>
+          <w:rFonts w:ascii="Times New Roman" w:eastAsia="Times New Roman" w:hAnsi="Times New Roman" w:cs="Times New Roman"/>
+          <w:kern w:val="0"/>
+          <w:sz w:val="20"/>
+          <w:szCs w:val="20"/>
+          <w:lang w:val="en-GB" w:eastAsia="en-GB"/>
+          <w14:ligatures w14:val="none"/>
+        </w:rPr>
+        <w:t>Bidi mirroring</w:t>
+      </w:r>
+      <w:r>
+        <w:rPr>
+          <w:rFonts w:ascii="Times New Roman" w:eastAsia="Times New Roman" w:hAnsi="Times New Roman" w:cs="Times New Roman"/>
+          <w:kern w:val="0"/>
+          <w:sz w:val="20"/>
+          <w:szCs w:val="20"/>
+          <w:lang w:val="en-GB" w:eastAsia="en-GB"/>
+          <w14:ligatures w14:val="none"/>
+        </w:rPr>
+        <w:t xml:space="preserve"> (when displaying RTL </w:t>
+      </w:r>
+      <w:r>
+        <w:rPr>
+          <w:rFonts w:ascii="Times New Roman" w:eastAsia="Times New Roman" w:hAnsi="Times New Roman" w:cs="Times New Roman"/>
+          <w:kern w:val="0"/>
+          <w:sz w:val="20"/>
+          <w:szCs w:val="20"/>
+          <w:lang w:val="en-GB" w:eastAsia="en-GB"/>
+          <w14:ligatures w14:val="none"/>
+        </w:rPr>
+        <w:t xml:space="preserve">text </w:t>
+      </w:r>
+      <w:r>
+        <w:rPr>
+          <w:rFonts w:ascii="Times New Roman" w:eastAsia="Times New Roman" w:hAnsi="Times New Roman" w:cs="Times New Roman"/>
+          <w:kern w:val="0"/>
+          <w:sz w:val="20"/>
+          <w:szCs w:val="20"/>
+          <w:lang w:val="en-GB" w:eastAsia="en-GB"/>
+          <w14:ligatures w14:val="none"/>
+        </w:rPr>
+        <w:t>sections</w:t>
+      </w:r>
+      <w:r>
+        <w:rPr>
+          <w:rFonts w:ascii="Times New Roman" w:eastAsia="Times New Roman" w:hAnsi="Times New Roman" w:cs="Times New Roman"/>
+          <w:kern w:val="0"/>
+          <w:sz w:val="20"/>
+          <w:szCs w:val="20"/>
+          <w:lang w:val="en-GB" w:eastAsia="en-GB"/>
+          <w14:ligatures w14:val="none"/>
+        </w:rPr>
+        <w:t>)</w:t>
+      </w:r>
+      <w:r>
+        <w:rPr>
+          <w:rFonts w:ascii="Times New Roman" w:eastAsia="Times New Roman" w:hAnsi="Times New Roman" w:cs="Times New Roman"/>
+          <w:kern w:val="0"/>
+          <w:sz w:val="20"/>
+          <w:szCs w:val="20"/>
+          <w:lang w:val="en-GB" w:eastAsia="en-GB"/>
+          <w14:ligatures w14:val="none"/>
+        </w:rPr>
+        <w:t xml:space="preserve"> applies, but </w:t>
+      </w:r>
+      <w:r>
+        <w:rPr>
+          <w:rFonts w:ascii="Times New Roman" w:eastAsia="Times New Roman" w:hAnsi="Times New Roman" w:cs="Times New Roman"/>
+          <w:kern w:val="0"/>
+          <w:sz w:val="20"/>
+          <w:szCs w:val="20"/>
+          <w:lang w:val="en-GB" w:eastAsia="en-GB"/>
+          <w14:ligatures w14:val="none"/>
+        </w:rPr>
+        <w:t>(simplified for SMS</w:t>
+      </w:r>
+      <w:r>
+        <w:rPr>
+          <w:rFonts w:ascii="Times New Roman" w:eastAsia="Times New Roman" w:hAnsi="Times New Roman" w:cs="Times New Roman"/>
+          <w:kern w:val="0"/>
+          <w:sz w:val="20"/>
+          <w:szCs w:val="20"/>
+          <w:lang w:val="en-GB" w:eastAsia="en-GB"/>
+          <w14:ligatures w14:val="none"/>
+        </w:rPr>
+        <w:t>/CBS</w:t>
+      </w:r>
+      <w:r>
+        <w:rPr>
+          <w:rFonts w:ascii="Times New Roman" w:eastAsia="Times New Roman" w:hAnsi="Times New Roman" w:cs="Times New Roman"/>
+          <w:kern w:val="0"/>
+          <w:sz w:val="20"/>
+          <w:szCs w:val="20"/>
+          <w:lang w:val="en-GB" w:eastAsia="en-GB"/>
+          <w14:ligatures w14:val="none"/>
+        </w:rPr>
+        <w:t xml:space="preserve">) </w:t>
+      </w:r>
+      <w:r>
+        <w:rPr>
+          <w:rFonts w:ascii="Times New Roman" w:eastAsia="Times New Roman" w:hAnsi="Times New Roman" w:cs="Times New Roman"/>
+          <w:i/>
+          <w:iCs/>
+          <w:kern w:val="0"/>
+          <w:sz w:val="20"/>
+          <w:szCs w:val="20"/>
+          <w:lang w:val="en-GB" w:eastAsia="en-GB"/>
+          <w14:ligatures w14:val="none"/>
+        </w:rPr>
+        <w:t>only</w:t>
+      </w:r>
+      <w:r>
+        <w:rPr>
+          <w:rFonts w:ascii="Times New Roman" w:eastAsia="Times New Roman" w:hAnsi="Times New Roman" w:cs="Times New Roman"/>
+          <w:kern w:val="0"/>
+          <w:sz w:val="20"/>
+          <w:szCs w:val="20"/>
+          <w:lang w:val="en-GB" w:eastAsia="en-GB"/>
+          <w14:ligatures w14:val="none"/>
+        </w:rPr>
+        <w:t xml:space="preserve"> those that can be done via using the data in BidiMirroring.txt</w:t>
+      </w:r>
+      <w:r>
+        <w:rPr>
+          <w:rFonts w:ascii="Times New Roman" w:eastAsia="Times New Roman" w:hAnsi="Times New Roman" w:cs="Times New Roman"/>
+          <w:kern w:val="0"/>
+          <w:sz w:val="20"/>
+          <w:szCs w:val="20"/>
+          <w:lang w:val="en-GB" w:eastAsia="en-GB"/>
+          <w14:ligatures w14:val="none"/>
+        </w:rPr>
+        <w:t xml:space="preserve"> (Unicode)</w:t>
+      </w:r>
+      <w:r>
+        <w:rPr>
+          <w:rFonts w:ascii="Times New Roman" w:eastAsia="Times New Roman" w:hAnsi="Times New Roman" w:cs="Times New Roman"/>
+          <w:kern w:val="0"/>
+          <w:sz w:val="20"/>
+          <w:szCs w:val="20"/>
+          <w:lang w:val="en-GB" w:eastAsia="en-GB"/>
+          <w14:ligatures w14:val="none"/>
+        </w:rPr>
+        <w:t xml:space="preserve"> (not the comments in that file)</w:t>
+      </w:r>
+      <w:r>
+        <w:rPr>
+          <w:rFonts w:ascii="Times New Roman" w:eastAsia="Times New Roman" w:hAnsi="Times New Roman" w:cs="Times New Roman"/>
+          <w:kern w:val="0"/>
+          <w:sz w:val="20"/>
+          <w:szCs w:val="20"/>
+          <w:lang w:val="en-GB" w:eastAsia="en-GB"/>
+          <w14:ligatures w14:val="none"/>
+        </w:rPr>
+        <w:t>.</w:t>
+      </w:r>
+    </w:p>
+    <w:p>
+      <w:pPr>
+        <w:pStyle w:val="Rubrik4"/>
+        <w:overflowPunct w:val="0"/>
+        <w:autoSpaceDE w:val="0"/>
+        <w:autoSpaceDN w:val="0"/>
+        <w:adjustRightInd w:val="0"/>
+        <w:spacing w:before="120" w:after="180" w:line="240" w:lineRule="auto"/>
+        <w:ind w:left="1418" w:hanging="1418"/>
+        <w:textAlignment w:val="baseline"/>
+        <w:rPr>
+          <w:rFonts w:ascii="Arial" w:eastAsia="Times New Roman" w:hAnsi="Arial" w:cs="Times New Roman"/>
+          <w:i w:val="0"/>
+          <w:iCs w:val="0"/>
+          <w:color w:val="auto"/>
+          <w:kern w:val="0"/>
+          <w:szCs w:val="20"/>
+          <w:lang w:val="en-GB" w:eastAsia="en-GB"/>
+          <w14:ligatures w14:val="none"/>
+        </w:rPr>
+      </w:pPr>
+      <w:r>
+        <w:rPr>
+          <w:rFonts w:ascii="Arial" w:eastAsia="Times New Roman" w:hAnsi="Arial" w:cs="Times New Roman"/>
+          <w:i w:val="0"/>
+          <w:iCs w:val="0"/>
+          <w:color w:val="auto"/>
+          <w:kern w:val="0"/>
+          <w:szCs w:val="20"/>
+          <w:lang w:val="en-GB" w:eastAsia="en-GB"/>
+          <w14:ligatures w14:val="none"/>
+        </w:rPr>
         <w:lastRenderedPageBreak/>
+        <w:t xml:space="preserve">6.2.3.3 </w:t>
+      </w:r>
+      <w:r>
+        <w:rPr>
+          <w:rFonts w:ascii="Arial" w:eastAsia="Times New Roman" w:hAnsi="Arial" w:cs="Times New Roman"/>
+          <w:i w:val="0"/>
+          <w:iCs w:val="0"/>
+          <w:color w:val="auto"/>
+          <w:kern w:val="0"/>
+          <w:szCs w:val="20"/>
+          <w:lang w:val="en-GB" w:eastAsia="en-GB"/>
+          <w14:ligatures w14:val="none"/>
+        </w:rPr>
+        <w:t>Complex scripts</w:t>
+      </w:r>
+    </w:p>
+    <w:p>
+      <w:pPr>
+        <w:rPr>
+          <w:rFonts w:ascii="Times New Roman" w:eastAsia="Times New Roman" w:hAnsi="Times New Roman" w:cs="Times New Roman"/>
+          <w:kern w:val="0"/>
+          <w:sz w:val="20"/>
+          <w:szCs w:val="20"/>
+          <w:lang w:val="en-GB" w:eastAsia="en-GB"/>
+          <w14:ligatures w14:val="none"/>
+        </w:rPr>
+      </w:pPr>
+      <w:r>
+        <w:rPr>
+          <w:rFonts w:ascii="Times New Roman" w:eastAsia="Times New Roman" w:hAnsi="Times New Roman" w:cs="Times New Roman"/>
+          <w:kern w:val="0"/>
+          <w:sz w:val="20"/>
+          <w:szCs w:val="20"/>
+          <w:lang w:val="en-GB" w:eastAsia="en-GB"/>
+          <w14:ligatures w14:val="none"/>
+        </w:rPr>
+        <w:t>Brahmic (Indic) scripts</w:t>
+      </w:r>
+      <w:r>
+        <w:rPr>
+          <w:rFonts w:ascii="Times New Roman" w:eastAsia="Times New Roman" w:hAnsi="Times New Roman" w:cs="Times New Roman"/>
+          <w:kern w:val="0"/>
+          <w:sz w:val="20"/>
+          <w:szCs w:val="20"/>
+          <w:lang w:val="en-GB" w:eastAsia="en-GB"/>
+          <w14:ligatures w14:val="none"/>
+        </w:rPr>
+        <w:t xml:space="preserve"> (if supported) also should be</w:t>
+      </w:r>
+      <w:r>
+        <w:rPr>
+          <w:rFonts w:ascii="Times New Roman" w:eastAsia="Times New Roman" w:hAnsi="Times New Roman" w:cs="Times New Roman"/>
+          <w:kern w:val="0"/>
+          <w:sz w:val="20"/>
+          <w:szCs w:val="20"/>
+          <w:lang w:val="en-GB" w:eastAsia="en-GB"/>
+          <w14:ligatures w14:val="none"/>
+        </w:rPr>
+        <w:t xml:space="preserve"> handled specially for rendering; the de</w:t>
+      </w:r>
+      <w:r>
+        <w:rPr>
+          <w:rFonts w:ascii="Times New Roman" w:eastAsia="Times New Roman" w:hAnsi="Times New Roman" w:cs="Times New Roman"/>
+          <w:kern w:val="0"/>
+          <w:sz w:val="20"/>
+          <w:szCs w:val="20"/>
+          <w:lang w:val="en-GB" w:eastAsia="en-GB"/>
+          <w14:ligatures w14:val="none"/>
+        </w:rPr>
+        <w:t>t</w:t>
+      </w:r>
+      <w:r>
+        <w:rPr>
+          <w:rFonts w:ascii="Times New Roman" w:eastAsia="Times New Roman" w:hAnsi="Times New Roman" w:cs="Times New Roman"/>
+          <w:kern w:val="0"/>
+          <w:sz w:val="20"/>
+          <w:szCs w:val="20"/>
+          <w:lang w:val="en-GB" w:eastAsia="en-GB"/>
+          <w14:ligatures w14:val="none"/>
+        </w:rPr>
+        <w:t xml:space="preserve">ails of which </w:t>
+      </w:r>
+      <w:r>
+        <w:rPr>
+          <w:rFonts w:ascii="Times New Roman" w:eastAsia="Times New Roman" w:hAnsi="Times New Roman" w:cs="Times New Roman"/>
+          <w:kern w:val="0"/>
+          <w:sz w:val="20"/>
+          <w:szCs w:val="20"/>
+          <w:lang w:val="en-GB" w:eastAsia="en-GB"/>
+          <w14:ligatures w14:val="none"/>
+        </w:rPr>
+        <w:t xml:space="preserve">are </w:t>
+      </w:r>
+      <w:r>
+        <w:rPr>
+          <w:rFonts w:ascii="Times New Roman" w:eastAsia="Times New Roman" w:hAnsi="Times New Roman" w:cs="Times New Roman"/>
+          <w:kern w:val="0"/>
+          <w:sz w:val="20"/>
+          <w:szCs w:val="20"/>
+          <w:lang w:val="en-GB" w:eastAsia="en-GB"/>
+          <w14:ligatures w14:val="none"/>
+        </w:rPr>
+        <w:t>beyond the scope of this standard</w:t>
+      </w:r>
+      <w:r>
+        <w:rPr>
+          <w:rFonts w:ascii="Times New Roman" w:eastAsia="Times New Roman" w:hAnsi="Times New Roman" w:cs="Times New Roman"/>
+          <w:kern w:val="0"/>
+          <w:sz w:val="20"/>
+          <w:szCs w:val="20"/>
+          <w:lang w:val="en-GB" w:eastAsia="en-GB"/>
+          <w14:ligatures w14:val="none"/>
+        </w:rPr>
+        <w:t xml:space="preserve">. </w:t>
+      </w:r>
+      <w:r>
+        <w:rPr>
+          <w:rFonts w:ascii="Times New Roman" w:eastAsia="Times New Roman" w:hAnsi="Times New Roman" w:cs="Times New Roman"/>
+          <w:kern w:val="0"/>
+          <w:sz w:val="20"/>
+          <w:szCs w:val="20"/>
+          <w:lang w:val="en-GB" w:eastAsia="en-GB"/>
+          <w14:ligatures w14:val="none"/>
+        </w:rPr>
+        <w:t xml:space="preserve">Further, while most ‘emoji’ characters are </w:t>
+      </w:r>
+      <w:r>
+        <w:rPr>
+          <w:rFonts w:ascii="Times New Roman" w:eastAsia="Times New Roman" w:hAnsi="Times New Roman" w:cs="Times New Roman"/>
+          <w:kern w:val="0"/>
+          <w:sz w:val="20"/>
+          <w:szCs w:val="20"/>
+          <w:lang w:val="en-GB" w:eastAsia="en-GB"/>
+          <w14:ligatures w14:val="none"/>
+        </w:rPr>
+        <w:t xml:space="preserve">isolated </w:t>
+      </w:r>
+      <w:r>
+        <w:rPr>
+          <w:rFonts w:ascii="Times New Roman" w:eastAsia="Times New Roman" w:hAnsi="Times New Roman" w:cs="Times New Roman"/>
+          <w:kern w:val="0"/>
+          <w:sz w:val="20"/>
+          <w:szCs w:val="20"/>
+          <w:lang w:val="en-GB" w:eastAsia="en-GB"/>
+          <w14:ligatures w14:val="none"/>
+        </w:rPr>
+        <w:t>small, coloured</w:t>
+      </w:r>
+      <w:r>
+        <w:rPr>
+          <w:rFonts w:ascii="Times New Roman" w:eastAsia="Times New Roman" w:hAnsi="Times New Roman" w:cs="Times New Roman"/>
+          <w:kern w:val="0"/>
+          <w:sz w:val="20"/>
+          <w:szCs w:val="20"/>
+          <w:lang w:val="en-GB" w:eastAsia="en-GB"/>
+          <w14:ligatures w14:val="none"/>
+        </w:rPr>
+        <w:t xml:space="preserve"> drawings, many emoji are </w:t>
+      </w:r>
+      <w:r>
+        <w:rPr>
+          <w:rFonts w:ascii="Times New Roman" w:eastAsia="Times New Roman" w:hAnsi="Times New Roman" w:cs="Times New Roman"/>
+          <w:kern w:val="0"/>
+          <w:sz w:val="20"/>
+          <w:szCs w:val="20"/>
+          <w:lang w:val="en-GB" w:eastAsia="en-GB"/>
+          <w14:ligatures w14:val="none"/>
+        </w:rPr>
+        <w:t xml:space="preserve">made from ‘emoji sequences’, multiple emoji characters </w:t>
+      </w:r>
+      <w:r>
+        <w:rPr>
+          <w:rFonts w:ascii="Times New Roman" w:eastAsia="Times New Roman" w:hAnsi="Times New Roman" w:cs="Times New Roman"/>
+          <w:kern w:val="0"/>
+          <w:sz w:val="20"/>
+          <w:szCs w:val="20"/>
+          <w:lang w:val="en-GB" w:eastAsia="en-GB"/>
+          <w14:ligatures w14:val="none"/>
+        </w:rPr>
+        <w:t>creating one emoji to display.</w:t>
+      </w:r>
+    </w:p>
+    <w:p>
+      <w:pPr>
+        <w:rPr>
+          <w:rFonts w:ascii="Times New Roman" w:eastAsia="Times New Roman" w:hAnsi="Times New Roman" w:cs="Times New Roman"/>
+          <w:kern w:val="0"/>
+          <w:sz w:val="20"/>
+          <w:szCs w:val="20"/>
+          <w:lang w:val="en-GB" w:eastAsia="en-GB"/>
+          <w14:ligatures w14:val="none"/>
+        </w:rPr>
+      </w:pPr>
+      <w:r>
+        <w:rPr>
+          <w:rFonts w:ascii="Times New Roman" w:eastAsia="Times New Roman" w:hAnsi="Times New Roman" w:cs="Times New Roman"/>
+          <w:kern w:val="0"/>
+          <w:sz w:val="20"/>
+          <w:szCs w:val="20"/>
+          <w:lang w:val="en-GB" w:eastAsia="en-GB"/>
+          <w14:ligatures w14:val="none"/>
+        </w:rPr>
         <w:t xml:space="preserve">For the Latin </w:t>
       </w:r>
       <w:r>
@@ -4451,21 +4215,74 @@
           <w:lang w:val="en-GB" w:eastAsia="en-GB"/>
           <w14:ligatures w14:val="none"/>
         </w:rPr>
-        <w:t xml:space="preserve"> alphabet (“European”, identifier </w:t>
-      </w:r>
-      <w:proofErr w:type="spellStart"/>
-      <w:r>
-        <w:rPr>
-          <w:rFonts w:ascii="Times New Roman" w:eastAsia="Times New Roman" w:hAnsi="Times New Roman" w:cs="Times New Roman"/>
-          <w:kern w:val="0"/>
-          <w:sz w:val="20"/>
-          <w:szCs w:val="20"/>
-          <w:lang w:val="en-GB" w:eastAsia="en-GB"/>
-          <w14:ligatures w14:val="none"/>
-        </w:rPr>
-        <w:t>0x10</w:t>
-      </w:r>
-      <w:proofErr w:type="spellEnd"/>
+        <w:t xml:space="preserve"> alphabet (“European”,</w:t>
+      </w:r>
+      <w:r>
+        <w:rPr>
+          <w:rFonts w:ascii="Times New Roman" w:eastAsia="Times New Roman" w:hAnsi="Times New Roman" w:cs="Times New Roman"/>
+          <w:kern w:val="0"/>
+          <w:sz w:val="20"/>
+          <w:szCs w:val="20"/>
+          <w:lang w:val="en-GB" w:eastAsia="en-GB"/>
+          <w14:ligatures w14:val="none"/>
+        </w:rPr>
+        <w:t xml:space="preserve"> whether </w:t>
+      </w:r>
+      <w:r>
+        <w:rPr>
+          <w:rFonts w:ascii="Times New Roman" w:eastAsia="Times New Roman" w:hAnsi="Times New Roman" w:cs="Times New Roman"/>
+          <w:kern w:val="0"/>
+          <w:sz w:val="20"/>
+          <w:szCs w:val="20"/>
+          <w:lang w:val="en-GB" w:eastAsia="en-GB"/>
+          <w14:ligatures w14:val="none"/>
+        </w:rPr>
+        <w:t>using the alphabet</w:t>
+      </w:r>
+      <w:r>
+        <w:rPr>
+          <w:rFonts w:ascii="Times New Roman" w:eastAsia="Times New Roman" w:hAnsi="Times New Roman" w:cs="Times New Roman"/>
+          <w:kern w:val="0"/>
+          <w:sz w:val="20"/>
+          <w:szCs w:val="20"/>
+          <w:lang w:val="en-GB" w:eastAsia="en-GB"/>
+          <w14:ligatures w14:val="none"/>
+        </w:rPr>
+        <w:t xml:space="preserve"> </w:t>
+      </w:r>
+      <w:r>
+        <w:rPr>
+          <w:rFonts w:ascii="Times New Roman" w:eastAsia="Times New Roman" w:hAnsi="Times New Roman" w:cs="Times New Roman"/>
+          <w:kern w:val="0"/>
+          <w:sz w:val="20"/>
+          <w:szCs w:val="20"/>
+          <w:lang w:val="en-GB" w:eastAsia="en-GB"/>
+          <w14:ligatures w14:val="none"/>
+        </w:rPr>
+        <w:t xml:space="preserve">with </w:t>
+      </w:r>
+      <w:r>
+        <w:rPr>
+          <w:rFonts w:ascii="Times New Roman" w:eastAsia="Times New Roman" w:hAnsi="Times New Roman" w:cs="Times New Roman"/>
+          <w:kern w:val="0"/>
+          <w:sz w:val="20"/>
+          <w:szCs w:val="20"/>
+          <w:lang w:val="en-GB" w:eastAsia="en-GB"/>
+          <w14:ligatures w14:val="none"/>
+        </w:rPr>
+        <w:t>identifier 0x10</w:t>
+      </w:r>
+      <w:r>
+        <w:rPr>
+          <w:rFonts w:ascii="Times New Roman" w:eastAsia="Times New Roman" w:hAnsi="Times New Roman" w:cs="Times New Roman"/>
+          <w:kern w:val="0"/>
+          <w:sz w:val="20"/>
+          <w:szCs w:val="20"/>
+          <w:lang w:val="en-GB" w:eastAsia="en-GB"/>
+          <w14:ligatures w14:val="none"/>
+        </w:rPr>
+        <w:t xml:space="preserve"> or UCS2/UTF16</w:t>
+      </w:r>
       <w:r>
         <w:rPr>
           <w:rFonts w:ascii="Times New Roman" w:eastAsia="Times New Roman" w:hAnsi="Times New Roman" w:cs="Times New Roman"/>
@@ -4596,21 +4413,2107 @@
           <w:lang w:val="en-GB" w:eastAsia="en-GB"/>
           <w14:ligatures w14:val="none"/>
         </w:rPr>
-        <w:t xml:space="preserve">(7-bit alphabet identifier </w:t>
-      </w:r>
-      <w:proofErr w:type="spellStart"/>
-      <w:r>
-        <w:rPr>
-          <w:rFonts w:ascii="Times New Roman" w:eastAsia="Times New Roman" w:hAnsi="Times New Roman" w:cs="Times New Roman"/>
-          <w:kern w:val="0"/>
-          <w:sz w:val="20"/>
-          <w:szCs w:val="20"/>
-          <w:lang w:val="en-GB" w:eastAsia="en-GB"/>
-          <w14:ligatures w14:val="none"/>
-        </w:rPr>
-        <w:t>0x10</w:t>
-      </w:r>
-      <w:proofErr w:type="spellEnd"/>
+        <w:t>(7-bit alphabet identifier 0x10)</w:t>
+      </w:r>
+      <w:r>
+        <w:rPr>
+          <w:rFonts w:ascii="Times New Roman" w:eastAsia="Times New Roman" w:hAnsi="Times New Roman" w:cs="Times New Roman"/>
+          <w:kern w:val="0"/>
+          <w:sz w:val="20"/>
+          <w:szCs w:val="20"/>
+          <w:lang w:val="en-GB" w:eastAsia="en-GB"/>
+          <w14:ligatures w14:val="none"/>
+        </w:rPr>
+        <w:t xml:space="preserve">, we </w:t>
+      </w:r>
+      <w:r>
+        <w:rPr>
+          <w:rFonts w:ascii="Times New Roman" w:eastAsia="Times New Roman" w:hAnsi="Times New Roman" w:cs="Times New Roman"/>
+          <w:kern w:val="0"/>
+          <w:sz w:val="20"/>
+          <w:szCs w:val="20"/>
+          <w:lang w:val="en-GB" w:eastAsia="en-GB"/>
+          <w14:ligatures w14:val="none"/>
+        </w:rPr>
+        <w:t>rely on</w:t>
+      </w:r>
+      <w:r>
+        <w:rPr>
+          <w:rFonts w:ascii="Times New Roman" w:eastAsia="Times New Roman" w:hAnsi="Times New Roman" w:cs="Times New Roman"/>
+          <w:kern w:val="0"/>
+          <w:sz w:val="20"/>
+          <w:szCs w:val="20"/>
+          <w:lang w:val="en-GB" w:eastAsia="en-GB"/>
+          <w14:ligatures w14:val="none"/>
+        </w:rPr>
+        <w:t xml:space="preserve"> </w:t>
+      </w:r>
+      <w:r>
+        <w:rPr>
+          <w:rFonts w:ascii="Times New Roman" w:eastAsia="Times New Roman" w:hAnsi="Times New Roman" w:cs="Times New Roman"/>
+          <w:kern w:val="0"/>
+          <w:sz w:val="20"/>
+          <w:szCs w:val="20"/>
+          <w:lang w:val="en-GB" w:eastAsia="en-GB"/>
+          <w14:ligatures w14:val="none"/>
+        </w:rPr>
+        <w:t>combining characters, in particular for East European languages</w:t>
+      </w:r>
+      <w:r>
+        <w:rPr>
+          <w:rFonts w:ascii="Times New Roman" w:eastAsia="Times New Roman" w:hAnsi="Times New Roman" w:cs="Times New Roman"/>
+          <w:kern w:val="0"/>
+          <w:sz w:val="20"/>
+          <w:szCs w:val="20"/>
+          <w:lang w:val="en-GB" w:eastAsia="en-GB"/>
+          <w14:ligatures w14:val="none"/>
+        </w:rPr>
+        <w:t xml:space="preserve"> and Vietnamese</w:t>
+      </w:r>
+      <w:r>
+        <w:rPr>
+          <w:rFonts w:ascii="Times New Roman" w:eastAsia="Times New Roman" w:hAnsi="Times New Roman" w:cs="Times New Roman"/>
+          <w:kern w:val="0"/>
+          <w:sz w:val="20"/>
+          <w:szCs w:val="20"/>
+          <w:lang w:val="en-GB" w:eastAsia="en-GB"/>
+          <w14:ligatures w14:val="none"/>
+        </w:rPr>
+        <w:t xml:space="preserve">. Similarly for </w:t>
+      </w:r>
+      <w:r>
+        <w:rPr>
+          <w:rFonts w:ascii="Times New Roman" w:eastAsia="Times New Roman" w:hAnsi="Times New Roman" w:cs="Times New Roman"/>
+          <w:kern w:val="0"/>
+          <w:sz w:val="20"/>
+          <w:szCs w:val="20"/>
+          <w:lang w:val="en-GB" w:eastAsia="en-GB"/>
+          <w14:ligatures w14:val="none"/>
+        </w:rPr>
+        <w:t xml:space="preserve">polytonic Greek (modern Greek orthography is monotonic Greek, </w:t>
+      </w:r>
+      <w:r>
+        <w:rPr>
+          <w:rFonts w:ascii="Times New Roman" w:eastAsia="Times New Roman" w:hAnsi="Times New Roman" w:cs="Times New Roman"/>
+          <w:kern w:val="0"/>
+          <w:sz w:val="20"/>
+          <w:szCs w:val="20"/>
+          <w:lang w:val="en-GB" w:eastAsia="en-GB"/>
+          <w14:ligatures w14:val="none"/>
+        </w:rPr>
+        <w:t xml:space="preserve">and that is covered without the </w:t>
+      </w:r>
+      <w:r>
+        <w:rPr>
+          <w:rFonts w:ascii="Times New Roman" w:eastAsia="Times New Roman" w:hAnsi="Times New Roman" w:cs="Times New Roman"/>
+          <w:kern w:val="0"/>
+          <w:sz w:val="20"/>
+          <w:szCs w:val="20"/>
+          <w:lang w:val="en-GB" w:eastAsia="en-GB"/>
+          <w14:ligatures w14:val="none"/>
+        </w:rPr>
+        <w:t>need for</w:t>
+      </w:r>
+      <w:r>
+        <w:rPr>
+          <w:rFonts w:ascii="Times New Roman" w:eastAsia="Times New Roman" w:hAnsi="Times New Roman" w:cs="Times New Roman"/>
+          <w:kern w:val="0"/>
+          <w:sz w:val="20"/>
+          <w:szCs w:val="20"/>
+          <w:lang w:val="en-GB" w:eastAsia="en-GB"/>
+          <w14:ligatures w14:val="none"/>
+        </w:rPr>
+        <w:t xml:space="preserve"> combining characters in the 7-bit alphabet for Greek</w:t>
+      </w:r>
+      <w:r>
+        <w:rPr>
+          <w:rFonts w:ascii="Times New Roman" w:eastAsia="Times New Roman" w:hAnsi="Times New Roman" w:cs="Times New Roman"/>
+          <w:kern w:val="0"/>
+          <w:sz w:val="20"/>
+          <w:szCs w:val="20"/>
+          <w:lang w:val="en-GB" w:eastAsia="en-GB"/>
+          <w14:ligatures w14:val="none"/>
+        </w:rPr>
+        <w:t>, identifier 0x11</w:t>
+      </w:r>
+      <w:r>
+        <w:rPr>
+          <w:rFonts w:ascii="Times New Roman" w:eastAsia="Times New Roman" w:hAnsi="Times New Roman" w:cs="Times New Roman"/>
+          <w:kern w:val="0"/>
+          <w:sz w:val="20"/>
+          <w:szCs w:val="20"/>
+          <w:lang w:val="en-GB" w:eastAsia="en-GB"/>
+          <w14:ligatures w14:val="none"/>
+        </w:rPr>
+        <w:t>).</w:t>
+      </w:r>
+      <w:r>
+        <w:rPr>
+          <w:rFonts w:ascii="Times New Roman" w:eastAsia="Times New Roman" w:hAnsi="Times New Roman" w:cs="Times New Roman"/>
+          <w:kern w:val="0"/>
+          <w:sz w:val="20"/>
+          <w:szCs w:val="20"/>
+          <w:lang w:val="en-GB" w:eastAsia="en-GB"/>
+          <w14:ligatures w14:val="none"/>
+        </w:rPr>
+        <w:t xml:space="preserve"> The easiest way to handle that is </w:t>
+      </w:r>
+      <w:r>
+        <w:rPr>
+          <w:rFonts w:ascii="Times New Roman" w:eastAsia="Times New Roman" w:hAnsi="Times New Roman" w:cs="Times New Roman"/>
+          <w:kern w:val="0"/>
+          <w:sz w:val="20"/>
+          <w:szCs w:val="20"/>
+          <w:lang w:val="en-GB" w:eastAsia="en-GB"/>
+          <w14:ligatures w14:val="none"/>
+        </w:rPr>
+        <w:t xml:space="preserve">to upon reception of a message in Latin (0x10) or Greek (0x11) </w:t>
+      </w:r>
+      <w:r>
+        <w:rPr>
+          <w:rFonts w:ascii="Times New Roman" w:eastAsia="Times New Roman" w:hAnsi="Times New Roman" w:cs="Times New Roman"/>
+          <w:kern w:val="0"/>
+          <w:sz w:val="20"/>
+          <w:szCs w:val="20"/>
+          <w:lang w:val="en-GB" w:eastAsia="en-GB"/>
+          <w14:ligatures w14:val="none"/>
+        </w:rPr>
+        <w:t xml:space="preserve">7-bit alphabet, is to first convert to </w:t>
+      </w:r>
+      <w:r>
+        <w:rPr>
+          <w:rFonts w:ascii="Times New Roman" w:eastAsia="Times New Roman" w:hAnsi="Times New Roman" w:cs="Times New Roman"/>
+          <w:kern w:val="0"/>
+          <w:sz w:val="20"/>
+          <w:szCs w:val="20"/>
+          <w:lang w:val="en-GB" w:eastAsia="en-GB"/>
+          <w14:ligatures w14:val="none"/>
+        </w:rPr>
+        <w:t xml:space="preserve">ISO/IEC </w:t>
+      </w:r>
+      <w:r>
+        <w:rPr>
+          <w:rFonts w:ascii="Times New Roman" w:eastAsia="Times New Roman" w:hAnsi="Times New Roman" w:cs="Times New Roman"/>
+          <w:kern w:val="0"/>
+          <w:sz w:val="20"/>
+          <w:szCs w:val="20"/>
+          <w:lang w:val="en-GB" w:eastAsia="en-GB"/>
+          <w14:ligatures w14:val="none"/>
+        </w:rPr>
+        <w:t>10646</w:t>
+      </w:r>
+      <w:r>
+        <w:rPr>
+          <w:rFonts w:ascii="Times New Roman" w:eastAsia="Times New Roman" w:hAnsi="Times New Roman" w:cs="Times New Roman"/>
+          <w:kern w:val="0"/>
+          <w:sz w:val="20"/>
+          <w:szCs w:val="20"/>
+          <w:lang w:val="en-GB" w:eastAsia="en-GB"/>
+          <w14:ligatures w14:val="none"/>
+        </w:rPr>
+        <w:t xml:space="preserve"> and then apply </w:t>
+      </w:r>
+      <w:r>
+        <w:rPr>
+          <w:rFonts w:ascii="Times New Roman" w:eastAsia="Times New Roman" w:hAnsi="Times New Roman" w:cs="Times New Roman"/>
+          <w:kern w:val="0"/>
+          <w:sz w:val="20"/>
+          <w:szCs w:val="20"/>
+          <w:lang w:val="en-GB" w:eastAsia="en-GB"/>
+          <w14:ligatures w14:val="none"/>
+        </w:rPr>
+        <w:t xml:space="preserve">the Unicode </w:t>
+      </w:r>
+      <w:r>
+        <w:rPr>
+          <w:rFonts w:ascii="Times New Roman" w:eastAsia="Times New Roman" w:hAnsi="Times New Roman" w:cs="Times New Roman"/>
+          <w:kern w:val="0"/>
+          <w:sz w:val="20"/>
+          <w:szCs w:val="20"/>
+          <w:lang w:val="en-GB" w:eastAsia="en-GB"/>
+          <w14:ligatures w14:val="none"/>
+        </w:rPr>
+        <w:t>Normal Form C</w:t>
+      </w:r>
+      <w:r>
+        <w:rPr>
+          <w:rFonts w:ascii="Times New Roman" w:eastAsia="Times New Roman" w:hAnsi="Times New Roman" w:cs="Times New Roman"/>
+          <w:kern w:val="0"/>
+          <w:sz w:val="20"/>
+          <w:szCs w:val="20"/>
+          <w:lang w:val="en-GB" w:eastAsia="en-GB"/>
+          <w14:ligatures w14:val="none"/>
+        </w:rPr>
+        <w:t xml:space="preserve"> (NFC)</w:t>
+      </w:r>
+      <w:r>
+        <w:rPr>
+          <w:rFonts w:ascii="Times New Roman" w:eastAsia="Times New Roman" w:hAnsi="Times New Roman" w:cs="Times New Roman"/>
+          <w:kern w:val="0"/>
+          <w:sz w:val="20"/>
+          <w:szCs w:val="20"/>
+          <w:lang w:val="en-GB" w:eastAsia="en-GB"/>
+          <w14:ligatures w14:val="none"/>
+        </w:rPr>
+        <w:t>. Upon sending</w:t>
+      </w:r>
+      <w:r>
+        <w:rPr>
+          <w:rFonts w:ascii="Times New Roman" w:eastAsia="Times New Roman" w:hAnsi="Times New Roman" w:cs="Times New Roman"/>
+          <w:kern w:val="0"/>
+          <w:sz w:val="20"/>
+          <w:szCs w:val="20"/>
+          <w:lang w:val="en-GB" w:eastAsia="en-GB"/>
+          <w14:ligatures w14:val="none"/>
+        </w:rPr>
+        <w:t>, first apply NFC, then decompose</w:t>
+      </w:r>
+      <w:r>
+        <w:rPr>
+          <w:rFonts w:ascii="Times New Roman" w:eastAsia="Times New Roman" w:hAnsi="Times New Roman" w:cs="Times New Roman"/>
+          <w:kern w:val="0"/>
+          <w:sz w:val="20"/>
+          <w:szCs w:val="20"/>
+          <w:lang w:val="en-GB" w:eastAsia="en-GB"/>
+          <w14:ligatures w14:val="none"/>
+        </w:rPr>
+        <w:t xml:space="preserve"> letters that need to be represented in decomposed form in </w:t>
+      </w:r>
+      <w:r>
+        <w:rPr>
+          <w:rFonts w:ascii="Times New Roman" w:eastAsia="Times New Roman" w:hAnsi="Times New Roman" w:cs="Times New Roman"/>
+          <w:kern w:val="0"/>
+          <w:sz w:val="20"/>
+          <w:szCs w:val="20"/>
+          <w:lang w:val="en-GB" w:eastAsia="en-GB"/>
+          <w14:ligatures w14:val="none"/>
+        </w:rPr>
+        <w:t>the Latin or Greek 7-bit alphabet.</w:t>
+      </w:r>
+    </w:p>
+    <w:p>
+      <w:pPr>
+        <w:pStyle w:val="Rubrik4"/>
+        <w:overflowPunct w:val="0"/>
+        <w:autoSpaceDE w:val="0"/>
+        <w:autoSpaceDN w:val="0"/>
+        <w:adjustRightInd w:val="0"/>
+        <w:spacing w:before="120" w:after="180" w:line="240" w:lineRule="auto"/>
+        <w:ind w:left="1418" w:hanging="1418"/>
+        <w:textAlignment w:val="baseline"/>
+        <w:rPr>
+          <w:rFonts w:ascii="Arial" w:eastAsia="Times New Roman" w:hAnsi="Arial" w:cs="Times New Roman"/>
+          <w:i w:val="0"/>
+          <w:iCs w:val="0"/>
+          <w:color w:val="auto"/>
+          <w:kern w:val="0"/>
+          <w:szCs w:val="20"/>
+          <w:lang w:val="en-GB" w:eastAsia="en-GB"/>
+          <w14:ligatures w14:val="none"/>
+        </w:rPr>
+      </w:pPr>
+      <w:r>
+        <w:rPr>
+          <w:rFonts w:ascii="Arial" w:eastAsia="Times New Roman" w:hAnsi="Arial" w:cs="Times New Roman"/>
+          <w:i w:val="0"/>
+          <w:iCs w:val="0"/>
+          <w:color w:val="auto"/>
+          <w:kern w:val="0"/>
+          <w:szCs w:val="20"/>
+          <w:lang w:val="en-GB" w:eastAsia="en-GB"/>
+          <w14:ligatures w14:val="none"/>
+        </w:rPr>
+        <w:t>6.2.3.4 Quote mark</w:t>
+      </w:r>
+      <w:r>
+        <w:rPr>
+          <w:rFonts w:ascii="Arial" w:eastAsia="Times New Roman" w:hAnsi="Arial" w:cs="Times New Roman"/>
+          <w:i w:val="0"/>
+          <w:iCs w:val="0"/>
+          <w:color w:val="auto"/>
+          <w:kern w:val="0"/>
+          <w:szCs w:val="20"/>
+          <w:lang w:val="en-GB" w:eastAsia="en-GB"/>
+          <w14:ligatures w14:val="none"/>
+        </w:rPr>
+        <w:t xml:space="preserve"> (line-break:QU)</w:t>
+      </w:r>
+      <w:r>
+        <w:rPr>
+          <w:rFonts w:ascii="Arial" w:eastAsia="Times New Roman" w:hAnsi="Arial" w:cs="Times New Roman"/>
+          <w:i w:val="0"/>
+          <w:iCs w:val="0"/>
+          <w:color w:val="auto"/>
+          <w:kern w:val="0"/>
+          <w:szCs w:val="20"/>
+          <w:lang w:val="en-GB" w:eastAsia="en-GB"/>
+          <w14:ligatures w14:val="none"/>
+        </w:rPr>
+        <w:t xml:space="preserve"> disambiguation</w:t>
+      </w:r>
+      <w:r>
+        <w:rPr>
+          <w:rFonts w:ascii="Arial" w:eastAsia="Times New Roman" w:hAnsi="Arial" w:cs="Times New Roman"/>
+          <w:i w:val="0"/>
+          <w:iCs w:val="0"/>
+          <w:color w:val="auto"/>
+          <w:kern w:val="0"/>
+          <w:szCs w:val="20"/>
+          <w:lang w:val="en-GB" w:eastAsia="en-GB"/>
+          <w14:ligatures w14:val="none"/>
+        </w:rPr>
+        <w:t xml:space="preserve"> for bidi and automatic line break</w:t>
+      </w:r>
+    </w:p>
+    <w:p>
+      <w:pPr>
+        <w:rPr>
+          <w:rFonts w:ascii="Times New Roman" w:eastAsia="Times New Roman" w:hAnsi="Times New Roman" w:cs="Times New Roman"/>
+          <w:kern w:val="0"/>
+          <w:sz w:val="20"/>
+          <w:szCs w:val="20"/>
+          <w:lang w:val="en-GB" w:eastAsia="en-GB"/>
+          <w14:ligatures w14:val="none"/>
+        </w:rPr>
+      </w:pPr>
+      <w:r>
+        <w:rPr>
+          <w:rFonts w:ascii="Times New Roman" w:eastAsia="Times New Roman" w:hAnsi="Times New Roman" w:cs="Times New Roman"/>
+          <w:kern w:val="0"/>
+          <w:sz w:val="20"/>
+          <w:szCs w:val="20"/>
+          <w:lang w:val="en-GB" w:eastAsia="en-GB"/>
+          <w14:ligatures w14:val="none"/>
+        </w:rPr>
+        <w:t xml:space="preserve">Among </w:t>
+      </w:r>
+      <w:r>
+        <w:rPr>
+          <w:rFonts w:ascii="Times New Roman" w:eastAsia="Times New Roman" w:hAnsi="Times New Roman" w:cs="Times New Roman"/>
+          <w:kern w:val="0"/>
+          <w:sz w:val="20"/>
+          <w:szCs w:val="20"/>
+          <w:lang w:val="en-GB" w:eastAsia="en-GB"/>
+          <w14:ligatures w14:val="none"/>
+        </w:rPr>
+        <w:t xml:space="preserve">begin-end punctuation, </w:t>
+      </w:r>
+      <w:r>
+        <w:rPr>
+          <w:rFonts w:ascii="Times New Roman" w:eastAsia="Times New Roman" w:hAnsi="Times New Roman" w:cs="Times New Roman"/>
+          <w:kern w:val="0"/>
+          <w:sz w:val="20"/>
+          <w:szCs w:val="20"/>
+          <w:lang w:val="en-GB" w:eastAsia="en-GB"/>
+          <w14:ligatures w14:val="none"/>
+        </w:rPr>
+        <w:t xml:space="preserve">many quote marks are, in typographic tradition, </w:t>
+      </w:r>
+      <w:r>
+        <w:rPr>
+          <w:rFonts w:ascii="Times New Roman" w:eastAsia="Times New Roman" w:hAnsi="Times New Roman" w:cs="Times New Roman"/>
+          <w:kern w:val="0"/>
+          <w:sz w:val="20"/>
+          <w:szCs w:val="20"/>
+          <w:lang w:val="en-GB" w:eastAsia="en-GB"/>
+          <w14:ligatures w14:val="none"/>
+        </w:rPr>
+        <w:t>ambiguous.</w:t>
+      </w:r>
+      <w:r>
+        <w:rPr>
+          <w:rFonts w:ascii="Times New Roman" w:eastAsia="Times New Roman" w:hAnsi="Times New Roman" w:cs="Times New Roman"/>
+          <w:kern w:val="0"/>
+          <w:sz w:val="20"/>
+          <w:szCs w:val="20"/>
+          <w:lang w:val="en-GB" w:eastAsia="en-GB"/>
+          <w14:ligatures w14:val="none"/>
+        </w:rPr>
+        <w:t xml:space="preserve"> It is both (loosely) language dependent</w:t>
+      </w:r>
+      <w:r>
+        <w:rPr>
+          <w:rFonts w:ascii="Times New Roman" w:eastAsia="Times New Roman" w:hAnsi="Times New Roman" w:cs="Times New Roman"/>
+          <w:kern w:val="0"/>
+          <w:sz w:val="20"/>
+          <w:szCs w:val="20"/>
+          <w:lang w:val="en-GB" w:eastAsia="en-GB"/>
+          <w14:ligatures w14:val="none"/>
+        </w:rPr>
+        <w:t>, and in some cases the same mark is used both for start and en</w:t>
+      </w:r>
+      <w:r>
+        <w:rPr>
+          <w:rFonts w:ascii="Times New Roman" w:eastAsia="Times New Roman" w:hAnsi="Times New Roman" w:cs="Times New Roman"/>
+          <w:kern w:val="0"/>
+          <w:sz w:val="20"/>
+          <w:szCs w:val="20"/>
+          <w:lang w:val="en-GB" w:eastAsia="en-GB"/>
+          <w14:ligatures w14:val="none"/>
+        </w:rPr>
+        <w:t>d</w:t>
+      </w:r>
+      <w:r>
+        <w:rPr>
+          <w:rFonts w:ascii="Times New Roman" w:eastAsia="Times New Roman" w:hAnsi="Times New Roman" w:cs="Times New Roman"/>
+          <w:kern w:val="0"/>
+          <w:sz w:val="20"/>
+          <w:szCs w:val="20"/>
+          <w:lang w:val="en-GB" w:eastAsia="en-GB"/>
+          <w14:ligatures w14:val="none"/>
+        </w:rPr>
+        <w:t xml:space="preserve"> quote.</w:t>
+      </w:r>
+      <w:r>
+        <w:rPr>
+          <w:rFonts w:ascii="Times New Roman" w:eastAsia="Times New Roman" w:hAnsi="Times New Roman" w:cs="Times New Roman"/>
+          <w:kern w:val="0"/>
+          <w:sz w:val="20"/>
+          <w:szCs w:val="20"/>
+          <w:lang w:val="en-GB" w:eastAsia="en-GB"/>
+          <w14:ligatures w14:val="none"/>
+        </w:rPr>
+        <w:t xml:space="preserve"> We cannot change</w:t>
+      </w:r>
+      <w:r>
+        <w:rPr>
+          <w:rFonts w:ascii="Times New Roman" w:eastAsia="Times New Roman" w:hAnsi="Times New Roman" w:cs="Times New Roman"/>
+          <w:kern w:val="0"/>
+          <w:sz w:val="20"/>
+          <w:szCs w:val="20"/>
+          <w:lang w:val="en-GB" w:eastAsia="en-GB"/>
+          <w14:ligatures w14:val="none"/>
+        </w:rPr>
+        <w:t xml:space="preserve"> typographic tradition here (though it may evolve independently). The best we can do, </w:t>
+      </w:r>
+      <w:r>
+        <w:rPr>
+          <w:rFonts w:ascii="Times New Roman" w:eastAsia="Times New Roman" w:hAnsi="Times New Roman" w:cs="Times New Roman"/>
+          <w:kern w:val="0"/>
+          <w:sz w:val="20"/>
+          <w:szCs w:val="20"/>
+          <w:lang w:val="en-GB" w:eastAsia="en-GB"/>
+          <w14:ligatures w14:val="none"/>
+        </w:rPr>
+        <w:t xml:space="preserve">for two important display processes, is try to </w:t>
+      </w:r>
+      <w:r>
+        <w:rPr>
+          <w:rFonts w:ascii="Times New Roman" w:eastAsia="Times New Roman" w:hAnsi="Times New Roman" w:cs="Times New Roman"/>
+          <w:kern w:val="0"/>
+          <w:sz w:val="20"/>
+          <w:szCs w:val="20"/>
+          <w:lang w:val="en-GB" w:eastAsia="en-GB"/>
+          <w14:ligatures w14:val="none"/>
+        </w:rPr>
+        <w:t xml:space="preserve">infer (ad hoc) which instances of </w:t>
+      </w:r>
+      <w:r>
+        <w:rPr>
+          <w:rFonts w:ascii="Times New Roman" w:eastAsia="Times New Roman" w:hAnsi="Times New Roman" w:cs="Times New Roman"/>
+          <w:kern w:val="0"/>
+          <w:sz w:val="20"/>
+          <w:szCs w:val="20"/>
+          <w:lang w:val="en-GB" w:eastAsia="en-GB"/>
+          <w14:ligatures w14:val="none"/>
+        </w:rPr>
+        <w:t xml:space="preserve">ambiguous quote marks that are begin quote marks and which are end quote marks. </w:t>
+      </w:r>
+      <w:r>
+        <w:rPr>
+          <w:rFonts w:ascii="Times New Roman" w:eastAsia="Times New Roman" w:hAnsi="Times New Roman" w:cs="Times New Roman"/>
+          <w:kern w:val="0"/>
+          <w:sz w:val="20"/>
+          <w:szCs w:val="20"/>
+          <w:lang w:val="en-GB" w:eastAsia="en-GB"/>
+          <w14:ligatures w14:val="none"/>
+        </w:rPr>
+        <w:t xml:space="preserve">Unfortunately, </w:t>
+      </w:r>
+      <w:r>
+        <w:rPr>
+          <w:rFonts w:ascii="Times New Roman" w:eastAsia="Times New Roman" w:hAnsi="Times New Roman" w:cs="Times New Roman"/>
+          <w:kern w:val="0"/>
+          <w:sz w:val="20"/>
+          <w:szCs w:val="20"/>
+          <w:lang w:val="en-GB" w:eastAsia="en-GB"/>
+          <w14:ligatures w14:val="none"/>
+        </w:rPr>
+        <w:t xml:space="preserve">the Unicode standard does not do </w:t>
+      </w:r>
+      <w:r>
+        <w:rPr>
+          <w:rFonts w:ascii="Times New Roman" w:eastAsia="Times New Roman" w:hAnsi="Times New Roman" w:cs="Times New Roman"/>
+          <w:kern w:val="0"/>
+          <w:sz w:val="20"/>
+          <w:szCs w:val="20"/>
+          <w:lang w:val="en-GB" w:eastAsia="en-GB"/>
+          <w14:ligatures w14:val="none"/>
+        </w:rPr>
+        <w:t xml:space="preserve">(as per 2026) </w:t>
+      </w:r>
+      <w:r>
+        <w:rPr>
+          <w:rFonts w:ascii="Times New Roman" w:eastAsia="Times New Roman" w:hAnsi="Times New Roman" w:cs="Times New Roman"/>
+          <w:kern w:val="0"/>
+          <w:sz w:val="20"/>
+          <w:szCs w:val="20"/>
+          <w:lang w:val="en-GB" w:eastAsia="en-GB"/>
+          <w14:ligatures w14:val="none"/>
+        </w:rPr>
+        <w:t xml:space="preserve">this </w:t>
+      </w:r>
+      <w:r>
+        <w:rPr>
+          <w:rFonts w:ascii="Times New Roman" w:eastAsia="Times New Roman" w:hAnsi="Times New Roman" w:cs="Times New Roman"/>
+          <w:kern w:val="0"/>
+          <w:sz w:val="20"/>
+          <w:szCs w:val="20"/>
+          <w:lang w:val="en-GB" w:eastAsia="en-GB"/>
+          <w14:ligatures w14:val="none"/>
+        </w:rPr>
+        <w:t>even close to correctly.</w:t>
+      </w:r>
+      <w:r>
+        <w:rPr>
+          <w:rFonts w:ascii="Times New Roman" w:eastAsia="Times New Roman" w:hAnsi="Times New Roman" w:cs="Times New Roman"/>
+          <w:kern w:val="0"/>
+          <w:sz w:val="20"/>
+          <w:szCs w:val="20"/>
+          <w:lang w:val="en-GB" w:eastAsia="en-GB"/>
+          <w14:ligatures w14:val="none"/>
+        </w:rPr>
+        <w:t xml:space="preserve"> So we need tailoring of both the (Unicode) bidi algorithm and the (Unicode) line breaking</w:t>
+      </w:r>
+      <w:r>
+        <w:rPr>
+          <w:rFonts w:ascii="Times New Roman" w:eastAsia="Times New Roman" w:hAnsi="Times New Roman" w:cs="Times New Roman"/>
+          <w:kern w:val="0"/>
+          <w:sz w:val="20"/>
+          <w:szCs w:val="20"/>
+          <w:lang w:val="en-GB" w:eastAsia="en-GB"/>
+          <w14:ligatures w14:val="none"/>
+        </w:rPr>
+        <w:t xml:space="preserve"> </w:t>
+      </w:r>
+      <w:r>
+        <w:rPr>
+          <w:rFonts w:ascii="Times New Roman" w:eastAsia="Times New Roman" w:hAnsi="Times New Roman" w:cs="Times New Roman"/>
+          <w:kern w:val="0"/>
+          <w:sz w:val="20"/>
+          <w:szCs w:val="20"/>
+          <w:lang w:val="en-GB" w:eastAsia="en-GB"/>
+          <w14:ligatures w14:val="none"/>
+        </w:rPr>
+        <w:t>algor</w:t>
+      </w:r>
+      <w:r>
+        <w:rPr>
+          <w:rFonts w:ascii="Times New Roman" w:eastAsia="Times New Roman" w:hAnsi="Times New Roman" w:cs="Times New Roman"/>
+          <w:kern w:val="0"/>
+          <w:sz w:val="20"/>
+          <w:szCs w:val="20"/>
+          <w:lang w:val="en-GB" w:eastAsia="en-GB"/>
+          <w14:ligatures w14:val="none"/>
+        </w:rPr>
+        <w:t>ithm, so that bidi reordering and line breaking perform reasonably well</w:t>
+      </w:r>
+      <w:r>
+        <w:rPr>
+          <w:rFonts w:ascii="Times New Roman" w:eastAsia="Times New Roman" w:hAnsi="Times New Roman" w:cs="Times New Roman"/>
+          <w:kern w:val="0"/>
+          <w:sz w:val="20"/>
+          <w:szCs w:val="20"/>
+          <w:lang w:val="en-GB" w:eastAsia="en-GB"/>
+          <w14:ligatures w14:val="none"/>
+        </w:rPr>
+        <w:t>.</w:t>
+      </w:r>
+      <w:r>
+        <w:rPr>
+          <w:rFonts w:ascii="Times New Roman" w:eastAsia="Times New Roman" w:hAnsi="Times New Roman" w:cs="Times New Roman"/>
+          <w:kern w:val="0"/>
+          <w:sz w:val="20"/>
+          <w:szCs w:val="20"/>
+          <w:lang w:val="en-GB" w:eastAsia="en-GB"/>
+          <w14:ligatures w14:val="none"/>
+        </w:rPr>
+        <w:t xml:space="preserve"> There is no semantic analysis</w:t>
+      </w:r>
+      <w:r>
+        <w:rPr>
+          <w:rFonts w:ascii="Times New Roman" w:eastAsia="Times New Roman" w:hAnsi="Times New Roman" w:cs="Times New Roman"/>
+          <w:kern w:val="0"/>
+          <w:sz w:val="20"/>
+          <w:szCs w:val="20"/>
+          <w:lang w:val="en-GB" w:eastAsia="en-GB"/>
+          <w14:ligatures w14:val="none"/>
+        </w:rPr>
+        <w:t>, and people do not always follow writing conventions</w:t>
+      </w:r>
+      <w:r>
+        <w:rPr>
+          <w:rFonts w:ascii="Times New Roman" w:eastAsia="Times New Roman" w:hAnsi="Times New Roman" w:cs="Times New Roman"/>
+          <w:kern w:val="0"/>
+          <w:sz w:val="20"/>
+          <w:szCs w:val="20"/>
+          <w:lang w:val="en-GB" w:eastAsia="en-GB"/>
+          <w14:ligatures w14:val="none"/>
+        </w:rPr>
+        <w:t>, so the best we can do is an ad hoc analysis</w:t>
+      </w:r>
+      <w:r>
+        <w:rPr>
+          <w:rFonts w:ascii="Times New Roman" w:eastAsia="Times New Roman" w:hAnsi="Times New Roman" w:cs="Times New Roman"/>
+          <w:kern w:val="0"/>
+          <w:sz w:val="20"/>
+          <w:szCs w:val="20"/>
+          <w:lang w:val="en-GB" w:eastAsia="en-GB"/>
+          <w14:ligatures w14:val="none"/>
+        </w:rPr>
+        <w:t xml:space="preserve"> assuming that writing conventions are followed sufficiently well.</w:t>
+      </w:r>
+    </w:p>
+    <w:p>
+      <w:pPr>
+        <w:rPr>
+          <w:rFonts w:ascii="Times New Roman" w:eastAsia="Times New Roman" w:hAnsi="Times New Roman" w:cs="Times New Roman"/>
+          <w:kern w:val="0"/>
+          <w:sz w:val="20"/>
+          <w:szCs w:val="20"/>
+          <w:lang w:val="en-GB" w:eastAsia="en-GB"/>
+          <w14:ligatures w14:val="none"/>
+        </w:rPr>
+      </w:pPr>
+      <w:r>
+        <w:rPr>
+          <w:rFonts w:ascii="Times New Roman" w:eastAsia="Times New Roman" w:hAnsi="Times New Roman" w:cs="Times New Roman"/>
+          <w:kern w:val="0"/>
+          <w:sz w:val="20"/>
+          <w:szCs w:val="20"/>
+          <w:lang w:val="en-GB" w:eastAsia="en-GB"/>
+          <w14:ligatures w14:val="none"/>
+        </w:rPr>
+        <w:t xml:space="preserve">The ad hoc inference is </w:t>
+      </w:r>
+      <w:r>
+        <w:rPr>
+          <w:rFonts w:ascii="Times New Roman" w:eastAsia="Times New Roman" w:hAnsi="Times New Roman" w:cs="Times New Roman"/>
+          <w:kern w:val="0"/>
+          <w:sz w:val="20"/>
+          <w:szCs w:val="20"/>
+          <w:lang w:val="en-GB" w:eastAsia="en-GB"/>
+          <w14:ligatures w14:val="none"/>
+        </w:rPr>
+        <w:t xml:space="preserve">for most scripts based on that words are </w:t>
+      </w:r>
+      <w:r>
+        <w:rPr>
+          <w:rFonts w:ascii="Times New Roman" w:eastAsia="Times New Roman" w:hAnsi="Times New Roman" w:cs="Times New Roman"/>
+          <w:kern w:val="0"/>
+          <w:sz w:val="20"/>
+          <w:szCs w:val="20"/>
+          <w:lang w:val="en-GB" w:eastAsia="en-GB"/>
+          <w14:ligatures w14:val="none"/>
+        </w:rPr>
+        <w:t>separated by space, as it is in most scripts</w:t>
+      </w:r>
+      <w:r>
+        <w:rPr>
+          <w:rFonts w:ascii="Times New Roman" w:eastAsia="Times New Roman" w:hAnsi="Times New Roman" w:cs="Times New Roman"/>
+          <w:kern w:val="0"/>
+          <w:sz w:val="20"/>
+          <w:szCs w:val="20"/>
+          <w:lang w:val="en-GB" w:eastAsia="en-GB"/>
+          <w14:ligatures w14:val="none"/>
+        </w:rPr>
+        <w:t>.</w:t>
+      </w:r>
+      <w:r>
+        <w:rPr>
+          <w:rFonts w:ascii="Times New Roman" w:eastAsia="Times New Roman" w:hAnsi="Times New Roman" w:cs="Times New Roman"/>
+          <w:kern w:val="0"/>
+          <w:sz w:val="20"/>
+          <w:szCs w:val="20"/>
+          <w:lang w:val="en-GB" w:eastAsia="en-GB"/>
+          <w14:ligatures w14:val="none"/>
+        </w:rPr>
+        <w:t xml:space="preserve"> For scripts that do not use space between words, in particular</w:t>
+      </w:r>
+      <w:r>
+        <w:rPr>
+          <w:rFonts w:ascii="Times New Roman" w:eastAsia="Times New Roman" w:hAnsi="Times New Roman" w:cs="Times New Roman"/>
+          <w:kern w:val="0"/>
+          <w:sz w:val="20"/>
+          <w:szCs w:val="20"/>
+          <w:lang w:val="en-GB" w:eastAsia="en-GB"/>
+          <w14:ligatures w14:val="none"/>
+        </w:rPr>
+        <w:t xml:space="preserve"> Khmer, Thai, Lao, and </w:t>
+      </w:r>
+      <w:r>
+        <w:rPr>
+          <w:rFonts w:ascii="Times New Roman" w:eastAsia="Times New Roman" w:hAnsi="Times New Roman" w:cs="Times New Roman"/>
+          <w:kern w:val="0"/>
+          <w:sz w:val="20"/>
+          <w:szCs w:val="20"/>
+          <w:lang w:val="en-GB" w:eastAsia="en-GB"/>
+          <w14:ligatures w14:val="none"/>
+        </w:rPr>
+        <w:t xml:space="preserve">Chinese and Japanese, we use a simpler ad hoc, close to the </w:t>
+      </w:r>
+      <w:r>
+        <w:rPr>
+          <w:rFonts w:ascii="Times New Roman" w:eastAsia="Times New Roman" w:hAnsi="Times New Roman" w:cs="Times New Roman"/>
+          <w:kern w:val="0"/>
+          <w:sz w:val="20"/>
+          <w:szCs w:val="20"/>
+          <w:lang w:val="en-GB" w:eastAsia="en-GB"/>
+          <w14:ligatures w14:val="none"/>
+        </w:rPr>
+        <w:t>Unicode approach for line breaking.</w:t>
+      </w:r>
+      <w:r>
+        <w:rPr>
+          <w:rFonts w:ascii="Times New Roman" w:eastAsia="Times New Roman" w:hAnsi="Times New Roman" w:cs="Times New Roman"/>
+          <w:kern w:val="0"/>
+          <w:sz w:val="20"/>
+          <w:szCs w:val="20"/>
+          <w:lang w:val="en-GB" w:eastAsia="en-GB"/>
+          <w14:ligatures w14:val="none"/>
+        </w:rPr>
+        <w:t xml:space="preserve"> Note that modern Korean does use space between words, and that Chinese and Japanese </w:t>
+      </w:r>
+      <w:r>
+        <w:rPr>
+          <w:rFonts w:ascii="Times New Roman" w:eastAsia="Times New Roman" w:hAnsi="Times New Roman" w:cs="Times New Roman"/>
+          <w:kern w:val="0"/>
+          <w:sz w:val="20"/>
+          <w:szCs w:val="20"/>
+          <w:lang w:val="en-GB" w:eastAsia="en-GB"/>
+          <w14:ligatures w14:val="none"/>
+        </w:rPr>
+        <w:t xml:space="preserve">conventionally </w:t>
+      </w:r>
+      <w:r>
+        <w:rPr>
+          <w:rFonts w:ascii="Times New Roman" w:eastAsia="Times New Roman" w:hAnsi="Times New Roman" w:cs="Times New Roman"/>
+          <w:kern w:val="0"/>
+          <w:sz w:val="20"/>
+          <w:szCs w:val="20"/>
+          <w:lang w:val="en-GB" w:eastAsia="en-GB"/>
+          <w14:ligatures w14:val="none"/>
+        </w:rPr>
+        <w:t xml:space="preserve">use </w:t>
+      </w:r>
+      <w:r>
+        <w:rPr>
+          <w:rFonts w:ascii="Times New Roman" w:eastAsia="Times New Roman" w:hAnsi="Times New Roman" w:cs="Times New Roman"/>
+          <w:kern w:val="0"/>
+          <w:sz w:val="20"/>
+          <w:szCs w:val="20"/>
+          <w:lang w:val="en-GB" w:eastAsia="en-GB"/>
+          <w14:ligatures w14:val="none"/>
+        </w:rPr>
+        <w:t>other quote marks that are not ambiguous (i.e. not QU).</w:t>
+      </w:r>
+    </w:p>
+    <w:p>
+      <w:pPr>
+        <w:rPr>
+          <w:rFonts w:ascii="Arial" w:eastAsia="Times New Roman" w:hAnsi="Arial" w:cs="Times New Roman"/>
+          <w:kern w:val="0"/>
+          <w:sz w:val="22"/>
+          <w:szCs w:val="18"/>
+          <w:lang w:val="en-GB" w:eastAsia="en-GB"/>
+          <w14:ligatures w14:val="none"/>
+        </w:rPr>
+      </w:pPr>
+      <w:r>
+        <w:rPr>
+          <w:rFonts w:ascii="Arial" w:eastAsia="Times New Roman" w:hAnsi="Arial" w:cs="Times New Roman"/>
+          <w:kern w:val="0"/>
+          <w:sz w:val="22"/>
+          <w:szCs w:val="18"/>
+          <w:lang w:val="en-GB" w:eastAsia="en-GB"/>
+          <w14:ligatures w14:val="none"/>
+        </w:rPr>
+        <w:t>6.2.3.4</w:t>
+      </w:r>
+      <w:r>
+        <w:rPr>
+          <w:rFonts w:ascii="Arial" w:eastAsia="Times New Roman" w:hAnsi="Arial" w:cs="Times New Roman"/>
+          <w:kern w:val="0"/>
+          <w:sz w:val="22"/>
+          <w:szCs w:val="18"/>
+          <w:lang w:val="en-GB" w:eastAsia="en-GB"/>
+          <w14:ligatures w14:val="none"/>
+        </w:rPr>
+        <w:t>.1</w:t>
+      </w:r>
+      <w:r>
+        <w:rPr>
+          <w:rFonts w:ascii="Arial" w:eastAsia="Times New Roman" w:hAnsi="Arial" w:cs="Times New Roman"/>
+          <w:kern w:val="0"/>
+          <w:sz w:val="22"/>
+          <w:szCs w:val="18"/>
+          <w:lang w:val="en-GB" w:eastAsia="en-GB"/>
+          <w14:ligatures w14:val="none"/>
+        </w:rPr>
+        <w:t xml:space="preserve"> </w:t>
+      </w:r>
+      <w:r>
+        <w:rPr>
+          <w:rFonts w:ascii="Arial" w:eastAsia="Times New Roman" w:hAnsi="Arial" w:cs="Times New Roman"/>
+          <w:kern w:val="0"/>
+          <w:sz w:val="22"/>
+          <w:szCs w:val="18"/>
+          <w:lang w:val="en-GB" w:eastAsia="en-GB"/>
+          <w14:ligatures w14:val="none"/>
+        </w:rPr>
+        <w:t>QU ad hoc disambiguation</w:t>
+      </w:r>
+      <w:r>
+        <w:rPr>
+          <w:rFonts w:ascii="Arial" w:eastAsia="Times New Roman" w:hAnsi="Arial" w:cs="Times New Roman"/>
+          <w:kern w:val="0"/>
+          <w:sz w:val="22"/>
+          <w:szCs w:val="18"/>
+          <w:lang w:val="en-GB" w:eastAsia="en-GB"/>
+          <w14:ligatures w14:val="none"/>
+        </w:rPr>
+        <w:t xml:space="preserve"> for scripts using space between words</w:t>
+      </w:r>
+    </w:p>
+    <w:p>
+      <w:pPr>
+        <w:rPr>
+          <w:rFonts w:ascii="Times New Roman" w:eastAsia="Times New Roman" w:hAnsi="Times New Roman" w:cs="Times New Roman"/>
+          <w:kern w:val="0"/>
+          <w:sz w:val="20"/>
+          <w:szCs w:val="20"/>
+          <w:lang w:val="en-GB" w:eastAsia="en-GB"/>
+          <w14:ligatures w14:val="none"/>
+        </w:rPr>
+      </w:pPr>
+      <w:r>
+        <w:rPr>
+          <w:rFonts w:ascii="Times New Roman" w:eastAsia="Times New Roman" w:hAnsi="Times New Roman" w:cs="Times New Roman"/>
+          <w:kern w:val="0"/>
+          <w:sz w:val="20"/>
+          <w:szCs w:val="20"/>
+          <w:lang w:val="en-GB" w:eastAsia="en-GB"/>
+          <w14:ligatures w14:val="none"/>
+        </w:rPr>
+        <w:t>If a line of text (before automatic line breaking) has one or more QU characters:</w:t>
+      </w:r>
+    </w:p>
+    <w:p>
+      <w:pPr>
+        <w:rPr>
+          <w:rFonts w:ascii="Times New Roman" w:eastAsia="Times New Roman" w:hAnsi="Times New Roman" w:cs="Times New Roman"/>
+          <w:kern w:val="0"/>
+          <w:sz w:val="20"/>
+          <w:szCs w:val="20"/>
+          <w:lang w:val="en-GB" w:eastAsia="en-GB"/>
+          <w14:ligatures w14:val="none"/>
+        </w:rPr>
+      </w:pPr>
+      <w:r>
+        <w:rPr>
+          <w:rFonts w:ascii="Times New Roman" w:eastAsia="Times New Roman" w:hAnsi="Times New Roman" w:cs="Times New Roman"/>
+          <w:kern w:val="0"/>
+          <w:sz w:val="20"/>
+          <w:szCs w:val="20"/>
+          <w:lang w:val="en-GB" w:eastAsia="en-GB"/>
+          <w14:ligatures w14:val="none"/>
+        </w:rPr>
+        <w:t xml:space="preserve">If a) immediately </w:t>
+      </w:r>
+      <w:r>
+        <w:rPr>
+          <w:rFonts w:ascii="Times New Roman" w:eastAsia="Times New Roman" w:hAnsi="Times New Roman" w:cs="Times New Roman"/>
+          <w:i/>
+          <w:iCs/>
+          <w:kern w:val="0"/>
+          <w:sz w:val="20"/>
+          <w:szCs w:val="20"/>
+          <w:lang w:val="en-GB" w:eastAsia="en-GB"/>
+          <w14:ligatures w14:val="none"/>
+        </w:rPr>
+        <w:t>preceded</w:t>
+      </w:r>
+      <w:r>
+        <w:rPr>
+          <w:rFonts w:ascii="Times New Roman" w:eastAsia="Times New Roman" w:hAnsi="Times New Roman" w:cs="Times New Roman"/>
+          <w:kern w:val="0"/>
+          <w:sz w:val="20"/>
+          <w:szCs w:val="20"/>
+          <w:lang w:val="en-GB" w:eastAsia="en-GB"/>
+          <w14:ligatures w14:val="none"/>
+        </w:rPr>
+        <w:t xml:space="preserve"> by beginning of line, an OP (bidi-bracket:o</w:t>
+      </w:r>
+      <w:r>
+        <w:rPr>
+          <w:rFonts w:ascii="Times New Roman" w:eastAsia="Times New Roman" w:hAnsi="Times New Roman" w:cs="Times New Roman"/>
+          <w:kern w:val="0"/>
+          <w:sz w:val="20"/>
+          <w:szCs w:val="20"/>
+          <w:lang w:val="en-GB" w:eastAsia="en-GB"/>
+          <w14:ligatures w14:val="none"/>
+        </w:rPr>
+        <w:t>, open</w:t>
+      </w:r>
+      <w:r>
+        <w:rPr>
+          <w:rFonts w:ascii="Times New Roman" w:eastAsia="Times New Roman" w:hAnsi="Times New Roman" w:cs="Times New Roman"/>
+          <w:kern w:val="0"/>
+          <w:sz w:val="20"/>
+          <w:szCs w:val="20"/>
+          <w:lang w:val="en-GB" w:eastAsia="en-GB"/>
+          <w14:ligatures w14:val="none"/>
+        </w:rPr>
+        <w:t>), or a</w:t>
+      </w:r>
+      <w:r>
+        <w:rPr>
+          <w:rFonts w:ascii="Times New Roman" w:eastAsia="Times New Roman" w:hAnsi="Times New Roman" w:cs="Times New Roman"/>
+          <w:kern w:val="0"/>
+          <w:sz w:val="20"/>
+          <w:szCs w:val="20"/>
+          <w:lang w:val="en-GB" w:eastAsia="en-GB"/>
+          <w14:ligatures w14:val="none"/>
+        </w:rPr>
+        <w:t xml:space="preserve">n </w:t>
+      </w:r>
+      <w:r>
+        <w:rPr>
+          <w:rFonts w:ascii="Times New Roman" w:eastAsia="Times New Roman" w:hAnsi="Times New Roman" w:cs="Times New Roman"/>
+          <w:kern w:val="0"/>
+          <w:sz w:val="20"/>
+          <w:szCs w:val="20"/>
+          <w:lang w:val="en-GB" w:eastAsia="en-GB"/>
+          <w14:ligatures w14:val="none"/>
+        </w:rPr>
+        <w:t>SP; and</w:t>
+      </w:r>
+      <w:r>
+        <w:rPr>
+          <w:rFonts w:ascii="Times New Roman" w:eastAsia="Times New Roman" w:hAnsi="Times New Roman" w:cs="Times New Roman"/>
+          <w:kern w:val="0"/>
+          <w:sz w:val="20"/>
+          <w:szCs w:val="20"/>
+          <w:lang w:val="en-GB" w:eastAsia="en-GB"/>
+          <w14:ligatures w14:val="none"/>
+        </w:rPr>
+        <w:t xml:space="preserve"> </w:t>
+      </w:r>
+      <w:r>
+        <w:rPr>
+          <w:rFonts w:ascii="Times New Roman" w:eastAsia="Times New Roman" w:hAnsi="Times New Roman" w:cs="Times New Roman"/>
+          <w:kern w:val="0"/>
+          <w:sz w:val="20"/>
+          <w:szCs w:val="20"/>
+          <w:lang w:val="en-GB" w:eastAsia="en-GB"/>
+          <w14:ligatures w14:val="none"/>
+        </w:rPr>
+        <w:t xml:space="preserve">b) immediately </w:t>
+      </w:r>
+      <w:r>
+        <w:rPr>
+          <w:rFonts w:ascii="Times New Roman" w:eastAsia="Times New Roman" w:hAnsi="Times New Roman" w:cs="Times New Roman"/>
+          <w:i/>
+          <w:iCs/>
+          <w:kern w:val="0"/>
+          <w:sz w:val="20"/>
+          <w:szCs w:val="20"/>
+          <w:lang w:val="en-GB" w:eastAsia="en-GB"/>
+          <w14:ligatures w14:val="none"/>
+        </w:rPr>
+        <w:t>succeeded</w:t>
+      </w:r>
+      <w:r>
+        <w:rPr>
+          <w:rFonts w:ascii="Times New Roman" w:eastAsia="Times New Roman" w:hAnsi="Times New Roman" w:cs="Times New Roman"/>
+          <w:kern w:val="0"/>
+          <w:sz w:val="20"/>
+          <w:szCs w:val="20"/>
+          <w:lang w:val="en-GB" w:eastAsia="en-GB"/>
+          <w14:ligatures w14:val="none"/>
+        </w:rPr>
+        <w:t xml:space="preserve"> by a non-SP; then</w:t>
+      </w:r>
+      <w:r>
+        <w:rPr>
+          <w:rFonts w:ascii="Times New Roman" w:eastAsia="Times New Roman" w:hAnsi="Times New Roman" w:cs="Times New Roman"/>
+          <w:kern w:val="0"/>
+          <w:sz w:val="20"/>
+          <w:szCs w:val="20"/>
+          <w:lang w:val="en-GB" w:eastAsia="en-GB"/>
+          <w14:ligatures w14:val="none"/>
+        </w:rPr>
+        <w:t xml:space="preserve"> </w:t>
+      </w:r>
+      <w:r>
+        <w:rPr>
+          <w:rFonts w:ascii="Times New Roman" w:eastAsia="Times New Roman" w:hAnsi="Times New Roman" w:cs="Times New Roman"/>
+          <w:kern w:val="0"/>
+          <w:sz w:val="20"/>
+          <w:szCs w:val="20"/>
+          <w:lang w:val="en-GB" w:eastAsia="en-GB"/>
+          <w14:ligatures w14:val="none"/>
+        </w:rPr>
+        <w:t>regard the QU character as an OP (bidi-bracket:o, open).</w:t>
+      </w:r>
+    </w:p>
+    <w:p>
+      <w:pPr>
+        <w:rPr>
+          <w:rFonts w:ascii="Times New Roman" w:eastAsia="Times New Roman" w:hAnsi="Times New Roman" w:cs="Times New Roman"/>
+          <w:kern w:val="0"/>
+          <w:sz w:val="20"/>
+          <w:szCs w:val="20"/>
+          <w:lang w:val="en-GB" w:eastAsia="en-GB"/>
+          <w14:ligatures w14:val="none"/>
+        </w:rPr>
+      </w:pPr>
+      <w:r>
+        <w:rPr>
+          <w:rFonts w:ascii="Times New Roman" w:eastAsia="Times New Roman" w:hAnsi="Times New Roman" w:cs="Times New Roman"/>
+          <w:kern w:val="0"/>
+          <w:sz w:val="20"/>
+          <w:szCs w:val="20"/>
+          <w:lang w:val="en-GB" w:eastAsia="en-GB"/>
+          <w14:ligatures w14:val="none"/>
+        </w:rPr>
+        <w:t>I</w:t>
+      </w:r>
+      <w:r>
+        <w:rPr>
+          <w:rFonts w:ascii="Times New Roman" w:eastAsia="Times New Roman" w:hAnsi="Times New Roman" w:cs="Times New Roman"/>
+          <w:kern w:val="0"/>
+          <w:sz w:val="20"/>
+          <w:szCs w:val="20"/>
+          <w:lang w:val="en-GB" w:eastAsia="en-GB"/>
+          <w14:ligatures w14:val="none"/>
+        </w:rPr>
+        <w:t xml:space="preserve">f a) immediately </w:t>
+      </w:r>
+      <w:r>
+        <w:rPr>
+          <w:rFonts w:ascii="Times New Roman" w:eastAsia="Times New Roman" w:hAnsi="Times New Roman" w:cs="Times New Roman"/>
+          <w:i/>
+          <w:iCs/>
+          <w:kern w:val="0"/>
+          <w:sz w:val="20"/>
+          <w:szCs w:val="20"/>
+          <w:lang w:val="en-GB" w:eastAsia="en-GB"/>
+          <w14:ligatures w14:val="none"/>
+        </w:rPr>
+        <w:t>preceded</w:t>
+      </w:r>
+      <w:r>
+        <w:rPr>
+          <w:rFonts w:ascii="Times New Roman" w:eastAsia="Times New Roman" w:hAnsi="Times New Roman" w:cs="Times New Roman"/>
+          <w:kern w:val="0"/>
+          <w:sz w:val="20"/>
+          <w:szCs w:val="20"/>
+          <w:lang w:val="en-GB" w:eastAsia="en-GB"/>
+          <w14:ligatures w14:val="none"/>
+        </w:rPr>
+        <w:t xml:space="preserve"> by a CL (bidi-bracket:c</w:t>
+      </w:r>
+      <w:r>
+        <w:rPr>
+          <w:rFonts w:ascii="Times New Roman" w:eastAsia="Times New Roman" w:hAnsi="Times New Roman" w:cs="Times New Roman"/>
+          <w:kern w:val="0"/>
+          <w:sz w:val="20"/>
+          <w:szCs w:val="20"/>
+          <w:lang w:val="en-GB" w:eastAsia="en-GB"/>
+          <w14:ligatures w14:val="none"/>
+        </w:rPr>
+        <w:t>, close</w:t>
+      </w:r>
+      <w:r>
+        <w:rPr>
+          <w:rFonts w:ascii="Times New Roman" w:eastAsia="Times New Roman" w:hAnsi="Times New Roman" w:cs="Times New Roman"/>
+          <w:kern w:val="0"/>
+          <w:sz w:val="20"/>
+          <w:szCs w:val="20"/>
+          <w:lang w:val="en-GB" w:eastAsia="en-GB"/>
+          <w14:ligatures w14:val="none"/>
+        </w:rPr>
+        <w:t>), general category L* or N*, or .?! (or reverse ?); and</w:t>
+      </w:r>
+      <w:r>
+        <w:rPr>
+          <w:rFonts w:ascii="Times New Roman" w:eastAsia="Times New Roman" w:hAnsi="Times New Roman" w:cs="Times New Roman"/>
+          <w:kern w:val="0"/>
+          <w:sz w:val="20"/>
+          <w:szCs w:val="20"/>
+          <w:lang w:val="en-GB" w:eastAsia="en-GB"/>
+          <w14:ligatures w14:val="none"/>
+        </w:rPr>
+        <w:t xml:space="preserve"> </w:t>
+      </w:r>
+      <w:r>
+        <w:rPr>
+          <w:rFonts w:ascii="Times New Roman" w:eastAsia="Times New Roman" w:hAnsi="Times New Roman" w:cs="Times New Roman"/>
+          <w:kern w:val="0"/>
+          <w:sz w:val="20"/>
+          <w:szCs w:val="20"/>
+          <w:lang w:val="en-GB" w:eastAsia="en-GB"/>
+          <w14:ligatures w14:val="none"/>
+        </w:rPr>
+        <w:t xml:space="preserve">b) immediately </w:t>
+      </w:r>
+      <w:r>
+        <w:rPr>
+          <w:rFonts w:ascii="Times New Roman" w:eastAsia="Times New Roman" w:hAnsi="Times New Roman" w:cs="Times New Roman"/>
+          <w:i/>
+          <w:iCs/>
+          <w:kern w:val="0"/>
+          <w:sz w:val="20"/>
+          <w:szCs w:val="20"/>
+          <w:lang w:val="en-GB" w:eastAsia="en-GB"/>
+          <w14:ligatures w14:val="none"/>
+        </w:rPr>
+        <w:t>succeeded</w:t>
+      </w:r>
+      <w:r>
+        <w:rPr>
+          <w:rFonts w:ascii="Times New Roman" w:eastAsia="Times New Roman" w:hAnsi="Times New Roman" w:cs="Times New Roman"/>
+          <w:kern w:val="0"/>
+          <w:sz w:val="20"/>
+          <w:szCs w:val="20"/>
+          <w:lang w:val="en-GB" w:eastAsia="en-GB"/>
+          <w14:ligatures w14:val="none"/>
+        </w:rPr>
+        <w:t xml:space="preserve"> by</w:t>
+      </w:r>
+      <w:r>
+        <w:rPr>
+          <w:rFonts w:ascii="Times New Roman" w:eastAsia="Times New Roman" w:hAnsi="Times New Roman" w:cs="Times New Roman"/>
+          <w:kern w:val="0"/>
+          <w:sz w:val="20"/>
+          <w:szCs w:val="20"/>
+          <w:lang w:val="en-GB" w:eastAsia="en-GB"/>
+          <w14:ligatures w14:val="none"/>
+        </w:rPr>
+        <w:t xml:space="preserve"> </w:t>
+      </w:r>
+      <w:r>
+        <w:rPr>
+          <w:rFonts w:ascii="Times New Roman" w:eastAsia="Times New Roman" w:hAnsi="Times New Roman" w:cs="Times New Roman"/>
+          <w:kern w:val="0"/>
+          <w:sz w:val="20"/>
+          <w:szCs w:val="20"/>
+          <w:lang w:val="en-GB" w:eastAsia="en-GB"/>
+          <w14:ligatures w14:val="none"/>
+        </w:rPr>
+        <w:t>end of line,</w:t>
+      </w:r>
+      <w:r>
+        <w:rPr>
+          <w:rFonts w:ascii="Times New Roman" w:eastAsia="Times New Roman" w:hAnsi="Times New Roman" w:cs="Times New Roman"/>
+          <w:kern w:val="0"/>
+          <w:sz w:val="20"/>
+          <w:szCs w:val="20"/>
+          <w:lang w:val="en-GB" w:eastAsia="en-GB"/>
+          <w14:ligatures w14:val="none"/>
+        </w:rPr>
+        <w:t xml:space="preserve"> a CL (bidi-bracket:c</w:t>
+      </w:r>
+      <w:r>
+        <w:rPr>
+          <w:rFonts w:ascii="Times New Roman" w:eastAsia="Times New Roman" w:hAnsi="Times New Roman" w:cs="Times New Roman"/>
+          <w:kern w:val="0"/>
+          <w:sz w:val="20"/>
+          <w:szCs w:val="20"/>
+          <w:lang w:val="en-GB" w:eastAsia="en-GB"/>
+          <w14:ligatures w14:val="none"/>
+        </w:rPr>
+        <w:t>, close</w:t>
+      </w:r>
+      <w:r>
+        <w:rPr>
+          <w:rFonts w:ascii="Times New Roman" w:eastAsia="Times New Roman" w:hAnsi="Times New Roman" w:cs="Times New Roman"/>
+          <w:kern w:val="0"/>
+          <w:sz w:val="20"/>
+          <w:szCs w:val="20"/>
+          <w:lang w:val="en-GB" w:eastAsia="en-GB"/>
+          <w14:ligatures w14:val="none"/>
+        </w:rPr>
+        <w:t>), an SP, or .?!,; (or reverse ?,;)</w:t>
+      </w:r>
+    </w:p>
+    <w:p>
+      <w:pPr>
+        <w:rPr>
+          <w:rFonts w:ascii="Times New Roman" w:eastAsia="Times New Roman" w:hAnsi="Times New Roman" w:cs="Times New Roman"/>
+          <w:kern w:val="0"/>
+          <w:sz w:val="20"/>
+          <w:szCs w:val="20"/>
+          <w:lang w:val="en-GB" w:eastAsia="en-GB"/>
+          <w14:ligatures w14:val="none"/>
+        </w:rPr>
+      </w:pPr>
+      <w:r>
+        <w:rPr>
+          <w:rFonts w:ascii="Times New Roman" w:eastAsia="Times New Roman" w:hAnsi="Times New Roman" w:cs="Times New Roman"/>
+          <w:kern w:val="0"/>
+          <w:sz w:val="20"/>
+          <w:szCs w:val="20"/>
+          <w:lang w:val="en-GB" w:eastAsia="en-GB"/>
+          <w14:ligatures w14:val="none"/>
+        </w:rPr>
+        <w:t xml:space="preserve">Repeat </w:t>
+      </w:r>
+      <w:r>
+        <w:rPr>
+          <w:rFonts w:ascii="Times New Roman" w:eastAsia="Times New Roman" w:hAnsi="Times New Roman" w:cs="Times New Roman"/>
+          <w:kern w:val="0"/>
+          <w:sz w:val="20"/>
+          <w:szCs w:val="20"/>
+          <w:lang w:val="en-GB" w:eastAsia="en-GB"/>
+          <w14:ligatures w14:val="none"/>
+        </w:rPr>
+        <w:t xml:space="preserve">this </w:t>
+      </w:r>
+      <w:r>
+        <w:rPr>
+          <w:rFonts w:ascii="Times New Roman" w:eastAsia="Times New Roman" w:hAnsi="Times New Roman" w:cs="Times New Roman"/>
+          <w:kern w:val="0"/>
+          <w:sz w:val="20"/>
+          <w:szCs w:val="20"/>
+          <w:lang w:val="en-GB" w:eastAsia="en-GB"/>
+          <w14:ligatures w14:val="none"/>
+        </w:rPr>
+        <w:t>on the line containing QU until no change</w:t>
+      </w:r>
+      <w:r>
+        <w:rPr>
+          <w:rFonts w:ascii="Times New Roman" w:eastAsia="Times New Roman" w:hAnsi="Times New Roman" w:cs="Times New Roman"/>
+          <w:kern w:val="0"/>
+          <w:sz w:val="20"/>
+          <w:szCs w:val="20"/>
+          <w:lang w:val="en-GB" w:eastAsia="en-GB"/>
+          <w14:ligatures w14:val="none"/>
+        </w:rPr>
+        <w:t xml:space="preserve"> (a QU may change to OP or CL, and then</w:t>
+      </w:r>
+      <w:r>
+        <w:rPr>
+          <w:rFonts w:ascii="Times New Roman" w:eastAsia="Times New Roman" w:hAnsi="Times New Roman" w:cs="Times New Roman"/>
+          <w:kern w:val="0"/>
+          <w:sz w:val="20"/>
+          <w:szCs w:val="20"/>
+          <w:lang w:val="en-GB" w:eastAsia="en-GB"/>
+          <w14:ligatures w14:val="none"/>
+        </w:rPr>
+        <w:t xml:space="preserve"> another QU may be disambiguated)</w:t>
+      </w:r>
+      <w:r>
+        <w:rPr>
+          <w:rFonts w:ascii="Times New Roman" w:eastAsia="Times New Roman" w:hAnsi="Times New Roman" w:cs="Times New Roman"/>
+          <w:kern w:val="0"/>
+          <w:sz w:val="20"/>
+          <w:szCs w:val="20"/>
+          <w:lang w:val="en-GB" w:eastAsia="en-GB"/>
+          <w14:ligatures w14:val="none"/>
+        </w:rPr>
+        <w:t>.</w:t>
+      </w:r>
+    </w:p>
+    <w:p>
+      <w:pPr>
+        <w:rPr>
+          <w:rFonts w:ascii="Times New Roman" w:eastAsia="Times New Roman" w:hAnsi="Times New Roman" w:cs="Times New Roman"/>
+          <w:kern w:val="0"/>
+          <w:sz w:val="20"/>
+          <w:szCs w:val="20"/>
+          <w:lang w:val="en-GB" w:eastAsia="en-GB"/>
+          <w14:ligatures w14:val="none"/>
+        </w:rPr>
+      </w:pPr>
+      <w:r>
+        <w:rPr>
+          <w:rFonts w:ascii="Times New Roman" w:eastAsia="Times New Roman" w:hAnsi="Times New Roman" w:cs="Times New Roman"/>
+          <w:kern w:val="0"/>
+          <w:sz w:val="20"/>
+          <w:szCs w:val="20"/>
+          <w:lang w:val="en-GB" w:eastAsia="en-GB"/>
+          <w14:ligatures w14:val="none"/>
+        </w:rPr>
+        <w:t>Ideally, all QU in the line should then be di</w:t>
+      </w:r>
+      <w:r>
+        <w:rPr>
+          <w:rFonts w:ascii="Times New Roman" w:eastAsia="Times New Roman" w:hAnsi="Times New Roman" w:cs="Times New Roman"/>
+          <w:kern w:val="0"/>
+          <w:sz w:val="20"/>
+          <w:szCs w:val="20"/>
+          <w:lang w:val="en-GB" w:eastAsia="en-GB"/>
+          <w14:ligatures w14:val="none"/>
+        </w:rPr>
+        <w:t>sambiguated</w:t>
+      </w:r>
+      <w:r>
+        <w:rPr>
+          <w:rFonts w:ascii="Times New Roman" w:eastAsia="Times New Roman" w:hAnsi="Times New Roman" w:cs="Times New Roman"/>
+          <w:kern w:val="0"/>
+          <w:sz w:val="20"/>
+          <w:szCs w:val="20"/>
+          <w:lang w:val="en-GB" w:eastAsia="en-GB"/>
+          <w14:ligatures w14:val="none"/>
+        </w:rPr>
+        <w:t xml:space="preserve"> (even the ASCII ones " ')</w:t>
+      </w:r>
+      <w:r>
+        <w:rPr>
+          <w:rFonts w:ascii="Times New Roman" w:eastAsia="Times New Roman" w:hAnsi="Times New Roman" w:cs="Times New Roman"/>
+          <w:kern w:val="0"/>
+          <w:sz w:val="20"/>
+          <w:szCs w:val="20"/>
+          <w:lang w:val="en-GB" w:eastAsia="en-GB"/>
+          <w14:ligatures w14:val="none"/>
+        </w:rPr>
+        <w:t>. But in case there is still a</w:t>
+      </w:r>
+      <w:r>
+        <w:rPr>
+          <w:rFonts w:ascii="Times New Roman" w:eastAsia="Times New Roman" w:hAnsi="Times New Roman" w:cs="Times New Roman"/>
+          <w:kern w:val="0"/>
+          <w:sz w:val="20"/>
+          <w:szCs w:val="20"/>
+          <w:lang w:val="en-GB" w:eastAsia="en-GB"/>
+          <w14:ligatures w14:val="none"/>
+        </w:rPr>
+        <w:t>ny remaining QU characters, regard them as line-break:SY (and not bidi-bracket).</w:t>
+      </w:r>
+    </w:p>
+    <w:p>
+      <w:pPr>
+        <w:rPr>
+          <w:rFonts w:ascii="Times New Roman" w:eastAsia="Times New Roman" w:hAnsi="Times New Roman" w:cs="Times New Roman"/>
+          <w:kern w:val="0"/>
+          <w:sz w:val="20"/>
+          <w:szCs w:val="20"/>
+          <w:lang w:val="en-GB" w:eastAsia="en-GB"/>
+          <w14:ligatures w14:val="none"/>
+        </w:rPr>
+      </w:pPr>
+      <w:r>
+        <w:rPr>
+          <w:rFonts w:ascii="Times New Roman" w:eastAsia="Times New Roman" w:hAnsi="Times New Roman" w:cs="Times New Roman"/>
+          <w:kern w:val="0"/>
+          <w:sz w:val="20"/>
+          <w:szCs w:val="20"/>
+          <w:lang w:val="en-GB" w:eastAsia="en-GB"/>
+          <w14:ligatures w14:val="none"/>
+        </w:rPr>
+        <w:t>Th</w:t>
+      </w:r>
+      <w:r>
+        <w:rPr>
+          <w:rFonts w:ascii="Times New Roman" w:eastAsia="Times New Roman" w:hAnsi="Times New Roman" w:cs="Times New Roman"/>
+          <w:kern w:val="0"/>
+          <w:sz w:val="20"/>
+          <w:szCs w:val="20"/>
+          <w:lang w:val="en-GB" w:eastAsia="en-GB"/>
+          <w14:ligatures w14:val="none"/>
+        </w:rPr>
+        <w:t>is disambiguat</w:t>
+      </w:r>
+      <w:r>
+        <w:rPr>
+          <w:rFonts w:ascii="Times New Roman" w:eastAsia="Times New Roman" w:hAnsi="Times New Roman" w:cs="Times New Roman"/>
+          <w:kern w:val="0"/>
+          <w:sz w:val="20"/>
+          <w:szCs w:val="20"/>
+          <w:lang w:val="en-GB" w:eastAsia="en-GB"/>
+          <w14:ligatures w14:val="none"/>
+        </w:rPr>
+        <w:t>ion is</w:t>
+      </w:r>
+      <w:r>
+        <w:rPr>
+          <w:rFonts w:ascii="Times New Roman" w:eastAsia="Times New Roman" w:hAnsi="Times New Roman" w:cs="Times New Roman"/>
+          <w:kern w:val="0"/>
+          <w:sz w:val="20"/>
+          <w:szCs w:val="20"/>
+          <w:lang w:val="en-GB" w:eastAsia="en-GB"/>
+          <w14:ligatures w14:val="none"/>
+        </w:rPr>
+        <w:t xml:space="preserve"> ad hoc</w:t>
+      </w:r>
+      <w:r>
+        <w:rPr>
+          <w:rFonts w:ascii="Times New Roman" w:eastAsia="Times New Roman" w:hAnsi="Times New Roman" w:cs="Times New Roman"/>
+          <w:kern w:val="0"/>
+          <w:sz w:val="20"/>
+          <w:szCs w:val="20"/>
+          <w:lang w:val="en-GB" w:eastAsia="en-GB"/>
+          <w14:ligatures w14:val="none"/>
+        </w:rPr>
+        <w:t xml:space="preserve"> and rely on authors abiding by common </w:t>
+      </w:r>
+      <w:r>
+        <w:rPr>
+          <w:rFonts w:ascii="Times New Roman" w:eastAsia="Times New Roman" w:hAnsi="Times New Roman" w:cs="Times New Roman"/>
+          <w:kern w:val="0"/>
+          <w:sz w:val="20"/>
+          <w:szCs w:val="20"/>
+          <w:lang w:val="en-GB" w:eastAsia="en-GB"/>
+          <w14:ligatures w14:val="none"/>
+        </w:rPr>
+        <w:t xml:space="preserve">writing conventions. However, </w:t>
+      </w:r>
+      <w:r>
+        <w:rPr>
+          <w:rFonts w:ascii="Times New Roman" w:eastAsia="Times New Roman" w:hAnsi="Times New Roman" w:cs="Times New Roman"/>
+          <w:kern w:val="0"/>
+          <w:sz w:val="20"/>
+          <w:szCs w:val="20"/>
+          <w:lang w:val="en-GB" w:eastAsia="en-GB"/>
+          <w14:ligatures w14:val="none"/>
+        </w:rPr>
+        <w:t>this tailoring</w:t>
+      </w:r>
+      <w:r>
+        <w:rPr>
+          <w:rFonts w:ascii="Times New Roman" w:eastAsia="Times New Roman" w:hAnsi="Times New Roman" w:cs="Times New Roman"/>
+          <w:kern w:val="0"/>
+          <w:sz w:val="20"/>
+          <w:szCs w:val="20"/>
+          <w:lang w:val="en-GB" w:eastAsia="en-GB"/>
+          <w14:ligatures w14:val="none"/>
+        </w:rPr>
+        <w:t xml:space="preserve"> </w:t>
+      </w:r>
+      <w:r>
+        <w:rPr>
+          <w:rFonts w:ascii="Times New Roman" w:eastAsia="Times New Roman" w:hAnsi="Times New Roman" w:cs="Times New Roman"/>
+          <w:kern w:val="0"/>
+          <w:sz w:val="20"/>
+          <w:szCs w:val="20"/>
+          <w:lang w:val="en-GB" w:eastAsia="en-GB"/>
+          <w14:ligatures w14:val="none"/>
+        </w:rPr>
+        <w:t>is</w:t>
+      </w:r>
+      <w:r>
+        <w:rPr>
+          <w:rFonts w:ascii="Times New Roman" w:eastAsia="Times New Roman" w:hAnsi="Times New Roman" w:cs="Times New Roman"/>
+          <w:kern w:val="0"/>
+          <w:sz w:val="20"/>
+          <w:szCs w:val="20"/>
+          <w:lang w:val="en-GB" w:eastAsia="en-GB"/>
+          <w14:ligatures w14:val="none"/>
+        </w:rPr>
+        <w:t xml:space="preserve"> better that status qu</w:t>
+      </w:r>
+      <w:r>
+        <w:rPr>
+          <w:rFonts w:ascii="Times New Roman" w:eastAsia="Times New Roman" w:hAnsi="Times New Roman" w:cs="Times New Roman"/>
+          <w:kern w:val="0"/>
+          <w:sz w:val="20"/>
+          <w:szCs w:val="20"/>
+          <w:lang w:val="en-GB" w:eastAsia="en-GB"/>
+          <w14:ligatures w14:val="none"/>
+        </w:rPr>
+        <w:t>o (2026) for Unicode line breaking and Unicode bidi.</w:t>
+      </w:r>
+    </w:p>
+    <w:p>
+      <w:pPr>
+        <w:keepNext/>
+        <w:rPr>
+          <w:rFonts w:ascii="Arial" w:eastAsia="Times New Roman" w:hAnsi="Arial" w:cs="Times New Roman"/>
+          <w:kern w:val="0"/>
+          <w:sz w:val="22"/>
+          <w:szCs w:val="18"/>
+          <w:lang w:val="en-GB" w:eastAsia="en-GB"/>
+          <w14:ligatures w14:val="none"/>
+        </w:rPr>
+      </w:pPr>
+      <w:r>
+        <w:rPr>
+          <w:rFonts w:ascii="Arial" w:eastAsia="Times New Roman" w:hAnsi="Arial" w:cs="Times New Roman"/>
+          <w:kern w:val="0"/>
+          <w:sz w:val="22"/>
+          <w:szCs w:val="18"/>
+          <w:lang w:val="en-GB" w:eastAsia="en-GB"/>
+          <w14:ligatures w14:val="none"/>
+        </w:rPr>
+        <w:lastRenderedPageBreak/>
+        <w:t>6.2.3.4.</w:t>
+      </w:r>
+      <w:r>
+        <w:rPr>
+          <w:rFonts w:ascii="Arial" w:eastAsia="Times New Roman" w:hAnsi="Arial" w:cs="Times New Roman"/>
+          <w:kern w:val="0"/>
+          <w:sz w:val="22"/>
+          <w:szCs w:val="18"/>
+          <w:lang w:val="en-GB" w:eastAsia="en-GB"/>
+          <w14:ligatures w14:val="none"/>
+        </w:rPr>
+        <w:t>2</w:t>
+      </w:r>
+      <w:r>
+        <w:rPr>
+          <w:rFonts w:ascii="Arial" w:eastAsia="Times New Roman" w:hAnsi="Arial" w:cs="Times New Roman"/>
+          <w:kern w:val="0"/>
+          <w:sz w:val="22"/>
+          <w:szCs w:val="18"/>
+          <w:lang w:val="en-GB" w:eastAsia="en-GB"/>
+          <w14:ligatures w14:val="none"/>
+        </w:rPr>
+        <w:t xml:space="preserve"> QU ad hoc disambiguation for scripts </w:t>
+      </w:r>
+      <w:r>
+        <w:rPr>
+          <w:rFonts w:ascii="Arial" w:eastAsia="Times New Roman" w:hAnsi="Arial" w:cs="Times New Roman"/>
+          <w:kern w:val="0"/>
+          <w:sz w:val="22"/>
+          <w:szCs w:val="18"/>
+          <w:lang w:val="en-GB" w:eastAsia="en-GB"/>
+          <w14:ligatures w14:val="none"/>
+        </w:rPr>
+        <w:t xml:space="preserve">not </w:t>
+      </w:r>
+      <w:r>
+        <w:rPr>
+          <w:rFonts w:ascii="Arial" w:eastAsia="Times New Roman" w:hAnsi="Arial" w:cs="Times New Roman"/>
+          <w:kern w:val="0"/>
+          <w:sz w:val="22"/>
+          <w:szCs w:val="18"/>
+          <w:lang w:val="en-GB" w:eastAsia="en-GB"/>
+          <w14:ligatures w14:val="none"/>
+        </w:rPr>
+        <w:t>using space between words</w:t>
+      </w:r>
+    </w:p>
+    <w:p>
+      <w:pPr>
+        <w:rPr>
+          <w:rFonts w:ascii="Times New Roman" w:eastAsia="Times New Roman" w:hAnsi="Times New Roman" w:cs="Times New Roman"/>
+          <w:kern w:val="0"/>
+          <w:sz w:val="20"/>
+          <w:szCs w:val="20"/>
+          <w:lang w:val="en-GB" w:eastAsia="en-GB"/>
+          <w14:ligatures w14:val="none"/>
+        </w:rPr>
+      </w:pPr>
+      <w:r>
+        <w:rPr>
+          <w:rFonts w:ascii="Times New Roman" w:eastAsia="Times New Roman" w:hAnsi="Times New Roman" w:cs="Times New Roman"/>
+          <w:kern w:val="0"/>
+          <w:sz w:val="20"/>
+          <w:szCs w:val="20"/>
+          <w:lang w:val="en-GB" w:eastAsia="en-GB"/>
+          <w14:ligatures w14:val="none"/>
+        </w:rPr>
+        <w:t>Thai, Lao</w:t>
+      </w:r>
+      <w:r>
+        <w:rPr>
+          <w:rFonts w:ascii="Times New Roman" w:eastAsia="Times New Roman" w:hAnsi="Times New Roman" w:cs="Times New Roman"/>
+          <w:kern w:val="0"/>
+          <w:sz w:val="20"/>
+          <w:szCs w:val="20"/>
+          <w:lang w:val="en-GB" w:eastAsia="en-GB"/>
+          <w14:ligatures w14:val="none"/>
+        </w:rPr>
+        <w:t xml:space="preserve"> and</w:t>
+      </w:r>
+      <w:r>
+        <w:rPr>
+          <w:rFonts w:ascii="Times New Roman" w:eastAsia="Times New Roman" w:hAnsi="Times New Roman" w:cs="Times New Roman"/>
+          <w:kern w:val="0"/>
+          <w:sz w:val="20"/>
+          <w:szCs w:val="20"/>
+          <w:lang w:val="en-GB" w:eastAsia="en-GB"/>
+          <w14:ligatures w14:val="none"/>
+        </w:rPr>
+        <w:t xml:space="preserve"> Khmer</w:t>
+      </w:r>
+      <w:r>
+        <w:rPr>
+          <w:rFonts w:ascii="Times New Roman" w:eastAsia="Times New Roman" w:hAnsi="Times New Roman" w:cs="Times New Roman"/>
+          <w:kern w:val="0"/>
+          <w:sz w:val="20"/>
+          <w:szCs w:val="20"/>
+          <w:lang w:val="en-GB" w:eastAsia="en-GB"/>
+          <w14:ligatures w14:val="none"/>
+        </w:rPr>
+        <w:t xml:space="preserve"> do not use space between words</w:t>
+      </w:r>
+      <w:r>
+        <w:rPr>
+          <w:rFonts w:ascii="Times New Roman" w:eastAsia="Times New Roman" w:hAnsi="Times New Roman" w:cs="Times New Roman"/>
+          <w:kern w:val="0"/>
+          <w:sz w:val="20"/>
+          <w:szCs w:val="20"/>
+          <w:lang w:val="en-GB" w:eastAsia="en-GB"/>
+          <w14:ligatures w14:val="none"/>
+        </w:rPr>
+        <w:t xml:space="preserve"> (but may use it between ‘phrases’, like comma).</w:t>
+      </w:r>
+      <w:r>
+        <w:rPr>
+          <w:rFonts w:ascii="Times New Roman" w:eastAsia="Times New Roman" w:hAnsi="Times New Roman" w:cs="Times New Roman"/>
+          <w:kern w:val="0"/>
+          <w:sz w:val="20"/>
+          <w:szCs w:val="20"/>
+          <w:lang w:val="en-GB" w:eastAsia="en-GB"/>
+          <w14:ligatures w14:val="none"/>
+        </w:rPr>
+        <w:t xml:space="preserve"> </w:t>
+      </w:r>
+      <w:r>
+        <w:rPr>
+          <w:rFonts w:ascii="Times New Roman" w:eastAsia="Times New Roman" w:hAnsi="Times New Roman" w:cs="Times New Roman"/>
+          <w:kern w:val="0"/>
+          <w:sz w:val="20"/>
+          <w:szCs w:val="20"/>
+          <w:lang w:val="en-GB" w:eastAsia="en-GB"/>
+          <w14:ligatures w14:val="none"/>
+        </w:rPr>
+        <w:t>Also</w:t>
+      </w:r>
+      <w:r>
+        <w:rPr>
+          <w:rFonts w:ascii="Times New Roman" w:eastAsia="Times New Roman" w:hAnsi="Times New Roman" w:cs="Times New Roman"/>
+          <w:kern w:val="0"/>
+          <w:sz w:val="20"/>
+          <w:szCs w:val="20"/>
+          <w:lang w:val="en-GB" w:eastAsia="en-GB"/>
+          <w14:ligatures w14:val="none"/>
+        </w:rPr>
+        <w:t xml:space="preserve"> C</w:t>
+      </w:r>
+      <w:r>
+        <w:rPr>
+          <w:rFonts w:ascii="Times New Roman" w:eastAsia="Times New Roman" w:hAnsi="Times New Roman" w:cs="Times New Roman"/>
+          <w:kern w:val="0"/>
+          <w:sz w:val="20"/>
+          <w:szCs w:val="20"/>
+          <w:lang w:val="en-GB" w:eastAsia="en-GB"/>
+          <w14:ligatures w14:val="none"/>
+        </w:rPr>
+        <w:t xml:space="preserve">hinese and </w:t>
+      </w:r>
+      <w:r>
+        <w:rPr>
+          <w:rFonts w:ascii="Times New Roman" w:eastAsia="Times New Roman" w:hAnsi="Times New Roman" w:cs="Times New Roman"/>
+          <w:kern w:val="0"/>
+          <w:sz w:val="20"/>
+          <w:szCs w:val="20"/>
+          <w:lang w:val="en-GB" w:eastAsia="en-GB"/>
+          <w14:ligatures w14:val="none"/>
+        </w:rPr>
+        <w:t>J</w:t>
+      </w:r>
+      <w:r>
+        <w:rPr>
+          <w:rFonts w:ascii="Times New Roman" w:eastAsia="Times New Roman" w:hAnsi="Times New Roman" w:cs="Times New Roman"/>
+          <w:kern w:val="0"/>
+          <w:sz w:val="20"/>
+          <w:szCs w:val="20"/>
+          <w:lang w:val="en-GB" w:eastAsia="en-GB"/>
+          <w14:ligatures w14:val="none"/>
+        </w:rPr>
+        <w:t>apan</w:t>
+      </w:r>
+      <w:r>
+        <w:rPr>
+          <w:rFonts w:ascii="Times New Roman" w:eastAsia="Times New Roman" w:hAnsi="Times New Roman" w:cs="Times New Roman"/>
+          <w:kern w:val="0"/>
+          <w:sz w:val="20"/>
+          <w:szCs w:val="20"/>
+          <w:lang w:val="en-GB" w:eastAsia="en-GB"/>
+          <w14:ligatures w14:val="none"/>
+        </w:rPr>
+        <w:t>ese do not use spaces between ‘words’</w:t>
+      </w:r>
+      <w:r>
+        <w:rPr>
+          <w:rFonts w:ascii="Times New Roman" w:eastAsia="Times New Roman" w:hAnsi="Times New Roman" w:cs="Times New Roman"/>
+          <w:kern w:val="0"/>
+          <w:sz w:val="20"/>
+          <w:szCs w:val="20"/>
+          <w:lang w:val="en-GB" w:eastAsia="en-GB"/>
+          <w14:ligatures w14:val="none"/>
+        </w:rPr>
+        <w:t xml:space="preserve">, but </w:t>
+      </w:r>
+      <w:r>
+        <w:rPr>
+          <w:rFonts w:ascii="Times New Roman" w:eastAsia="Times New Roman" w:hAnsi="Times New Roman" w:cs="Times New Roman"/>
+          <w:kern w:val="0"/>
+          <w:sz w:val="20"/>
+          <w:szCs w:val="20"/>
+          <w:lang w:val="en-GB" w:eastAsia="en-GB"/>
+          <w14:ligatures w14:val="none"/>
+        </w:rPr>
+        <w:t xml:space="preserve">in these </w:t>
+      </w:r>
+      <w:r>
+        <w:rPr>
+          <w:rFonts w:ascii="Times New Roman" w:eastAsia="Times New Roman" w:hAnsi="Times New Roman" w:cs="Times New Roman"/>
+          <w:kern w:val="0"/>
+          <w:sz w:val="20"/>
+          <w:szCs w:val="20"/>
+          <w:lang w:val="en-GB" w:eastAsia="en-GB"/>
+          <w14:ligatures w14:val="none"/>
+        </w:rPr>
+        <w:t>scripts,</w:t>
+      </w:r>
+      <w:r>
+        <w:rPr>
+          <w:rFonts w:ascii="Times New Roman" w:eastAsia="Times New Roman" w:hAnsi="Times New Roman" w:cs="Times New Roman"/>
+          <w:kern w:val="0"/>
+          <w:sz w:val="20"/>
+          <w:szCs w:val="20"/>
+          <w:lang w:val="en-GB" w:eastAsia="en-GB"/>
+          <w14:ligatures w14:val="none"/>
+        </w:rPr>
+        <w:t xml:space="preserve"> one normally </w:t>
+      </w:r>
+      <w:r>
+        <w:rPr>
+          <w:rFonts w:ascii="Times New Roman" w:eastAsia="Times New Roman" w:hAnsi="Times New Roman" w:cs="Times New Roman"/>
+          <w:kern w:val="0"/>
+          <w:sz w:val="20"/>
+          <w:szCs w:val="20"/>
+          <w:lang w:val="en-GB" w:eastAsia="en-GB"/>
+          <w14:ligatures w14:val="none"/>
+        </w:rPr>
+        <w:t xml:space="preserve">do not use </w:t>
+      </w:r>
+      <w:r>
+        <w:rPr>
+          <w:rFonts w:ascii="Times New Roman" w:eastAsia="Times New Roman" w:hAnsi="Times New Roman" w:cs="Times New Roman"/>
+          <w:kern w:val="0"/>
+          <w:sz w:val="20"/>
+          <w:szCs w:val="20"/>
+          <w:lang w:val="en-GB" w:eastAsia="en-GB"/>
+          <w14:ligatures w14:val="none"/>
+        </w:rPr>
+        <w:t xml:space="preserve">any </w:t>
+      </w:r>
+      <w:r>
+        <w:rPr>
+          <w:rFonts w:ascii="Times New Roman" w:eastAsia="Times New Roman" w:hAnsi="Times New Roman" w:cs="Times New Roman"/>
+          <w:kern w:val="0"/>
+          <w:sz w:val="20"/>
+          <w:szCs w:val="20"/>
+          <w:lang w:val="en-GB" w:eastAsia="en-GB"/>
+          <w14:ligatures w14:val="none"/>
+        </w:rPr>
+        <w:t>QU quote marks</w:t>
+      </w:r>
+      <w:r>
+        <w:rPr>
+          <w:rFonts w:ascii="Times New Roman" w:eastAsia="Times New Roman" w:hAnsi="Times New Roman" w:cs="Times New Roman"/>
+          <w:kern w:val="0"/>
+          <w:sz w:val="20"/>
+          <w:szCs w:val="20"/>
+          <w:lang w:val="en-GB" w:eastAsia="en-GB"/>
+          <w14:ligatures w14:val="none"/>
+        </w:rPr>
+        <w:t xml:space="preserve">, but instead </w:t>
+      </w:r>
+      <w:r>
+        <w:rPr>
+          <w:rFonts w:ascii="Times New Roman" w:eastAsia="Times New Roman" w:hAnsi="Times New Roman" w:cs="Times New Roman"/>
+          <w:kern w:val="0"/>
+          <w:sz w:val="20"/>
+          <w:szCs w:val="20"/>
+          <w:lang w:val="en-GB" w:eastAsia="en-GB"/>
+          <w14:ligatures w14:val="none"/>
+        </w:rPr>
+        <w:t xml:space="preserve">Chinese/Japanese quote marks that are not QU, but already OP </w:t>
+      </w:r>
+      <w:r>
+        <w:rPr>
+          <w:rFonts w:ascii="Times New Roman" w:eastAsia="Times New Roman" w:hAnsi="Times New Roman" w:cs="Times New Roman"/>
+          <w:kern w:val="0"/>
+          <w:sz w:val="20"/>
+          <w:szCs w:val="20"/>
+          <w:lang w:val="en-GB" w:eastAsia="en-GB"/>
+          <w14:ligatures w14:val="none"/>
+        </w:rPr>
+        <w:t>or CL.</w:t>
+      </w:r>
+    </w:p>
+    <w:p>
+      <w:pPr>
+        <w:rPr>
+          <w:rFonts w:ascii="Times New Roman" w:eastAsia="Times New Roman" w:hAnsi="Times New Roman" w:cs="Times New Roman"/>
+          <w:kern w:val="0"/>
+          <w:sz w:val="20"/>
+          <w:szCs w:val="20"/>
+          <w:lang w:val="en-GB" w:eastAsia="en-GB"/>
+          <w14:ligatures w14:val="none"/>
+        </w:rPr>
+      </w:pPr>
+      <w:r>
+        <w:rPr>
+          <w:rFonts w:ascii="Times New Roman" w:eastAsia="Times New Roman" w:hAnsi="Times New Roman" w:cs="Times New Roman"/>
+          <w:kern w:val="0"/>
+          <w:sz w:val="20"/>
+          <w:szCs w:val="20"/>
+          <w:lang w:val="en-GB" w:eastAsia="en-GB"/>
+          <w14:ligatures w14:val="none"/>
+        </w:rPr>
+        <w:t xml:space="preserve">For these scripts we cannot rely on </w:t>
+      </w:r>
+      <w:r>
+        <w:rPr>
+          <w:rFonts w:ascii="Times New Roman" w:eastAsia="Times New Roman" w:hAnsi="Times New Roman" w:cs="Times New Roman"/>
+          <w:kern w:val="0"/>
+          <w:sz w:val="20"/>
+          <w:szCs w:val="20"/>
+          <w:lang w:val="en-GB" w:eastAsia="en-GB"/>
+          <w14:ligatures w14:val="none"/>
+        </w:rPr>
+        <w:t>SP for disambiguation</w:t>
+      </w:r>
+      <w:r>
+        <w:rPr>
+          <w:rFonts w:ascii="Times New Roman" w:eastAsia="Times New Roman" w:hAnsi="Times New Roman" w:cs="Times New Roman"/>
+          <w:kern w:val="0"/>
+          <w:sz w:val="20"/>
+          <w:szCs w:val="20"/>
+          <w:lang w:val="en-GB" w:eastAsia="en-GB"/>
+          <w14:ligatures w14:val="none"/>
+        </w:rPr>
+        <w:t xml:space="preserve"> of QU</w:t>
+      </w:r>
+      <w:r>
+        <w:rPr>
+          <w:rFonts w:ascii="Times New Roman" w:eastAsia="Times New Roman" w:hAnsi="Times New Roman" w:cs="Times New Roman"/>
+          <w:kern w:val="0"/>
+          <w:sz w:val="20"/>
+          <w:szCs w:val="20"/>
+          <w:lang w:val="en-GB" w:eastAsia="en-GB"/>
+          <w14:ligatures w14:val="none"/>
+        </w:rPr>
+        <w:t>, and indeed when</w:t>
+      </w:r>
+      <w:r>
+        <w:rPr>
+          <w:rFonts w:ascii="Times New Roman" w:eastAsia="Times New Roman" w:hAnsi="Times New Roman" w:cs="Times New Roman"/>
+          <w:kern w:val="0"/>
+          <w:sz w:val="20"/>
+          <w:szCs w:val="20"/>
+          <w:lang w:val="en-GB" w:eastAsia="en-GB"/>
+          <w14:ligatures w14:val="none"/>
+        </w:rPr>
+        <w:t xml:space="preserve"> used</w:t>
+      </w:r>
+      <w:r>
+        <w:rPr>
+          <w:rFonts w:ascii="Times New Roman" w:eastAsia="Times New Roman" w:hAnsi="Times New Roman" w:cs="Times New Roman"/>
+          <w:kern w:val="0"/>
+          <w:sz w:val="20"/>
+          <w:szCs w:val="20"/>
+          <w:lang w:val="en-GB" w:eastAsia="en-GB"/>
+          <w14:ligatures w14:val="none"/>
+        </w:rPr>
+        <w:t xml:space="preserve"> </w:t>
+      </w:r>
+      <w:r>
+        <w:rPr>
+          <w:rFonts w:ascii="Times New Roman" w:eastAsia="Times New Roman" w:hAnsi="Times New Roman" w:cs="Times New Roman"/>
+          <w:kern w:val="0"/>
+          <w:sz w:val="20"/>
+          <w:szCs w:val="20"/>
+          <w:lang w:val="en-GB" w:eastAsia="en-GB"/>
+          <w14:ligatures w14:val="none"/>
+        </w:rPr>
+        <w:t xml:space="preserve">in those scripts, </w:t>
+      </w:r>
+      <w:r>
+        <w:rPr>
+          <w:rFonts w:ascii="Times New Roman" w:eastAsia="Times New Roman" w:hAnsi="Times New Roman" w:cs="Times New Roman"/>
+          <w:kern w:val="0"/>
+          <w:sz w:val="20"/>
+          <w:szCs w:val="20"/>
+          <w:lang w:val="en-GB" w:eastAsia="en-GB"/>
+          <w14:ligatures w14:val="none"/>
+        </w:rPr>
+        <w:t xml:space="preserve">they appear to be used in accordance with their Unicode general </w:t>
+      </w:r>
+      <w:r>
+        <w:rPr>
+          <w:rFonts w:ascii="Times New Roman" w:eastAsia="Times New Roman" w:hAnsi="Times New Roman" w:cs="Times New Roman"/>
+          <w:kern w:val="0"/>
+          <w:sz w:val="20"/>
+          <w:szCs w:val="20"/>
+          <w:lang w:val="en-GB" w:eastAsia="en-GB"/>
+          <w14:ligatures w14:val="none"/>
+        </w:rPr>
+        <w:t>category unambiguously. Thus:</w:t>
+      </w:r>
+    </w:p>
+    <w:p>
+      <w:pPr>
+        <w:rPr>
+          <w:rFonts w:ascii="Times New Roman" w:eastAsia="Times New Roman" w:hAnsi="Times New Roman" w:cs="Times New Roman"/>
+          <w:kern w:val="0"/>
+          <w:sz w:val="20"/>
+          <w:szCs w:val="20"/>
+          <w:lang w:val="en-GB" w:eastAsia="en-GB"/>
+          <w14:ligatures w14:val="none"/>
+        </w:rPr>
+      </w:pPr>
+      <w:r>
+        <w:rPr>
+          <w:rFonts w:ascii="Times New Roman" w:eastAsia="Times New Roman" w:hAnsi="Times New Roman" w:cs="Times New Roman"/>
+          <w:kern w:val="0"/>
+          <w:sz w:val="20"/>
+          <w:szCs w:val="20"/>
+          <w:lang w:val="en-GB" w:eastAsia="en-GB"/>
+          <w14:ligatures w14:val="none"/>
+        </w:rPr>
+        <w:t>A QU that is Pi, regard it as OP (and Ps; bidi-bracket:o</w:t>
+      </w:r>
+      <w:r>
+        <w:rPr>
+          <w:rFonts w:ascii="Times New Roman" w:eastAsia="Times New Roman" w:hAnsi="Times New Roman" w:cs="Times New Roman"/>
+          <w:kern w:val="0"/>
+          <w:sz w:val="20"/>
+          <w:szCs w:val="20"/>
+          <w:lang w:val="en-GB" w:eastAsia="en-GB"/>
+          <w14:ligatures w14:val="none"/>
+        </w:rPr>
+        <w:t>, open</w:t>
+      </w:r>
+      <w:r>
+        <w:rPr>
+          <w:rFonts w:ascii="Times New Roman" w:eastAsia="Times New Roman" w:hAnsi="Times New Roman" w:cs="Times New Roman"/>
+          <w:kern w:val="0"/>
+          <w:sz w:val="20"/>
+          <w:szCs w:val="20"/>
+          <w:lang w:val="en-GB" w:eastAsia="en-GB"/>
+          <w14:ligatures w14:val="none"/>
+        </w:rPr>
+        <w:t>). A QU that is Pf, regard it</w:t>
+      </w:r>
+      <w:r>
+        <w:rPr>
+          <w:rFonts w:ascii="Times New Roman" w:eastAsia="Times New Roman" w:hAnsi="Times New Roman" w:cs="Times New Roman"/>
+          <w:kern w:val="0"/>
+          <w:sz w:val="20"/>
+          <w:szCs w:val="20"/>
+          <w:lang w:val="en-GB" w:eastAsia="en-GB"/>
+          <w14:ligatures w14:val="none"/>
+        </w:rPr>
+        <w:t xml:space="preserve"> </w:t>
+      </w:r>
+      <w:r>
+        <w:rPr>
+          <w:rFonts w:ascii="Times New Roman" w:eastAsia="Times New Roman" w:hAnsi="Times New Roman" w:cs="Times New Roman"/>
+          <w:kern w:val="0"/>
+          <w:sz w:val="20"/>
+          <w:szCs w:val="20"/>
+          <w:lang w:val="en-GB" w:eastAsia="en-GB"/>
+          <w14:ligatures w14:val="none"/>
+        </w:rPr>
+        <w:t>as CL (and Pe; bidi-bracket:c</w:t>
+      </w:r>
+      <w:r>
+        <w:rPr>
+          <w:rFonts w:ascii="Times New Roman" w:eastAsia="Times New Roman" w:hAnsi="Times New Roman" w:cs="Times New Roman"/>
+          <w:kern w:val="0"/>
+          <w:sz w:val="20"/>
+          <w:szCs w:val="20"/>
+          <w:lang w:val="en-GB" w:eastAsia="en-GB"/>
+          <w14:ligatures w14:val="none"/>
+        </w:rPr>
+        <w:t>, close</w:t>
+      </w:r>
+      <w:r>
+        <w:rPr>
+          <w:rFonts w:ascii="Times New Roman" w:eastAsia="Times New Roman" w:hAnsi="Times New Roman" w:cs="Times New Roman"/>
+          <w:kern w:val="0"/>
+          <w:sz w:val="20"/>
+          <w:szCs w:val="20"/>
+          <w:lang w:val="en-GB" w:eastAsia="en-GB"/>
+          <w14:ligatures w14:val="none"/>
+        </w:rPr>
+        <w:t>). Other QU</w:t>
+      </w:r>
+      <w:r>
+        <w:rPr>
+          <w:rFonts w:ascii="Times New Roman" w:eastAsia="Times New Roman" w:hAnsi="Times New Roman" w:cs="Times New Roman"/>
+          <w:kern w:val="0"/>
+          <w:sz w:val="20"/>
+          <w:szCs w:val="20"/>
+          <w:lang w:val="en-GB" w:eastAsia="en-GB"/>
+          <w14:ligatures w14:val="none"/>
+        </w:rPr>
+        <w:t xml:space="preserve"> (in particular</w:t>
+      </w:r>
+      <w:r>
+        <w:rPr>
+          <w:rFonts w:ascii="Times New Roman" w:eastAsia="Times New Roman" w:hAnsi="Times New Roman" w:cs="Times New Roman"/>
+          <w:kern w:val="0"/>
+          <w:sz w:val="20"/>
+          <w:szCs w:val="20"/>
+          <w:lang w:val="en-GB" w:eastAsia="en-GB"/>
+          <w14:ligatures w14:val="none"/>
+        </w:rPr>
+        <w:t>,</w:t>
+      </w:r>
+      <w:r>
+        <w:rPr>
+          <w:rFonts w:ascii="Times New Roman" w:eastAsia="Times New Roman" w:hAnsi="Times New Roman" w:cs="Times New Roman"/>
+          <w:kern w:val="0"/>
+          <w:sz w:val="20"/>
+          <w:szCs w:val="20"/>
+          <w:lang w:val="en-GB" w:eastAsia="en-GB"/>
+          <w14:ligatures w14:val="none"/>
+        </w:rPr>
+        <w:t xml:space="preserve"> ASCII quote mark</w:t>
+      </w:r>
+      <w:r>
+        <w:rPr>
+          <w:rFonts w:ascii="Times New Roman" w:eastAsia="Times New Roman" w:hAnsi="Times New Roman" w:cs="Times New Roman"/>
+          <w:kern w:val="0"/>
+          <w:sz w:val="20"/>
+          <w:szCs w:val="20"/>
+          <w:lang w:val="en-GB" w:eastAsia="en-GB"/>
+          <w14:ligatures w14:val="none"/>
+        </w:rPr>
+        <w:t>s</w:t>
+      </w:r>
+      <w:r>
+        <w:rPr>
+          <w:rFonts w:ascii="Times New Roman" w:eastAsia="Times New Roman" w:hAnsi="Times New Roman" w:cs="Times New Roman"/>
+          <w:kern w:val="0"/>
+          <w:sz w:val="20"/>
+          <w:szCs w:val="20"/>
+          <w:lang w:val="en-GB" w:eastAsia="en-GB"/>
+          <w14:ligatures w14:val="none"/>
+        </w:rPr>
+        <w:t>, "</w:t>
+      </w:r>
+      <w:r>
+        <w:rPr>
+          <w:rFonts w:ascii="Times New Roman" w:eastAsia="Times New Roman" w:hAnsi="Times New Roman" w:cs="Times New Roman"/>
+          <w:kern w:val="0"/>
+          <w:sz w:val="20"/>
+          <w:szCs w:val="20"/>
+          <w:lang w:val="en-GB" w:eastAsia="en-GB"/>
+          <w14:ligatures w14:val="none"/>
+        </w:rPr>
+        <w:t xml:space="preserve"> and '</w:t>
+      </w:r>
       <w:r>
         <w:rPr>
           <w:rFonts w:ascii="Times New Roman" w:eastAsia="Times New Roman" w:hAnsi="Times New Roman" w:cs="Times New Roman"/>
@@ -4631,21 +6534,280 @@
           <w:lang w:val="en-GB" w:eastAsia="en-GB"/>
           <w14:ligatures w14:val="none"/>
         </w:rPr>
-        <w:t xml:space="preserve">, we </w:t>
-      </w:r>
-      <w:proofErr w:type="gramStart"/>
-      <w:r>
-        <w:rPr>
-          <w:rFonts w:ascii="Times New Roman" w:eastAsia="Times New Roman" w:hAnsi="Times New Roman" w:cs="Times New Roman"/>
-          <w:kern w:val="0"/>
-          <w:sz w:val="20"/>
-          <w:szCs w:val="20"/>
-          <w:lang w:val="en-GB" w:eastAsia="en-GB"/>
-          <w14:ligatures w14:val="none"/>
-        </w:rPr>
-        <w:t>rely</w:t>
-      </w:r>
-      <w:proofErr w:type="gramEnd"/>
+        <w:t>, regard as SY.</w:t>
+      </w:r>
+    </w:p>
+    <w:p>
+      <w:pPr>
+        <w:pStyle w:val="Rubrik4"/>
+        <w:overflowPunct w:val="0"/>
+        <w:autoSpaceDE w:val="0"/>
+        <w:autoSpaceDN w:val="0"/>
+        <w:adjustRightInd w:val="0"/>
+        <w:spacing w:before="120" w:after="180" w:line="240" w:lineRule="auto"/>
+        <w:ind w:left="1418" w:hanging="1418"/>
+        <w:textAlignment w:val="baseline"/>
+        <w:rPr>
+          <w:rFonts w:ascii="Arial" w:eastAsia="Times New Roman" w:hAnsi="Arial" w:cs="Times New Roman"/>
+          <w:i w:val="0"/>
+          <w:iCs w:val="0"/>
+          <w:color w:val="auto"/>
+          <w:kern w:val="0"/>
+          <w:szCs w:val="20"/>
+          <w:lang w:val="en-GB" w:eastAsia="en-GB"/>
+          <w14:ligatures w14:val="none"/>
+        </w:rPr>
+      </w:pPr>
+      <w:r>
+        <w:rPr>
+          <w:rFonts w:ascii="Arial" w:eastAsia="Times New Roman" w:hAnsi="Arial" w:cs="Times New Roman"/>
+          <w:i w:val="0"/>
+          <w:iCs w:val="0"/>
+          <w:color w:val="auto"/>
+          <w:kern w:val="0"/>
+          <w:szCs w:val="20"/>
+          <w:lang w:val="en-GB" w:eastAsia="en-GB"/>
+          <w14:ligatures w14:val="none"/>
+        </w:rPr>
+        <w:t>6.2.3.5 Automatic line breaking</w:t>
+      </w:r>
+    </w:p>
+    <w:p>
+      <w:pPr>
+        <w:rPr>
+          <w:rFonts w:ascii="Times New Roman" w:eastAsia="Times New Roman" w:hAnsi="Times New Roman" w:cs="Times New Roman"/>
+          <w:kern w:val="0"/>
+          <w:sz w:val="20"/>
+          <w:szCs w:val="20"/>
+          <w:lang w:val="en-GB" w:eastAsia="en-GB"/>
+          <w14:ligatures w14:val="none"/>
+        </w:rPr>
+      </w:pPr>
+      <w:r>
+        <w:rPr>
+          <w:rFonts w:ascii="Times New Roman" w:eastAsia="Times New Roman" w:hAnsi="Times New Roman" w:cs="Times New Roman"/>
+          <w:kern w:val="0"/>
+          <w:sz w:val="20"/>
+          <w:szCs w:val="20"/>
+          <w:lang w:val="en-GB" w:eastAsia="en-GB"/>
+          <w14:ligatures w14:val="none"/>
+        </w:rPr>
+        <w:t>There are a few more things amiss with status quo (2026) for Unicode line breaking</w:t>
+      </w:r>
+      <w:r>
+        <w:rPr>
+          <w:rFonts w:ascii="Times New Roman" w:eastAsia="Times New Roman" w:hAnsi="Times New Roman" w:cs="Times New Roman"/>
+          <w:kern w:val="0"/>
+          <w:sz w:val="20"/>
+          <w:szCs w:val="20"/>
+          <w:lang w:val="en-GB" w:eastAsia="en-GB"/>
+          <w14:ligatures w14:val="none"/>
+        </w:rPr>
+        <w:t xml:space="preserve"> (in addition to needing better disambiguation for QU characters)</w:t>
+      </w:r>
+      <w:r>
+        <w:rPr>
+          <w:rFonts w:ascii="Times New Roman" w:eastAsia="Times New Roman" w:hAnsi="Times New Roman" w:cs="Times New Roman"/>
+          <w:kern w:val="0"/>
+          <w:sz w:val="20"/>
+          <w:szCs w:val="20"/>
+          <w:lang w:val="en-GB" w:eastAsia="en-GB"/>
+          <w14:ligatures w14:val="none"/>
+        </w:rPr>
+        <w:t xml:space="preserve">. </w:t>
+      </w:r>
+    </w:p>
+    <w:p>
+      <w:pPr>
+        <w:rPr>
+          <w:rFonts w:ascii="Times New Roman" w:eastAsia="Times New Roman" w:hAnsi="Times New Roman" w:cs="Times New Roman"/>
+          <w:kern w:val="0"/>
+          <w:sz w:val="20"/>
+          <w:szCs w:val="20"/>
+          <w:lang w:val="en-GB" w:eastAsia="en-GB"/>
+          <w14:ligatures w14:val="none"/>
+        </w:rPr>
+      </w:pPr>
+      <w:r>
+        <w:rPr>
+          <w:rFonts w:ascii="Times New Roman" w:eastAsia="Times New Roman" w:hAnsi="Times New Roman" w:cs="Times New Roman"/>
+          <w:kern w:val="0"/>
+          <w:sz w:val="20"/>
+          <w:szCs w:val="20"/>
+          <w:lang w:val="en-GB" w:eastAsia="en-GB"/>
+          <w14:ligatures w14:val="none"/>
+        </w:rPr>
+        <w:t>SP: A non-empty sequence of SP always</w:t>
+      </w:r>
+      <w:r>
+        <w:rPr>
+          <w:rFonts w:ascii="Times New Roman" w:eastAsia="Times New Roman" w:hAnsi="Times New Roman" w:cs="Times New Roman"/>
+          <w:kern w:val="0"/>
+          <w:sz w:val="20"/>
+          <w:szCs w:val="20"/>
+          <w:lang w:val="en-GB" w:eastAsia="en-GB"/>
+          <w14:ligatures w14:val="none"/>
+        </w:rPr>
+        <w:t xml:space="preserve">, </w:t>
+      </w:r>
+      <w:r>
+        <w:rPr>
+          <w:rFonts w:ascii="Times New Roman" w:eastAsia="Times New Roman" w:hAnsi="Times New Roman" w:cs="Times New Roman"/>
+          <w:kern w:val="0"/>
+          <w:sz w:val="20"/>
+          <w:szCs w:val="20"/>
+          <w:lang w:val="en-GB" w:eastAsia="en-GB"/>
+          <w14:ligatures w14:val="none"/>
+        </w:rPr>
+        <w:t xml:space="preserve">with </w:t>
+      </w:r>
+      <w:r>
+        <w:rPr>
+          <w:rFonts w:ascii="Times New Roman" w:eastAsia="Times New Roman" w:hAnsi="Times New Roman" w:cs="Times New Roman"/>
+          <w:i/>
+          <w:iCs/>
+          <w:kern w:val="0"/>
+          <w:sz w:val="20"/>
+          <w:szCs w:val="20"/>
+          <w:lang w:val="en-GB" w:eastAsia="en-GB"/>
+          <w14:ligatures w14:val="none"/>
+        </w:rPr>
+        <w:t>one</w:t>
+      </w:r>
+      <w:r>
+        <w:rPr>
+          <w:rFonts w:ascii="Times New Roman" w:eastAsia="Times New Roman" w:hAnsi="Times New Roman" w:cs="Times New Roman"/>
+          <w:kern w:val="0"/>
+          <w:sz w:val="20"/>
+          <w:szCs w:val="20"/>
+          <w:lang w:val="en-GB" w:eastAsia="en-GB"/>
+          <w14:ligatures w14:val="none"/>
+        </w:rPr>
+        <w:t xml:space="preserve"> exception</w:t>
+      </w:r>
+      <w:r>
+        <w:rPr>
+          <w:rFonts w:ascii="Times New Roman" w:eastAsia="Times New Roman" w:hAnsi="Times New Roman" w:cs="Times New Roman"/>
+          <w:kern w:val="0"/>
+          <w:sz w:val="20"/>
+          <w:szCs w:val="20"/>
+          <w:lang w:val="en-GB" w:eastAsia="en-GB"/>
+          <w14:ligatures w14:val="none"/>
+        </w:rPr>
+        <w:t>,</w:t>
+      </w:r>
+      <w:r>
+        <w:rPr>
+          <w:rFonts w:ascii="Times New Roman" w:eastAsia="Times New Roman" w:hAnsi="Times New Roman" w:cs="Times New Roman"/>
+          <w:kern w:val="0"/>
+          <w:sz w:val="20"/>
+          <w:szCs w:val="20"/>
+          <w:lang w:val="en-GB" w:eastAsia="en-GB"/>
+          <w14:ligatures w14:val="none"/>
+        </w:rPr>
+        <w:t xml:space="preserve"> offer a line break opportunity after the sequence. </w:t>
+      </w:r>
+      <w:r>
+        <w:rPr>
+          <w:rFonts w:ascii="Times New Roman" w:eastAsia="Times New Roman" w:hAnsi="Times New Roman" w:cs="Times New Roman"/>
+          <w:kern w:val="0"/>
+          <w:sz w:val="20"/>
+          <w:szCs w:val="20"/>
+          <w:lang w:val="en-GB" w:eastAsia="en-GB"/>
+          <w14:ligatures w14:val="none"/>
+        </w:rPr>
+        <w:t>The exception: f</w:t>
+      </w:r>
+      <w:r>
+        <w:rPr>
+          <w:rFonts w:ascii="Times New Roman" w:eastAsia="Times New Roman" w:hAnsi="Times New Roman" w:cs="Times New Roman"/>
+          <w:kern w:val="0"/>
+          <w:sz w:val="20"/>
+          <w:szCs w:val="20"/>
+          <w:lang w:val="en-GB" w:eastAsia="en-GB"/>
+          <w14:ligatures w14:val="none"/>
+        </w:rPr>
+        <w:t xml:space="preserve">or convenience, a single SP between two Nd (decimal digits) offers </w:t>
+      </w:r>
+      <w:r>
+        <w:rPr>
+          <w:rFonts w:ascii="Times New Roman" w:eastAsia="Times New Roman" w:hAnsi="Times New Roman" w:cs="Times New Roman"/>
+          <w:i/>
+          <w:iCs/>
+          <w:kern w:val="0"/>
+          <w:sz w:val="20"/>
+          <w:szCs w:val="20"/>
+          <w:lang w:val="en-GB" w:eastAsia="en-GB"/>
+          <w14:ligatures w14:val="none"/>
+        </w:rPr>
+        <w:t>no</w:t>
+      </w:r>
+      <w:r>
+        <w:rPr>
+          <w:rFonts w:ascii="Times New Roman" w:eastAsia="Times New Roman" w:hAnsi="Times New Roman" w:cs="Times New Roman"/>
+          <w:kern w:val="0"/>
+          <w:sz w:val="20"/>
+          <w:szCs w:val="20"/>
+          <w:lang w:val="en-GB" w:eastAsia="en-GB"/>
+          <w14:ligatures w14:val="none"/>
+        </w:rPr>
+        <w:t xml:space="preserve"> line break opportunity. </w:t>
+      </w:r>
+      <w:r>
+        <w:rPr>
+          <w:rFonts w:ascii="Times New Roman" w:eastAsia="Times New Roman" w:hAnsi="Times New Roman" w:cs="Times New Roman"/>
+          <w:kern w:val="0"/>
+          <w:sz w:val="20"/>
+          <w:szCs w:val="20"/>
+          <w:lang w:val="en-GB" w:eastAsia="en-GB"/>
+          <w14:ligatures w14:val="none"/>
+        </w:rPr>
+        <w:t>This exception is due to the commonality of using a space as thousands separator</w:t>
+      </w:r>
+      <w:r>
+        <w:rPr>
+          <w:rFonts w:ascii="Times New Roman" w:eastAsia="Times New Roman" w:hAnsi="Times New Roman" w:cs="Times New Roman"/>
+          <w:kern w:val="0"/>
+          <w:sz w:val="20"/>
+          <w:szCs w:val="20"/>
+          <w:lang w:val="en-GB" w:eastAsia="en-GB"/>
+          <w14:ligatures w14:val="none"/>
+        </w:rPr>
+        <w:t>; though PUNCTUATION SPACE</w:t>
+      </w:r>
+      <w:r>
+        <w:rPr>
+          <w:rFonts w:ascii="Times New Roman" w:eastAsia="Times New Roman" w:hAnsi="Times New Roman" w:cs="Times New Roman"/>
+          <w:kern w:val="0"/>
+          <w:sz w:val="20"/>
+          <w:szCs w:val="20"/>
+          <w:lang w:val="en-GB" w:eastAsia="en-GB"/>
+          <w14:ligatures w14:val="none"/>
+        </w:rPr>
+        <w:t xml:space="preserve"> (whi</w:t>
+      </w:r>
+      <w:r>
+        <w:rPr>
+          <w:rFonts w:ascii="Times New Roman" w:eastAsia="Times New Roman" w:hAnsi="Times New Roman" w:cs="Times New Roman"/>
+          <w:kern w:val="0"/>
+          <w:sz w:val="20"/>
+          <w:szCs w:val="20"/>
+          <w:lang w:val="en-GB" w:eastAsia="en-GB"/>
+          <w14:ligatures w14:val="none"/>
+        </w:rPr>
+        <w:t>ch is not a line</w:t>
+      </w:r>
+      <w:r>
+        <w:rPr>
+          <w:rFonts w:ascii="Times New Roman" w:eastAsia="Times New Roman" w:hAnsi="Times New Roman" w:cs="Times New Roman"/>
+          <w:kern w:val="0"/>
+          <w:sz w:val="20"/>
+          <w:szCs w:val="20"/>
+          <w:lang w:val="en-GB" w:eastAsia="en-GB"/>
+          <w14:ligatures w14:val="none"/>
+        </w:rPr>
+        <w:t>-break:SP)</w:t>
+      </w:r>
       <w:r>
         <w:rPr>
           <w:rFonts w:ascii="Times New Roman" w:eastAsia="Times New Roman" w:hAnsi="Times New Roman" w:cs="Times New Roman"/>
@@ -4666,347 +6828,948 @@
           <w:lang w:val="en-GB" w:eastAsia="en-GB"/>
           <w14:ligatures w14:val="none"/>
         </w:rPr>
-        <w:t xml:space="preserve">combining characters, </w:t>
-      </w:r>
-      <w:proofErr w:type="gramStart"/>
-      <w:r>
-        <w:rPr>
-          <w:rFonts w:ascii="Times New Roman" w:eastAsia="Times New Roman" w:hAnsi="Times New Roman" w:cs="Times New Roman"/>
-          <w:kern w:val="0"/>
-          <w:sz w:val="20"/>
-          <w:szCs w:val="20"/>
-          <w:lang w:val="en-GB" w:eastAsia="en-GB"/>
-          <w14:ligatures w14:val="none"/>
-        </w:rPr>
-        <w:t>in particular for</w:t>
-      </w:r>
-      <w:proofErr w:type="gramEnd"/>
-      <w:r>
-        <w:rPr>
-          <w:rFonts w:ascii="Times New Roman" w:eastAsia="Times New Roman" w:hAnsi="Times New Roman" w:cs="Times New Roman"/>
-          <w:kern w:val="0"/>
-          <w:sz w:val="20"/>
-          <w:szCs w:val="20"/>
-          <w:lang w:val="en-GB" w:eastAsia="en-GB"/>
-          <w14:ligatures w14:val="none"/>
-        </w:rPr>
-        <w:t xml:space="preserve"> East European languages</w:t>
-      </w:r>
-      <w:r>
-        <w:rPr>
-          <w:rFonts w:ascii="Times New Roman" w:eastAsia="Times New Roman" w:hAnsi="Times New Roman" w:cs="Times New Roman"/>
-          <w:kern w:val="0"/>
-          <w:sz w:val="20"/>
-          <w:szCs w:val="20"/>
-          <w:lang w:val="en-GB" w:eastAsia="en-GB"/>
-          <w14:ligatures w14:val="none"/>
-        </w:rPr>
-        <w:t xml:space="preserve"> and Vietnamese</w:t>
-      </w:r>
-      <w:r>
-        <w:rPr>
-          <w:rFonts w:ascii="Times New Roman" w:eastAsia="Times New Roman" w:hAnsi="Times New Roman" w:cs="Times New Roman"/>
-          <w:kern w:val="0"/>
-          <w:sz w:val="20"/>
-          <w:szCs w:val="20"/>
-          <w:lang w:val="en-GB" w:eastAsia="en-GB"/>
-          <w14:ligatures w14:val="none"/>
-        </w:rPr>
-        <w:t xml:space="preserve">. </w:t>
-      </w:r>
-      <w:proofErr w:type="gramStart"/>
-      <w:r>
-        <w:rPr>
-          <w:rFonts w:ascii="Times New Roman" w:eastAsia="Times New Roman" w:hAnsi="Times New Roman" w:cs="Times New Roman"/>
-          <w:kern w:val="0"/>
-          <w:sz w:val="20"/>
-          <w:szCs w:val="20"/>
-          <w:lang w:val="en-GB" w:eastAsia="en-GB"/>
-          <w14:ligatures w14:val="none"/>
-        </w:rPr>
-        <w:t>Similarly</w:t>
-      </w:r>
-      <w:proofErr w:type="gramEnd"/>
-      <w:r>
-        <w:rPr>
-          <w:rFonts w:ascii="Times New Roman" w:eastAsia="Times New Roman" w:hAnsi="Times New Roman" w:cs="Times New Roman"/>
-          <w:kern w:val="0"/>
-          <w:sz w:val="20"/>
-          <w:szCs w:val="20"/>
-          <w:lang w:val="en-GB" w:eastAsia="en-GB"/>
-          <w14:ligatures w14:val="none"/>
-        </w:rPr>
-        <w:t xml:space="preserve"> for </w:t>
-      </w:r>
-      <w:r>
-        <w:rPr>
-          <w:rFonts w:ascii="Times New Roman" w:eastAsia="Times New Roman" w:hAnsi="Times New Roman" w:cs="Times New Roman"/>
-          <w:kern w:val="0"/>
-          <w:sz w:val="20"/>
-          <w:szCs w:val="20"/>
-          <w:lang w:val="en-GB" w:eastAsia="en-GB"/>
-          <w14:ligatures w14:val="none"/>
-        </w:rPr>
-        <w:t xml:space="preserve">polytonic Greek (modern Greek orthography is monotonic Greek, </w:t>
-      </w:r>
-      <w:r>
-        <w:rPr>
-          <w:rFonts w:ascii="Times New Roman" w:eastAsia="Times New Roman" w:hAnsi="Times New Roman" w:cs="Times New Roman"/>
-          <w:kern w:val="0"/>
-          <w:sz w:val="20"/>
-          <w:szCs w:val="20"/>
-          <w:lang w:val="en-GB" w:eastAsia="en-GB"/>
-          <w14:ligatures w14:val="none"/>
-        </w:rPr>
-        <w:t xml:space="preserve">and that is covered without the </w:t>
-      </w:r>
-      <w:r>
-        <w:rPr>
-          <w:rFonts w:ascii="Times New Roman" w:eastAsia="Times New Roman" w:hAnsi="Times New Roman" w:cs="Times New Roman"/>
-          <w:kern w:val="0"/>
-          <w:sz w:val="20"/>
-          <w:szCs w:val="20"/>
-          <w:lang w:val="en-GB" w:eastAsia="en-GB"/>
-          <w14:ligatures w14:val="none"/>
-        </w:rPr>
-        <w:t>need for</w:t>
-      </w:r>
-      <w:r>
-        <w:rPr>
-          <w:rFonts w:ascii="Times New Roman" w:eastAsia="Times New Roman" w:hAnsi="Times New Roman" w:cs="Times New Roman"/>
-          <w:kern w:val="0"/>
-          <w:sz w:val="20"/>
-          <w:szCs w:val="20"/>
-          <w:lang w:val="en-GB" w:eastAsia="en-GB"/>
-          <w14:ligatures w14:val="none"/>
-        </w:rPr>
-        <w:t xml:space="preserve"> combining characters in the 7-bit alphabet for Greek</w:t>
-      </w:r>
-      <w:r>
-        <w:rPr>
-          <w:rFonts w:ascii="Times New Roman" w:eastAsia="Times New Roman" w:hAnsi="Times New Roman" w:cs="Times New Roman"/>
-          <w:kern w:val="0"/>
-          <w:sz w:val="20"/>
-          <w:szCs w:val="20"/>
-          <w:lang w:val="en-GB" w:eastAsia="en-GB"/>
-          <w14:ligatures w14:val="none"/>
-        </w:rPr>
-        <w:t xml:space="preserve">, identifier </w:t>
-      </w:r>
-      <w:proofErr w:type="spellStart"/>
-      <w:r>
-        <w:rPr>
-          <w:rFonts w:ascii="Times New Roman" w:eastAsia="Times New Roman" w:hAnsi="Times New Roman" w:cs="Times New Roman"/>
-          <w:kern w:val="0"/>
-          <w:sz w:val="20"/>
-          <w:szCs w:val="20"/>
-          <w:lang w:val="en-GB" w:eastAsia="en-GB"/>
-          <w14:ligatures w14:val="none"/>
-        </w:rPr>
-        <w:t>0x11</w:t>
-      </w:r>
-      <w:proofErr w:type="spellEnd"/>
-      <w:r>
-        <w:rPr>
-          <w:rFonts w:ascii="Times New Roman" w:eastAsia="Times New Roman" w:hAnsi="Times New Roman" w:cs="Times New Roman"/>
-          <w:kern w:val="0"/>
-          <w:sz w:val="20"/>
-          <w:szCs w:val="20"/>
-          <w:lang w:val="en-GB" w:eastAsia="en-GB"/>
-          <w14:ligatures w14:val="none"/>
-        </w:rPr>
-        <w:t>).</w:t>
-      </w:r>
-      <w:r>
-        <w:rPr>
-          <w:rFonts w:ascii="Times New Roman" w:eastAsia="Times New Roman" w:hAnsi="Times New Roman" w:cs="Times New Roman"/>
-          <w:kern w:val="0"/>
-          <w:sz w:val="20"/>
-          <w:szCs w:val="20"/>
-          <w:lang w:val="en-GB" w:eastAsia="en-GB"/>
-          <w14:ligatures w14:val="none"/>
-        </w:rPr>
-        <w:t xml:space="preserve"> The easiest way to handle that is </w:t>
-      </w:r>
-      <w:r>
-        <w:rPr>
-          <w:rFonts w:ascii="Times New Roman" w:eastAsia="Times New Roman" w:hAnsi="Times New Roman" w:cs="Times New Roman"/>
-          <w:kern w:val="0"/>
-          <w:sz w:val="20"/>
-          <w:szCs w:val="20"/>
-          <w:lang w:val="en-GB" w:eastAsia="en-GB"/>
-          <w14:ligatures w14:val="none"/>
-        </w:rPr>
-        <w:t>to upon reception of a message in Latin (</w:t>
-      </w:r>
-      <w:proofErr w:type="spellStart"/>
-      <w:r>
-        <w:rPr>
-          <w:rFonts w:ascii="Times New Roman" w:eastAsia="Times New Roman" w:hAnsi="Times New Roman" w:cs="Times New Roman"/>
-          <w:kern w:val="0"/>
-          <w:sz w:val="20"/>
-          <w:szCs w:val="20"/>
-          <w:lang w:val="en-GB" w:eastAsia="en-GB"/>
-          <w14:ligatures w14:val="none"/>
-        </w:rPr>
-        <w:t>0x10</w:t>
-      </w:r>
-      <w:proofErr w:type="spellEnd"/>
-      <w:r>
-        <w:rPr>
-          <w:rFonts w:ascii="Times New Roman" w:eastAsia="Times New Roman" w:hAnsi="Times New Roman" w:cs="Times New Roman"/>
-          <w:kern w:val="0"/>
-          <w:sz w:val="20"/>
-          <w:szCs w:val="20"/>
-          <w:lang w:val="en-GB" w:eastAsia="en-GB"/>
-          <w14:ligatures w14:val="none"/>
-        </w:rPr>
-        <w:t>) or Greek (</w:t>
-      </w:r>
-      <w:proofErr w:type="spellStart"/>
-      <w:r>
-        <w:rPr>
-          <w:rFonts w:ascii="Times New Roman" w:eastAsia="Times New Roman" w:hAnsi="Times New Roman" w:cs="Times New Roman"/>
-          <w:kern w:val="0"/>
-          <w:sz w:val="20"/>
-          <w:szCs w:val="20"/>
-          <w:lang w:val="en-GB" w:eastAsia="en-GB"/>
-          <w14:ligatures w14:val="none"/>
-        </w:rPr>
-        <w:t>0x11</w:t>
-      </w:r>
-      <w:proofErr w:type="spellEnd"/>
-      <w:r>
-        <w:rPr>
-          <w:rFonts w:ascii="Times New Roman" w:eastAsia="Times New Roman" w:hAnsi="Times New Roman" w:cs="Times New Roman"/>
-          <w:kern w:val="0"/>
-          <w:sz w:val="20"/>
-          <w:szCs w:val="20"/>
-          <w:lang w:val="en-GB" w:eastAsia="en-GB"/>
-          <w14:ligatures w14:val="none"/>
-        </w:rPr>
-        <w:t xml:space="preserve">) </w:t>
-      </w:r>
-      <w:r>
-        <w:rPr>
-          <w:rFonts w:ascii="Times New Roman" w:eastAsia="Times New Roman" w:hAnsi="Times New Roman" w:cs="Times New Roman"/>
-          <w:kern w:val="0"/>
-          <w:sz w:val="20"/>
-          <w:szCs w:val="20"/>
-          <w:lang w:val="en-GB" w:eastAsia="en-GB"/>
-          <w14:ligatures w14:val="none"/>
-        </w:rPr>
-        <w:t xml:space="preserve">7-bit alphabet, is to first convert to </w:t>
-      </w:r>
-      <w:r>
-        <w:rPr>
-          <w:rFonts w:ascii="Times New Roman" w:eastAsia="Times New Roman" w:hAnsi="Times New Roman" w:cs="Times New Roman"/>
-          <w:kern w:val="0"/>
-          <w:sz w:val="20"/>
-          <w:szCs w:val="20"/>
-          <w:lang w:val="en-GB" w:eastAsia="en-GB"/>
-          <w14:ligatures w14:val="none"/>
-        </w:rPr>
-        <w:t xml:space="preserve">ISO/IEC </w:t>
-      </w:r>
-      <w:r>
-        <w:rPr>
-          <w:rFonts w:ascii="Times New Roman" w:eastAsia="Times New Roman" w:hAnsi="Times New Roman" w:cs="Times New Roman"/>
-          <w:kern w:val="0"/>
-          <w:sz w:val="20"/>
-          <w:szCs w:val="20"/>
-          <w:lang w:val="en-GB" w:eastAsia="en-GB"/>
-          <w14:ligatures w14:val="none"/>
-        </w:rPr>
-        <w:t>10646</w:t>
-      </w:r>
-      <w:r>
-        <w:rPr>
-          <w:rFonts w:ascii="Times New Roman" w:eastAsia="Times New Roman" w:hAnsi="Times New Roman" w:cs="Times New Roman"/>
-          <w:kern w:val="0"/>
-          <w:sz w:val="20"/>
-          <w:szCs w:val="20"/>
-          <w:lang w:val="en-GB" w:eastAsia="en-GB"/>
-          <w14:ligatures w14:val="none"/>
-        </w:rPr>
-        <w:t xml:space="preserve"> and then apply </w:t>
-      </w:r>
-      <w:r>
-        <w:rPr>
-          <w:rFonts w:ascii="Times New Roman" w:eastAsia="Times New Roman" w:hAnsi="Times New Roman" w:cs="Times New Roman"/>
-          <w:kern w:val="0"/>
-          <w:sz w:val="20"/>
-          <w:szCs w:val="20"/>
-          <w:lang w:val="en-GB" w:eastAsia="en-GB"/>
-          <w14:ligatures w14:val="none"/>
-        </w:rPr>
-        <w:t xml:space="preserve">the Unicode </w:t>
-      </w:r>
-      <w:r>
-        <w:rPr>
-          <w:rFonts w:ascii="Times New Roman" w:eastAsia="Times New Roman" w:hAnsi="Times New Roman" w:cs="Times New Roman"/>
-          <w:kern w:val="0"/>
-          <w:sz w:val="20"/>
-          <w:szCs w:val="20"/>
-          <w:lang w:val="en-GB" w:eastAsia="en-GB"/>
-          <w14:ligatures w14:val="none"/>
-        </w:rPr>
-        <w:t>Normal Form C</w:t>
-      </w:r>
-      <w:r>
-        <w:rPr>
-          <w:rFonts w:ascii="Times New Roman" w:eastAsia="Times New Roman" w:hAnsi="Times New Roman" w:cs="Times New Roman"/>
-          <w:kern w:val="0"/>
-          <w:sz w:val="20"/>
-          <w:szCs w:val="20"/>
-          <w:lang w:val="en-GB" w:eastAsia="en-GB"/>
-          <w14:ligatures w14:val="none"/>
-        </w:rPr>
-        <w:t xml:space="preserve"> (NFC)</w:t>
-      </w:r>
-      <w:r>
-        <w:rPr>
-          <w:rFonts w:ascii="Times New Roman" w:eastAsia="Times New Roman" w:hAnsi="Times New Roman" w:cs="Times New Roman"/>
-          <w:kern w:val="0"/>
-          <w:sz w:val="20"/>
-          <w:szCs w:val="20"/>
-          <w:lang w:val="en-GB" w:eastAsia="en-GB"/>
-          <w14:ligatures w14:val="none"/>
-        </w:rPr>
-        <w:t>. Upon sending</w:t>
-      </w:r>
-      <w:r>
-        <w:rPr>
-          <w:rFonts w:ascii="Times New Roman" w:eastAsia="Times New Roman" w:hAnsi="Times New Roman" w:cs="Times New Roman"/>
-          <w:kern w:val="0"/>
-          <w:sz w:val="20"/>
-          <w:szCs w:val="20"/>
-          <w:lang w:val="en-GB" w:eastAsia="en-GB"/>
-          <w14:ligatures w14:val="none"/>
-        </w:rPr>
-        <w:t>, first apply NFC, then decompose</w:t>
-      </w:r>
-      <w:r>
-        <w:rPr>
-          <w:rFonts w:ascii="Times New Roman" w:eastAsia="Times New Roman" w:hAnsi="Times New Roman" w:cs="Times New Roman"/>
-          <w:kern w:val="0"/>
-          <w:sz w:val="20"/>
-          <w:szCs w:val="20"/>
-          <w:lang w:val="en-GB" w:eastAsia="en-GB"/>
-          <w14:ligatures w14:val="none"/>
-        </w:rPr>
-        <w:t xml:space="preserve"> letters that need to be represented in decomposed form in </w:t>
-      </w:r>
-      <w:r>
-        <w:rPr>
-          <w:rFonts w:ascii="Times New Roman" w:eastAsia="Times New Roman" w:hAnsi="Times New Roman" w:cs="Times New Roman"/>
-          <w:kern w:val="0"/>
-          <w:sz w:val="20"/>
-          <w:szCs w:val="20"/>
-          <w:lang w:val="en-GB" w:eastAsia="en-GB"/>
-          <w14:ligatures w14:val="none"/>
-        </w:rPr>
-        <w:t>the Latin or Greek 7-bit alphabet.</w:t>
+        <w:t xml:space="preserve">would be ideal, but in practice unused. </w:t>
+      </w:r>
+      <w:r>
+        <w:rPr>
+          <w:rFonts w:ascii="Times New Roman" w:eastAsia="Times New Roman" w:hAnsi="Times New Roman" w:cs="Times New Roman"/>
+          <w:kern w:val="0"/>
+          <w:sz w:val="20"/>
+          <w:szCs w:val="20"/>
+          <w:lang w:val="en-GB" w:eastAsia="en-GB"/>
+          <w14:ligatures w14:val="none"/>
+        </w:rPr>
+        <w:t xml:space="preserve">Thus, SP before !?;:» and after « </w:t>
+      </w:r>
+      <w:r>
+        <w:rPr>
+          <w:rFonts w:ascii="Times New Roman" w:eastAsia="Times New Roman" w:hAnsi="Times New Roman" w:cs="Times New Roman"/>
+          <w:i/>
+          <w:iCs/>
+          <w:kern w:val="0"/>
+          <w:sz w:val="20"/>
+          <w:szCs w:val="20"/>
+          <w:lang w:val="en-GB" w:eastAsia="en-GB"/>
+          <w14:ligatures w14:val="none"/>
+        </w:rPr>
+        <w:t>do</w:t>
+      </w:r>
+      <w:r>
+        <w:rPr>
+          <w:rFonts w:ascii="Times New Roman" w:eastAsia="Times New Roman" w:hAnsi="Times New Roman" w:cs="Times New Roman"/>
+          <w:kern w:val="0"/>
+          <w:sz w:val="20"/>
+          <w:szCs w:val="20"/>
+          <w:lang w:val="en-GB" w:eastAsia="en-GB"/>
+          <w14:ligatures w14:val="none"/>
+        </w:rPr>
+        <w:t xml:space="preserve"> offer a line break opportunity after</w:t>
+      </w:r>
+      <w:r>
+        <w:rPr>
+          <w:rFonts w:ascii="Times New Roman" w:eastAsia="Times New Roman" w:hAnsi="Times New Roman" w:cs="Times New Roman"/>
+          <w:kern w:val="0"/>
+          <w:sz w:val="20"/>
+          <w:szCs w:val="20"/>
+          <w:lang w:val="en-GB" w:eastAsia="en-GB"/>
+          <w14:ligatures w14:val="none"/>
+        </w:rPr>
+        <w:t xml:space="preserve"> the SP</w:t>
+      </w:r>
+      <w:r>
+        <w:rPr>
+          <w:rFonts w:ascii="Times New Roman" w:eastAsia="Times New Roman" w:hAnsi="Times New Roman" w:cs="Times New Roman"/>
+          <w:kern w:val="0"/>
+          <w:sz w:val="20"/>
+          <w:szCs w:val="20"/>
+          <w:lang w:val="en-GB" w:eastAsia="en-GB"/>
+          <w14:ligatures w14:val="none"/>
+        </w:rPr>
+        <w:t>. There is</w:t>
+      </w:r>
+      <w:r>
+        <w:rPr>
+          <w:rFonts w:ascii="Times New Roman" w:eastAsia="Times New Roman" w:hAnsi="Times New Roman" w:cs="Times New Roman"/>
+          <w:kern w:val="0"/>
+          <w:sz w:val="20"/>
+          <w:szCs w:val="20"/>
+          <w:lang w:val="en-GB" w:eastAsia="en-GB"/>
+          <w14:ligatures w14:val="none"/>
+        </w:rPr>
+        <w:t xml:space="preserve"> no special treatment for fr_FR (</w:t>
+      </w:r>
+      <w:r>
+        <w:rPr>
+          <w:rFonts w:ascii="Times New Roman" w:eastAsia="Times New Roman" w:hAnsi="Times New Roman" w:cs="Times New Roman"/>
+          <w:kern w:val="0"/>
+          <w:sz w:val="20"/>
+          <w:szCs w:val="20"/>
+          <w:lang w:val="en-GB" w:eastAsia="en-GB"/>
+          <w14:ligatures w14:val="none"/>
+        </w:rPr>
+        <w:t xml:space="preserve">the </w:t>
+      </w:r>
+      <w:r>
+        <w:rPr>
+          <w:rFonts w:ascii="Times New Roman" w:eastAsia="Times New Roman" w:hAnsi="Times New Roman" w:cs="Times New Roman"/>
+          <w:kern w:val="0"/>
+          <w:sz w:val="20"/>
+          <w:szCs w:val="20"/>
+          <w:lang w:val="en-GB" w:eastAsia="en-GB"/>
+          <w14:ligatures w14:val="none"/>
+        </w:rPr>
+        <w:t>only special case</w:t>
+      </w:r>
+      <w:r>
+        <w:rPr>
+          <w:rFonts w:ascii="Times New Roman" w:eastAsia="Times New Roman" w:hAnsi="Times New Roman" w:cs="Times New Roman"/>
+          <w:kern w:val="0"/>
+          <w:sz w:val="20"/>
+          <w:szCs w:val="20"/>
+          <w:lang w:val="en-GB" w:eastAsia="en-GB"/>
+          <w14:ligatures w14:val="none"/>
+        </w:rPr>
+        <w:t xml:space="preserve"> locale</w:t>
+      </w:r>
+      <w:r>
+        <w:rPr>
+          <w:rFonts w:ascii="Times New Roman" w:eastAsia="Times New Roman" w:hAnsi="Times New Roman" w:cs="Times New Roman"/>
+          <w:kern w:val="0"/>
+          <w:sz w:val="20"/>
+          <w:szCs w:val="20"/>
+          <w:lang w:val="en-GB" w:eastAsia="en-GB"/>
+          <w14:ligatures w14:val="none"/>
+        </w:rPr>
+        <w:t xml:space="preserve"> regarding this</w:t>
+      </w:r>
+      <w:r>
+        <w:rPr>
+          <w:rFonts w:ascii="Times New Roman" w:eastAsia="Times New Roman" w:hAnsi="Times New Roman" w:cs="Times New Roman"/>
+          <w:kern w:val="0"/>
+          <w:sz w:val="20"/>
+          <w:szCs w:val="20"/>
+          <w:lang w:val="en-GB" w:eastAsia="en-GB"/>
+          <w14:ligatures w14:val="none"/>
+        </w:rPr>
+        <w:t>) and 'two-part' punctuation, like ?!;:«» (</w:t>
+      </w:r>
+      <w:r>
+        <w:rPr>
+          <w:rFonts w:ascii="Times New Roman" w:eastAsia="Times New Roman" w:hAnsi="Times New Roman" w:cs="Times New Roman"/>
+          <w:kern w:val="0"/>
+          <w:sz w:val="20"/>
+          <w:szCs w:val="20"/>
+          <w:lang w:val="en-GB" w:eastAsia="en-GB"/>
+          <w14:ligatures w14:val="none"/>
+        </w:rPr>
+        <w:t xml:space="preserve">two-part punctuation, </w:t>
+      </w:r>
+      <w:r>
+        <w:rPr>
+          <w:rFonts w:ascii="Times New Roman" w:eastAsia="Times New Roman" w:hAnsi="Times New Roman" w:cs="Times New Roman"/>
+          <w:kern w:val="0"/>
+          <w:sz w:val="20"/>
+          <w:szCs w:val="20"/>
+          <w:lang w:val="en-GB" w:eastAsia="en-GB"/>
+          <w14:ligatures w14:val="none"/>
+        </w:rPr>
+        <w:t xml:space="preserve">the </w:t>
+      </w:r>
+      <w:r>
+        <w:rPr>
+          <w:rFonts w:ascii="Times New Roman" w:eastAsia="Times New Roman" w:hAnsi="Times New Roman" w:cs="Times New Roman"/>
+          <w:kern w:val="0"/>
+          <w:sz w:val="20"/>
+          <w:szCs w:val="20"/>
+          <w:lang w:val="en-GB" w:eastAsia="en-GB"/>
+          <w14:ligatures w14:val="none"/>
+        </w:rPr>
+        <w:t>only special cases</w:t>
+      </w:r>
+      <w:r>
+        <w:rPr>
+          <w:rFonts w:ascii="Times New Roman" w:eastAsia="Times New Roman" w:hAnsi="Times New Roman" w:cs="Times New Roman"/>
+          <w:kern w:val="0"/>
+          <w:sz w:val="20"/>
+          <w:szCs w:val="20"/>
+          <w:lang w:val="en-GB" w:eastAsia="en-GB"/>
+          <w14:ligatures w14:val="none"/>
+        </w:rPr>
+        <w:t xml:space="preserve"> for fr_FR</w:t>
+      </w:r>
+      <w:r>
+        <w:rPr>
+          <w:rFonts w:ascii="Times New Roman" w:eastAsia="Times New Roman" w:hAnsi="Times New Roman" w:cs="Times New Roman"/>
+          <w:kern w:val="0"/>
+          <w:sz w:val="20"/>
+          <w:szCs w:val="20"/>
+          <w:lang w:val="en-GB" w:eastAsia="en-GB"/>
+          <w14:ligatures w14:val="none"/>
+        </w:rPr>
+        <w:t xml:space="preserve">). Use </w:t>
+      </w:r>
+      <w:r>
+        <w:rPr>
+          <w:rFonts w:ascii="Times New Roman" w:eastAsia="Times New Roman" w:hAnsi="Times New Roman" w:cs="Times New Roman"/>
+          <w:kern w:val="0"/>
+          <w:sz w:val="20"/>
+          <w:szCs w:val="20"/>
+          <w:lang w:val="en-GB" w:eastAsia="en-GB"/>
+          <w14:ligatures w14:val="none"/>
+        </w:rPr>
+        <w:t>NARROW NO-BREAK SPACE</w:t>
+      </w:r>
+      <w:r>
+        <w:rPr>
+          <w:rFonts w:ascii="Times New Roman" w:eastAsia="Times New Roman" w:hAnsi="Times New Roman" w:cs="Times New Roman"/>
+          <w:kern w:val="0"/>
+          <w:sz w:val="20"/>
+          <w:szCs w:val="20"/>
+          <w:lang w:val="en-GB" w:eastAsia="en-GB"/>
+          <w14:ligatures w14:val="none"/>
+        </w:rPr>
+        <w:t xml:space="preserve"> for no-break spaces</w:t>
+      </w:r>
+      <w:r>
+        <w:rPr>
+          <w:rFonts w:ascii="Times New Roman" w:eastAsia="Times New Roman" w:hAnsi="Times New Roman" w:cs="Times New Roman"/>
+          <w:kern w:val="0"/>
+          <w:sz w:val="20"/>
+          <w:szCs w:val="20"/>
+          <w:lang w:val="en-GB" w:eastAsia="en-GB"/>
+          <w14:ligatures w14:val="none"/>
+        </w:rPr>
+        <w:t xml:space="preserve"> in this case</w:t>
+      </w:r>
+      <w:r>
+        <w:rPr>
+          <w:rFonts w:ascii="Times New Roman" w:eastAsia="Times New Roman" w:hAnsi="Times New Roman" w:cs="Times New Roman"/>
+          <w:kern w:val="0"/>
+          <w:sz w:val="20"/>
+          <w:szCs w:val="20"/>
+          <w:lang w:val="en-GB" w:eastAsia="en-GB"/>
+          <w14:ligatures w14:val="none"/>
+        </w:rPr>
+        <w:t>.</w:t>
+      </w:r>
+    </w:p>
+    <w:p>
+      <w:pPr>
+        <w:rPr>
+          <w:rFonts w:ascii="Times New Roman" w:eastAsia="Times New Roman" w:hAnsi="Times New Roman" w:cs="Times New Roman"/>
+          <w:kern w:val="0"/>
+          <w:sz w:val="20"/>
+          <w:szCs w:val="20"/>
+          <w:lang w:val="en-GB" w:eastAsia="en-GB"/>
+          <w14:ligatures w14:val="none"/>
+        </w:rPr>
+      </w:pPr>
+      <w:r>
+        <w:rPr>
+          <w:rFonts w:ascii="Times New Roman" w:eastAsia="Times New Roman" w:hAnsi="Times New Roman" w:cs="Times New Roman"/>
+          <w:kern w:val="0"/>
+          <w:sz w:val="20"/>
+          <w:szCs w:val="20"/>
+          <w:lang w:val="en-GB" w:eastAsia="en-GB"/>
+          <w14:ligatures w14:val="none"/>
+        </w:rPr>
+        <w:t>F</w:t>
+      </w:r>
+      <w:r>
+        <w:rPr>
+          <w:rFonts w:ascii="Times New Roman" w:eastAsia="Times New Roman" w:hAnsi="Times New Roman" w:cs="Times New Roman"/>
+          <w:kern w:val="0"/>
+          <w:sz w:val="20"/>
+          <w:szCs w:val="20"/>
+          <w:lang w:val="en-GB" w:eastAsia="en-GB"/>
+          <w14:ligatures w14:val="none"/>
+        </w:rPr>
+        <w:t xml:space="preserve">inal punctuation, </w:t>
+      </w:r>
+      <w:r>
+        <w:rPr>
+          <w:rFonts w:ascii="Times New Roman" w:eastAsia="Times New Roman" w:hAnsi="Times New Roman" w:cs="Times New Roman"/>
+          <w:kern w:val="0"/>
+          <w:sz w:val="20"/>
+          <w:szCs w:val="20"/>
+          <w:lang w:val="en-GB" w:eastAsia="en-GB"/>
+          <w14:ligatures w14:val="none"/>
+        </w:rPr>
+        <w:t xml:space="preserve">here </w:t>
+      </w:r>
+      <w:r>
+        <w:rPr>
+          <w:rFonts w:ascii="Times New Roman" w:eastAsia="Times New Roman" w:hAnsi="Times New Roman" w:cs="Times New Roman"/>
+          <w:kern w:val="0"/>
+          <w:sz w:val="20"/>
+          <w:szCs w:val="20"/>
+          <w:lang w:val="en-GB" w:eastAsia="en-GB"/>
+          <w14:ligatures w14:val="none"/>
+        </w:rPr>
+        <w:t>;:,.?! and reverse ,;?, plus CL</w:t>
+      </w:r>
+      <w:r>
+        <w:rPr>
+          <w:rFonts w:ascii="Times New Roman" w:eastAsia="Times New Roman" w:hAnsi="Times New Roman" w:cs="Times New Roman"/>
+          <w:kern w:val="0"/>
+          <w:sz w:val="20"/>
+          <w:szCs w:val="20"/>
+          <w:lang w:val="en-GB" w:eastAsia="en-GB"/>
+          <w14:ligatures w14:val="none"/>
+        </w:rPr>
+        <w:t xml:space="preserve"> (</w:t>
+      </w:r>
+      <w:r>
+        <w:rPr>
+          <w:rFonts w:ascii="Times New Roman" w:eastAsia="Times New Roman" w:hAnsi="Times New Roman" w:cs="Times New Roman"/>
+          <w:kern w:val="0"/>
+          <w:sz w:val="20"/>
+          <w:szCs w:val="20"/>
+          <w:lang w:val="en-GB" w:eastAsia="en-GB"/>
+          <w14:ligatures w14:val="none"/>
+        </w:rPr>
+        <w:t xml:space="preserve">mainly </w:t>
+      </w:r>
+      <w:r>
+        <w:rPr>
+          <w:rFonts w:ascii="Times New Roman" w:eastAsia="Times New Roman" w:hAnsi="Times New Roman" w:cs="Times New Roman"/>
+          <w:kern w:val="0"/>
+          <w:sz w:val="20"/>
+          <w:szCs w:val="20"/>
+          <w:lang w:val="en-GB" w:eastAsia="en-GB"/>
+          <w14:ligatures w14:val="none"/>
+        </w:rPr>
+        <w:t>}])</w:t>
+      </w:r>
+      <w:r>
+        <w:rPr>
+          <w:rFonts w:ascii="Times New Roman" w:eastAsia="Times New Roman" w:hAnsi="Times New Roman" w:cs="Times New Roman"/>
+          <w:kern w:val="0"/>
+          <w:sz w:val="20"/>
+          <w:szCs w:val="20"/>
+          <w:lang w:val="en-GB" w:eastAsia="en-GB"/>
+          <w14:ligatures w14:val="none"/>
+        </w:rPr>
+        <w:t xml:space="preserve"> and </w:t>
+      </w:r>
+      <w:r>
+        <w:rPr>
+          <w:rFonts w:ascii="Times New Roman" w:eastAsia="Times New Roman" w:hAnsi="Times New Roman" w:cs="Times New Roman"/>
+          <w:kern w:val="0"/>
+          <w:sz w:val="20"/>
+          <w:szCs w:val="20"/>
+          <w:lang w:val="en-GB" w:eastAsia="en-GB"/>
+          <w14:ligatures w14:val="none"/>
+        </w:rPr>
+        <w:t xml:space="preserve">CL </w:t>
+      </w:r>
+      <w:r>
+        <w:rPr>
+          <w:rFonts w:ascii="Times New Roman" w:eastAsia="Times New Roman" w:hAnsi="Times New Roman" w:cs="Times New Roman"/>
+          <w:kern w:val="0"/>
+          <w:sz w:val="20"/>
+          <w:szCs w:val="20"/>
+          <w:lang w:val="en-GB" w:eastAsia="en-GB"/>
+          <w14:ligatures w14:val="none"/>
+        </w:rPr>
+        <w:t>resolved QU)</w:t>
+      </w:r>
+      <w:r>
+        <w:rPr>
+          <w:rFonts w:ascii="Times New Roman" w:eastAsia="Times New Roman" w:hAnsi="Times New Roman" w:cs="Times New Roman"/>
+          <w:kern w:val="0"/>
+          <w:sz w:val="20"/>
+          <w:szCs w:val="20"/>
+          <w:lang w:val="en-GB" w:eastAsia="en-GB"/>
+          <w14:ligatures w14:val="none"/>
+        </w:rPr>
+        <w:t>: A (commonly mixed) non-empty sequence of these offers a line break opportunity after the sequence</w:t>
+      </w:r>
+      <w:r>
+        <w:rPr>
+          <w:rFonts w:ascii="Times New Roman" w:eastAsia="Times New Roman" w:hAnsi="Times New Roman" w:cs="Times New Roman"/>
+          <w:kern w:val="0"/>
+          <w:sz w:val="20"/>
+          <w:szCs w:val="20"/>
+          <w:lang w:val="en-GB" w:eastAsia="en-GB"/>
+          <w14:ligatures w14:val="none"/>
+        </w:rPr>
+        <w:t>.</w:t>
+      </w:r>
+      <w:r>
+        <w:rPr>
+          <w:rFonts w:ascii="Times New Roman" w:eastAsia="Times New Roman" w:hAnsi="Times New Roman" w:cs="Times New Roman"/>
+          <w:kern w:val="0"/>
+          <w:sz w:val="20"/>
+          <w:szCs w:val="20"/>
+          <w:lang w:val="en-GB" w:eastAsia="en-GB"/>
+          <w14:ligatures w14:val="none"/>
+        </w:rPr>
+        <w:t xml:space="preserve"> However, with two exceptions: 1)</w:t>
+      </w:r>
+      <w:r>
+        <w:rPr>
+          <w:rFonts w:ascii="Times New Roman" w:eastAsia="Times New Roman" w:hAnsi="Times New Roman" w:cs="Times New Roman"/>
+          <w:kern w:val="0"/>
+          <w:sz w:val="20"/>
+          <w:szCs w:val="20"/>
+          <w:lang w:val="en-GB" w:eastAsia="en-GB"/>
+          <w14:ligatures w14:val="none"/>
+        </w:rPr>
+        <w:t xml:space="preserve"> a single , or . between two decimal digits (Nd) offers </w:t>
+      </w:r>
+      <w:r>
+        <w:rPr>
+          <w:rFonts w:ascii="Times New Roman" w:eastAsia="Times New Roman" w:hAnsi="Times New Roman" w:cs="Times New Roman"/>
+          <w:i/>
+          <w:iCs/>
+          <w:kern w:val="0"/>
+          <w:sz w:val="20"/>
+          <w:szCs w:val="20"/>
+          <w:lang w:val="en-GB" w:eastAsia="en-GB"/>
+          <w14:ligatures w14:val="none"/>
+        </w:rPr>
+        <w:t>no</w:t>
+      </w:r>
+      <w:r>
+        <w:rPr>
+          <w:rFonts w:ascii="Times New Roman" w:eastAsia="Times New Roman" w:hAnsi="Times New Roman" w:cs="Times New Roman"/>
+          <w:kern w:val="0"/>
+          <w:sz w:val="20"/>
+          <w:szCs w:val="20"/>
+          <w:lang w:val="en-GB" w:eastAsia="en-GB"/>
+          <w14:ligatures w14:val="none"/>
+        </w:rPr>
+        <w:t xml:space="preserve"> line break opportunity</w:t>
+      </w:r>
+      <w:r>
+        <w:rPr>
+          <w:rFonts w:ascii="Times New Roman" w:eastAsia="Times New Roman" w:hAnsi="Times New Roman" w:cs="Times New Roman"/>
+          <w:kern w:val="0"/>
+          <w:sz w:val="20"/>
+          <w:szCs w:val="20"/>
+          <w:lang w:val="en-GB" w:eastAsia="en-GB"/>
+          <w14:ligatures w14:val="none"/>
+        </w:rPr>
+        <w:t xml:space="preserve"> after the comma or full sto</w:t>
+      </w:r>
+      <w:r>
+        <w:rPr>
+          <w:rFonts w:ascii="Times New Roman" w:eastAsia="Times New Roman" w:hAnsi="Times New Roman" w:cs="Times New Roman"/>
+          <w:kern w:val="0"/>
+          <w:sz w:val="20"/>
+          <w:szCs w:val="20"/>
+          <w:lang w:val="en-GB" w:eastAsia="en-GB"/>
+          <w14:ligatures w14:val="none"/>
+        </w:rPr>
+        <w:t>p</w:t>
+      </w:r>
+      <w:r>
+        <w:rPr>
+          <w:rFonts w:ascii="Times New Roman" w:eastAsia="Times New Roman" w:hAnsi="Times New Roman" w:cs="Times New Roman"/>
+          <w:kern w:val="0"/>
+          <w:sz w:val="20"/>
+          <w:szCs w:val="20"/>
+          <w:lang w:val="en-GB" w:eastAsia="en-GB"/>
+          <w14:ligatures w14:val="none"/>
+        </w:rPr>
+        <w:t xml:space="preserve">, and </w:t>
+      </w:r>
+      <w:r>
+        <w:rPr>
+          <w:rFonts w:ascii="Times New Roman" w:eastAsia="Times New Roman" w:hAnsi="Times New Roman" w:cs="Times New Roman"/>
+          <w:kern w:val="0"/>
+          <w:sz w:val="20"/>
+          <w:szCs w:val="20"/>
+          <w:lang w:val="en-GB" w:eastAsia="en-GB"/>
+          <w14:ligatures w14:val="none"/>
+        </w:rPr>
+        <w:t>2)</w:t>
+      </w:r>
+      <w:r>
+        <w:rPr>
+          <w:rFonts w:ascii="Times New Roman" w:eastAsia="Times New Roman" w:hAnsi="Times New Roman" w:cs="Times New Roman"/>
+          <w:kern w:val="0"/>
+          <w:sz w:val="20"/>
+          <w:szCs w:val="20"/>
+          <w:lang w:val="en-GB" w:eastAsia="en-GB"/>
+          <w14:ligatures w14:val="none"/>
+        </w:rPr>
+        <w:t xml:space="preserve"> </w:t>
+      </w:r>
+      <w:r>
+        <w:rPr>
+          <w:rFonts w:ascii="Times New Roman" w:eastAsia="Times New Roman" w:hAnsi="Times New Roman" w:cs="Times New Roman"/>
+          <w:kern w:val="0"/>
+          <w:sz w:val="20"/>
+          <w:szCs w:val="20"/>
+          <w:lang w:val="en-GB" w:eastAsia="en-GB"/>
+          <w14:ligatures w14:val="none"/>
+        </w:rPr>
+        <w:t>a single letter</w:t>
+      </w:r>
+      <w:r>
+        <w:rPr>
+          <w:rFonts w:ascii="Times New Roman" w:eastAsia="Times New Roman" w:hAnsi="Times New Roman" w:cs="Times New Roman"/>
+          <w:kern w:val="0"/>
+          <w:sz w:val="20"/>
+          <w:szCs w:val="20"/>
+          <w:lang w:val="en-GB" w:eastAsia="en-GB"/>
+          <w14:ligatures w14:val="none"/>
+        </w:rPr>
+        <w:t xml:space="preserve"> (L*)</w:t>
+      </w:r>
+      <w:r>
+        <w:rPr>
+          <w:rFonts w:ascii="Times New Roman" w:eastAsia="Times New Roman" w:hAnsi="Times New Roman" w:cs="Times New Roman"/>
+          <w:kern w:val="0"/>
+          <w:sz w:val="20"/>
+          <w:szCs w:val="20"/>
+          <w:lang w:val="en-GB" w:eastAsia="en-GB"/>
+          <w14:ligatures w14:val="none"/>
+        </w:rPr>
+        <w:t xml:space="preserve">, </w:t>
+      </w:r>
+      <w:r>
+        <w:rPr>
+          <w:rFonts w:ascii="Times New Roman" w:eastAsia="Times New Roman" w:hAnsi="Times New Roman" w:cs="Times New Roman"/>
+          <w:kern w:val="0"/>
+          <w:sz w:val="20"/>
+          <w:szCs w:val="20"/>
+          <w:lang w:val="en-GB" w:eastAsia="en-GB"/>
+          <w14:ligatures w14:val="none"/>
+        </w:rPr>
+        <w:t xml:space="preserve">followed by </w:t>
+      </w:r>
+      <w:r>
+        <w:rPr>
+          <w:rFonts w:ascii="Times New Roman" w:eastAsia="Times New Roman" w:hAnsi="Times New Roman" w:cs="Times New Roman"/>
+          <w:kern w:val="0"/>
+          <w:sz w:val="20"/>
+          <w:szCs w:val="20"/>
+          <w:lang w:val="en-GB" w:eastAsia="en-GB"/>
+          <w14:ligatures w14:val="none"/>
+        </w:rPr>
+        <w:t xml:space="preserve">a colon or full stop, </w:t>
+      </w:r>
+      <w:r>
+        <w:rPr>
+          <w:rFonts w:ascii="Times New Roman" w:eastAsia="Times New Roman" w:hAnsi="Times New Roman" w:cs="Times New Roman"/>
+          <w:kern w:val="0"/>
+          <w:sz w:val="20"/>
+          <w:szCs w:val="20"/>
+          <w:lang w:val="en-GB" w:eastAsia="en-GB"/>
+          <w14:ligatures w14:val="none"/>
+        </w:rPr>
+        <w:t xml:space="preserve">followed by a single letter, </w:t>
+      </w:r>
+      <w:r>
+        <w:rPr>
+          <w:rFonts w:ascii="Times New Roman" w:eastAsia="Times New Roman" w:hAnsi="Times New Roman" w:cs="Times New Roman"/>
+          <w:kern w:val="0"/>
+          <w:sz w:val="20"/>
+          <w:szCs w:val="20"/>
+          <w:lang w:val="en-GB" w:eastAsia="en-GB"/>
+          <w14:ligatures w14:val="none"/>
+        </w:rPr>
+        <w:t>offers no line break opportuni</w:t>
+      </w:r>
+      <w:r>
+        <w:rPr>
+          <w:rFonts w:ascii="Times New Roman" w:eastAsia="Times New Roman" w:hAnsi="Times New Roman" w:cs="Times New Roman"/>
+          <w:kern w:val="0"/>
+          <w:sz w:val="20"/>
+          <w:szCs w:val="20"/>
+          <w:lang w:val="en-GB" w:eastAsia="en-GB"/>
+          <w14:ligatures w14:val="none"/>
+        </w:rPr>
+        <w:t>ty after the colon or full stop</w:t>
+      </w:r>
+      <w:r>
+        <w:rPr>
+          <w:rFonts w:ascii="Times New Roman" w:eastAsia="Times New Roman" w:hAnsi="Times New Roman" w:cs="Times New Roman"/>
+          <w:kern w:val="0"/>
+          <w:sz w:val="20"/>
+          <w:szCs w:val="20"/>
+          <w:lang w:val="en-GB" w:eastAsia="en-GB"/>
+          <w14:ligatures w14:val="none"/>
+        </w:rPr>
+        <w:t>.</w:t>
+      </w:r>
+      <w:r>
+        <w:rPr>
+          <w:rFonts w:ascii="Times New Roman" w:eastAsia="Times New Roman" w:hAnsi="Times New Roman" w:cs="Times New Roman"/>
+          <w:kern w:val="0"/>
+          <w:sz w:val="20"/>
+          <w:szCs w:val="20"/>
+          <w:lang w:val="en-GB" w:eastAsia="en-GB"/>
+          <w14:ligatures w14:val="none"/>
+        </w:rPr>
+        <w:t xml:space="preserve"> (For Brahmic scripts</w:t>
+      </w:r>
+      <w:r>
+        <w:rPr>
+          <w:rFonts w:ascii="Times New Roman" w:eastAsia="Times New Roman" w:hAnsi="Times New Roman" w:cs="Times New Roman"/>
+          <w:kern w:val="0"/>
+          <w:sz w:val="20"/>
+          <w:szCs w:val="20"/>
+          <w:lang w:val="en-GB" w:eastAsia="en-GB"/>
+          <w14:ligatures w14:val="none"/>
+        </w:rPr>
+        <w:t xml:space="preserve"> (Indic and more) also ‘danda’ and ‘double danda</w:t>
+      </w:r>
+      <w:r>
+        <w:rPr>
+          <w:rFonts w:ascii="Times New Roman" w:eastAsia="Times New Roman" w:hAnsi="Times New Roman" w:cs="Times New Roman"/>
+          <w:kern w:val="0"/>
+          <w:sz w:val="20"/>
+          <w:szCs w:val="20"/>
+          <w:lang w:val="en-GB" w:eastAsia="en-GB"/>
+          <w14:ligatures w14:val="none"/>
+        </w:rPr>
+        <w:t>, not in common modern use,</w:t>
+      </w:r>
+      <w:r>
+        <w:rPr>
+          <w:rFonts w:ascii="Times New Roman" w:eastAsia="Times New Roman" w:hAnsi="Times New Roman" w:cs="Times New Roman"/>
+          <w:kern w:val="0"/>
+          <w:sz w:val="20"/>
+          <w:szCs w:val="20"/>
+          <w:lang w:val="en-GB" w:eastAsia="en-GB"/>
+          <w14:ligatures w14:val="none"/>
+        </w:rPr>
+        <w:t xml:space="preserve"> are final</w:t>
+      </w:r>
+      <w:r>
+        <w:rPr>
+          <w:rFonts w:ascii="Times New Roman" w:eastAsia="Times New Roman" w:hAnsi="Times New Roman" w:cs="Times New Roman"/>
+          <w:kern w:val="0"/>
+          <w:sz w:val="20"/>
+          <w:szCs w:val="20"/>
+          <w:lang w:val="en-GB" w:eastAsia="en-GB"/>
+          <w14:ligatures w14:val="none"/>
+        </w:rPr>
+        <w:t xml:space="preserve"> punctuation</w:t>
+      </w:r>
+      <w:r>
+        <w:rPr>
+          <w:rFonts w:ascii="Times New Roman" w:eastAsia="Times New Roman" w:hAnsi="Times New Roman" w:cs="Times New Roman"/>
+          <w:kern w:val="0"/>
+          <w:sz w:val="20"/>
+          <w:szCs w:val="20"/>
+          <w:lang w:val="en-GB" w:eastAsia="en-GB"/>
+          <w14:ligatures w14:val="none"/>
+        </w:rPr>
+        <w:t>.)</w:t>
+      </w:r>
+    </w:p>
+    <w:p>
+      <w:pPr>
+        <w:rPr>
+          <w:rFonts w:ascii="Times New Roman" w:eastAsia="Times New Roman" w:hAnsi="Times New Roman" w:cs="Times New Roman"/>
+          <w:kern w:val="0"/>
+          <w:sz w:val="20"/>
+          <w:szCs w:val="20"/>
+          <w:lang w:val="en-GB" w:eastAsia="en-GB"/>
+          <w14:ligatures w14:val="none"/>
+        </w:rPr>
+      </w:pPr>
+      <w:r>
+        <w:rPr>
+          <w:rFonts w:ascii="Times New Roman" w:eastAsia="Times New Roman" w:hAnsi="Times New Roman" w:cs="Times New Roman"/>
+          <w:kern w:val="0"/>
+          <w:sz w:val="20"/>
+          <w:szCs w:val="20"/>
+          <w:lang w:val="en-GB" w:eastAsia="en-GB"/>
+          <w14:ligatures w14:val="none"/>
+        </w:rPr>
+        <w:t>Solidus (and reverse solidus)</w:t>
+      </w:r>
+      <w:r>
+        <w:rPr>
+          <w:rFonts w:ascii="Times New Roman" w:eastAsia="Times New Roman" w:hAnsi="Times New Roman" w:cs="Times New Roman"/>
+          <w:kern w:val="0"/>
+          <w:sz w:val="20"/>
+          <w:szCs w:val="20"/>
+          <w:lang w:val="en-GB" w:eastAsia="en-GB"/>
+          <w14:ligatures w14:val="none"/>
+        </w:rPr>
+        <w:t xml:space="preserve">: A / or \ that is immediately </w:t>
+      </w:r>
+      <w:r>
+        <w:rPr>
+          <w:rFonts w:ascii="Times New Roman" w:eastAsia="Times New Roman" w:hAnsi="Times New Roman" w:cs="Times New Roman"/>
+          <w:kern w:val="0"/>
+          <w:sz w:val="20"/>
+          <w:szCs w:val="20"/>
+          <w:lang w:val="en-GB" w:eastAsia="en-GB"/>
+          <w14:ligatures w14:val="none"/>
+        </w:rPr>
+        <w:t>preceded</w:t>
+      </w:r>
+      <w:r>
+        <w:rPr>
+          <w:rFonts w:ascii="Times New Roman" w:eastAsia="Times New Roman" w:hAnsi="Times New Roman" w:cs="Times New Roman"/>
+          <w:kern w:val="0"/>
+          <w:sz w:val="20"/>
+          <w:szCs w:val="20"/>
+          <w:lang w:val="en-GB" w:eastAsia="en-GB"/>
+          <w14:ligatures w14:val="none"/>
+        </w:rPr>
+        <w:t xml:space="preserve"> by </w:t>
+      </w:r>
+      <w:r>
+        <w:rPr>
+          <w:rFonts w:ascii="Times New Roman" w:eastAsia="Times New Roman" w:hAnsi="Times New Roman" w:cs="Times New Roman"/>
+          <w:kern w:val="0"/>
+          <w:sz w:val="20"/>
+          <w:szCs w:val="20"/>
+          <w:lang w:val="en-GB" w:eastAsia="en-GB"/>
+          <w14:ligatures w14:val="none"/>
+        </w:rPr>
+        <w:t xml:space="preserve">at least two </w:t>
+      </w:r>
+      <w:r>
+        <w:rPr>
+          <w:rFonts w:ascii="Times New Roman" w:eastAsia="Times New Roman" w:hAnsi="Times New Roman" w:cs="Times New Roman"/>
+          <w:kern w:val="0"/>
+          <w:sz w:val="20"/>
+          <w:szCs w:val="20"/>
+          <w:lang w:val="en-GB" w:eastAsia="en-GB"/>
+          <w14:ligatures w14:val="none"/>
+        </w:rPr>
+        <w:t>general category L* character</w:t>
+      </w:r>
+      <w:r>
+        <w:rPr>
+          <w:rFonts w:ascii="Times New Roman" w:eastAsia="Times New Roman" w:hAnsi="Times New Roman" w:cs="Times New Roman"/>
+          <w:kern w:val="0"/>
+          <w:sz w:val="20"/>
+          <w:szCs w:val="20"/>
+          <w:lang w:val="en-GB" w:eastAsia="en-GB"/>
+          <w14:ligatures w14:val="none"/>
+        </w:rPr>
+        <w:t>s</w:t>
+      </w:r>
+      <w:r>
+        <w:rPr>
+          <w:rFonts w:ascii="Times New Roman" w:eastAsia="Times New Roman" w:hAnsi="Times New Roman" w:cs="Times New Roman"/>
+          <w:kern w:val="0"/>
+          <w:sz w:val="20"/>
+          <w:szCs w:val="20"/>
+          <w:lang w:val="en-GB" w:eastAsia="en-GB"/>
+          <w14:ligatures w14:val="none"/>
+        </w:rPr>
+        <w:t>, immediately succeeded by at least two</w:t>
+      </w:r>
+      <w:r>
+        <w:rPr>
+          <w:rFonts w:ascii="Times New Roman" w:eastAsia="Times New Roman" w:hAnsi="Times New Roman" w:cs="Times New Roman"/>
+          <w:kern w:val="0"/>
+          <w:sz w:val="20"/>
+          <w:szCs w:val="20"/>
+          <w:lang w:val="en-GB" w:eastAsia="en-GB"/>
+          <w14:ligatures w14:val="none"/>
+        </w:rPr>
+        <w:t xml:space="preserve"> L* </w:t>
+      </w:r>
+      <w:r>
+        <w:rPr>
+          <w:rFonts w:ascii="Times New Roman" w:eastAsia="Times New Roman" w:hAnsi="Times New Roman" w:cs="Times New Roman"/>
+          <w:kern w:val="0"/>
+          <w:sz w:val="20"/>
+          <w:szCs w:val="20"/>
+          <w:lang w:val="en-GB" w:eastAsia="en-GB"/>
+          <w14:ligatures w14:val="none"/>
+        </w:rPr>
+        <w:t>characters</w:t>
+      </w:r>
+      <w:r>
+        <w:rPr>
+          <w:rFonts w:ascii="Times New Roman" w:eastAsia="Times New Roman" w:hAnsi="Times New Roman" w:cs="Times New Roman"/>
+          <w:kern w:val="0"/>
+          <w:sz w:val="20"/>
+          <w:szCs w:val="20"/>
+          <w:lang w:val="en-GB" w:eastAsia="en-GB"/>
+          <w14:ligatures w14:val="none"/>
+        </w:rPr>
+        <w:t xml:space="preserve">, </w:t>
+      </w:r>
+      <w:r>
+        <w:rPr>
+          <w:rFonts w:ascii="Times New Roman" w:eastAsia="Times New Roman" w:hAnsi="Times New Roman" w:cs="Times New Roman"/>
+          <w:kern w:val="0"/>
+          <w:sz w:val="20"/>
+          <w:szCs w:val="20"/>
+          <w:lang w:val="en-GB" w:eastAsia="en-GB"/>
+          <w14:ligatures w14:val="none"/>
+        </w:rPr>
+        <w:t>offers a line break opportunity after the /</w:t>
+      </w:r>
+      <w:r>
+        <w:rPr>
+          <w:rFonts w:ascii="Times New Roman" w:eastAsia="Times New Roman" w:hAnsi="Times New Roman" w:cs="Times New Roman"/>
+          <w:kern w:val="0"/>
+          <w:sz w:val="20"/>
+          <w:szCs w:val="20"/>
+          <w:lang w:val="en-GB" w:eastAsia="en-GB"/>
+          <w14:ligatures w14:val="none"/>
+        </w:rPr>
+        <w:t xml:space="preserve"> </w:t>
+      </w:r>
+      <w:r>
+        <w:rPr>
+          <w:rFonts w:ascii="Times New Roman" w:eastAsia="Times New Roman" w:hAnsi="Times New Roman" w:cs="Times New Roman"/>
+          <w:kern w:val="0"/>
+          <w:sz w:val="20"/>
+          <w:szCs w:val="20"/>
+          <w:lang w:val="en-GB" w:eastAsia="en-GB"/>
+          <w14:ligatures w14:val="none"/>
+        </w:rPr>
+        <w:t>or \.</w:t>
+      </w:r>
+      <w:r>
+        <w:rPr>
+          <w:rFonts w:ascii="Times New Roman" w:eastAsia="Times New Roman" w:hAnsi="Times New Roman" w:cs="Times New Roman"/>
+          <w:kern w:val="0"/>
+          <w:sz w:val="20"/>
+          <w:szCs w:val="20"/>
+          <w:lang w:val="en-GB" w:eastAsia="en-GB"/>
+          <w14:ligatures w14:val="none"/>
+        </w:rPr>
+        <w:t xml:space="preserve"> This way there is a line break opportunity when / is used as “or”</w:t>
+      </w:r>
+      <w:r>
+        <w:rPr>
+          <w:rFonts w:ascii="Times New Roman" w:eastAsia="Times New Roman" w:hAnsi="Times New Roman" w:cs="Times New Roman"/>
+          <w:kern w:val="0"/>
+          <w:sz w:val="20"/>
+          <w:szCs w:val="20"/>
+          <w:lang w:val="en-GB" w:eastAsia="en-GB"/>
+          <w14:ligatures w14:val="none"/>
+        </w:rPr>
+        <w:t xml:space="preserve">, as well in (most cases) </w:t>
+      </w:r>
+      <w:r>
+        <w:rPr>
+          <w:rFonts w:ascii="Times New Roman" w:eastAsia="Times New Roman" w:hAnsi="Times New Roman" w:cs="Times New Roman"/>
+          <w:kern w:val="0"/>
+          <w:sz w:val="20"/>
+          <w:szCs w:val="20"/>
+          <w:lang w:val="en-GB" w:eastAsia="en-GB"/>
+          <w14:ligatures w14:val="none"/>
+        </w:rPr>
+        <w:t xml:space="preserve">path names (incl. </w:t>
+      </w:r>
+      <w:r>
+        <w:rPr>
+          <w:rFonts w:ascii="Times New Roman" w:eastAsia="Times New Roman" w:hAnsi="Times New Roman" w:cs="Times New Roman"/>
+          <w:kern w:val="0"/>
+          <w:sz w:val="20"/>
+          <w:szCs w:val="20"/>
+          <w:lang w:val="en-GB" w:eastAsia="en-GB"/>
+          <w14:ligatures w14:val="none"/>
+        </w:rPr>
+        <w:t>URLs), which may be quite long without other break opportunities</w:t>
+      </w:r>
+      <w:r>
+        <w:rPr>
+          <w:rFonts w:ascii="Times New Roman" w:eastAsia="Times New Roman" w:hAnsi="Times New Roman" w:cs="Times New Roman"/>
+          <w:kern w:val="0"/>
+          <w:sz w:val="20"/>
+          <w:szCs w:val="20"/>
+          <w:lang w:val="en-GB" w:eastAsia="en-GB"/>
+          <w14:ligatures w14:val="none"/>
+        </w:rPr>
+        <w:t xml:space="preserve">, </w:t>
+      </w:r>
+      <w:r>
+        <w:rPr>
+          <w:rFonts w:ascii="Times New Roman" w:eastAsia="Times New Roman" w:hAnsi="Times New Roman" w:cs="Times New Roman"/>
+          <w:kern w:val="0"/>
+          <w:sz w:val="20"/>
+          <w:szCs w:val="20"/>
+          <w:lang w:val="en-GB" w:eastAsia="en-GB"/>
+          <w14:ligatures w14:val="none"/>
+        </w:rPr>
+        <w:t>still without any break in abbreviations like n/a, nor in number divisions li</w:t>
+      </w:r>
+      <w:r>
+        <w:rPr>
+          <w:rFonts w:ascii="Times New Roman" w:eastAsia="Times New Roman" w:hAnsi="Times New Roman" w:cs="Times New Roman"/>
+          <w:kern w:val="0"/>
+          <w:sz w:val="20"/>
+          <w:szCs w:val="20"/>
+          <w:lang w:val="en-GB" w:eastAsia="en-GB"/>
+          <w14:ligatures w14:val="none"/>
+        </w:rPr>
+        <w:t>k</w:t>
+      </w:r>
+      <w:r>
+        <w:rPr>
+          <w:rFonts w:ascii="Times New Roman" w:eastAsia="Times New Roman" w:hAnsi="Times New Roman" w:cs="Times New Roman"/>
+          <w:kern w:val="0"/>
+          <w:sz w:val="20"/>
+          <w:szCs w:val="20"/>
+          <w:lang w:val="en-GB" w:eastAsia="en-GB"/>
+          <w14:ligatures w14:val="none"/>
+        </w:rPr>
+        <w:t xml:space="preserve">e </w:t>
+      </w:r>
+      <w:r>
+        <w:rPr>
+          <w:rFonts w:ascii="Times New Roman" w:eastAsia="Times New Roman" w:hAnsi="Times New Roman" w:cs="Times New Roman"/>
+          <w:kern w:val="0"/>
+          <w:sz w:val="20"/>
+          <w:szCs w:val="20"/>
+          <w:lang w:val="en-GB" w:eastAsia="en-GB"/>
+          <w14:ligatures w14:val="none"/>
+        </w:rPr>
+        <w:t>16</w:t>
+      </w:r>
+      <w:r>
+        <w:rPr>
+          <w:rFonts w:ascii="Times New Roman" w:eastAsia="Times New Roman" w:hAnsi="Times New Roman" w:cs="Times New Roman"/>
+          <w:kern w:val="0"/>
+          <w:sz w:val="20"/>
+          <w:szCs w:val="20"/>
+          <w:lang w:val="en-GB" w:eastAsia="en-GB"/>
+          <w14:ligatures w14:val="none"/>
+        </w:rPr>
+        <w:t>/</w:t>
+      </w:r>
+      <w:r>
+        <w:rPr>
+          <w:rFonts w:ascii="Times New Roman" w:eastAsia="Times New Roman" w:hAnsi="Times New Roman" w:cs="Times New Roman"/>
+          <w:kern w:val="0"/>
+          <w:sz w:val="20"/>
+          <w:szCs w:val="20"/>
+          <w:lang w:val="en-GB" w:eastAsia="en-GB"/>
+          <w14:ligatures w14:val="none"/>
+        </w:rPr>
+        <w:t>2</w:t>
+      </w:r>
+      <w:r>
+        <w:rPr>
+          <w:rFonts w:ascii="Times New Roman" w:eastAsia="Times New Roman" w:hAnsi="Times New Roman" w:cs="Times New Roman"/>
+          <w:kern w:val="0"/>
+          <w:sz w:val="20"/>
+          <w:szCs w:val="20"/>
+          <w:lang w:val="en-GB" w:eastAsia="en-GB"/>
+          <w14:ligatures w14:val="none"/>
+        </w:rPr>
+        <w:t>0</w:t>
+      </w:r>
+      <w:r>
+        <w:rPr>
+          <w:rFonts w:ascii="Times New Roman" w:eastAsia="Times New Roman" w:hAnsi="Times New Roman" w:cs="Times New Roman"/>
+          <w:kern w:val="0"/>
+          <w:sz w:val="20"/>
+          <w:szCs w:val="20"/>
+          <w:lang w:val="en-GB" w:eastAsia="en-GB"/>
+          <w14:ligatures w14:val="none"/>
+        </w:rPr>
+        <w:t>.</w:t>
       </w:r>
     </w:p>
     <w:sectPr>
@@ -5020,7 +7783,7 @@
 </file>
 
 <file path=word/numbering.xml><?xml version="1.0" encoding="utf-8"?>
-<w:numbering xmlns:wpc="http://schemas.microsoft.com/office/word/2010/wordprocessingCanvas" xmlns:cx="http://schemas.microsoft.com/office/drawing/2014/chartex" xmlns:cx1="http://schemas.microsoft.com/office/drawing/2015/9/8/chartex" xmlns:cx2="http://schemas.microsoft.com/office/drawing/2015/10/21/chartex" xmlns:cx3="http://schemas.microsoft.com/office/drawing/2016/5/9/chartex" xmlns:cx4="http://schemas.microsoft.com/office/drawing/2016/5/10/chartex" xmlns:cx5="http://schemas.microsoft.com/office/drawing/2016/5/11/chartex" xmlns:cx6="http://schemas.microsoft.com/office/drawing/2016/5/12/chartex" xmlns:cx7="http://schemas.microsoft.com/office/drawing/2016/5/13/chartex" xmlns:cx8="http://schemas.microsoft.com/office/drawing/2016/5/14/chartex" xmlns:mc="http://schemas.openxmlformats.org/markup-compatibility/2006" xmlns:aink="http://schemas.microsoft.com/office/drawing/2016/ink" xmlns:am3d="http://schemas.microsoft.com/office/drawing/2017/model3d" xmlns:o="urn:schemas-microsoft-com:office:office" xmlns:oel="http://schemas.microsoft.com/office/2019/extlst" xmlns:r="http://schemas.openxmlformats.org/officeDocument/2006/relationships" xmlns:m="http://schemas.openxmlformats.org/officeDocument/2006/math" xmlns:v="urn:schemas-microsoft-com:vml" xmlns:wp14="http://schemas.microsoft.com/office/word/2010/wordprocessingDrawing" xmlns:wp="http://schemas.openxmlformats.org/drawingml/2006/wordprocessingDrawing" xmlns:w10="urn:schemas-microsoft-com:office:word" xmlns:w="http://schemas.openxmlformats.org/wordprocessingml/2006/main" xmlns:w14="http://schemas.microsoft.com/office/word/2010/wordml" xmlns:w15="http://schemas.microsoft.com/office/word/2012/wordml" xmlns:w16cex="http://schemas.microsoft.com/office/word/2018/wordml/cex" xmlns:w16cid="http://schemas.microsoft.com/office/word/2016/wordml/cid" xmlns:w16="http://schemas.microsoft.com/office/word/2018/wordml" xmlns:w16du="http://schemas.microsoft.com/office/word/2023/wordml/word16du" xmlns:w16sdtdh="http://schemas.microsoft.com/office/word/2020/wordml/sdtdatahash" xmlns:w16sdtfl="http://schemas.microsoft.com/office/word/2024/wordml/sdtformatlock" xmlns:w16se="http://schemas.microsoft.com/office/word/2015/wordml/symex" xmlns:wpg="http://schemas.microsoft.com/office/word/2010/wordprocessingGroup" xmlns:wpi="http://schemas.microsoft.com/office/word/2010/wordprocessingInk" xmlns:wne="http://schemas.microsoft.com/office/word/2006/wordml" xmlns:wps="http://schemas.microsoft.com/office/word/2010/wordprocessingShape" mc:Ignorable="w14 w15 w16se w16cid w16 w16cex w16sdtdh w16sdtfl w16du wp14">
+<w:numbering xmlns:wpc="http://schemas.microsoft.com/office/word/2010/wordprocessingCanvas" xmlns:cx="http://schemas.microsoft.com/office/drawing/2014/chartex" xmlns:cx1="http://schemas.microsoft.com/office/drawing/2015/9/8/chartex" xmlns:cx2="http://schemas.microsoft.com/office/drawing/2015/10/21/chartex" xmlns:cx3="http://schemas.microsoft.com/office/drawing/2016/5/9/chartex" xmlns:cx4="http://schemas.microsoft.com/office/drawing/2016/5/10/chartex" xmlns:cx5="http://schemas.microsoft.com/office/drawing/2016/5/11/chartex" xmlns:cx6="http://schemas.microsoft.com/office/drawing/2016/5/12/chartex" xmlns:cx7="http://schemas.microsoft.com/office/drawing/2016/5/13/chartex" xmlns:cx8="http://schemas.microsoft.com/office/drawing/2016/5/14/chartex" xmlns:mc="http://schemas.openxmlformats.org/markup-compatibility/2006" xmlns:aink="http://schemas.microsoft.com/office/drawing/2016/ink" xmlns:am3d="http://schemas.microsoft.com/office/drawing/2017/model3d" xmlns:o="urn:schemas-microsoft-com:office:office" xmlns:oel="http://schemas.microsoft.com/office/2019/extlst" xmlns:r="http://schemas.openxmlformats.org/officeDocument/2006/relationships" xmlns:m="http://schemas.openxmlformats.org/officeDocument/2006/math" xmlns:v="urn:schemas-microsoft-com:vml" xmlns:wp14="http://schemas.microsoft.com/office/word/2010/wordprocessingDrawing" xmlns:wp="http://schemas.openxmlformats.org/drawingml/2006/wordprocessingDrawing" xmlns:w10="urn:schemas-microsoft-com:office:word" xmlns:w="http://schemas.openxmlformats.org/wordprocessingml/2006/main" xmlns:w14="http://schemas.microsoft.com/office/word/2010/wordml" xmlns:w15="http://schemas.microsoft.com/office/word/2012/wordml" xmlns:w16cei="http://schemas.microsoft.com/office/word/2026/wordml/cei" xmlns:w16cex="http://schemas.microsoft.com/office/word/2018/wordml/cex" xmlns:w16cid="http://schemas.microsoft.com/office/word/2016/wordml/cid" xmlns:w16="http://schemas.microsoft.com/office/word/2018/wordml" xmlns:w16du="http://schemas.microsoft.com/office/word/2023/wordml/word16du" xmlns:w16sdtdh="http://schemas.microsoft.com/office/word/2020/wordml/sdtdatahash" xmlns:w16sdtfl="http://schemas.microsoft.com/office/word/2024/wordml/sdtformatlock" xmlns:w16se="http://schemas.microsoft.com/office/word/2015/wordml/symex" xmlns:wpg="http://schemas.microsoft.com/office/word/2010/wordprocessingGroup" xmlns:wpi="http://schemas.microsoft.com/office/word/2010/wordprocessingInk" xmlns:wne="http://schemas.microsoft.com/office/word/2006/wordml" xmlns:wps="http://schemas.microsoft.com/office/word/2010/wordprocessingShape" mc:Ignorable="w14 w15 w16se w16cid w16 w16cex w16sdtdh w16sdtfl w16du wp14">
   <w:abstractNum w:abstractNumId="0" w15:restartNumberingAfterBreak="0">
     <w:nsid w:val="0D4C4D4E"/>
     <w:multiLevelType w:val="hybridMultilevel"/>
@@ -5627,8 +8390,8 @@
     <w:lsdException w:name="Normal" w:uiPriority="0" w:qFormat="1"/>
     <w:lsdException w:name="heading 1" w:uiPriority="9" w:qFormat="1"/>
     <w:lsdException w:name="heading 2" w:semiHidden="1" w:uiPriority="9" w:unhideWhenUsed="1" w:qFormat="1"/>
-    <w:lsdException w:name="heading 3" w:semiHidden="1" w:uiPriority="9" w:unhideWhenUsed="1" w:qFormat="1"/>
-    <w:lsdException w:name="heading 4" w:semiHidden="1" w:uiPriority="9" w:unhideWhenUsed="1" w:qFormat="1"/>
+    <w:lsdException w:name="heading 3" w:semiHidden="1" w:uiPriority="0" w:unhideWhenUsed="1" w:qFormat="1"/>
+    <w:lsdException w:name="heading 4" w:semiHidden="1" w:uiPriority="0" w:unhideWhenUsed="1" w:qFormat="1"/>
     <w:lsdException w:name="heading 5" w:semiHidden="1" w:uiPriority="9" w:unhideWhenUsed="1" w:qFormat="1"/>
     <w:lsdException w:name="heading 6" w:semiHidden="1" w:uiPriority="9" w:unhideWhenUsed="1" w:qFormat="1"/>
     <w:lsdException w:name="heading 7" w:semiHidden="1" w:uiPriority="9" w:unhideWhenUsed="1" w:qFormat="1"/>
@@ -6054,8 +8817,6 @@
     <w:basedOn w:val="Normal"/>
     <w:next w:val="Normal"/>
     <w:link w:val="Rubrik3Char"/>
-    <w:uiPriority w:val="9"/>
-    <w:semiHidden/>
     <w:unhideWhenUsed/>
     <w:qFormat/>
     <w:rsid w:val="009A7516"/>
@@ -6077,8 +8838,6 @@
     <w:basedOn w:val="Normal"/>
     <w:next w:val="Normal"/>
     <w:link w:val="Rubrik4Char"/>
-    <w:uiPriority w:val="9"/>
-    <w:semiHidden/>
     <w:unhideWhenUsed/>
     <w:qFormat/>
     <w:rsid w:val="009A7516"/>
@@ -6262,8 +9021,6 @@
     <w:name w:val="Rubrik 3 Char"/>
     <w:basedOn w:val="Standardstycketeckensnitt"/>
     <w:link w:val="Rubrik3"/>
-    <w:uiPriority w:val="9"/>
-    <w:semiHidden/>
     <w:rsid w:val="009A7516"/>
     <w:rPr>
       <w:rFonts w:eastAsiaTheme="majorEastAsia" w:cstheme="majorBidi"/>
@@ -6276,8 +9033,6 @@
     <w:name w:val="Rubrik 4 Char"/>
     <w:basedOn w:val="Standardstycketeckensnitt"/>
     <w:link w:val="Rubrik4"/>
-    <w:uiPriority w:val="9"/>
-    <w:semiHidden/>
     <w:rsid w:val="009A7516"/>
     <w:rPr>
       <w:rFonts w:eastAsiaTheme="majorEastAsia" w:cstheme="majorBidi"/>

--- a/6.2.3.docx
+++ b/6.2.3.docx
@@ -3600,18 +3600,7 @@
           <w:lang w:val="en-GB" w:eastAsia="en-GB"/>
           <w14:ligatures w14:val="none"/>
         </w:rPr>
-        <w:t xml:space="preserve"> mapped to </w:t>
-      </w:r>
-      <w:r>
-        <w:rPr>
-          <w:rFonts w:ascii="Times New Roman" w:eastAsia="Times New Roman" w:hAnsi="Times New Roman" w:cs="Times New Roman"/>
-          <w:kern w:val="0"/>
-          <w:sz w:val="20"/>
-          <w:szCs w:val="20"/>
-          <w:lang w:val="en-GB" w:eastAsia="en-GB"/>
-          <w14:ligatures w14:val="none"/>
-        </w:rPr>
-        <w:t>U+</w:t>
+        <w:t xml:space="preserve"> mapped to U+</w:t>
       </w:r>
       <w:r>
         <w:rPr>
@@ -4972,7 +4961,29 @@
           <w:lang w:val="en-GB" w:eastAsia="en-GB"/>
           <w14:ligatures w14:val="none"/>
         </w:rPr>
-        <w:t>even close to correctly.</w:t>
+        <w:t>even close to correctly</w:t>
+      </w:r>
+      <w:r>
+        <w:rPr>
+          <w:rFonts w:ascii="Times New Roman" w:eastAsia="Times New Roman" w:hAnsi="Times New Roman" w:cs="Times New Roman"/>
+          <w:kern w:val="0"/>
+          <w:sz w:val="20"/>
+          <w:szCs w:val="20"/>
+          <w:lang w:val="en-GB" w:eastAsia="en-GB"/>
+          <w14:ligatures w14:val="none"/>
+        </w:rPr>
+        <w:t xml:space="preserve"> (and for bidi, not at all)</w:t>
+      </w:r>
+      <w:r>
+        <w:rPr>
+          <w:rFonts w:ascii="Times New Roman" w:eastAsia="Times New Roman" w:hAnsi="Times New Roman" w:cs="Times New Roman"/>
+          <w:kern w:val="0"/>
+          <w:sz w:val="20"/>
+          <w:szCs w:val="20"/>
+          <w:lang w:val="en-GB" w:eastAsia="en-GB"/>
+          <w14:ligatures w14:val="none"/>
+        </w:rPr>
+        <w:t>.</w:t>
       </w:r>
       <w:r>
         <w:rPr>
@@ -5049,6 +5060,17 @@
           <w:lang w:val="en-GB" w:eastAsia="en-GB"/>
           <w14:ligatures w14:val="none"/>
         </w:rPr>
+        <w:t xml:space="preserve"> here (nor in the Unicode algorithms)</w:t>
+      </w:r>
+      <w:r>
+        <w:rPr>
+          <w:rFonts w:ascii="Times New Roman" w:eastAsia="Times New Roman" w:hAnsi="Times New Roman" w:cs="Times New Roman"/>
+          <w:kern w:val="0"/>
+          <w:sz w:val="20"/>
+          <w:szCs w:val="20"/>
+          <w:lang w:val="en-GB" w:eastAsia="en-GB"/>
+          <w14:ligatures w14:val="none"/>
+        </w:rPr>
         <w:t>, and people do not always follow writing conventions</w:t>
       </w:r>
       <w:r>
@@ -5072,6 +5094,149 @@
           <w14:ligatures w14:val="none"/>
         </w:rPr>
         <w:t xml:space="preserve"> assuming that writing conventions are followed sufficiently well.</w:t>
+      </w:r>
+      <w:r>
+        <w:rPr>
+          <w:rFonts w:ascii="Times New Roman" w:eastAsia="Times New Roman" w:hAnsi="Times New Roman" w:cs="Times New Roman"/>
+          <w:kern w:val="0"/>
+          <w:sz w:val="20"/>
+          <w:szCs w:val="20"/>
+          <w:lang w:val="en-GB" w:eastAsia="en-GB"/>
+          <w14:ligatures w14:val="none"/>
+        </w:rPr>
+        <w:t xml:space="preserve"> The bidi algorithm (section </w:t>
+      </w:r>
+      <w:r>
+        <w:rPr>
+          <w:rFonts w:ascii="Times New Roman" w:eastAsia="Times New Roman" w:hAnsi="Times New Roman" w:cs="Times New Roman"/>
+          <w:kern w:val="0"/>
+          <w:sz w:val="20"/>
+          <w:szCs w:val="20"/>
+          <w:lang w:val="en-GB" w:eastAsia="en-GB"/>
+          <w14:ligatures w14:val="none"/>
+        </w:rPr>
+        <w:t>3.1.3 Paired Brackets</w:t>
+      </w:r>
+      <w:r>
+        <w:rPr>
+          <w:rFonts w:ascii="Times New Roman" w:eastAsia="Times New Roman" w:hAnsi="Times New Roman" w:cs="Times New Roman"/>
+          <w:kern w:val="0"/>
+          <w:sz w:val="20"/>
+          <w:szCs w:val="20"/>
+          <w:lang w:val="en-GB" w:eastAsia="en-GB"/>
+          <w14:ligatures w14:val="none"/>
+        </w:rPr>
+        <w:t>)</w:t>
+      </w:r>
+      <w:r>
+        <w:rPr>
+          <w:rFonts w:ascii="Times New Roman" w:eastAsia="Times New Roman" w:hAnsi="Times New Roman" w:cs="Times New Roman"/>
+          <w:kern w:val="0"/>
+          <w:sz w:val="20"/>
+          <w:szCs w:val="20"/>
+          <w:lang w:val="en-GB" w:eastAsia="en-GB"/>
+          <w14:ligatures w14:val="none"/>
+        </w:rPr>
+        <w:t xml:space="preserve"> loosely assumes that there is bracket ‘pairing’</w:t>
+      </w:r>
+      <w:r>
+        <w:rPr>
+          <w:rFonts w:ascii="Times New Roman" w:eastAsia="Times New Roman" w:hAnsi="Times New Roman" w:cs="Times New Roman"/>
+          <w:kern w:val="0"/>
+          <w:sz w:val="20"/>
+          <w:szCs w:val="20"/>
+          <w:lang w:val="en-GB" w:eastAsia="en-GB"/>
+          <w14:ligatures w14:val="none"/>
+        </w:rPr>
+        <w:t>, presumably</w:t>
+      </w:r>
+      <w:r>
+        <w:rPr>
+          <w:rFonts w:ascii="Times New Roman" w:eastAsia="Times New Roman" w:hAnsi="Times New Roman" w:cs="Times New Roman"/>
+          <w:kern w:val="0"/>
+          <w:sz w:val="20"/>
+          <w:szCs w:val="20"/>
+          <w:lang w:val="en-GB" w:eastAsia="en-GB"/>
+          <w14:ligatures w14:val="none"/>
+        </w:rPr>
+        <w:t xml:space="preserve"> (</w:t>
+      </w:r>
+      <w:r>
+        <w:rPr>
+          <w:rFonts w:ascii="Times New Roman" w:eastAsia="Times New Roman" w:hAnsi="Times New Roman" w:cs="Times New Roman"/>
+          <w:kern w:val="0"/>
+          <w:sz w:val="20"/>
+          <w:szCs w:val="20"/>
+          <w:lang w:val="en-GB" w:eastAsia="en-GB"/>
+          <w14:ligatures w14:val="none"/>
+        </w:rPr>
+        <w:t>as of 2026, not clearly stated in the bidi algorithm)</w:t>
+      </w:r>
+      <w:r>
+        <w:rPr>
+          <w:rFonts w:ascii="Times New Roman" w:eastAsia="Times New Roman" w:hAnsi="Times New Roman" w:cs="Times New Roman"/>
+          <w:kern w:val="0"/>
+          <w:sz w:val="20"/>
+          <w:szCs w:val="20"/>
+          <w:lang w:val="en-GB" w:eastAsia="en-GB"/>
+          <w14:ligatures w14:val="none"/>
+        </w:rPr>
+        <w:t xml:space="preserve"> trying to match with </w:t>
+      </w:r>
+      <w:r>
+        <w:rPr>
+          <w:rFonts w:ascii="Times New Roman" w:eastAsia="Times New Roman" w:hAnsi="Times New Roman" w:cs="Times New Roman"/>
+          <w:kern w:val="0"/>
+          <w:sz w:val="20"/>
+          <w:szCs w:val="20"/>
+          <w:lang w:val="en-GB" w:eastAsia="en-GB"/>
+          <w14:ligatures w14:val="none"/>
+        </w:rPr>
+        <w:t>a</w:t>
+      </w:r>
+      <w:r>
+        <w:rPr>
+          <w:rFonts w:ascii="Times New Roman" w:eastAsia="Times New Roman" w:hAnsi="Times New Roman" w:cs="Times New Roman"/>
+          <w:kern w:val="0"/>
+          <w:sz w:val="20"/>
+          <w:szCs w:val="20"/>
+          <w:lang w:val="en-GB" w:eastAsia="en-GB"/>
+          <w14:ligatures w14:val="none"/>
+        </w:rPr>
+        <w:t xml:space="preserve"> ‘mirror’ bracket </w:t>
+      </w:r>
+      <w:r>
+        <w:rPr>
+          <w:rFonts w:ascii="Times New Roman" w:eastAsia="Times New Roman" w:hAnsi="Times New Roman" w:cs="Times New Roman"/>
+          <w:kern w:val="0"/>
+          <w:sz w:val="20"/>
+          <w:szCs w:val="20"/>
+          <w:lang w:val="en-GB" w:eastAsia="en-GB"/>
+          <w14:ligatures w14:val="none"/>
+        </w:rPr>
+        <w:t>character</w:t>
+      </w:r>
+      <w:r>
+        <w:rPr>
+          <w:rFonts w:ascii="Times New Roman" w:eastAsia="Times New Roman" w:hAnsi="Times New Roman" w:cs="Times New Roman"/>
+          <w:kern w:val="0"/>
+          <w:sz w:val="20"/>
+          <w:szCs w:val="20"/>
+          <w:lang w:val="en-GB" w:eastAsia="en-GB"/>
+          <w14:ligatures w14:val="none"/>
+        </w:rPr>
+        <w:t xml:space="preserve">; presumably (again) </w:t>
+      </w:r>
+      <w:r>
+        <w:rPr>
+          <w:rFonts w:ascii="Times New Roman" w:eastAsia="Times New Roman" w:hAnsi="Times New Roman" w:cs="Times New Roman"/>
+          <w:kern w:val="0"/>
+          <w:sz w:val="20"/>
+          <w:szCs w:val="20"/>
+          <w:lang w:val="en-GB" w:eastAsia="en-GB"/>
+          <w14:ligatures w14:val="none"/>
+        </w:rPr>
+        <w:t>including nest counting.</w:t>
       </w:r>
     </w:p>
     <w:p>
@@ -5094,195 +5259,349 @@
           <w:lang w:val="en-GB" w:eastAsia="en-GB"/>
           <w14:ligatures w14:val="none"/>
         </w:rPr>
-        <w:t xml:space="preserve">The ad hoc inference is </w:t>
-      </w:r>
-      <w:r>
-        <w:rPr>
-          <w:rFonts w:ascii="Times New Roman" w:eastAsia="Times New Roman" w:hAnsi="Times New Roman" w:cs="Times New Roman"/>
-          <w:kern w:val="0"/>
-          <w:sz w:val="20"/>
-          <w:szCs w:val="20"/>
-          <w:lang w:val="en-GB" w:eastAsia="en-GB"/>
-          <w14:ligatures w14:val="none"/>
-        </w:rPr>
-        <w:t xml:space="preserve">for most scripts based on that words are </w:t>
-      </w:r>
-      <w:r>
-        <w:rPr>
-          <w:rFonts w:ascii="Times New Roman" w:eastAsia="Times New Roman" w:hAnsi="Times New Roman" w:cs="Times New Roman"/>
-          <w:kern w:val="0"/>
-          <w:sz w:val="20"/>
-          <w:szCs w:val="20"/>
-          <w:lang w:val="en-GB" w:eastAsia="en-GB"/>
-          <w14:ligatures w14:val="none"/>
-        </w:rPr>
-        <w:t>separated by space, as it is in most scripts</w:t>
-      </w:r>
-      <w:r>
-        <w:rPr>
-          <w:rFonts w:ascii="Times New Roman" w:eastAsia="Times New Roman" w:hAnsi="Times New Roman" w:cs="Times New Roman"/>
-          <w:kern w:val="0"/>
-          <w:sz w:val="20"/>
-          <w:szCs w:val="20"/>
-          <w:lang w:val="en-GB" w:eastAsia="en-GB"/>
-          <w14:ligatures w14:val="none"/>
-        </w:rPr>
-        <w:t>.</w:t>
-      </w:r>
-      <w:r>
-        <w:rPr>
-          <w:rFonts w:ascii="Times New Roman" w:eastAsia="Times New Roman" w:hAnsi="Times New Roman" w:cs="Times New Roman"/>
-          <w:kern w:val="0"/>
-          <w:sz w:val="20"/>
-          <w:szCs w:val="20"/>
-          <w:lang w:val="en-GB" w:eastAsia="en-GB"/>
-          <w14:ligatures w14:val="none"/>
-        </w:rPr>
-        <w:t xml:space="preserve"> For scripts that do not use space between words, in particular</w:t>
-      </w:r>
-      <w:r>
-        <w:rPr>
-          <w:rFonts w:ascii="Times New Roman" w:eastAsia="Times New Roman" w:hAnsi="Times New Roman" w:cs="Times New Roman"/>
-          <w:kern w:val="0"/>
-          <w:sz w:val="20"/>
-          <w:szCs w:val="20"/>
-          <w:lang w:val="en-GB" w:eastAsia="en-GB"/>
-          <w14:ligatures w14:val="none"/>
-        </w:rPr>
-        <w:t xml:space="preserve"> Khmer, Thai, Lao, and </w:t>
-      </w:r>
-      <w:r>
-        <w:rPr>
-          <w:rFonts w:ascii="Times New Roman" w:eastAsia="Times New Roman" w:hAnsi="Times New Roman" w:cs="Times New Roman"/>
-          <w:kern w:val="0"/>
-          <w:sz w:val="20"/>
-          <w:szCs w:val="20"/>
-          <w:lang w:val="en-GB" w:eastAsia="en-GB"/>
-          <w14:ligatures w14:val="none"/>
-        </w:rPr>
-        <w:t xml:space="preserve">Chinese and Japanese, we use a simpler ad hoc, close to the </w:t>
-      </w:r>
-      <w:r>
-        <w:rPr>
-          <w:rFonts w:ascii="Times New Roman" w:eastAsia="Times New Roman" w:hAnsi="Times New Roman" w:cs="Times New Roman"/>
-          <w:kern w:val="0"/>
-          <w:sz w:val="20"/>
-          <w:szCs w:val="20"/>
-          <w:lang w:val="en-GB" w:eastAsia="en-GB"/>
-          <w14:ligatures w14:val="none"/>
-        </w:rPr>
-        <w:t>Unicode approach for line breaking.</w:t>
-      </w:r>
-      <w:r>
-        <w:rPr>
-          <w:rFonts w:ascii="Times New Roman" w:eastAsia="Times New Roman" w:hAnsi="Times New Roman" w:cs="Times New Roman"/>
-          <w:kern w:val="0"/>
-          <w:sz w:val="20"/>
-          <w:szCs w:val="20"/>
-          <w:lang w:val="en-GB" w:eastAsia="en-GB"/>
-          <w14:ligatures w14:val="none"/>
-        </w:rPr>
-        <w:t xml:space="preserve"> Note that modern Korean does use space between words, and that Chinese and Japanese </w:t>
-      </w:r>
-      <w:r>
-        <w:rPr>
-          <w:rFonts w:ascii="Times New Roman" w:eastAsia="Times New Roman" w:hAnsi="Times New Roman" w:cs="Times New Roman"/>
-          <w:kern w:val="0"/>
-          <w:sz w:val="20"/>
-          <w:szCs w:val="20"/>
-          <w:lang w:val="en-GB" w:eastAsia="en-GB"/>
-          <w14:ligatures w14:val="none"/>
-        </w:rPr>
-        <w:t xml:space="preserve">conventionally </w:t>
-      </w:r>
-      <w:r>
-        <w:rPr>
-          <w:rFonts w:ascii="Times New Roman" w:eastAsia="Times New Roman" w:hAnsi="Times New Roman" w:cs="Times New Roman"/>
-          <w:kern w:val="0"/>
-          <w:sz w:val="20"/>
-          <w:szCs w:val="20"/>
-          <w:lang w:val="en-GB" w:eastAsia="en-GB"/>
-          <w14:ligatures w14:val="none"/>
-        </w:rPr>
-        <w:t xml:space="preserve">use </w:t>
-      </w:r>
-      <w:r>
-        <w:rPr>
-          <w:rFonts w:ascii="Times New Roman" w:eastAsia="Times New Roman" w:hAnsi="Times New Roman" w:cs="Times New Roman"/>
-          <w:kern w:val="0"/>
-          <w:sz w:val="20"/>
-          <w:szCs w:val="20"/>
-          <w:lang w:val="en-GB" w:eastAsia="en-GB"/>
-          <w14:ligatures w14:val="none"/>
-        </w:rPr>
-        <w:t>other quote marks that are not ambiguous (i.e. not QU).</w:t>
+        <w:t>For ambiguous quote marks</w:t>
+      </w:r>
+      <w:r>
+        <w:rPr>
+          <w:rFonts w:ascii="Times New Roman" w:eastAsia="Times New Roman" w:hAnsi="Times New Roman" w:cs="Times New Roman"/>
+          <w:kern w:val="0"/>
+          <w:sz w:val="20"/>
+          <w:szCs w:val="20"/>
+          <w:lang w:val="en-GB" w:eastAsia="en-GB"/>
+          <w14:ligatures w14:val="none"/>
+        </w:rPr>
+        <w:t>, we will assume the following k</w:t>
+      </w:r>
+      <w:r>
+        <w:rPr>
+          <w:rFonts w:ascii="Times New Roman" w:eastAsia="Times New Roman" w:hAnsi="Times New Roman" w:cs="Times New Roman"/>
+          <w:kern w:val="0"/>
+          <w:sz w:val="20"/>
+          <w:szCs w:val="20"/>
+          <w:lang w:val="en-GB" w:eastAsia="en-GB"/>
+          <w14:ligatures w14:val="none"/>
+        </w:rPr>
+        <w:t xml:space="preserve">ind of (non-mirror…) matching: open quote </w:t>
+      </w:r>
+      <w:r>
+        <w:rPr>
+          <w:rFonts w:ascii="Times New Roman" w:eastAsia="Times New Roman" w:hAnsi="Times New Roman" w:cs="Times New Roman"/>
+          <w:kern w:val="0"/>
+          <w:sz w:val="20"/>
+          <w:szCs w:val="20"/>
+          <w:lang w:val="en-GB" w:eastAsia="en-GB"/>
+          <w14:ligatures w14:val="none"/>
+        </w:rPr>
+        <w:t>marks that are comma-like and double</w:t>
+      </w:r>
+      <w:r>
+        <w:rPr>
+          <w:rFonts w:ascii="Times New Roman" w:eastAsia="Times New Roman" w:hAnsi="Times New Roman" w:cs="Times New Roman"/>
+          <w:kern w:val="0"/>
+          <w:sz w:val="20"/>
+          <w:szCs w:val="20"/>
+          <w:lang w:val="en-GB" w:eastAsia="en-GB"/>
+          <w14:ligatures w14:val="none"/>
+        </w:rPr>
+        <w:t xml:space="preserve"> have as (fake mirror) match a close quote mark that is </w:t>
+      </w:r>
+      <w:r>
+        <w:rPr>
+          <w:rFonts w:ascii="Times New Roman" w:eastAsia="Times New Roman" w:hAnsi="Times New Roman" w:cs="Times New Roman"/>
+          <w:kern w:val="0"/>
+          <w:sz w:val="20"/>
+          <w:szCs w:val="20"/>
+          <w:lang w:val="en-GB" w:eastAsia="en-GB"/>
+          <w14:ligatures w14:val="none"/>
+        </w:rPr>
+        <w:t xml:space="preserve">comma like and double; similarly for </w:t>
+      </w:r>
+      <w:r>
+        <w:rPr>
+          <w:rFonts w:ascii="Times New Roman" w:eastAsia="Times New Roman" w:hAnsi="Times New Roman" w:cs="Times New Roman"/>
+          <w:kern w:val="0"/>
+          <w:sz w:val="20"/>
+          <w:szCs w:val="20"/>
+          <w:lang w:val="en-GB" w:eastAsia="en-GB"/>
+          <w14:ligatures w14:val="none"/>
+        </w:rPr>
+        <w:t>comma-like and single; similarly for comparison-operator-like and double</w:t>
+      </w:r>
+      <w:r>
+        <w:rPr>
+          <w:rFonts w:ascii="Times New Roman" w:eastAsia="Times New Roman" w:hAnsi="Times New Roman" w:cs="Times New Roman"/>
+          <w:kern w:val="0"/>
+          <w:sz w:val="20"/>
+          <w:szCs w:val="20"/>
+          <w:lang w:val="en-GB" w:eastAsia="en-GB"/>
+          <w14:ligatures w14:val="none"/>
+        </w:rPr>
+        <w:t>; similarly for comparison-operator-like and single.</w:t>
+      </w:r>
+      <w:r>
+        <w:rPr>
+          <w:rFonts w:ascii="Times New Roman" w:eastAsia="Times New Roman" w:hAnsi="Times New Roman" w:cs="Times New Roman"/>
+          <w:kern w:val="0"/>
+          <w:sz w:val="20"/>
+          <w:szCs w:val="20"/>
+          <w:lang w:val="en-GB" w:eastAsia="en-GB"/>
+          <w14:ligatures w14:val="none"/>
+        </w:rPr>
+        <w:t xml:space="preserve"> Note that in an actual text, brackets might not </w:t>
+      </w:r>
+      <w:r>
+        <w:rPr>
+          <w:rFonts w:ascii="Times New Roman" w:eastAsia="Times New Roman" w:hAnsi="Times New Roman" w:cs="Times New Roman"/>
+          <w:kern w:val="0"/>
+          <w:sz w:val="20"/>
+          <w:szCs w:val="20"/>
+          <w:lang w:val="en-GB" w:eastAsia="en-GB"/>
+          <w14:ligatures w14:val="none"/>
+        </w:rPr>
+        <w:t>always have open-close matching, and it is implementa</w:t>
+      </w:r>
+      <w:r>
+        <w:rPr>
+          <w:rFonts w:ascii="Times New Roman" w:eastAsia="Times New Roman" w:hAnsi="Times New Roman" w:cs="Times New Roman"/>
+          <w:kern w:val="0"/>
+          <w:sz w:val="20"/>
+          <w:szCs w:val="20"/>
+          <w:lang w:val="en-GB" w:eastAsia="en-GB"/>
+          <w14:ligatures w14:val="none"/>
+        </w:rPr>
+        <w:t>tion defined how that is handled.</w:t>
+      </w:r>
+      <w:r>
+        <w:rPr>
+          <w:rFonts w:ascii="Times New Roman" w:eastAsia="Times New Roman" w:hAnsi="Times New Roman" w:cs="Times New Roman"/>
+          <w:kern w:val="0"/>
+          <w:sz w:val="20"/>
+          <w:szCs w:val="20"/>
+          <w:lang w:val="en-GB" w:eastAsia="en-GB"/>
+          <w14:ligatures w14:val="none"/>
+        </w:rPr>
+        <w:t xml:space="preserve"> (In particular, </w:t>
+      </w:r>
+      <w:r>
+        <w:rPr>
+          <w:rFonts w:ascii="Times New Roman" w:eastAsia="Times New Roman" w:hAnsi="Times New Roman" w:cs="Times New Roman"/>
+          <w:kern w:val="0"/>
+          <w:sz w:val="20"/>
+          <w:szCs w:val="20"/>
+          <w:lang w:val="en-GB" w:eastAsia="en-GB"/>
+          <w14:ligatures w14:val="none"/>
+        </w:rPr>
+        <w:t>‘)’ may be used a list number indicator, and not a bracket at all; detecting that as well as other border-line cases</w:t>
+      </w:r>
+      <w:r>
+        <w:rPr>
+          <w:rFonts w:ascii="Times New Roman" w:eastAsia="Times New Roman" w:hAnsi="Times New Roman" w:cs="Times New Roman"/>
+          <w:kern w:val="0"/>
+          <w:sz w:val="20"/>
+          <w:szCs w:val="20"/>
+          <w:lang w:val="en-GB" w:eastAsia="en-GB"/>
+          <w14:ligatures w14:val="none"/>
+        </w:rPr>
+        <w:t xml:space="preserve"> (like the quoting in this sentence)</w:t>
+      </w:r>
+      <w:r>
+        <w:rPr>
+          <w:rFonts w:ascii="Times New Roman" w:eastAsia="Times New Roman" w:hAnsi="Times New Roman" w:cs="Times New Roman"/>
+          <w:kern w:val="0"/>
+          <w:sz w:val="20"/>
+          <w:szCs w:val="20"/>
+          <w:lang w:val="en-GB" w:eastAsia="en-GB"/>
+          <w14:ligatures w14:val="none"/>
+        </w:rPr>
+        <w:t>, including</w:t>
+      </w:r>
+      <w:r>
+        <w:rPr>
+          <w:rFonts w:ascii="Times New Roman" w:eastAsia="Times New Roman" w:hAnsi="Times New Roman" w:cs="Times New Roman"/>
+          <w:kern w:val="0"/>
+          <w:sz w:val="20"/>
+          <w:szCs w:val="20"/>
+          <w:lang w:val="en-GB" w:eastAsia="en-GB"/>
+          <w14:ligatures w14:val="none"/>
+        </w:rPr>
+        <w:t xml:space="preserve"> typos</w:t>
+      </w:r>
+      <w:r>
+        <w:rPr>
+          <w:rFonts w:ascii="Times New Roman" w:eastAsia="Times New Roman" w:hAnsi="Times New Roman" w:cs="Times New Roman"/>
+          <w:kern w:val="0"/>
+          <w:sz w:val="20"/>
+          <w:szCs w:val="20"/>
+          <w:lang w:val="en-GB" w:eastAsia="en-GB"/>
+          <w14:ligatures w14:val="none"/>
+        </w:rPr>
+        <w:t>, requires some level of semantic analysis</w:t>
+      </w:r>
+      <w:r>
+        <w:rPr>
+          <w:rFonts w:ascii="Times New Roman" w:eastAsia="Times New Roman" w:hAnsi="Times New Roman" w:cs="Times New Roman"/>
+          <w:kern w:val="0"/>
+          <w:sz w:val="20"/>
+          <w:szCs w:val="20"/>
+          <w:lang w:val="en-GB" w:eastAsia="en-GB"/>
+          <w14:ligatures w14:val="none"/>
+        </w:rPr>
+        <w:t>, which is out of scope</w:t>
+      </w:r>
+      <w:r>
+        <w:rPr>
+          <w:rFonts w:ascii="Times New Roman" w:eastAsia="Times New Roman" w:hAnsi="Times New Roman" w:cs="Times New Roman"/>
+          <w:kern w:val="0"/>
+          <w:sz w:val="20"/>
+          <w:szCs w:val="20"/>
+          <w:lang w:val="en-GB" w:eastAsia="en-GB"/>
+          <w14:ligatures w14:val="none"/>
+        </w:rPr>
+        <w:t>.)</w:t>
       </w:r>
     </w:p>
     <w:p>
       <w:pPr>
         <w:rPr>
-          <w:rFonts w:ascii="Arial" w:eastAsia="Times New Roman" w:hAnsi="Arial" w:cs="Times New Roman"/>
-          <w:kern w:val="0"/>
-          <w:sz w:val="22"/>
-          <w:szCs w:val="18"/>
+          <w:rFonts w:ascii="Times New Roman" w:eastAsia="Times New Roman" w:hAnsi="Times New Roman" w:cs="Times New Roman"/>
+          <w:kern w:val="0"/>
+          <w:sz w:val="20"/>
+          <w:szCs w:val="20"/>
           <w:lang w:val="en-GB" w:eastAsia="en-GB"/>
           <w14:ligatures w14:val="none"/>
         </w:rPr>
       </w:pPr>
       <w:r>
         <w:rPr>
-          <w:rFonts w:ascii="Arial" w:eastAsia="Times New Roman" w:hAnsi="Arial" w:cs="Times New Roman"/>
-          <w:kern w:val="0"/>
-          <w:sz w:val="22"/>
-          <w:szCs w:val="18"/>
-          <w:lang w:val="en-GB" w:eastAsia="en-GB"/>
-          <w14:ligatures w14:val="none"/>
-        </w:rPr>
-        <w:t>6.2.3.4</w:t>
-      </w:r>
-      <w:r>
-        <w:rPr>
-          <w:rFonts w:ascii="Arial" w:eastAsia="Times New Roman" w:hAnsi="Arial" w:cs="Times New Roman"/>
-          <w:kern w:val="0"/>
-          <w:sz w:val="22"/>
-          <w:szCs w:val="18"/>
-          <w:lang w:val="en-GB" w:eastAsia="en-GB"/>
-          <w14:ligatures w14:val="none"/>
-        </w:rPr>
-        <w:t>.1</w:t>
-      </w:r>
-      <w:r>
-        <w:rPr>
-          <w:rFonts w:ascii="Arial" w:eastAsia="Times New Roman" w:hAnsi="Arial" w:cs="Times New Roman"/>
-          <w:kern w:val="0"/>
-          <w:sz w:val="22"/>
-          <w:szCs w:val="18"/>
-          <w:lang w:val="en-GB" w:eastAsia="en-GB"/>
-          <w14:ligatures w14:val="none"/>
-        </w:rPr>
-        <w:t xml:space="preserve"> </w:t>
-      </w:r>
-      <w:r>
-        <w:rPr>
-          <w:rFonts w:ascii="Arial" w:eastAsia="Times New Roman" w:hAnsi="Arial" w:cs="Times New Roman"/>
-          <w:kern w:val="0"/>
-          <w:sz w:val="22"/>
-          <w:szCs w:val="18"/>
-          <w:lang w:val="en-GB" w:eastAsia="en-GB"/>
-          <w14:ligatures w14:val="none"/>
-        </w:rPr>
-        <w:t>QU ad hoc disambiguation</w:t>
-      </w:r>
-      <w:r>
-        <w:rPr>
-          <w:rFonts w:ascii="Arial" w:eastAsia="Times New Roman" w:hAnsi="Arial" w:cs="Times New Roman"/>
-          <w:kern w:val="0"/>
-          <w:sz w:val="22"/>
-          <w:szCs w:val="18"/>
-          <w:lang w:val="en-GB" w:eastAsia="en-GB"/>
-          <w14:ligatures w14:val="none"/>
-        </w:rPr>
-        <w:t xml:space="preserve"> for scripts using space between words</w:t>
+          <w:rFonts w:ascii="Times New Roman" w:eastAsia="Times New Roman" w:hAnsi="Times New Roman" w:cs="Times New Roman"/>
+          <w:kern w:val="0"/>
+          <w:sz w:val="20"/>
+          <w:szCs w:val="20"/>
+          <w:lang w:val="en-GB" w:eastAsia="en-GB"/>
+          <w14:ligatures w14:val="none"/>
+        </w:rPr>
+        <w:t>This ad-hoc analysis (</w:t>
+      </w:r>
+      <w:r>
+        <w:rPr>
+          <w:rFonts w:ascii="Times New Roman" w:eastAsia="Times New Roman" w:hAnsi="Times New Roman" w:cs="Times New Roman"/>
+          <w:kern w:val="0"/>
+          <w:sz w:val="20"/>
+          <w:szCs w:val="20"/>
+          <w:lang w:val="en-GB" w:eastAsia="en-GB"/>
+          <w14:ligatures w14:val="none"/>
+        </w:rPr>
+        <w:t xml:space="preserve">given below) and begin-end matching (as above) must be done before </w:t>
+      </w:r>
+      <w:r>
+        <w:rPr>
+          <w:rFonts w:ascii="Times New Roman" w:eastAsia="Times New Roman" w:hAnsi="Times New Roman" w:cs="Times New Roman"/>
+          <w:kern w:val="0"/>
+          <w:sz w:val="20"/>
+          <w:szCs w:val="20"/>
+          <w:lang w:val="en-GB" w:eastAsia="en-GB"/>
+          <w14:ligatures w14:val="none"/>
+        </w:rPr>
+        <w:t>the paired brackets handling</w:t>
+      </w:r>
+      <w:r>
+        <w:rPr>
+          <w:rFonts w:ascii="Times New Roman" w:eastAsia="Times New Roman" w:hAnsi="Times New Roman" w:cs="Times New Roman"/>
+          <w:kern w:val="0"/>
+          <w:sz w:val="20"/>
+          <w:szCs w:val="20"/>
+          <w:lang w:val="en-GB" w:eastAsia="en-GB"/>
+          <w14:ligatures w14:val="none"/>
+        </w:rPr>
+        <w:t xml:space="preserve"> (</w:t>
+      </w:r>
+      <w:r>
+        <w:rPr>
+          <w:rFonts w:ascii="Times New Roman" w:eastAsia="Times New Roman" w:hAnsi="Times New Roman" w:cs="Times New Roman"/>
+          <w:kern w:val="0"/>
+          <w:sz w:val="20"/>
+          <w:szCs w:val="20"/>
+          <w:lang w:val="en-GB" w:eastAsia="en-GB"/>
+          <w14:ligatures w14:val="none"/>
+        </w:rPr>
+        <w:t xml:space="preserve">section </w:t>
+      </w:r>
+      <w:r>
+        <w:rPr>
+          <w:rFonts w:ascii="Times New Roman" w:eastAsia="Times New Roman" w:hAnsi="Times New Roman" w:cs="Times New Roman"/>
+          <w:kern w:val="0"/>
+          <w:sz w:val="20"/>
+          <w:szCs w:val="20"/>
+          <w:lang w:val="en-GB" w:eastAsia="en-GB"/>
+          <w14:ligatures w14:val="none"/>
+        </w:rPr>
+        <w:t>3.1.3 Paired Brackets</w:t>
+      </w:r>
+      <w:r>
+        <w:rPr>
+          <w:rFonts w:ascii="Times New Roman" w:eastAsia="Times New Roman" w:hAnsi="Times New Roman" w:cs="Times New Roman"/>
+          <w:kern w:val="0"/>
+          <w:sz w:val="20"/>
+          <w:szCs w:val="20"/>
+          <w:lang w:val="en-GB" w:eastAsia="en-GB"/>
+          <w14:ligatures w14:val="none"/>
+        </w:rPr>
+        <w:t>) in the bidi algorithm</w:t>
+      </w:r>
+      <w:r>
+        <w:rPr>
+          <w:rFonts w:ascii="Times New Roman" w:eastAsia="Times New Roman" w:hAnsi="Times New Roman" w:cs="Times New Roman"/>
+          <w:kern w:val="0"/>
+          <w:sz w:val="20"/>
+          <w:szCs w:val="20"/>
+          <w:lang w:val="en-GB" w:eastAsia="en-GB"/>
+          <w14:ligatures w14:val="none"/>
+        </w:rPr>
+        <w:t xml:space="preserve">, </w:t>
+      </w:r>
+      <w:r>
+        <w:rPr>
+          <w:rFonts w:ascii="Times New Roman" w:eastAsia="Times New Roman" w:hAnsi="Times New Roman" w:cs="Times New Roman"/>
+          <w:kern w:val="0"/>
+          <w:sz w:val="20"/>
+          <w:szCs w:val="20"/>
+          <w:lang w:val="en-GB" w:eastAsia="en-GB"/>
+          <w14:ligatures w14:val="none"/>
+        </w:rPr>
+        <w:t>which in turn is done before the</w:t>
+      </w:r>
+      <w:r>
+        <w:rPr>
+          <w:rFonts w:ascii="Times New Roman" w:eastAsia="Times New Roman" w:hAnsi="Times New Roman" w:cs="Times New Roman"/>
+          <w:kern w:val="0"/>
+          <w:sz w:val="20"/>
+          <w:szCs w:val="20"/>
+          <w:lang w:val="en-GB" w:eastAsia="en-GB"/>
+          <w14:ligatures w14:val="none"/>
+        </w:rPr>
+        <w:t xml:space="preserve"> automatic</w:t>
+      </w:r>
+      <w:r>
+        <w:rPr>
+          <w:rFonts w:ascii="Times New Roman" w:eastAsia="Times New Roman" w:hAnsi="Times New Roman" w:cs="Times New Roman"/>
+          <w:kern w:val="0"/>
+          <w:sz w:val="20"/>
+          <w:szCs w:val="20"/>
+          <w:lang w:val="en-GB" w:eastAsia="en-GB"/>
+          <w14:ligatures w14:val="none"/>
+        </w:rPr>
+        <w:t xml:space="preserve"> line breaking</w:t>
+      </w:r>
+      <w:r>
+        <w:rPr>
+          <w:rFonts w:ascii="Times New Roman" w:eastAsia="Times New Roman" w:hAnsi="Times New Roman" w:cs="Times New Roman"/>
+          <w:kern w:val="0"/>
+          <w:sz w:val="20"/>
+          <w:szCs w:val="20"/>
+          <w:lang w:val="en-GB" w:eastAsia="en-GB"/>
+          <w14:ligatures w14:val="none"/>
+        </w:rPr>
+        <w:t xml:space="preserve"> processing.</w:t>
       </w:r>
     </w:p>
     <w:p>
@@ -5305,166 +5624,184 @@
           <w:lang w:val="en-GB" w:eastAsia="en-GB"/>
           <w14:ligatures w14:val="none"/>
         </w:rPr>
-        <w:t>If a line of text (before automatic line breaking) has one or more QU characters:</w:t>
+        <w:t xml:space="preserve">The ad hoc inference is </w:t>
+      </w:r>
+      <w:r>
+        <w:rPr>
+          <w:rFonts w:ascii="Times New Roman" w:eastAsia="Times New Roman" w:hAnsi="Times New Roman" w:cs="Times New Roman"/>
+          <w:kern w:val="0"/>
+          <w:sz w:val="20"/>
+          <w:szCs w:val="20"/>
+          <w:lang w:val="en-GB" w:eastAsia="en-GB"/>
+          <w14:ligatures w14:val="none"/>
+        </w:rPr>
+        <w:t xml:space="preserve">for most scripts based on that words are </w:t>
+      </w:r>
+      <w:r>
+        <w:rPr>
+          <w:rFonts w:ascii="Times New Roman" w:eastAsia="Times New Roman" w:hAnsi="Times New Roman" w:cs="Times New Roman"/>
+          <w:kern w:val="0"/>
+          <w:sz w:val="20"/>
+          <w:szCs w:val="20"/>
+          <w:lang w:val="en-GB" w:eastAsia="en-GB"/>
+          <w14:ligatures w14:val="none"/>
+        </w:rPr>
+        <w:t>separated by space, as it is in most scripts</w:t>
+      </w:r>
+      <w:r>
+        <w:rPr>
+          <w:rFonts w:ascii="Times New Roman" w:eastAsia="Times New Roman" w:hAnsi="Times New Roman" w:cs="Times New Roman"/>
+          <w:kern w:val="0"/>
+          <w:sz w:val="20"/>
+          <w:szCs w:val="20"/>
+          <w:lang w:val="en-GB" w:eastAsia="en-GB"/>
+          <w14:ligatures w14:val="none"/>
+        </w:rPr>
+        <w:t>.</w:t>
+      </w:r>
+      <w:r>
+        <w:rPr>
+          <w:rFonts w:ascii="Times New Roman" w:eastAsia="Times New Roman" w:hAnsi="Times New Roman" w:cs="Times New Roman"/>
+          <w:kern w:val="0"/>
+          <w:sz w:val="20"/>
+          <w:szCs w:val="20"/>
+          <w:lang w:val="en-GB" w:eastAsia="en-GB"/>
+          <w14:ligatures w14:val="none"/>
+        </w:rPr>
+        <w:t xml:space="preserve"> For scripts that do not use space between words, in particular</w:t>
+      </w:r>
+      <w:r>
+        <w:rPr>
+          <w:rFonts w:ascii="Times New Roman" w:eastAsia="Times New Roman" w:hAnsi="Times New Roman" w:cs="Times New Roman"/>
+          <w:kern w:val="0"/>
+          <w:sz w:val="20"/>
+          <w:szCs w:val="20"/>
+          <w:lang w:val="en-GB" w:eastAsia="en-GB"/>
+          <w14:ligatures w14:val="none"/>
+        </w:rPr>
+        <w:t xml:space="preserve"> Khmer, Thai, Lao, and </w:t>
+      </w:r>
+      <w:r>
+        <w:rPr>
+          <w:rFonts w:ascii="Times New Roman" w:eastAsia="Times New Roman" w:hAnsi="Times New Roman" w:cs="Times New Roman"/>
+          <w:kern w:val="0"/>
+          <w:sz w:val="20"/>
+          <w:szCs w:val="20"/>
+          <w:lang w:val="en-GB" w:eastAsia="en-GB"/>
+          <w14:ligatures w14:val="none"/>
+        </w:rPr>
+        <w:t xml:space="preserve">Chinese and Japanese, we use a simpler ad hoc, close to the </w:t>
+      </w:r>
+      <w:r>
+        <w:rPr>
+          <w:rFonts w:ascii="Times New Roman" w:eastAsia="Times New Roman" w:hAnsi="Times New Roman" w:cs="Times New Roman"/>
+          <w:kern w:val="0"/>
+          <w:sz w:val="20"/>
+          <w:szCs w:val="20"/>
+          <w:lang w:val="en-GB" w:eastAsia="en-GB"/>
+          <w14:ligatures w14:val="none"/>
+        </w:rPr>
+        <w:t>Unicode approach for line breaking.</w:t>
+      </w:r>
+      <w:r>
+        <w:rPr>
+          <w:rFonts w:ascii="Times New Roman" w:eastAsia="Times New Roman" w:hAnsi="Times New Roman" w:cs="Times New Roman"/>
+          <w:kern w:val="0"/>
+          <w:sz w:val="20"/>
+          <w:szCs w:val="20"/>
+          <w:lang w:val="en-GB" w:eastAsia="en-GB"/>
+          <w14:ligatures w14:val="none"/>
+        </w:rPr>
+        <w:t xml:space="preserve"> Note that modern Korean does use space between words, and that Chinese and Japanese </w:t>
+      </w:r>
+      <w:r>
+        <w:rPr>
+          <w:rFonts w:ascii="Times New Roman" w:eastAsia="Times New Roman" w:hAnsi="Times New Roman" w:cs="Times New Roman"/>
+          <w:kern w:val="0"/>
+          <w:sz w:val="20"/>
+          <w:szCs w:val="20"/>
+          <w:lang w:val="en-GB" w:eastAsia="en-GB"/>
+          <w14:ligatures w14:val="none"/>
+        </w:rPr>
+        <w:t xml:space="preserve">conventionally </w:t>
+      </w:r>
+      <w:r>
+        <w:rPr>
+          <w:rFonts w:ascii="Times New Roman" w:eastAsia="Times New Roman" w:hAnsi="Times New Roman" w:cs="Times New Roman"/>
+          <w:kern w:val="0"/>
+          <w:sz w:val="20"/>
+          <w:szCs w:val="20"/>
+          <w:lang w:val="en-GB" w:eastAsia="en-GB"/>
+          <w14:ligatures w14:val="none"/>
+        </w:rPr>
+        <w:t xml:space="preserve">use </w:t>
+      </w:r>
+      <w:r>
+        <w:rPr>
+          <w:rFonts w:ascii="Times New Roman" w:eastAsia="Times New Roman" w:hAnsi="Times New Roman" w:cs="Times New Roman"/>
+          <w:kern w:val="0"/>
+          <w:sz w:val="20"/>
+          <w:szCs w:val="20"/>
+          <w:lang w:val="en-GB" w:eastAsia="en-GB"/>
+          <w14:ligatures w14:val="none"/>
+        </w:rPr>
+        <w:t>other quote marks that are not ambiguous (i.e. not QU).</w:t>
       </w:r>
     </w:p>
     <w:p>
       <w:pPr>
         <w:rPr>
-          <w:rFonts w:ascii="Times New Roman" w:eastAsia="Times New Roman" w:hAnsi="Times New Roman" w:cs="Times New Roman"/>
-          <w:kern w:val="0"/>
-          <w:sz w:val="20"/>
-          <w:szCs w:val="20"/>
+          <w:rFonts w:ascii="Arial" w:eastAsia="Times New Roman" w:hAnsi="Arial" w:cs="Times New Roman"/>
+          <w:kern w:val="0"/>
+          <w:sz w:val="22"/>
+          <w:szCs w:val="18"/>
           <w:lang w:val="en-GB" w:eastAsia="en-GB"/>
           <w14:ligatures w14:val="none"/>
         </w:rPr>
       </w:pPr>
       <w:r>
         <w:rPr>
-          <w:rFonts w:ascii="Times New Roman" w:eastAsia="Times New Roman" w:hAnsi="Times New Roman" w:cs="Times New Roman"/>
-          <w:kern w:val="0"/>
-          <w:sz w:val="20"/>
-          <w:szCs w:val="20"/>
-          <w:lang w:val="en-GB" w:eastAsia="en-GB"/>
-          <w14:ligatures w14:val="none"/>
-        </w:rPr>
-        <w:t xml:space="preserve">If a) immediately </w:t>
-      </w:r>
-      <w:r>
-        <w:rPr>
-          <w:rFonts w:ascii="Times New Roman" w:eastAsia="Times New Roman" w:hAnsi="Times New Roman" w:cs="Times New Roman"/>
-          <w:i/>
-          <w:iCs/>
-          <w:kern w:val="0"/>
-          <w:sz w:val="20"/>
-          <w:szCs w:val="20"/>
-          <w:lang w:val="en-GB" w:eastAsia="en-GB"/>
-          <w14:ligatures w14:val="none"/>
-        </w:rPr>
-        <w:t>preceded</w:t>
-      </w:r>
-      <w:r>
-        <w:rPr>
-          <w:rFonts w:ascii="Times New Roman" w:eastAsia="Times New Roman" w:hAnsi="Times New Roman" w:cs="Times New Roman"/>
-          <w:kern w:val="0"/>
-          <w:sz w:val="20"/>
-          <w:szCs w:val="20"/>
-          <w:lang w:val="en-GB" w:eastAsia="en-GB"/>
-          <w14:ligatures w14:val="none"/>
-        </w:rPr>
-        <w:t xml:space="preserve"> by beginning of line, an OP (bidi-bracket:o</w:t>
-      </w:r>
-      <w:r>
-        <w:rPr>
-          <w:rFonts w:ascii="Times New Roman" w:eastAsia="Times New Roman" w:hAnsi="Times New Roman" w:cs="Times New Roman"/>
-          <w:kern w:val="0"/>
-          <w:sz w:val="20"/>
-          <w:szCs w:val="20"/>
-          <w:lang w:val="en-GB" w:eastAsia="en-GB"/>
-          <w14:ligatures w14:val="none"/>
-        </w:rPr>
-        <w:t>, open</w:t>
-      </w:r>
-      <w:r>
-        <w:rPr>
-          <w:rFonts w:ascii="Times New Roman" w:eastAsia="Times New Roman" w:hAnsi="Times New Roman" w:cs="Times New Roman"/>
-          <w:kern w:val="0"/>
-          <w:sz w:val="20"/>
-          <w:szCs w:val="20"/>
-          <w:lang w:val="en-GB" w:eastAsia="en-GB"/>
-          <w14:ligatures w14:val="none"/>
-        </w:rPr>
-        <w:t>), or a</w:t>
-      </w:r>
-      <w:r>
-        <w:rPr>
-          <w:rFonts w:ascii="Times New Roman" w:eastAsia="Times New Roman" w:hAnsi="Times New Roman" w:cs="Times New Roman"/>
-          <w:kern w:val="0"/>
-          <w:sz w:val="20"/>
-          <w:szCs w:val="20"/>
-          <w:lang w:val="en-GB" w:eastAsia="en-GB"/>
-          <w14:ligatures w14:val="none"/>
-        </w:rPr>
-        <w:t xml:space="preserve">n </w:t>
-      </w:r>
-      <w:r>
-        <w:rPr>
-          <w:rFonts w:ascii="Times New Roman" w:eastAsia="Times New Roman" w:hAnsi="Times New Roman" w:cs="Times New Roman"/>
-          <w:kern w:val="0"/>
-          <w:sz w:val="20"/>
-          <w:szCs w:val="20"/>
-          <w:lang w:val="en-GB" w:eastAsia="en-GB"/>
-          <w14:ligatures w14:val="none"/>
-        </w:rPr>
-        <w:t>SP; and</w:t>
-      </w:r>
-      <w:r>
-        <w:rPr>
-          <w:rFonts w:ascii="Times New Roman" w:eastAsia="Times New Roman" w:hAnsi="Times New Roman" w:cs="Times New Roman"/>
-          <w:kern w:val="0"/>
-          <w:sz w:val="20"/>
-          <w:szCs w:val="20"/>
-          <w:lang w:val="en-GB" w:eastAsia="en-GB"/>
-          <w14:ligatures w14:val="none"/>
-        </w:rPr>
-        <w:t xml:space="preserve"> </w:t>
-      </w:r>
-      <w:r>
-        <w:rPr>
-          <w:rFonts w:ascii="Times New Roman" w:eastAsia="Times New Roman" w:hAnsi="Times New Roman" w:cs="Times New Roman"/>
-          <w:kern w:val="0"/>
-          <w:sz w:val="20"/>
-          <w:szCs w:val="20"/>
-          <w:lang w:val="en-GB" w:eastAsia="en-GB"/>
-          <w14:ligatures w14:val="none"/>
-        </w:rPr>
-        <w:t xml:space="preserve">b) immediately </w:t>
-      </w:r>
-      <w:r>
-        <w:rPr>
-          <w:rFonts w:ascii="Times New Roman" w:eastAsia="Times New Roman" w:hAnsi="Times New Roman" w:cs="Times New Roman"/>
-          <w:i/>
-          <w:iCs/>
-          <w:kern w:val="0"/>
-          <w:sz w:val="20"/>
-          <w:szCs w:val="20"/>
-          <w:lang w:val="en-GB" w:eastAsia="en-GB"/>
-          <w14:ligatures w14:val="none"/>
-        </w:rPr>
-        <w:t>succeeded</w:t>
-      </w:r>
-      <w:r>
-        <w:rPr>
-          <w:rFonts w:ascii="Times New Roman" w:eastAsia="Times New Roman" w:hAnsi="Times New Roman" w:cs="Times New Roman"/>
-          <w:kern w:val="0"/>
-          <w:sz w:val="20"/>
-          <w:szCs w:val="20"/>
-          <w:lang w:val="en-GB" w:eastAsia="en-GB"/>
-          <w14:ligatures w14:val="none"/>
-        </w:rPr>
-        <w:t xml:space="preserve"> by a non-SP; then</w:t>
-      </w:r>
-      <w:r>
-        <w:rPr>
-          <w:rFonts w:ascii="Times New Roman" w:eastAsia="Times New Roman" w:hAnsi="Times New Roman" w:cs="Times New Roman"/>
-          <w:kern w:val="0"/>
-          <w:sz w:val="20"/>
-          <w:szCs w:val="20"/>
-          <w:lang w:val="en-GB" w:eastAsia="en-GB"/>
-          <w14:ligatures w14:val="none"/>
-        </w:rPr>
-        <w:t xml:space="preserve"> </w:t>
-      </w:r>
-      <w:r>
-        <w:rPr>
-          <w:rFonts w:ascii="Times New Roman" w:eastAsia="Times New Roman" w:hAnsi="Times New Roman" w:cs="Times New Roman"/>
-          <w:kern w:val="0"/>
-          <w:sz w:val="20"/>
-          <w:szCs w:val="20"/>
-          <w:lang w:val="en-GB" w:eastAsia="en-GB"/>
-          <w14:ligatures w14:val="none"/>
-        </w:rPr>
-        <w:t>regard the QU character as an OP (bidi-bracket:o, open).</w:t>
+          <w:rFonts w:ascii="Arial" w:eastAsia="Times New Roman" w:hAnsi="Arial" w:cs="Times New Roman"/>
+          <w:kern w:val="0"/>
+          <w:sz w:val="22"/>
+          <w:szCs w:val="18"/>
+          <w:lang w:val="en-GB" w:eastAsia="en-GB"/>
+          <w14:ligatures w14:val="none"/>
+        </w:rPr>
+        <w:t>6.2.3.4</w:t>
+      </w:r>
+      <w:r>
+        <w:rPr>
+          <w:rFonts w:ascii="Arial" w:eastAsia="Times New Roman" w:hAnsi="Arial" w:cs="Times New Roman"/>
+          <w:kern w:val="0"/>
+          <w:sz w:val="22"/>
+          <w:szCs w:val="18"/>
+          <w:lang w:val="en-GB" w:eastAsia="en-GB"/>
+          <w14:ligatures w14:val="none"/>
+        </w:rPr>
+        <w:t>.1</w:t>
+      </w:r>
+      <w:r>
+        <w:rPr>
+          <w:rFonts w:ascii="Arial" w:eastAsia="Times New Roman" w:hAnsi="Arial" w:cs="Times New Roman"/>
+          <w:kern w:val="0"/>
+          <w:sz w:val="22"/>
+          <w:szCs w:val="18"/>
+          <w:lang w:val="en-GB" w:eastAsia="en-GB"/>
+          <w14:ligatures w14:val="none"/>
+        </w:rPr>
+        <w:t xml:space="preserve"> QU ad hoc disambiguation</w:t>
+      </w:r>
+      <w:r>
+        <w:rPr>
+          <w:rFonts w:ascii="Arial" w:eastAsia="Times New Roman" w:hAnsi="Arial" w:cs="Times New Roman"/>
+          <w:kern w:val="0"/>
+          <w:sz w:val="22"/>
+          <w:szCs w:val="18"/>
+          <w:lang w:val="en-GB" w:eastAsia="en-GB"/>
+          <w14:ligatures w14:val="none"/>
+        </w:rPr>
+        <w:t xml:space="preserve"> for scripts using space between words</w:t>
       </w:r>
     </w:p>
     <w:p>
@@ -5487,6 +5824,189 @@
           <w:lang w:val="en-GB" w:eastAsia="en-GB"/>
           <w14:ligatures w14:val="none"/>
         </w:rPr>
+        <w:t>If a line of text (before automatic line breaking) has one or more QU characters:</w:t>
+      </w:r>
+    </w:p>
+    <w:p>
+      <w:pPr>
+        <w:rPr>
+          <w:rFonts w:ascii="Times New Roman" w:eastAsia="Times New Roman" w:hAnsi="Times New Roman" w:cs="Times New Roman"/>
+          <w:kern w:val="0"/>
+          <w:sz w:val="20"/>
+          <w:szCs w:val="20"/>
+          <w:lang w:val="en-GB" w:eastAsia="en-GB"/>
+          <w14:ligatures w14:val="none"/>
+        </w:rPr>
+      </w:pPr>
+      <w:r>
+        <w:rPr>
+          <w:rFonts w:ascii="Times New Roman" w:eastAsia="Times New Roman" w:hAnsi="Times New Roman" w:cs="Times New Roman"/>
+          <w:kern w:val="0"/>
+          <w:sz w:val="20"/>
+          <w:szCs w:val="20"/>
+          <w:lang w:val="en-GB" w:eastAsia="en-GB"/>
+          <w14:ligatures w14:val="none"/>
+        </w:rPr>
+        <w:t xml:space="preserve">If a) immediately </w:t>
+      </w:r>
+      <w:r>
+        <w:rPr>
+          <w:rFonts w:ascii="Times New Roman" w:eastAsia="Times New Roman" w:hAnsi="Times New Roman" w:cs="Times New Roman"/>
+          <w:i/>
+          <w:iCs/>
+          <w:kern w:val="0"/>
+          <w:sz w:val="20"/>
+          <w:szCs w:val="20"/>
+          <w:lang w:val="en-GB" w:eastAsia="en-GB"/>
+          <w14:ligatures w14:val="none"/>
+        </w:rPr>
+        <w:t>preceded</w:t>
+      </w:r>
+      <w:r>
+        <w:rPr>
+          <w:rFonts w:ascii="Times New Roman" w:eastAsia="Times New Roman" w:hAnsi="Times New Roman" w:cs="Times New Roman"/>
+          <w:kern w:val="0"/>
+          <w:sz w:val="20"/>
+          <w:szCs w:val="20"/>
+          <w:lang w:val="en-GB" w:eastAsia="en-GB"/>
+          <w14:ligatures w14:val="none"/>
+        </w:rPr>
+        <w:t xml:space="preserve"> by beginning of line, an OP (bidi-bracket:o</w:t>
+      </w:r>
+      <w:r>
+        <w:rPr>
+          <w:rFonts w:ascii="Times New Roman" w:eastAsia="Times New Roman" w:hAnsi="Times New Roman" w:cs="Times New Roman"/>
+          <w:kern w:val="0"/>
+          <w:sz w:val="20"/>
+          <w:szCs w:val="20"/>
+          <w:lang w:val="en-GB" w:eastAsia="en-GB"/>
+          <w14:ligatures w14:val="none"/>
+        </w:rPr>
+        <w:t>, open</w:t>
+      </w:r>
+      <w:r>
+        <w:rPr>
+          <w:rFonts w:ascii="Times New Roman" w:eastAsia="Times New Roman" w:hAnsi="Times New Roman" w:cs="Times New Roman"/>
+          <w:kern w:val="0"/>
+          <w:sz w:val="20"/>
+          <w:szCs w:val="20"/>
+          <w:lang w:val="en-GB" w:eastAsia="en-GB"/>
+          <w14:ligatures w14:val="none"/>
+        </w:rPr>
+        <w:t>), or a</w:t>
+      </w:r>
+      <w:r>
+        <w:rPr>
+          <w:rFonts w:ascii="Times New Roman" w:eastAsia="Times New Roman" w:hAnsi="Times New Roman" w:cs="Times New Roman"/>
+          <w:kern w:val="0"/>
+          <w:sz w:val="20"/>
+          <w:szCs w:val="20"/>
+          <w:lang w:val="en-GB" w:eastAsia="en-GB"/>
+          <w14:ligatures w14:val="none"/>
+        </w:rPr>
+        <w:t xml:space="preserve">n </w:t>
+      </w:r>
+      <w:r>
+        <w:rPr>
+          <w:rFonts w:ascii="Times New Roman" w:eastAsia="Times New Roman" w:hAnsi="Times New Roman" w:cs="Times New Roman"/>
+          <w:kern w:val="0"/>
+          <w:sz w:val="20"/>
+          <w:szCs w:val="20"/>
+          <w:lang w:val="en-GB" w:eastAsia="en-GB"/>
+          <w14:ligatures w14:val="none"/>
+        </w:rPr>
+        <w:t>SP; and</w:t>
+      </w:r>
+      <w:r>
+        <w:rPr>
+          <w:rFonts w:ascii="Times New Roman" w:eastAsia="Times New Roman" w:hAnsi="Times New Roman" w:cs="Times New Roman"/>
+          <w:kern w:val="0"/>
+          <w:sz w:val="20"/>
+          <w:szCs w:val="20"/>
+          <w:lang w:val="en-GB" w:eastAsia="en-GB"/>
+          <w14:ligatures w14:val="none"/>
+        </w:rPr>
+        <w:t xml:space="preserve"> </w:t>
+      </w:r>
+      <w:r>
+        <w:rPr>
+          <w:rFonts w:ascii="Times New Roman" w:eastAsia="Times New Roman" w:hAnsi="Times New Roman" w:cs="Times New Roman"/>
+          <w:kern w:val="0"/>
+          <w:sz w:val="20"/>
+          <w:szCs w:val="20"/>
+          <w:lang w:val="en-GB" w:eastAsia="en-GB"/>
+          <w14:ligatures w14:val="none"/>
+        </w:rPr>
+        <w:t xml:space="preserve">b) immediately </w:t>
+      </w:r>
+      <w:r>
+        <w:rPr>
+          <w:rFonts w:ascii="Times New Roman" w:eastAsia="Times New Roman" w:hAnsi="Times New Roman" w:cs="Times New Roman"/>
+          <w:i/>
+          <w:iCs/>
+          <w:kern w:val="0"/>
+          <w:sz w:val="20"/>
+          <w:szCs w:val="20"/>
+          <w:lang w:val="en-GB" w:eastAsia="en-GB"/>
+          <w14:ligatures w14:val="none"/>
+        </w:rPr>
+        <w:t>succeeded</w:t>
+      </w:r>
+      <w:r>
+        <w:rPr>
+          <w:rFonts w:ascii="Times New Roman" w:eastAsia="Times New Roman" w:hAnsi="Times New Roman" w:cs="Times New Roman"/>
+          <w:kern w:val="0"/>
+          <w:sz w:val="20"/>
+          <w:szCs w:val="20"/>
+          <w:lang w:val="en-GB" w:eastAsia="en-GB"/>
+          <w14:ligatures w14:val="none"/>
+        </w:rPr>
+        <w:t xml:space="preserve"> by a non-SP; then</w:t>
+      </w:r>
+      <w:r>
+        <w:rPr>
+          <w:rFonts w:ascii="Times New Roman" w:eastAsia="Times New Roman" w:hAnsi="Times New Roman" w:cs="Times New Roman"/>
+          <w:kern w:val="0"/>
+          <w:sz w:val="20"/>
+          <w:szCs w:val="20"/>
+          <w:lang w:val="en-GB" w:eastAsia="en-GB"/>
+          <w14:ligatures w14:val="none"/>
+        </w:rPr>
+        <w:t xml:space="preserve"> </w:t>
+      </w:r>
+      <w:r>
+        <w:rPr>
+          <w:rFonts w:ascii="Times New Roman" w:eastAsia="Times New Roman" w:hAnsi="Times New Roman" w:cs="Times New Roman"/>
+          <w:kern w:val="0"/>
+          <w:sz w:val="20"/>
+          <w:szCs w:val="20"/>
+          <w:lang w:val="en-GB" w:eastAsia="en-GB"/>
+          <w14:ligatures w14:val="none"/>
+        </w:rPr>
+        <w:t>regard the QU character as an OP (bidi-bracket:o, open).</w:t>
+      </w:r>
+    </w:p>
+    <w:p>
+      <w:pPr>
+        <w:rPr>
+          <w:rFonts w:ascii="Times New Roman" w:eastAsia="Times New Roman" w:hAnsi="Times New Roman" w:cs="Times New Roman"/>
+          <w:kern w:val="0"/>
+          <w:sz w:val="20"/>
+          <w:szCs w:val="20"/>
+          <w:lang w:val="en-GB" w:eastAsia="en-GB"/>
+          <w14:ligatures w14:val="none"/>
+        </w:rPr>
+      </w:pPr>
+      <w:r>
+        <w:rPr>
+          <w:rFonts w:ascii="Times New Roman" w:eastAsia="Times New Roman" w:hAnsi="Times New Roman" w:cs="Times New Roman"/>
+          <w:kern w:val="0"/>
+          <w:sz w:val="20"/>
+          <w:szCs w:val="20"/>
+          <w:lang w:val="en-GB" w:eastAsia="en-GB"/>
+          <w14:ligatures w14:val="none"/>
+        </w:rPr>
+        <w:lastRenderedPageBreak/>
         <w:t>I</w:t>
       </w:r>
       <w:r>
@@ -5947,52 +6467,7 @@
           <w:lang w:val="en-GB" w:eastAsia="en-GB"/>
           <w14:ligatures w14:val="none"/>
         </w:rPr>
-        <w:lastRenderedPageBreak/>
-        <w:t>6.2.3.4.</w:t>
-      </w:r>
-      <w:r>
-        <w:rPr>
-          <w:rFonts w:ascii="Arial" w:eastAsia="Times New Roman" w:hAnsi="Arial" w:cs="Times New Roman"/>
-          <w:kern w:val="0"/>
-          <w:sz w:val="22"/>
-          <w:szCs w:val="18"/>
-          <w:lang w:val="en-GB" w:eastAsia="en-GB"/>
-          <w14:ligatures w14:val="none"/>
-        </w:rPr>
-        <w:t>2</w:t>
-      </w:r>
-      <w:r>
-        <w:rPr>
-          <w:rFonts w:ascii="Arial" w:eastAsia="Times New Roman" w:hAnsi="Arial" w:cs="Times New Roman"/>
-          <w:kern w:val="0"/>
-          <w:sz w:val="22"/>
-          <w:szCs w:val="18"/>
-          <w:lang w:val="en-GB" w:eastAsia="en-GB"/>
-          <w14:ligatures w14:val="none"/>
-        </w:rPr>
-        <w:t xml:space="preserve"> QU ad hoc disambiguation for scripts </w:t>
-      </w:r>
-      <w:r>
-        <w:rPr>
-          <w:rFonts w:ascii="Arial" w:eastAsia="Times New Roman" w:hAnsi="Arial" w:cs="Times New Roman"/>
-          <w:kern w:val="0"/>
-          <w:sz w:val="22"/>
-          <w:szCs w:val="18"/>
-          <w:lang w:val="en-GB" w:eastAsia="en-GB"/>
-          <w14:ligatures w14:val="none"/>
-        </w:rPr>
-        <w:t xml:space="preserve">not </w:t>
-      </w:r>
-      <w:r>
-        <w:rPr>
-          <w:rFonts w:ascii="Arial" w:eastAsia="Times New Roman" w:hAnsi="Arial" w:cs="Times New Roman"/>
-          <w:kern w:val="0"/>
-          <w:sz w:val="22"/>
-          <w:szCs w:val="18"/>
-          <w:lang w:val="en-GB" w:eastAsia="en-GB"/>
-          <w14:ligatures w14:val="none"/>
-        </w:rPr>
-        <w:t>using space between words</w:t>
+        <w:t>6.2.3.4.2 QU ad hoc disambiguation for scripts not using space between words</w:t>
       </w:r>
     </w:p>
     <w:p>
@@ -7770,6 +8245,174 @@
           <w14:ligatures w14:val="none"/>
         </w:rPr>
         <w:t>.</w:t>
+      </w:r>
+    </w:p>
+    <w:p>
+      <w:pPr>
+        <w:pStyle w:val="Rubrik4"/>
+        <w:overflowPunct w:val="0"/>
+        <w:autoSpaceDE w:val="0"/>
+        <w:autoSpaceDN w:val="0"/>
+        <w:adjustRightInd w:val="0"/>
+        <w:spacing w:before="120" w:after="180" w:line="240" w:lineRule="auto"/>
+        <w:ind w:left="1418" w:hanging="1418"/>
+        <w:textAlignment w:val="baseline"/>
+        <w:rPr>
+          <w:rFonts w:ascii="Arial" w:eastAsia="Times New Roman" w:hAnsi="Arial" w:cs="Times New Roman"/>
+          <w:i w:val="0"/>
+          <w:iCs w:val="0"/>
+          <w:color w:val="auto"/>
+          <w:kern w:val="0"/>
+          <w:szCs w:val="20"/>
+          <w:lang w:val="en-GB" w:eastAsia="en-GB"/>
+          <w14:ligatures w14:val="none"/>
+        </w:rPr>
+      </w:pPr>
+      <w:r>
+        <w:rPr>
+          <w:rFonts w:ascii="Arial" w:eastAsia="Times New Roman" w:hAnsi="Arial" w:cs="Times New Roman"/>
+          <w:i w:val="0"/>
+          <w:iCs w:val="0"/>
+          <w:color w:val="auto"/>
+          <w:kern w:val="0"/>
+          <w:szCs w:val="20"/>
+          <w:lang w:val="en-GB" w:eastAsia="en-GB"/>
+          <w14:ligatures w14:val="none"/>
+        </w:rPr>
+        <w:t>6.2.3.</w:t>
+      </w:r>
+      <w:r>
+        <w:rPr>
+          <w:rFonts w:ascii="Arial" w:eastAsia="Times New Roman" w:hAnsi="Arial" w:cs="Times New Roman"/>
+          <w:i w:val="0"/>
+          <w:iCs w:val="0"/>
+          <w:color w:val="auto"/>
+          <w:kern w:val="0"/>
+          <w:szCs w:val="20"/>
+          <w:lang w:val="en-GB" w:eastAsia="en-GB"/>
+          <w14:ligatures w14:val="none"/>
+        </w:rPr>
+        <w:t>6 CSI control sequence compression</w:t>
+      </w:r>
+    </w:p>
+    <w:p>
+      <w:pPr>
+        <w:rPr>
+          <w:rFonts w:ascii="Times New Roman" w:eastAsia="Times New Roman" w:hAnsi="Times New Roman" w:cs="Times New Roman"/>
+          <w:kern w:val="0"/>
+          <w:sz w:val="20"/>
+          <w:szCs w:val="20"/>
+          <w:lang w:val="en-GB" w:eastAsia="en-GB"/>
+          <w14:ligatures w14:val="none"/>
+        </w:rPr>
+      </w:pPr>
+      <w:r>
+        <w:rPr>
+          <w:rFonts w:ascii="Times New Roman" w:eastAsia="Times New Roman" w:hAnsi="Times New Roman" w:cs="Times New Roman"/>
+          <w:kern w:val="0"/>
+          <w:sz w:val="20"/>
+          <w:szCs w:val="20"/>
+          <w:lang w:val="en-GB" w:eastAsia="en-GB"/>
+          <w14:ligatures w14:val="none"/>
+        </w:rPr>
+        <w:t>…………………….</w:t>
+      </w:r>
+    </w:p>
+    <w:p>
+      <w:pPr>
+        <w:pStyle w:val="Rubrik4"/>
+        <w:overflowPunct w:val="0"/>
+        <w:autoSpaceDE w:val="0"/>
+        <w:autoSpaceDN w:val="0"/>
+        <w:adjustRightInd w:val="0"/>
+        <w:spacing w:before="120" w:after="180" w:line="240" w:lineRule="auto"/>
+        <w:ind w:left="1418" w:hanging="1418"/>
+        <w:textAlignment w:val="baseline"/>
+        <w:rPr>
+          <w:rFonts w:ascii="Arial" w:eastAsia="Times New Roman" w:hAnsi="Arial" w:cs="Times New Roman"/>
+          <w:i w:val="0"/>
+          <w:iCs w:val="0"/>
+          <w:color w:val="auto"/>
+          <w:kern w:val="0"/>
+          <w:szCs w:val="20"/>
+          <w:lang w:val="en-GB" w:eastAsia="en-GB"/>
+          <w14:ligatures w14:val="none"/>
+        </w:rPr>
+      </w:pPr>
+      <w:r>
+        <w:rPr>
+          <w:rFonts w:ascii="Arial" w:eastAsia="Times New Roman" w:hAnsi="Arial" w:cs="Times New Roman"/>
+          <w:i w:val="0"/>
+          <w:iCs w:val="0"/>
+          <w:color w:val="auto"/>
+          <w:kern w:val="0"/>
+          <w:szCs w:val="20"/>
+          <w:lang w:val="en-GB" w:eastAsia="en-GB"/>
+          <w14:ligatures w14:val="none"/>
+        </w:rPr>
+        <w:t>6.2.3.</w:t>
+      </w:r>
+      <w:r>
+        <w:rPr>
+          <w:rFonts w:ascii="Arial" w:eastAsia="Times New Roman" w:hAnsi="Arial" w:cs="Times New Roman"/>
+          <w:i w:val="0"/>
+          <w:iCs w:val="0"/>
+          <w:color w:val="auto"/>
+          <w:kern w:val="0"/>
+          <w:szCs w:val="20"/>
+          <w:lang w:val="en-GB" w:eastAsia="en-GB"/>
+          <w14:ligatures w14:val="none"/>
+        </w:rPr>
+        <w:t>7 Simple tables via</w:t>
+      </w:r>
+      <w:r>
+        <w:rPr>
+          <w:rFonts w:ascii="Arial" w:eastAsia="Times New Roman" w:hAnsi="Arial" w:cs="Times New Roman"/>
+          <w:i w:val="0"/>
+          <w:iCs w:val="0"/>
+          <w:color w:val="auto"/>
+          <w:kern w:val="0"/>
+          <w:szCs w:val="20"/>
+          <w:lang w:val="en-GB" w:eastAsia="en-GB"/>
+          <w14:ligatures w14:val="none"/>
+        </w:rPr>
+        <w:t xml:space="preserve"> SMS-specific use of</w:t>
+      </w:r>
+      <w:r>
+        <w:rPr>
+          <w:rFonts w:ascii="Arial" w:eastAsia="Times New Roman" w:hAnsi="Arial" w:cs="Times New Roman"/>
+          <w:i w:val="0"/>
+          <w:iCs w:val="0"/>
+          <w:color w:val="auto"/>
+          <w:kern w:val="0"/>
+          <w:szCs w:val="20"/>
+          <w:lang w:val="en-GB" w:eastAsia="en-GB"/>
+          <w14:ligatures w14:val="none"/>
+        </w:rPr>
+        <w:t xml:space="preserve"> IS1..IS4</w:t>
+      </w:r>
+    </w:p>
+    <w:p>
+      <w:pPr>
+        <w:rPr>
+          <w:rFonts w:ascii="Times New Roman" w:eastAsia="Times New Roman" w:hAnsi="Times New Roman" w:cs="Times New Roman"/>
+          <w:kern w:val="0"/>
+          <w:sz w:val="20"/>
+          <w:szCs w:val="20"/>
+          <w:lang w:val="en-GB" w:eastAsia="en-GB"/>
+          <w14:ligatures w14:val="none"/>
+        </w:rPr>
+      </w:pPr>
+      <w:r>
+        <w:rPr>
+          <w:rFonts w:ascii="Times New Roman" w:eastAsia="Times New Roman" w:hAnsi="Times New Roman" w:cs="Times New Roman"/>
+          <w:kern w:val="0"/>
+          <w:sz w:val="20"/>
+          <w:szCs w:val="20"/>
+          <w:lang w:val="en-GB" w:eastAsia="en-GB"/>
+          <w14:ligatures w14:val="none"/>
+        </w:rPr>
+        <w:t>…………………..</w:t>
       </w:r>
     </w:p>
     <w:sectPr>
